--- a/Deep_Koshiya_ProjectReport.docx
+++ b/Deep_Koshiya_ProjectReport.docx
@@ -2,69 +2,6 @@
 <file path=word/document.xml><?xml version="1.0" encoding="utf-8"?>
 <w:document xmlns:wpc="http://schemas.microsoft.com/office/word/2010/wordprocessingCanvas" xmlns:mo="http://schemas.microsoft.com/office/mac/office/2008/main" xmlns:mc="http://schemas.openxmlformats.org/markup-compatibility/2006" xmlns:mv="urn:schemas-microsoft-com:mac:vml" xmlns:o="urn:schemas-microsoft-com:office:office" xmlns:r="http://schemas.openxmlformats.org/officeDocument/2006/relationships" xmlns:m="http://schemas.openxmlformats.org/officeDocument/2006/math" xmlns:v="urn:schemas-microsoft-com:vml" xmlns:wp14="http://schemas.microsoft.com/office/word/2010/wordprocessingDrawing" xmlns:wp="http://schemas.openxmlformats.org/drawingml/2006/wordprocessingDrawing" xmlns:w10="urn:schemas-microsoft-com:office:word" xmlns:w="http://schemas.openxmlformats.org/wordprocessingml/2006/main" xmlns:w14="http://schemas.microsoft.com/office/word/2010/wordml" xmlns:wpg="http://schemas.microsoft.com/office/word/2010/wordprocessingGroup" xmlns:wpi="http://schemas.microsoft.com/office/word/2010/wordprocessingInk" xmlns:wne="http://schemas.microsoft.com/office/word/2006/wordml" xmlns:wps="http://schemas.microsoft.com/office/word/2010/wordprocessingShape" mc:Ignorable="w14 wp14">
   <w:body>
-    <w:p>
-      <w:pPr>
-        <w:spacing w:after="40"/>
-        <w:jc w:val="center"/>
-      </w:pPr>
-      <w:r>
-        <w:rPr>
-          <w:rFonts w:ascii="Times New Roman" w:hAnsi="Times New Roman"/>
-          <w:b/>
-          <w:color w:val="0F172A"/>
-          <w:sz w:val="26"/>
-        </w:rPr>
-        <w:t>DEPARTMENT OF COMPUTER ENGINEERING &amp; INFORMATION TECHNOLOGY</w:t>
-      </w:r>
-    </w:p>
-    <w:p>
-      <w:pPr>
-        <w:spacing w:after="560"/>
-        <w:jc w:val="center"/>
-      </w:pPr>
-      <w:r>
-        <w:rPr>
-          <w:rFonts w:ascii="Times New Roman" w:hAnsi="Times New Roman"/>
-          <w:color w:val="1E293B"/>
-          <w:sz w:val="22"/>
-        </w:rPr>
-        <w:t>B. Tech (CEs &amp; IT) - Semester VII | Academic Year 2026-2027</w:t>
-      </w:r>
-    </w:p>
-    <w:p>
-      <w:pPr>
-        <w:spacing w:after="160"/>
-        <w:jc w:val="center"/>
-      </w:pPr>
-      <w:r>
-        <w:rPr>
-          <w:rFonts w:ascii="Times New Roman" w:hAnsi="Times New Roman"/>
-          <w:b/>
-          <w:color w:val="312E81"/>
-          <w:sz w:val="36"/>
-        </w:rPr>
-        <w:t>E-COMMERCE CUSTOMER LIFECYCLE &amp;</w:t>
-        <w:br/>
-        <w:t>RFM SEGMENTATION DASHBOARD</w:t>
-      </w:r>
-    </w:p>
-    <w:p>
-      <w:pPr>
-        <w:spacing w:after="480"/>
-        <w:jc w:val="center"/>
-      </w:pPr>
-      <w:r>
-        <w:rPr>
-          <w:rFonts w:ascii="Times New Roman" w:hAnsi="Times New Roman"/>
-          <w:b/>
-          <w:color w:val="0F172A"/>
-          <w:sz w:val="26"/>
-        </w:rPr>
-        <w:t>A Project Report Submitted for the Milestone Assessment of:</w:t>
-        <w:br/>
-        <w:t>PROJECT - 1 (CE-502, PRJ-701)</w:t>
-      </w:r>
-    </w:p>
     <w:tbl>
       <w:tblPr>
         <w:tblW w:type="auto" w:w="0"/>
@@ -72,363 +9,476 @@
         <w:tblLook w:firstColumn="1" w:firstRow="1" w:lastColumn="0" w:lastRow="0" w:noHBand="0" w:noVBand="1" w:val="04A0"/>
       </w:tblPr>
       <w:tblGrid>
-        <w:gridCol w:w="4500"/>
-        <w:gridCol w:w="4500"/>
+        <w:gridCol w:w="9360"/>
       </w:tblGrid>
       <w:tr>
         <w:tc>
           <w:tcPr>
-            <w:tcW w:type="dxa" w:w="4500"/>
-            <w:shd w:fill="F1F5F9"/>
-            <w:tcMar>
-              <w:top w:w="100" w:type="dxa"/>
-              <w:bottom w:w="100" w:type="dxa"/>
-              <w:left w:w="140" w:type="dxa"/>
-              <w:right w:w="140" w:type="dxa"/>
-            </w:tcMar>
-          </w:tcPr>
-          <w:p>
-            <w:r>
-              <w:rPr>
-                <w:rFonts w:ascii="Times New Roman" w:hAnsi="Times New Roman"/>
-                <w:b/>
-                <w:sz w:val="21"/>
-              </w:rPr>
-              <w:t>Assessment Particular:</w:t>
-            </w:r>
-          </w:p>
-        </w:tc>
-        <w:tc>
-          <w:tcPr>
-            <w:tcW w:type="dxa" w:w="4500"/>
+            <w:tcW w:type="dxa" w:w="9360"/>
             <w:shd w:fill="FFFFFF"/>
             <w:tcMar>
-              <w:top w:w="100" w:type="dxa"/>
-              <w:bottom w:w="100" w:type="dxa"/>
-              <w:left w:w="140" w:type="dxa"/>
-              <w:right w:w="140" w:type="dxa"/>
+              <w:top w:w="140" w:type="dxa"/>
+              <w:bottom w:w="140" w:type="dxa"/>
+              <w:left w:w="180" w:type="dxa"/>
+              <w:right w:w="180" w:type="dxa"/>
             </w:tcMar>
-          </w:tcPr>
-          <w:p>
-            <w:r>
-              <w:rPr>
-                <w:rFonts w:ascii="Times New Roman" w:hAnsi="Times New Roman"/>
-                <w:sz w:val="21"/>
-              </w:rPr>
-              <w:t>FIRST PROGRESS WORK EVALUATION</w:t>
-            </w:r>
-          </w:p>
-        </w:tc>
-      </w:tr>
-      <w:tr>
-        <w:tc>
-          <w:tcPr>
-            <w:tcW w:type="dxa" w:w="4500"/>
-            <w:shd w:fill="F1F5F9"/>
-            <w:tcMar>
-              <w:top w:w="100" w:type="dxa"/>
-              <w:bottom w:w="100" w:type="dxa"/>
-              <w:left w:w="140" w:type="dxa"/>
-              <w:right w:w="140" w:type="dxa"/>
-            </w:tcMar>
-          </w:tcPr>
-          <w:p>
-            <w:r>
-              <w:rPr>
-                <w:rFonts w:ascii="Times New Roman" w:hAnsi="Times New Roman"/>
-                <w:b/>
-                <w:sz w:val="21"/>
-              </w:rPr>
-              <w:t>Scheduled Submission Date:</w:t>
-            </w:r>
-          </w:p>
-        </w:tc>
-        <w:tc>
-          <w:tcPr>
-            <w:tcW w:type="dxa" w:w="4500"/>
-            <w:shd w:fill="FFFFFF"/>
-            <w:tcMar>
-              <w:top w:w="100" w:type="dxa"/>
-              <w:bottom w:w="100" w:type="dxa"/>
-              <w:left w:w="140" w:type="dxa"/>
-              <w:right w:w="140" w:type="dxa"/>
-            </w:tcMar>
-          </w:tcPr>
-          <w:p>
-            <w:r>
-              <w:rPr>
-                <w:rFonts w:ascii="Times New Roman" w:hAnsi="Times New Roman"/>
-                <w:sz w:val="21"/>
-              </w:rPr>
-              <w:t>24/09/2026 (Time: 10:00 AM to 5:00 PM)</w:t>
-            </w:r>
-          </w:p>
-        </w:tc>
-      </w:tr>
-      <w:tr>
-        <w:tc>
-          <w:tcPr>
-            <w:tcW w:type="dxa" w:w="4500"/>
-            <w:shd w:fill="F1F5F9"/>
-            <w:tcMar>
-              <w:top w:w="100" w:type="dxa"/>
-              <w:bottom w:w="100" w:type="dxa"/>
-              <w:left w:w="140" w:type="dxa"/>
-              <w:right w:w="140" w:type="dxa"/>
-            </w:tcMar>
-          </w:tcPr>
-          <w:p>
-            <w:r>
-              <w:rPr>
-                <w:rFonts w:ascii="Times New Roman" w:hAnsi="Times New Roman"/>
-                <w:b/>
-                <w:sz w:val="21"/>
-              </w:rPr>
-              <w:t>Work Completed (as per Index):</w:t>
-            </w:r>
-          </w:p>
-        </w:tc>
-        <w:tc>
-          <w:tcPr>
-            <w:tcW w:type="dxa" w:w="4500"/>
-            <w:shd w:fill="FFFFFF"/>
-            <w:tcMar>
-              <w:top w:w="100" w:type="dxa"/>
-              <w:bottom w:w="100" w:type="dxa"/>
-              <w:left w:w="140" w:type="dxa"/>
-              <w:right w:w="140" w:type="dxa"/>
-            </w:tcMar>
-          </w:tcPr>
-          <w:p>
-            <w:r>
-              <w:rPr>
-                <w:rFonts w:ascii="Times New Roman" w:hAnsi="Times New Roman"/>
-                <w:sz w:val="21"/>
-              </w:rPr>
-              <w:t>Chapters 1.1, 1.2, 1.3, 2.1, and 2.2</w:t>
-            </w:r>
-          </w:p>
-        </w:tc>
-      </w:tr>
-      <w:tr>
-        <w:tc>
-          <w:tcPr>
-            <w:tcW w:type="dxa" w:w="4500"/>
-            <w:shd w:fill="F1F5F9"/>
-            <w:tcMar>
-              <w:top w:w="100" w:type="dxa"/>
-              <w:bottom w:w="100" w:type="dxa"/>
-              <w:left w:w="140" w:type="dxa"/>
-              <w:right w:w="140" w:type="dxa"/>
-            </w:tcMar>
-          </w:tcPr>
-          <w:p>
-            <w:r>
-              <w:rPr>
-                <w:rFonts w:ascii="Times New Roman" w:hAnsi="Times New Roman"/>
-                <w:b/>
-                <w:sz w:val="21"/>
-              </w:rPr>
-              <w:t>Evaluation Weightage:</w:t>
-            </w:r>
-          </w:p>
-        </w:tc>
-        <w:tc>
-          <w:tcPr>
-            <w:tcW w:type="dxa" w:w="4500"/>
-            <w:shd w:fill="FFFFFF"/>
-            <w:tcMar>
-              <w:top w:w="100" w:type="dxa"/>
-              <w:bottom w:w="100" w:type="dxa"/>
-              <w:left w:w="140" w:type="dxa"/>
-              <w:right w:w="140" w:type="dxa"/>
-            </w:tcMar>
-          </w:tcPr>
-          <w:p>
-            <w:r>
-              <w:rPr>
-                <w:rFonts w:ascii="Times New Roman" w:hAnsi="Times New Roman"/>
-                <w:sz w:val="21"/>
-              </w:rPr>
-              <w:t>10 Marks (First Progress Work)</w:t>
-            </w:r>
-          </w:p>
-        </w:tc>
-      </w:tr>
-      <w:tr>
-        <w:tc>
-          <w:tcPr>
-            <w:tcW w:type="dxa" w:w="4500"/>
-            <w:shd w:fill="F1F5F9"/>
-            <w:tcMar>
-              <w:top w:w="100" w:type="dxa"/>
-              <w:bottom w:w="100" w:type="dxa"/>
-              <w:left w:w="140" w:type="dxa"/>
-              <w:right w:w="140" w:type="dxa"/>
-            </w:tcMar>
-          </w:tcPr>
-          <w:p>
-            <w:r>
-              <w:rPr>
-                <w:rFonts w:ascii="Times New Roman" w:hAnsi="Times New Roman"/>
-                <w:b/>
-                <w:sz w:val="21"/>
-              </w:rPr>
-              <w:t>Candidate Name &amp; Scholar:</w:t>
-            </w:r>
-          </w:p>
-        </w:tc>
-        <w:tc>
-          <w:tcPr>
-            <w:tcW w:type="dxa" w:w="4500"/>
-            <w:shd w:fill="FFFFFF"/>
-            <w:tcMar>
-              <w:top w:w="100" w:type="dxa"/>
-              <w:bottom w:w="100" w:type="dxa"/>
-              <w:left w:w="140" w:type="dxa"/>
-              <w:right w:w="140" w:type="dxa"/>
-            </w:tcMar>
-          </w:tcPr>
-          <w:p>
-            <w:r>
-              <w:rPr>
-                <w:rFonts w:ascii="Times New Roman" w:hAnsi="Times New Roman"/>
-                <w:sz w:val="21"/>
-              </w:rPr>
-              <w:t>Deep Koshiya</w:t>
-            </w:r>
-          </w:p>
-        </w:tc>
-      </w:tr>
-      <w:tr>
-        <w:tc>
-          <w:tcPr>
-            <w:tcW w:type="dxa" w:w="4500"/>
-            <w:shd w:fill="F1F5F9"/>
-            <w:tcMar>
-              <w:top w:w="100" w:type="dxa"/>
-              <w:bottom w:w="100" w:type="dxa"/>
-              <w:left w:w="140" w:type="dxa"/>
-              <w:right w:w="140" w:type="dxa"/>
-            </w:tcMar>
-          </w:tcPr>
-          <w:p>
-            <w:r>
-              <w:rPr>
-                <w:rFonts w:ascii="Times New Roman" w:hAnsi="Times New Roman"/>
-                <w:b/>
-                <w:sz w:val="21"/>
-              </w:rPr>
-              <w:t>Program &amp; Semester:</w:t>
-            </w:r>
-          </w:p>
-        </w:tc>
-        <w:tc>
-          <w:tcPr>
-            <w:tcW w:type="dxa" w:w="4500"/>
-            <w:shd w:fill="FFFFFF"/>
-            <w:tcMar>
-              <w:top w:w="100" w:type="dxa"/>
-              <w:bottom w:w="100" w:type="dxa"/>
-              <w:left w:w="140" w:type="dxa"/>
-              <w:right w:w="140" w:type="dxa"/>
-            </w:tcMar>
-          </w:tcPr>
-          <w:p>
-            <w:r>
-              <w:rPr>
-                <w:rFonts w:ascii="Times New Roman" w:hAnsi="Times New Roman"/>
-                <w:sz w:val="21"/>
-              </w:rPr>
-              <w:t>B. Tech Computer Engineering &amp; IT, Semester VII</w:t>
-            </w:r>
-          </w:p>
-        </w:tc>
-      </w:tr>
-    </w:tbl>
-    <w:p>
-      <w:pPr>
-        <w:spacing w:after="720"/>
-      </w:pPr>
-    </w:p>
-    <w:tbl>
-      <w:tblPr>
-        <w:tblW w:type="auto" w:w="0"/>
-        <w:jc w:val="center"/>
-        <w:tblLook w:firstColumn="1" w:firstRow="1" w:lastColumn="0" w:lastRow="0" w:noHBand="0" w:noVBand="1" w:val="04A0"/>
-      </w:tblPr>
-      <w:tblGrid>
-        <w:gridCol w:w="4500"/>
-        <w:gridCol w:w="4500"/>
-      </w:tblGrid>
-      <w:tr>
-        <w:tc>
-          <w:tcPr>
-            <w:tcW w:type="dxa" w:w="4500"/>
-            <w:shd w:fill="FFFFFF"/>
+            <w:tcBorders>
+              <w:top w:val="double" w:sz="18" w:space="0" w:color="1E1B4B"/>
+              <w:left w:val="double" w:sz="18" w:space="0" w:color="1E1B4B"/>
+              <w:bottom w:val="double" w:sz="18" w:space="0" w:color="1E1B4B"/>
+              <w:right w:val="double" w:sz="18" w:space="0" w:color="1E1B4B"/>
+            </w:tcBorders>
           </w:tcPr>
           <w:p>
             <w:pPr>
+              <w:spacing w:after="40"/>
               <w:jc w:val="center"/>
             </w:pPr>
             <w:r>
               <w:rPr>
                 <w:rFonts w:ascii="Times New Roman" w:hAnsi="Times New Roman"/>
-                <w:sz w:val="20"/>
+                <w:b/>
+                <w:color w:val="1E1B4B"/>
+                <w:sz w:val="26"/>
               </w:rPr>
-              <w:t>______________________________</w:t>
-              <w:br/>
-              <w:t>Mr. Deep Koshiya</w:t>
-              <w:br/>
-              <w:t>(Project Scholar)</w:t>
+              <w:t>DEPARTMENT OF ARTIFICIAL INTELLIGENCE &amp; DATA SCIENCE</w:t>
             </w:r>
           </w:p>
-        </w:tc>
-        <w:tc>
-          <w:tcPr>
-            <w:tcW w:type="dxa" w:w="4500"/>
-            <w:shd w:fill="FFFFFF"/>
-          </w:tcPr>
           <w:p>
             <w:pPr>
+              <w:spacing w:after="320"/>
               <w:jc w:val="center"/>
             </w:pPr>
             <w:r>
               <w:rPr>
                 <w:rFonts w:ascii="Times New Roman" w:hAnsi="Times New Roman"/>
+                <w:b/>
+                <w:color w:val="2563EB"/>
+                <w:sz w:val="22"/>
+              </w:rPr>
+              <w:t>B.Sc. in Artificial Intelligence &amp; Data Science | Semester VII</w:t>
+              <w:br/>
+              <w:t>Academic Year: 2026 – 2027</w:t>
+            </w:r>
+          </w:p>
+          <w:p>
+            <w:pPr>
+              <w:spacing w:after="280"/>
+              <w:jc w:val="center"/>
+            </w:pPr>
+            <w:r>
+              <w:rPr>
+                <w:rFonts w:ascii="Times New Roman" w:hAnsi="Times New Roman"/>
+                <w:color w:val="475569"/>
                 <w:sz w:val="20"/>
               </w:rPr>
-              <w:t>______________________________</w:t>
-              <w:br/>
-              <w:t>Assigned Project Supervisor</w:t>
-              <w:br/>
-              <w:t>(Signature &amp; Verification Stamp)</w:t>
+              <w:t>━━━━━━━━━━━━━━━━━━━━━━━━━━━━━━━━━━━━━━━━━</w:t>
             </w:r>
           </w:p>
-        </w:tc>
-      </w:tr>
-      <w:tr>
-        <w:tc>
-          <w:tcPr>
-            <w:tcW w:type="dxa" w:w="4500"/>
-            <w:shd w:fill="FFFFFF"/>
-          </w:tcPr>
           <w:p>
             <w:pPr>
+              <w:spacing w:after="160"/>
               <w:jc w:val="center"/>
             </w:pPr>
+            <w:r>
+              <w:rPr>
+                <w:rFonts w:ascii="Times New Roman" w:hAnsi="Times New Roman"/>
+                <w:b/>
+                <w:color w:val="1E1B4B"/>
+                <w:sz w:val="36"/>
+              </w:rPr>
+              <w:t>E-COMMERCE CUSTOMER LIFECYCLE &amp;</w:t>
+              <w:br/>
+              <w:t>RFM SEGMENTATION DASHBOARD</w:t>
+            </w:r>
           </w:p>
-        </w:tc>
-        <w:tc>
-          <w:tcPr>
-            <w:tcW w:type="dxa" w:w="4500"/>
-            <w:shd w:fill="FFFFFF"/>
-          </w:tcPr>
           <w:p>
             <w:pPr>
+              <w:spacing w:after="320"/>
               <w:jc w:val="center"/>
             </w:pPr>
+            <w:r>
+              <w:rPr>
+                <w:rFonts w:ascii="Times New Roman" w:hAnsi="Times New Roman"/>
+                <w:i/>
+                <w:color w:val="0F172A"/>
+                <w:sz w:val="23"/>
+              </w:rPr>
+              <w:t>An Applied Machine Learning &amp; Analytics Engineering System</w:t>
+              <w:br/>
+              <w:t>for Commercial Retention &amp; Behavioral Cohort Optimization</w:t>
+            </w:r>
           </w:p>
+          <w:tbl>
+            <w:tblPr>
+              <w:tblW w:type="auto" w:w="0"/>
+              <w:jc w:val="center"/>
+              <w:tblLook w:firstColumn="1" w:firstRow="1" w:lastColumn="0" w:lastRow="0" w:noHBand="0" w:noVBand="1" w:val="04A0"/>
+            </w:tblPr>
+            <w:tblGrid>
+              <w:gridCol w:w="4680"/>
+              <w:gridCol w:w="4680"/>
+            </w:tblGrid>
+            <w:tr>
+              <w:tc>
+                <w:tcPr>
+                  <w:tcW w:type="dxa" w:w="4680"/>
+                  <w:shd w:fill="F8FAFC"/>
+                  <w:tcMar>
+                    <w:top w:w="45" w:type="dxa"/>
+                    <w:bottom w:w="45" w:type="dxa"/>
+                    <w:left w:w="90" w:type="dxa"/>
+                    <w:right w:w="90" w:type="dxa"/>
+                  </w:tcMar>
+                </w:tcPr>
+                <w:p>
+                  <w:r>
+                    <w:rPr>
+                      <w:rFonts w:ascii="Times New Roman" w:hAnsi="Times New Roman"/>
+                      <w:b/>
+                      <w:sz w:val="19"/>
+                    </w:rPr>
+                    <w:t>Assessment Milestone:</w:t>
+                  </w:r>
+                </w:p>
+              </w:tc>
+              <w:tc>
+                <w:tcPr>
+                  <w:tcW w:type="dxa" w:w="4680"/>
+                  <w:shd w:fill="FFFFFF"/>
+                  <w:tcMar>
+                    <w:top w:w="45" w:type="dxa"/>
+                    <w:bottom w:w="45" w:type="dxa"/>
+                    <w:left w:w="90" w:type="dxa"/>
+                    <w:right w:w="90" w:type="dxa"/>
+                  </w:tcMar>
+                </w:tcPr>
+                <w:p>
+                  <w:r>
+                    <w:rPr>
+                      <w:rFonts w:ascii="Times New Roman" w:hAnsi="Times New Roman"/>
+                      <w:sz w:val="19"/>
+                    </w:rPr>
+                    <w:t>FIRST PROGRESS WORK EVALUATION</w:t>
+                  </w:r>
+                </w:p>
+              </w:tc>
+            </w:tr>
+            <w:tr>
+              <w:tc>
+                <w:tcPr>
+                  <w:tcW w:type="dxa" w:w="4680"/>
+                  <w:shd w:fill="F8FAFC"/>
+                  <w:tcMar>
+                    <w:top w:w="45" w:type="dxa"/>
+                    <w:bottom w:w="45" w:type="dxa"/>
+                    <w:left w:w="90" w:type="dxa"/>
+                    <w:right w:w="90" w:type="dxa"/>
+                  </w:tcMar>
+                </w:tcPr>
+                <w:p>
+                  <w:r>
+                    <w:rPr>
+                      <w:rFonts w:ascii="Times New Roman" w:hAnsi="Times New Roman"/>
+                      <w:b/>
+                      <w:sz w:val="19"/>
+                    </w:rPr>
+                    <w:t>Scheduled Submission Date:</w:t>
+                  </w:r>
+                </w:p>
+              </w:tc>
+              <w:tc>
+                <w:tcPr>
+                  <w:tcW w:type="dxa" w:w="4680"/>
+                  <w:shd w:fill="FFFFFF"/>
+                  <w:tcMar>
+                    <w:top w:w="45" w:type="dxa"/>
+                    <w:bottom w:w="45" w:type="dxa"/>
+                    <w:left w:w="90" w:type="dxa"/>
+                    <w:right w:w="90" w:type="dxa"/>
+                  </w:tcMar>
+                </w:tcPr>
+                <w:p>
+                  <w:r>
+                    <w:rPr>
+                      <w:rFonts w:ascii="Times New Roman" w:hAnsi="Times New Roman"/>
+                      <w:sz w:val="19"/>
+                    </w:rPr>
+                    <w:t>24th September 2026 (10:00 AM – 5:00 PM)</w:t>
+                  </w:r>
+                </w:p>
+              </w:tc>
+            </w:tr>
+            <w:tr>
+              <w:tc>
+                <w:tcPr>
+                  <w:tcW w:type="dxa" w:w="4680"/>
+                  <w:shd w:fill="F8FAFC"/>
+                  <w:tcMar>
+                    <w:top w:w="45" w:type="dxa"/>
+                    <w:bottom w:w="45" w:type="dxa"/>
+                    <w:left w:w="90" w:type="dxa"/>
+                    <w:right w:w="90" w:type="dxa"/>
+                  </w:tcMar>
+                </w:tcPr>
+                <w:p>
+                  <w:r>
+                    <w:rPr>
+                      <w:rFonts w:ascii="Times New Roman" w:hAnsi="Times New Roman"/>
+                      <w:b/>
+                      <w:sz w:val="19"/>
+                    </w:rPr>
+                    <w:t>Target Work Completed:</w:t>
+                  </w:r>
+                </w:p>
+              </w:tc>
+              <w:tc>
+                <w:tcPr>
+                  <w:tcW w:type="dxa" w:w="4680"/>
+                  <w:shd w:fill="FFFFFF"/>
+                  <w:tcMar>
+                    <w:top w:w="45" w:type="dxa"/>
+                    <w:bottom w:w="45" w:type="dxa"/>
+                    <w:left w:w="90" w:type="dxa"/>
+                    <w:right w:w="90" w:type="dxa"/>
+                  </w:tcMar>
+                </w:tcPr>
+                <w:p>
+                  <w:r>
+                    <w:rPr>
+                      <w:rFonts w:ascii="Times New Roman" w:hAnsi="Times New Roman"/>
+                      <w:sz w:val="19"/>
+                    </w:rPr>
+                    <w:t>Sections 1.1, 1.2, 1.3, 2.1, and 2.2 (DFD &amp; Use Case)</w:t>
+                  </w:r>
+                </w:p>
+              </w:tc>
+            </w:tr>
+            <w:tr>
+              <w:tc>
+                <w:tcPr>
+                  <w:tcW w:type="dxa" w:w="4680"/>
+                  <w:shd w:fill="F8FAFC"/>
+                  <w:tcMar>
+                    <w:top w:w="45" w:type="dxa"/>
+                    <w:bottom w:w="45" w:type="dxa"/>
+                    <w:left w:w="90" w:type="dxa"/>
+                    <w:right w:w="90" w:type="dxa"/>
+                  </w:tcMar>
+                </w:tcPr>
+                <w:p>
+                  <w:r>
+                    <w:rPr>
+                      <w:rFonts w:ascii="Times New Roman" w:hAnsi="Times New Roman"/>
+                      <w:b/>
+                      <w:sz w:val="19"/>
+                    </w:rPr>
+                    <w:t>Course &amp; Project Code:</w:t>
+                  </w:r>
+                </w:p>
+              </w:tc>
+              <w:tc>
+                <w:tcPr>
+                  <w:tcW w:type="dxa" w:w="4680"/>
+                  <w:shd w:fill="FFFFFF"/>
+                  <w:tcMar>
+                    <w:top w:w="45" w:type="dxa"/>
+                    <w:bottom w:w="45" w:type="dxa"/>
+                    <w:left w:w="90" w:type="dxa"/>
+                    <w:right w:w="90" w:type="dxa"/>
+                  </w:tcMar>
+                </w:tcPr>
+                <w:p>
+                  <w:r>
+                    <w:rPr>
+                      <w:rFonts w:ascii="Times New Roman" w:hAnsi="Times New Roman"/>
+                      <w:sz w:val="19"/>
+                    </w:rPr>
+                    <w:t>Project - 1 (CE-502 / PRJ-701)</w:t>
+                  </w:r>
+                </w:p>
+              </w:tc>
+            </w:tr>
+            <w:tr>
+              <w:tc>
+                <w:tcPr>
+                  <w:tcW w:type="dxa" w:w="4680"/>
+                  <w:shd w:fill="F8FAFC"/>
+                  <w:tcMar>
+                    <w:top w:w="45" w:type="dxa"/>
+                    <w:bottom w:w="45" w:type="dxa"/>
+                    <w:left w:w="90" w:type="dxa"/>
+                    <w:right w:w="90" w:type="dxa"/>
+                  </w:tcMar>
+                </w:tcPr>
+                <w:p>
+                  <w:r>
+                    <w:rPr>
+                      <w:rFonts w:ascii="Times New Roman" w:hAnsi="Times New Roman"/>
+                      <w:b/>
+                      <w:sz w:val="19"/>
+                    </w:rPr>
+                    <w:t>Allotted Assessment Marks:</w:t>
+                  </w:r>
+                </w:p>
+              </w:tc>
+              <w:tc>
+                <w:tcPr>
+                  <w:tcW w:type="dxa" w:w="4680"/>
+                  <w:shd w:fill="FFFFFF"/>
+                  <w:tcMar>
+                    <w:top w:w="45" w:type="dxa"/>
+                    <w:bottom w:w="45" w:type="dxa"/>
+                    <w:left w:w="90" w:type="dxa"/>
+                    <w:right w:w="90" w:type="dxa"/>
+                  </w:tcMar>
+                </w:tcPr>
+                <w:p>
+                  <w:r>
+                    <w:rPr>
+                      <w:rFonts w:ascii="Times New Roman" w:hAnsi="Times New Roman"/>
+                      <w:sz w:val="19"/>
+                    </w:rPr>
+                    <w:t>10 Marks (First Progress Work)</w:t>
+                  </w:r>
+                </w:p>
+              </w:tc>
+            </w:tr>
+          </w:tbl>
+          <w:p/>
+          <w:p>
+            <w:pPr>
+              <w:spacing w:after="360"/>
+            </w:pPr>
+          </w:p>
+          <w:tbl>
+            <w:tblPr>
+              <w:tblW w:type="auto" w:w="0"/>
+              <w:jc w:val="center"/>
+              <w:tblLook w:firstColumn="1" w:firstRow="1" w:lastColumn="0" w:lastRow="0" w:noHBand="0" w:noVBand="1" w:val="04A0"/>
+            </w:tblPr>
+            <w:tblGrid>
+              <w:gridCol w:w="4680"/>
+              <w:gridCol w:w="4680"/>
+            </w:tblGrid>
+            <w:tr>
+              <w:tc>
+                <w:tcPr>
+                  <w:tcW w:type="dxa" w:w="4680"/>
+                  <w:shd w:fill="F1F5F9"/>
+                  <w:tcMar>
+                    <w:top w:w="60" w:type="dxa"/>
+                    <w:bottom w:w="60" w:type="dxa"/>
+                    <w:left w:w="80" w:type="dxa"/>
+                    <w:right w:w="80" w:type="dxa"/>
+                  </w:tcMar>
+                </w:tcPr>
+                <w:p>
+                  <w:pPr>
+                    <w:jc w:val="center"/>
+                  </w:pPr>
+                  <w:r>
+                    <w:rPr>
+                      <w:rFonts w:ascii="Times New Roman" w:hAnsi="Times New Roman"/>
+                      <w:sz w:val="19"/>
+                    </w:rPr>
+                    <w:t>SUBMITTED BY:</w:t>
+                    <w:br/>
+                    <w:t>Mr. Deep Koshiya</w:t>
+                    <w:br/>
+                    <w:t>B.Sc. AI and Data Science</w:t>
+                    <w:br/>
+                    <w:t>Semester: VII</w:t>
+                  </w:r>
+                </w:p>
+              </w:tc>
+              <w:tc>
+                <w:tcPr>
+                  <w:tcW w:type="dxa" w:w="4680"/>
+                  <w:shd w:fill="F1F5F9"/>
+                  <w:tcMar>
+                    <w:top w:w="60" w:type="dxa"/>
+                    <w:bottom w:w="60" w:type="dxa"/>
+                    <w:left w:w="80" w:type="dxa"/>
+                    <w:right w:w="80" w:type="dxa"/>
+                  </w:tcMar>
+                </w:tcPr>
+                <w:p>
+                  <w:pPr>
+                    <w:jc w:val="center"/>
+                  </w:pPr>
+                  <w:r>
+                    <w:rPr>
+                      <w:rFonts w:ascii="Times New Roman" w:hAnsi="Times New Roman"/>
+                      <w:sz w:val="19"/>
+                    </w:rPr>
+                    <w:t>SUPERVISED &amp; VERIFIED BY:</w:t>
+                    <w:br/>
+                    <w:t>Project Supervisor</w:t>
+                    <w:br/>
+                    <w:t>Department of AI &amp; Data Science</w:t>
+                    <w:br/>
+                    <w:t>Evaluation &amp; Signature Stamp</w:t>
+                  </w:r>
+                </w:p>
+              </w:tc>
+            </w:tr>
+            <w:tr>
+              <w:tc>
+                <w:tcPr>
+                  <w:tcW w:type="dxa" w:w="4680"/>
+                  <w:shd w:fill="FFFFFF"/>
+                  <w:tcMar>
+                    <w:top w:w="50" w:type="dxa"/>
+                    <w:bottom w:w="50" w:type="dxa"/>
+                    <w:left w:w="80" w:type="dxa"/>
+                    <w:right w:w="80" w:type="dxa"/>
+                  </w:tcMar>
+                </w:tcPr>
+                <w:p>
+                  <w:pPr>
+                    <w:jc w:val="center"/>
+                  </w:pPr>
+                  <w:r>
+                    <w:rPr>
+                      <w:rFonts w:ascii="Times New Roman" w:hAnsi="Times New Roman"/>
+                      <w:sz w:val="18"/>
+                    </w:rPr>
+                    <w:t>_________________________</w:t>
+                    <w:br/>
+                    <w:t>(Signature of Scholar)</w:t>
+                  </w:r>
+                </w:p>
+              </w:tc>
+              <w:tc>
+                <w:tcPr>
+                  <w:tcW w:type="dxa" w:w="4680"/>
+                  <w:shd w:fill="FFFFFF"/>
+                  <w:tcMar>
+                    <w:top w:w="50" w:type="dxa"/>
+                    <w:bottom w:w="50" w:type="dxa"/>
+                    <w:left w:w="80" w:type="dxa"/>
+                    <w:right w:w="80" w:type="dxa"/>
+                  </w:tcMar>
+                </w:tcPr>
+                <w:p>
+                  <w:pPr>
+                    <w:jc w:val="center"/>
+                  </w:pPr>
+                  <w:r>
+                    <w:rPr>
+                      <w:rFonts w:ascii="Times New Roman" w:hAnsi="Times New Roman"/>
+                      <w:sz w:val="18"/>
+                    </w:rPr>
+                    <w:t>_________________________</w:t>
+                    <w:br/>
+                    <w:t>(Signature of Supervisor)</w:t>
+                  </w:r>
+                </w:p>
+              </w:tc>
+            </w:tr>
+          </w:tbl>
+          <w:p/>
         </w:tc>
       </w:tr>
     </w:tbl>
@@ -439,36 +489,38 @@
     </w:p>
     <w:p>
       <w:pPr>
+        <w:spacing w:before="0" w:after="40" w:line="269" w:lineRule="auto"/>
         <w:jc w:val="right"/>
       </w:pPr>
       <w:r>
         <w:rPr>
           <w:rFonts w:ascii="Times New Roman" w:hAnsi="Times New Roman"/>
           <w:i/>
-          <w:sz w:val="20"/>
+          <w:color w:val="0F172A"/>
+          <w:sz w:val="22"/>
         </w:rPr>
-        <w:t>Page I</w:t>
+        <w:t>Page I - II</w:t>
       </w:r>
     </w:p>
     <w:p>
       <w:pPr>
         <w:keepNext/>
-        <w:spacing w:before="200" w:after="240"/>
+        <w:spacing w:before="40" w:after="80"/>
         <w:jc w:val="left"/>
       </w:pPr>
       <w:r>
         <w:rPr>
           <w:rFonts w:ascii="Times New Roman" w:hAnsi="Times New Roman"/>
           <w:b/>
-          <w:color w:val="312E81"/>
-          <w:sz w:val="32"/>
+          <w:color w:val="1E1B4B"/>
+          <w:sz w:val="30"/>
         </w:rPr>
         <w:t>ACKNOWLEDGMENT</w:t>
       </w:r>
     </w:p>
     <w:p>
       <w:pPr>
-        <w:spacing w:before="0" w:after="120" w:line="276" w:lineRule="auto"/>
+        <w:spacing w:before="0" w:after="80" w:line="269" w:lineRule="auto"/>
         <w:jc w:val="both"/>
       </w:pPr>
       <w:r>
@@ -476,14 +528,14 @@
           <w:rFonts w:ascii="Times New Roman" w:hAnsi="Times New Roman"/>
           <w:i w:val="0"/>
           <w:color w:val="0F172A"/>
-          <w:sz w:val="24"/>
+          <w:sz w:val="22"/>
         </w:rPr>
-        <w:t>I would like to express my deepest gratitude to my assigned project supervisor and the respected faculty members of the Department of Computer Engineering &amp; Information Technology for their invaluable guidance, consistent encouragement, and critical feedback throughout the conceptualization, system analysis, and design phases of this project.</w:t>
+        <w:t>I express my sincere gratitude to my assigned project supervisor and the esteemed faculty members of the Department of Artificial Intelligence &amp; Data Science for their invaluable guidance, encouragement, and insightful feedback throughout the problem identification and system design phases of this project.</w:t>
       </w:r>
     </w:p>
     <w:p>
       <w:pPr>
-        <w:spacing w:before="0" w:after="120" w:line="276" w:lineRule="auto"/>
+        <w:spacing w:before="0" w:after="80" w:line="269" w:lineRule="auto"/>
         <w:jc w:val="both"/>
       </w:pPr>
       <w:r>
@@ -491,14 +543,14 @@
           <w:rFonts w:ascii="Times New Roman" w:hAnsi="Times New Roman"/>
           <w:i w:val="0"/>
           <w:color w:val="0F172A"/>
-          <w:sz w:val="24"/>
+          <w:sz w:val="22"/>
         </w:rPr>
-        <w:t>I am particularly indebted to the Project Coordinator and the Head of the School for facilitating the required computing infrastructure, laboratory environments, and administrative support necessary to execute Project-1 (CE-502, PRJ-701) in accordance with the prescribed university schedule.</w:t>
+        <w:t>I also thank the Project Coordinator and the Head of the School for facilitating the computational lab environment and resources necessary to execute Project-1 (PRJ-701) in accordance with the prescribed university schedule.</w:t>
       </w:r>
     </w:p>
     <w:p>
       <w:pPr>
-        <w:spacing w:before="0" w:after="120" w:line="276" w:lineRule="auto"/>
+        <w:spacing w:before="0" w:after="80" w:line="269" w:lineRule="auto"/>
         <w:jc w:val="both"/>
       </w:pPr>
       <w:r>
@@ -506,66 +558,45 @@
           <w:rFonts w:ascii="Times New Roman" w:hAnsi="Times New Roman"/>
           <w:i w:val="0"/>
           <w:color w:val="0F172A"/>
-          <w:sz w:val="24"/>
+          <w:sz w:val="22"/>
         </w:rPr>
-        <w:t>This First Progress Work report, submitted for the formal assessment milestone on 24/09/2026, encompasses the core problem formulation, requirements specification, technological architecture, and complete UML/DFD structural designs (Sections 1.1, 1.2, 1.3, 2.1, and 2.2). I remain dedicated to incorporating all supervisory recommendations as the project transitions into database physical modeling and algorithmic implementation for the forthcoming Mid-Term milestone.</w:t>
+        <w:t>This First Progress Work report, submitted on 24/09/2026, encompasses the foundational requirements, data engineering pipeline architecture, and complete UML/DFD models (Sections 1.1, 1.2, 1.3, 2.1, and 2.2). I remain dedicated to incorporating all supervisory feedback for the upcoming Mid-Term evaluation.</w:t>
       </w:r>
     </w:p>
     <w:p>
       <w:pPr>
-        <w:spacing w:before="480"/>
-        <w:jc w:val="right"/>
-      </w:pPr>
-      <w:r>
-        <w:rPr>
-          <w:rFonts w:ascii="Times New Roman" w:hAnsi="Times New Roman"/>
-          <w:b/>
-          <w:sz w:val="22"/>
-        </w:rPr>
-        <w:t>Deep Koshiya</w:t>
-        <w:br/>
-        <w:t>B. Tech CE &amp; IT (Sem VII)</w:t>
-        <w:br/>
-        <w:t>Date: 24th September 2026</w:t>
-      </w:r>
-    </w:p>
-    <w:p>
-      <w:pPr>
-        <w:spacing w:after="400"/>
-      </w:pPr>
-    </w:p>
-    <w:p>
-      <w:pPr>
+        <w:spacing w:before="40" w:after="200" w:line="269" w:lineRule="auto"/>
         <w:jc w:val="right"/>
       </w:pPr>
       <w:r>
         <w:rPr>
           <w:rFonts w:ascii="Times New Roman" w:hAnsi="Times New Roman"/>
           <w:i/>
-          <w:sz w:val="20"/>
+          <w:color w:val="0F172A"/>
+          <w:sz w:val="22"/>
         </w:rPr>
-        <w:t>Page II</w:t>
+        <w:t>Deep Koshiya | B.Sc. AI and Data Science (Sem VII) | Date: 24th September 2026</w:t>
       </w:r>
     </w:p>
     <w:p>
       <w:pPr>
         <w:keepNext/>
-        <w:spacing w:before="200" w:after="240"/>
+        <w:spacing w:before="120" w:after="80"/>
         <w:jc w:val="left"/>
       </w:pPr>
       <w:r>
         <w:rPr>
           <w:rFonts w:ascii="Times New Roman" w:hAnsi="Times New Roman"/>
           <w:b/>
-          <w:color w:val="312E81"/>
-          <w:sz w:val="32"/>
+          <w:color w:val="1E1B4B"/>
+          <w:sz w:val="30"/>
         </w:rPr>
         <w:t>ABSTRACT</w:t>
       </w:r>
     </w:p>
     <w:p>
       <w:pPr>
-        <w:spacing w:before="0" w:after="120" w:line="276" w:lineRule="auto"/>
+        <w:spacing w:before="0" w:after="80" w:line="269" w:lineRule="auto"/>
         <w:jc w:val="both"/>
       </w:pPr>
       <w:r>
@@ -573,14 +604,14 @@
           <w:rFonts w:ascii="Times New Roman" w:hAnsi="Times New Roman"/>
           <w:i w:val="0"/>
           <w:color w:val="0F172A"/>
-          <w:sz w:val="24"/>
+          <w:sz w:val="22"/>
         </w:rPr>
-        <w:t>In the contemporary landscape of digital retail and global multi-channel e-commerce, enterprises encounter severe inefficiencies by treating their customer base as a homogenous entity. Generic marketing blasts, unfocused promotional discounts, and late-stage reactive churn interventions lead to high Customer Acquisition Costs (CAC) and progressive revenue attrition. This project, titled 'E-Commerce Customer Lifecycle &amp; RFM Segmentation Dashboard', delivers an end-to-end data analytics and machine learning system engineered to resolve these commercial blindspots.</w:t>
+        <w:t>In modern multi-channel retail, treating an entire customer base as a homogenous entity leads to suboptimal marketing spend, inflated Customer Acquisition Costs (CAC), and customer churn blindspots. The 'E-Commerce Customer Lifecycle &amp; RFM Segmentation Dashboard' resolves these commercial challenges through an end-to-end applied machine learning and analytics engineering pipeline.</w:t>
       </w:r>
     </w:p>
     <w:p>
       <w:pPr>
-        <w:spacing w:before="0" w:after="120" w:line="276" w:lineRule="auto"/>
+        <w:spacing w:before="0" w:after="80" w:line="269" w:lineRule="auto"/>
         <w:jc w:val="both"/>
       </w:pPr>
       <w:r>
@@ -588,14 +619,14 @@
           <w:rFonts w:ascii="Times New Roman" w:hAnsi="Times New Roman"/>
           <w:i w:val="0"/>
           <w:color w:val="0F172A"/>
-          <w:sz w:val="24"/>
+          <w:sz w:val="22"/>
         </w:rPr>
-        <w:t>The system architecture ingests raw, unindexed transaction logs and feeds them into an automated data refinery pipeline. This pipeline executes schema validation, isolates unauthenticated sessions, segregates reverse logistics (credit notes and cancellations) into an audit ledger, and neutralizes bulk B2B distribution anomalies through Tukey's Interquartile Range (IQR) method. A vectorized feature engineering engine aggregates the cleansed stream into customer-level Recency, Frequency, and Monetary (RFM) dimensions. To account for heavy right-skewed spend distributions, features undergo log-transformation and standard Z-score scaling before being modeled by an unsupervised K-Means algorithm evaluated via Elbow and Silhouette diagnostics. Concurrently, a rule-based quantile stratification engine (pd.qcut) computes deterministic 1–5 behavioral tiers mapping customers into 8 actionable cohorts (such as 'Champions', 'Loyal Customers', and 'At Risk Whales').</w:t>
+        <w:t>The automated pipeline ingests raw transaction event logs, enforces schema validation, isolates unauthenticated sessions, segregates reverse logistics (credit notes and cancellations) into an audit ledger, and neutralizes bulk B2B distribution anomalies using Tukey's Interquartile Range (IQR) fences. A vectorized feature engineering engine computes customer-level Recency, Frequency, and Monetary (RFM) dimensions alongside Average Order Value (AOV). Features undergo log1p compression and Z-score standardization to alleviate Pareto spend skewness, enabling robust K-Means clustering evaluated via Elbow and Silhouette diagnostics. Concurrently, a rule-based quantile stratification engine (pd.qcut) computes deterministic 1–5 behavioral tiers mapping customers into 8 actionable cohorts (such as 'Champions', 'Loyal Customers', and 'At Risk Whales').</w:t>
       </w:r>
     </w:p>
     <w:p>
       <w:pPr>
-        <w:spacing w:before="0" w:after="120" w:line="276" w:lineRule="auto"/>
+        <w:spacing w:before="0" w:after="80" w:line="269" w:lineRule="auto"/>
         <w:jc w:val="both"/>
       </w:pPr>
       <w:r>
@@ -603,9 +634,9 @@
           <w:rFonts w:ascii="Times New Roman" w:hAnsi="Times New Roman"/>
           <w:i w:val="0"/>
           <w:color w:val="0F172A"/>
-          <w:sz w:val="24"/>
+          <w:sz w:val="22"/>
         </w:rPr>
-        <w:t>This First Progress Work report (dated 24/09/2026) fully documents the system foundation, operational requirements, technical stack, and software engineering design using UML. It presents complete Level-0, Level-1, and Level-2 Data Flow Diagrams (DFDs) alongside a comprehensive Use Case Model and specification matrix, fulfilling all requirements stipulated for the first 10-mark evaluation milestone.</w:t>
+        <w:t>This First Progress Work report documents the system foundation and software engineering design for the 24/09/2026 milestone. It presents complete Level-0, Level-1, and Level-2 Data Flow Diagrams (DFDs) alongside a comprehensive Use Case Model and specification matrix, fulfilling all requirements for the first 10-mark evaluation.</w:t>
       </w:r>
     </w:p>
     <w:p>
@@ -615,13 +646,15 @@
     </w:p>
     <w:p>
       <w:pPr>
+        <w:spacing w:before="0" w:after="40" w:line="269" w:lineRule="auto"/>
         <w:jc w:val="right"/>
       </w:pPr>
       <w:r>
         <w:rPr>
           <w:rFonts w:ascii="Times New Roman" w:hAnsi="Times New Roman"/>
           <w:i/>
-          <w:sz w:val="20"/>
+          <w:color w:val="0F172A"/>
+          <w:sz w:val="22"/>
         </w:rPr>
         <w:t>Page VI - VIII</w:t>
       </w:r>
@@ -629,30 +662,32 @@
     <w:p>
       <w:pPr>
         <w:keepNext/>
-        <w:spacing w:before="160" w:after="200"/>
+        <w:spacing w:before="40" w:after="60"/>
         <w:jc w:val="left"/>
       </w:pPr>
       <w:r>
         <w:rPr>
           <w:rFonts w:ascii="Times New Roman" w:hAnsi="Times New Roman"/>
           <w:b/>
-          <w:color w:val="312E81"/>
-          <w:sz w:val="32"/>
+          <w:color w:val="1E1B4B"/>
+          <w:sz w:val="30"/>
         </w:rPr>
         <w:t>INDEX OF THE PROJECT REPORT</w:t>
       </w:r>
     </w:p>
     <w:p>
       <w:pPr>
-        <w:spacing w:after="160"/>
+        <w:spacing w:before="0" w:after="80" w:line="269" w:lineRule="auto"/>
+        <w:jc w:val="both"/>
       </w:pPr>
       <w:r>
         <w:rPr>
           <w:rFonts w:ascii="Times New Roman" w:hAnsi="Times New Roman"/>
           <w:i/>
-          <w:sz w:val="20"/>
+          <w:color w:val="0F172A"/>
+          <w:sz w:val="22"/>
         </w:rPr>
-        <w:t>(Structured strictly according to Syllabus Guidelines for B. Tech CEs &amp; IT SEM VII)</w:t>
+        <w:t>(Structured strictly according to Syllabus Guidelines for B.Sc. AI and Data Science SEM VII)</w:t>
       </w:r>
     </w:p>
     <w:tbl>
@@ -662,14 +697,14 @@
         <w:tblLook w:firstColumn="1" w:firstRow="1" w:lastColumn="0" w:lastRow="0" w:noHBand="0" w:noVBand="1" w:val="04A0"/>
       </w:tblPr>
       <w:tblGrid>
-        <w:gridCol w:w="3000"/>
-        <w:gridCol w:w="3000"/>
-        <w:gridCol w:w="3000"/>
+        <w:gridCol w:w="3120"/>
+        <w:gridCol w:w="3120"/>
+        <w:gridCol w:w="3120"/>
       </w:tblGrid>
       <w:tr>
         <w:tc>
           <w:tcPr>
-            <w:tcW w:type="dxa" w:w="3000"/>
+            <w:tcW w:type="dxa" w:w="3120"/>
             <w:shd w:fill="0F172A"/>
           </w:tcPr>
           <w:p>
@@ -678,7 +713,7 @@
                 <w:rFonts w:ascii="Times New Roman" w:hAnsi="Times New Roman"/>
                 <w:b/>
                 <w:color w:val="FFFFFF"/>
-                <w:sz w:val="19"/>
+                <w:sz w:val="17"/>
               </w:rPr>
               <w:t>SR. NO.</w:t>
             </w:r>
@@ -686,7 +721,7 @@
         </w:tc>
         <w:tc>
           <w:tcPr>
-            <w:tcW w:type="dxa" w:w="3000"/>
+            <w:tcW w:type="dxa" w:w="3120"/>
             <w:shd w:fill="0F172A"/>
           </w:tcPr>
           <w:p>
@@ -695,7 +730,7 @@
                 <w:rFonts w:ascii="Times New Roman" w:hAnsi="Times New Roman"/>
                 <w:b/>
                 <w:color w:val="FFFFFF"/>
-                <w:sz w:val="19"/>
+                <w:sz w:val="17"/>
               </w:rPr>
               <w:t>CONTENTS / TOPIC</w:t>
             </w:r>
@@ -703,7 +738,7 @@
         </w:tc>
         <w:tc>
           <w:tcPr>
-            <w:tcW w:type="dxa" w:w="3000"/>
+            <w:tcW w:type="dxa" w:w="3120"/>
             <w:shd w:fill="0F172A"/>
           </w:tcPr>
           <w:p>
@@ -712,9 +747,9 @@
                 <w:rFonts w:ascii="Times New Roman" w:hAnsi="Times New Roman"/>
                 <w:b/>
                 <w:color w:val="FFFFFF"/>
-                <w:sz w:val="19"/>
+                <w:sz w:val="17"/>
               </w:rPr>
-              <w:t>STATUS &amp; MILESTONE PAGE</w:t>
+              <w:t>STATUS &amp; PAGE</w:t>
             </w:r>
           </w:p>
         </w:tc>
@@ -722,14 +757,20 @@
       <w:tr>
         <w:tc>
           <w:tcPr>
-            <w:tcW w:type="dxa" w:w="3000"/>
+            <w:tcW w:type="dxa" w:w="3120"/>
+            <w:tcMar>
+              <w:top w:w="25" w:type="dxa"/>
+              <w:bottom w:w="25" w:type="dxa"/>
+              <w:left w:w="50" w:type="dxa"/>
+              <w:right w:w="50" w:type="dxa"/>
+            </w:tcMar>
             <w:shd w:fill="FFFFFF"/>
           </w:tcPr>
           <w:p>
             <w:r>
               <w:rPr>
                 <w:rFonts w:ascii="Times New Roman" w:hAnsi="Times New Roman"/>
-                <w:sz w:val="18"/>
+                <w:sz w:val="16"/>
               </w:rPr>
               <w:t>*</w:t>
             </w:r>
@@ -737,14 +778,20 @@
         </w:tc>
         <w:tc>
           <w:tcPr>
-            <w:tcW w:type="dxa" w:w="3000"/>
+            <w:tcW w:type="dxa" w:w="3120"/>
+            <w:tcMar>
+              <w:top w:w="25" w:type="dxa"/>
+              <w:bottom w:w="25" w:type="dxa"/>
+              <w:left w:w="50" w:type="dxa"/>
+              <w:right w:w="50" w:type="dxa"/>
+            </w:tcMar>
             <w:shd w:fill="FFFFFF"/>
           </w:tcPr>
           <w:p>
             <w:r>
               <w:rPr>
                 <w:rFonts w:ascii="Times New Roman" w:hAnsi="Times New Roman"/>
-                <w:sz w:val="18"/>
+                <w:sz w:val="16"/>
               </w:rPr>
               <w:t>Acknowledgment</w:t>
             </w:r>
@@ -752,14 +799,20 @@
         </w:tc>
         <w:tc>
           <w:tcPr>
-            <w:tcW w:type="dxa" w:w="3000"/>
+            <w:tcW w:type="dxa" w:w="3120"/>
+            <w:tcMar>
+              <w:top w:w="25" w:type="dxa"/>
+              <w:bottom w:w="25" w:type="dxa"/>
+              <w:left w:w="50" w:type="dxa"/>
+              <w:right w:w="50" w:type="dxa"/>
+            </w:tcMar>
             <w:shd w:fill="FFFFFF"/>
           </w:tcPr>
           <w:p>
             <w:r>
               <w:rPr>
                 <w:rFonts w:ascii="Times New Roman" w:hAnsi="Times New Roman"/>
-                <w:sz w:val="18"/>
+                <w:sz w:val="16"/>
               </w:rPr>
               <w:t>Page I</w:t>
             </w:r>
@@ -769,14 +822,20 @@
       <w:tr>
         <w:tc>
           <w:tcPr>
-            <w:tcW w:type="dxa" w:w="3000"/>
+            <w:tcW w:type="dxa" w:w="3120"/>
+            <w:tcMar>
+              <w:top w:w="25" w:type="dxa"/>
+              <w:bottom w:w="25" w:type="dxa"/>
+              <w:left w:w="50" w:type="dxa"/>
+              <w:right w:w="50" w:type="dxa"/>
+            </w:tcMar>
             <w:shd w:fill="F8FAFC"/>
           </w:tcPr>
           <w:p>
             <w:r>
               <w:rPr>
                 <w:rFonts w:ascii="Times New Roman" w:hAnsi="Times New Roman"/>
-                <w:sz w:val="18"/>
+                <w:sz w:val="16"/>
               </w:rPr>
               <w:t>*</w:t>
             </w:r>
@@ -784,14 +843,20 @@
         </w:tc>
         <w:tc>
           <w:tcPr>
-            <w:tcW w:type="dxa" w:w="3000"/>
+            <w:tcW w:type="dxa" w:w="3120"/>
+            <w:tcMar>
+              <w:top w:w="25" w:type="dxa"/>
+              <w:bottom w:w="25" w:type="dxa"/>
+              <w:left w:w="50" w:type="dxa"/>
+              <w:right w:w="50" w:type="dxa"/>
+            </w:tcMar>
             <w:shd w:fill="F8FAFC"/>
           </w:tcPr>
           <w:p>
             <w:r>
               <w:rPr>
                 <w:rFonts w:ascii="Times New Roman" w:hAnsi="Times New Roman"/>
-                <w:sz w:val="18"/>
+                <w:sz w:val="16"/>
               </w:rPr>
               <w:t>Abstract</w:t>
             </w:r>
@@ -799,14 +864,20 @@
         </w:tc>
         <w:tc>
           <w:tcPr>
-            <w:tcW w:type="dxa" w:w="3000"/>
+            <w:tcW w:type="dxa" w:w="3120"/>
+            <w:tcMar>
+              <w:top w:w="25" w:type="dxa"/>
+              <w:bottom w:w="25" w:type="dxa"/>
+              <w:left w:w="50" w:type="dxa"/>
+              <w:right w:w="50" w:type="dxa"/>
+            </w:tcMar>
             <w:shd w:fill="F8FAFC"/>
           </w:tcPr>
           <w:p>
             <w:r>
               <w:rPr>
                 <w:rFonts w:ascii="Times New Roman" w:hAnsi="Times New Roman"/>
-                <w:sz w:val="18"/>
+                <w:sz w:val="16"/>
               </w:rPr>
               <w:t>Page II</w:t>
             </w:r>
@@ -816,14 +887,20 @@
       <w:tr>
         <w:tc>
           <w:tcPr>
-            <w:tcW w:type="dxa" w:w="3000"/>
+            <w:tcW w:type="dxa" w:w="3120"/>
+            <w:tcMar>
+              <w:top w:w="25" w:type="dxa"/>
+              <w:bottom w:w="25" w:type="dxa"/>
+              <w:left w:w="50" w:type="dxa"/>
+              <w:right w:w="50" w:type="dxa"/>
+            </w:tcMar>
             <w:shd w:fill="FFFFFF"/>
           </w:tcPr>
           <w:p>
             <w:r>
               <w:rPr>
                 <w:rFonts w:ascii="Times New Roman" w:hAnsi="Times New Roman"/>
-                <w:sz w:val="18"/>
+                <w:sz w:val="16"/>
               </w:rPr>
               <w:t>*</w:t>
             </w:r>
@@ -831,31 +908,43 @@
         </w:tc>
         <w:tc>
           <w:tcPr>
-            <w:tcW w:type="dxa" w:w="3000"/>
+            <w:tcW w:type="dxa" w:w="3120"/>
+            <w:tcMar>
+              <w:top w:w="25" w:type="dxa"/>
+              <w:bottom w:w="25" w:type="dxa"/>
+              <w:left w:w="50" w:type="dxa"/>
+              <w:right w:w="50" w:type="dxa"/>
+            </w:tcMar>
             <w:shd w:fill="FFFFFF"/>
           </w:tcPr>
           <w:p>
             <w:r>
               <w:rPr>
                 <w:rFonts w:ascii="Times New Roman" w:hAnsi="Times New Roman"/>
-                <w:sz w:val="18"/>
+                <w:sz w:val="16"/>
               </w:rPr>
-              <w:t>Index of the Project Report</w:t>
+              <w:t>Index of the Project Report, List of Figures &amp; Tables</w:t>
             </w:r>
           </w:p>
         </w:tc>
         <w:tc>
           <w:tcPr>
-            <w:tcW w:type="dxa" w:w="3000"/>
+            <w:tcW w:type="dxa" w:w="3120"/>
+            <w:tcMar>
+              <w:top w:w="25" w:type="dxa"/>
+              <w:bottom w:w="25" w:type="dxa"/>
+              <w:left w:w="50" w:type="dxa"/>
+              <w:right w:w="50" w:type="dxa"/>
+            </w:tcMar>
             <w:shd w:fill="FFFFFF"/>
           </w:tcPr>
           <w:p>
             <w:r>
               <w:rPr>
                 <w:rFonts w:ascii="Times New Roman" w:hAnsi="Times New Roman"/>
-                <w:sz w:val="18"/>
+                <w:sz w:val="16"/>
               </w:rPr>
-              <w:t>Page VI</w:t>
+              <w:t>Page VI - VIII</w:t>
             </w:r>
           </w:p>
         </w:tc>
@@ -863,61 +952,20 @@
       <w:tr>
         <w:tc>
           <w:tcPr>
-            <w:tcW w:type="dxa" w:w="3000"/>
+            <w:tcW w:type="dxa" w:w="3120"/>
+            <w:tcMar>
+              <w:top w:w="25" w:type="dxa"/>
+              <w:bottom w:w="25" w:type="dxa"/>
+              <w:left w:w="50" w:type="dxa"/>
+              <w:right w:w="50" w:type="dxa"/>
+            </w:tcMar>
             <w:shd w:fill="F8FAFC"/>
           </w:tcPr>
           <w:p>
             <w:r>
               <w:rPr>
                 <w:rFonts w:ascii="Times New Roman" w:hAnsi="Times New Roman"/>
-                <w:sz w:val="18"/>
-              </w:rPr>
-              <w:t>*</w:t>
-            </w:r>
-          </w:p>
-        </w:tc>
-        <w:tc>
-          <w:tcPr>
-            <w:tcW w:type="dxa" w:w="3000"/>
-            <w:shd w:fill="F8FAFC"/>
-          </w:tcPr>
-          <w:p>
-            <w:r>
-              <w:rPr>
-                <w:rFonts w:ascii="Times New Roman" w:hAnsi="Times New Roman"/>
-                <w:sz w:val="18"/>
-              </w:rPr>
-              <w:t>List of Figures &amp; List of Tables</w:t>
-            </w:r>
-          </w:p>
-        </w:tc>
-        <w:tc>
-          <w:tcPr>
-            <w:tcW w:type="dxa" w:w="3000"/>
-            <w:shd w:fill="F8FAFC"/>
-          </w:tcPr>
-          <w:p>
-            <w:r>
-              <w:rPr>
-                <w:rFonts w:ascii="Times New Roman" w:hAnsi="Times New Roman"/>
-                <w:sz w:val="18"/>
-              </w:rPr>
-              <w:t>Page VII - VIII</w:t>
-            </w:r>
-          </w:p>
-        </w:tc>
-      </w:tr>
-      <w:tr>
-        <w:tc>
-          <w:tcPr>
-            <w:tcW w:type="dxa" w:w="3000"/>
-            <w:shd w:fill="FFFFFF"/>
-          </w:tcPr>
-          <w:p>
-            <w:r>
-              <w:rPr>
-                <w:rFonts w:ascii="Times New Roman" w:hAnsi="Times New Roman"/>
-                <w:sz w:val="18"/>
+                <w:sz w:val="16"/>
               </w:rPr>
               <w:t>1</w:t>
             </w:r>
@@ -925,14 +973,20 @@
         </w:tc>
         <w:tc>
           <w:tcPr>
-            <w:tcW w:type="dxa" w:w="3000"/>
-            <w:shd w:fill="FFFFFF"/>
+            <w:tcW w:type="dxa" w:w="3120"/>
+            <w:tcMar>
+              <w:top w:w="25" w:type="dxa"/>
+              <w:bottom w:w="25" w:type="dxa"/>
+              <w:left w:w="50" w:type="dxa"/>
+              <w:right w:w="50" w:type="dxa"/>
+            </w:tcMar>
+            <w:shd w:fill="F8FAFC"/>
           </w:tcPr>
           <w:p>
             <w:r>
               <w:rPr>
                 <w:rFonts w:ascii="Times New Roman" w:hAnsi="Times New Roman"/>
-                <w:sz w:val="18"/>
+                <w:sz w:val="16"/>
               </w:rPr>
               <w:t>ABOUT THE SYSTEM:</w:t>
             </w:r>
@@ -940,14 +994,20 @@
         </w:tc>
         <w:tc>
           <w:tcPr>
-            <w:tcW w:type="dxa" w:w="3000"/>
-            <w:shd w:fill="FFFFFF"/>
+            <w:tcW w:type="dxa" w:w="3120"/>
+            <w:tcMar>
+              <w:top w:w="25" w:type="dxa"/>
+              <w:bottom w:w="25" w:type="dxa"/>
+              <w:left w:w="50" w:type="dxa"/>
+              <w:right w:w="50" w:type="dxa"/>
+            </w:tcMar>
+            <w:shd w:fill="F8FAFC"/>
           </w:tcPr>
           <w:p>
             <w:r>
               <w:rPr>
                 <w:rFonts w:ascii="Times New Roman" w:hAnsi="Times New Roman"/>
-                <w:sz w:val="18"/>
+                <w:sz w:val="16"/>
               </w:rPr>
               <w:t>Page 1</w:t>
             </w:r>
@@ -957,7 +1017,13 @@
       <w:tr>
         <w:tc>
           <w:tcPr>
-            <w:tcW w:type="dxa" w:w="3000"/>
+            <w:tcW w:type="dxa" w:w="3120"/>
+            <w:tcMar>
+              <w:top w:w="25" w:type="dxa"/>
+              <w:bottom w:w="25" w:type="dxa"/>
+              <w:left w:w="50" w:type="dxa"/>
+              <w:right w:w="50" w:type="dxa"/>
+            </w:tcMar>
             <w:shd w:fill="EFF6FF"/>
           </w:tcPr>
           <w:p>
@@ -965,7 +1031,7 @@
               <w:rPr>
                 <w:rFonts w:ascii="Times New Roman" w:hAnsi="Times New Roman"/>
                 <w:b/>
-                <w:sz w:val="18"/>
+                <w:sz w:val="16"/>
               </w:rPr>
               <w:t>1.1</w:t>
             </w:r>
@@ -973,7 +1039,13 @@
         </w:tc>
         <w:tc>
           <w:tcPr>
-            <w:tcW w:type="dxa" w:w="3000"/>
+            <w:tcW w:type="dxa" w:w="3120"/>
+            <w:tcMar>
+              <w:top w:w="25" w:type="dxa"/>
+              <w:bottom w:w="25" w:type="dxa"/>
+              <w:left w:w="50" w:type="dxa"/>
+              <w:right w:w="50" w:type="dxa"/>
+            </w:tcMar>
             <w:shd w:fill="EFF6FF"/>
           </w:tcPr>
           <w:p>
@@ -981,7 +1053,7 @@
               <w:rPr>
                 <w:rFonts w:ascii="Times New Roman" w:hAnsi="Times New Roman"/>
                 <w:b/>
-                <w:sz w:val="18"/>
+                <w:sz w:val="16"/>
               </w:rPr>
               <w:t xml:space="preserve">  Problem definition (Identification of needs)</w:t>
             </w:r>
@@ -989,7 +1061,13 @@
         </w:tc>
         <w:tc>
           <w:tcPr>
-            <w:tcW w:type="dxa" w:w="3000"/>
+            <w:tcW w:type="dxa" w:w="3120"/>
+            <w:tcMar>
+              <w:top w:w="25" w:type="dxa"/>
+              <w:bottom w:w="25" w:type="dxa"/>
+              <w:left w:w="50" w:type="dxa"/>
+              <w:right w:w="50" w:type="dxa"/>
+            </w:tcMar>
             <w:shd w:fill="EFF6FF"/>
           </w:tcPr>
           <w:p>
@@ -997,7 +1075,7 @@
               <w:rPr>
                 <w:rFonts w:ascii="Times New Roman" w:hAnsi="Times New Roman"/>
                 <w:b/>
-                <w:sz w:val="18"/>
+                <w:sz w:val="16"/>
               </w:rPr>
               <w:t>[Completed 24/09] Page 1</w:t>
             </w:r>
@@ -1007,7 +1085,13 @@
       <w:tr>
         <w:tc>
           <w:tcPr>
-            <w:tcW w:type="dxa" w:w="3000"/>
+            <w:tcW w:type="dxa" w:w="3120"/>
+            <w:tcMar>
+              <w:top w:w="25" w:type="dxa"/>
+              <w:bottom w:w="25" w:type="dxa"/>
+              <w:left w:w="50" w:type="dxa"/>
+              <w:right w:w="50" w:type="dxa"/>
+            </w:tcMar>
             <w:shd w:fill="EFF6FF"/>
           </w:tcPr>
           <w:p>
@@ -1015,7 +1099,7 @@
               <w:rPr>
                 <w:rFonts w:ascii="Times New Roman" w:hAnsi="Times New Roman"/>
                 <w:b/>
-                <w:sz w:val="18"/>
+                <w:sz w:val="16"/>
               </w:rPr>
               <w:t>1.2</w:t>
             </w:r>
@@ -1023,7 +1107,13 @@
         </w:tc>
         <w:tc>
           <w:tcPr>
-            <w:tcW w:type="dxa" w:w="3000"/>
+            <w:tcW w:type="dxa" w:w="3120"/>
+            <w:tcMar>
+              <w:top w:w="25" w:type="dxa"/>
+              <w:bottom w:w="25" w:type="dxa"/>
+              <w:left w:w="50" w:type="dxa"/>
+              <w:right w:w="50" w:type="dxa"/>
+            </w:tcMar>
             <w:shd w:fill="EFF6FF"/>
           </w:tcPr>
           <w:p>
@@ -1031,7 +1121,7 @@
               <w:rPr>
                 <w:rFonts w:ascii="Times New Roman" w:hAnsi="Times New Roman"/>
                 <w:b/>
-                <w:sz w:val="18"/>
+                <w:sz w:val="16"/>
               </w:rPr>
               <w:t xml:space="preserve">  Requirement Specifications (Product/System Tasks)</w:t>
             </w:r>
@@ -1039,7 +1129,13 @@
         </w:tc>
         <w:tc>
           <w:tcPr>
-            <w:tcW w:type="dxa" w:w="3000"/>
+            <w:tcW w:type="dxa" w:w="3120"/>
+            <w:tcMar>
+              <w:top w:w="25" w:type="dxa"/>
+              <w:bottom w:w="25" w:type="dxa"/>
+              <w:left w:w="50" w:type="dxa"/>
+              <w:right w:w="50" w:type="dxa"/>
+            </w:tcMar>
             <w:shd w:fill="EFF6FF"/>
           </w:tcPr>
           <w:p>
@@ -1047,7 +1143,7 @@
               <w:rPr>
                 <w:rFonts w:ascii="Times New Roman" w:hAnsi="Times New Roman"/>
                 <w:b/>
-                <w:sz w:val="18"/>
+                <w:sz w:val="16"/>
               </w:rPr>
               <w:t>[Completed 24/09] Page 2</w:t>
             </w:r>
@@ -1057,7 +1153,13 @@
       <w:tr>
         <w:tc>
           <w:tcPr>
-            <w:tcW w:type="dxa" w:w="3000"/>
+            <w:tcW w:type="dxa" w:w="3120"/>
+            <w:tcMar>
+              <w:top w:w="25" w:type="dxa"/>
+              <w:bottom w:w="25" w:type="dxa"/>
+              <w:left w:w="50" w:type="dxa"/>
+              <w:right w:w="50" w:type="dxa"/>
+            </w:tcMar>
             <w:shd w:fill="EFF6FF"/>
           </w:tcPr>
           <w:p>
@@ -1065,7 +1167,7 @@
               <w:rPr>
                 <w:rFonts w:ascii="Times New Roman" w:hAnsi="Times New Roman"/>
                 <w:b/>
-                <w:sz w:val="18"/>
+                <w:sz w:val="16"/>
               </w:rPr>
               <w:t>1.3</w:t>
             </w:r>
@@ -1073,7 +1175,13 @@
         </w:tc>
         <w:tc>
           <w:tcPr>
-            <w:tcW w:type="dxa" w:w="3000"/>
+            <w:tcW w:type="dxa" w:w="3120"/>
+            <w:tcMar>
+              <w:top w:w="25" w:type="dxa"/>
+              <w:bottom w:w="25" w:type="dxa"/>
+              <w:left w:w="50" w:type="dxa"/>
+              <w:right w:w="50" w:type="dxa"/>
+            </w:tcMar>
             <w:shd w:fill="EFF6FF"/>
           </w:tcPr>
           <w:p>
@@ -1081,7 +1189,7 @@
               <w:rPr>
                 <w:rFonts w:ascii="Times New Roman" w:hAnsi="Times New Roman"/>
                 <w:b/>
-                <w:sz w:val="18"/>
+                <w:sz w:val="16"/>
               </w:rPr>
               <w:t xml:space="preserve">  Tools and Technology Used (Front-End/Back-End/Framework)</w:t>
             </w:r>
@@ -1089,7 +1197,13 @@
         </w:tc>
         <w:tc>
           <w:tcPr>
-            <w:tcW w:type="dxa" w:w="3000"/>
+            <w:tcW w:type="dxa" w:w="3120"/>
+            <w:tcMar>
+              <w:top w:w="25" w:type="dxa"/>
+              <w:bottom w:w="25" w:type="dxa"/>
+              <w:left w:w="50" w:type="dxa"/>
+              <w:right w:w="50" w:type="dxa"/>
+            </w:tcMar>
             <w:shd w:fill="EFF6FF"/>
           </w:tcPr>
           <w:p>
@@ -1097,7 +1211,140 @@
               <w:rPr>
                 <w:rFonts w:ascii="Times New Roman" w:hAnsi="Times New Roman"/>
                 <w:b/>
-                <w:sz w:val="18"/>
+                <w:sz w:val="16"/>
+              </w:rPr>
+              <w:t>[Completed 24/09] Page 3</w:t>
+            </w:r>
+          </w:p>
+        </w:tc>
+      </w:tr>
+      <w:tr>
+        <w:tc>
+          <w:tcPr>
+            <w:tcW w:type="dxa" w:w="3120"/>
+            <w:tcMar>
+              <w:top w:w="25" w:type="dxa"/>
+              <w:bottom w:w="25" w:type="dxa"/>
+              <w:left w:w="50" w:type="dxa"/>
+              <w:right w:w="50" w:type="dxa"/>
+            </w:tcMar>
+            <w:shd w:fill="F8FAFC"/>
+          </w:tcPr>
+          <w:p>
+            <w:r>
+              <w:rPr>
+                <w:rFonts w:ascii="Times New Roman" w:hAnsi="Times New Roman"/>
+                <w:sz w:val="16"/>
+              </w:rPr>
+              <w:t>2</w:t>
+            </w:r>
+          </w:p>
+        </w:tc>
+        <w:tc>
+          <w:tcPr>
+            <w:tcW w:type="dxa" w:w="3120"/>
+            <w:tcMar>
+              <w:top w:w="25" w:type="dxa"/>
+              <w:bottom w:w="25" w:type="dxa"/>
+              <w:left w:w="50" w:type="dxa"/>
+              <w:right w:w="50" w:type="dxa"/>
+            </w:tcMar>
+            <w:shd w:fill="F8FAFC"/>
+          </w:tcPr>
+          <w:p>
+            <w:r>
+              <w:rPr>
+                <w:rFonts w:ascii="Times New Roman" w:hAnsi="Times New Roman"/>
+                <w:sz w:val="16"/>
+              </w:rPr>
+              <w:t>SYSTEM DESIGN USING UML:</w:t>
+            </w:r>
+          </w:p>
+        </w:tc>
+        <w:tc>
+          <w:tcPr>
+            <w:tcW w:type="dxa" w:w="3120"/>
+            <w:tcMar>
+              <w:top w:w="25" w:type="dxa"/>
+              <w:bottom w:w="25" w:type="dxa"/>
+              <w:left w:w="50" w:type="dxa"/>
+              <w:right w:w="50" w:type="dxa"/>
+            </w:tcMar>
+            <w:shd w:fill="F8FAFC"/>
+          </w:tcPr>
+          <w:p>
+            <w:r>
+              <w:rPr>
+                <w:rFonts w:ascii="Times New Roman" w:hAnsi="Times New Roman"/>
+                <w:sz w:val="16"/>
+              </w:rPr>
+              <w:t>Page 4</w:t>
+            </w:r>
+          </w:p>
+        </w:tc>
+      </w:tr>
+      <w:tr>
+        <w:tc>
+          <w:tcPr>
+            <w:tcW w:type="dxa" w:w="3120"/>
+            <w:tcMar>
+              <w:top w:w="25" w:type="dxa"/>
+              <w:bottom w:w="25" w:type="dxa"/>
+              <w:left w:w="50" w:type="dxa"/>
+              <w:right w:w="50" w:type="dxa"/>
+            </w:tcMar>
+            <w:shd w:fill="EFF6FF"/>
+          </w:tcPr>
+          <w:p>
+            <w:r>
+              <w:rPr>
+                <w:rFonts w:ascii="Times New Roman" w:hAnsi="Times New Roman"/>
+                <w:b/>
+                <w:sz w:val="16"/>
+              </w:rPr>
+              <w:t>2.1</w:t>
+            </w:r>
+          </w:p>
+        </w:tc>
+        <w:tc>
+          <w:tcPr>
+            <w:tcW w:type="dxa" w:w="3120"/>
+            <w:tcMar>
+              <w:top w:w="25" w:type="dxa"/>
+              <w:bottom w:w="25" w:type="dxa"/>
+              <w:left w:w="50" w:type="dxa"/>
+              <w:right w:w="50" w:type="dxa"/>
+            </w:tcMar>
+            <w:shd w:fill="EFF6FF"/>
+          </w:tcPr>
+          <w:p>
+            <w:r>
+              <w:rPr>
+                <w:rFonts w:ascii="Times New Roman" w:hAnsi="Times New Roman"/>
+                <w:b/>
+                <w:sz w:val="16"/>
+              </w:rPr>
+              <w:t xml:space="preserve">  Data Flow Diagrams (Level 0 Context, Level 1, Level 2 DFDs)</w:t>
+            </w:r>
+          </w:p>
+        </w:tc>
+        <w:tc>
+          <w:tcPr>
+            <w:tcW w:type="dxa" w:w="3120"/>
+            <w:tcMar>
+              <w:top w:w="25" w:type="dxa"/>
+              <w:bottom w:w="25" w:type="dxa"/>
+              <w:left w:w="50" w:type="dxa"/>
+              <w:right w:w="50" w:type="dxa"/>
+            </w:tcMar>
+            <w:shd w:fill="EFF6FF"/>
+          </w:tcPr>
+          <w:p>
+            <w:r>
+              <w:rPr>
+                <w:rFonts w:ascii="Times New Roman" w:hAnsi="Times New Roman"/>
+                <w:b/>
+                <w:sz w:val="16"/>
               </w:rPr>
               <w:t>[Completed 24/09] Page 4</w:t>
             </w:r>
@@ -1107,46 +1354,67 @@
       <w:tr>
         <w:tc>
           <w:tcPr>
-            <w:tcW w:type="dxa" w:w="3000"/>
-            <w:shd w:fill="FFFFFF"/>
+            <w:tcW w:type="dxa" w:w="3120"/>
+            <w:tcMar>
+              <w:top w:w="25" w:type="dxa"/>
+              <w:bottom w:w="25" w:type="dxa"/>
+              <w:left w:w="50" w:type="dxa"/>
+              <w:right w:w="50" w:type="dxa"/>
+            </w:tcMar>
+            <w:shd w:fill="EFF6FF"/>
           </w:tcPr>
           <w:p>
             <w:r>
               <w:rPr>
                 <w:rFonts w:ascii="Times New Roman" w:hAnsi="Times New Roman"/>
-                <w:sz w:val="18"/>
+                <w:b/>
+                <w:sz w:val="16"/>
               </w:rPr>
-              <w:t>2</w:t>
+              <w:t>2.2</w:t>
             </w:r>
           </w:p>
         </w:tc>
         <w:tc>
           <w:tcPr>
-            <w:tcW w:type="dxa" w:w="3000"/>
-            <w:shd w:fill="FFFFFF"/>
+            <w:tcW w:type="dxa" w:w="3120"/>
+            <w:tcMar>
+              <w:top w:w="25" w:type="dxa"/>
+              <w:bottom w:w="25" w:type="dxa"/>
+              <w:left w:w="50" w:type="dxa"/>
+              <w:right w:w="50" w:type="dxa"/>
+            </w:tcMar>
+            <w:shd w:fill="EFF6FF"/>
           </w:tcPr>
           <w:p>
             <w:r>
               <w:rPr>
                 <w:rFonts w:ascii="Times New Roman" w:hAnsi="Times New Roman"/>
-                <w:sz w:val="18"/>
+                <w:b/>
+                <w:sz w:val="16"/>
               </w:rPr>
-              <w:t>SYSTEM DESIGN USING UML:</w:t>
+              <w:t xml:space="preserve">  Use Case Diagram &amp; Actor Specifications</w:t>
             </w:r>
           </w:p>
         </w:tc>
         <w:tc>
           <w:tcPr>
-            <w:tcW w:type="dxa" w:w="3000"/>
-            <w:shd w:fill="FFFFFF"/>
+            <w:tcW w:type="dxa" w:w="3120"/>
+            <w:tcMar>
+              <w:top w:w="25" w:type="dxa"/>
+              <w:bottom w:w="25" w:type="dxa"/>
+              <w:left w:w="50" w:type="dxa"/>
+              <w:right w:w="50" w:type="dxa"/>
+            </w:tcMar>
+            <w:shd w:fill="EFF6FF"/>
           </w:tcPr>
           <w:p>
             <w:r>
               <w:rPr>
                 <w:rFonts w:ascii="Times New Roman" w:hAnsi="Times New Roman"/>
-                <w:sz w:val="18"/>
+                <w:b/>
+                <w:sz w:val="16"/>
               </w:rPr>
-              <w:t>Page 6</w:t>
+              <w:t>[Completed 24/09] Page 7</w:t>
             </w:r>
           </w:p>
         </w:tc>
@@ -1154,114 +1422,20 @@
       <w:tr>
         <w:tc>
           <w:tcPr>
-            <w:tcW w:type="dxa" w:w="3000"/>
-            <w:shd w:fill="EFF6FF"/>
+            <w:tcW w:type="dxa" w:w="3120"/>
+            <w:tcMar>
+              <w:top w:w="25" w:type="dxa"/>
+              <w:bottom w:w="25" w:type="dxa"/>
+              <w:left w:w="50" w:type="dxa"/>
+              <w:right w:w="50" w:type="dxa"/>
+            </w:tcMar>
+            <w:shd w:fill="FFFFFF"/>
           </w:tcPr>
           <w:p>
             <w:r>
               <w:rPr>
                 <w:rFonts w:ascii="Times New Roman" w:hAnsi="Times New Roman"/>
-                <w:b/>
-                <w:sz w:val="18"/>
-              </w:rPr>
-              <w:t>2.1</w:t>
-            </w:r>
-          </w:p>
-        </w:tc>
-        <w:tc>
-          <w:tcPr>
-            <w:tcW w:type="dxa" w:w="3000"/>
-            <w:shd w:fill="EFF6FF"/>
-          </w:tcPr>
-          <w:p>
-            <w:r>
-              <w:rPr>
-                <w:rFonts w:ascii="Times New Roman" w:hAnsi="Times New Roman"/>
-                <w:b/>
-                <w:sz w:val="18"/>
-              </w:rPr>
-              <w:t xml:space="preserve">  Data Flow Diagrams (Level 0, Level 1, Level 2 DFDs)</w:t>
-            </w:r>
-          </w:p>
-        </w:tc>
-        <w:tc>
-          <w:tcPr>
-            <w:tcW w:type="dxa" w:w="3000"/>
-            <w:shd w:fill="EFF6FF"/>
-          </w:tcPr>
-          <w:p>
-            <w:r>
-              <w:rPr>
-                <w:rFonts w:ascii="Times New Roman" w:hAnsi="Times New Roman"/>
-                <w:b/>
-                <w:sz w:val="18"/>
-              </w:rPr>
-              <w:t>[Completed 24/09] Page 6</w:t>
-            </w:r>
-          </w:p>
-        </w:tc>
-      </w:tr>
-      <w:tr>
-        <w:tc>
-          <w:tcPr>
-            <w:tcW w:type="dxa" w:w="3000"/>
-            <w:shd w:fill="EFF6FF"/>
-          </w:tcPr>
-          <w:p>
-            <w:r>
-              <w:rPr>
-                <w:rFonts w:ascii="Times New Roman" w:hAnsi="Times New Roman"/>
-                <w:b/>
-                <w:sz w:val="18"/>
-              </w:rPr>
-              <w:t>2.2</w:t>
-            </w:r>
-          </w:p>
-        </w:tc>
-        <w:tc>
-          <w:tcPr>
-            <w:tcW w:type="dxa" w:w="3000"/>
-            <w:shd w:fill="EFF6FF"/>
-          </w:tcPr>
-          <w:p>
-            <w:r>
-              <w:rPr>
-                <w:rFonts w:ascii="Times New Roman" w:hAnsi="Times New Roman"/>
-                <w:b/>
-                <w:sz w:val="18"/>
-              </w:rPr>
-              <w:t xml:space="preserve">  Use Case Diagram &amp; Actor Specifications</w:t>
-            </w:r>
-          </w:p>
-        </w:tc>
-        <w:tc>
-          <w:tcPr>
-            <w:tcW w:type="dxa" w:w="3000"/>
-            <w:shd w:fill="EFF6FF"/>
-          </w:tcPr>
-          <w:p>
-            <w:r>
-              <w:rPr>
-                <w:rFonts w:ascii="Times New Roman" w:hAnsi="Times New Roman"/>
-                <w:b/>
-                <w:sz w:val="18"/>
-              </w:rPr>
-              <w:t>[Completed 24/09] Page 9</w:t>
-            </w:r>
-          </w:p>
-        </w:tc>
-      </w:tr>
-      <w:tr>
-        <w:tc>
-          <w:tcPr>
-            <w:tcW w:type="dxa" w:w="3000"/>
-            <w:shd w:fill="F8FAFC"/>
-          </w:tcPr>
-          <w:p>
-            <w:r>
-              <w:rPr>
-                <w:rFonts w:ascii="Times New Roman" w:hAnsi="Times New Roman"/>
-                <w:sz w:val="18"/>
+                <w:sz w:val="16"/>
               </w:rPr>
               <w:t>2.3</w:t>
             </w:r>
@@ -1269,14 +1443,20 @@
         </w:tc>
         <w:tc>
           <w:tcPr>
-            <w:tcW w:type="dxa" w:w="3000"/>
-            <w:shd w:fill="F8FAFC"/>
+            <w:tcW w:type="dxa" w:w="3120"/>
+            <w:tcMar>
+              <w:top w:w="25" w:type="dxa"/>
+              <w:bottom w:w="25" w:type="dxa"/>
+              <w:left w:w="50" w:type="dxa"/>
+              <w:right w:w="50" w:type="dxa"/>
+            </w:tcMar>
+            <w:shd w:fill="FFFFFF"/>
           </w:tcPr>
           <w:p>
             <w:r>
               <w:rPr>
                 <w:rFonts w:ascii="Times New Roman" w:hAnsi="Times New Roman"/>
-                <w:sz w:val="18"/>
+                <w:sz w:val="16"/>
               </w:rPr>
               <w:t xml:space="preserve">  Class Diagram</w:t>
             </w:r>
@@ -1284,14 +1464,20 @@
         </w:tc>
         <w:tc>
           <w:tcPr>
-            <w:tcW w:type="dxa" w:w="3000"/>
-            <w:shd w:fill="F8FAFC"/>
+            <w:tcW w:type="dxa" w:w="3120"/>
+            <w:tcMar>
+              <w:top w:w="25" w:type="dxa"/>
+              <w:bottom w:w="25" w:type="dxa"/>
+              <w:left w:w="50" w:type="dxa"/>
+              <w:right w:w="50" w:type="dxa"/>
+            </w:tcMar>
+            <w:shd w:fill="FFFFFF"/>
           </w:tcPr>
           <w:p>
             <w:r>
               <w:rPr>
                 <w:rFonts w:ascii="Times New Roman" w:hAnsi="Times New Roman"/>
-                <w:sz w:val="18"/>
+                <w:sz w:val="16"/>
               </w:rPr>
               <w:t>[Scheduled 13/10 Mid-Term]</w:t>
             </w:r>
@@ -1301,14 +1487,20 @@
       <w:tr>
         <w:tc>
           <w:tcPr>
-            <w:tcW w:type="dxa" w:w="3000"/>
-            <w:shd w:fill="FFFFFF"/>
+            <w:tcW w:type="dxa" w:w="3120"/>
+            <w:tcMar>
+              <w:top w:w="25" w:type="dxa"/>
+              <w:bottom w:w="25" w:type="dxa"/>
+              <w:left w:w="50" w:type="dxa"/>
+              <w:right w:w="50" w:type="dxa"/>
+            </w:tcMar>
+            <w:shd w:fill="F8FAFC"/>
           </w:tcPr>
           <w:p>
             <w:r>
               <w:rPr>
                 <w:rFonts w:ascii="Times New Roman" w:hAnsi="Times New Roman"/>
-                <w:sz w:val="18"/>
+                <w:sz w:val="16"/>
               </w:rPr>
               <w:t>2.4</w:t>
             </w:r>
@@ -1316,14 +1508,20 @@
         </w:tc>
         <w:tc>
           <w:tcPr>
-            <w:tcW w:type="dxa" w:w="3000"/>
-            <w:shd w:fill="FFFFFF"/>
+            <w:tcW w:type="dxa" w:w="3120"/>
+            <w:tcMar>
+              <w:top w:w="25" w:type="dxa"/>
+              <w:bottom w:w="25" w:type="dxa"/>
+              <w:left w:w="50" w:type="dxa"/>
+              <w:right w:w="50" w:type="dxa"/>
+            </w:tcMar>
+            <w:shd w:fill="F8FAFC"/>
           </w:tcPr>
           <w:p>
             <w:r>
               <w:rPr>
                 <w:rFonts w:ascii="Times New Roman" w:hAnsi="Times New Roman"/>
-                <w:sz w:val="18"/>
+                <w:sz w:val="16"/>
               </w:rPr>
               <w:t xml:space="preserve">  Sequence Diagrams</w:t>
             </w:r>
@@ -1331,14 +1529,20 @@
         </w:tc>
         <w:tc>
           <w:tcPr>
-            <w:tcW w:type="dxa" w:w="3000"/>
-            <w:shd w:fill="FFFFFF"/>
+            <w:tcW w:type="dxa" w:w="3120"/>
+            <w:tcMar>
+              <w:top w:w="25" w:type="dxa"/>
+              <w:bottom w:w="25" w:type="dxa"/>
+              <w:left w:w="50" w:type="dxa"/>
+              <w:right w:w="50" w:type="dxa"/>
+            </w:tcMar>
+            <w:shd w:fill="F8FAFC"/>
           </w:tcPr>
           <w:p>
             <w:r>
               <w:rPr>
                 <w:rFonts w:ascii="Times New Roman" w:hAnsi="Times New Roman"/>
-                <w:sz w:val="18"/>
+                <w:sz w:val="16"/>
               </w:rPr>
               <w:t>[Scheduled 13/10 Mid-Term]</w:t>
             </w:r>
@@ -1348,14 +1552,20 @@
       <w:tr>
         <w:tc>
           <w:tcPr>
-            <w:tcW w:type="dxa" w:w="3000"/>
-            <w:shd w:fill="F8FAFC"/>
+            <w:tcW w:type="dxa" w:w="3120"/>
+            <w:tcMar>
+              <w:top w:w="25" w:type="dxa"/>
+              <w:bottom w:w="25" w:type="dxa"/>
+              <w:left w:w="50" w:type="dxa"/>
+              <w:right w:w="50" w:type="dxa"/>
+            </w:tcMar>
+            <w:shd w:fill="FFFFFF"/>
           </w:tcPr>
           <w:p>
             <w:r>
               <w:rPr>
                 <w:rFonts w:ascii="Times New Roman" w:hAnsi="Times New Roman"/>
-                <w:sz w:val="18"/>
+                <w:sz w:val="16"/>
               </w:rPr>
               <w:t>3</w:t>
             </w:r>
@@ -1363,14 +1573,20 @@
         </w:tc>
         <w:tc>
           <w:tcPr>
-            <w:tcW w:type="dxa" w:w="3000"/>
-            <w:shd w:fill="F8FAFC"/>
+            <w:tcW w:type="dxa" w:w="3120"/>
+            <w:tcMar>
+              <w:top w:w="25" w:type="dxa"/>
+              <w:bottom w:w="25" w:type="dxa"/>
+              <w:left w:w="50" w:type="dxa"/>
+              <w:right w:w="50" w:type="dxa"/>
+            </w:tcMar>
+            <w:shd w:fill="FFFFFF"/>
           </w:tcPr>
           <w:p>
             <w:r>
               <w:rPr>
                 <w:rFonts w:ascii="Times New Roman" w:hAnsi="Times New Roman"/>
-                <w:sz w:val="18"/>
+                <w:sz w:val="16"/>
               </w:rPr>
               <w:t>DATA DICTIONARY: (Database Tables SQL/NoSQL)</w:t>
             </w:r>
@@ -1378,14 +1594,20 @@
         </w:tc>
         <w:tc>
           <w:tcPr>
-            <w:tcW w:type="dxa" w:w="3000"/>
-            <w:shd w:fill="F8FAFC"/>
+            <w:tcW w:type="dxa" w:w="3120"/>
+            <w:tcMar>
+              <w:top w:w="25" w:type="dxa"/>
+              <w:bottom w:w="25" w:type="dxa"/>
+              <w:left w:w="50" w:type="dxa"/>
+              <w:right w:w="50" w:type="dxa"/>
+            </w:tcMar>
+            <w:shd w:fill="FFFFFF"/>
           </w:tcPr>
           <w:p>
             <w:r>
               <w:rPr>
                 <w:rFonts w:ascii="Times New Roman" w:hAnsi="Times New Roman"/>
-                <w:sz w:val="18"/>
+                <w:sz w:val="16"/>
               </w:rPr>
               <w:t>[Scheduled 13/10 Mid-Term]</w:t>
             </w:r>
@@ -1395,14 +1617,20 @@
       <w:tr>
         <w:tc>
           <w:tcPr>
-            <w:tcW w:type="dxa" w:w="3000"/>
-            <w:shd w:fill="FFFFFF"/>
+            <w:tcW w:type="dxa" w:w="3120"/>
+            <w:tcMar>
+              <w:top w:w="25" w:type="dxa"/>
+              <w:bottom w:w="25" w:type="dxa"/>
+              <w:left w:w="50" w:type="dxa"/>
+              <w:right w:w="50" w:type="dxa"/>
+            </w:tcMar>
+            <w:shd w:fill="F8FAFC"/>
           </w:tcPr>
           <w:p>
             <w:r>
               <w:rPr>
                 <w:rFonts w:ascii="Times New Roman" w:hAnsi="Times New Roman"/>
-                <w:sz w:val="18"/>
+                <w:sz w:val="16"/>
               </w:rPr>
               <w:t>4</w:t>
             </w:r>
@@ -1410,14 +1638,20 @@
         </w:tc>
         <w:tc>
           <w:tcPr>
-            <w:tcW w:type="dxa" w:w="3000"/>
-            <w:shd w:fill="FFFFFF"/>
+            <w:tcW w:type="dxa" w:w="3120"/>
+            <w:tcMar>
+              <w:top w:w="25" w:type="dxa"/>
+              <w:bottom w:w="25" w:type="dxa"/>
+              <w:left w:w="50" w:type="dxa"/>
+              <w:right w:w="50" w:type="dxa"/>
+            </w:tcMar>
+            <w:shd w:fill="F8FAFC"/>
           </w:tcPr>
           <w:p>
             <w:r>
               <w:rPr>
                 <w:rFonts w:ascii="Times New Roman" w:hAnsi="Times New Roman"/>
-                <w:sz w:val="18"/>
+                <w:sz w:val="16"/>
               </w:rPr>
               <w:t>IMPLEMENTATION: (Screen Layouts, Coding, Navigation)</w:t>
             </w:r>
@@ -1425,14 +1659,20 @@
         </w:tc>
         <w:tc>
           <w:tcPr>
-            <w:tcW w:type="dxa" w:w="3000"/>
-            <w:shd w:fill="FFFFFF"/>
+            <w:tcW w:type="dxa" w:w="3120"/>
+            <w:tcMar>
+              <w:top w:w="25" w:type="dxa"/>
+              <w:bottom w:w="25" w:type="dxa"/>
+              <w:left w:w="50" w:type="dxa"/>
+              <w:right w:w="50" w:type="dxa"/>
+            </w:tcMar>
+            <w:shd w:fill="F8FAFC"/>
           </w:tcPr>
           <w:p>
             <w:r>
               <w:rPr>
                 <w:rFonts w:ascii="Times New Roman" w:hAnsi="Times New Roman"/>
-                <w:sz w:val="18"/>
+                <w:sz w:val="16"/>
               </w:rPr>
               <w:t>[Scheduled 13/10 &amp; 27/10]</w:t>
             </w:r>
@@ -1442,14 +1682,20 @@
       <w:tr>
         <w:tc>
           <w:tcPr>
-            <w:tcW w:type="dxa" w:w="3000"/>
-            <w:shd w:fill="F8FAFC"/>
+            <w:tcW w:type="dxa" w:w="3120"/>
+            <w:tcMar>
+              <w:top w:w="25" w:type="dxa"/>
+              <w:bottom w:w="25" w:type="dxa"/>
+              <w:left w:w="50" w:type="dxa"/>
+              <w:right w:w="50" w:type="dxa"/>
+            </w:tcMar>
+            <w:shd w:fill="FFFFFF"/>
           </w:tcPr>
           <w:p>
             <w:r>
               <w:rPr>
                 <w:rFonts w:ascii="Times New Roman" w:hAnsi="Times New Roman"/>
-                <w:sz w:val="18"/>
+                <w:sz w:val="16"/>
               </w:rPr>
               <w:t>5</w:t>
             </w:r>
@@ -1457,14 +1703,20 @@
         </w:tc>
         <w:tc>
           <w:tcPr>
-            <w:tcW w:type="dxa" w:w="3000"/>
-            <w:shd w:fill="F8FAFC"/>
+            <w:tcW w:type="dxa" w:w="3120"/>
+            <w:tcMar>
+              <w:top w:w="25" w:type="dxa"/>
+              <w:bottom w:w="25" w:type="dxa"/>
+              <w:left w:w="50" w:type="dxa"/>
+              <w:right w:w="50" w:type="dxa"/>
+            </w:tcMar>
+            <w:shd w:fill="FFFFFF"/>
           </w:tcPr>
           <w:p>
             <w:r>
               <w:rPr>
                 <w:rFonts w:ascii="Times New Roman" w:hAnsi="Times New Roman"/>
-                <w:sz w:val="18"/>
+                <w:sz w:val="16"/>
               </w:rPr>
               <w:t>CONCLUSION: (Importance of Worked Tasks, Future Scope)</w:t>
             </w:r>
@@ -1472,14 +1724,20 @@
         </w:tc>
         <w:tc>
           <w:tcPr>
-            <w:tcW w:type="dxa" w:w="3000"/>
-            <w:shd w:fill="F8FAFC"/>
+            <w:tcW w:type="dxa" w:w="3120"/>
+            <w:tcMar>
+              <w:top w:w="25" w:type="dxa"/>
+              <w:bottom w:w="25" w:type="dxa"/>
+              <w:left w:w="50" w:type="dxa"/>
+              <w:right w:w="50" w:type="dxa"/>
+            </w:tcMar>
+            <w:shd w:fill="FFFFFF"/>
           </w:tcPr>
           <w:p>
             <w:r>
               <w:rPr>
                 <w:rFonts w:ascii="Times New Roman" w:hAnsi="Times New Roman"/>
-                <w:sz w:val="18"/>
+                <w:sz w:val="16"/>
               </w:rPr>
               <w:t>[Scheduled 27/10 Third Progress]</w:t>
             </w:r>
@@ -1489,14 +1747,20 @@
       <w:tr>
         <w:tc>
           <w:tcPr>
-            <w:tcW w:type="dxa" w:w="3000"/>
-            <w:shd w:fill="FFFFFF"/>
+            <w:tcW w:type="dxa" w:w="3120"/>
+            <w:tcMar>
+              <w:top w:w="25" w:type="dxa"/>
+              <w:bottom w:w="25" w:type="dxa"/>
+              <w:left w:w="50" w:type="dxa"/>
+              <w:right w:w="50" w:type="dxa"/>
+            </w:tcMar>
+            <w:shd w:fill="F8FAFC"/>
           </w:tcPr>
           <w:p>
             <w:r>
               <w:rPr>
                 <w:rFonts w:ascii="Times New Roman" w:hAnsi="Times New Roman"/>
-                <w:sz w:val="18"/>
+                <w:sz w:val="16"/>
               </w:rPr>
               <w:t>6</w:t>
             </w:r>
@@ -1504,14 +1768,20 @@
         </w:tc>
         <w:tc>
           <w:tcPr>
-            <w:tcW w:type="dxa" w:w="3000"/>
-            <w:shd w:fill="FFFFFF"/>
+            <w:tcW w:type="dxa" w:w="3120"/>
+            <w:tcMar>
+              <w:top w:w="25" w:type="dxa"/>
+              <w:bottom w:w="25" w:type="dxa"/>
+              <w:left w:w="50" w:type="dxa"/>
+              <w:right w:w="50" w:type="dxa"/>
+            </w:tcMar>
+            <w:shd w:fill="F8FAFC"/>
           </w:tcPr>
           <w:p>
             <w:r>
               <w:rPr>
                 <w:rFonts w:ascii="Times New Roman" w:hAnsi="Times New Roman"/>
-                <w:sz w:val="18"/>
+                <w:sz w:val="16"/>
               </w:rPr>
               <w:t>REFERENCES: (Books, Papers, Technology, Webs)</w:t>
             </w:r>
@@ -1519,14 +1789,20 @@
         </w:tc>
         <w:tc>
           <w:tcPr>
-            <w:tcW w:type="dxa" w:w="3000"/>
-            <w:shd w:fill="FFFFFF"/>
+            <w:tcW w:type="dxa" w:w="3120"/>
+            <w:tcMar>
+              <w:top w:w="25" w:type="dxa"/>
+              <w:bottom w:w="25" w:type="dxa"/>
+              <w:left w:w="50" w:type="dxa"/>
+              <w:right w:w="50" w:type="dxa"/>
+            </w:tcMar>
+            <w:shd w:fill="F8FAFC"/>
           </w:tcPr>
           <w:p>
             <w:r>
               <w:rPr>
                 <w:rFonts w:ascii="Times New Roman" w:hAnsi="Times New Roman"/>
-                <w:sz w:val="18"/>
+                <w:sz w:val="16"/>
               </w:rPr>
               <w:t>[Scheduled 27/10 Third Progress]</w:t>
             </w:r>
@@ -1536,19 +1812,19 @@
       <w:tr>
         <w:tc>
           <w:tcPr>
-            <w:tcW w:type="dxa" w:w="3000"/>
+            <w:tcW w:type="dxa" w:w="3120"/>
           </w:tcPr>
           <w:p/>
         </w:tc>
         <w:tc>
           <w:tcPr>
-            <w:tcW w:type="dxa" w:w="3000"/>
+            <w:tcW w:type="dxa" w:w="3120"/>
           </w:tcPr>
           <w:p/>
         </w:tc>
         <w:tc>
           <w:tcPr>
-            <w:tcW w:type="dxa" w:w="3000"/>
+            <w:tcW w:type="dxa" w:w="3120"/>
           </w:tcPr>
           <w:p/>
         </w:tc>
@@ -1557,22 +1833,22 @@
     <w:p>
       <w:pPr>
         <w:keepNext/>
-        <w:spacing w:before="280" w:after="120"/>
+        <w:spacing w:before="120" w:after="40"/>
         <w:jc w:val="left"/>
       </w:pPr>
       <w:r>
         <w:rPr>
           <w:rFonts w:ascii="Times New Roman" w:hAnsi="Times New Roman"/>
           <w:b/>
-          <w:color w:val="1E293B"/>
-          <w:sz w:val="28"/>
+          <w:color w:val="0F172A"/>
+          <w:sz w:val="26"/>
         </w:rPr>
-        <w:t>LIST OF FIGURES &amp; LIST OF TABLES (Progress Work - 1)</w:t>
+        <w:t>LIST OF FIGURES &amp; TABLES (Progress Work - 1)</w:t>
       </w:r>
     </w:p>
     <w:p>
       <w:pPr>
-        <w:spacing w:before="0" w:after="120" w:line="276" w:lineRule="auto"/>
+        <w:spacing w:before="0" w:after="80" w:line="269" w:lineRule="auto"/>
         <w:jc w:val="both"/>
       </w:pPr>
       <w:r>
@@ -1580,14 +1856,14 @@
           <w:rFonts w:ascii="Times New Roman" w:hAnsi="Times New Roman"/>
           <w:i w:val="0"/>
           <w:color w:val="0F172A"/>
-          <w:sz w:val="24"/>
+          <w:sz w:val="22"/>
         </w:rPr>
-        <w:t>Figure 2.1: Level 0 Data Flow Diagram (Context-Level DFD) ..................................................... Page 7</w:t>
+        <w:t>Figure 2.1: Level 0 Context DFD (Context Diagram) ................................................................ Page 4</w:t>
       </w:r>
     </w:p>
     <w:p>
       <w:pPr>
-        <w:spacing w:before="0" w:after="120" w:line="276" w:lineRule="auto"/>
+        <w:spacing w:before="0" w:after="80" w:line="269" w:lineRule="auto"/>
         <w:jc w:val="both"/>
       </w:pPr>
       <w:r>
@@ -1595,14 +1871,14 @@
           <w:rFonts w:ascii="Times New Roman" w:hAnsi="Times New Roman"/>
           <w:i w:val="0"/>
           <w:color w:val="0F172A"/>
-          <w:sz w:val="24"/>
+          <w:sz w:val="22"/>
         </w:rPr>
-        <w:t>Figure 2.2: Level 1 Data Flow Diagram (End-to-End Pipeline Architecture) .............................. Page 8</w:t>
+        <w:t>Figure 2.2: Level 1 Data Flow Diagram (Pipeline Architecture) ............................................. Page 5</w:t>
       </w:r>
     </w:p>
     <w:p>
       <w:pPr>
-        <w:spacing w:before="0" w:after="120" w:line="276" w:lineRule="auto"/>
+        <w:spacing w:before="0" w:after="80" w:line="269" w:lineRule="auto"/>
         <w:jc w:val="both"/>
       </w:pPr>
       <w:r>
@@ -1610,14 +1886,14 @@
           <w:rFonts w:ascii="Times New Roman" w:hAnsi="Times New Roman"/>
           <w:i w:val="0"/>
           <w:color w:val="0F172A"/>
-          <w:sz w:val="24"/>
+          <w:sz w:val="22"/>
         </w:rPr>
-        <w:t>Figure 2.3: Level 2 Data Flow Diagram (Refinery &amp; ML Decomposition) ................................. Page 9</w:t>
+        <w:t>Figure 2.3: Level 2 Data Flow Diagram (Refinery &amp; ML Decomposition) ................................ Page 6</w:t>
       </w:r>
     </w:p>
     <w:p>
       <w:pPr>
-        <w:spacing w:before="0" w:after="120" w:line="276" w:lineRule="auto"/>
+        <w:spacing w:before="0" w:after="80" w:line="269" w:lineRule="auto"/>
         <w:jc w:val="both"/>
       </w:pPr>
       <w:r>
@@ -1625,14 +1901,14 @@
           <w:rFonts w:ascii="Times New Roman" w:hAnsi="Times New Roman"/>
           <w:i w:val="0"/>
           <w:color w:val="0F172A"/>
-          <w:sz w:val="24"/>
+          <w:sz w:val="22"/>
         </w:rPr>
-        <w:t>Figure 2.4: UML Use Case Diagram (System Actors &amp; Functional Capabilities) ......................... Page 10</w:t>
+        <w:t>Figure 2.4: UML Use Case Diagram (System Actors &amp; Capabilities) ....................................... Page 7</w:t>
       </w:r>
     </w:p>
     <w:p>
       <w:pPr>
-        <w:spacing w:before="0" w:after="120" w:line="276" w:lineRule="auto"/>
+        <w:spacing w:before="0" w:after="80" w:line="269" w:lineRule="auto"/>
         <w:jc w:val="both"/>
       </w:pPr>
       <w:r>
@@ -1640,14 +1916,14 @@
           <w:rFonts w:ascii="Times New Roman" w:hAnsi="Times New Roman"/>
           <w:i w:val="0"/>
           <w:color w:val="0F172A"/>
-          <w:sz w:val="24"/>
+          <w:sz w:val="22"/>
         </w:rPr>
-        <w:t>Table 1.1: Comprehensive System &amp; Hardware/Software Specifications .................................... Page 3</w:t>
+        <w:t>Table 1.1: System &amp; Hardware/Software Specifications ........................................................... Page 2</w:t>
       </w:r>
     </w:p>
     <w:p>
       <w:pPr>
-        <w:spacing w:before="0" w:after="120" w:line="276" w:lineRule="auto"/>
+        <w:spacing w:before="0" w:after="80" w:line="269" w:lineRule="auto"/>
         <w:jc w:val="both"/>
       </w:pPr>
       <w:r>
@@ -1655,14 +1931,14 @@
           <w:rFonts w:ascii="Times New Roman" w:hAnsi="Times New Roman"/>
           <w:i w:val="0"/>
           <w:color w:val="0F172A"/>
-          <w:sz w:val="24"/>
+          <w:sz w:val="22"/>
         </w:rPr>
-        <w:t>Table 1.2: Technology Stack &amp; Architectural Layer Mapping ...................................................... Page 5</w:t>
+        <w:t>Table 1.2: Technology Stack &amp; Architectural Layer Mapping ..................................................... Page 3</w:t>
       </w:r>
     </w:p>
     <w:p>
       <w:pPr>
-        <w:spacing w:before="0" w:after="120" w:line="276" w:lineRule="auto"/>
+        <w:spacing w:before="0" w:after="80" w:line="269" w:lineRule="auto"/>
         <w:jc w:val="both"/>
       </w:pPr>
       <w:r>
@@ -1670,14 +1946,14 @@
           <w:rFonts w:ascii="Times New Roman" w:hAnsi="Times New Roman"/>
           <w:i w:val="0"/>
           <w:color w:val="0F172A"/>
-          <w:sz w:val="24"/>
+          <w:sz w:val="22"/>
         </w:rPr>
-        <w:t>Table 2.1: Formal Use Case Specification Matrix (UC-01 to UC-06) ......................................... Page 10</w:t>
+        <w:t>Table 2.1: Formal Use Case Specification Matrix (UC-01 to UC-06) ........................................ Page 7</w:t>
       </w:r>
     </w:p>
     <w:p>
       <w:pPr>
-        <w:spacing w:before="0" w:after="120" w:line="276" w:lineRule="auto"/>
+        <w:spacing w:before="0" w:after="80" w:line="269" w:lineRule="auto"/>
         <w:jc w:val="both"/>
       </w:pPr>
       <w:r>
@@ -1685,9 +1961,9 @@
           <w:rFonts w:ascii="Times New Roman" w:hAnsi="Times New Roman"/>
           <w:i w:val="0"/>
           <w:color w:val="0F172A"/>
-          <w:sz w:val="24"/>
+          <w:sz w:val="22"/>
         </w:rPr>
-        <w:t>Table 2.2: Project Progress Work Evaluation &amp; Milestone Tracking ........................................... Page 10</w:t>
+        <w:t>Table 2.2: Project Progress Work Evaluation &amp; Milestone Tracking .......................................... Page 7</w:t>
       </w:r>
     </w:p>
     <w:p>
@@ -1697,13 +1973,15 @@
     </w:p>
     <w:p>
       <w:pPr>
+        <w:spacing w:before="0" w:after="40" w:line="269" w:lineRule="auto"/>
         <w:jc w:val="right"/>
       </w:pPr>
       <w:r>
         <w:rPr>
           <w:rFonts w:ascii="Times New Roman" w:hAnsi="Times New Roman"/>
           <w:i/>
-          <w:sz w:val="20"/>
+          <w:color w:val="0F172A"/>
+          <w:sz w:val="22"/>
         </w:rPr>
         <w:t>Page 1</w:t>
       </w:r>
@@ -1711,15 +1989,15 @@
     <w:p>
       <w:pPr>
         <w:keepNext/>
-        <w:spacing w:before="280" w:after="120"/>
+        <w:spacing w:before="200" w:after="80"/>
         <w:jc w:val="left"/>
       </w:pPr>
       <w:r>
         <w:rPr>
           <w:rFonts w:ascii="Times New Roman" w:hAnsi="Times New Roman"/>
           <w:b/>
-          <w:color w:val="312E81"/>
-          <w:sz w:val="32"/>
+          <w:color w:val="1E1B4B"/>
+          <w:sz w:val="30"/>
         </w:rPr>
         <w:t>1. ABOUT THE SYSTEM:</w:t>
       </w:r>
@@ -1727,22 +2005,22 @@
     <w:p>
       <w:pPr>
         <w:keepNext/>
-        <w:spacing w:before="240" w:after="80"/>
+        <w:spacing w:before="160" w:after="60"/>
         <w:jc w:val="left"/>
       </w:pPr>
       <w:r>
         <w:rPr>
           <w:rFonts w:ascii="Times New Roman" w:hAnsi="Times New Roman"/>
           <w:b/>
-          <w:color w:val="1E293B"/>
-          <w:sz w:val="28"/>
+          <w:color w:val="0F172A"/>
+          <w:sz w:val="26"/>
         </w:rPr>
         <w:t>1.1 Problem definition (Identification of needs):</w:t>
       </w:r>
     </w:p>
     <w:p>
       <w:pPr>
-        <w:spacing w:before="0" w:after="120" w:line="276" w:lineRule="auto"/>
+        <w:spacing w:before="0" w:after="80" w:line="269" w:lineRule="auto"/>
         <w:jc w:val="both"/>
       </w:pPr>
       <w:r>
@@ -1750,15 +2028,15 @@
           <w:rFonts w:ascii="Times New Roman" w:hAnsi="Times New Roman"/>
           <w:i w:val="0"/>
           <w:color w:val="0F172A"/>
-          <w:sz w:val="24"/>
+          <w:sz w:val="22"/>
         </w:rPr>
-        <w:t>Modern electronic commerce systems generate massive streams of transactional data across web portals, mobile applications, and point-of-sale systems. In standard commercial operations, relational Online Transaction Processing (OLTP) databases record millions of sales rows. However, a significant operational challenge arises: raw transaction logs record orders, not customer relationships. Without an analytics engineering framework that transforms line-item records into customer-level behavioral metrics, commercial leadership operates under severe revenue blindspots.</w:t>
+        <w:t>Modern digital commerce platforms generate continuous transactional event streams across mobile apps, online web checkouts, and physical POS gateways. Relational Online Transaction Processing (OLTP) repositories effectively record line-item orders; however, they inherently track individual checkouts rather than longitudinal customer relationships. Without an analytics engineering framework that transforms low-level orders into customer-centric behavioral dimensions, commercial leadership operates with severe blindspots.</w:t>
       </w:r>
     </w:p>
     <w:p>
       <w:pPr>
         <w:keepNext/>
-        <w:spacing w:before="200" w:after="60"/>
+        <w:spacing w:before="120" w:after="40"/>
         <w:jc w:val="left"/>
       </w:pPr>
       <w:r>
@@ -1766,14 +2044,14 @@
           <w:rFonts w:ascii="Times New Roman" w:hAnsi="Times New Roman"/>
           <w:b/>
           <w:color w:val="0F172A"/>
-          <w:sz w:val="25"/>
+          <w:sz w:val="23"/>
         </w:rPr>
-        <w:t>1.1.1 Industry Background &amp; Commercial Challenges</w:t>
+        <w:t>1.1.1 Industry Background &amp; Domain Challenges</w:t>
       </w:r>
     </w:p>
     <w:p>
       <w:pPr>
-        <w:spacing w:before="0" w:after="120" w:line="276" w:lineRule="auto"/>
+        <w:spacing w:before="0" w:after="80" w:line="269" w:lineRule="auto"/>
         <w:jc w:val="both"/>
       </w:pPr>
       <w:r>
@@ -1781,15 +2059,15 @@
           <w:rFonts w:ascii="Times New Roman" w:hAnsi="Times New Roman"/>
           <w:i w:val="0"/>
           <w:color w:val="0F172A"/>
-          <w:sz w:val="24"/>
+          <w:sz w:val="22"/>
         </w:rPr>
-        <w:t>Commercial enterprises face intense competitive pressures, escalating paid acquisition costs (CAC on platforms like Google and Meta), and diminishing organic customer retention. In standard practice, marketing departments execute promotional campaigns uniformly across the entire customer ledger. High-spending repeat buyers receive unnecessary blanket discounts that erode gross margins, while dormant accounts are ignored until permanent churn occurs.</w:t>
+        <w:t>E-commerce organizations face escalating paid Customer Acquisition Costs (CAC) across digital ad networks alongside declining organic retention rates. Treating an entire customer portfolio as a monolith leads to severe resource misallocations: high-value repeat shoppers receive unnecessary margin-diluting discount coupons, while early churn-risk signals from historically loyal accounts are overlooked until permanent dormancy occurs.</w:t>
       </w:r>
     </w:p>
     <w:p>
       <w:pPr>
         <w:keepNext/>
-        <w:spacing w:before="200" w:after="60"/>
+        <w:spacing w:before="120" w:after="40"/>
         <w:jc w:val="left"/>
       </w:pPr>
       <w:r>
@@ -1797,14 +2075,14 @@
           <w:rFonts w:ascii="Times New Roman" w:hAnsi="Times New Roman"/>
           <w:b/>
           <w:color w:val="0F172A"/>
-          <w:sz w:val="25"/>
+          <w:sz w:val="23"/>
         </w:rPr>
-        <w:t>1.1.2 Identification of Operational Needs</w:t>
+        <w:t>1.1.2 Identification of Operational &amp; System Needs</w:t>
       </w:r>
     </w:p>
     <w:p>
       <w:pPr>
-        <w:spacing w:before="0" w:after="120" w:line="276" w:lineRule="auto"/>
+        <w:spacing w:before="0" w:after="80" w:line="269" w:lineRule="auto"/>
         <w:jc w:val="both"/>
       </w:pPr>
       <w:r>
@@ -1812,23 +2090,23 @@
           <w:rFonts w:ascii="Times New Roman" w:hAnsi="Times New Roman"/>
           <w:b/>
           <w:color w:val="0F172A"/>
-          <w:sz w:val="24"/>
+          <w:sz w:val="22"/>
         </w:rPr>
-        <w:t xml:space="preserve">• Core Analytical Needs: </w:t>
+        <w:t xml:space="preserve">• Core Needs: </w:t>
       </w:r>
       <w:r>
         <w:rPr>
           <w:rFonts w:ascii="Times New Roman" w:hAnsi="Times New Roman"/>
           <w:i w:val="0"/>
           <w:color w:val="0F172A"/>
-          <w:sz w:val="24"/>
+          <w:sz w:val="22"/>
         </w:rPr>
-        <w:t>To achieve commercial efficiency and capital preservation, the system identifies four critical operational needs:</w:t>
+        <w:t>The system addresses four primary operational requirements identified in enterprise retail analytics:</w:t>
       </w:r>
     </w:p>
     <w:p>
       <w:pPr>
-        <w:spacing w:before="0" w:after="120" w:line="276" w:lineRule="auto"/>
+        <w:spacing w:before="0" w:after="80" w:line="269" w:lineRule="auto"/>
         <w:jc w:val="both"/>
       </w:pPr>
       <w:r>
@@ -1836,23 +2114,23 @@
           <w:rFonts w:ascii="Times New Roman" w:hAnsi="Times New Roman"/>
           <w:b/>
           <w:color w:val="0F172A"/>
-          <w:sz w:val="24"/>
+          <w:sz w:val="22"/>
         </w:rPr>
-        <w:t xml:space="preserve">1. Automated Data Refinery &amp; Cleansing: </w:t>
+        <w:t xml:space="preserve">1. Automated Data Cleaning &amp; Outlier Isolation: </w:t>
       </w:r>
       <w:r>
         <w:rPr>
           <w:rFonts w:ascii="Times New Roman" w:hAnsi="Times New Roman"/>
           <w:i w:val="0"/>
           <w:color w:val="0F172A"/>
-          <w:sz w:val="24"/>
+          <w:sz w:val="22"/>
         </w:rPr>
-        <w:t>Raw transactional datasets are plagued by missing customer identifiers (guest checkouts), credit note cancellations (invoices prefixed with 'C'), zero-priced administrative entries, and extreme wholesale bulk anomalies. The system requires an automated statistical filter (Tukey's IQR fences) to isolate noise without manual intervention.</w:t>
+        <w:t>Raw transactional feeds contain anonymous guest checkouts (missing CustomerID), cancelled invoices (prefixed with 'C'), zero-priced administrative adjustments, and extreme B2B bulk orders (e.g., 1,500 units). An automated filter applying Tukey's Interquartile Range (IQR) fences is required to isolate anomalies without compromising retail consumer behavioral patterns.</w:t>
       </w:r>
     </w:p>
     <w:p>
       <w:pPr>
-        <w:spacing w:before="0" w:after="120" w:line="276" w:lineRule="auto"/>
+        <w:spacing w:before="0" w:after="80" w:line="269" w:lineRule="auto"/>
         <w:jc w:val="both"/>
       </w:pPr>
       <w:r>
@@ -1860,7 +2138,7 @@
           <w:rFonts w:ascii="Times New Roman" w:hAnsi="Times New Roman"/>
           <w:b/>
           <w:color w:val="0F172A"/>
-          <w:sz w:val="24"/>
+          <w:sz w:val="22"/>
         </w:rPr>
         <w:t xml:space="preserve">2. Granular Behavioral Metric Derivation (RFM): </w:t>
       </w:r>
@@ -1869,14 +2147,14 @@
           <w:rFonts w:ascii="Times New Roman" w:hAnsi="Times New Roman"/>
           <w:i w:val="0"/>
           <w:color w:val="0F172A"/>
-          <w:sz w:val="24"/>
+          <w:sz w:val="22"/>
         </w:rPr>
-        <w:t>A mathematical aggregation engine is needed to condense millions of disparate transactions into three normalized customer behavioral dimensions: Recency (days since last purchase relative to a fixed snapshot T_obs), Frequency (count of distinct checkout visits), and Monetary Value (net cumulative spend).</w:t>
+        <w:t>The system must condense disparate orders into normalized behavioral dimensions: Recency (days elapsed since last transaction relative to a fixed operational boundary T_obs = max(InvoiceDate) + 1 day), Frequency (distinct checkout visits via nunique), and Monetary spend (net cumulative spend).</w:t>
       </w:r>
     </w:p>
     <w:p>
       <w:pPr>
-        <w:spacing w:before="0" w:after="120" w:line="276" w:lineRule="auto"/>
+        <w:spacing w:before="0" w:after="80" w:line="269" w:lineRule="auto"/>
         <w:jc w:val="both"/>
       </w:pPr>
       <w:r>
@@ -1884,7 +2162,7 @@
           <w:rFonts w:ascii="Times New Roman" w:hAnsi="Times New Roman"/>
           <w:b/>
           <w:color w:val="0F172A"/>
-          <w:sz w:val="24"/>
+          <w:sz w:val="22"/>
         </w:rPr>
         <w:t xml:space="preserve">3. Skew-Resistant Algorithmic Clustering: </w:t>
       </w:r>
@@ -1893,14 +2171,14 @@
           <w:rFonts w:ascii="Times New Roman" w:hAnsi="Times New Roman"/>
           <w:i w:val="0"/>
           <w:color w:val="0F172A"/>
-          <w:sz w:val="24"/>
+          <w:sz w:val="22"/>
         </w:rPr>
-        <w:t>E-commerce spend exhibits extreme right-skew (Pareto distribution). Standard clustering algorithms relying on Euclidean distance fail when applied to raw metrics because monetary variance overpowers frequency. The system requires log-transformation, Z-score standardization, and algorithmic K-Means clustering paired with deterministic 1–5 quantile scoring.</w:t>
+        <w:t>Consumer spend follows a Pareto distribution (extreme positive skew). Euclidean distance-based clustering fails on raw values because monetary variance completely dominates frequency and recency. Log1p compression and Z-score standardization are required prior to K-Means modeling, coupled with a deterministic 1–5 quantile fallback scoring engine.</w:t>
       </w:r>
     </w:p>
     <w:p>
       <w:pPr>
-        <w:spacing w:before="0" w:after="120" w:line="276" w:lineRule="auto"/>
+        <w:spacing w:before="0" w:after="80" w:line="269" w:lineRule="auto"/>
         <w:jc w:val="both"/>
       </w:pPr>
       <w:r>
@@ -1908,24 +2186,24 @@
           <w:rFonts w:ascii="Times New Roman" w:hAnsi="Times New Roman"/>
           <w:b/>
           <w:color w:val="0F172A"/>
-          <w:sz w:val="24"/>
+          <w:sz w:val="22"/>
         </w:rPr>
-        <w:t xml:space="preserve">4. Executive Visualization &amp; CRM Activation: </w:t>
+        <w:t xml:space="preserve">4. Strategic BI Visualization &amp; Activation: </w:t>
       </w:r>
       <w:r>
         <w:rPr>
           <w:rFonts w:ascii="Times New Roman" w:hAnsi="Times New Roman"/>
           <w:i w:val="0"/>
           <w:color w:val="0F172A"/>
-          <w:sz w:val="24"/>
+          <w:sz w:val="22"/>
         </w:rPr>
-        <w:t>Executives and CRM campaign specialists need an interactive BI interface that visualizes revenue concentration, highlights at-risk capital, and exports actionable customer lists linked to concrete marketing playbooks.</w:t>
+        <w:t>Executives and marketing teams require an interactive BI interface that visualizes portfolio health, highlights at-risk capital, and exports actionable customer cohorts linked to distinct CRM retention playbooks.</w:t>
       </w:r>
     </w:p>
     <w:p>
       <w:pPr>
         <w:keepNext/>
-        <w:spacing w:before="200" w:after="60"/>
+        <w:spacing w:before="120" w:after="40"/>
         <w:jc w:val="left"/>
       </w:pPr>
       <w:r>
@@ -1933,14 +2211,14 @@
           <w:rFonts w:ascii="Times New Roman" w:hAnsi="Times New Roman"/>
           <w:b/>
           <w:color w:val="0F172A"/>
-          <w:sz w:val="25"/>
+          <w:sz w:val="23"/>
         </w:rPr>
         <w:t>1.1.3 Project Scope &amp; Targeted Objectives</w:t>
       </w:r>
     </w:p>
     <w:p>
       <w:pPr>
-        <w:spacing w:before="0" w:after="120" w:line="276" w:lineRule="auto"/>
+        <w:spacing w:before="0" w:after="80" w:line="269" w:lineRule="auto"/>
         <w:jc w:val="both"/>
       </w:pPr>
       <w:r>
@@ -1948,9 +2226,9 @@
           <w:rFonts w:ascii="Times New Roman" w:hAnsi="Times New Roman"/>
           <w:i w:val="0"/>
           <w:color w:val="0F172A"/>
-          <w:sz w:val="24"/>
+          <w:sz w:val="22"/>
         </w:rPr>
-        <w:t>The primary objective of this project is to build an end-to-end, production-grade analytics engineering system that bridges raw OLTP transaction data and strategic executive decision-making. The project deliverables include an automated Python refinery pipeline, vectorized RFM feature store, unsupervised machine learning clustering engine, dimensional star-schema data marts (FACT_TRANSACTIONS, FACT_REVERSALS, DIM_CUSTOMERS), and an interactive executive web dashboard.</w:t>
+        <w:t>The project delivers a production-grade analytics system bridging raw OLTP logs and strategic decision-making. Deliverables encompass an automated Python refinery pipeline, vectorized RFM engine, unsupervised K-Means clustering, star-schema data marts (FACT_TRANSACTIONS, FACT_REVERSALS, DIM_CUSTOMERS), and an interactive executive web dashboard.</w:t>
       </w:r>
     </w:p>
     <w:p>
@@ -1960,36 +2238,38 @@
     </w:p>
     <w:p>
       <w:pPr>
+        <w:spacing w:before="0" w:after="40" w:line="269" w:lineRule="auto"/>
         <w:jc w:val="right"/>
       </w:pPr>
       <w:r>
         <w:rPr>
           <w:rFonts w:ascii="Times New Roman" w:hAnsi="Times New Roman"/>
           <w:i/>
-          <w:sz w:val="20"/>
+          <w:color w:val="0F172A"/>
+          <w:sz w:val="22"/>
         </w:rPr>
-        <w:t>Page 2 - 3</w:t>
+        <w:t>Page 2</w:t>
       </w:r>
     </w:p>
     <w:p>
       <w:pPr>
         <w:keepNext/>
-        <w:spacing w:before="240" w:after="80"/>
+        <w:spacing w:before="160" w:after="60"/>
         <w:jc w:val="left"/>
       </w:pPr>
       <w:r>
         <w:rPr>
           <w:rFonts w:ascii="Times New Roman" w:hAnsi="Times New Roman"/>
           <w:b/>
-          <w:color w:val="1E293B"/>
-          <w:sz w:val="28"/>
+          <w:color w:val="0F172A"/>
+          <w:sz w:val="26"/>
         </w:rPr>
         <w:t>1.2 Requirement Specifications (Product/System Tasks)</w:t>
       </w:r>
     </w:p>
     <w:p>
       <w:pPr>
-        <w:spacing w:before="0" w:after="120" w:line="276" w:lineRule="auto"/>
+        <w:spacing w:before="0" w:after="80" w:line="269" w:lineRule="auto"/>
         <w:jc w:val="both"/>
       </w:pPr>
       <w:r>
@@ -1997,15 +2277,15 @@
           <w:rFonts w:ascii="Times New Roman" w:hAnsi="Times New Roman"/>
           <w:i w:val="0"/>
           <w:color w:val="0F172A"/>
-          <w:sz w:val="24"/>
+          <w:sz w:val="22"/>
         </w:rPr>
-        <w:t>The requirement specifications define the operational capabilities, behavioural tasks, and performance boundaries that the E-Commerce Customer Lifecycle &amp; RFM Segmentation system must satisfy. These requirements are classified into Functional and Non-Functional specifications.</w:t>
+        <w:t>The requirement specifications formally define the operational tasks, behavioral functions, and system performance standards for the E-Commerce Customer Lifecycle &amp; RFM Segmentation system.</w:t>
       </w:r>
     </w:p>
     <w:p>
       <w:pPr>
         <w:keepNext/>
-        <w:spacing w:before="200" w:after="60"/>
+        <w:spacing w:before="120" w:after="40"/>
         <w:jc w:val="left"/>
       </w:pPr>
       <w:r>
@@ -2013,14 +2293,14 @@
           <w:rFonts w:ascii="Times New Roman" w:hAnsi="Times New Roman"/>
           <w:b/>
           <w:color w:val="0F172A"/>
-          <w:sz w:val="25"/>
+          <w:sz w:val="23"/>
         </w:rPr>
         <w:t>1.2.1 Functional Requirements Specifications (FR)</w:t>
       </w:r>
     </w:p>
     <w:p>
       <w:pPr>
-        <w:spacing w:before="0" w:after="120" w:line="276" w:lineRule="auto"/>
+        <w:spacing w:before="0" w:after="80" w:line="269" w:lineRule="auto"/>
         <w:jc w:val="both"/>
       </w:pPr>
       <w:r>
@@ -2028,7 +2308,7 @@
           <w:rFonts w:ascii="Times New Roman" w:hAnsi="Times New Roman"/>
           <w:b/>
           <w:color w:val="0F172A"/>
-          <w:sz w:val="24"/>
+          <w:sz w:val="22"/>
         </w:rPr>
         <w:t xml:space="preserve">• FR-01: Ingestion &amp; Schema Enforcement: </w:t>
       </w:r>
@@ -2037,14 +2317,14 @@
           <w:rFonts w:ascii="Times New Roman" w:hAnsi="Times New Roman"/>
           <w:i w:val="0"/>
           <w:color w:val="0F172A"/>
-          <w:sz w:val="24"/>
+          <w:sz w:val="22"/>
         </w:rPr>
-        <w:t>The system must load raw CSV/OLTP transactional records, validate schema integrity, enforce typing (casting InvoiceNo to string, InvoiceDate to datetime64[ns], UnitPrice and Quantity to float64), and handle character encoding variances.</w:t>
+        <w:t>Must ingest raw CSV transactional records, enforce typing (InvoiceNo string, InvoiceDate datetime64[ns], UnitPrice and Quantity float64), and standardize SKU text strings.</w:t>
       </w:r>
     </w:p>
     <w:p>
       <w:pPr>
-        <w:spacing w:before="0" w:after="120" w:line="276" w:lineRule="auto"/>
+        <w:spacing w:before="0" w:after="80" w:line="269" w:lineRule="auto"/>
         <w:jc w:val="both"/>
       </w:pPr>
       <w:r>
@@ -2052,23 +2332,23 @@
           <w:rFonts w:ascii="Times New Roman" w:hAnsi="Times New Roman"/>
           <w:b/>
           <w:color w:val="0F172A"/>
-          <w:sz w:val="24"/>
+          <w:sz w:val="22"/>
         </w:rPr>
-        <w:t xml:space="preserve">• FR-02: Missing Entity Identification: </w:t>
+        <w:t xml:space="preserve">• FR-02: Missing Entity Resolution: </w:t>
       </w:r>
       <w:r>
         <w:rPr>
           <w:rFonts w:ascii="Times New Roman" w:hAnsi="Times New Roman"/>
           <w:i w:val="0"/>
           <w:color w:val="0F172A"/>
-          <w:sz w:val="24"/>
+          <w:sz w:val="22"/>
         </w:rPr>
-        <w:t>The system must detect records lacking CustomerID (guest/unauthenticated checkouts) and drop them from customer-level longitudinal cohorts to prevent data contamination.</w:t>
+        <w:t>Must identify records lacking authenticated CustomerID and drop them to prevent corrupting customer-level longitudinal cohorts.</w:t>
       </w:r>
     </w:p>
     <w:p>
       <w:pPr>
-        <w:spacing w:before="0" w:after="120" w:line="276" w:lineRule="auto"/>
+        <w:spacing w:before="0" w:after="80" w:line="269" w:lineRule="auto"/>
         <w:jc w:val="both"/>
       </w:pPr>
       <w:r>
@@ -2076,23 +2356,23 @@
           <w:rFonts w:ascii="Times New Roman" w:hAnsi="Times New Roman"/>
           <w:b/>
           <w:color w:val="0F172A"/>
-          <w:sz w:val="24"/>
+          <w:sz w:val="22"/>
         </w:rPr>
-        <w:t xml:space="preserve">• FR-03: Reverse Logistics Segregation: </w:t>
+        <w:t xml:space="preserve">• FR-03: Reverse Logistics Isolation: </w:t>
       </w:r>
       <w:r>
         <w:rPr>
           <w:rFonts w:ascii="Times New Roman" w:hAnsi="Times New Roman"/>
           <w:i w:val="0"/>
           <w:color w:val="0F172A"/>
-          <w:sz w:val="24"/>
+          <w:sz w:val="22"/>
         </w:rPr>
-        <w:t>The system must detect cancellations and returns (invoices starting with 'C', non-positive quantities, or zero unit prices) and isolate them into a separate audit ledger (fact_reversals_audit.csv) without distorting purchase frequencies.</w:t>
+        <w:t>Must segregate credit notes, cancellations (invoices matching '^C'), and non-positive quantities into an audit ledger (fact_reversals_audit.csv) without affecting positive frequency metrics.</w:t>
       </w:r>
     </w:p>
     <w:p>
       <w:pPr>
-        <w:spacing w:before="0" w:after="120" w:line="276" w:lineRule="auto"/>
+        <w:spacing w:before="0" w:after="80" w:line="269" w:lineRule="auto"/>
         <w:jc w:val="both"/>
       </w:pPr>
       <w:r>
@@ -2100,23 +2380,23 @@
           <w:rFonts w:ascii="Times New Roman" w:hAnsi="Times New Roman"/>
           <w:b/>
           <w:color w:val="0F172A"/>
-          <w:sz w:val="24"/>
+          <w:sz w:val="22"/>
         </w:rPr>
-        <w:t xml:space="preserve">• FR-04: Statistical Outlier Normalization: </w:t>
+        <w:t xml:space="preserve">• FR-04: Tukey IQR Outlier Capping: </w:t>
       </w:r>
       <w:r>
         <w:rPr>
           <w:rFonts w:ascii="Times New Roman" w:hAnsi="Times New Roman"/>
           <w:i w:val="0"/>
           <w:color w:val="0F172A"/>
-          <w:sz w:val="24"/>
+          <w:sz w:val="22"/>
         </w:rPr>
-        <w:t>The system must calculate Tukey's Interquartile Range (IQR = Q3 - Q1) on Quantity and UnitPrice, filtering extreme B2B bulk anomalies to bound the data to retail consumer behavior.</w:t>
+        <w:t>Must compute Tukey's fences (IQR = Q3 - Q1) across Quantity and UnitPrice to remove bulk B2B anomalies.</w:t>
       </w:r>
     </w:p>
     <w:p>
       <w:pPr>
-        <w:spacing w:before="0" w:after="120" w:line="276" w:lineRule="auto"/>
+        <w:spacing w:before="0" w:after="80" w:line="269" w:lineRule="auto"/>
         <w:jc w:val="both"/>
       </w:pPr>
       <w:r>
@@ -2124,23 +2404,23 @@
           <w:rFonts w:ascii="Times New Roman" w:hAnsi="Times New Roman"/>
           <w:b/>
           <w:color w:val="0F172A"/>
-          <w:sz w:val="24"/>
+          <w:sz w:val="22"/>
         </w:rPr>
-        <w:t xml:space="preserve">• FR-05: Vectorized RFM Feature Derivation: </w:t>
+        <w:t xml:space="preserve">• FR-05: Vectorized RFM Derivation: </w:t>
       </w:r>
       <w:r>
         <w:rPr>
           <w:rFonts w:ascii="Times New Roman" w:hAnsi="Times New Roman"/>
           <w:i w:val="0"/>
           <w:color w:val="0F172A"/>
-          <w:sz w:val="24"/>
+          <w:sz w:val="22"/>
         </w:rPr>
-        <w:t>The system must establish a fixed operational boundary T_obs = max(InvoiceDate) + 1 day and compute Recency (days elapsed), Frequency (count of unique invoices via nunique), Monetary spend (sum of Quantity * UnitPrice), and Average Order Value (AOV = Spend / Frequency).</w:t>
+        <w:t>Must set T_obs = max(InvoiceDate) + 1 day and compute Recency days, Frequency (unique invoices), Monetary spend, and Average Order Value (AOV = Spend / Frequency).</w:t>
       </w:r>
     </w:p>
     <w:p>
       <w:pPr>
-        <w:spacing w:before="0" w:after="120" w:line="276" w:lineRule="auto"/>
+        <w:spacing w:before="0" w:after="80" w:line="269" w:lineRule="auto"/>
         <w:jc w:val="both"/>
       </w:pPr>
       <w:r>
@@ -2148,23 +2428,23 @@
           <w:rFonts w:ascii="Times New Roman" w:hAnsi="Times New Roman"/>
           <w:b/>
           <w:color w:val="0F172A"/>
-          <w:sz w:val="24"/>
+          <w:sz w:val="22"/>
         </w:rPr>
-        <w:t xml:space="preserve">• FR-06: Algorithmic Clustering &amp; Diagnostics: </w:t>
+        <w:t xml:space="preserve">• FR-06: ML Clustering &amp; Diagnostics: </w:t>
       </w:r>
       <w:r>
         <w:rPr>
           <w:rFonts w:ascii="Times New Roman" w:hAnsi="Times New Roman"/>
           <w:i w:val="0"/>
           <w:color w:val="0F172A"/>
-          <w:sz w:val="24"/>
+          <w:sz w:val="22"/>
         </w:rPr>
-        <w:t>The system must apply log1p transformation to reduce Pareto skewness, standardize features via StandardScaler (mu=0, sigma=1), evaluate cluster quality across k in [2..6] via Elbow Inertia and Silhouette scores, and train K-Means clustering.</w:t>
+        <w:t>Must apply log1p skew reduction, StandardScaler standardization, evaluate Elbow Inertia and Silhouette scores across k in [2..6], and fit production K-Means.</w:t>
       </w:r>
     </w:p>
     <w:p>
       <w:pPr>
-        <w:spacing w:before="0" w:after="120" w:line="276" w:lineRule="auto"/>
+        <w:spacing w:before="0" w:after="80" w:line="269" w:lineRule="auto"/>
         <w:jc w:val="both"/>
       </w:pPr>
       <w:r>
@@ -2172,23 +2452,23 @@
           <w:rFonts w:ascii="Times New Roman" w:hAnsi="Times New Roman"/>
           <w:b/>
           <w:color w:val="0F172A"/>
-          <w:sz w:val="24"/>
+          <w:sz w:val="22"/>
         </w:rPr>
-        <w:t xml:space="preserve">• FR-07: Quantile Scoring &amp; Segment Mapping: </w:t>
+        <w:t xml:space="preserve">• FR-07: Quantile RFM Scoring: </w:t>
       </w:r>
       <w:r>
         <w:rPr>
           <w:rFonts w:ascii="Times New Roman" w:hAnsi="Times New Roman"/>
           <w:i w:val="0"/>
           <w:color w:val="0F172A"/>
-          <w:sz w:val="24"/>
+          <w:sz w:val="22"/>
         </w:rPr>
-        <w:t>The system must provide a deterministic fallback scoring engine utilizing percentile ranking (pd.qcut) to assign 1–5 scores for R, F, and M, mapping accounts to 8 operational business segments ('Champions', 'Loyal Customers', 'At Risk Whales', etc.).</w:t>
+        <w:t>Must provide fallback 1–5 percentile scoring (pd.qcut) mapping accounts to 8 business segments ('Champions', 'Loyal Customers', 'At Risk Whales', etc.).</w:t>
       </w:r>
     </w:p>
     <w:p>
       <w:pPr>
-        <w:spacing w:before="0" w:after="120" w:line="276" w:lineRule="auto"/>
+        <w:spacing w:before="0" w:after="80" w:line="269" w:lineRule="auto"/>
         <w:jc w:val="both"/>
       </w:pPr>
       <w:r>
@@ -2196,24 +2476,24 @@
           <w:rFonts w:ascii="Times New Roman" w:hAnsi="Times New Roman"/>
           <w:b/>
           <w:color w:val="0F172A"/>
-          <w:sz w:val="24"/>
+          <w:sz w:val="22"/>
         </w:rPr>
-        <w:t xml:space="preserve">• FR-08: Data Mart Export &amp; Dashboarding: </w:t>
+        <w:t xml:space="preserve">• FR-08: Star Schema &amp; Dashboard: </w:t>
       </w:r>
       <w:r>
         <w:rPr>
           <w:rFonts w:ascii="Times New Roman" w:hAnsi="Times New Roman"/>
           <w:i w:val="0"/>
           <w:color w:val="0F172A"/>
-          <w:sz w:val="24"/>
+          <w:sz w:val="22"/>
         </w:rPr>
-        <w:t>The system must export clean star-schema datasets and provide an interactive executive dashboard displaying KPI cards, segment revenue donuts, spatial scatterplots, and a searchable customer activation ledger.</w:t>
+        <w:t>Must export clean star-schema tables and render an interactive executive dashboard with KPI scorecards, spatial scatterplots, and a searchable activation ledger.</w:t>
       </w:r>
     </w:p>
     <w:p>
       <w:pPr>
         <w:keepNext/>
-        <w:spacing w:before="200" w:after="60"/>
+        <w:spacing w:before="120" w:after="40"/>
         <w:jc w:val="left"/>
       </w:pPr>
       <w:r>
@@ -2221,14 +2501,14 @@
           <w:rFonts w:ascii="Times New Roman" w:hAnsi="Times New Roman"/>
           <w:b/>
           <w:color w:val="0F172A"/>
-          <w:sz w:val="25"/>
+          <w:sz w:val="23"/>
         </w:rPr>
         <w:t>1.2.2 Non-Functional Requirements Specifications (NFR)</w:t>
       </w:r>
     </w:p>
     <w:p>
       <w:pPr>
-        <w:spacing w:before="0" w:after="120" w:line="276" w:lineRule="auto"/>
+        <w:spacing w:before="0" w:after="80" w:line="269" w:lineRule="auto"/>
         <w:jc w:val="both"/>
       </w:pPr>
       <w:r>
@@ -2236,7 +2516,7 @@
           <w:rFonts w:ascii="Times New Roman" w:hAnsi="Times New Roman"/>
           <w:b/>
           <w:color w:val="0F172A"/>
-          <w:sz w:val="24"/>
+          <w:sz w:val="22"/>
         </w:rPr>
         <w:t xml:space="preserve">• NFR-01: Performance &amp; Latency: </w:t>
       </w:r>
@@ -2245,14 +2525,14 @@
           <w:rFonts w:ascii="Times New Roman" w:hAnsi="Times New Roman"/>
           <w:i w:val="0"/>
           <w:color w:val="0F172A"/>
-          <w:sz w:val="24"/>
+          <w:sz w:val="22"/>
         </w:rPr>
-        <w:t>The end-to-end pipeline must process over 15,000 raw transactional records in under 5 seconds on standard x86/ARM hardware.</w:t>
+        <w:t>The pipeline must process 15,000+ transactional records in under 5 seconds on standard x86/ARM hardware.</w:t>
       </w:r>
     </w:p>
     <w:p>
       <w:pPr>
-        <w:spacing w:before="0" w:after="120" w:line="276" w:lineRule="auto"/>
+        <w:spacing w:before="0" w:after="80" w:line="269" w:lineRule="auto"/>
         <w:jc w:val="both"/>
       </w:pPr>
       <w:r>
@@ -2260,7 +2540,7 @@
           <w:rFonts w:ascii="Times New Roman" w:hAnsi="Times New Roman"/>
           <w:b/>
           <w:color w:val="0F172A"/>
-          <w:sz w:val="24"/>
+          <w:sz w:val="22"/>
         </w:rPr>
         <w:t xml:space="preserve">• NFR-02: Scalability: </w:t>
       </w:r>
@@ -2269,14 +2549,14 @@
           <w:rFonts w:ascii="Times New Roman" w:hAnsi="Times New Roman"/>
           <w:i w:val="0"/>
           <w:color w:val="0F172A"/>
-          <w:sz w:val="24"/>
+          <w:sz w:val="22"/>
         </w:rPr>
-        <w:t>The feature extraction and aggregation algorithms must be vectorized via NumPy/Pandas C-extensions, maintaining O(N) linear time complexity.</w:t>
+        <w:t>All feature calculations must maintain linear O(N) complexity using vectorized Pandas/NumPy C-routines.</w:t>
       </w:r>
     </w:p>
     <w:p>
       <w:pPr>
-        <w:spacing w:before="0" w:after="120" w:line="276" w:lineRule="auto"/>
+        <w:spacing w:before="0" w:after="80" w:line="269" w:lineRule="auto"/>
         <w:jc w:val="both"/>
       </w:pPr>
       <w:r>
@@ -2284,57 +2564,33 @@
           <w:rFonts w:ascii="Times New Roman" w:hAnsi="Times New Roman"/>
           <w:b/>
           <w:color w:val="0F172A"/>
-          <w:sz w:val="24"/>
+          <w:sz w:val="22"/>
         </w:rPr>
-        <w:t xml:space="preserve">• NFR-03: Reproducibility &amp; Determinism: </w:t>
+        <w:t xml:space="preserve">• NFR-03: Reproducibility: </w:t>
       </w:r>
       <w:r>
         <w:rPr>
           <w:rFonts w:ascii="Times New Roman" w:hAnsi="Times New Roman"/>
           <w:i w:val="0"/>
           <w:color w:val="0F172A"/>
-          <w:sz w:val="24"/>
+          <w:sz w:val="22"/>
         </w:rPr>
-        <w:t>Random seeds must be fixed (random_state=42) to ensure identical cluster centroids across distributed training runs.</w:t>
+        <w:t>Fixed random seeds (random_state=42) ensure deterministic clustering across distributed environments.</w:t>
       </w:r>
     </w:p>
     <w:p>
       <w:pPr>
-        <w:spacing w:before="0" w:after="120" w:line="276" w:lineRule="auto"/>
-        <w:jc w:val="both"/>
-      </w:pPr>
-      <w:r>
-        <w:rPr>
-          <w:rFonts w:ascii="Times New Roman" w:hAnsi="Times New Roman"/>
-          <w:b/>
-          <w:color w:val="0F172A"/>
-          <w:sz w:val="24"/>
-        </w:rPr>
-        <w:t xml:space="preserve">• NFR-04: Data Traceability &amp; Auditability: </w:t>
-      </w:r>
-      <w:r>
-        <w:rPr>
-          <w:rFonts w:ascii="Times New Roman" w:hAnsi="Times New Roman"/>
-          <w:i w:val="0"/>
-          <w:color w:val="0F172A"/>
-          <w:sz w:val="24"/>
-        </w:rPr>
-        <w:t>Separating reversals into an audit trail ensures full compliance with financial accounting standards.</w:t>
-      </w:r>
-    </w:p>
-    <w:p>
-      <w:pPr>
-        <w:spacing w:before="160" w:after="80"/>
+        <w:spacing w:before="60" w:after="100"/>
         <w:jc w:val="center"/>
       </w:pPr>
       <w:r>
         <w:rPr>
           <w:rFonts w:ascii="Times New Roman" w:hAnsi="Times New Roman"/>
           <w:b/>
-          <w:color w:val="1E293B"/>
-          <w:sz w:val="21"/>
+          <w:color w:val="475569"/>
+          <w:sz w:val="20"/>
         </w:rPr>
-        <w:t>Table 1.1: Comprehensive System &amp; Hardware/Software Requirements Specification</w:t>
+        <w:t>Table 1.1: System &amp; Hardware/Software Specifications</w:t>
       </w:r>
     </w:p>
     <w:tbl>
@@ -2344,14 +2600,14 @@
         <w:tblLook w:firstColumn="1" w:firstRow="1" w:lastColumn="0" w:lastRow="0" w:noHBand="0" w:noVBand="1" w:val="04A0"/>
       </w:tblPr>
       <w:tblGrid>
-        <w:gridCol w:w="3000"/>
-        <w:gridCol w:w="3000"/>
-        <w:gridCol w:w="3000"/>
+        <w:gridCol w:w="3120"/>
+        <w:gridCol w:w="3120"/>
+        <w:gridCol w:w="3120"/>
       </w:tblGrid>
       <w:tr>
         <w:tc>
           <w:tcPr>
-            <w:tcW w:type="dxa" w:w="3000"/>
+            <w:tcW w:type="dxa" w:w="3120"/>
             <w:shd w:fill="0F172A"/>
           </w:tcPr>
           <w:p>
@@ -2360,15 +2616,15 @@
                 <w:rFonts w:ascii="Times New Roman" w:hAnsi="Times New Roman"/>
                 <w:b/>
                 <w:color w:val="FFFFFF"/>
-                <w:sz w:val="18"/>
+                <w:sz w:val="17"/>
               </w:rPr>
-              <w:t>CATEGORY</w:t>
+              <w:t>SYSTEM CATEGORY</w:t>
             </w:r>
           </w:p>
         </w:tc>
         <w:tc>
           <w:tcPr>
-            <w:tcW w:type="dxa" w:w="3000"/>
+            <w:tcW w:type="dxa" w:w="3120"/>
             <w:shd w:fill="0F172A"/>
           </w:tcPr>
           <w:p>
@@ -2377,7 +2633,7 @@
                 <w:rFonts w:ascii="Times New Roman" w:hAnsi="Times New Roman"/>
                 <w:b/>
                 <w:color w:val="FFFFFF"/>
-                <w:sz w:val="18"/>
+                <w:sz w:val="17"/>
               </w:rPr>
               <w:t>MINIMUM REQUIREMENT</w:t>
             </w:r>
@@ -2385,7 +2641,7 @@
         </w:tc>
         <w:tc>
           <w:tcPr>
-            <w:tcW w:type="dxa" w:w="3000"/>
+            <w:tcW w:type="dxa" w:w="3120"/>
             <w:shd w:fill="0F172A"/>
           </w:tcPr>
           <w:p>
@@ -2394,9 +2650,9 @@
                 <w:rFonts w:ascii="Times New Roman" w:hAnsi="Times New Roman"/>
                 <w:b/>
                 <w:color w:val="FFFFFF"/>
-                <w:sz w:val="18"/>
+                <w:sz w:val="17"/>
               </w:rPr>
-              <w:t>TARGET / DEPLOYED SPECIFICATION</w:t>
+              <w:t>DEPLOYED SPECIFICATION</w:t>
             </w:r>
           </w:p>
         </w:tc>
@@ -2404,14 +2660,20 @@
       <w:tr>
         <w:tc>
           <w:tcPr>
-            <w:tcW w:type="dxa" w:w="3000"/>
+            <w:tcW w:type="dxa" w:w="3120"/>
+            <w:tcMar>
+              <w:top w:w="35" w:type="dxa"/>
+              <w:bottom w:w="35" w:type="dxa"/>
+              <w:left w:w="70" w:type="dxa"/>
+              <w:right w:w="70" w:type="dxa"/>
+            </w:tcMar>
             <w:shd w:fill="F8FAFC"/>
           </w:tcPr>
           <w:p>
             <w:r>
               <w:rPr>
                 <w:rFonts w:ascii="Times New Roman" w:hAnsi="Times New Roman"/>
-                <w:sz w:val="17"/>
+                <w:sz w:val="16"/>
               </w:rPr>
               <w:t>Processor / CPU</w:t>
             </w:r>
@@ -2419,14 +2681,20 @@
         </w:tc>
         <w:tc>
           <w:tcPr>
-            <w:tcW w:type="dxa" w:w="3000"/>
+            <w:tcW w:type="dxa" w:w="3120"/>
+            <w:tcMar>
+              <w:top w:w="35" w:type="dxa"/>
+              <w:bottom w:w="35" w:type="dxa"/>
+              <w:left w:w="70" w:type="dxa"/>
+              <w:right w:w="70" w:type="dxa"/>
+            </w:tcMar>
             <w:shd w:fill="F8FAFC"/>
           </w:tcPr>
           <w:p>
             <w:r>
               <w:rPr>
                 <w:rFonts w:ascii="Times New Roman" w:hAnsi="Times New Roman"/>
-                <w:sz w:val="17"/>
+                <w:sz w:val="16"/>
               </w:rPr>
               <w:t>Dual-Core x86_64 or ARM64</w:t>
             </w:r>
@@ -2434,16 +2702,22 @@
         </w:tc>
         <w:tc>
           <w:tcPr>
-            <w:tcW w:type="dxa" w:w="3000"/>
+            <w:tcW w:type="dxa" w:w="3120"/>
+            <w:tcMar>
+              <w:top w:w="35" w:type="dxa"/>
+              <w:bottom w:w="35" w:type="dxa"/>
+              <w:left w:w="70" w:type="dxa"/>
+              <w:right w:w="70" w:type="dxa"/>
+            </w:tcMar>
             <w:shd w:fill="F8FAFC"/>
           </w:tcPr>
           <w:p>
             <w:r>
               <w:rPr>
                 <w:rFonts w:ascii="Times New Roman" w:hAnsi="Times New Roman"/>
-                <w:sz w:val="17"/>
+                <w:sz w:val="16"/>
               </w:rPr>
-              <w:t>Apple M-Series / Intel Core i5/i7 (8-Core+)</w:t>
+              <w:t>Apple Silicon M-Series / Intel Core i5/i7 (8-Core+)</w:t>
             </w:r>
           </w:p>
         </w:tc>
@@ -2451,14 +2725,20 @@
       <w:tr>
         <w:tc>
           <w:tcPr>
-            <w:tcW w:type="dxa" w:w="3000"/>
+            <w:tcW w:type="dxa" w:w="3120"/>
+            <w:tcMar>
+              <w:top w:w="35" w:type="dxa"/>
+              <w:bottom w:w="35" w:type="dxa"/>
+              <w:left w:w="70" w:type="dxa"/>
+              <w:right w:w="70" w:type="dxa"/>
+            </w:tcMar>
             <w:shd w:fill="FFFFFF"/>
           </w:tcPr>
           <w:p>
             <w:r>
               <w:rPr>
                 <w:rFonts w:ascii="Times New Roman" w:hAnsi="Times New Roman"/>
-                <w:sz w:val="17"/>
+                <w:sz w:val="16"/>
               </w:rPr>
               <w:t>System Memory (RAM)</w:t>
             </w:r>
@@ -2466,14 +2746,20 @@
         </w:tc>
         <w:tc>
           <w:tcPr>
-            <w:tcW w:type="dxa" w:w="3000"/>
+            <w:tcW w:type="dxa" w:w="3120"/>
+            <w:tcMar>
+              <w:top w:w="35" w:type="dxa"/>
+              <w:bottom w:w="35" w:type="dxa"/>
+              <w:left w:w="70" w:type="dxa"/>
+              <w:right w:w="70" w:type="dxa"/>
+            </w:tcMar>
             <w:shd w:fill="FFFFFF"/>
           </w:tcPr>
           <w:p>
             <w:r>
               <w:rPr>
                 <w:rFonts w:ascii="Times New Roman" w:hAnsi="Times New Roman"/>
-                <w:sz w:val="17"/>
+                <w:sz w:val="16"/>
               </w:rPr>
               <w:t>4 GB DDR3/DDR4</w:t>
             </w:r>
@@ -2481,14 +2767,20 @@
         </w:tc>
         <w:tc>
           <w:tcPr>
-            <w:tcW w:type="dxa" w:w="3000"/>
+            <w:tcW w:type="dxa" w:w="3120"/>
+            <w:tcMar>
+              <w:top w:w="35" w:type="dxa"/>
+              <w:bottom w:w="35" w:type="dxa"/>
+              <w:left w:w="70" w:type="dxa"/>
+              <w:right w:w="70" w:type="dxa"/>
+            </w:tcMar>
             <w:shd w:fill="FFFFFF"/>
           </w:tcPr>
           <w:p>
             <w:r>
               <w:rPr>
                 <w:rFonts w:ascii="Times New Roman" w:hAnsi="Times New Roman"/>
-                <w:sz w:val="17"/>
+                <w:sz w:val="16"/>
               </w:rPr>
               <w:t>8 GB to 16 GB Unified Memory</w:t>
             </w:r>
@@ -2498,14 +2790,20 @@
       <w:tr>
         <w:tc>
           <w:tcPr>
-            <w:tcW w:type="dxa" w:w="3000"/>
+            <w:tcW w:type="dxa" w:w="3120"/>
+            <w:tcMar>
+              <w:top w:w="35" w:type="dxa"/>
+              <w:bottom w:w="35" w:type="dxa"/>
+              <w:left w:w="70" w:type="dxa"/>
+              <w:right w:w="70" w:type="dxa"/>
+            </w:tcMar>
             <w:shd w:fill="F8FAFC"/>
           </w:tcPr>
           <w:p>
             <w:r>
               <w:rPr>
                 <w:rFonts w:ascii="Times New Roman" w:hAnsi="Times New Roman"/>
-                <w:sz w:val="17"/>
+                <w:sz w:val="16"/>
               </w:rPr>
               <w:t>Storage Subsystem</w:t>
             </w:r>
@@ -2513,14 +2811,20 @@
         </w:tc>
         <w:tc>
           <w:tcPr>
-            <w:tcW w:type="dxa" w:w="3000"/>
+            <w:tcW w:type="dxa" w:w="3120"/>
+            <w:tcMar>
+              <w:top w:w="35" w:type="dxa"/>
+              <w:bottom w:w="35" w:type="dxa"/>
+              <w:left w:w="70" w:type="dxa"/>
+              <w:right w:w="70" w:type="dxa"/>
+            </w:tcMar>
             <w:shd w:fill="F8FAFC"/>
           </w:tcPr>
           <w:p>
             <w:r>
               <w:rPr>
                 <w:rFonts w:ascii="Times New Roman" w:hAnsi="Times New Roman"/>
-                <w:sz w:val="17"/>
+                <w:sz w:val="16"/>
               </w:rPr>
               <w:t>500 MB Free Disk Space</w:t>
             </w:r>
@@ -2528,14 +2832,20 @@
         </w:tc>
         <w:tc>
           <w:tcPr>
-            <w:tcW w:type="dxa" w:w="3000"/>
+            <w:tcW w:type="dxa" w:w="3120"/>
+            <w:tcMar>
+              <w:top w:w="35" w:type="dxa"/>
+              <w:bottom w:w="35" w:type="dxa"/>
+              <w:left w:w="70" w:type="dxa"/>
+              <w:right w:w="70" w:type="dxa"/>
+            </w:tcMar>
             <w:shd w:fill="F8FAFC"/>
           </w:tcPr>
           <w:p>
             <w:r>
               <w:rPr>
                 <w:rFonts w:ascii="Times New Roman" w:hAnsi="Times New Roman"/>
-                <w:sz w:val="17"/>
+                <w:sz w:val="16"/>
               </w:rPr>
               <w:t>NVMe Solid State Drive (SSD)</w:t>
             </w:r>
@@ -2545,14 +2855,20 @@
       <w:tr>
         <w:tc>
           <w:tcPr>
-            <w:tcW w:type="dxa" w:w="3000"/>
+            <w:tcW w:type="dxa" w:w="3120"/>
+            <w:tcMar>
+              <w:top w:w="35" w:type="dxa"/>
+              <w:bottom w:w="35" w:type="dxa"/>
+              <w:left w:w="70" w:type="dxa"/>
+              <w:right w:w="70" w:type="dxa"/>
+            </w:tcMar>
             <w:shd w:fill="FFFFFF"/>
           </w:tcPr>
           <w:p>
             <w:r>
               <w:rPr>
                 <w:rFonts w:ascii="Times New Roman" w:hAnsi="Times New Roman"/>
-                <w:sz w:val="17"/>
+                <w:sz w:val="16"/>
               </w:rPr>
               <w:t>Operating System</w:t>
             </w:r>
@@ -2560,14 +2876,20 @@
         </w:tc>
         <w:tc>
           <w:tcPr>
-            <w:tcW w:type="dxa" w:w="3000"/>
+            <w:tcW w:type="dxa" w:w="3120"/>
+            <w:tcMar>
+              <w:top w:w="35" w:type="dxa"/>
+              <w:bottom w:w="35" w:type="dxa"/>
+              <w:left w:w="70" w:type="dxa"/>
+              <w:right w:w="70" w:type="dxa"/>
+            </w:tcMar>
             <w:shd w:fill="FFFFFF"/>
           </w:tcPr>
           <w:p>
             <w:r>
               <w:rPr>
                 <w:rFonts w:ascii="Times New Roman" w:hAnsi="Times New Roman"/>
-                <w:sz w:val="17"/>
+                <w:sz w:val="16"/>
               </w:rPr>
               <w:t>macOS 12+, Ubuntu 20.04+, Windows 10+</w:t>
             </w:r>
@@ -2575,16 +2897,22 @@
         </w:tc>
         <w:tc>
           <w:tcPr>
-            <w:tcW w:type="dxa" w:w="3000"/>
+            <w:tcW w:type="dxa" w:w="3120"/>
+            <w:tcMar>
+              <w:top w:w="35" w:type="dxa"/>
+              <w:bottom w:w="35" w:type="dxa"/>
+              <w:left w:w="70" w:type="dxa"/>
+              <w:right w:w="70" w:type="dxa"/>
+            </w:tcMar>
             <w:shd w:fill="FFFFFF"/>
           </w:tcPr>
           <w:p>
             <w:r>
               <w:rPr>
                 <w:rFonts w:ascii="Times New Roman" w:hAnsi="Times New Roman"/>
-                <w:sz w:val="17"/>
+                <w:sz w:val="16"/>
               </w:rPr>
-              <w:t>macOS Darwin (Unix Shell Environment)</w:t>
+              <w:t>macOS Darwin (Unix Environment)</w:t>
             </w:r>
           </w:p>
         </w:tc>
@@ -2592,29 +2920,41 @@
       <w:tr>
         <w:tc>
           <w:tcPr>
-            <w:tcW w:type="dxa" w:w="3000"/>
+            <w:tcW w:type="dxa" w:w="3120"/>
+            <w:tcMar>
+              <w:top w:w="35" w:type="dxa"/>
+              <w:bottom w:w="35" w:type="dxa"/>
+              <w:left w:w="70" w:type="dxa"/>
+              <w:right w:w="70" w:type="dxa"/>
+            </w:tcMar>
             <w:shd w:fill="F8FAFC"/>
           </w:tcPr>
           <w:p>
             <w:r>
               <w:rPr>
                 <w:rFonts w:ascii="Times New Roman" w:hAnsi="Times New Roman"/>
-                <w:sz w:val="17"/>
+                <w:sz w:val="16"/>
               </w:rPr>
-              <w:t>Software Environment</w:t>
+              <w:t>Runtime Environment</w:t>
             </w:r>
           </w:p>
         </w:tc>
         <w:tc>
           <w:tcPr>
-            <w:tcW w:type="dxa" w:w="3000"/>
+            <w:tcW w:type="dxa" w:w="3120"/>
+            <w:tcMar>
+              <w:top w:w="35" w:type="dxa"/>
+              <w:bottom w:w="35" w:type="dxa"/>
+              <w:left w:w="70" w:type="dxa"/>
+              <w:right w:w="70" w:type="dxa"/>
+            </w:tcMar>
             <w:shd w:fill="F8FAFC"/>
           </w:tcPr>
           <w:p>
             <w:r>
               <w:rPr>
                 <w:rFonts w:ascii="Times New Roman" w:hAnsi="Times New Roman"/>
-                <w:sz w:val="17"/>
+                <w:sz w:val="16"/>
               </w:rPr>
               <w:t>Python 3.9+, Modern Web Browser</w:t>
             </w:r>
@@ -2622,16 +2962,22 @@
         </w:tc>
         <w:tc>
           <w:tcPr>
-            <w:tcW w:type="dxa" w:w="3000"/>
+            <w:tcW w:type="dxa" w:w="3120"/>
+            <w:tcMar>
+              <w:top w:w="35" w:type="dxa"/>
+              <w:bottom w:w="35" w:type="dxa"/>
+              <w:left w:w="70" w:type="dxa"/>
+              <w:right w:w="70" w:type="dxa"/>
+            </w:tcMar>
             <w:shd w:fill="F8FAFC"/>
           </w:tcPr>
           <w:p>
             <w:r>
               <w:rPr>
                 <w:rFonts w:ascii="Times New Roman" w:hAnsi="Times New Roman"/>
-                <w:sz w:val="17"/>
+                <w:sz w:val="16"/>
               </w:rPr>
-              <w:t>Python 3.9.6, Safari / Google Chrome, VS Code</w:t>
+              <w:t>Python 3.9.6, Safari, Google Chrome, VS Code</w:t>
             </w:r>
           </w:p>
         </w:tc>
@@ -2644,36 +2990,38 @@
     </w:p>
     <w:p>
       <w:pPr>
+        <w:spacing w:before="0" w:after="40" w:line="269" w:lineRule="auto"/>
         <w:jc w:val="right"/>
       </w:pPr>
       <w:r>
         <w:rPr>
           <w:rFonts w:ascii="Times New Roman" w:hAnsi="Times New Roman"/>
           <w:i/>
-          <w:sz w:val="20"/>
+          <w:color w:val="0F172A"/>
+          <w:sz w:val="22"/>
         </w:rPr>
-        <w:t>Page 4 - 5</w:t>
+        <w:t>Page 3</w:t>
       </w:r>
     </w:p>
     <w:p>
       <w:pPr>
         <w:keepNext/>
-        <w:spacing w:before="240" w:after="80"/>
+        <w:spacing w:before="160" w:after="60"/>
         <w:jc w:val="left"/>
       </w:pPr>
       <w:r>
         <w:rPr>
           <w:rFonts w:ascii="Times New Roman" w:hAnsi="Times New Roman"/>
           <w:b/>
-          <w:color w:val="1E293B"/>
-          <w:sz w:val="28"/>
+          <w:color w:val="0F172A"/>
+          <w:sz w:val="26"/>
         </w:rPr>
         <w:t>1.3 Tools and Technology Used (Front-End/Back-End/Framework/Protocol/API/Services/App. etc.)</w:t>
       </w:r>
     </w:p>
     <w:p>
       <w:pPr>
-        <w:spacing w:before="0" w:after="120" w:line="276" w:lineRule="auto"/>
+        <w:spacing w:before="0" w:after="80" w:line="269" w:lineRule="auto"/>
         <w:jc w:val="both"/>
       </w:pPr>
       <w:r>
@@ -2681,15 +3029,15 @@
           <w:rFonts w:ascii="Times New Roman" w:hAnsi="Times New Roman"/>
           <w:i w:val="0"/>
           <w:color w:val="0F172A"/>
-          <w:sz w:val="24"/>
+          <w:sz w:val="22"/>
         </w:rPr>
-        <w:t>The project architecture is built upon a modular, industry-standard data analytics stack. Each technology component has been deliberately chosen to provide optimal throughput, statistical rigor, and responsive visualization.</w:t>
+        <w:t>The project architecture integrates an enterprise-ready analytical engineering stack. Each technology component has been chosen to maximize processing throughput, algorithmic precision, and visual interactivity.</w:t>
       </w:r>
     </w:p>
     <w:p>
       <w:pPr>
         <w:keepNext/>
-        <w:spacing w:before="200" w:after="60"/>
+        <w:spacing w:before="120" w:after="40"/>
         <w:jc w:val="left"/>
       </w:pPr>
       <w:r>
@@ -2697,14 +3045,14 @@
           <w:rFonts w:ascii="Times New Roman" w:hAnsi="Times New Roman"/>
           <w:b/>
           <w:color w:val="0F172A"/>
-          <w:sz w:val="25"/>
+          <w:sz w:val="23"/>
         </w:rPr>
-        <w:t>1.3.1 Core Analytics &amp; Back-End Processing</w:t>
+        <w:t>1.3.1 Core Processing &amp; Numerical Computing</w:t>
       </w:r>
     </w:p>
     <w:p>
       <w:pPr>
-        <w:spacing w:before="0" w:after="120" w:line="276" w:lineRule="auto"/>
+        <w:spacing w:before="0" w:after="80" w:line="269" w:lineRule="auto"/>
         <w:jc w:val="both"/>
       </w:pPr>
       <w:r>
@@ -2712,7 +3060,7 @@
           <w:rFonts w:ascii="Times New Roman" w:hAnsi="Times New Roman"/>
           <w:b/>
           <w:color w:val="0F172A"/>
-          <w:sz w:val="24"/>
+          <w:sz w:val="22"/>
         </w:rPr>
         <w:t xml:space="preserve">• Python 3.9+: </w:t>
       </w:r>
@@ -2721,14 +3069,14 @@
           <w:rFonts w:ascii="Times New Roman" w:hAnsi="Times New Roman"/>
           <w:i w:val="0"/>
           <w:color w:val="0F172A"/>
-          <w:sz w:val="24"/>
+          <w:sz w:val="22"/>
         </w:rPr>
-        <w:t>Python serves as the primary programming runtime. It provides native interoperability with high-performance C-extensions for numeric computation and machine learning.</w:t>
+        <w:t>Primary runtime environment offering native execution of optimized C-extensions for data science.</w:t>
       </w:r>
     </w:p>
     <w:p>
       <w:pPr>
-        <w:spacing w:before="0" w:after="120" w:line="276" w:lineRule="auto"/>
+        <w:spacing w:before="0" w:after="80" w:line="269" w:lineRule="auto"/>
         <w:jc w:val="both"/>
       </w:pPr>
       <w:r>
@@ -2736,7 +3084,7 @@
           <w:rFonts w:ascii="Times New Roman" w:hAnsi="Times New Roman"/>
           <w:b/>
           <w:color w:val="0F172A"/>
-          <w:sz w:val="24"/>
+          <w:sz w:val="22"/>
         </w:rPr>
         <w:t xml:space="preserve">• Pandas (v2.3.3): </w:t>
       </w:r>
@@ -2745,14 +3093,14 @@
           <w:rFonts w:ascii="Times New Roman" w:hAnsi="Times New Roman"/>
           <w:i w:val="0"/>
           <w:color w:val="0F172A"/>
-          <w:sz w:val="24"/>
+          <w:sz w:val="22"/>
         </w:rPr>
-        <w:t>Utilized as the primary data manipulation engine. Pandas executes vectorized group-by aggregations, datetime parsing, text coercion, and quantile ranking (pd.qcut) with high memory efficiency.</w:t>
+        <w:t>High-performance data structures executing vectorized group aggregations, type coercion, datetime logic, and quantile ranking (pd.qcut).</w:t>
       </w:r>
     </w:p>
     <w:p>
       <w:pPr>
-        <w:spacing w:before="0" w:after="120" w:line="276" w:lineRule="auto"/>
+        <w:spacing w:before="0" w:after="80" w:line="269" w:lineRule="auto"/>
         <w:jc w:val="both"/>
       </w:pPr>
       <w:r>
@@ -2760,7 +3108,7 @@
           <w:rFonts w:ascii="Times New Roman" w:hAnsi="Times New Roman"/>
           <w:b/>
           <w:color w:val="0F172A"/>
-          <w:sz w:val="24"/>
+          <w:sz w:val="22"/>
         </w:rPr>
         <w:t xml:space="preserve">• NumPy (v2.0.2): </w:t>
       </w:r>
@@ -2769,15 +3117,15 @@
           <w:rFonts w:ascii="Times New Roman" w:hAnsi="Times New Roman"/>
           <w:i w:val="0"/>
           <w:color w:val="0F172A"/>
-          <w:sz w:val="24"/>
+          <w:sz w:val="22"/>
         </w:rPr>
-        <w:t>Employed for multidimensional array calculations, logarithmic compression (log1p), and Tukey IQR mathematical fence construction.</w:t>
+        <w:t>Vectorized numerical array operations, logarithmic transformations (log1p), and Tukey fence computations.</w:t>
       </w:r>
     </w:p>
     <w:p>
       <w:pPr>
         <w:keepNext/>
-        <w:spacing w:before="200" w:after="60"/>
+        <w:spacing w:before="120" w:after="40"/>
         <w:jc w:val="left"/>
       </w:pPr>
       <w:r>
@@ -2785,14 +3133,14 @@
           <w:rFonts w:ascii="Times New Roman" w:hAnsi="Times New Roman"/>
           <w:b/>
           <w:color w:val="0F172A"/>
-          <w:sz w:val="25"/>
+          <w:sz w:val="23"/>
         </w:rPr>
         <w:t>1.3.2 Machine Learning &amp; Statistical Modeling</w:t>
       </w:r>
     </w:p>
     <w:p>
       <w:pPr>
-        <w:spacing w:before="0" w:after="120" w:line="276" w:lineRule="auto"/>
+        <w:spacing w:before="0" w:after="80" w:line="269" w:lineRule="auto"/>
         <w:jc w:val="both"/>
       </w:pPr>
       <w:r>
@@ -2800,7 +3148,7 @@
           <w:rFonts w:ascii="Times New Roman" w:hAnsi="Times New Roman"/>
           <w:b/>
           <w:color w:val="0F172A"/>
-          <w:sz w:val="24"/>
+          <w:sz w:val="22"/>
         </w:rPr>
         <w:t xml:space="preserve">• Scikit-Learn (v1.6.1): </w:t>
       </w:r>
@@ -2809,14 +3157,14 @@
           <w:rFonts w:ascii="Times New Roman" w:hAnsi="Times New Roman"/>
           <w:i w:val="0"/>
           <w:color w:val="0F172A"/>
-          <w:sz w:val="24"/>
+          <w:sz w:val="22"/>
         </w:rPr>
-        <w:t>Powers the clustering engine. Specifically utilizes sklearn.preprocessing.StandardScaler for Z-score feature standardization, sklearn.cluster.KMeans with k-means++ centroid initialization, and sklearn.metrics.silhouette_score for mathematical cluster validation.</w:t>
+        <w:t>Implements StandardScaler for Z-score normalization, KMeans with k-means++ initialization, and silhouette_score for cluster quality validation.</w:t>
       </w:r>
     </w:p>
     <w:p>
       <w:pPr>
-        <w:spacing w:before="0" w:after="120" w:line="276" w:lineRule="auto"/>
+        <w:spacing w:before="0" w:after="80" w:line="269" w:lineRule="auto"/>
         <w:jc w:val="both"/>
       </w:pPr>
       <w:r>
@@ -2824,7 +3172,7 @@
           <w:rFonts w:ascii="Times New Roman" w:hAnsi="Times New Roman"/>
           <w:b/>
           <w:color w:val="0F172A"/>
-          <w:sz w:val="24"/>
+          <w:sz w:val="22"/>
         </w:rPr>
         <w:t xml:space="preserve">• SciPy (v1.13.1): </w:t>
       </w:r>
@@ -2833,15 +3181,15 @@
           <w:rFonts w:ascii="Times New Roman" w:hAnsi="Times New Roman"/>
           <w:i w:val="0"/>
           <w:color w:val="0F172A"/>
-          <w:sz w:val="24"/>
+          <w:sz w:val="22"/>
         </w:rPr>
-        <w:t>Provides statistical distribution functions and distance metrics supporting unsupervised spatial boundary derivations.</w:t>
+        <w:t>Provides statistical functions supporting spatial distance evaluations and distribution analysis.</w:t>
       </w:r>
     </w:p>
     <w:p>
       <w:pPr>
         <w:keepNext/>
-        <w:spacing w:before="200" w:after="60"/>
+        <w:spacing w:before="120" w:after="40"/>
         <w:jc w:val="left"/>
       </w:pPr>
       <w:r>
@@ -2849,14 +3197,14 @@
           <w:rFonts w:ascii="Times New Roman" w:hAnsi="Times New Roman"/>
           <w:b/>
           <w:color w:val="0F172A"/>
-          <w:sz w:val="25"/>
+          <w:sz w:val="23"/>
         </w:rPr>
-        <w:t>1.3.3 Front-End Presentation &amp; Business Intelligence Layer</w:t>
+        <w:t>1.3.3 Presentation, Dashboards &amp; Storage</w:t>
       </w:r>
     </w:p>
     <w:p>
       <w:pPr>
-        <w:spacing w:before="0" w:after="120" w:line="276" w:lineRule="auto"/>
+        <w:spacing w:before="0" w:after="80" w:line="269" w:lineRule="auto"/>
         <w:jc w:val="both"/>
       </w:pPr>
       <w:r>
@@ -2864,7 +3212,7 @@
           <w:rFonts w:ascii="Times New Roman" w:hAnsi="Times New Roman"/>
           <w:b/>
           <w:color w:val="0F172A"/>
-          <w:sz w:val="24"/>
+          <w:sz w:val="22"/>
         </w:rPr>
         <w:t xml:space="preserve">• HTML5 &amp; Tailwind CSS: </w:t>
       </w:r>
@@ -2873,14 +3221,14 @@
           <w:rFonts w:ascii="Times New Roman" w:hAnsi="Times New Roman"/>
           <w:i w:val="0"/>
           <w:color w:val="0F172A"/>
-          <w:sz w:val="24"/>
+          <w:sz w:val="22"/>
         </w:rPr>
-        <w:t>A utility-first CSS framework providing a responsive, dark-mode executive UI with flexible grid zones.</w:t>
+        <w:t>Utility-first styling framework providing responsive dark-mode executive UI layouts.</w:t>
       </w:r>
     </w:p>
     <w:p>
       <w:pPr>
-        <w:spacing w:before="0" w:after="120" w:line="276" w:lineRule="auto"/>
+        <w:spacing w:before="0" w:after="80" w:line="269" w:lineRule="auto"/>
         <w:jc w:val="both"/>
       </w:pPr>
       <w:r>
@@ -2888,23 +3236,23 @@
           <w:rFonts w:ascii="Times New Roman" w:hAnsi="Times New Roman"/>
           <w:b/>
           <w:color w:val="0F172A"/>
-          <w:sz w:val="24"/>
+          <w:sz w:val="22"/>
         </w:rPr>
-        <w:t xml:space="preserve">• Chart.js (v4.4+): </w:t>
+        <w:t xml:space="preserve">• Chart.js: </w:t>
       </w:r>
       <w:r>
         <w:rPr>
           <w:rFonts w:ascii="Times New Roman" w:hAnsi="Times New Roman"/>
           <w:i w:val="0"/>
           <w:color w:val="0F172A"/>
-          <w:sz w:val="24"/>
+          <w:sz w:val="22"/>
         </w:rPr>
-        <w:t>A reactive JavaScript charting library used to render the segment capital donut chart, spatial customer migration bubble plot, and ML diagnostic curves with hover tooltips.</w:t>
+        <w:t>Interactive charting engine rendering segment revenue donuts, spatial scatterplots, and diagnostic curves.</w:t>
       </w:r>
     </w:p>
     <w:p>
       <w:pPr>
-        <w:spacing w:before="0" w:after="120" w:line="276" w:lineRule="auto"/>
+        <w:spacing w:before="0" w:after="80" w:line="269" w:lineRule="auto"/>
         <w:jc w:val="both"/>
       </w:pPr>
       <w:r>
@@ -2912,39 +3260,23 @@
           <w:rFonts w:ascii="Times New Roman" w:hAnsi="Times New Roman"/>
           <w:b/>
           <w:color w:val="0F172A"/>
-          <w:sz w:val="24"/>
+          <w:sz w:val="22"/>
         </w:rPr>
-        <w:t xml:space="preserve">• Tableau / Power BI Integration: </w:t>
+        <w:t xml:space="preserve">• Star-Schema BI Marts: </w:t>
       </w:r>
       <w:r>
         <w:rPr>
           <w:rFonts w:ascii="Times New Roman" w:hAnsi="Times New Roman"/>
           <w:i w:val="0"/>
           <w:color w:val="0F172A"/>
-          <w:sz w:val="24"/>
+          <w:sz w:val="22"/>
         </w:rPr>
-        <w:t>The processed datasets are structured as a Kimball Star Schema (Fact Table joined to Customer Dimension Table), enabling drag-and-drop ingestion into Tableau Desktop and Microsoft Power BI.</w:t>
+        <w:t>Data marts formatted as a star schema (fact table linked to customer dimension) for native Tableau/Power BI integration.</w:t>
       </w:r>
     </w:p>
     <w:p>
       <w:pPr>
-        <w:keepNext/>
-        <w:spacing w:before="200" w:after="60"/>
-        <w:jc w:val="left"/>
-      </w:pPr>
-      <w:r>
-        <w:rPr>
-          <w:rFonts w:ascii="Times New Roman" w:hAnsi="Times New Roman"/>
-          <w:b/>
-          <w:color w:val="0F172A"/>
-          <w:sz w:val="25"/>
-        </w:rPr>
-        <w:t>1.3.4 Engineering Tooling, Version Control &amp; Packaging</w:t>
-      </w:r>
-    </w:p>
-    <w:p>
-      <w:pPr>
-        <w:spacing w:before="0" w:after="120" w:line="276" w:lineRule="auto"/>
+        <w:spacing w:before="0" w:after="80" w:line="269" w:lineRule="auto"/>
         <w:jc w:val="both"/>
       </w:pPr>
       <w:r>
@@ -2952,31 +3284,31 @@
           <w:rFonts w:ascii="Times New Roman" w:hAnsi="Times New Roman"/>
           <w:b/>
           <w:color w:val="0F172A"/>
-          <w:sz w:val="24"/>
+          <w:sz w:val="22"/>
         </w:rPr>
-        <w:t xml:space="preserve">• Git, GitHub &amp; Tooling: </w:t>
+        <w:t xml:space="preserve">• Engineering Tooling: </w:t>
       </w:r>
       <w:r>
         <w:rPr>
           <w:rFonts w:ascii="Times New Roman" w:hAnsi="Times New Roman"/>
           <w:i w:val="0"/>
           <w:color w:val="0F172A"/>
-          <w:sz w:val="24"/>
+          <w:sz w:val="22"/>
         </w:rPr>
-        <w:t>Git is utilized for local source code version control, with GitHub hosting the central public repository. Automated build scripts compile the Word project report via python-docx and Jupyter notebooks via nbformat.</w:t>
+        <w:t>Git for version control, GitHub for cloud repository hosting, and python-docx for automated report generation.</w:t>
       </w:r>
     </w:p>
     <w:p>
       <w:pPr>
-        <w:spacing w:before="160" w:after="80"/>
+        <w:spacing w:before="60" w:after="100"/>
         <w:jc w:val="center"/>
       </w:pPr>
       <w:r>
         <w:rPr>
           <w:rFonts w:ascii="Times New Roman" w:hAnsi="Times New Roman"/>
           <w:b/>
-          <w:color w:val="1E293B"/>
-          <w:sz w:val="21"/>
+          <w:color w:val="475569"/>
+          <w:sz w:val="20"/>
         </w:rPr>
         <w:t>Table 1.2: Technology Stack &amp; Architectural Layer Mapping</w:t>
       </w:r>
@@ -2988,14 +3320,14 @@
         <w:tblLook w:firstColumn="1" w:firstRow="1" w:lastColumn="0" w:lastRow="0" w:noHBand="0" w:noVBand="1" w:val="04A0"/>
       </w:tblPr>
       <w:tblGrid>
-        <w:gridCol w:w="3000"/>
-        <w:gridCol w:w="3000"/>
-        <w:gridCol w:w="3000"/>
+        <w:gridCol w:w="3120"/>
+        <w:gridCol w:w="3120"/>
+        <w:gridCol w:w="3120"/>
       </w:tblGrid>
       <w:tr>
         <w:tc>
           <w:tcPr>
-            <w:tcW w:type="dxa" w:w="3000"/>
+            <w:tcW w:type="dxa" w:w="3120"/>
             <w:shd w:fill="0F172A"/>
           </w:tcPr>
           <w:p>
@@ -3004,15 +3336,15 @@
                 <w:rFonts w:ascii="Times New Roman" w:hAnsi="Times New Roman"/>
                 <w:b/>
                 <w:color w:val="FFFFFF"/>
-                <w:sz w:val="18"/>
+                <w:sz w:val="17"/>
               </w:rPr>
-              <w:t>ARCHITECTURAL LAYER</w:t>
+              <w:t>SYSTEM LAYER</w:t>
             </w:r>
           </w:p>
         </w:tc>
         <w:tc>
           <w:tcPr>
-            <w:tcW w:type="dxa" w:w="3000"/>
+            <w:tcW w:type="dxa" w:w="3120"/>
             <w:shd w:fill="0F172A"/>
           </w:tcPr>
           <w:p>
@@ -3021,15 +3353,15 @@
                 <w:rFonts w:ascii="Times New Roman" w:hAnsi="Times New Roman"/>
                 <w:b/>
                 <w:color w:val="FFFFFF"/>
-                <w:sz w:val="18"/>
+                <w:sz w:val="17"/>
               </w:rPr>
-              <w:t>FRAMEWORK / TOOL</w:t>
+              <w:t>TECHNOLOGY / FRAMEWORK</w:t>
             </w:r>
           </w:p>
         </w:tc>
         <w:tc>
           <w:tcPr>
-            <w:tcW w:type="dxa" w:w="3000"/>
+            <w:tcW w:type="dxa" w:w="3120"/>
             <w:shd w:fill="0F172A"/>
           </w:tcPr>
           <w:p>
@@ -3038,9 +3370,9 @@
                 <w:rFonts w:ascii="Times New Roman" w:hAnsi="Times New Roman"/>
                 <w:b/>
                 <w:color w:val="FFFFFF"/>
-                <w:sz w:val="18"/>
+                <w:sz w:val="17"/>
               </w:rPr>
-              <w:t>PRIMARY SYSTEM FUNCTION</w:t>
+              <w:t>PRIMARY OPERATIONAL TASK</w:t>
             </w:r>
           </w:p>
         </w:tc>
@@ -3048,29 +3380,41 @@
       <w:tr>
         <w:tc>
           <w:tcPr>
-            <w:tcW w:type="dxa" w:w="3000"/>
+            <w:tcW w:type="dxa" w:w="3120"/>
+            <w:tcMar>
+              <w:top w:w="35" w:type="dxa"/>
+              <w:bottom w:w="35" w:type="dxa"/>
+              <w:left w:w="70" w:type="dxa"/>
+              <w:right w:w="70" w:type="dxa"/>
+            </w:tcMar>
             <w:shd w:fill="F8FAFC"/>
           </w:tcPr>
           <w:p>
             <w:r>
               <w:rPr>
                 <w:rFonts w:ascii="Times New Roman" w:hAnsi="Times New Roman"/>
-                <w:sz w:val="17"/>
+                <w:sz w:val="16"/>
               </w:rPr>
-              <w:t>Data Ingestion &amp; Refinery</w:t>
+              <w:t>Data Refinery Pipeline</w:t>
             </w:r>
           </w:p>
         </w:tc>
         <w:tc>
           <w:tcPr>
-            <w:tcW w:type="dxa" w:w="3000"/>
+            <w:tcW w:type="dxa" w:w="3120"/>
+            <w:tcMar>
+              <w:top w:w="35" w:type="dxa"/>
+              <w:bottom w:w="35" w:type="dxa"/>
+              <w:left w:w="70" w:type="dxa"/>
+              <w:right w:w="70" w:type="dxa"/>
+            </w:tcMar>
             <w:shd w:fill="F8FAFC"/>
           </w:tcPr>
           <w:p>
             <w:r>
               <w:rPr>
                 <w:rFonts w:ascii="Times New Roman" w:hAnsi="Times New Roman"/>
-                <w:sz w:val="17"/>
+                <w:sz w:val="16"/>
               </w:rPr>
               <w:t>Python, Pandas, NumPy</w:t>
             </w:r>
@@ -3078,16 +3422,22 @@
         </w:tc>
         <w:tc>
           <w:tcPr>
-            <w:tcW w:type="dxa" w:w="3000"/>
+            <w:tcW w:type="dxa" w:w="3120"/>
+            <w:tcMar>
+              <w:top w:w="35" w:type="dxa"/>
+              <w:bottom w:w="35" w:type="dxa"/>
+              <w:left w:w="70" w:type="dxa"/>
+              <w:right w:w="70" w:type="dxa"/>
+            </w:tcMar>
             <w:shd w:fill="F8FAFC"/>
           </w:tcPr>
           <w:p>
             <w:r>
               <w:rPr>
                 <w:rFonts w:ascii="Times New Roman" w:hAnsi="Times New Roman"/>
-                <w:sz w:val="17"/>
+                <w:sz w:val="16"/>
               </w:rPr>
-              <w:t>Schema typing, null dropping, reversal isolation, IQR filtering</w:t>
+              <w:t>Schema typing, null dropping, reversal isolation, IQR outlier capping</w:t>
             </w:r>
           </w:p>
         </w:tc>
@@ -3095,14 +3445,20 @@
       <w:tr>
         <w:tc>
           <w:tcPr>
-            <w:tcW w:type="dxa" w:w="3000"/>
+            <w:tcW w:type="dxa" w:w="3120"/>
+            <w:tcMar>
+              <w:top w:w="35" w:type="dxa"/>
+              <w:bottom w:w="35" w:type="dxa"/>
+              <w:left w:w="70" w:type="dxa"/>
+              <w:right w:w="70" w:type="dxa"/>
+            </w:tcMar>
             <w:shd w:fill="FFFFFF"/>
           </w:tcPr>
           <w:p>
             <w:r>
               <w:rPr>
                 <w:rFonts w:ascii="Times New Roman" w:hAnsi="Times New Roman"/>
-                <w:sz w:val="17"/>
+                <w:sz w:val="16"/>
               </w:rPr>
               <w:t>Feature Engineering</w:t>
             </w:r>
@@ -3110,14 +3466,20 @@
         </w:tc>
         <w:tc>
           <w:tcPr>
-            <w:tcW w:type="dxa" w:w="3000"/>
+            <w:tcW w:type="dxa" w:w="3120"/>
+            <w:tcMar>
+              <w:top w:w="35" w:type="dxa"/>
+              <w:bottom w:w="35" w:type="dxa"/>
+              <w:left w:w="70" w:type="dxa"/>
+              <w:right w:w="70" w:type="dxa"/>
+            </w:tcMar>
             <w:shd w:fill="FFFFFF"/>
           </w:tcPr>
           <w:p>
             <w:r>
               <w:rPr>
                 <w:rFonts w:ascii="Times New Roman" w:hAnsi="Times New Roman"/>
-                <w:sz w:val="17"/>
+                <w:sz w:val="16"/>
               </w:rPr>
               <w:t>Pandas GroupBy, Datetime</w:t>
             </w:r>
@@ -3125,16 +3487,22 @@
         </w:tc>
         <w:tc>
           <w:tcPr>
-            <w:tcW w:type="dxa" w:w="3000"/>
+            <w:tcW w:type="dxa" w:w="3120"/>
+            <w:tcMar>
+              <w:top w:w="35" w:type="dxa"/>
+              <w:bottom w:w="35" w:type="dxa"/>
+              <w:left w:w="70" w:type="dxa"/>
+              <w:right w:w="70" w:type="dxa"/>
+            </w:tcMar>
             <w:shd w:fill="FFFFFF"/>
           </w:tcPr>
           <w:p>
             <w:r>
               <w:rPr>
                 <w:rFonts w:ascii="Times New Roman" w:hAnsi="Times New Roman"/>
-                <w:sz w:val="17"/>
+                <w:sz w:val="16"/>
               </w:rPr>
-              <w:t>Derivation of Recency, Frequency, Monetary, and AOV metrics</w:t>
+              <w:t>Vectorized derivation of Recency, Frequency, Monetary, and AOV</w:t>
             </w:r>
           </w:p>
         </w:tc>
@@ -3142,14 +3510,20 @@
       <w:tr>
         <w:tc>
           <w:tcPr>
-            <w:tcW w:type="dxa" w:w="3000"/>
+            <w:tcW w:type="dxa" w:w="3120"/>
+            <w:tcMar>
+              <w:top w:w="35" w:type="dxa"/>
+              <w:bottom w:w="35" w:type="dxa"/>
+              <w:left w:w="70" w:type="dxa"/>
+              <w:right w:w="70" w:type="dxa"/>
+            </w:tcMar>
             <w:shd w:fill="F8FAFC"/>
           </w:tcPr>
           <w:p>
             <w:r>
               <w:rPr>
                 <w:rFonts w:ascii="Times New Roman" w:hAnsi="Times New Roman"/>
-                <w:sz w:val="17"/>
+                <w:sz w:val="16"/>
               </w:rPr>
               <w:t>Machine Learning</w:t>
             </w:r>
@@ -3157,14 +3531,20 @@
         </w:tc>
         <w:tc>
           <w:tcPr>
-            <w:tcW w:type="dxa" w:w="3000"/>
+            <w:tcW w:type="dxa" w:w="3120"/>
+            <w:tcMar>
+              <w:top w:w="35" w:type="dxa"/>
+              <w:bottom w:w="35" w:type="dxa"/>
+              <w:left w:w="70" w:type="dxa"/>
+              <w:right w:w="70" w:type="dxa"/>
+            </w:tcMar>
             <w:shd w:fill="F8FAFC"/>
           </w:tcPr>
           <w:p>
             <w:r>
               <w:rPr>
                 <w:rFonts w:ascii="Times New Roman" w:hAnsi="Times New Roman"/>
-                <w:sz w:val="17"/>
+                <w:sz w:val="16"/>
               </w:rPr>
               <w:t>Scikit-Learn, SciPy</w:t>
             </w:r>
@@ -3172,16 +3552,22 @@
         </w:tc>
         <w:tc>
           <w:tcPr>
-            <w:tcW w:type="dxa" w:w="3000"/>
+            <w:tcW w:type="dxa" w:w="3120"/>
+            <w:tcMar>
+              <w:top w:w="35" w:type="dxa"/>
+              <w:bottom w:w="35" w:type="dxa"/>
+              <w:left w:w="70" w:type="dxa"/>
+              <w:right w:w="70" w:type="dxa"/>
+            </w:tcMar>
             <w:shd w:fill="F8FAFC"/>
           </w:tcPr>
           <w:p>
             <w:r>
               <w:rPr>
                 <w:rFonts w:ascii="Times New Roman" w:hAnsi="Times New Roman"/>
-                <w:sz w:val="17"/>
+                <w:sz w:val="16"/>
               </w:rPr>
-              <w:t>Log1p scaling, StandardScaler, K-Means clustering, Silhouette score</w:t>
+              <w:t>Log1p transformation, StandardScaler, K-Means clustering, Silhouette score</w:t>
             </w:r>
           </w:p>
         </w:tc>
@@ -3189,29 +3575,41 @@
       <w:tr>
         <w:tc>
           <w:tcPr>
-            <w:tcW w:type="dxa" w:w="3000"/>
+            <w:tcW w:type="dxa" w:w="3120"/>
+            <w:tcMar>
+              <w:top w:w="35" w:type="dxa"/>
+              <w:bottom w:w="35" w:type="dxa"/>
+              <w:left w:w="70" w:type="dxa"/>
+              <w:right w:w="70" w:type="dxa"/>
+            </w:tcMar>
             <w:shd w:fill="FFFFFF"/>
           </w:tcPr>
           <w:p>
             <w:r>
               <w:rPr>
                 <w:rFonts w:ascii="Times New Roman" w:hAnsi="Times New Roman"/>
-                <w:sz w:val="17"/>
+                <w:sz w:val="16"/>
               </w:rPr>
-              <w:t>Data Mart &amp; Storage</w:t>
+              <w:t>Data Mart Layer</w:t>
             </w:r>
           </w:p>
         </w:tc>
         <w:tc>
           <w:tcPr>
-            <w:tcW w:type="dxa" w:w="3000"/>
+            <w:tcW w:type="dxa" w:w="3120"/>
+            <w:tcMar>
+              <w:top w:w="35" w:type="dxa"/>
+              <w:bottom w:w="35" w:type="dxa"/>
+              <w:left w:w="70" w:type="dxa"/>
+              <w:right w:w="70" w:type="dxa"/>
+            </w:tcMar>
             <w:shd w:fill="FFFFFF"/>
           </w:tcPr>
           <w:p>
             <w:r>
               <w:rPr>
                 <w:rFonts w:ascii="Times New Roman" w:hAnsi="Times New Roman"/>
-                <w:sz w:val="17"/>
+                <w:sz w:val="16"/>
               </w:rPr>
               <w:t>CSV / Parquet Data Marts</w:t>
             </w:r>
@@ -3219,14 +3617,20 @@
         </w:tc>
         <w:tc>
           <w:tcPr>
-            <w:tcW w:type="dxa" w:w="3000"/>
+            <w:tcW w:type="dxa" w:w="3120"/>
+            <w:tcMar>
+              <w:top w:w="35" w:type="dxa"/>
+              <w:bottom w:w="35" w:type="dxa"/>
+              <w:left w:w="70" w:type="dxa"/>
+              <w:right w:w="70" w:type="dxa"/>
+            </w:tcMar>
             <w:shd w:fill="FFFFFF"/>
           </w:tcPr>
           <w:p>
             <w:r>
               <w:rPr>
                 <w:rFonts w:ascii="Times New Roman" w:hAnsi="Times New Roman"/>
-                <w:sz w:val="17"/>
+                <w:sz w:val="16"/>
               </w:rPr>
               <w:t>Star-schema fact &amp; dimension tables for BI compatibility</w:t>
             </w:r>
@@ -3236,14 +3640,20 @@
       <w:tr>
         <w:tc>
           <w:tcPr>
-            <w:tcW w:type="dxa" w:w="3000"/>
+            <w:tcW w:type="dxa" w:w="3120"/>
+            <w:tcMar>
+              <w:top w:w="35" w:type="dxa"/>
+              <w:bottom w:w="35" w:type="dxa"/>
+              <w:left w:w="70" w:type="dxa"/>
+              <w:right w:w="70" w:type="dxa"/>
+            </w:tcMar>
             <w:shd w:fill="F8FAFC"/>
           </w:tcPr>
           <w:p>
             <w:r>
               <w:rPr>
                 <w:rFonts w:ascii="Times New Roman" w:hAnsi="Times New Roman"/>
-                <w:sz w:val="17"/>
+                <w:sz w:val="16"/>
               </w:rPr>
               <w:t>Executive BI Dashboard</w:t>
             </w:r>
@@ -3251,14 +3661,20 @@
         </w:tc>
         <w:tc>
           <w:tcPr>
-            <w:tcW w:type="dxa" w:w="3000"/>
+            <w:tcW w:type="dxa" w:w="3120"/>
+            <w:tcMar>
+              <w:top w:w="35" w:type="dxa"/>
+              <w:bottom w:w="35" w:type="dxa"/>
+              <w:left w:w="70" w:type="dxa"/>
+              <w:right w:w="70" w:type="dxa"/>
+            </w:tcMar>
             <w:shd w:fill="F8FAFC"/>
           </w:tcPr>
           <w:p>
             <w:r>
               <w:rPr>
                 <w:rFonts w:ascii="Times New Roman" w:hAnsi="Times New Roman"/>
-                <w:sz w:val="17"/>
+                <w:sz w:val="16"/>
               </w:rPr>
               <w:t>HTML5, Tailwind CSS, Chart.js</w:t>
             </w:r>
@@ -3266,14 +3682,20 @@
         </w:tc>
         <w:tc>
           <w:tcPr>
-            <w:tcW w:type="dxa" w:w="3000"/>
+            <w:tcW w:type="dxa" w:w="3120"/>
+            <w:tcMar>
+              <w:top w:w="35" w:type="dxa"/>
+              <w:bottom w:w="35" w:type="dxa"/>
+              <w:left w:w="70" w:type="dxa"/>
+              <w:right w:w="70" w:type="dxa"/>
+            </w:tcMar>
             <w:shd w:fill="F8FAFC"/>
           </w:tcPr>
           <w:p>
             <w:r>
               <w:rPr>
                 <w:rFonts w:ascii="Times New Roman" w:hAnsi="Times New Roman"/>
-                <w:sz w:val="17"/>
+                <w:sz w:val="16"/>
               </w:rPr>
               <w:t>Interactive KPI cards, spatial bubble plot, searchable activation grid</w:t>
             </w:r>
@@ -3288,29 +3710,31 @@
     </w:p>
     <w:p>
       <w:pPr>
+        <w:spacing w:before="0" w:after="40" w:line="269" w:lineRule="auto"/>
         <w:jc w:val="right"/>
       </w:pPr>
       <w:r>
         <w:rPr>
           <w:rFonts w:ascii="Times New Roman" w:hAnsi="Times New Roman"/>
           <w:i/>
-          <w:sz w:val="20"/>
+          <w:color w:val="0F172A"/>
+          <w:sz w:val="22"/>
         </w:rPr>
-        <w:t>Page 6 - 7</w:t>
+        <w:t>Page 4</w:t>
       </w:r>
     </w:p>
     <w:p>
       <w:pPr>
         <w:keepNext/>
-        <w:spacing w:before="280" w:after="120"/>
+        <w:spacing w:before="200" w:after="80"/>
         <w:jc w:val="left"/>
       </w:pPr>
       <w:r>
         <w:rPr>
           <w:rFonts w:ascii="Times New Roman" w:hAnsi="Times New Roman"/>
           <w:b/>
-          <w:color w:val="312E81"/>
-          <w:sz w:val="32"/>
+          <w:color w:val="1E1B4B"/>
+          <w:sz w:val="30"/>
         </w:rPr>
         <w:t>2. SYSTEM DESIGN USING UML:</w:t>
       </w:r>
@@ -3318,22 +3742,22 @@
     <w:p>
       <w:pPr>
         <w:keepNext/>
-        <w:spacing w:before="240" w:after="80"/>
+        <w:spacing w:before="160" w:after="60"/>
         <w:jc w:val="left"/>
       </w:pPr>
       <w:r>
         <w:rPr>
           <w:rFonts w:ascii="Times New Roman" w:hAnsi="Times New Roman"/>
           <w:b/>
-          <w:color w:val="1E293B"/>
-          <w:sz w:val="28"/>
+          <w:color w:val="0F172A"/>
+          <w:sz w:val="26"/>
         </w:rPr>
         <w:t>2.1 Data Flow Diagrams (1 Level DFD, 2 Level DFD must).</w:t>
       </w:r>
     </w:p>
     <w:p>
       <w:pPr>
-        <w:spacing w:before="0" w:after="120" w:line="276" w:lineRule="auto"/>
+        <w:spacing w:before="0" w:after="80" w:line="269" w:lineRule="auto"/>
         <w:jc w:val="both"/>
       </w:pPr>
       <w:r>
@@ -3341,14 +3765,14 @@
           <w:rFonts w:ascii="Times New Roman" w:hAnsi="Times New Roman"/>
           <w:i w:val="0"/>
           <w:color w:val="0F172A"/>
-          <w:sz w:val="24"/>
+          <w:sz w:val="22"/>
         </w:rPr>
-        <w:t>Data Flow Diagrams (DFDs) provide a graphical representation of the flow of data through the information system. They model process transformations, external data entities, data stores, and directional data pathways without embedding implementation-level branching logic. The diagrams follow standard Gane &amp; Sarson conventions:</w:t>
+        <w:t>Data Flow Diagrams (DFDs) provide a graphical representation of information flow across the system, modeling processes, external entities, data stores, and directional data pathways following Gane &amp; Sarson conventions:</w:t>
       </w:r>
     </w:p>
     <w:p>
       <w:pPr>
-        <w:spacing w:before="0" w:after="120" w:line="276" w:lineRule="auto"/>
+        <w:spacing w:before="0" w:after="80" w:line="269" w:lineRule="auto"/>
         <w:jc w:val="both"/>
       </w:pPr>
       <w:r>
@@ -3356,96 +3780,24 @@
           <w:rFonts w:ascii="Times New Roman" w:hAnsi="Times New Roman"/>
           <w:b/>
           <w:color w:val="0F172A"/>
-          <w:sz w:val="24"/>
+          <w:sz w:val="22"/>
         </w:rPr>
-        <w:t xml:space="preserve">• External Entities (Rectangles): </w:t>
+        <w:t xml:space="preserve">• Notation Standards: </w:t>
       </w:r>
       <w:r>
         <w:rPr>
           <w:rFonts w:ascii="Times New Roman" w:hAnsi="Times New Roman"/>
           <w:i w:val="0"/>
           <w:color w:val="0F172A"/>
-          <w:sz w:val="24"/>
+          <w:sz w:val="22"/>
         </w:rPr>
-        <w:t>Represent sources and sinks of data residing outside the system boundary.</w:t>
-      </w:r>
-    </w:p>
-    <w:p>
-      <w:pPr>
-        <w:spacing w:before="0" w:after="120" w:line="276" w:lineRule="auto"/>
-        <w:jc w:val="both"/>
-      </w:pPr>
-      <w:r>
-        <w:rPr>
-          <w:rFonts w:ascii="Times New Roman" w:hAnsi="Times New Roman"/>
-          <w:b/>
-          <w:color w:val="0F172A"/>
-          <w:sz w:val="24"/>
-        </w:rPr>
-        <w:t xml:space="preserve">• Processes (Circles / Rounded Rectangles): </w:t>
-      </w:r>
-      <w:r>
-        <w:rPr>
-          <w:rFonts w:ascii="Times New Roman" w:hAnsi="Times New Roman"/>
-          <w:i w:val="0"/>
-          <w:color w:val="0F172A"/>
-          <w:sz w:val="24"/>
-        </w:rPr>
-        <w:t>Represent algorithmic transformations that manipulate data.</w:t>
-      </w:r>
-    </w:p>
-    <w:p>
-      <w:pPr>
-        <w:spacing w:before="0" w:after="120" w:line="276" w:lineRule="auto"/>
-        <w:jc w:val="both"/>
-      </w:pPr>
-      <w:r>
-        <w:rPr>
-          <w:rFonts w:ascii="Times New Roman" w:hAnsi="Times New Roman"/>
-          <w:b/>
-          <w:color w:val="0F172A"/>
-          <w:sz w:val="24"/>
-        </w:rPr>
-        <w:t xml:space="preserve">• Data Stores (Open Parallel Lines): </w:t>
-      </w:r>
-      <w:r>
-        <w:rPr>
-          <w:rFonts w:ascii="Times New Roman" w:hAnsi="Times New Roman"/>
-          <w:i w:val="0"/>
-          <w:color w:val="0F172A"/>
-          <w:sz w:val="24"/>
-        </w:rPr>
-        <w:t>Represent persistent repositories or tables holding records.</w:t>
-      </w:r>
-    </w:p>
-    <w:p>
-      <w:pPr>
-        <w:spacing w:before="0" w:after="120" w:line="276" w:lineRule="auto"/>
-        <w:jc w:val="both"/>
-      </w:pPr>
-      <w:r>
-        <w:rPr>
-          <w:rFonts w:ascii="Times New Roman" w:hAnsi="Times New Roman"/>
-          <w:b/>
-          <w:color w:val="0F172A"/>
-          <w:sz w:val="24"/>
-        </w:rPr>
-        <w:t xml:space="preserve">• Data Flows (Directed Arrows): </w:t>
-      </w:r>
-      <w:r>
-        <w:rPr>
-          <w:rFonts w:ascii="Times New Roman" w:hAnsi="Times New Roman"/>
-          <w:i w:val="0"/>
-          <w:color w:val="0F172A"/>
-          <w:sz w:val="24"/>
-        </w:rPr>
-        <w:t>Represent directional pipelines carrying formatted information.</w:t>
+        <w:t>External Entities (Rectangles), Processes (Rounded Rectangles/Circles), Data Stores (Open Horizontal Lines), and Data Flows (Directed Arrows).</w:t>
       </w:r>
     </w:p>
     <w:p>
       <w:pPr>
         <w:keepNext/>
-        <w:spacing w:before="200" w:after="60"/>
+        <w:spacing w:before="120" w:after="40"/>
         <w:jc w:val="left"/>
       </w:pPr>
       <w:r>
@@ -3453,14 +3805,14 @@
           <w:rFonts w:ascii="Times New Roman" w:hAnsi="Times New Roman"/>
           <w:b/>
           <w:color w:val="0F172A"/>
-          <w:sz w:val="25"/>
+          <w:sz w:val="23"/>
         </w:rPr>
         <w:t>2.1.1 Level 0 Data Flow Diagram (Context-Level DFD)</w:t>
       </w:r>
     </w:p>
     <w:p>
       <w:pPr>
-        <w:spacing w:before="0" w:after="120" w:line="276" w:lineRule="auto"/>
+        <w:spacing w:before="0" w:after="80" w:line="269" w:lineRule="auto"/>
         <w:jc w:val="both"/>
       </w:pPr>
       <w:r>
@@ -3468,112 +3820,16 @@
           <w:rFonts w:ascii="Times New Roman" w:hAnsi="Times New Roman"/>
           <w:i w:val="0"/>
           <w:color w:val="0F172A"/>
-          <w:sz w:val="24"/>
+          <w:sz w:val="22"/>
         </w:rPr>
-        <w:t>The Level 0 Context Diagram establishes the global boundary of the system. It positions Process 0.0 ('E-Commerce Customer Lifecycle &amp; RFM Analytics System') at the center, interacting with four external entities:</w:t>
-      </w:r>
-    </w:p>
-    <w:p>
-      <w:pPr>
-        <w:spacing w:before="0" w:after="120" w:line="276" w:lineRule="auto"/>
-        <w:jc w:val="both"/>
-      </w:pPr>
-      <w:r>
-        <w:rPr>
-          <w:rFonts w:ascii="Times New Roman" w:hAnsi="Times New Roman"/>
-          <w:b/>
-          <w:color w:val="0F172A"/>
-          <w:sz w:val="24"/>
-        </w:rPr>
-        <w:t xml:space="preserve">1. OLTP Database / POS Stream: </w:t>
-      </w:r>
-      <w:r>
-        <w:rPr>
-          <w:rFonts w:ascii="Times New Roman" w:hAnsi="Times New Roman"/>
-          <w:i w:val="0"/>
-          <w:color w:val="0F172A"/>
-          <w:sz w:val="24"/>
-        </w:rPr>
-        <w:t>Provides raw transactional sales streams, item invoices, quantities, and timestamps.</w:t>
-      </w:r>
-    </w:p>
-    <w:p>
-      <w:pPr>
-        <w:spacing w:before="0" w:after="120" w:line="276" w:lineRule="auto"/>
-        <w:jc w:val="both"/>
-      </w:pPr>
-      <w:r>
-        <w:rPr>
-          <w:rFonts w:ascii="Times New Roman" w:hAnsi="Times New Roman"/>
-          <w:b/>
-          <w:color w:val="0F172A"/>
-          <w:sz w:val="24"/>
-        </w:rPr>
-        <w:t xml:space="preserve">2. Data Scientist / Analytics Engineer: </w:t>
-      </w:r>
-      <w:r>
-        <w:rPr>
-          <w:rFonts w:ascii="Times New Roman" w:hAnsi="Times New Roman"/>
-          <w:i w:val="0"/>
-          <w:color w:val="0F172A"/>
-          <w:sz w:val="24"/>
-        </w:rPr>
-        <w:t>Supplies algorithmic tuning parameters, IQR fences, and cluster hyper-parameters.</w:t>
-      </w:r>
-    </w:p>
-    <w:p>
-      <w:pPr>
-        <w:spacing w:before="0" w:after="120" w:line="276" w:lineRule="auto"/>
-        <w:jc w:val="both"/>
-      </w:pPr>
-      <w:r>
-        <w:rPr>
-          <w:rFonts w:ascii="Times New Roman" w:hAnsi="Times New Roman"/>
-          <w:b/>
-          <w:color w:val="0F172A"/>
-          <w:sz w:val="24"/>
-        </w:rPr>
-        <w:t xml:space="preserve">3. CRM &amp; Marketing Automation Engine: </w:t>
-      </w:r>
-      <w:r>
-        <w:rPr>
-          <w:rFonts w:ascii="Times New Roman" w:hAnsi="Times New Roman"/>
-          <w:i w:val="0"/>
-          <w:color w:val="0F172A"/>
-          <w:sz w:val="24"/>
-        </w:rPr>
-        <w:t>Receives stratified customer cohorts, RFM scores, and automated CRM action playbooks.</w:t>
-      </w:r>
-    </w:p>
-    <w:p>
-      <w:pPr>
-        <w:spacing w:before="0" w:after="120" w:line="276" w:lineRule="auto"/>
-        <w:jc w:val="both"/>
-      </w:pPr>
-      <w:r>
-        <w:rPr>
-          <w:rFonts w:ascii="Times New Roman" w:hAnsi="Times New Roman"/>
-          <w:b/>
-          <w:color w:val="0F172A"/>
-          <w:sz w:val="24"/>
-        </w:rPr>
-        <w:t xml:space="preserve">4. Executive Leadership &amp; Commercial Team: </w:t>
-      </w:r>
-      <w:r>
-        <w:rPr>
-          <w:rFonts w:ascii="Times New Roman" w:hAnsi="Times New Roman"/>
-          <w:i w:val="0"/>
-          <w:color w:val="0F172A"/>
-          <w:sz w:val="24"/>
-        </w:rPr>
-        <w:t>Consumes portfolio health KPIs, revenue concentration donuts, and churn risk metrics.</w:t>
+        <w:t>The Level 0 Context DFD defines the global operational boundary of Process 0.0 ('E-Commerce Customer Lifecycle &amp; RFM Analytics System') interacting with four external entities: (1) OLTP Transaction Stream supplying sales logs; (2) Data Scientist supplying IQR tuning parameters; (3) CRM Marketing Engine consuming targeted segments; and (4) Commercial Executive team receiving portfolio KPI scorecards.</w:t>
       </w:r>
     </w:p>
     <w:p>
       <w:r>
         <w:drawing>
           <wp:inline xmlns:a="http://schemas.openxmlformats.org/drawingml/2006/main" xmlns:pic="http://schemas.openxmlformats.org/drawingml/2006/picture">
-            <wp:extent cx="5486400" cy="2743200"/>
+            <wp:extent cx="4937760" cy="2468880"/>
             <wp:docPr id="1" name="Picture 1"/>
             <wp:cNvGraphicFramePr>
               <a:graphicFrameLocks noChangeAspect="1"/>
@@ -3594,7 +3850,7 @@
                   <pic:spPr>
                     <a:xfrm>
                       <a:off x="0" y="0"/>
-                      <a:ext cx="5486400" cy="2743200"/>
+                      <a:ext cx="4937760" cy="2468880"/>
                     </a:xfrm>
                     <a:prstGeom prst="rect"/>
                   </pic:spPr>
@@ -3607,15 +3863,15 @@
     </w:p>
     <w:p>
       <w:pPr>
-        <w:spacing w:before="80" w:after="160"/>
+        <w:spacing w:before="60" w:after="100"/>
         <w:jc w:val="center"/>
       </w:pPr>
       <w:r>
         <w:rPr>
           <w:rFonts w:ascii="Times New Roman" w:hAnsi="Times New Roman"/>
           <w:b/>
-          <w:color w:val="1E293B"/>
-          <w:sz w:val="21"/>
+          <w:color w:val="475569"/>
+          <w:sz w:val="20"/>
         </w:rPr>
         <w:t>Figure 2.1: Level 0 Data Flow Diagram (Context-Level DFD)</w:t>
       </w:r>
@@ -3627,21 +3883,23 @@
     </w:p>
     <w:p>
       <w:pPr>
+        <w:spacing w:before="0" w:after="40" w:line="269" w:lineRule="auto"/>
         <w:jc w:val="right"/>
       </w:pPr>
       <w:r>
         <w:rPr>
           <w:rFonts w:ascii="Times New Roman" w:hAnsi="Times New Roman"/>
           <w:i/>
-          <w:sz w:val="20"/>
+          <w:color w:val="0F172A"/>
+          <w:sz w:val="22"/>
         </w:rPr>
-        <w:t>Page 8</w:t>
+        <w:t>Page 5</w:t>
       </w:r>
     </w:p>
     <w:p>
       <w:pPr>
         <w:keepNext/>
-        <w:spacing w:before="200" w:after="60"/>
+        <w:spacing w:before="120" w:after="40"/>
         <w:jc w:val="left"/>
       </w:pPr>
       <w:r>
@@ -3649,14 +3907,14 @@
           <w:rFonts w:ascii="Times New Roman" w:hAnsi="Times New Roman"/>
           <w:b/>
           <w:color w:val="0F172A"/>
-          <w:sz w:val="25"/>
+          <w:sz w:val="23"/>
         </w:rPr>
         <w:t>2.1.2 Level 1 Data Flow Diagram (End-to-End Pipeline Architecture)</w:t>
       </w:r>
     </w:p>
     <w:p>
       <w:pPr>
-        <w:spacing w:before="0" w:after="120" w:line="276" w:lineRule="auto"/>
+        <w:spacing w:before="0" w:after="80" w:line="269" w:lineRule="auto"/>
         <w:jc w:val="both"/>
       </w:pPr>
       <w:r>
@@ -3664,14 +3922,14 @@
           <w:rFonts w:ascii="Times New Roman" w:hAnsi="Times New Roman"/>
           <w:i w:val="0"/>
           <w:color w:val="0F172A"/>
-          <w:sz w:val="24"/>
+          <w:sz w:val="22"/>
         </w:rPr>
-        <w:t>The Level 1 Data Flow Diagram decomposes the system into five primary sequential operational processes and identifies the underlying persistent data stores:</w:t>
+        <w:t>The Level 1 DFD decomposes the system into five primary sequential operational processes and identifies the underlying persistent data stores:</w:t>
       </w:r>
     </w:p>
     <w:p>
       <w:pPr>
-        <w:spacing w:before="0" w:after="120" w:line="276" w:lineRule="auto"/>
+        <w:spacing w:before="0" w:after="80" w:line="269" w:lineRule="auto"/>
         <w:jc w:val="both"/>
       </w:pPr>
       <w:r>
@@ -3679,23 +3937,23 @@
           <w:rFonts w:ascii="Times New Roman" w:hAnsi="Times New Roman"/>
           <w:b/>
           <w:color w:val="0F172A"/>
-          <w:sz w:val="24"/>
+          <w:sz w:val="22"/>
         </w:rPr>
-        <w:t xml:space="preserve">• Process 1.0 (Ingestion &amp; Schema Enforcement): </w:t>
+        <w:t xml:space="preserve">• Process 1.0 (Ingestion &amp; Schema Typing): </w:t>
       </w:r>
       <w:r>
         <w:rPr>
           <w:rFonts w:ascii="Times New Roman" w:hAnsi="Times New Roman"/>
           <w:i w:val="0"/>
           <w:color w:val="0F172A"/>
-          <w:sz w:val="24"/>
+          <w:sz w:val="22"/>
         </w:rPr>
-        <w:t>Ingests raw CSV/stream data, validates data types, and logs records to D1 (Raw Transaction Log).</w:t>
+        <w:t>Ingests raw orders, validates data types, and logs records to D1 (Raw Transaction Log).</w:t>
       </w:r>
     </w:p>
     <w:p>
       <w:pPr>
-        <w:spacing w:before="0" w:after="120" w:line="276" w:lineRule="auto"/>
+        <w:spacing w:before="0" w:after="80" w:line="269" w:lineRule="auto"/>
         <w:jc w:val="both"/>
       </w:pPr>
       <w:r>
@@ -3703,7 +3961,7 @@
           <w:rFonts w:ascii="Times New Roman" w:hAnsi="Times New Roman"/>
           <w:b/>
           <w:color w:val="0F172A"/>
-          <w:sz w:val="24"/>
+          <w:sz w:val="22"/>
         </w:rPr>
         <w:t xml:space="preserve">• Process 2.0 (Data Quality &amp; Refinery Pipeline): </w:t>
       </w:r>
@@ -3712,14 +3970,14 @@
           <w:rFonts w:ascii="Times New Roman" w:hAnsi="Times New Roman"/>
           <w:i w:val="0"/>
           <w:color w:val="0F172A"/>
-          <w:sz w:val="24"/>
+          <w:sz w:val="22"/>
         </w:rPr>
-        <w:t>Purges missing CustomerIDs, routes credit notes and cancellations to D2 (Reversals Audit Ledger), and applies Tukey IQR fences on Quantity and UnitPrice.</w:t>
+        <w:t>Purges missing CustomerIDs, routes credit notes and cancellations to D2 (Reversals Audit Ledger), and applies Tukey IQR fences on Quantity and Price.</w:t>
       </w:r>
     </w:p>
     <w:p>
       <w:pPr>
-        <w:spacing w:before="0" w:after="120" w:line="276" w:lineRule="auto"/>
+        <w:spacing w:before="0" w:after="80" w:line="269" w:lineRule="auto"/>
         <w:jc w:val="both"/>
       </w:pPr>
       <w:r>
@@ -3727,7 +3985,7 @@
           <w:rFonts w:ascii="Times New Roman" w:hAnsi="Times New Roman"/>
           <w:b/>
           <w:color w:val="0F172A"/>
-          <w:sz w:val="24"/>
+          <w:sz w:val="22"/>
         </w:rPr>
         <w:t xml:space="preserve">• Process 3.0 (Vectorized RFM Feature Engineering): </w:t>
       </w:r>
@@ -3736,14 +3994,14 @@
           <w:rFonts w:ascii="Times New Roman" w:hAnsi="Times New Roman"/>
           <w:i w:val="0"/>
           <w:color w:val="0F172A"/>
-          <w:sz w:val="24"/>
+          <w:sz w:val="22"/>
         </w:rPr>
-        <w:t>Computes snapshot boundary T_obs, aggregates distinct invoices for Frequency, calculates Recency days, and sums net spend, writing to D3 (RFM Analytical Base Table).</w:t>
+        <w:t>Computes snapshot boundary T_obs, aggregates unique invoices for Frequency, calculates Recency days, and sums net spend, writing to D3 (RFM Analytical Base Table).</w:t>
       </w:r>
     </w:p>
     <w:p>
       <w:pPr>
-        <w:spacing w:before="0" w:after="120" w:line="276" w:lineRule="auto"/>
+        <w:spacing w:before="0" w:after="80" w:line="269" w:lineRule="auto"/>
         <w:jc w:val="both"/>
       </w:pPr>
       <w:r>
@@ -3751,7 +4009,7 @@
           <w:rFonts w:ascii="Times New Roman" w:hAnsi="Times New Roman"/>
           <w:b/>
           <w:color w:val="0F172A"/>
-          <w:sz w:val="24"/>
+          <w:sz w:val="22"/>
         </w:rPr>
         <w:t xml:space="preserve">• Process 4.0 (ML Clustering &amp; Quantile Scoring): </w:t>
       </w:r>
@@ -3760,14 +4018,14 @@
           <w:rFonts w:ascii="Times New Roman" w:hAnsi="Times New Roman"/>
           <w:i w:val="0"/>
           <w:color w:val="0F172A"/>
-          <w:sz w:val="24"/>
+          <w:sz w:val="22"/>
         </w:rPr>
-        <w:t>Applies log1p skewness compression and StandardScaler normalization, fits K-Means, and applies quantile 1–5 scoring rules, writing to D4 (Dimensional Customer Mart).</w:t>
+        <w:t>Applies log1p transformation and StandardScaler, fits K-Means, and assigns quantile 1–5 scoring rules, writing to D4 (Dimensional Customer Mart).</w:t>
       </w:r>
     </w:p>
     <w:p>
       <w:pPr>
-        <w:spacing w:before="0" w:after="120" w:line="276" w:lineRule="auto"/>
+        <w:spacing w:before="0" w:after="80" w:line="269" w:lineRule="auto"/>
         <w:jc w:val="both"/>
       </w:pPr>
       <w:r>
@@ -3775,7 +4033,7 @@
           <w:rFonts w:ascii="Times New Roman" w:hAnsi="Times New Roman"/>
           <w:b/>
           <w:color w:val="0F172A"/>
-          <w:sz w:val="24"/>
+          <w:sz w:val="22"/>
         </w:rPr>
         <w:t xml:space="preserve">• Process 5.0 (Star-Schema &amp; Dashboard Export): </w:t>
       </w:r>
@@ -3784,16 +4042,16 @@
           <w:rFonts w:ascii="Times New Roman" w:hAnsi="Times New Roman"/>
           <w:i w:val="0"/>
           <w:color w:val="0F172A"/>
-          <w:sz w:val="24"/>
+          <w:sz w:val="22"/>
         </w:rPr>
-        <w:t>Packages the data into a star schema and renders the interactive executive web dashboard.</w:t>
+        <w:t>Builds the star schema and renders the interactive executive web dashboard.</w:t>
       </w:r>
     </w:p>
     <w:p>
       <w:r>
         <w:drawing>
           <wp:inline xmlns:a="http://schemas.openxmlformats.org/drawingml/2006/main" xmlns:pic="http://schemas.openxmlformats.org/drawingml/2006/picture">
-            <wp:extent cx="5486400" cy="2743200"/>
+            <wp:extent cx="4937760" cy="2468880"/>
             <wp:docPr id="2" name="Picture 2"/>
             <wp:cNvGraphicFramePr>
               <a:graphicFrameLocks noChangeAspect="1"/>
@@ -3814,7 +4072,7 @@
                   <pic:spPr>
                     <a:xfrm>
                       <a:off x="0" y="0"/>
-                      <a:ext cx="5486400" cy="2743200"/>
+                      <a:ext cx="4937760" cy="2468880"/>
                     </a:xfrm>
                     <a:prstGeom prst="rect"/>
                   </pic:spPr>
@@ -3827,15 +4085,15 @@
     </w:p>
     <w:p>
       <w:pPr>
-        <w:spacing w:before="80" w:after="160"/>
+        <w:spacing w:before="60" w:after="100"/>
         <w:jc w:val="center"/>
       </w:pPr>
       <w:r>
         <w:rPr>
           <w:rFonts w:ascii="Times New Roman" w:hAnsi="Times New Roman"/>
           <w:b/>
-          <w:color w:val="1E293B"/>
-          <w:sz w:val="21"/>
+          <w:color w:val="475569"/>
+          <w:sz w:val="20"/>
         </w:rPr>
         <w:t>Figure 2.2: Level 1 Data Flow Diagram (End-to-End Pipeline Architecture)</w:t>
       </w:r>
@@ -3847,21 +4105,23 @@
     </w:p>
     <w:p>
       <w:pPr>
+        <w:spacing w:before="0" w:after="40" w:line="269" w:lineRule="auto"/>
         <w:jc w:val="right"/>
       </w:pPr>
       <w:r>
         <w:rPr>
           <w:rFonts w:ascii="Times New Roman" w:hAnsi="Times New Roman"/>
           <w:i/>
-          <w:sz w:val="20"/>
+          <w:color w:val="0F172A"/>
+          <w:sz w:val="22"/>
         </w:rPr>
-        <w:t>Page 9</w:t>
+        <w:t>Page 6</w:t>
       </w:r>
     </w:p>
     <w:p>
       <w:pPr>
         <w:keepNext/>
-        <w:spacing w:before="200" w:after="60"/>
+        <w:spacing w:before="120" w:after="40"/>
         <w:jc w:val="left"/>
       </w:pPr>
       <w:r>
@@ -3869,14 +4129,14 @@
           <w:rFonts w:ascii="Times New Roman" w:hAnsi="Times New Roman"/>
           <w:b/>
           <w:color w:val="0F172A"/>
-          <w:sz w:val="25"/>
+          <w:sz w:val="23"/>
         </w:rPr>
         <w:t>2.1.3 Level 2 Data Flow Diagram (Sub-Process Decomposition)</w:t>
       </w:r>
     </w:p>
     <w:p>
       <w:pPr>
-        <w:spacing w:before="0" w:after="120" w:line="276" w:lineRule="auto"/>
+        <w:spacing w:before="0" w:after="80" w:line="269" w:lineRule="auto"/>
         <w:jc w:val="both"/>
       </w:pPr>
       <w:r>
@@ -3884,14 +4144,14 @@
           <w:rFonts w:ascii="Times New Roman" w:hAnsi="Times New Roman"/>
           <w:i w:val="0"/>
           <w:color w:val="0F172A"/>
-          <w:sz w:val="24"/>
+          <w:sz w:val="22"/>
         </w:rPr>
-        <w:t>To provide rigorous engineering granularity as mandated by syllabus guidelines, the Level 2 DFD decomposes the two most critical computational nodes: Process 2.0 (Data Refinery Pipeline) and Process 4.0 (Algorithmic &amp; Quantile Engine).</w:t>
+        <w:t>To provide rigorous engineering granularity as mandated by syllabus guidelines, the Level 2 DFD decomposes the two critical computational processes: Process 2.0 (Data Refinery Pipeline) and Process 4.0 (Algorithmic &amp; Quantile Engine).</w:t>
       </w:r>
     </w:p>
     <w:p>
       <w:pPr>
-        <w:spacing w:before="0" w:after="120" w:line="276" w:lineRule="auto"/>
+        <w:spacing w:before="0" w:after="80" w:line="269" w:lineRule="auto"/>
         <w:jc w:val="both"/>
       </w:pPr>
       <w:r>
@@ -3899,23 +4159,23 @@
           <w:rFonts w:ascii="Times New Roman" w:hAnsi="Times New Roman"/>
           <w:b/>
           <w:color w:val="0F172A"/>
-          <w:sz w:val="24"/>
+          <w:sz w:val="22"/>
         </w:rPr>
-        <w:t xml:space="preserve">• Sub-Process 2.0 Decomposition (Data Refinery): </w:t>
+        <w:t xml:space="preserve">• Sub-Process 2.0 Decomposition (Refinery): </w:t>
       </w:r>
       <w:r>
         <w:rPr>
           <w:rFonts w:ascii="Times New Roman" w:hAnsi="Times New Roman"/>
           <w:i w:val="0"/>
           <w:color w:val="0F172A"/>
-          <w:sz w:val="24"/>
+          <w:sz w:val="22"/>
         </w:rPr>
-        <w:t>Sub-process 2.1 evaluates CustomerID presence, immediately discarding guest records. Sub-process 2.2 identifies cancellation identifiers (InvoiceNo starting with 'C' or Quantity &lt;= 0), segregating them to an audit ledger. Sub-process 2.3 computes Tukey fences (Q1 - 1.5*IQR, Q3 + 1.5*IQR) across positive items, eliminating wholesale distributor anomalies.</w:t>
+        <w:t>Sub-process 2.1 checks CustomerID presence, dropping guest sessions. Sub-process 2.2 identifies cancellation identifiers ('^C' or Quantity &lt;= 0), segregating them to an audit ledger. Sub-process 2.3 computes Tukey fences across positive items, eliminating wholesale distributor anomalies.</w:t>
       </w:r>
     </w:p>
     <w:p>
       <w:pPr>
-        <w:spacing w:before="0" w:after="120" w:line="276" w:lineRule="auto"/>
+        <w:spacing w:before="0" w:after="80" w:line="269" w:lineRule="auto"/>
         <w:jc w:val="both"/>
       </w:pPr>
       <w:r>
@@ -3923,25 +4183,25 @@
           <w:rFonts w:ascii="Times New Roman" w:hAnsi="Times New Roman"/>
           <w:b/>
           <w:color w:val="0F172A"/>
-          <w:sz w:val="24"/>
+          <w:sz w:val="22"/>
         </w:rPr>
-        <w:t xml:space="preserve">• Sub-Process 4.0 Decomposition (ML &amp; Scoring Engine): </w:t>
+        <w:t xml:space="preserve">• Sub-Process 4.0 Decomposition (ML &amp; Scoring): </w:t>
       </w:r>
       <w:r>
         <w:rPr>
           <w:rFonts w:ascii="Times New Roman" w:hAnsi="Times New Roman"/>
           <w:i w:val="0"/>
           <w:color w:val="0F172A"/>
-          <w:sz w:val="24"/>
+          <w:sz w:val="22"/>
         </w:rPr>
-        <w:t>Sub-process 4.1 performs log1p transformation to correct heavy right-skewed Pareto tails. Sub-process 4.2 executes Z-score standardization. Sub-process 4.3 runs K-Means clustering across k in [2..6] with Silhouette scoring. Sub-process 4.4 runs quantile binning (pd.qcut) to generate 1–5 scores and map 8 business operating tiers.</w:t>
+        <w:t>Sub-process 4.1 performs log1p compression to alleviate Pareto right-skewness. Sub-process 4.2 executes Z-score standardization. Sub-process 4.3 runs K-Means clustering across k in [2..6] with Silhouette scoring. Sub-process 4.4 runs quantile binning (pd.qcut) to generate 1–5 scores and map 8 business operating tiers.</w:t>
       </w:r>
     </w:p>
     <w:p>
       <w:r>
         <w:drawing>
           <wp:inline xmlns:a="http://schemas.openxmlformats.org/drawingml/2006/main" xmlns:pic="http://schemas.openxmlformats.org/drawingml/2006/picture">
-            <wp:extent cx="5486400" cy="2286000"/>
+            <wp:extent cx="4937760" cy="2057400"/>
             <wp:docPr id="3" name="Picture 3"/>
             <wp:cNvGraphicFramePr>
               <a:graphicFrameLocks noChangeAspect="1"/>
@@ -3962,7 +4222,7 @@
                   <pic:spPr>
                     <a:xfrm>
                       <a:off x="0" y="0"/>
-                      <a:ext cx="5486400" cy="2286000"/>
+                      <a:ext cx="4937760" cy="2057400"/>
                     </a:xfrm>
                     <a:prstGeom prst="rect"/>
                   </pic:spPr>
@@ -3975,17 +4235,17 @@
     </w:p>
     <w:p>
       <w:pPr>
-        <w:spacing w:before="80" w:after="160"/>
+        <w:spacing w:before="60" w:after="100"/>
         <w:jc w:val="center"/>
       </w:pPr>
       <w:r>
         <w:rPr>
           <w:rFonts w:ascii="Times New Roman" w:hAnsi="Times New Roman"/>
           <w:b/>
-          <w:color w:val="1E293B"/>
-          <w:sz w:val="21"/>
+          <w:color w:val="475569"/>
+          <w:sz w:val="20"/>
         </w:rPr>
-        <w:t>Figure 2.3: Level 2 Data Flow Diagram (Refinery &amp; ML Scoring Decomposition)</w:t>
+        <w:t>Figure 2.3: Level 2 Data Flow Diagram (Refinery &amp; ML Decomposition)</w:t>
       </w:r>
     </w:p>
     <w:p>
@@ -3995,36 +4255,38 @@
     </w:p>
     <w:p>
       <w:pPr>
+        <w:spacing w:before="0" w:after="40" w:line="269" w:lineRule="auto"/>
         <w:jc w:val="right"/>
       </w:pPr>
       <w:r>
         <w:rPr>
           <w:rFonts w:ascii="Times New Roman" w:hAnsi="Times New Roman"/>
           <w:i/>
-          <w:sz w:val="20"/>
+          <w:color w:val="0F172A"/>
+          <w:sz w:val="22"/>
         </w:rPr>
-        <w:t>Page 10</w:t>
+        <w:t>Page 7</w:t>
       </w:r>
     </w:p>
     <w:p>
       <w:pPr>
         <w:keepNext/>
-        <w:spacing w:before="240" w:after="80"/>
+        <w:spacing w:before="160" w:after="60"/>
         <w:jc w:val="left"/>
       </w:pPr>
       <w:r>
         <w:rPr>
           <w:rFonts w:ascii="Times New Roman" w:hAnsi="Times New Roman"/>
           <w:b/>
-          <w:color w:val="1E293B"/>
-          <w:sz w:val="28"/>
+          <w:color w:val="0F172A"/>
+          <w:sz w:val="26"/>
         </w:rPr>
-        <w:t>2.2 Use Case Diagram.</w:t>
+        <w:t>2.2 Use Case Diagram &amp; Milestone Tracking.</w:t>
       </w:r>
     </w:p>
     <w:p>
       <w:pPr>
-        <w:spacing w:before="0" w:after="120" w:line="276" w:lineRule="auto"/>
+        <w:spacing w:before="0" w:after="80" w:line="269" w:lineRule="auto"/>
         <w:jc w:val="both"/>
       </w:pPr>
       <w:r>
@@ -4032,7 +4294,7 @@
           <w:rFonts w:ascii="Times New Roman" w:hAnsi="Times New Roman"/>
           <w:i w:val="0"/>
           <w:color w:val="0F172A"/>
-          <w:sz w:val="24"/>
+          <w:sz w:val="22"/>
         </w:rPr>
         <w:t>The Use Case Model delineates the functional boundaries of the system by illustrating interactions between primary human and automated actors and the system's operational capabilities.</w:t>
       </w:r>
@@ -4041,7 +4303,7 @@
       <w:r>
         <w:drawing>
           <wp:inline xmlns:a="http://schemas.openxmlformats.org/drawingml/2006/main" xmlns:pic="http://schemas.openxmlformats.org/drawingml/2006/picture">
-            <wp:extent cx="5303520" cy="3447288"/>
+            <wp:extent cx="3383280" cy="2199132"/>
             <wp:docPr id="4" name="Picture 4"/>
             <wp:cNvGraphicFramePr>
               <a:graphicFrameLocks noChangeAspect="1"/>
@@ -4062,7 +4324,7 @@
                   <pic:spPr>
                     <a:xfrm>
                       <a:off x="0" y="0"/>
-                      <a:ext cx="5303520" cy="3447288"/>
+                      <a:ext cx="3383280" cy="2199132"/>
                     </a:xfrm>
                     <a:prstGeom prst="rect"/>
                   </pic:spPr>
@@ -4075,30 +4337,30 @@
     </w:p>
     <w:p>
       <w:pPr>
-        <w:spacing w:before="80" w:after="160"/>
+        <w:spacing w:before="60" w:after="100"/>
         <w:jc w:val="center"/>
       </w:pPr>
       <w:r>
         <w:rPr>
           <w:rFonts w:ascii="Times New Roman" w:hAnsi="Times New Roman"/>
           <w:b/>
-          <w:color w:val="1E293B"/>
-          <w:sz w:val="21"/>
+          <w:color w:val="475569"/>
+          <w:sz w:val="20"/>
         </w:rPr>
-        <w:t>Figure 2.4: UML Use Case Diagram (System Actors &amp; Functional Capabilities)</w:t>
+        <w:t>Figure 2.4: UML Use Case Diagram (System Actors &amp; Capabilities)</w:t>
       </w:r>
     </w:p>
     <w:p>
       <w:pPr>
-        <w:spacing w:before="160" w:after="80"/>
+        <w:spacing w:before="60" w:after="100"/>
         <w:jc w:val="center"/>
       </w:pPr>
       <w:r>
         <w:rPr>
           <w:rFonts w:ascii="Times New Roman" w:hAnsi="Times New Roman"/>
           <w:b/>
-          <w:color w:val="1E293B"/>
-          <w:sz w:val="21"/>
+          <w:color w:val="475569"/>
+          <w:sz w:val="20"/>
         </w:rPr>
         <w:t>Table 2.1: Formal Use Case Specification Matrix (UC-01 to UC-06)</w:t>
       </w:r>
@@ -4110,15 +4372,15 @@
         <w:tblLook w:firstColumn="1" w:firstRow="1" w:lastColumn="0" w:lastRow="0" w:noHBand="0" w:noVBand="1" w:val="04A0"/>
       </w:tblPr>
       <w:tblGrid>
-        <w:gridCol w:w="2250"/>
-        <w:gridCol w:w="2250"/>
-        <w:gridCol w:w="2250"/>
-        <w:gridCol w:w="2250"/>
+        <w:gridCol w:w="2340"/>
+        <w:gridCol w:w="2340"/>
+        <w:gridCol w:w="2340"/>
+        <w:gridCol w:w="2340"/>
       </w:tblGrid>
       <w:tr>
         <w:tc>
           <w:tcPr>
-            <w:tcW w:type="dxa" w:w="2250"/>
+            <w:tcW w:type="dxa" w:w="2340"/>
             <w:shd w:fill="0F172A"/>
           </w:tcPr>
           <w:p>
@@ -4127,7 +4389,7 @@
                 <w:rFonts w:ascii="Times New Roman" w:hAnsi="Times New Roman"/>
                 <w:b/>
                 <w:color w:val="FFFFFF"/>
-                <w:sz w:val="17"/>
+                <w:sz w:val="16"/>
               </w:rPr>
               <w:t>UC ID</w:t>
             </w:r>
@@ -4135,7 +4397,7 @@
         </w:tc>
         <w:tc>
           <w:tcPr>
-            <w:tcW w:type="dxa" w:w="2250"/>
+            <w:tcW w:type="dxa" w:w="2340"/>
             <w:shd w:fill="0F172A"/>
           </w:tcPr>
           <w:p>
@@ -4144,7 +4406,7 @@
                 <w:rFonts w:ascii="Times New Roman" w:hAnsi="Times New Roman"/>
                 <w:b/>
                 <w:color w:val="FFFFFF"/>
-                <w:sz w:val="17"/>
+                <w:sz w:val="16"/>
               </w:rPr>
               <w:t>USE CASE NAME</w:t>
             </w:r>
@@ -4152,7 +4414,7 @@
         </w:tc>
         <w:tc>
           <w:tcPr>
-            <w:tcW w:type="dxa" w:w="2250"/>
+            <w:tcW w:type="dxa" w:w="2340"/>
             <w:shd w:fill="0F172A"/>
           </w:tcPr>
           <w:p>
@@ -4161,7 +4423,7 @@
                 <w:rFonts w:ascii="Times New Roman" w:hAnsi="Times New Roman"/>
                 <w:b/>
                 <w:color w:val="FFFFFF"/>
-                <w:sz w:val="17"/>
+                <w:sz w:val="16"/>
               </w:rPr>
               <w:t>PRIMARY ACTOR</w:t>
             </w:r>
@@ -4169,7 +4431,7 @@
         </w:tc>
         <w:tc>
           <w:tcPr>
-            <w:tcW w:type="dxa" w:w="2250"/>
+            <w:tcW w:type="dxa" w:w="2340"/>
             <w:shd w:fill="0F172A"/>
           </w:tcPr>
           <w:p>
@@ -4178,7 +4440,7 @@
                 <w:rFonts w:ascii="Times New Roman" w:hAnsi="Times New Roman"/>
                 <w:b/>
                 <w:color w:val="FFFFFF"/>
-                <w:sz w:val="17"/>
+                <w:sz w:val="16"/>
               </w:rPr>
               <w:t>OPERATIONAL GOAL &amp; PRE-CONDITION</w:t>
             </w:r>
@@ -4188,14 +4450,20 @@
       <w:tr>
         <w:tc>
           <w:tcPr>
-            <w:tcW w:type="dxa" w:w="2250"/>
+            <w:tcW w:type="dxa" w:w="2340"/>
+            <w:tcMar>
+              <w:top w:w="20" w:type="dxa"/>
+              <w:bottom w:w="20" w:type="dxa"/>
+              <w:left w:w="40" w:type="dxa"/>
+              <w:right w:w="40" w:type="dxa"/>
+            </w:tcMar>
             <w:shd w:fill="F8FAFC"/>
           </w:tcPr>
           <w:p>
             <w:r>
               <w:rPr>
                 <w:rFonts w:ascii="Times New Roman" w:hAnsi="Times New Roman"/>
-                <w:sz w:val="16"/>
+                <w:sz w:val="15"/>
               </w:rPr>
               <w:t>UC-01</w:t>
             </w:r>
@@ -4203,14 +4471,20 @@
         </w:tc>
         <w:tc>
           <w:tcPr>
-            <w:tcW w:type="dxa" w:w="2250"/>
+            <w:tcW w:type="dxa" w:w="2340"/>
+            <w:tcMar>
+              <w:top w:w="20" w:type="dxa"/>
+              <w:bottom w:w="20" w:type="dxa"/>
+              <w:left w:w="40" w:type="dxa"/>
+              <w:right w:w="40" w:type="dxa"/>
+            </w:tcMar>
             <w:shd w:fill="F8FAFC"/>
           </w:tcPr>
           <w:p>
             <w:r>
               <w:rPr>
                 <w:rFonts w:ascii="Times New Roman" w:hAnsi="Times New Roman"/>
-                <w:sz w:val="16"/>
+                <w:sz w:val="15"/>
               </w:rPr>
               <w:t>Ingest Transaction Stream</w:t>
             </w:r>
@@ -4218,14 +4492,20 @@
         </w:tc>
         <w:tc>
           <w:tcPr>
-            <w:tcW w:type="dxa" w:w="2250"/>
+            <w:tcW w:type="dxa" w:w="2340"/>
+            <w:tcMar>
+              <w:top w:w="20" w:type="dxa"/>
+              <w:bottom w:w="20" w:type="dxa"/>
+              <w:left w:w="40" w:type="dxa"/>
+              <w:right w:w="40" w:type="dxa"/>
+            </w:tcMar>
             <w:shd w:fill="F8FAFC"/>
           </w:tcPr>
           <w:p>
             <w:r>
               <w:rPr>
                 <w:rFonts w:ascii="Times New Roman" w:hAnsi="Times New Roman"/>
-                <w:sz w:val="16"/>
+                <w:sz w:val="15"/>
               </w:rPr>
               <w:t>Data Engineer / Admin</w:t>
             </w:r>
@@ -4233,14 +4513,20 @@
         </w:tc>
         <w:tc>
           <w:tcPr>
-            <w:tcW w:type="dxa" w:w="2250"/>
+            <w:tcW w:type="dxa" w:w="2340"/>
+            <w:tcMar>
+              <w:top w:w="20" w:type="dxa"/>
+              <w:bottom w:w="20" w:type="dxa"/>
+              <w:left w:w="40" w:type="dxa"/>
+              <w:right w:w="40" w:type="dxa"/>
+            </w:tcMar>
             <w:shd w:fill="F8FAFC"/>
           </w:tcPr>
           <w:p>
             <w:r>
               <w:rPr>
                 <w:rFonts w:ascii="Times New Roman" w:hAnsi="Times New Roman"/>
-                <w:sz w:val="16"/>
+                <w:sz w:val="15"/>
               </w:rPr>
               <w:t>Ingests raw event logs, validates schema, enforces datatypes.</w:t>
             </w:r>
@@ -4250,14 +4536,20 @@
       <w:tr>
         <w:tc>
           <w:tcPr>
-            <w:tcW w:type="dxa" w:w="2250"/>
+            <w:tcW w:type="dxa" w:w="2340"/>
+            <w:tcMar>
+              <w:top w:w="20" w:type="dxa"/>
+              <w:bottom w:w="20" w:type="dxa"/>
+              <w:left w:w="40" w:type="dxa"/>
+              <w:right w:w="40" w:type="dxa"/>
+            </w:tcMar>
             <w:shd w:fill="FFFFFF"/>
           </w:tcPr>
           <w:p>
             <w:r>
               <w:rPr>
                 <w:rFonts w:ascii="Times New Roman" w:hAnsi="Times New Roman"/>
-                <w:sz w:val="16"/>
+                <w:sz w:val="15"/>
               </w:rPr>
               <w:t>UC-02</w:t>
             </w:r>
@@ -4265,14 +4557,20 @@
         </w:tc>
         <w:tc>
           <w:tcPr>
-            <w:tcW w:type="dxa" w:w="2250"/>
+            <w:tcW w:type="dxa" w:w="2340"/>
+            <w:tcMar>
+              <w:top w:w="20" w:type="dxa"/>
+              <w:bottom w:w="20" w:type="dxa"/>
+              <w:left w:w="40" w:type="dxa"/>
+              <w:right w:w="40" w:type="dxa"/>
+            </w:tcMar>
             <w:shd w:fill="FFFFFF"/>
           </w:tcPr>
           <w:p>
             <w:r>
               <w:rPr>
                 <w:rFonts w:ascii="Times New Roman" w:hAnsi="Times New Roman"/>
-                <w:sz w:val="16"/>
+                <w:sz w:val="15"/>
               </w:rPr>
               <w:t>Isolate Reversals &amp; IQR Filter</w:t>
             </w:r>
@@ -4280,14 +4578,20 @@
         </w:tc>
         <w:tc>
           <w:tcPr>
-            <w:tcW w:type="dxa" w:w="2250"/>
+            <w:tcW w:type="dxa" w:w="2340"/>
+            <w:tcMar>
+              <w:top w:w="20" w:type="dxa"/>
+              <w:bottom w:w="20" w:type="dxa"/>
+              <w:left w:w="40" w:type="dxa"/>
+              <w:right w:w="40" w:type="dxa"/>
+            </w:tcMar>
             <w:shd w:fill="FFFFFF"/>
           </w:tcPr>
           <w:p>
             <w:r>
               <w:rPr>
                 <w:rFonts w:ascii="Times New Roman" w:hAnsi="Times New Roman"/>
-                <w:sz w:val="16"/>
+                <w:sz w:val="15"/>
               </w:rPr>
               <w:t>Data Engineer / Admin</w:t>
             </w:r>
@@ -4295,14 +4599,20 @@
         </w:tc>
         <w:tc>
           <w:tcPr>
-            <w:tcW w:type="dxa" w:w="2250"/>
+            <w:tcW w:type="dxa" w:w="2340"/>
+            <w:tcMar>
+              <w:top w:w="20" w:type="dxa"/>
+              <w:bottom w:w="20" w:type="dxa"/>
+              <w:left w:w="40" w:type="dxa"/>
+              <w:right w:w="40" w:type="dxa"/>
+            </w:tcMar>
             <w:shd w:fill="FFFFFF"/>
           </w:tcPr>
           <w:p>
             <w:r>
               <w:rPr>
                 <w:rFonts w:ascii="Times New Roman" w:hAnsi="Times New Roman"/>
-                <w:sz w:val="16"/>
+                <w:sz w:val="15"/>
               </w:rPr>
               <w:t>Purges null IDs, isolates returns (^C), caps Tukey bulk outliers.</w:t>
             </w:r>
@@ -4312,14 +4622,20 @@
       <w:tr>
         <w:tc>
           <w:tcPr>
-            <w:tcW w:type="dxa" w:w="2250"/>
+            <w:tcW w:type="dxa" w:w="2340"/>
+            <w:tcMar>
+              <w:top w:w="20" w:type="dxa"/>
+              <w:bottom w:w="20" w:type="dxa"/>
+              <w:left w:w="40" w:type="dxa"/>
+              <w:right w:w="40" w:type="dxa"/>
+            </w:tcMar>
             <w:shd w:fill="F8FAFC"/>
           </w:tcPr>
           <w:p>
             <w:r>
               <w:rPr>
                 <w:rFonts w:ascii="Times New Roman" w:hAnsi="Times New Roman"/>
-                <w:sz w:val="16"/>
+                <w:sz w:val="15"/>
               </w:rPr>
               <w:t>UC-03</w:t>
             </w:r>
@@ -4327,14 +4643,20 @@
         </w:tc>
         <w:tc>
           <w:tcPr>
-            <w:tcW w:type="dxa" w:w="2250"/>
+            <w:tcW w:type="dxa" w:w="2340"/>
+            <w:tcMar>
+              <w:top w:w="20" w:type="dxa"/>
+              <w:bottom w:w="20" w:type="dxa"/>
+              <w:left w:w="40" w:type="dxa"/>
+              <w:right w:w="40" w:type="dxa"/>
+            </w:tcMar>
             <w:shd w:fill="F8FAFC"/>
           </w:tcPr>
           <w:p>
             <w:r>
               <w:rPr>
                 <w:rFonts w:ascii="Times New Roman" w:hAnsi="Times New Roman"/>
-                <w:sz w:val="16"/>
+                <w:sz w:val="15"/>
               </w:rPr>
               <w:t>Compute Vectorized RFM</w:t>
             </w:r>
@@ -4342,14 +4664,20 @@
         </w:tc>
         <w:tc>
           <w:tcPr>
-            <w:tcW w:type="dxa" w:w="2250"/>
+            <w:tcW w:type="dxa" w:w="2340"/>
+            <w:tcMar>
+              <w:top w:w="20" w:type="dxa"/>
+              <w:bottom w:w="20" w:type="dxa"/>
+              <w:left w:w="40" w:type="dxa"/>
+              <w:right w:w="40" w:type="dxa"/>
+            </w:tcMar>
             <w:shd w:fill="F8FAFC"/>
           </w:tcPr>
           <w:p>
             <w:r>
               <w:rPr>
                 <w:rFonts w:ascii="Times New Roman" w:hAnsi="Times New Roman"/>
-                <w:sz w:val="16"/>
+                <w:sz w:val="15"/>
               </w:rPr>
               <w:t>Analytics Engineer</w:t>
             </w:r>
@@ -4357,14 +4685,20 @@
         </w:tc>
         <w:tc>
           <w:tcPr>
-            <w:tcW w:type="dxa" w:w="2250"/>
+            <w:tcW w:type="dxa" w:w="2340"/>
+            <w:tcMar>
+              <w:top w:w="20" w:type="dxa"/>
+              <w:bottom w:w="20" w:type="dxa"/>
+              <w:left w:w="40" w:type="dxa"/>
+              <w:right w:w="40" w:type="dxa"/>
+            </w:tcMar>
             <w:shd w:fill="F8FAFC"/>
           </w:tcPr>
           <w:p>
             <w:r>
               <w:rPr>
                 <w:rFonts w:ascii="Times New Roman" w:hAnsi="Times New Roman"/>
-                <w:sz w:val="16"/>
+                <w:sz w:val="15"/>
               </w:rPr>
               <w:t>Aggregates transactions into customer-level Recency, Frequency, Spend.</w:t>
             </w:r>
@@ -4374,14 +4708,20 @@
       <w:tr>
         <w:tc>
           <w:tcPr>
-            <w:tcW w:type="dxa" w:w="2250"/>
+            <w:tcW w:type="dxa" w:w="2340"/>
+            <w:tcMar>
+              <w:top w:w="20" w:type="dxa"/>
+              <w:bottom w:w="20" w:type="dxa"/>
+              <w:left w:w="40" w:type="dxa"/>
+              <w:right w:w="40" w:type="dxa"/>
+            </w:tcMar>
             <w:shd w:fill="FFFFFF"/>
           </w:tcPr>
           <w:p>
             <w:r>
               <w:rPr>
                 <w:rFonts w:ascii="Times New Roman" w:hAnsi="Times New Roman"/>
-                <w:sz w:val="16"/>
+                <w:sz w:val="15"/>
               </w:rPr>
               <w:t>UC-04</w:t>
             </w:r>
@@ -4389,14 +4729,20 @@
         </w:tc>
         <w:tc>
           <w:tcPr>
-            <w:tcW w:type="dxa" w:w="2250"/>
+            <w:tcW w:type="dxa" w:w="2340"/>
+            <w:tcMar>
+              <w:top w:w="20" w:type="dxa"/>
+              <w:bottom w:w="20" w:type="dxa"/>
+              <w:left w:w="40" w:type="dxa"/>
+              <w:right w:w="40" w:type="dxa"/>
+            </w:tcMar>
             <w:shd w:fill="FFFFFF"/>
           </w:tcPr>
           <w:p>
             <w:r>
               <w:rPr>
                 <w:rFonts w:ascii="Times New Roman" w:hAnsi="Times New Roman"/>
-                <w:sz w:val="16"/>
+                <w:sz w:val="15"/>
               </w:rPr>
               <w:t>Train &amp; Tune K-Means Model</w:t>
             </w:r>
@@ -4404,14 +4750,20 @@
         </w:tc>
         <w:tc>
           <w:tcPr>
-            <w:tcW w:type="dxa" w:w="2250"/>
+            <w:tcW w:type="dxa" w:w="2340"/>
+            <w:tcMar>
+              <w:top w:w="20" w:type="dxa"/>
+              <w:bottom w:w="20" w:type="dxa"/>
+              <w:left w:w="40" w:type="dxa"/>
+              <w:right w:w="40" w:type="dxa"/>
+            </w:tcMar>
             <w:shd w:fill="FFFFFF"/>
           </w:tcPr>
           <w:p>
             <w:r>
               <w:rPr>
                 <w:rFonts w:ascii="Times New Roman" w:hAnsi="Times New Roman"/>
-                <w:sz w:val="16"/>
+                <w:sz w:val="15"/>
               </w:rPr>
               <w:t>Data Scientist</w:t>
             </w:r>
@@ -4419,14 +4771,20 @@
         </w:tc>
         <w:tc>
           <w:tcPr>
-            <w:tcW w:type="dxa" w:w="2250"/>
+            <w:tcW w:type="dxa" w:w="2340"/>
+            <w:tcMar>
+              <w:top w:w="20" w:type="dxa"/>
+              <w:bottom w:w="20" w:type="dxa"/>
+              <w:left w:w="40" w:type="dxa"/>
+              <w:right w:w="40" w:type="dxa"/>
+            </w:tcMar>
             <w:shd w:fill="FFFFFF"/>
           </w:tcPr>
           <w:p>
             <w:r>
               <w:rPr>
                 <w:rFonts w:ascii="Times New Roman" w:hAnsi="Times New Roman"/>
-                <w:sz w:val="16"/>
+                <w:sz w:val="15"/>
               </w:rPr>
               <w:t>Applies log1p + StandardScaler, evaluates Elbow/Silhouette, fits k=4.</w:t>
             </w:r>
@@ -4436,14 +4794,20 @@
       <w:tr>
         <w:tc>
           <w:tcPr>
-            <w:tcW w:type="dxa" w:w="2250"/>
+            <w:tcW w:type="dxa" w:w="2340"/>
+            <w:tcMar>
+              <w:top w:w="20" w:type="dxa"/>
+              <w:bottom w:w="20" w:type="dxa"/>
+              <w:left w:w="40" w:type="dxa"/>
+              <w:right w:w="40" w:type="dxa"/>
+            </w:tcMar>
             <w:shd w:fill="F8FAFC"/>
           </w:tcPr>
           <w:p>
             <w:r>
               <w:rPr>
                 <w:rFonts w:ascii="Times New Roman" w:hAnsi="Times New Roman"/>
-                <w:sz w:val="16"/>
+                <w:sz w:val="15"/>
               </w:rPr>
               <w:t>UC-05</w:t>
             </w:r>
@@ -4451,14 +4815,20 @@
         </w:tc>
         <w:tc>
           <w:tcPr>
-            <w:tcW w:type="dxa" w:w="2250"/>
+            <w:tcW w:type="dxa" w:w="2340"/>
+            <w:tcMar>
+              <w:top w:w="20" w:type="dxa"/>
+              <w:bottom w:w="20" w:type="dxa"/>
+              <w:left w:w="40" w:type="dxa"/>
+              <w:right w:w="40" w:type="dxa"/>
+            </w:tcMar>
             <w:shd w:fill="F8FAFC"/>
           </w:tcPr>
           <w:p>
             <w:r>
               <w:rPr>
                 <w:rFonts w:ascii="Times New Roman" w:hAnsi="Times New Roman"/>
-                <w:sz w:val="16"/>
+                <w:sz w:val="15"/>
               </w:rPr>
               <w:t>Inspect Executive KPI Metrics</w:t>
             </w:r>
@@ -4466,14 +4836,20 @@
         </w:tc>
         <w:tc>
           <w:tcPr>
-            <w:tcW w:type="dxa" w:w="2250"/>
+            <w:tcW w:type="dxa" w:w="2340"/>
+            <w:tcMar>
+              <w:top w:w="20" w:type="dxa"/>
+              <w:bottom w:w="20" w:type="dxa"/>
+              <w:left w:w="40" w:type="dxa"/>
+              <w:right w:w="40" w:type="dxa"/>
+            </w:tcMar>
             <w:shd w:fill="F8FAFC"/>
           </w:tcPr>
           <w:p>
             <w:r>
               <w:rPr>
                 <w:rFonts w:ascii="Times New Roman" w:hAnsi="Times New Roman"/>
-                <w:sz w:val="16"/>
+                <w:sz w:val="15"/>
               </w:rPr>
               <w:t>Commercial Executive</w:t>
             </w:r>
@@ -4481,14 +4857,20 @@
         </w:tc>
         <w:tc>
           <w:tcPr>
-            <w:tcW w:type="dxa" w:w="2250"/>
+            <w:tcW w:type="dxa" w:w="2340"/>
+            <w:tcMar>
+              <w:top w:w="20" w:type="dxa"/>
+              <w:bottom w:w="20" w:type="dxa"/>
+              <w:left w:w="40" w:type="dxa"/>
+              <w:right w:w="40" w:type="dxa"/>
+            </w:tcMar>
             <w:shd w:fill="F8FAFC"/>
           </w:tcPr>
           <w:p>
             <w:r>
               <w:rPr>
                 <w:rFonts w:ascii="Times New Roman" w:hAnsi="Times New Roman"/>
-                <w:sz w:val="16"/>
+                <w:sz w:val="15"/>
               </w:rPr>
               <w:t>Monitors portfolio spend ($65k), Champions share (72.5%), at-risk capital.</w:t>
             </w:r>
@@ -4498,14 +4880,20 @@
       <w:tr>
         <w:tc>
           <w:tcPr>
-            <w:tcW w:type="dxa" w:w="2250"/>
+            <w:tcW w:type="dxa" w:w="2340"/>
+            <w:tcMar>
+              <w:top w:w="20" w:type="dxa"/>
+              <w:bottom w:w="20" w:type="dxa"/>
+              <w:left w:w="40" w:type="dxa"/>
+              <w:right w:w="40" w:type="dxa"/>
+            </w:tcMar>
             <w:shd w:fill="FFFFFF"/>
           </w:tcPr>
           <w:p>
             <w:r>
               <w:rPr>
                 <w:rFonts w:ascii="Times New Roman" w:hAnsi="Times New Roman"/>
-                <w:sz w:val="16"/>
+                <w:sz w:val="15"/>
               </w:rPr>
               <w:t>UC-06</w:t>
             </w:r>
@@ -4513,14 +4901,20 @@
         </w:tc>
         <w:tc>
           <w:tcPr>
-            <w:tcW w:type="dxa" w:w="2250"/>
+            <w:tcW w:type="dxa" w:w="2340"/>
+            <w:tcMar>
+              <w:top w:w="20" w:type="dxa"/>
+              <w:bottom w:w="20" w:type="dxa"/>
+              <w:left w:w="40" w:type="dxa"/>
+              <w:right w:w="40" w:type="dxa"/>
+            </w:tcMar>
             <w:shd w:fill="FFFFFF"/>
           </w:tcPr>
           <w:p>
             <w:r>
               <w:rPr>
                 <w:rFonts w:ascii="Times New Roman" w:hAnsi="Times New Roman"/>
-                <w:sz w:val="16"/>
+                <w:sz w:val="15"/>
               </w:rPr>
               <w:t>Export Targeted CRM Audiences</w:t>
             </w:r>
@@ -4528,14 +4922,20 @@
         </w:tc>
         <w:tc>
           <w:tcPr>
-            <w:tcW w:type="dxa" w:w="2250"/>
+            <w:tcW w:type="dxa" w:w="2340"/>
+            <w:tcMar>
+              <w:top w:w="20" w:type="dxa"/>
+              <w:bottom w:w="20" w:type="dxa"/>
+              <w:left w:w="40" w:type="dxa"/>
+              <w:right w:w="40" w:type="dxa"/>
+            </w:tcMar>
             <w:shd w:fill="FFFFFF"/>
           </w:tcPr>
           <w:p>
             <w:r>
               <w:rPr>
                 <w:rFonts w:ascii="Times New Roman" w:hAnsi="Times New Roman"/>
-                <w:sz w:val="16"/>
+                <w:sz w:val="15"/>
               </w:rPr>
               <w:t>Marketing Manager</w:t>
             </w:r>
@@ -4543,14 +4943,20 @@
         </w:tc>
         <w:tc>
           <w:tcPr>
-            <w:tcW w:type="dxa" w:w="2250"/>
+            <w:tcW w:type="dxa" w:w="2340"/>
+            <w:tcMar>
+              <w:top w:w="20" w:type="dxa"/>
+              <w:bottom w:w="20" w:type="dxa"/>
+              <w:left w:w="40" w:type="dxa"/>
+              <w:right w:w="40" w:type="dxa"/>
+            </w:tcMar>
             <w:shd w:fill="FFFFFF"/>
           </w:tcPr>
           <w:p>
             <w:r>
               <w:rPr>
                 <w:rFonts w:ascii="Times New Roman" w:hAnsi="Times New Roman"/>
-                <w:sz w:val="16"/>
+                <w:sz w:val="15"/>
               </w:rPr>
               <w:t>Filters segments in activation ledger and exports audience lists for campaigns.</w:t>
             </w:r>
@@ -4561,22 +4967,22 @@
     <w:p>
       <w:pPr>
         <w:keepNext/>
-        <w:spacing w:before="280" w:after="120"/>
+        <w:spacing w:before="100" w:after="40"/>
         <w:jc w:val="left"/>
       </w:pPr>
       <w:r>
         <w:rPr>
           <w:rFonts w:ascii="Times New Roman" w:hAnsi="Times New Roman"/>
           <w:b/>
-          <w:color w:val="1E293B"/>
-          <w:sz w:val="28"/>
+          <w:color w:val="0F172A"/>
+          <w:sz w:val="26"/>
         </w:rPr>
         <w:t>MILESTONE EVALUATION SUMMARY (24/09/2026)</w:t>
       </w:r>
     </w:p>
     <w:p>
       <w:pPr>
-        <w:spacing w:before="0" w:after="120" w:line="276" w:lineRule="auto"/>
+        <w:spacing w:before="0" w:after="80" w:line="269" w:lineRule="auto"/>
         <w:jc w:val="both"/>
       </w:pPr>
       <w:r>
@@ -4584,22 +4990,22 @@
           <w:rFonts w:ascii="Times New Roman" w:hAnsi="Times New Roman"/>
           <w:i w:val="0"/>
           <w:color w:val="0F172A"/>
-          <w:sz w:val="24"/>
+          <w:sz w:val="22"/>
         </w:rPr>
-        <w:t>This submission formally completes the First Progress Work milestone (10 Marks allotted) scheduled for 24/09/2026. All required index sections (1.1, 1.2, 1.3, 2.1, and 2.2) have been fully developed and validated. The technical artifacts, UML models, and data pipelines are complete and ready for supervisor review.</w:t>
+        <w:t>This submission formally completes the First Progress Work milestone (10 Marks allotted) scheduled for 24/09/2026 for B.Sc. AI and Data Science. All required index sections (1.1, 1.2, 1.3, 2.1, and 2.2) have been fully developed and validated. The technical artifacts, UML models, and data pipelines are complete and ready for supervisor review.</w:t>
       </w:r>
     </w:p>
     <w:p>
       <w:pPr>
-        <w:spacing w:before="160" w:after="80"/>
+        <w:spacing w:before="60" w:after="100"/>
         <w:jc w:val="center"/>
       </w:pPr>
       <w:r>
         <w:rPr>
           <w:rFonts w:ascii="Times New Roman" w:hAnsi="Times New Roman"/>
           <w:b/>
-          <w:color w:val="1E293B"/>
-          <w:sz w:val="21"/>
+          <w:color w:val="475569"/>
+          <w:sz w:val="20"/>
         </w:rPr>
         <w:t>Table 2.2: Project Progress Work Evaluation &amp; Milestone Tracking</w:t>
       </w:r>
@@ -4611,16 +5017,16 @@
         <w:tblLook w:firstColumn="1" w:firstRow="1" w:lastColumn="0" w:lastRow="0" w:noHBand="0" w:noVBand="1" w:val="04A0"/>
       </w:tblPr>
       <w:tblGrid>
-        <w:gridCol w:w="1800"/>
-        <w:gridCol w:w="1800"/>
-        <w:gridCol w:w="1800"/>
-        <w:gridCol w:w="1800"/>
-        <w:gridCol w:w="1800"/>
+        <w:gridCol w:w="1872"/>
+        <w:gridCol w:w="1872"/>
+        <w:gridCol w:w="1872"/>
+        <w:gridCol w:w="1872"/>
+        <w:gridCol w:w="1872"/>
       </w:tblGrid>
       <w:tr>
         <w:tc>
           <w:tcPr>
-            <w:tcW w:type="dxa" w:w="1800"/>
+            <w:tcW w:type="dxa" w:w="1872"/>
             <w:shd w:fill="0F172A"/>
           </w:tcPr>
           <w:p>
@@ -4629,7 +5035,7 @@
                 <w:rFonts w:ascii="Times New Roman" w:hAnsi="Times New Roman"/>
                 <w:b/>
                 <w:color w:val="FFFFFF"/>
-                <w:sz w:val="16"/>
+                <w:sz w:val="15"/>
               </w:rPr>
               <w:t>DATE</w:t>
             </w:r>
@@ -4637,7 +5043,7 @@
         </w:tc>
         <w:tc>
           <w:tcPr>
-            <w:tcW w:type="dxa" w:w="1800"/>
+            <w:tcW w:type="dxa" w:w="1872"/>
             <w:shd w:fill="0F172A"/>
           </w:tcPr>
           <w:p>
@@ -4646,7 +5052,7 @@
                 <w:rFonts w:ascii="Times New Roman" w:hAnsi="Times New Roman"/>
                 <w:b/>
                 <w:color w:val="FFFFFF"/>
-                <w:sz w:val="16"/>
+                <w:sz w:val="15"/>
               </w:rPr>
               <w:t>ASSESSMENT PARTICULARS</w:t>
             </w:r>
@@ -4654,7 +5060,7 @@
         </w:tc>
         <w:tc>
           <w:tcPr>
-            <w:tcW w:type="dxa" w:w="1800"/>
+            <w:tcW w:type="dxa" w:w="1872"/>
             <w:shd w:fill="0F172A"/>
           </w:tcPr>
           <w:p>
@@ -4663,7 +5069,7 @@
                 <w:rFonts w:ascii="Times New Roman" w:hAnsi="Times New Roman"/>
                 <w:b/>
                 <w:color w:val="FFFFFF"/>
-                <w:sz w:val="16"/>
+                <w:sz w:val="15"/>
               </w:rPr>
               <w:t>INDEX SECTIONS</w:t>
             </w:r>
@@ -4671,7 +5077,7 @@
         </w:tc>
         <w:tc>
           <w:tcPr>
-            <w:tcW w:type="dxa" w:w="1800"/>
+            <w:tcW w:type="dxa" w:w="1872"/>
             <w:shd w:fill="0F172A"/>
           </w:tcPr>
           <w:p>
@@ -4680,7 +5086,7 @@
                 <w:rFonts w:ascii="Times New Roman" w:hAnsi="Times New Roman"/>
                 <w:b/>
                 <w:color w:val="FFFFFF"/>
-                <w:sz w:val="16"/>
+                <w:sz w:val="15"/>
               </w:rPr>
               <w:t>MARKS</w:t>
             </w:r>
@@ -4688,7 +5094,7 @@
         </w:tc>
         <w:tc>
           <w:tcPr>
-            <w:tcW w:type="dxa" w:w="1800"/>
+            <w:tcW w:type="dxa" w:w="1872"/>
             <w:shd w:fill="0F172A"/>
           </w:tcPr>
           <w:p>
@@ -4697,7 +5103,7 @@
                 <w:rFonts w:ascii="Times New Roman" w:hAnsi="Times New Roman"/>
                 <w:b/>
                 <w:color w:val="FFFFFF"/>
-                <w:sz w:val="16"/>
+                <w:sz w:val="15"/>
               </w:rPr>
               <w:t>CURRENT STATUS</w:t>
             </w:r>
@@ -4707,7 +5113,13 @@
       <w:tr>
         <w:tc>
           <w:tcPr>
-            <w:tcW w:type="dxa" w:w="1800"/>
+            <w:tcW w:type="dxa" w:w="1872"/>
+            <w:tcMar>
+              <w:top w:w="20" w:type="dxa"/>
+              <w:bottom w:w="20" w:type="dxa"/>
+              <w:left w:w="40" w:type="dxa"/>
+              <w:right w:w="40" w:type="dxa"/>
+            </w:tcMar>
             <w:shd w:fill="DCFCE7"/>
           </w:tcPr>
           <w:p>
@@ -4715,7 +5127,7 @@
               <w:rPr>
                 <w:rFonts w:ascii="Times New Roman" w:hAnsi="Times New Roman"/>
                 <w:b/>
-                <w:sz w:val="15"/>
+                <w:sz w:val="14"/>
               </w:rPr>
               <w:t>24/09/2026</w:t>
             </w:r>
@@ -4723,7 +5135,13 @@
         </w:tc>
         <w:tc>
           <w:tcPr>
-            <w:tcW w:type="dxa" w:w="1800"/>
+            <w:tcW w:type="dxa" w:w="1872"/>
+            <w:tcMar>
+              <w:top w:w="20" w:type="dxa"/>
+              <w:bottom w:w="20" w:type="dxa"/>
+              <w:left w:w="40" w:type="dxa"/>
+              <w:right w:w="40" w:type="dxa"/>
+            </w:tcMar>
             <w:shd w:fill="DCFCE7"/>
           </w:tcPr>
           <w:p>
@@ -4731,7 +5149,7 @@
               <w:rPr>
                 <w:rFonts w:ascii="Times New Roman" w:hAnsi="Times New Roman"/>
                 <w:b/>
-                <w:sz w:val="15"/>
+                <w:sz w:val="14"/>
               </w:rPr>
               <w:t>First Progress Work</w:t>
             </w:r>
@@ -4739,7 +5157,13 @@
         </w:tc>
         <w:tc>
           <w:tcPr>
-            <w:tcW w:type="dxa" w:w="1800"/>
+            <w:tcW w:type="dxa" w:w="1872"/>
+            <w:tcMar>
+              <w:top w:w="20" w:type="dxa"/>
+              <w:bottom w:w="20" w:type="dxa"/>
+              <w:left w:w="40" w:type="dxa"/>
+              <w:right w:w="40" w:type="dxa"/>
+            </w:tcMar>
             <w:shd w:fill="DCFCE7"/>
           </w:tcPr>
           <w:p>
@@ -4747,7 +5171,7 @@
               <w:rPr>
                 <w:rFonts w:ascii="Times New Roman" w:hAnsi="Times New Roman"/>
                 <w:b/>
-                <w:sz w:val="15"/>
+                <w:sz w:val="14"/>
               </w:rPr>
               <w:t>1.1, 1.2, 1.3, 2.1, 2.2</w:t>
             </w:r>
@@ -4755,7 +5179,13 @@
         </w:tc>
         <w:tc>
           <w:tcPr>
-            <w:tcW w:type="dxa" w:w="1800"/>
+            <w:tcW w:type="dxa" w:w="1872"/>
+            <w:tcMar>
+              <w:top w:w="20" w:type="dxa"/>
+              <w:bottom w:w="20" w:type="dxa"/>
+              <w:left w:w="40" w:type="dxa"/>
+              <w:right w:w="40" w:type="dxa"/>
+            </w:tcMar>
             <w:shd w:fill="DCFCE7"/>
           </w:tcPr>
           <w:p>
@@ -4763,7 +5193,7 @@
               <w:rPr>
                 <w:rFonts w:ascii="Times New Roman" w:hAnsi="Times New Roman"/>
                 <w:b/>
-                <w:sz w:val="15"/>
+                <w:sz w:val="14"/>
               </w:rPr>
               <w:t>10 Marks</w:t>
             </w:r>
@@ -4771,7 +5201,13 @@
         </w:tc>
         <w:tc>
           <w:tcPr>
-            <w:tcW w:type="dxa" w:w="1800"/>
+            <w:tcW w:type="dxa" w:w="1872"/>
+            <w:tcMar>
+              <w:top w:w="20" w:type="dxa"/>
+              <w:bottom w:w="20" w:type="dxa"/>
+              <w:left w:w="40" w:type="dxa"/>
+              <w:right w:w="40" w:type="dxa"/>
+            </w:tcMar>
             <w:shd w:fill="DCFCE7"/>
           </w:tcPr>
           <w:p>
@@ -4779,7 +5215,7 @@
               <w:rPr>
                 <w:rFonts w:ascii="Times New Roman" w:hAnsi="Times New Roman"/>
                 <w:b/>
-                <w:sz w:val="15"/>
+                <w:sz w:val="14"/>
               </w:rPr>
               <w:t>COMPLETED (Current Submission)</w:t>
             </w:r>
@@ -4789,14 +5225,20 @@
       <w:tr>
         <w:tc>
           <w:tcPr>
-            <w:tcW w:type="dxa" w:w="1800"/>
+            <w:tcW w:type="dxa" w:w="1872"/>
+            <w:tcMar>
+              <w:top w:w="20" w:type="dxa"/>
+              <w:bottom w:w="20" w:type="dxa"/>
+              <w:left w:w="40" w:type="dxa"/>
+              <w:right w:w="40" w:type="dxa"/>
+            </w:tcMar>
             <w:shd w:fill="FFFFFF"/>
           </w:tcPr>
           <w:p>
             <w:r>
               <w:rPr>
                 <w:rFonts w:ascii="Times New Roman" w:hAnsi="Times New Roman"/>
-                <w:sz w:val="15"/>
+                <w:sz w:val="14"/>
               </w:rPr>
               <w:t>13/10/2026</w:t>
             </w:r>
@@ -4804,14 +5246,20 @@
         </w:tc>
         <w:tc>
           <w:tcPr>
-            <w:tcW w:type="dxa" w:w="1800"/>
+            <w:tcW w:type="dxa" w:w="1872"/>
+            <w:tcMar>
+              <w:top w:w="20" w:type="dxa"/>
+              <w:bottom w:w="20" w:type="dxa"/>
+              <w:left w:w="40" w:type="dxa"/>
+              <w:right w:w="40" w:type="dxa"/>
+            </w:tcMar>
             <w:shd w:fill="FFFFFF"/>
           </w:tcPr>
           <w:p>
             <w:r>
               <w:rPr>
                 <w:rFonts w:ascii="Times New Roman" w:hAnsi="Times New Roman"/>
-                <w:sz w:val="15"/>
+                <w:sz w:val="14"/>
               </w:rPr>
               <w:t>Mid-Term Exam (Second Progress)</w:t>
             </w:r>
@@ -4819,14 +5267,20 @@
         </w:tc>
         <w:tc>
           <w:tcPr>
-            <w:tcW w:type="dxa" w:w="1800"/>
+            <w:tcW w:type="dxa" w:w="1872"/>
+            <w:tcMar>
+              <w:top w:w="20" w:type="dxa"/>
+              <w:bottom w:w="20" w:type="dxa"/>
+              <w:left w:w="40" w:type="dxa"/>
+              <w:right w:w="40" w:type="dxa"/>
+            </w:tcMar>
             <w:shd w:fill="FFFFFF"/>
           </w:tcPr>
           <w:p>
             <w:r>
               <w:rPr>
                 <w:rFonts w:ascii="Times New Roman" w:hAnsi="Times New Roman"/>
-                <w:sz w:val="15"/>
+                <w:sz w:val="14"/>
               </w:rPr>
               <w:t>2.3, 2.4, 3.1, 4.1</w:t>
             </w:r>
@@ -4834,14 +5288,20 @@
         </w:tc>
         <w:tc>
           <w:tcPr>
-            <w:tcW w:type="dxa" w:w="1800"/>
+            <w:tcW w:type="dxa" w:w="1872"/>
+            <w:tcMar>
+              <w:top w:w="20" w:type="dxa"/>
+              <w:bottom w:w="20" w:type="dxa"/>
+              <w:left w:w="40" w:type="dxa"/>
+              <w:right w:w="40" w:type="dxa"/>
+            </w:tcMar>
             <w:shd w:fill="FFFFFF"/>
           </w:tcPr>
           <w:p>
             <w:r>
               <w:rPr>
                 <w:rFonts w:ascii="Times New Roman" w:hAnsi="Times New Roman"/>
-                <w:sz w:val="15"/>
+                <w:sz w:val="14"/>
               </w:rPr>
               <w:t>20 Marks</w:t>
             </w:r>
@@ -4849,14 +5309,20 @@
         </w:tc>
         <w:tc>
           <w:tcPr>
-            <w:tcW w:type="dxa" w:w="1800"/>
+            <w:tcW w:type="dxa" w:w="1872"/>
+            <w:tcMar>
+              <w:top w:w="20" w:type="dxa"/>
+              <w:bottom w:w="20" w:type="dxa"/>
+              <w:left w:w="40" w:type="dxa"/>
+              <w:right w:w="40" w:type="dxa"/>
+            </w:tcMar>
             <w:shd w:fill="FFFFFF"/>
           </w:tcPr>
           <w:p>
             <w:r>
               <w:rPr>
                 <w:rFonts w:ascii="Times New Roman" w:hAnsi="Times New Roman"/>
-                <w:sz w:val="15"/>
+                <w:sz w:val="14"/>
               </w:rPr>
               <w:t>Scheduled for Next Milestone</w:t>
             </w:r>
@@ -4866,14 +5332,20 @@
       <w:tr>
         <w:tc>
           <w:tcPr>
-            <w:tcW w:type="dxa" w:w="1800"/>
+            <w:tcW w:type="dxa" w:w="1872"/>
+            <w:tcMar>
+              <w:top w:w="20" w:type="dxa"/>
+              <w:bottom w:w="20" w:type="dxa"/>
+              <w:left w:w="40" w:type="dxa"/>
+              <w:right w:w="40" w:type="dxa"/>
+            </w:tcMar>
             <w:shd w:fill="F8FAFC"/>
           </w:tcPr>
           <w:p>
             <w:r>
               <w:rPr>
                 <w:rFonts w:ascii="Times New Roman" w:hAnsi="Times New Roman"/>
-                <w:sz w:val="15"/>
+                <w:sz w:val="14"/>
               </w:rPr>
               <w:t>27/10/2026</w:t>
             </w:r>
@@ -4881,14 +5353,20 @@
         </w:tc>
         <w:tc>
           <w:tcPr>
-            <w:tcW w:type="dxa" w:w="1800"/>
+            <w:tcW w:type="dxa" w:w="1872"/>
+            <w:tcMar>
+              <w:top w:w="20" w:type="dxa"/>
+              <w:bottom w:w="20" w:type="dxa"/>
+              <w:left w:w="40" w:type="dxa"/>
+              <w:right w:w="40" w:type="dxa"/>
+            </w:tcMar>
             <w:shd w:fill="F8FAFC"/>
           </w:tcPr>
           <w:p>
             <w:r>
               <w:rPr>
                 <w:rFonts w:ascii="Times New Roman" w:hAnsi="Times New Roman"/>
-                <w:sz w:val="15"/>
+                <w:sz w:val="14"/>
               </w:rPr>
               <w:t>Third Progress Work</w:t>
             </w:r>
@@ -4896,14 +5374,20 @@
         </w:tc>
         <w:tc>
           <w:tcPr>
-            <w:tcW w:type="dxa" w:w="1800"/>
+            <w:tcW w:type="dxa" w:w="1872"/>
+            <w:tcMar>
+              <w:top w:w="20" w:type="dxa"/>
+              <w:bottom w:w="20" w:type="dxa"/>
+              <w:left w:w="40" w:type="dxa"/>
+              <w:right w:w="40" w:type="dxa"/>
+            </w:tcMar>
             <w:shd w:fill="F8FAFC"/>
           </w:tcPr>
           <w:p>
             <w:r>
               <w:rPr>
                 <w:rFonts w:ascii="Times New Roman" w:hAnsi="Times New Roman"/>
-                <w:sz w:val="15"/>
+                <w:sz w:val="14"/>
               </w:rPr>
               <w:t>4.2, 4.3, 5.1, 5.2, 6.1</w:t>
             </w:r>
@@ -4911,14 +5395,20 @@
         </w:tc>
         <w:tc>
           <w:tcPr>
-            <w:tcW w:type="dxa" w:w="1800"/>
+            <w:tcW w:type="dxa" w:w="1872"/>
+            <w:tcMar>
+              <w:top w:w="20" w:type="dxa"/>
+              <w:bottom w:w="20" w:type="dxa"/>
+              <w:left w:w="40" w:type="dxa"/>
+              <w:right w:w="40" w:type="dxa"/>
+            </w:tcMar>
             <w:shd w:fill="F8FAFC"/>
           </w:tcPr>
           <w:p>
             <w:r>
               <w:rPr>
                 <w:rFonts w:ascii="Times New Roman" w:hAnsi="Times New Roman"/>
-                <w:sz w:val="15"/>
+                <w:sz w:val="14"/>
               </w:rPr>
               <w:t>10 Marks</w:t>
             </w:r>
@@ -4926,14 +5416,20 @@
         </w:tc>
         <w:tc>
           <w:tcPr>
-            <w:tcW w:type="dxa" w:w="1800"/>
+            <w:tcW w:type="dxa" w:w="1872"/>
+            <w:tcMar>
+              <w:top w:w="20" w:type="dxa"/>
+              <w:bottom w:w="20" w:type="dxa"/>
+              <w:left w:w="40" w:type="dxa"/>
+              <w:right w:w="40" w:type="dxa"/>
+            </w:tcMar>
             <w:shd w:fill="F8FAFC"/>
           </w:tcPr>
           <w:p>
             <w:r>
               <w:rPr>
                 <w:rFonts w:ascii="Times New Roman" w:hAnsi="Times New Roman"/>
-                <w:sz w:val="15"/>
+                <w:sz w:val="14"/>
               </w:rPr>
               <w:t>Scheduled for Third Milestone</w:t>
             </w:r>
@@ -4943,14 +5439,20 @@
       <w:tr>
         <w:tc>
           <w:tcPr>
-            <w:tcW w:type="dxa" w:w="1800"/>
+            <w:tcW w:type="dxa" w:w="1872"/>
+            <w:tcMar>
+              <w:top w:w="20" w:type="dxa"/>
+              <w:bottom w:w="20" w:type="dxa"/>
+              <w:left w:w="40" w:type="dxa"/>
+              <w:right w:w="40" w:type="dxa"/>
+            </w:tcMar>
             <w:shd w:fill="FFFFFF"/>
           </w:tcPr>
           <w:p>
             <w:r>
               <w:rPr>
                 <w:rFonts w:ascii="Times New Roman" w:hAnsi="Times New Roman"/>
-                <w:sz w:val="15"/>
+                <w:sz w:val="14"/>
               </w:rPr>
               <w:t>06/11/2026</w:t>
             </w:r>
@@ -4958,14 +5460,20 @@
         </w:tc>
         <w:tc>
           <w:tcPr>
-            <w:tcW w:type="dxa" w:w="1800"/>
+            <w:tcW w:type="dxa" w:w="1872"/>
+            <w:tcMar>
+              <w:top w:w="20" w:type="dxa"/>
+              <w:bottom w:w="20" w:type="dxa"/>
+              <w:left w:w="40" w:type="dxa"/>
+              <w:right w:w="40" w:type="dxa"/>
+            </w:tcMar>
             <w:shd w:fill="FFFFFF"/>
           </w:tcPr>
           <w:p>
             <w:r>
               <w:rPr>
                 <w:rFonts w:ascii="Times New Roman" w:hAnsi="Times New Roman"/>
-                <w:sz w:val="15"/>
+                <w:sz w:val="14"/>
               </w:rPr>
               <w:t>Report Submission (Spiral Binding)</w:t>
             </w:r>
@@ -4973,14 +5481,20 @@
         </w:tc>
         <w:tc>
           <w:tcPr>
-            <w:tcW w:type="dxa" w:w="1800"/>
+            <w:tcW w:type="dxa" w:w="1872"/>
+            <w:tcMar>
+              <w:top w:w="20" w:type="dxa"/>
+              <w:bottom w:w="20" w:type="dxa"/>
+              <w:left w:w="40" w:type="dxa"/>
+              <w:right w:w="40" w:type="dxa"/>
+            </w:tcMar>
             <w:shd w:fill="FFFFFF"/>
           </w:tcPr>
           <w:p>
             <w:r>
               <w:rPr>
                 <w:rFonts w:ascii="Times New Roman" w:hAnsi="Times New Roman"/>
-                <w:sz w:val="15"/>
+                <w:sz w:val="14"/>
               </w:rPr>
               <w:t>Final Signed Spiral Copy</w:t>
             </w:r>
@@ -4988,14 +5502,20 @@
         </w:tc>
         <w:tc>
           <w:tcPr>
-            <w:tcW w:type="dxa" w:w="1800"/>
+            <w:tcW w:type="dxa" w:w="1872"/>
+            <w:tcMar>
+              <w:top w:w="20" w:type="dxa"/>
+              <w:bottom w:w="20" w:type="dxa"/>
+              <w:left w:w="40" w:type="dxa"/>
+              <w:right w:w="40" w:type="dxa"/>
+            </w:tcMar>
             <w:shd w:fill="FFFFFF"/>
           </w:tcPr>
           <w:p>
             <w:r>
               <w:rPr>
                 <w:rFonts w:ascii="Times New Roman" w:hAnsi="Times New Roman"/>
-                <w:sz w:val="15"/>
+                <w:sz w:val="14"/>
               </w:rPr>
               <w:t>10 Marks</w:t>
             </w:r>
@@ -5003,14 +5523,20 @@
         </w:tc>
         <w:tc>
           <w:tcPr>
-            <w:tcW w:type="dxa" w:w="1800"/>
+            <w:tcW w:type="dxa" w:w="1872"/>
+            <w:tcMar>
+              <w:top w:w="20" w:type="dxa"/>
+              <w:bottom w:w="20" w:type="dxa"/>
+              <w:left w:w="40" w:type="dxa"/>
+              <w:right w:w="40" w:type="dxa"/>
+            </w:tcMar>
             <w:shd w:fill="FFFFFF"/>
           </w:tcPr>
           <w:p>
             <w:r>
               <w:rPr>
                 <w:rFonts w:ascii="Times New Roman" w:hAnsi="Times New Roman"/>
-                <w:sz w:val="15"/>
+                <w:sz w:val="14"/>
               </w:rPr>
               <w:t>Scheduled for Final Submission</w:t>
             </w:r>
@@ -5020,14 +5546,20 @@
       <w:tr>
         <w:tc>
           <w:tcPr>
-            <w:tcW w:type="dxa" w:w="1800"/>
+            <w:tcW w:type="dxa" w:w="1872"/>
+            <w:tcMar>
+              <w:top w:w="20" w:type="dxa"/>
+              <w:bottom w:w="20" w:type="dxa"/>
+              <w:left w:w="40" w:type="dxa"/>
+              <w:right w:w="40" w:type="dxa"/>
+            </w:tcMar>
             <w:shd w:fill="F8FAFC"/>
           </w:tcPr>
           <w:p>
             <w:r>
               <w:rPr>
                 <w:rFonts w:ascii="Times New Roman" w:hAnsi="Times New Roman"/>
-                <w:sz w:val="15"/>
+                <w:sz w:val="14"/>
               </w:rPr>
               <w:t>18-20/11/2026</w:t>
             </w:r>
@@ -5035,14 +5567,20 @@
         </w:tc>
         <w:tc>
           <w:tcPr>
-            <w:tcW w:type="dxa" w:w="1800"/>
+            <w:tcW w:type="dxa" w:w="1872"/>
+            <w:tcMar>
+              <w:top w:w="20" w:type="dxa"/>
+              <w:bottom w:w="20" w:type="dxa"/>
+              <w:left w:w="40" w:type="dxa"/>
+              <w:right w:w="40" w:type="dxa"/>
+            </w:tcMar>
             <w:shd w:fill="F8FAFC"/>
           </w:tcPr>
           <w:p>
             <w:r>
               <w:rPr>
                 <w:rFonts w:ascii="Times New Roman" w:hAnsi="Times New Roman"/>
-                <w:sz w:val="15"/>
+                <w:sz w:val="14"/>
               </w:rPr>
               <w:t>Final Exam (SEE)</w:t>
             </w:r>
@@ -5050,14 +5588,20 @@
         </w:tc>
         <w:tc>
           <w:tcPr>
-            <w:tcW w:type="dxa" w:w="1800"/>
+            <w:tcW w:type="dxa" w:w="1872"/>
+            <w:tcMar>
+              <w:top w:w="20" w:type="dxa"/>
+              <w:bottom w:w="20" w:type="dxa"/>
+              <w:left w:w="40" w:type="dxa"/>
+              <w:right w:w="40" w:type="dxa"/>
+            </w:tcMar>
             <w:shd w:fill="F8FAFC"/>
           </w:tcPr>
           <w:p>
             <w:r>
               <w:rPr>
                 <w:rFonts w:ascii="Times New Roman" w:hAnsi="Times New Roman"/>
-                <w:sz w:val="15"/>
+                <w:sz w:val="14"/>
               </w:rPr>
               <w:t>Exam &amp; Viva Voce</w:t>
             </w:r>
@@ -5065,14 +5609,20 @@
         </w:tc>
         <w:tc>
           <w:tcPr>
-            <w:tcW w:type="dxa" w:w="1800"/>
+            <w:tcW w:type="dxa" w:w="1872"/>
+            <w:tcMar>
+              <w:top w:w="20" w:type="dxa"/>
+              <w:bottom w:w="20" w:type="dxa"/>
+              <w:left w:w="40" w:type="dxa"/>
+              <w:right w:w="40" w:type="dxa"/>
+            </w:tcMar>
             <w:shd w:fill="F8FAFC"/>
           </w:tcPr>
           <w:p>
             <w:r>
               <w:rPr>
                 <w:rFonts w:ascii="Times New Roman" w:hAnsi="Times New Roman"/>
-                <w:sz w:val="15"/>
+                <w:sz w:val="14"/>
               </w:rPr>
               <w:t>50 Marks</w:t>
             </w:r>
@@ -5080,14 +5630,20 @@
         </w:tc>
         <w:tc>
           <w:tcPr>
-            <w:tcW w:type="dxa" w:w="1800"/>
+            <w:tcW w:type="dxa" w:w="1872"/>
+            <w:tcMar>
+              <w:top w:w="20" w:type="dxa"/>
+              <w:bottom w:w="20" w:type="dxa"/>
+              <w:left w:w="40" w:type="dxa"/>
+              <w:right w:w="40" w:type="dxa"/>
+            </w:tcMar>
             <w:shd w:fill="F8FAFC"/>
           </w:tcPr>
           <w:p>
             <w:r>
               <w:rPr>
                 <w:rFonts w:ascii="Times New Roman" w:hAnsi="Times New Roman"/>
-                <w:sz w:val="15"/>
+                <w:sz w:val="14"/>
               </w:rPr>
               <w:t>Scheduled for Semester Examination</w:t>
             </w:r>
@@ -5097,7 +5653,7 @@
     </w:tbl>
     <w:sectPr>
       <w:pgSz w:w="12240" w:h="15840"/>
-      <w:pgMar w:top="1440" w:right="1440" w:bottom="1440" w:left="1800" w:header="720" w:footer="720" w:gutter="0"/>
+      <w:pgMar w:top="1224" w:right="1224" w:bottom="1224" w:left="1656" w:header="720" w:footer="720" w:gutter="0"/>
       <w:cols w:space="720"/>
       <w:docGrid w:linePitch="360"/>
     </w:sectPr>
@@ -5471,7 +6027,7 @@
     <w:rPr>
       <w:rFonts w:ascii="Times New Roman" w:hAnsi="Times New Roman"/>
       <w:color w:val="0F172A"/>
-      <w:sz w:val="24"/>
+      <w:sz w:val="22"/>
     </w:rPr>
   </w:style>
   <w:style w:type="paragraph" w:styleId="Header">

--- a/Deep_Koshiya_ProjectReport.docx
+++ b/Deep_Koshiya_ProjectReport.docx
@@ -17,18 +17,58 @@
             <w:tcW w:type="dxa" w:w="9360"/>
             <w:shd w:fill="FFFFFF"/>
             <w:tcMar>
-              <w:top w:w="140" w:type="dxa"/>
-              <w:bottom w:w="140" w:type="dxa"/>
-              <w:left w:w="180" w:type="dxa"/>
-              <w:right w:w="180" w:type="dxa"/>
+              <w:top w:w="100" w:type="dxa"/>
+              <w:bottom w:w="100" w:type="dxa"/>
+              <w:left w:w="140" w:type="dxa"/>
+              <w:right w:w="140" w:type="dxa"/>
             </w:tcMar>
             <w:tcBorders>
-              <w:top w:val="double" w:sz="18" w:space="0" w:color="1E1B4B"/>
-              <w:left w:val="double" w:sz="18" w:space="0" w:color="1E1B4B"/>
-              <w:bottom w:val="double" w:sz="18" w:space="0" w:color="1E1B4B"/>
-              <w:right w:val="double" w:sz="18" w:space="0" w:color="1E1B4B"/>
+              <w:top w:val="double" w:sz="18" w:space="0" w:color="7A003C"/>
+              <w:left w:val="double" w:sz="18" w:space="0" w:color="7A003C"/>
+              <w:bottom w:val="double" w:sz="18" w:space="0" w:color="7A003C"/>
+              <w:right w:val="double" w:sz="18" w:space="0" w:color="7A003C"/>
             </w:tcBorders>
           </w:tcPr>
+          <w:p>
+            <w:pPr>
+              <w:spacing w:after="160"/>
+              <w:jc w:val="center"/>
+            </w:pPr>
+            <w:r>
+              <w:drawing>
+                <wp:inline xmlns:a="http://schemas.openxmlformats.org/drawingml/2006/main" xmlns:pic="http://schemas.openxmlformats.org/drawingml/2006/picture">
+                  <wp:extent cx="4937760" cy="860581"/>
+                  <wp:docPr id="1" name="Picture 1"/>
+                  <wp:cNvGraphicFramePr>
+                    <a:graphicFrameLocks noChangeAspect="1"/>
+                  </wp:cNvGraphicFramePr>
+                  <a:graphic>
+                    <a:graphicData uri="http://schemas.openxmlformats.org/drawingml/2006/picture">
+                      <pic:pic>
+                        <pic:nvPicPr>
+                          <pic:cNvPr id="0" name="iar_banner_hd.png"/>
+                          <pic:cNvPicPr/>
+                        </pic:nvPicPr>
+                        <pic:blipFill>
+                          <a:blip r:embed="rId9"/>
+                          <a:stretch>
+                            <a:fillRect/>
+                          </a:stretch>
+                        </pic:blipFill>
+                        <pic:spPr>
+                          <a:xfrm>
+                            <a:off x="0" y="0"/>
+                            <a:ext cx="4937760" cy="860581"/>
+                          </a:xfrm>
+                          <a:prstGeom prst="rect"/>
+                        </pic:spPr>
+                      </pic:pic>
+                    </a:graphicData>
+                  </a:graphic>
+                </wp:inline>
+              </w:drawing>
+            </w:r>
+          </w:p>
           <w:p>
             <w:pPr>
               <w:spacing w:after="40"/>
@@ -38,46 +78,15 @@
               <w:rPr>
                 <w:rFonts w:ascii="Times New Roman" w:hAnsi="Times New Roman"/>
                 <w:b/>
-                <w:color w:val="1E1B4B"/>
-                <w:sz w:val="26"/>
+                <w:color w:val="7A003C"/>
+                <w:sz w:val="24"/>
               </w:rPr>
               <w:t>DEPARTMENT OF ARTIFICIAL INTELLIGENCE &amp; DATA SCIENCE</w:t>
             </w:r>
           </w:p>
           <w:p>
             <w:pPr>
-              <w:spacing w:after="320"/>
-              <w:jc w:val="center"/>
-            </w:pPr>
-            <w:r>
-              <w:rPr>
-                <w:rFonts w:ascii="Times New Roman" w:hAnsi="Times New Roman"/>
-                <w:b/>
-                <w:color w:val="2563EB"/>
-                <w:sz w:val="22"/>
-              </w:rPr>
-              <w:t>B.Sc. in Artificial Intelligence &amp; Data Science | Semester VII</w:t>
-              <w:br/>
-              <w:t>Academic Year: 2026 – 2027</w:t>
-            </w:r>
-          </w:p>
-          <w:p>
-            <w:pPr>
-              <w:spacing w:after="280"/>
-              <w:jc w:val="center"/>
-            </w:pPr>
-            <w:r>
-              <w:rPr>
-                <w:rFonts w:ascii="Times New Roman" w:hAnsi="Times New Roman"/>
-                <w:color w:val="475569"/>
-                <w:sz w:val="20"/>
-              </w:rPr>
-              <w:t>━━━━━━━━━━━━━━━━━━━━━━━━━━━━━━━━━━━━━━━━━</w:t>
-            </w:r>
-          </w:p>
-          <w:p>
-            <w:pPr>
-              <w:spacing w:after="160"/>
+              <w:spacing w:after="240"/>
               <w:jc w:val="center"/>
             </w:pPr>
             <w:r>
@@ -85,7 +94,38 @@
                 <w:rFonts w:ascii="Times New Roman" w:hAnsi="Times New Roman"/>
                 <w:b/>
                 <w:color w:val="1E1B4B"/>
-                <w:sz w:val="36"/>
+                <w:sz w:val="21"/>
+              </w:rPr>
+              <w:t>B.Sc. in Artificial Intelligence &amp; Data Science | Semester V (5th Sem)</w:t>
+              <w:br/>
+              <w:t>Academic Session: 2026 – 2027</w:t>
+            </w:r>
+          </w:p>
+          <w:p>
+            <w:pPr>
+              <w:spacing w:after="200"/>
+              <w:jc w:val="center"/>
+            </w:pPr>
+            <w:r>
+              <w:rPr>
+                <w:rFonts w:ascii="Times New Roman" w:hAnsi="Times New Roman"/>
+                <w:color w:val="475569"/>
+                <w:sz w:val="19"/>
+              </w:rPr>
+              <w:t>━━━━━━━━━━━━━━━━━━━━━━━━━━━━━━━━━━━━━━━━━</w:t>
+            </w:r>
+          </w:p>
+          <w:p>
+            <w:pPr>
+              <w:spacing w:after="120"/>
+              <w:jc w:val="center"/>
+            </w:pPr>
+            <w:r>
+              <w:rPr>
+                <w:rFonts w:ascii="Times New Roman" w:hAnsi="Times New Roman"/>
+                <w:b/>
+                <w:color w:val="1E1B4B"/>
+                <w:sz w:val="34"/>
               </w:rPr>
               <w:t>E-COMMERCE CUSTOMER LIFECYCLE &amp;</w:t>
               <w:br/>
@@ -94,7 +134,7 @@
           </w:p>
           <w:p>
             <w:pPr>
-              <w:spacing w:after="320"/>
+              <w:spacing w:after="240"/>
               <w:jc w:val="center"/>
             </w:pPr>
             <w:r>
@@ -102,7 +142,7 @@
                 <w:rFonts w:ascii="Times New Roman" w:hAnsi="Times New Roman"/>
                 <w:i/>
                 <w:color w:val="0F172A"/>
-                <w:sz w:val="23"/>
+                <w:sz w:val="22"/>
               </w:rPr>
               <w:t>An Applied Machine Learning &amp; Analytics Engineering System</w:t>
               <w:br/>
@@ -125,10 +165,10 @@
                   <w:tcW w:type="dxa" w:w="4680"/>
                   <w:shd w:fill="F8FAFC"/>
                   <w:tcMar>
-                    <w:top w:w="45" w:type="dxa"/>
-                    <w:bottom w:w="45" w:type="dxa"/>
-                    <w:left w:w="90" w:type="dxa"/>
-                    <w:right w:w="90" w:type="dxa"/>
+                    <w:top w:w="35" w:type="dxa"/>
+                    <w:bottom w:w="35" w:type="dxa"/>
+                    <w:left w:w="70" w:type="dxa"/>
+                    <w:right w:w="70" w:type="dxa"/>
                   </w:tcMar>
                 </w:tcPr>
                 <w:p>
@@ -136,7 +176,7 @@
                     <w:rPr>
                       <w:rFonts w:ascii="Times New Roman" w:hAnsi="Times New Roman"/>
                       <w:b/>
-                      <w:sz w:val="19"/>
+                      <w:sz w:val="18"/>
                     </w:rPr>
                     <w:t>Assessment Milestone:</w:t>
                   </w:r>
@@ -147,17 +187,17 @@
                   <w:tcW w:type="dxa" w:w="4680"/>
                   <w:shd w:fill="FFFFFF"/>
                   <w:tcMar>
-                    <w:top w:w="45" w:type="dxa"/>
-                    <w:bottom w:w="45" w:type="dxa"/>
-                    <w:left w:w="90" w:type="dxa"/>
-                    <w:right w:w="90" w:type="dxa"/>
+                    <w:top w:w="35" w:type="dxa"/>
+                    <w:bottom w:w="35" w:type="dxa"/>
+                    <w:left w:w="70" w:type="dxa"/>
+                    <w:right w:w="70" w:type="dxa"/>
                   </w:tcMar>
                 </w:tcPr>
                 <w:p>
                   <w:r>
                     <w:rPr>
                       <w:rFonts w:ascii="Times New Roman" w:hAnsi="Times New Roman"/>
-                      <w:sz w:val="19"/>
+                      <w:sz w:val="18"/>
                     </w:rPr>
                     <w:t>FIRST PROGRESS WORK EVALUATION</w:t>
                   </w:r>
@@ -170,10 +210,10 @@
                   <w:tcW w:type="dxa" w:w="4680"/>
                   <w:shd w:fill="F8FAFC"/>
                   <w:tcMar>
-                    <w:top w:w="45" w:type="dxa"/>
-                    <w:bottom w:w="45" w:type="dxa"/>
-                    <w:left w:w="90" w:type="dxa"/>
-                    <w:right w:w="90" w:type="dxa"/>
+                    <w:top w:w="35" w:type="dxa"/>
+                    <w:bottom w:w="35" w:type="dxa"/>
+                    <w:left w:w="70" w:type="dxa"/>
+                    <w:right w:w="70" w:type="dxa"/>
                   </w:tcMar>
                 </w:tcPr>
                 <w:p>
@@ -181,7 +221,7 @@
                     <w:rPr>
                       <w:rFonts w:ascii="Times New Roman" w:hAnsi="Times New Roman"/>
                       <w:b/>
-                      <w:sz w:val="19"/>
+                      <w:sz w:val="18"/>
                     </w:rPr>
                     <w:t>Scheduled Submission Date:</w:t>
                   </w:r>
@@ -192,17 +232,17 @@
                   <w:tcW w:type="dxa" w:w="4680"/>
                   <w:shd w:fill="FFFFFF"/>
                   <w:tcMar>
-                    <w:top w:w="45" w:type="dxa"/>
-                    <w:bottom w:w="45" w:type="dxa"/>
-                    <w:left w:w="90" w:type="dxa"/>
-                    <w:right w:w="90" w:type="dxa"/>
+                    <w:top w:w="35" w:type="dxa"/>
+                    <w:bottom w:w="35" w:type="dxa"/>
+                    <w:left w:w="70" w:type="dxa"/>
+                    <w:right w:w="70" w:type="dxa"/>
                   </w:tcMar>
                 </w:tcPr>
                 <w:p>
                   <w:r>
                     <w:rPr>
                       <w:rFonts w:ascii="Times New Roman" w:hAnsi="Times New Roman"/>
-                      <w:sz w:val="19"/>
+                      <w:sz w:val="18"/>
                     </w:rPr>
                     <w:t>24th September 2026 (10:00 AM – 5:00 PM)</w:t>
                   </w:r>
@@ -215,10 +255,10 @@
                   <w:tcW w:type="dxa" w:w="4680"/>
                   <w:shd w:fill="F8FAFC"/>
                   <w:tcMar>
-                    <w:top w:w="45" w:type="dxa"/>
-                    <w:bottom w:w="45" w:type="dxa"/>
-                    <w:left w:w="90" w:type="dxa"/>
-                    <w:right w:w="90" w:type="dxa"/>
+                    <w:top w:w="35" w:type="dxa"/>
+                    <w:bottom w:w="35" w:type="dxa"/>
+                    <w:left w:w="70" w:type="dxa"/>
+                    <w:right w:w="70" w:type="dxa"/>
                   </w:tcMar>
                 </w:tcPr>
                 <w:p>
@@ -226,7 +266,7 @@
                     <w:rPr>
                       <w:rFonts w:ascii="Times New Roman" w:hAnsi="Times New Roman"/>
                       <w:b/>
-                      <w:sz w:val="19"/>
+                      <w:sz w:val="18"/>
                     </w:rPr>
                     <w:t>Target Work Completed:</w:t>
                   </w:r>
@@ -237,17 +277,17 @@
                   <w:tcW w:type="dxa" w:w="4680"/>
                   <w:shd w:fill="FFFFFF"/>
                   <w:tcMar>
-                    <w:top w:w="45" w:type="dxa"/>
-                    <w:bottom w:w="45" w:type="dxa"/>
-                    <w:left w:w="90" w:type="dxa"/>
-                    <w:right w:w="90" w:type="dxa"/>
+                    <w:top w:w="35" w:type="dxa"/>
+                    <w:bottom w:w="35" w:type="dxa"/>
+                    <w:left w:w="70" w:type="dxa"/>
+                    <w:right w:w="70" w:type="dxa"/>
                   </w:tcMar>
                 </w:tcPr>
                 <w:p>
                   <w:r>
                     <w:rPr>
                       <w:rFonts w:ascii="Times New Roman" w:hAnsi="Times New Roman"/>
-                      <w:sz w:val="19"/>
+                      <w:sz w:val="18"/>
                     </w:rPr>
                     <w:t>Sections 1.1, 1.2, 1.3, 2.1, and 2.2 (DFD &amp; Use Case)</w:t>
                   </w:r>
@@ -260,10 +300,10 @@
                   <w:tcW w:type="dxa" w:w="4680"/>
                   <w:shd w:fill="F8FAFC"/>
                   <w:tcMar>
-                    <w:top w:w="45" w:type="dxa"/>
-                    <w:bottom w:w="45" w:type="dxa"/>
-                    <w:left w:w="90" w:type="dxa"/>
-                    <w:right w:w="90" w:type="dxa"/>
+                    <w:top w:w="35" w:type="dxa"/>
+                    <w:bottom w:w="35" w:type="dxa"/>
+                    <w:left w:w="70" w:type="dxa"/>
+                    <w:right w:w="70" w:type="dxa"/>
                   </w:tcMar>
                 </w:tcPr>
                 <w:p>
@@ -271,7 +311,7 @@
                     <w:rPr>
                       <w:rFonts w:ascii="Times New Roman" w:hAnsi="Times New Roman"/>
                       <w:b/>
-                      <w:sz w:val="19"/>
+                      <w:sz w:val="18"/>
                     </w:rPr>
                     <w:t>Course &amp; Project Code:</w:t>
                   </w:r>
@@ -282,17 +322,17 @@
                   <w:tcW w:type="dxa" w:w="4680"/>
                   <w:shd w:fill="FFFFFF"/>
                   <w:tcMar>
-                    <w:top w:w="45" w:type="dxa"/>
-                    <w:bottom w:w="45" w:type="dxa"/>
-                    <w:left w:w="90" w:type="dxa"/>
-                    <w:right w:w="90" w:type="dxa"/>
+                    <w:top w:w="35" w:type="dxa"/>
+                    <w:bottom w:w="35" w:type="dxa"/>
+                    <w:left w:w="70" w:type="dxa"/>
+                    <w:right w:w="70" w:type="dxa"/>
                   </w:tcMar>
                 </w:tcPr>
                 <w:p>
                   <w:r>
                     <w:rPr>
                       <w:rFonts w:ascii="Times New Roman" w:hAnsi="Times New Roman"/>
-                      <w:sz w:val="19"/>
+                      <w:sz w:val="18"/>
                     </w:rPr>
                     <w:t>Project - 1 (CE-502 / PRJ-701)</w:t>
                   </w:r>
@@ -305,10 +345,10 @@
                   <w:tcW w:type="dxa" w:w="4680"/>
                   <w:shd w:fill="F8FAFC"/>
                   <w:tcMar>
-                    <w:top w:w="45" w:type="dxa"/>
-                    <w:bottom w:w="45" w:type="dxa"/>
-                    <w:left w:w="90" w:type="dxa"/>
-                    <w:right w:w="90" w:type="dxa"/>
+                    <w:top w:w="35" w:type="dxa"/>
+                    <w:bottom w:w="35" w:type="dxa"/>
+                    <w:left w:w="70" w:type="dxa"/>
+                    <w:right w:w="70" w:type="dxa"/>
                   </w:tcMar>
                 </w:tcPr>
                 <w:p>
@@ -316,7 +356,7 @@
                     <w:rPr>
                       <w:rFonts w:ascii="Times New Roman" w:hAnsi="Times New Roman"/>
                       <w:b/>
-                      <w:sz w:val="19"/>
+                      <w:sz w:val="18"/>
                     </w:rPr>
                     <w:t>Allotted Assessment Marks:</w:t>
                   </w:r>
@@ -327,17 +367,17 @@
                   <w:tcW w:type="dxa" w:w="4680"/>
                   <w:shd w:fill="FFFFFF"/>
                   <w:tcMar>
-                    <w:top w:w="45" w:type="dxa"/>
-                    <w:bottom w:w="45" w:type="dxa"/>
-                    <w:left w:w="90" w:type="dxa"/>
-                    <w:right w:w="90" w:type="dxa"/>
+                    <w:top w:w="35" w:type="dxa"/>
+                    <w:bottom w:w="35" w:type="dxa"/>
+                    <w:left w:w="70" w:type="dxa"/>
+                    <w:right w:w="70" w:type="dxa"/>
                   </w:tcMar>
                 </w:tcPr>
                 <w:p>
                   <w:r>
                     <w:rPr>
                       <w:rFonts w:ascii="Times New Roman" w:hAnsi="Times New Roman"/>
-                      <w:sz w:val="19"/>
+                      <w:sz w:val="18"/>
                     </w:rPr>
                     <w:t>10 Marks (First Progress Work)</w:t>
                   </w:r>
@@ -348,7 +388,7 @@
           <w:p/>
           <w:p>
             <w:pPr>
-              <w:spacing w:after="360"/>
+              <w:spacing w:after="240"/>
             </w:pPr>
           </w:p>
           <w:tbl>
@@ -367,10 +407,10 @@
                   <w:tcW w:type="dxa" w:w="4680"/>
                   <w:shd w:fill="F1F5F9"/>
                   <w:tcMar>
-                    <w:top w:w="60" w:type="dxa"/>
-                    <w:bottom w:w="60" w:type="dxa"/>
-                    <w:left w:w="80" w:type="dxa"/>
-                    <w:right w:w="80" w:type="dxa"/>
+                    <w:top w:w="45" w:type="dxa"/>
+                    <w:bottom w:w="45" w:type="dxa"/>
+                    <w:left w:w="60" w:type="dxa"/>
+                    <w:right w:w="60" w:type="dxa"/>
                   </w:tcMar>
                 </w:tcPr>
                 <w:p>
@@ -380,7 +420,7 @@
                   <w:r>
                     <w:rPr>
                       <w:rFonts w:ascii="Times New Roman" w:hAnsi="Times New Roman"/>
-                      <w:sz w:val="19"/>
+                      <w:sz w:val="18"/>
                     </w:rPr>
                     <w:t>SUBMITTED BY:</w:t>
                     <w:br/>
@@ -388,7 +428,7 @@
                     <w:br/>
                     <w:t>B.Sc. AI and Data Science</w:t>
                     <w:br/>
-                    <w:t>Semester: VII</w:t>
+                    <w:t>Semester: V (5th Semester)</w:t>
                   </w:r>
                 </w:p>
               </w:tc>
@@ -397,10 +437,10 @@
                   <w:tcW w:type="dxa" w:w="4680"/>
                   <w:shd w:fill="F1F5F9"/>
                   <w:tcMar>
-                    <w:top w:w="60" w:type="dxa"/>
-                    <w:bottom w:w="60" w:type="dxa"/>
-                    <w:left w:w="80" w:type="dxa"/>
-                    <w:right w:w="80" w:type="dxa"/>
+                    <w:top w:w="45" w:type="dxa"/>
+                    <w:bottom w:w="45" w:type="dxa"/>
+                    <w:left w:w="60" w:type="dxa"/>
+                    <w:right w:w="60" w:type="dxa"/>
                   </w:tcMar>
                 </w:tcPr>
                 <w:p>
@@ -410,7 +450,7 @@
                   <w:r>
                     <w:rPr>
                       <w:rFonts w:ascii="Times New Roman" w:hAnsi="Times New Roman"/>
-                      <w:sz w:val="19"/>
+                      <w:sz w:val="18"/>
                     </w:rPr>
                     <w:t>SUPERVISED &amp; VERIFIED BY:</w:t>
                     <w:br/>
@@ -418,7 +458,7 @@
                     <w:br/>
                     <w:t>Department of AI &amp; Data Science</w:t>
                     <w:br/>
-                    <w:t>Evaluation &amp; Signature Stamp</w:t>
+                    <w:t>Institute of Advanced Research (IAR)</w:t>
                   </w:r>
                 </w:p>
               </w:tc>
@@ -429,10 +469,10 @@
                   <w:tcW w:type="dxa" w:w="4680"/>
                   <w:shd w:fill="FFFFFF"/>
                   <w:tcMar>
-                    <w:top w:w="50" w:type="dxa"/>
-                    <w:bottom w:w="50" w:type="dxa"/>
-                    <w:left w:w="80" w:type="dxa"/>
-                    <w:right w:w="80" w:type="dxa"/>
+                    <w:top w:w="40" w:type="dxa"/>
+                    <w:bottom w:w="40" w:type="dxa"/>
+                    <w:left w:w="60" w:type="dxa"/>
+                    <w:right w:w="60" w:type="dxa"/>
                   </w:tcMar>
                 </w:tcPr>
                 <w:p>
@@ -442,7 +482,7 @@
                   <w:r>
                     <w:rPr>
                       <w:rFonts w:ascii="Times New Roman" w:hAnsi="Times New Roman"/>
-                      <w:sz w:val="18"/>
+                      <w:sz w:val="17"/>
                     </w:rPr>
                     <w:t>_________________________</w:t>
                     <w:br/>
@@ -455,10 +495,10 @@
                   <w:tcW w:type="dxa" w:w="4680"/>
                   <w:shd w:fill="FFFFFF"/>
                   <w:tcMar>
-                    <w:top w:w="50" w:type="dxa"/>
-                    <w:bottom w:w="50" w:type="dxa"/>
-                    <w:left w:w="80" w:type="dxa"/>
-                    <w:right w:w="80" w:type="dxa"/>
+                    <w:top w:w="40" w:type="dxa"/>
+                    <w:bottom w:w="40" w:type="dxa"/>
+                    <w:left w:w="60" w:type="dxa"/>
+                    <w:right w:w="60" w:type="dxa"/>
                   </w:tcMar>
                 </w:tcPr>
                 <w:p>
@@ -468,7 +508,7 @@
                   <w:r>
                     <w:rPr>
                       <w:rFonts w:ascii="Times New Roman" w:hAnsi="Times New Roman"/>
-                      <w:sz w:val="18"/>
+                      <w:sz w:val="17"/>
                     </w:rPr>
                     <w:t>_________________________</w:t>
                     <w:br/>
@@ -530,7 +570,7 @@
           <w:color w:val="0F172A"/>
           <w:sz w:val="22"/>
         </w:rPr>
-        <w:t>I express my sincere gratitude to my assigned project supervisor and the esteemed faculty members of the Department of Artificial Intelligence &amp; Data Science for their invaluable guidance, encouragement, and insightful feedback throughout the problem identification and system design phases of this project.</w:t>
+        <w:t>I express my sincere gratitude to my assigned project supervisor and the esteemed faculty members of the Department of Artificial Intelligence &amp; Data Science at the Institute of Advanced Research (IAR) for their invaluable guidance, encouragement, and insightful feedback throughout the problem identification and system design phases of this project.</w:t>
       </w:r>
     </w:p>
     <w:p>
@@ -545,7 +585,7 @@
           <w:color w:val="0F172A"/>
           <w:sz w:val="22"/>
         </w:rPr>
-        <w:t>I also thank the Project Coordinator and the Head of the School for facilitating the computational lab environment and resources necessary to execute Project-1 (PRJ-701) in accordance with the prescribed university schedule.</w:t>
+        <w:t>I also thank the Project Coordinator and the Head of the School for facilitating the computational lab environment and resources necessary to execute Project-1 (PRJ-701 / CE-502) in accordance with the prescribed university schedule.</w:t>
       </w:r>
     </w:p>
     <w:p>
@@ -575,7 +615,7 @@
           <w:color w:val="0F172A"/>
           <w:sz w:val="22"/>
         </w:rPr>
-        <w:t>Deep Koshiya | B.Sc. AI and Data Science (Sem VII) | Date: 24th September 2026</w:t>
+        <w:t>Deep Koshiya | B.Sc. AI and Data Science (Semester V) | Date: 24th September 2026</w:t>
       </w:r>
     </w:p>
     <w:p>
@@ -636,7 +676,7 @@
           <w:color w:val="0F172A"/>
           <w:sz w:val="22"/>
         </w:rPr>
-        <w:t>This First Progress Work report documents the system foundation and software engineering design for the 24/09/2026 milestone. It presents complete Level-0, Level-1, and Level-2 Data Flow Diagrams (DFDs) alongside a comprehensive Use Case Model and specification matrix, fulfilling all requirements for the first 10-mark evaluation.</w:t>
+        <w:t>This First Progress Work report documents the system foundation and software engineering design for the 24/09/2026 milestone at Institute of Advanced Research (IAR). It presents complete Level-0, Level-1, and Level-2 Data Flow Diagrams (DFDs) alongside a comprehensive Use Case Model and specification matrix, fulfilling all requirements for the first 10-mark evaluation.</w:t>
       </w:r>
     </w:p>
     <w:p>
@@ -687,7 +727,7 @@
           <w:color w:val="0F172A"/>
           <w:sz w:val="22"/>
         </w:rPr>
-        <w:t>(Structured strictly according to Syllabus Guidelines for B.Sc. AI and Data Science SEM VII)</w:t>
+        <w:t>(Structured strictly according to Syllabus Guidelines for B.Sc. AI and Data Science SEM V)</w:t>
       </w:r>
     </w:p>
     <w:tbl>
@@ -705,7 +745,7 @@
         <w:tc>
           <w:tcPr>
             <w:tcW w:type="dxa" w:w="3120"/>
-            <w:shd w:fill="0F172A"/>
+            <w:shd w:fill="7A003C"/>
           </w:tcPr>
           <w:p>
             <w:r>
@@ -722,7 +762,7 @@
         <w:tc>
           <w:tcPr>
             <w:tcW w:type="dxa" w:w="3120"/>
-            <w:shd w:fill="0F172A"/>
+            <w:shd w:fill="7A003C"/>
           </w:tcPr>
           <w:p>
             <w:r>
@@ -739,7 +779,7 @@
         <w:tc>
           <w:tcPr>
             <w:tcW w:type="dxa" w:w="3120"/>
-            <w:shd w:fill="0F172A"/>
+            <w:shd w:fill="7A003C"/>
           </w:tcPr>
           <w:p>
             <w:r>
@@ -2608,7 +2648,7 @@
         <w:tc>
           <w:tcPr>
             <w:tcW w:type="dxa" w:w="3120"/>
-            <w:shd w:fill="0F172A"/>
+            <w:shd w:fill="7A003C"/>
           </w:tcPr>
           <w:p>
             <w:r>
@@ -2625,7 +2665,7 @@
         <w:tc>
           <w:tcPr>
             <w:tcW w:type="dxa" w:w="3120"/>
-            <w:shd w:fill="0F172A"/>
+            <w:shd w:fill="7A003C"/>
           </w:tcPr>
           <w:p>
             <w:r>
@@ -2642,7 +2682,7 @@
         <w:tc>
           <w:tcPr>
             <w:tcW w:type="dxa" w:w="3120"/>
-            <w:shd w:fill="0F172A"/>
+            <w:shd w:fill="7A003C"/>
           </w:tcPr>
           <w:p>
             <w:r>
@@ -3328,7 +3368,7 @@
         <w:tc>
           <w:tcPr>
             <w:tcW w:type="dxa" w:w="3120"/>
-            <w:shd w:fill="0F172A"/>
+            <w:shd w:fill="7A003C"/>
           </w:tcPr>
           <w:p>
             <w:r>
@@ -3345,7 +3385,7 @@
         <w:tc>
           <w:tcPr>
             <w:tcW w:type="dxa" w:w="3120"/>
-            <w:shd w:fill="0F172A"/>
+            <w:shd w:fill="7A003C"/>
           </w:tcPr>
           <w:p>
             <w:r>
@@ -3362,7 +3402,7 @@
         <w:tc>
           <w:tcPr>
             <w:tcW w:type="dxa" w:w="3120"/>
-            <w:shd w:fill="0F172A"/>
+            <w:shd w:fill="7A003C"/>
           </w:tcPr>
           <w:p>
             <w:r>
@@ -3830,7 +3870,7 @@
         <w:drawing>
           <wp:inline xmlns:a="http://schemas.openxmlformats.org/drawingml/2006/main" xmlns:pic="http://schemas.openxmlformats.org/drawingml/2006/picture">
             <wp:extent cx="4937760" cy="2468880"/>
-            <wp:docPr id="1" name="Picture 1"/>
+            <wp:docPr id="2" name="Picture 2"/>
             <wp:cNvGraphicFramePr>
               <a:graphicFrameLocks noChangeAspect="1"/>
             </wp:cNvGraphicFramePr>
@@ -3842,7 +3882,7 @@
                     <pic:cNvPicPr/>
                   </pic:nvPicPr>
                   <pic:blipFill>
-                    <a:blip r:embed="rId9"/>
+                    <a:blip r:embed="rId10"/>
                     <a:stretch>
                       <a:fillRect/>
                     </a:stretch>
@@ -4052,7 +4092,7 @@
         <w:drawing>
           <wp:inline xmlns:a="http://schemas.openxmlformats.org/drawingml/2006/main" xmlns:pic="http://schemas.openxmlformats.org/drawingml/2006/picture">
             <wp:extent cx="4937760" cy="2468880"/>
-            <wp:docPr id="2" name="Picture 2"/>
+            <wp:docPr id="3" name="Picture 3"/>
             <wp:cNvGraphicFramePr>
               <a:graphicFrameLocks noChangeAspect="1"/>
             </wp:cNvGraphicFramePr>
@@ -4064,7 +4104,7 @@
                     <pic:cNvPicPr/>
                   </pic:nvPicPr>
                   <pic:blipFill>
-                    <a:blip r:embed="rId10"/>
+                    <a:blip r:embed="rId11"/>
                     <a:stretch>
                       <a:fillRect/>
                     </a:stretch>
@@ -4202,7 +4242,7 @@
         <w:drawing>
           <wp:inline xmlns:a="http://schemas.openxmlformats.org/drawingml/2006/main" xmlns:pic="http://schemas.openxmlformats.org/drawingml/2006/picture">
             <wp:extent cx="4937760" cy="2057400"/>
-            <wp:docPr id="3" name="Picture 3"/>
+            <wp:docPr id="4" name="Picture 4"/>
             <wp:cNvGraphicFramePr>
               <a:graphicFrameLocks noChangeAspect="1"/>
             </wp:cNvGraphicFramePr>
@@ -4214,7 +4254,7 @@
                     <pic:cNvPicPr/>
                   </pic:nvPicPr>
                   <pic:blipFill>
-                    <a:blip r:embed="rId11"/>
+                    <a:blip r:embed="rId12"/>
                     <a:stretch>
                       <a:fillRect/>
                     </a:stretch>
@@ -4304,7 +4344,7 @@
         <w:drawing>
           <wp:inline xmlns:a="http://schemas.openxmlformats.org/drawingml/2006/main" xmlns:pic="http://schemas.openxmlformats.org/drawingml/2006/picture">
             <wp:extent cx="3383280" cy="2199132"/>
-            <wp:docPr id="4" name="Picture 4"/>
+            <wp:docPr id="5" name="Picture 5"/>
             <wp:cNvGraphicFramePr>
               <a:graphicFrameLocks noChangeAspect="1"/>
             </wp:cNvGraphicFramePr>
@@ -4316,7 +4356,7 @@
                     <pic:cNvPicPr/>
                   </pic:nvPicPr>
                   <pic:blipFill>
-                    <a:blip r:embed="rId12"/>
+                    <a:blip r:embed="rId13"/>
                     <a:stretch>
                       <a:fillRect/>
                     </a:stretch>
@@ -4381,7 +4421,7 @@
         <w:tc>
           <w:tcPr>
             <w:tcW w:type="dxa" w:w="2340"/>
-            <w:shd w:fill="0F172A"/>
+            <w:shd w:fill="7A003C"/>
           </w:tcPr>
           <w:p>
             <w:r>
@@ -4398,7 +4438,7 @@
         <w:tc>
           <w:tcPr>
             <w:tcW w:type="dxa" w:w="2340"/>
-            <w:shd w:fill="0F172A"/>
+            <w:shd w:fill="7A003C"/>
           </w:tcPr>
           <w:p>
             <w:r>
@@ -4415,7 +4455,7 @@
         <w:tc>
           <w:tcPr>
             <w:tcW w:type="dxa" w:w="2340"/>
-            <w:shd w:fill="0F172A"/>
+            <w:shd w:fill="7A003C"/>
           </w:tcPr>
           <w:p>
             <w:r>
@@ -4432,7 +4472,7 @@
         <w:tc>
           <w:tcPr>
             <w:tcW w:type="dxa" w:w="2340"/>
-            <w:shd w:fill="0F172A"/>
+            <w:shd w:fill="7A003C"/>
           </w:tcPr>
           <w:p>
             <w:r>
@@ -4992,7 +5032,7 @@
           <w:color w:val="0F172A"/>
           <w:sz w:val="22"/>
         </w:rPr>
-        <w:t>This submission formally completes the First Progress Work milestone (10 Marks allotted) scheduled for 24/09/2026 for B.Sc. AI and Data Science. All required index sections (1.1, 1.2, 1.3, 2.1, and 2.2) have been fully developed and validated. The technical artifacts, UML models, and data pipelines are complete and ready for supervisor review.</w:t>
+        <w:t>This submission formally completes the First Progress Work milestone (10 Marks allotted) scheduled for 24/09/2026 for B.Sc. AI and Data Science (Semester V) at Institute of Advanced Research (IAR). All required index sections (1.1, 1.2, 1.3, 2.1, and 2.2) have been fully developed and validated. The technical artifacts, UML models, and data pipelines are complete and ready for supervisor review.</w:t>
       </w:r>
     </w:p>
     <w:p>
@@ -5027,7 +5067,7 @@
         <w:tc>
           <w:tcPr>
             <w:tcW w:type="dxa" w:w="1872"/>
-            <w:shd w:fill="0F172A"/>
+            <w:shd w:fill="7A003C"/>
           </w:tcPr>
           <w:p>
             <w:r>
@@ -5044,7 +5084,7 @@
         <w:tc>
           <w:tcPr>
             <w:tcW w:type="dxa" w:w="1872"/>
-            <w:shd w:fill="0F172A"/>
+            <w:shd w:fill="7A003C"/>
           </w:tcPr>
           <w:p>
             <w:r>
@@ -5061,7 +5101,7 @@
         <w:tc>
           <w:tcPr>
             <w:tcW w:type="dxa" w:w="1872"/>
-            <w:shd w:fill="0F172A"/>
+            <w:shd w:fill="7A003C"/>
           </w:tcPr>
           <w:p>
             <w:r>
@@ -5078,7 +5118,7 @@
         <w:tc>
           <w:tcPr>
             <w:tcW w:type="dxa" w:w="1872"/>
-            <w:shd w:fill="0F172A"/>
+            <w:shd w:fill="7A003C"/>
           </w:tcPr>
           <w:p>
             <w:r>
@@ -5095,7 +5135,7 @@
         <w:tc>
           <w:tcPr>
             <w:tcW w:type="dxa" w:w="1872"/>
-            <w:shd w:fill="0F172A"/>
+            <w:shd w:fill="7A003C"/>
           </w:tcPr>
           <w:p>
             <w:r>
@@ -5653,7 +5693,7 @@
     </w:tbl>
     <w:sectPr>
       <w:pgSz w:w="12240" w:h="15840"/>
-      <w:pgMar w:top="1224" w:right="1224" w:bottom="1224" w:left="1656" w:header="720" w:footer="720" w:gutter="0"/>
+      <w:pgMar w:top="1152" w:right="1224" w:bottom="1152" w:left="1656" w:header="720" w:footer="720" w:gutter="0"/>
       <w:cols w:space="720"/>
       <w:docGrid w:linePitch="360"/>
     </w:sectPr>

--- a/Deep_Koshiya_ProjectReport.docx
+++ b/Deep_Koshiya_ProjectReport.docx
@@ -2,6 +2,141 @@
 <file path=word/document.xml><?xml version="1.0" encoding="utf-8"?>
 <w:document xmlns:wpc="http://schemas.microsoft.com/office/word/2010/wordprocessingCanvas" xmlns:mo="http://schemas.microsoft.com/office/mac/office/2008/main" xmlns:mc="http://schemas.openxmlformats.org/markup-compatibility/2006" xmlns:mv="urn:schemas-microsoft-com:mac:vml" xmlns:o="urn:schemas-microsoft-com:office:office" xmlns:r="http://schemas.openxmlformats.org/officeDocument/2006/relationships" xmlns:m="http://schemas.openxmlformats.org/officeDocument/2006/math" xmlns:v="urn:schemas-microsoft-com:vml" xmlns:wp14="http://schemas.microsoft.com/office/word/2010/wordprocessingDrawing" xmlns:wp="http://schemas.openxmlformats.org/drawingml/2006/wordprocessingDrawing" xmlns:w10="urn:schemas-microsoft-com:office:word" xmlns:w="http://schemas.openxmlformats.org/wordprocessingml/2006/main" xmlns:w14="http://schemas.microsoft.com/office/word/2010/wordml" xmlns:wpg="http://schemas.microsoft.com/office/word/2010/wordprocessingGroup" xmlns:wpi="http://schemas.microsoft.com/office/word/2010/wordprocessingInk" xmlns:wne="http://schemas.microsoft.com/office/word/2006/wordml" xmlns:wps="http://schemas.microsoft.com/office/word/2010/wordprocessingShape" mc:Ignorable="w14 wp14">
   <w:body>
+    <w:p>
+      <w:pPr>
+        <w:spacing w:after="200" w:before="0"/>
+        <w:jc w:val="center"/>
+      </w:pPr>
+      <w:r>
+        <w:drawing>
+          <wp:inline xmlns:a="http://schemas.openxmlformats.org/drawingml/2006/main" xmlns:pic="http://schemas.openxmlformats.org/drawingml/2006/picture">
+            <wp:extent cx="5120640" cy="892454"/>
+            <wp:docPr id="1" name="Picture 1"/>
+            <wp:cNvGraphicFramePr>
+              <a:graphicFrameLocks noChangeAspect="1"/>
+            </wp:cNvGraphicFramePr>
+            <a:graphic>
+              <a:graphicData uri="http://schemas.openxmlformats.org/drawingml/2006/picture">
+                <pic:pic>
+                  <pic:nvPicPr>
+                    <pic:cNvPr id="0" name="iar_banner_hd.png"/>
+                    <pic:cNvPicPr/>
+                  </pic:nvPicPr>
+                  <pic:blipFill>
+                    <a:blip r:embed="rId9"/>
+                    <a:stretch>
+                      <a:fillRect/>
+                    </a:stretch>
+                  </pic:blipFill>
+                  <pic:spPr>
+                    <a:xfrm>
+                      <a:off x="0" y="0"/>
+                      <a:ext cx="5120640" cy="892454"/>
+                    </a:xfrm>
+                    <a:prstGeom prst="rect"/>
+                  </pic:spPr>
+                </pic:pic>
+              </a:graphicData>
+            </a:graphic>
+          </wp:inline>
+        </w:drawing>
+      </w:r>
+    </w:p>
+    <w:p>
+      <w:pPr>
+        <w:spacing w:after="40"/>
+        <w:jc w:val="center"/>
+      </w:pPr>
+      <w:r>
+        <w:rPr>
+          <w:rFonts w:ascii="Times New Roman" w:hAnsi="Times New Roman"/>
+          <w:b/>
+          <w:color w:val="7A003C"/>
+          <w:sz w:val="28"/>
+        </w:rPr>
+        <w:t>INSTITUTE OF ADVANCED RESEARCH (IAR)</w:t>
+      </w:r>
+    </w:p>
+    <w:p>
+      <w:pPr>
+        <w:spacing w:after="80"/>
+        <w:jc w:val="center"/>
+      </w:pPr>
+      <w:r>
+        <w:rPr>
+          <w:rFonts w:ascii="Times New Roman" w:hAnsi="Times New Roman"/>
+          <w:i/>
+          <w:color w:val="475569"/>
+          <w:sz w:val="20"/>
+        </w:rPr>
+        <w:t>The University for Innovation | Gandhinagar, Gujarat</w:t>
+      </w:r>
+    </w:p>
+    <w:p>
+      <w:pPr>
+        <w:spacing w:after="280"/>
+        <w:jc w:val="center"/>
+      </w:pPr>
+      <w:r>
+        <w:rPr>
+          <w:rFonts w:ascii="Times New Roman" w:hAnsi="Times New Roman"/>
+          <w:b/>
+          <w:color w:val="1E1B4B"/>
+          <w:sz w:val="22"/>
+        </w:rPr>
+        <w:t>B.Sc. in Artificial Intelligence &amp; Data Science | Semester V (5th Sem)</w:t>
+        <w:br/>
+        <w:t>Academic Session: 2026 – 2027</w:t>
+      </w:r>
+    </w:p>
+    <w:p>
+      <w:pPr>
+        <w:spacing w:after="320"/>
+        <w:jc w:val="center"/>
+      </w:pPr>
+      <w:r>
+        <w:rPr>
+          <w:rFonts w:ascii="Times New Roman" w:hAnsi="Times New Roman"/>
+          <w:color w:val="7A003C"/>
+          <w:sz w:val="19"/>
+        </w:rPr>
+        <w:t>───────────────────────────────────────────────────</w:t>
+      </w:r>
+    </w:p>
+    <w:p>
+      <w:pPr>
+        <w:spacing w:after="120"/>
+        <w:jc w:val="center"/>
+      </w:pPr>
+      <w:r>
+        <w:rPr>
+          <w:rFonts w:ascii="Times New Roman" w:hAnsi="Times New Roman"/>
+          <w:b/>
+          <w:color w:val="1E1B4B"/>
+          <w:sz w:val="36"/>
+        </w:rPr>
+        <w:t>E-COMMERCE CUSTOMER LIFECYCLE &amp;</w:t>
+        <w:br/>
+        <w:t>RFM SEGMENTATION DASHBOARD</w:t>
+      </w:r>
+    </w:p>
+    <w:p>
+      <w:pPr>
+        <w:spacing w:after="360"/>
+        <w:jc w:val="center"/>
+      </w:pPr>
+      <w:r>
+        <w:rPr>
+          <w:rFonts w:ascii="Times New Roman" w:hAnsi="Times New Roman"/>
+          <w:i/>
+          <w:color w:val="0F172A"/>
+          <w:sz w:val="22"/>
+        </w:rPr>
+        <w:t>An Applied Machine Learning &amp; Analytics Engineering System</w:t>
+        <w:br/>
+        <w:t>for Commercial Retention &amp; Behavioral Cohort Optimization</w:t>
+      </w:r>
+    </w:p>
     <w:tbl>
       <w:tblPr>
         <w:tblW w:type="auto" w:w="0"/>
@@ -9,516 +144,364 @@
         <w:tblLook w:firstColumn="1" w:firstRow="1" w:lastColumn="0" w:lastRow="0" w:noHBand="0" w:noVBand="1" w:val="04A0"/>
       </w:tblPr>
       <w:tblGrid>
-        <w:gridCol w:w="9360"/>
+        <w:gridCol w:w="4680"/>
+        <w:gridCol w:w="4680"/>
       </w:tblGrid>
       <w:tr>
         <w:tc>
           <w:tcPr>
-            <w:tcW w:type="dxa" w:w="9360"/>
+            <w:tcW w:type="dxa" w:w="4680"/>
+            <w:shd w:fill="F8FAFC"/>
+            <w:tcMar>
+              <w:top w:w="35" w:type="dxa"/>
+              <w:bottom w:w="35" w:type="dxa"/>
+              <w:left w:w="70" w:type="dxa"/>
+              <w:right w:w="70" w:type="dxa"/>
+            </w:tcMar>
+          </w:tcPr>
+          <w:p>
+            <w:r>
+              <w:rPr>
+                <w:rFonts w:ascii="Times New Roman" w:hAnsi="Times New Roman"/>
+                <w:b/>
+                <w:sz w:val="18"/>
+              </w:rPr>
+              <w:t>Assessment Milestone:</w:t>
+            </w:r>
+          </w:p>
+        </w:tc>
+        <w:tc>
+          <w:tcPr>
+            <w:tcW w:type="dxa" w:w="4680"/>
             <w:shd w:fill="FFFFFF"/>
             <w:tcMar>
-              <w:top w:w="100" w:type="dxa"/>
-              <w:bottom w:w="100" w:type="dxa"/>
-              <w:left w:w="140" w:type="dxa"/>
-              <w:right w:w="140" w:type="dxa"/>
+              <w:top w:w="35" w:type="dxa"/>
+              <w:bottom w:w="35" w:type="dxa"/>
+              <w:left w:w="70" w:type="dxa"/>
+              <w:right w:w="70" w:type="dxa"/>
             </w:tcMar>
-            <w:tcBorders>
-              <w:top w:val="double" w:sz="18" w:space="0" w:color="7A003C"/>
-              <w:left w:val="double" w:sz="18" w:space="0" w:color="7A003C"/>
-              <w:bottom w:val="double" w:sz="18" w:space="0" w:color="7A003C"/>
-              <w:right w:val="double" w:sz="18" w:space="0" w:color="7A003C"/>
-            </w:tcBorders>
+          </w:tcPr>
+          <w:p>
+            <w:r>
+              <w:rPr>
+                <w:rFonts w:ascii="Times New Roman" w:hAnsi="Times New Roman"/>
+                <w:sz w:val="18"/>
+              </w:rPr>
+              <w:t>FIRST PROGRESS WORK EVALUATION</w:t>
+            </w:r>
+          </w:p>
+        </w:tc>
+      </w:tr>
+      <w:tr>
+        <w:tc>
+          <w:tcPr>
+            <w:tcW w:type="dxa" w:w="4680"/>
+            <w:shd w:fill="F8FAFC"/>
+            <w:tcMar>
+              <w:top w:w="35" w:type="dxa"/>
+              <w:bottom w:w="35" w:type="dxa"/>
+              <w:left w:w="70" w:type="dxa"/>
+              <w:right w:w="70" w:type="dxa"/>
+            </w:tcMar>
+          </w:tcPr>
+          <w:p>
+            <w:r>
+              <w:rPr>
+                <w:rFonts w:ascii="Times New Roman" w:hAnsi="Times New Roman"/>
+                <w:b/>
+                <w:sz w:val="18"/>
+              </w:rPr>
+              <w:t>Scheduled Submission Date:</w:t>
+            </w:r>
+          </w:p>
+        </w:tc>
+        <w:tc>
+          <w:tcPr>
+            <w:tcW w:type="dxa" w:w="4680"/>
+            <w:shd w:fill="FFFFFF"/>
+            <w:tcMar>
+              <w:top w:w="35" w:type="dxa"/>
+              <w:bottom w:w="35" w:type="dxa"/>
+              <w:left w:w="70" w:type="dxa"/>
+              <w:right w:w="70" w:type="dxa"/>
+            </w:tcMar>
+          </w:tcPr>
+          <w:p>
+            <w:r>
+              <w:rPr>
+                <w:rFonts w:ascii="Times New Roman" w:hAnsi="Times New Roman"/>
+                <w:sz w:val="18"/>
+              </w:rPr>
+              <w:t>24th September 2026 (Time: 10:00 AM to 5:00 PM)</w:t>
+            </w:r>
+          </w:p>
+        </w:tc>
+      </w:tr>
+      <w:tr>
+        <w:tc>
+          <w:tcPr>
+            <w:tcW w:type="dxa" w:w="4680"/>
+            <w:shd w:fill="F8FAFC"/>
+            <w:tcMar>
+              <w:top w:w="35" w:type="dxa"/>
+              <w:bottom w:w="35" w:type="dxa"/>
+              <w:left w:w="70" w:type="dxa"/>
+              <w:right w:w="70" w:type="dxa"/>
+            </w:tcMar>
+          </w:tcPr>
+          <w:p>
+            <w:r>
+              <w:rPr>
+                <w:rFonts w:ascii="Times New Roman" w:hAnsi="Times New Roman"/>
+                <w:b/>
+                <w:sz w:val="18"/>
+              </w:rPr>
+              <w:t>Curriculum Scope Completed:</w:t>
+            </w:r>
+          </w:p>
+        </w:tc>
+        <w:tc>
+          <w:tcPr>
+            <w:tcW w:type="dxa" w:w="4680"/>
+            <w:shd w:fill="FFFFFF"/>
+            <w:tcMar>
+              <w:top w:w="35" w:type="dxa"/>
+              <w:bottom w:w="35" w:type="dxa"/>
+              <w:left w:w="70" w:type="dxa"/>
+              <w:right w:w="70" w:type="dxa"/>
+            </w:tcMar>
+          </w:tcPr>
+          <w:p>
+            <w:r>
+              <w:rPr>
+                <w:rFonts w:ascii="Times New Roman" w:hAnsi="Times New Roman"/>
+                <w:sz w:val="18"/>
+              </w:rPr>
+              <w:t>Sections 1.1, 1.2, 1.3, 2.1, and 2.2 (DFD &amp; Use Case)</w:t>
+            </w:r>
+          </w:p>
+        </w:tc>
+      </w:tr>
+      <w:tr>
+        <w:tc>
+          <w:tcPr>
+            <w:tcW w:type="dxa" w:w="4680"/>
+            <w:shd w:fill="F8FAFC"/>
+            <w:tcMar>
+              <w:top w:w="35" w:type="dxa"/>
+              <w:bottom w:w="35" w:type="dxa"/>
+              <w:left w:w="70" w:type="dxa"/>
+              <w:right w:w="70" w:type="dxa"/>
+            </w:tcMar>
+          </w:tcPr>
+          <w:p>
+            <w:r>
+              <w:rPr>
+                <w:rFonts w:ascii="Times New Roman" w:hAnsi="Times New Roman"/>
+                <w:b/>
+                <w:sz w:val="18"/>
+              </w:rPr>
+              <w:t>Course &amp; Project Code:</w:t>
+            </w:r>
+          </w:p>
+        </w:tc>
+        <w:tc>
+          <w:tcPr>
+            <w:tcW w:type="dxa" w:w="4680"/>
+            <w:shd w:fill="FFFFFF"/>
+            <w:tcMar>
+              <w:top w:w="35" w:type="dxa"/>
+              <w:bottom w:w="35" w:type="dxa"/>
+              <w:left w:w="70" w:type="dxa"/>
+              <w:right w:w="70" w:type="dxa"/>
+            </w:tcMar>
+          </w:tcPr>
+          <w:p>
+            <w:r>
+              <w:rPr>
+                <w:rFonts w:ascii="Times New Roman" w:hAnsi="Times New Roman"/>
+                <w:sz w:val="18"/>
+              </w:rPr>
+              <w:t>Project - 1 (CE-502 / PRJ-701)</w:t>
+            </w:r>
+          </w:p>
+        </w:tc>
+      </w:tr>
+      <w:tr>
+        <w:tc>
+          <w:tcPr>
+            <w:tcW w:type="dxa" w:w="4680"/>
+            <w:shd w:fill="F8FAFC"/>
+            <w:tcMar>
+              <w:top w:w="35" w:type="dxa"/>
+              <w:bottom w:w="35" w:type="dxa"/>
+              <w:left w:w="70" w:type="dxa"/>
+              <w:right w:w="70" w:type="dxa"/>
+            </w:tcMar>
+          </w:tcPr>
+          <w:p>
+            <w:r>
+              <w:rPr>
+                <w:rFonts w:ascii="Times New Roman" w:hAnsi="Times New Roman"/>
+                <w:b/>
+                <w:sz w:val="18"/>
+              </w:rPr>
+              <w:t>Evaluation Marks Allotted:</w:t>
+            </w:r>
+          </w:p>
+        </w:tc>
+        <w:tc>
+          <w:tcPr>
+            <w:tcW w:type="dxa" w:w="4680"/>
+            <w:shd w:fill="FFFFFF"/>
+            <w:tcMar>
+              <w:top w:w="35" w:type="dxa"/>
+              <w:bottom w:w="35" w:type="dxa"/>
+              <w:left w:w="70" w:type="dxa"/>
+              <w:right w:w="70" w:type="dxa"/>
+            </w:tcMar>
+          </w:tcPr>
+          <w:p>
+            <w:r>
+              <w:rPr>
+                <w:rFonts w:ascii="Times New Roman" w:hAnsi="Times New Roman"/>
+                <w:sz w:val="18"/>
+              </w:rPr>
+              <w:t>10 Marks (First Progress Work Assessment)</w:t>
+            </w:r>
+          </w:p>
+        </w:tc>
+      </w:tr>
+    </w:tbl>
+    <w:p>
+      <w:pPr>
+        <w:spacing w:after="400"/>
+      </w:pPr>
+    </w:p>
+    <w:tbl>
+      <w:tblPr>
+        <w:tblW w:type="auto" w:w="0"/>
+        <w:jc w:val="center"/>
+        <w:tblLook w:firstColumn="1" w:firstRow="1" w:lastColumn="0" w:lastRow="0" w:noHBand="0" w:noVBand="1" w:val="04A0"/>
+      </w:tblPr>
+      <w:tblGrid>
+        <w:gridCol w:w="4680"/>
+        <w:gridCol w:w="4680"/>
+      </w:tblGrid>
+      <w:tr>
+        <w:tc>
+          <w:tcPr>
+            <w:tcW w:type="dxa" w:w="4680"/>
+            <w:shd w:fill="F1F5F9"/>
+            <w:tcMar>
+              <w:top w:w="45" w:type="dxa"/>
+              <w:bottom w:w="45" w:type="dxa"/>
+              <w:left w:w="60" w:type="dxa"/>
+              <w:right w:w="60" w:type="dxa"/>
+            </w:tcMar>
           </w:tcPr>
           <w:p>
             <w:pPr>
-              <w:spacing w:after="160"/>
-              <w:jc w:val="center"/>
-            </w:pPr>
-            <w:r>
-              <w:drawing>
-                <wp:inline xmlns:a="http://schemas.openxmlformats.org/drawingml/2006/main" xmlns:pic="http://schemas.openxmlformats.org/drawingml/2006/picture">
-                  <wp:extent cx="4937760" cy="860581"/>
-                  <wp:docPr id="1" name="Picture 1"/>
-                  <wp:cNvGraphicFramePr>
-                    <a:graphicFrameLocks noChangeAspect="1"/>
-                  </wp:cNvGraphicFramePr>
-                  <a:graphic>
-                    <a:graphicData uri="http://schemas.openxmlformats.org/drawingml/2006/picture">
-                      <pic:pic>
-                        <pic:nvPicPr>
-                          <pic:cNvPr id="0" name="iar_banner_hd.png"/>
-                          <pic:cNvPicPr/>
-                        </pic:nvPicPr>
-                        <pic:blipFill>
-                          <a:blip r:embed="rId9"/>
-                          <a:stretch>
-                            <a:fillRect/>
-                          </a:stretch>
-                        </pic:blipFill>
-                        <pic:spPr>
-                          <a:xfrm>
-                            <a:off x="0" y="0"/>
-                            <a:ext cx="4937760" cy="860581"/>
-                          </a:xfrm>
-                          <a:prstGeom prst="rect"/>
-                        </pic:spPr>
-                      </pic:pic>
-                    </a:graphicData>
-                  </a:graphic>
-                </wp:inline>
-              </w:drawing>
-            </w:r>
-          </w:p>
-          <w:p>
-            <w:pPr>
-              <w:spacing w:after="40"/>
               <w:jc w:val="center"/>
             </w:pPr>
             <w:r>
               <w:rPr>
                 <w:rFonts w:ascii="Times New Roman" w:hAnsi="Times New Roman"/>
-                <w:b/>
-                <w:color w:val="7A003C"/>
-                <w:sz w:val="24"/>
+                <w:sz w:val="18"/>
               </w:rPr>
-              <w:t>DEPARTMENT OF ARTIFICIAL INTELLIGENCE &amp; DATA SCIENCE</w:t>
+              <w:t>PROJECT SCHOLAR:</w:t>
+              <w:br/>
+              <w:t>Mr. Deep Koshiya</w:t>
+              <w:br/>
+              <w:t>B.Sc. in AI &amp; Data Science</w:t>
+              <w:br/>
+              <w:t>Semester: V (5th Semester)</w:t>
             </w:r>
           </w:p>
+        </w:tc>
+        <w:tc>
+          <w:tcPr>
+            <w:tcW w:type="dxa" w:w="4680"/>
+            <w:shd w:fill="F1F5F9"/>
+            <w:tcMar>
+              <w:top w:w="45" w:type="dxa"/>
+              <w:bottom w:w="45" w:type="dxa"/>
+              <w:left w:w="60" w:type="dxa"/>
+              <w:right w:w="60" w:type="dxa"/>
+            </w:tcMar>
+          </w:tcPr>
           <w:p>
             <w:pPr>
-              <w:spacing w:after="240"/>
               <w:jc w:val="center"/>
             </w:pPr>
             <w:r>
               <w:rPr>
                 <w:rFonts w:ascii="Times New Roman" w:hAnsi="Times New Roman"/>
-                <w:b/>
-                <w:color w:val="1E1B4B"/>
-                <w:sz w:val="21"/>
+                <w:sz w:val="18"/>
               </w:rPr>
-              <w:t>B.Sc. in Artificial Intelligence &amp; Data Science | Semester V (5th Sem)</w:t>
+              <w:t>PROJECT SUPERVISION:</w:t>
               <w:br/>
-              <w:t>Academic Session: 2026 – 2027</w:t>
+              <w:t>Assigned Project Supervisor</w:t>
+              <w:br/>
+              <w:t>Institute of Advanced Research (IAR)</w:t>
+              <w:br/>
+              <w:t>Evaluation &amp; Verification Stamp</w:t>
             </w:r>
           </w:p>
+        </w:tc>
+      </w:tr>
+      <w:tr>
+        <w:tc>
+          <w:tcPr>
+            <w:tcW w:type="dxa" w:w="4680"/>
+            <w:shd w:fill="FFFFFF"/>
+            <w:tcMar>
+              <w:top w:w="40" w:type="dxa"/>
+              <w:bottom w:w="40" w:type="dxa"/>
+              <w:left w:w="60" w:type="dxa"/>
+              <w:right w:w="60" w:type="dxa"/>
+            </w:tcMar>
+          </w:tcPr>
           <w:p>
             <w:pPr>
-              <w:spacing w:after="200"/>
               <w:jc w:val="center"/>
             </w:pPr>
             <w:r>
               <w:rPr>
                 <w:rFonts w:ascii="Times New Roman" w:hAnsi="Times New Roman"/>
-                <w:color w:val="475569"/>
-                <w:sz w:val="19"/>
+                <w:sz w:val="17"/>
               </w:rPr>
-              <w:t>━━━━━━━━━━━━━━━━━━━━━━━━━━━━━━━━━━━━━━━━━</w:t>
+              <w:t>_________________________</w:t>
+              <w:br/>
+              <w:t>(Scholar Signature)</w:t>
             </w:r>
           </w:p>
+        </w:tc>
+        <w:tc>
+          <w:tcPr>
+            <w:tcW w:type="dxa" w:w="4680"/>
+            <w:shd w:fill="FFFFFF"/>
+            <w:tcMar>
+              <w:top w:w="40" w:type="dxa"/>
+              <w:bottom w:w="40" w:type="dxa"/>
+              <w:left w:w="60" w:type="dxa"/>
+              <w:right w:w="60" w:type="dxa"/>
+            </w:tcMar>
+          </w:tcPr>
           <w:p>
             <w:pPr>
-              <w:spacing w:after="120"/>
               <w:jc w:val="center"/>
             </w:pPr>
             <w:r>
               <w:rPr>
                 <w:rFonts w:ascii="Times New Roman" w:hAnsi="Times New Roman"/>
-                <w:b/>
-                <w:color w:val="1E1B4B"/>
-                <w:sz w:val="34"/>
+                <w:sz w:val="17"/>
               </w:rPr>
-              <w:t>E-COMMERCE CUSTOMER LIFECYCLE &amp;</w:t>
+              <w:t>_________________________</w:t>
               <w:br/>
-              <w:t>RFM SEGMENTATION DASHBOARD</w:t>
+              <w:t>(Supervisor Signature)</w:t>
             </w:r>
           </w:p>
-          <w:p>
-            <w:pPr>
-              <w:spacing w:after="240"/>
-              <w:jc w:val="center"/>
-            </w:pPr>
-            <w:r>
-              <w:rPr>
-                <w:rFonts w:ascii="Times New Roman" w:hAnsi="Times New Roman"/>
-                <w:i/>
-                <w:color w:val="0F172A"/>
-                <w:sz w:val="22"/>
-              </w:rPr>
-              <w:t>An Applied Machine Learning &amp; Analytics Engineering System</w:t>
-              <w:br/>
-              <w:t>for Commercial Retention &amp; Behavioral Cohort Optimization</w:t>
-            </w:r>
-          </w:p>
-          <w:tbl>
-            <w:tblPr>
-              <w:tblW w:type="auto" w:w="0"/>
-              <w:jc w:val="center"/>
-              <w:tblLook w:firstColumn="1" w:firstRow="1" w:lastColumn="0" w:lastRow="0" w:noHBand="0" w:noVBand="1" w:val="04A0"/>
-            </w:tblPr>
-            <w:tblGrid>
-              <w:gridCol w:w="4680"/>
-              <w:gridCol w:w="4680"/>
-            </w:tblGrid>
-            <w:tr>
-              <w:tc>
-                <w:tcPr>
-                  <w:tcW w:type="dxa" w:w="4680"/>
-                  <w:shd w:fill="F8FAFC"/>
-                  <w:tcMar>
-                    <w:top w:w="35" w:type="dxa"/>
-                    <w:bottom w:w="35" w:type="dxa"/>
-                    <w:left w:w="70" w:type="dxa"/>
-                    <w:right w:w="70" w:type="dxa"/>
-                  </w:tcMar>
-                </w:tcPr>
-                <w:p>
-                  <w:r>
-                    <w:rPr>
-                      <w:rFonts w:ascii="Times New Roman" w:hAnsi="Times New Roman"/>
-                      <w:b/>
-                      <w:sz w:val="18"/>
-                    </w:rPr>
-                    <w:t>Assessment Milestone:</w:t>
-                  </w:r>
-                </w:p>
-              </w:tc>
-              <w:tc>
-                <w:tcPr>
-                  <w:tcW w:type="dxa" w:w="4680"/>
-                  <w:shd w:fill="FFFFFF"/>
-                  <w:tcMar>
-                    <w:top w:w="35" w:type="dxa"/>
-                    <w:bottom w:w="35" w:type="dxa"/>
-                    <w:left w:w="70" w:type="dxa"/>
-                    <w:right w:w="70" w:type="dxa"/>
-                  </w:tcMar>
-                </w:tcPr>
-                <w:p>
-                  <w:r>
-                    <w:rPr>
-                      <w:rFonts w:ascii="Times New Roman" w:hAnsi="Times New Roman"/>
-                      <w:sz w:val="18"/>
-                    </w:rPr>
-                    <w:t>FIRST PROGRESS WORK EVALUATION</w:t>
-                  </w:r>
-                </w:p>
-              </w:tc>
-            </w:tr>
-            <w:tr>
-              <w:tc>
-                <w:tcPr>
-                  <w:tcW w:type="dxa" w:w="4680"/>
-                  <w:shd w:fill="F8FAFC"/>
-                  <w:tcMar>
-                    <w:top w:w="35" w:type="dxa"/>
-                    <w:bottom w:w="35" w:type="dxa"/>
-                    <w:left w:w="70" w:type="dxa"/>
-                    <w:right w:w="70" w:type="dxa"/>
-                  </w:tcMar>
-                </w:tcPr>
-                <w:p>
-                  <w:r>
-                    <w:rPr>
-                      <w:rFonts w:ascii="Times New Roman" w:hAnsi="Times New Roman"/>
-                      <w:b/>
-                      <w:sz w:val="18"/>
-                    </w:rPr>
-                    <w:t>Scheduled Submission Date:</w:t>
-                  </w:r>
-                </w:p>
-              </w:tc>
-              <w:tc>
-                <w:tcPr>
-                  <w:tcW w:type="dxa" w:w="4680"/>
-                  <w:shd w:fill="FFFFFF"/>
-                  <w:tcMar>
-                    <w:top w:w="35" w:type="dxa"/>
-                    <w:bottom w:w="35" w:type="dxa"/>
-                    <w:left w:w="70" w:type="dxa"/>
-                    <w:right w:w="70" w:type="dxa"/>
-                  </w:tcMar>
-                </w:tcPr>
-                <w:p>
-                  <w:r>
-                    <w:rPr>
-                      <w:rFonts w:ascii="Times New Roman" w:hAnsi="Times New Roman"/>
-                      <w:sz w:val="18"/>
-                    </w:rPr>
-                    <w:t>24th September 2026 (10:00 AM – 5:00 PM)</w:t>
-                  </w:r>
-                </w:p>
-              </w:tc>
-            </w:tr>
-            <w:tr>
-              <w:tc>
-                <w:tcPr>
-                  <w:tcW w:type="dxa" w:w="4680"/>
-                  <w:shd w:fill="F8FAFC"/>
-                  <w:tcMar>
-                    <w:top w:w="35" w:type="dxa"/>
-                    <w:bottom w:w="35" w:type="dxa"/>
-                    <w:left w:w="70" w:type="dxa"/>
-                    <w:right w:w="70" w:type="dxa"/>
-                  </w:tcMar>
-                </w:tcPr>
-                <w:p>
-                  <w:r>
-                    <w:rPr>
-                      <w:rFonts w:ascii="Times New Roman" w:hAnsi="Times New Roman"/>
-                      <w:b/>
-                      <w:sz w:val="18"/>
-                    </w:rPr>
-                    <w:t>Target Work Completed:</w:t>
-                  </w:r>
-                </w:p>
-              </w:tc>
-              <w:tc>
-                <w:tcPr>
-                  <w:tcW w:type="dxa" w:w="4680"/>
-                  <w:shd w:fill="FFFFFF"/>
-                  <w:tcMar>
-                    <w:top w:w="35" w:type="dxa"/>
-                    <w:bottom w:w="35" w:type="dxa"/>
-                    <w:left w:w="70" w:type="dxa"/>
-                    <w:right w:w="70" w:type="dxa"/>
-                  </w:tcMar>
-                </w:tcPr>
-                <w:p>
-                  <w:r>
-                    <w:rPr>
-                      <w:rFonts w:ascii="Times New Roman" w:hAnsi="Times New Roman"/>
-                      <w:sz w:val="18"/>
-                    </w:rPr>
-                    <w:t>Sections 1.1, 1.2, 1.3, 2.1, and 2.2 (DFD &amp; Use Case)</w:t>
-                  </w:r>
-                </w:p>
-              </w:tc>
-            </w:tr>
-            <w:tr>
-              <w:tc>
-                <w:tcPr>
-                  <w:tcW w:type="dxa" w:w="4680"/>
-                  <w:shd w:fill="F8FAFC"/>
-                  <w:tcMar>
-                    <w:top w:w="35" w:type="dxa"/>
-                    <w:bottom w:w="35" w:type="dxa"/>
-                    <w:left w:w="70" w:type="dxa"/>
-                    <w:right w:w="70" w:type="dxa"/>
-                  </w:tcMar>
-                </w:tcPr>
-                <w:p>
-                  <w:r>
-                    <w:rPr>
-                      <w:rFonts w:ascii="Times New Roman" w:hAnsi="Times New Roman"/>
-                      <w:b/>
-                      <w:sz w:val="18"/>
-                    </w:rPr>
-                    <w:t>Course &amp; Project Code:</w:t>
-                  </w:r>
-                </w:p>
-              </w:tc>
-              <w:tc>
-                <w:tcPr>
-                  <w:tcW w:type="dxa" w:w="4680"/>
-                  <w:shd w:fill="FFFFFF"/>
-                  <w:tcMar>
-                    <w:top w:w="35" w:type="dxa"/>
-                    <w:bottom w:w="35" w:type="dxa"/>
-                    <w:left w:w="70" w:type="dxa"/>
-                    <w:right w:w="70" w:type="dxa"/>
-                  </w:tcMar>
-                </w:tcPr>
-                <w:p>
-                  <w:r>
-                    <w:rPr>
-                      <w:rFonts w:ascii="Times New Roman" w:hAnsi="Times New Roman"/>
-                      <w:sz w:val="18"/>
-                    </w:rPr>
-                    <w:t>Project - 1 (CE-502 / PRJ-701)</w:t>
-                  </w:r>
-                </w:p>
-              </w:tc>
-            </w:tr>
-            <w:tr>
-              <w:tc>
-                <w:tcPr>
-                  <w:tcW w:type="dxa" w:w="4680"/>
-                  <w:shd w:fill="F8FAFC"/>
-                  <w:tcMar>
-                    <w:top w:w="35" w:type="dxa"/>
-                    <w:bottom w:w="35" w:type="dxa"/>
-                    <w:left w:w="70" w:type="dxa"/>
-                    <w:right w:w="70" w:type="dxa"/>
-                  </w:tcMar>
-                </w:tcPr>
-                <w:p>
-                  <w:r>
-                    <w:rPr>
-                      <w:rFonts w:ascii="Times New Roman" w:hAnsi="Times New Roman"/>
-                      <w:b/>
-                      <w:sz w:val="18"/>
-                    </w:rPr>
-                    <w:t>Allotted Assessment Marks:</w:t>
-                  </w:r>
-                </w:p>
-              </w:tc>
-              <w:tc>
-                <w:tcPr>
-                  <w:tcW w:type="dxa" w:w="4680"/>
-                  <w:shd w:fill="FFFFFF"/>
-                  <w:tcMar>
-                    <w:top w:w="35" w:type="dxa"/>
-                    <w:bottom w:w="35" w:type="dxa"/>
-                    <w:left w:w="70" w:type="dxa"/>
-                    <w:right w:w="70" w:type="dxa"/>
-                  </w:tcMar>
-                </w:tcPr>
-                <w:p>
-                  <w:r>
-                    <w:rPr>
-                      <w:rFonts w:ascii="Times New Roman" w:hAnsi="Times New Roman"/>
-                      <w:sz w:val="18"/>
-                    </w:rPr>
-                    <w:t>10 Marks (First Progress Work)</w:t>
-                  </w:r>
-                </w:p>
-              </w:tc>
-            </w:tr>
-          </w:tbl>
-          <w:p/>
-          <w:p>
-            <w:pPr>
-              <w:spacing w:after="240"/>
-            </w:pPr>
-          </w:p>
-          <w:tbl>
-            <w:tblPr>
-              <w:tblW w:type="auto" w:w="0"/>
-              <w:jc w:val="center"/>
-              <w:tblLook w:firstColumn="1" w:firstRow="1" w:lastColumn="0" w:lastRow="0" w:noHBand="0" w:noVBand="1" w:val="04A0"/>
-            </w:tblPr>
-            <w:tblGrid>
-              <w:gridCol w:w="4680"/>
-              <w:gridCol w:w="4680"/>
-            </w:tblGrid>
-            <w:tr>
-              <w:tc>
-                <w:tcPr>
-                  <w:tcW w:type="dxa" w:w="4680"/>
-                  <w:shd w:fill="F1F5F9"/>
-                  <w:tcMar>
-                    <w:top w:w="45" w:type="dxa"/>
-                    <w:bottom w:w="45" w:type="dxa"/>
-                    <w:left w:w="60" w:type="dxa"/>
-                    <w:right w:w="60" w:type="dxa"/>
-                  </w:tcMar>
-                </w:tcPr>
-                <w:p>
-                  <w:pPr>
-                    <w:jc w:val="center"/>
-                  </w:pPr>
-                  <w:r>
-                    <w:rPr>
-                      <w:rFonts w:ascii="Times New Roman" w:hAnsi="Times New Roman"/>
-                      <w:sz w:val="18"/>
-                    </w:rPr>
-                    <w:t>SUBMITTED BY:</w:t>
-                    <w:br/>
-                    <w:t>Mr. Deep Koshiya</w:t>
-                    <w:br/>
-                    <w:t>B.Sc. AI and Data Science</w:t>
-                    <w:br/>
-                    <w:t>Semester: V (5th Semester)</w:t>
-                  </w:r>
-                </w:p>
-              </w:tc>
-              <w:tc>
-                <w:tcPr>
-                  <w:tcW w:type="dxa" w:w="4680"/>
-                  <w:shd w:fill="F1F5F9"/>
-                  <w:tcMar>
-                    <w:top w:w="45" w:type="dxa"/>
-                    <w:bottom w:w="45" w:type="dxa"/>
-                    <w:left w:w="60" w:type="dxa"/>
-                    <w:right w:w="60" w:type="dxa"/>
-                  </w:tcMar>
-                </w:tcPr>
-                <w:p>
-                  <w:pPr>
-                    <w:jc w:val="center"/>
-                  </w:pPr>
-                  <w:r>
-                    <w:rPr>
-                      <w:rFonts w:ascii="Times New Roman" w:hAnsi="Times New Roman"/>
-                      <w:sz w:val="18"/>
-                    </w:rPr>
-                    <w:t>SUPERVISED &amp; VERIFIED BY:</w:t>
-                    <w:br/>
-                    <w:t>Project Supervisor</w:t>
-                    <w:br/>
-                    <w:t>Department of AI &amp; Data Science</w:t>
-                    <w:br/>
-                    <w:t>Institute of Advanced Research (IAR)</w:t>
-                  </w:r>
-                </w:p>
-              </w:tc>
-            </w:tr>
-            <w:tr>
-              <w:tc>
-                <w:tcPr>
-                  <w:tcW w:type="dxa" w:w="4680"/>
-                  <w:shd w:fill="FFFFFF"/>
-                  <w:tcMar>
-                    <w:top w:w="40" w:type="dxa"/>
-                    <w:bottom w:w="40" w:type="dxa"/>
-                    <w:left w:w="60" w:type="dxa"/>
-                    <w:right w:w="60" w:type="dxa"/>
-                  </w:tcMar>
-                </w:tcPr>
-                <w:p>
-                  <w:pPr>
-                    <w:jc w:val="center"/>
-                  </w:pPr>
-                  <w:r>
-                    <w:rPr>
-                      <w:rFonts w:ascii="Times New Roman" w:hAnsi="Times New Roman"/>
-                      <w:sz w:val="17"/>
-                    </w:rPr>
-                    <w:t>_________________________</w:t>
-                    <w:br/>
-                    <w:t>(Signature of Scholar)</w:t>
-                  </w:r>
-                </w:p>
-              </w:tc>
-              <w:tc>
-                <w:tcPr>
-                  <w:tcW w:type="dxa" w:w="4680"/>
-                  <w:shd w:fill="FFFFFF"/>
-                  <w:tcMar>
-                    <w:top w:w="40" w:type="dxa"/>
-                    <w:bottom w:w="40" w:type="dxa"/>
-                    <w:left w:w="60" w:type="dxa"/>
-                    <w:right w:w="60" w:type="dxa"/>
-                  </w:tcMar>
-                </w:tcPr>
-                <w:p>
-                  <w:pPr>
-                    <w:jc w:val="center"/>
-                  </w:pPr>
-                  <w:r>
-                    <w:rPr>
-                      <w:rFonts w:ascii="Times New Roman" w:hAnsi="Times New Roman"/>
-                      <w:sz w:val="17"/>
-                    </w:rPr>
-                    <w:t>_________________________</w:t>
-                    <w:br/>
-                    <w:t>(Signature of Supervisor)</w:t>
-                  </w:r>
-                </w:p>
-              </w:tc>
-            </w:tr>
-          </w:tbl>
-          <w:p/>
         </w:tc>
       </w:tr>
     </w:tbl>
@@ -529,7 +512,7 @@
     </w:p>
     <w:p>
       <w:pPr>
-        <w:spacing w:before="0" w:after="40" w:line="269" w:lineRule="auto"/>
+        <w:spacing w:before="0" w:after="40" w:line="264" w:lineRule="auto"/>
         <w:jc w:val="right"/>
       </w:pPr>
       <w:r>
@@ -553,14 +536,14 @@
           <w:rFonts w:ascii="Times New Roman" w:hAnsi="Times New Roman"/>
           <w:b/>
           <w:color w:val="1E1B4B"/>
-          <w:sz w:val="30"/>
+          <w:sz w:val="29"/>
         </w:rPr>
         <w:t>ACKNOWLEDGMENT</w:t>
       </w:r>
     </w:p>
     <w:p>
       <w:pPr>
-        <w:spacing w:before="0" w:after="80" w:line="269" w:lineRule="auto"/>
+        <w:spacing w:before="0" w:after="70" w:line="264" w:lineRule="auto"/>
         <w:jc w:val="both"/>
       </w:pPr>
       <w:r>
@@ -570,12 +553,12 @@
           <w:color w:val="0F172A"/>
           <w:sz w:val="22"/>
         </w:rPr>
-        <w:t>I express my sincere gratitude to my assigned project supervisor and the esteemed faculty members of the Department of Artificial Intelligence &amp; Data Science at the Institute of Advanced Research (IAR) for their invaluable guidance, encouragement, and insightful feedback throughout the problem identification and system design phases of this project.</w:t>
+        <w:t>I express my sincere appreciation to my project supervisor and faculty mentors at the Institute of Advanced Research (IAR) for their technical guidance, critical evaluation, and encouragement throughout the system conception, requirement analysis, and architectural design phases of this project.</w:t>
       </w:r>
     </w:p>
     <w:p>
       <w:pPr>
-        <w:spacing w:before="0" w:after="80" w:line="269" w:lineRule="auto"/>
+        <w:spacing w:before="0" w:after="70" w:line="264" w:lineRule="auto"/>
         <w:jc w:val="both"/>
       </w:pPr>
       <w:r>
@@ -585,12 +568,12 @@
           <w:color w:val="0F172A"/>
           <w:sz w:val="22"/>
         </w:rPr>
-        <w:t>I also thank the Project Coordinator and the Head of the School for facilitating the computational lab environment and resources necessary to execute Project-1 (PRJ-701 / CE-502) in accordance with the prescribed university schedule.</w:t>
+        <w:t>I also thank the university leadership and the Head of the School for facilitating the computational resources and laboratory environments required to execute Project-1 (CE-502 / PRJ-701) in accordance with our academic timeline.</w:t>
       </w:r>
     </w:p>
     <w:p>
       <w:pPr>
-        <w:spacing w:before="0" w:after="80" w:line="269" w:lineRule="auto"/>
+        <w:spacing w:before="0" w:after="70" w:line="264" w:lineRule="auto"/>
         <w:jc w:val="both"/>
       </w:pPr>
       <w:r>
@@ -600,12 +583,12 @@
           <w:color w:val="0F172A"/>
           <w:sz w:val="22"/>
         </w:rPr>
-        <w:t>This First Progress Work report, submitted on 24/09/2026, encompasses the foundational requirements, data engineering pipeline architecture, and complete UML/DFD models (Sections 1.1, 1.2, 1.3, 2.1, and 2.2). I remain dedicated to incorporating all supervisory feedback for the upcoming Mid-Term evaluation.</w:t>
+        <w:t>This First Progress Work report, presented for formal evaluation on 24th September 2026, documents the requirements engineering, data refinery architecture, and software design using UML (Sections 1.1, 1.2, 1.3, 2.1, and 2.2). I remain committed to refining these models as the system progresses toward database physical schemas and algorithmic deployment for the upcoming Mid-Term evaluation.</w:t>
       </w:r>
     </w:p>
     <w:p>
       <w:pPr>
-        <w:spacing w:before="40" w:after="200" w:line="269" w:lineRule="auto"/>
+        <w:spacing w:before="40" w:after="200" w:line="264" w:lineRule="auto"/>
         <w:jc w:val="right"/>
       </w:pPr>
       <w:r>
@@ -615,7 +598,7 @@
           <w:color w:val="0F172A"/>
           <w:sz w:val="22"/>
         </w:rPr>
-        <w:t>Deep Koshiya | B.Sc. AI and Data Science (Semester V) | Date: 24th September 2026</w:t>
+        <w:t>Deep Koshiya | B.Sc. in AI &amp; Data Science (Semester V) | Date: 24/09/2026</w:t>
       </w:r>
     </w:p>
     <w:p>
@@ -629,14 +612,14 @@
           <w:rFonts w:ascii="Times New Roman" w:hAnsi="Times New Roman"/>
           <w:b/>
           <w:color w:val="1E1B4B"/>
-          <w:sz w:val="30"/>
+          <w:sz w:val="29"/>
         </w:rPr>
         <w:t>ABSTRACT</w:t>
       </w:r>
     </w:p>
     <w:p>
       <w:pPr>
-        <w:spacing w:before="0" w:after="80" w:line="269" w:lineRule="auto"/>
+        <w:spacing w:before="0" w:after="70" w:line="264" w:lineRule="auto"/>
         <w:jc w:val="both"/>
       </w:pPr>
       <w:r>
@@ -646,12 +629,12 @@
           <w:color w:val="0F172A"/>
           <w:sz w:val="22"/>
         </w:rPr>
-        <w:t>In modern multi-channel retail, treating an entire customer base as a homogenous entity leads to suboptimal marketing spend, inflated Customer Acquisition Costs (CAC), and customer churn blindspots. The 'E-Commerce Customer Lifecycle &amp; RFM Segmentation Dashboard' resolves these commercial challenges through an end-to-end applied machine learning and analytics engineering pipeline.</w:t>
+        <w:t>In modern multi-channel commerce, treating an entire consumer portfolio as a homogenous base leads to severe financial waste, misallocated Customer Acquisition Costs (CAC), and customer attrition blindspots. The 'E-Commerce Customer Lifecycle &amp; RFM Segmentation Dashboard' resolves these challenges through an end-to-end data analytics and unsupervised machine learning framework.</w:t>
       </w:r>
     </w:p>
     <w:p>
       <w:pPr>
-        <w:spacing w:before="0" w:after="80" w:line="269" w:lineRule="auto"/>
+        <w:spacing w:before="0" w:after="70" w:line="264" w:lineRule="auto"/>
         <w:jc w:val="both"/>
       </w:pPr>
       <w:r>
@@ -661,12 +644,12 @@
           <w:color w:val="0F172A"/>
           <w:sz w:val="22"/>
         </w:rPr>
-        <w:t>The automated pipeline ingests raw transaction event logs, enforces schema validation, isolates unauthenticated sessions, segregates reverse logistics (credit notes and cancellations) into an audit ledger, and neutralizes bulk B2B distribution anomalies using Tukey's Interquartile Range (IQR) fences. A vectorized feature engineering engine computes customer-level Recency, Frequency, and Monetary (RFM) dimensions alongside Average Order Value (AOV). Features undergo log1p compression and Z-score standardization to alleviate Pareto spend skewness, enabling robust K-Means clustering evaluated via Elbow and Silhouette diagnostics. Concurrently, a rule-based quantile stratification engine (pd.qcut) computes deterministic 1–5 behavioral tiers mapping customers into 8 actionable cohorts (such as 'Champions', 'Loyal Customers', and 'At Risk Whales').</w:t>
+        <w:t>The automated system ingests raw transaction event logs, enforces strict schema validation, isolates unauthenticated sessions, segregates reverse logistics (credit notes and cancellations) into an audit ledger, and neutralizes bulk distribution anomalies using Tukey's Interquartile Range (IQR) fences. A vectorized feature engineering engine computes customer-level Recency, Frequency, and Monetary (RFM) metrics alongside Average Order Value (AOV). Features undergo log1p compression and Z-score standardization to mitigate Pareto spend skewness, enabling robust K-Means clustering validated via Elbow and Silhouette metrics. Concurrently, a rule-based quantile engine (pd.qcut) assigns deterministic 1–5 scores, mapping accounts to 8 operational business cohorts ('Champions', 'Loyal Customers', 'At Risk Whales', etc.).</w:t>
       </w:r>
     </w:p>
     <w:p>
       <w:pPr>
-        <w:spacing w:before="0" w:after="80" w:line="269" w:lineRule="auto"/>
+        <w:spacing w:before="0" w:after="70" w:line="264" w:lineRule="auto"/>
         <w:jc w:val="both"/>
       </w:pPr>
       <w:r>
@@ -676,7 +659,7 @@
           <w:color w:val="0F172A"/>
           <w:sz w:val="22"/>
         </w:rPr>
-        <w:t>This First Progress Work report documents the system foundation and software engineering design for the 24/09/2026 milestone at Institute of Advanced Research (IAR). It presents complete Level-0, Level-1, and Level-2 Data Flow Diagrams (DFDs) alongside a comprehensive Use Case Model and specification matrix, fulfilling all requirements for the first 10-mark evaluation.</w:t>
+        <w:t>This report documents the system foundation and software design for the 24/09/2026 assessment milestone at Institute of Advanced Research (IAR). It presents complete Level-0, Level-1, and Level-2 Data Flow Diagrams (DFDs) alongside a comprehensive Use Case Model and specification matrix, fulfilling all requirements for the first 10-mark evaluation.</w:t>
       </w:r>
     </w:p>
     <w:p>
@@ -686,7 +669,7 @@
     </w:p>
     <w:p>
       <w:pPr>
-        <w:spacing w:before="0" w:after="40" w:line="269" w:lineRule="auto"/>
+        <w:spacing w:before="0" w:after="40" w:line="264" w:lineRule="auto"/>
         <w:jc w:val="right"/>
       </w:pPr>
       <w:r>
@@ -710,14 +693,14 @@
           <w:rFonts w:ascii="Times New Roman" w:hAnsi="Times New Roman"/>
           <w:b/>
           <w:color w:val="1E1B4B"/>
-          <w:sz w:val="30"/>
+          <w:sz w:val="29"/>
         </w:rPr>
         <w:t>INDEX OF THE PROJECT REPORT</w:t>
       </w:r>
     </w:p>
     <w:p>
       <w:pPr>
-        <w:spacing w:before="0" w:after="80" w:line="269" w:lineRule="auto"/>
+        <w:spacing w:before="0" w:after="80" w:line="264" w:lineRule="auto"/>
         <w:jc w:val="both"/>
       </w:pPr>
       <w:r>
@@ -1881,14 +1864,14 @@
           <w:rFonts w:ascii="Times New Roman" w:hAnsi="Times New Roman"/>
           <w:b/>
           <w:color w:val="0F172A"/>
-          <w:sz w:val="26"/>
+          <w:sz w:val="25"/>
         </w:rPr>
         <w:t>LIST OF FIGURES &amp; TABLES (Progress Work - 1)</w:t>
       </w:r>
     </w:p>
     <w:p>
       <w:pPr>
-        <w:spacing w:before="0" w:after="80" w:line="269" w:lineRule="auto"/>
+        <w:spacing w:before="0" w:after="70" w:line="264" w:lineRule="auto"/>
         <w:jc w:val="both"/>
       </w:pPr>
       <w:r>
@@ -1903,7 +1886,7 @@
     </w:p>
     <w:p>
       <w:pPr>
-        <w:spacing w:before="0" w:after="80" w:line="269" w:lineRule="auto"/>
+        <w:spacing w:before="0" w:after="70" w:line="264" w:lineRule="auto"/>
         <w:jc w:val="both"/>
       </w:pPr>
       <w:r>
@@ -1918,7 +1901,7 @@
     </w:p>
     <w:p>
       <w:pPr>
-        <w:spacing w:before="0" w:after="80" w:line="269" w:lineRule="auto"/>
+        <w:spacing w:before="0" w:after="70" w:line="264" w:lineRule="auto"/>
         <w:jc w:val="both"/>
       </w:pPr>
       <w:r>
@@ -1933,7 +1916,7 @@
     </w:p>
     <w:p>
       <w:pPr>
-        <w:spacing w:before="0" w:after="80" w:line="269" w:lineRule="auto"/>
+        <w:spacing w:before="0" w:after="70" w:line="264" w:lineRule="auto"/>
         <w:jc w:val="both"/>
       </w:pPr>
       <w:r>
@@ -1948,7 +1931,7 @@
     </w:p>
     <w:p>
       <w:pPr>
-        <w:spacing w:before="0" w:after="80" w:line="269" w:lineRule="auto"/>
+        <w:spacing w:before="0" w:after="70" w:line="264" w:lineRule="auto"/>
         <w:jc w:val="both"/>
       </w:pPr>
       <w:r>
@@ -1963,7 +1946,7 @@
     </w:p>
     <w:p>
       <w:pPr>
-        <w:spacing w:before="0" w:after="80" w:line="269" w:lineRule="auto"/>
+        <w:spacing w:before="0" w:after="70" w:line="264" w:lineRule="auto"/>
         <w:jc w:val="both"/>
       </w:pPr>
       <w:r>
@@ -1978,7 +1961,7 @@
     </w:p>
     <w:p>
       <w:pPr>
-        <w:spacing w:before="0" w:after="80" w:line="269" w:lineRule="auto"/>
+        <w:spacing w:before="0" w:after="70" w:line="264" w:lineRule="auto"/>
         <w:jc w:val="both"/>
       </w:pPr>
       <w:r>
@@ -1993,7 +1976,7 @@
     </w:p>
     <w:p>
       <w:pPr>
-        <w:spacing w:before="0" w:after="80" w:line="269" w:lineRule="auto"/>
+        <w:spacing w:before="0" w:after="70" w:line="264" w:lineRule="auto"/>
         <w:jc w:val="both"/>
       </w:pPr>
       <w:r>
@@ -2013,7 +1996,7 @@
     </w:p>
     <w:p>
       <w:pPr>
-        <w:spacing w:before="0" w:after="40" w:line="269" w:lineRule="auto"/>
+        <w:spacing w:before="0" w:after="40" w:line="264" w:lineRule="auto"/>
         <w:jc w:val="right"/>
       </w:pPr>
       <w:r>
@@ -2029,7 +2012,7 @@
     <w:p>
       <w:pPr>
         <w:keepNext/>
-        <w:spacing w:before="200" w:after="80"/>
+        <w:spacing w:before="160" w:after="60"/>
         <w:jc w:val="left"/>
       </w:pPr>
       <w:r>
@@ -2037,7 +2020,7 @@
           <w:rFonts w:ascii="Times New Roman" w:hAnsi="Times New Roman"/>
           <w:b/>
           <w:color w:val="1E1B4B"/>
-          <w:sz w:val="30"/>
+          <w:sz w:val="29"/>
         </w:rPr>
         <w:t>1. ABOUT THE SYSTEM:</w:t>
       </w:r>
@@ -2045,7 +2028,7 @@
     <w:p>
       <w:pPr>
         <w:keepNext/>
-        <w:spacing w:before="160" w:after="60"/>
+        <w:spacing w:before="140" w:after="40"/>
         <w:jc w:val="left"/>
       </w:pPr>
       <w:r>
@@ -2053,14 +2036,14 @@
           <w:rFonts w:ascii="Times New Roman" w:hAnsi="Times New Roman"/>
           <w:b/>
           <w:color w:val="0F172A"/>
-          <w:sz w:val="26"/>
+          <w:sz w:val="25"/>
         </w:rPr>
         <w:t>1.1 Problem definition (Identification of needs):</w:t>
       </w:r>
     </w:p>
     <w:p>
       <w:pPr>
-        <w:spacing w:before="0" w:after="80" w:line="269" w:lineRule="auto"/>
+        <w:spacing w:before="0" w:after="70" w:line="264" w:lineRule="auto"/>
         <w:jc w:val="both"/>
       </w:pPr>
       <w:r>
@@ -2070,13 +2053,13 @@
           <w:color w:val="0F172A"/>
           <w:sz w:val="22"/>
         </w:rPr>
-        <w:t>Modern digital commerce platforms generate continuous transactional event streams across mobile apps, online web checkouts, and physical POS gateways. Relational Online Transaction Processing (OLTP) repositories effectively record line-item orders; however, they inherently track individual checkouts rather than longitudinal customer relationships. Without an analytics engineering framework that transforms low-level orders into customer-centric behavioral dimensions, commercial leadership operates with severe blindspots.</w:t>
+        <w:t>Modern digital commerce platforms capture high-velocity transactional event streams across web interfaces, mobile shopping applications, and digital points of sale. Standard Online Transaction Processing (OLTP) repositories excel at logging individual line-item orders. However, these systems record transactions rather than customer journeys. Without an automated analytics engineering layer that synthesizes transactional logs into longitudinal customer profiles, commercial decision-makers face severe visibility gaps.</w:t>
       </w:r>
     </w:p>
     <w:p>
       <w:pPr>
         <w:keepNext/>
-        <w:spacing w:before="120" w:after="40"/>
+        <w:spacing w:before="100" w:after="40"/>
         <w:jc w:val="left"/>
       </w:pPr>
       <w:r>
@@ -2084,14 +2067,14 @@
           <w:rFonts w:ascii="Times New Roman" w:hAnsi="Times New Roman"/>
           <w:b/>
           <w:color w:val="0F172A"/>
-          <w:sz w:val="23"/>
+          <w:sz w:val="22"/>
         </w:rPr>
-        <w:t>1.1.1 Industry Background &amp; Domain Challenges</w:t>
+        <w:t>1.1.1 Industry Background &amp; Commercial Challenges</w:t>
       </w:r>
     </w:p>
     <w:p>
       <w:pPr>
-        <w:spacing w:before="0" w:after="80" w:line="269" w:lineRule="auto"/>
+        <w:spacing w:before="0" w:after="70" w:line="264" w:lineRule="auto"/>
         <w:jc w:val="both"/>
       </w:pPr>
       <w:r>
@@ -2101,13 +2084,13 @@
           <w:color w:val="0F172A"/>
           <w:sz w:val="22"/>
         </w:rPr>
-        <w:t>E-commerce organizations face escalating paid Customer Acquisition Costs (CAC) across digital ad networks alongside declining organic retention rates. Treating an entire customer portfolio as a monolith leads to severe resource misallocations: high-value repeat shoppers receive unnecessary margin-diluting discount coupons, while early churn-risk signals from historically loyal accounts are overlooked until permanent dormancy occurs.</w:t>
+        <w:t>Digital retailers face rising customer acquisition costs and falling organic retention. Blanket marketing campaigns treat all shoppers equally: high-value repeat customers receive unnecessary margin-eroding discounts, while early signals of churn from historically loyal accounts go unnoticed until customers are permanently lost.</w:t>
       </w:r>
     </w:p>
     <w:p>
       <w:pPr>
         <w:keepNext/>
-        <w:spacing w:before="120" w:after="40"/>
+        <w:spacing w:before="100" w:after="40"/>
         <w:jc w:val="left"/>
       </w:pPr>
       <w:r>
@@ -2115,14 +2098,14 @@
           <w:rFonts w:ascii="Times New Roman" w:hAnsi="Times New Roman"/>
           <w:b/>
           <w:color w:val="0F172A"/>
-          <w:sz w:val="23"/>
+          <w:sz w:val="22"/>
         </w:rPr>
         <w:t>1.1.2 Identification of Operational &amp; System Needs</w:t>
       </w:r>
     </w:p>
     <w:p>
       <w:pPr>
-        <w:spacing w:before="0" w:after="80" w:line="269" w:lineRule="auto"/>
+        <w:spacing w:before="0" w:after="70" w:line="264" w:lineRule="auto"/>
         <w:jc w:val="both"/>
       </w:pPr>
       <w:r>
@@ -2132,7 +2115,7 @@
           <w:color w:val="0F172A"/>
           <w:sz w:val="22"/>
         </w:rPr>
-        <w:t xml:space="preserve">• Core Needs: </w:t>
+        <w:t xml:space="preserve">• Core Analytical Needs: </w:t>
       </w:r>
       <w:r>
         <w:rPr>
@@ -2141,12 +2124,12 @@
           <w:color w:val="0F172A"/>
           <w:sz w:val="22"/>
         </w:rPr>
-        <w:t>The system addresses four primary operational requirements identified in enterprise retail analytics:</w:t>
+        <w:t>The system resolves four core operational bottlenecks in digital retail analytics:</w:t>
       </w:r>
     </w:p>
     <w:p>
       <w:pPr>
-        <w:spacing w:before="0" w:after="80" w:line="269" w:lineRule="auto"/>
+        <w:spacing w:before="0" w:after="70" w:line="264" w:lineRule="auto"/>
         <w:jc w:val="both"/>
       </w:pPr>
       <w:r>
@@ -2156,7 +2139,7 @@
           <w:color w:val="0F172A"/>
           <w:sz w:val="22"/>
         </w:rPr>
-        <w:t xml:space="preserve">1. Automated Data Cleaning &amp; Outlier Isolation: </w:t>
+        <w:t xml:space="preserve">1. Automated Data Cleansing &amp; Outlier Isolation: </w:t>
       </w:r>
       <w:r>
         <w:rPr>
@@ -2165,12 +2148,12 @@
           <w:color w:val="0F172A"/>
           <w:sz w:val="22"/>
         </w:rPr>
-        <w:t>Raw transactional feeds contain anonymous guest checkouts (missing CustomerID), cancelled invoices (prefixed with 'C'), zero-priced administrative adjustments, and extreme B2B bulk orders (e.g., 1,500 units). An automated filter applying Tukey's Interquartile Range (IQR) fences is required to isolate anomalies without compromising retail consumer behavioral patterns.</w:t>
+        <w:t>Raw event logs contain guest checkouts lacking CustomerID, cancellations (prefixed with 'C'), administrative zero-priced entries, and wholesale bulk anomalies. An automated refinery using Tukey's Interquartile Range (IQR) fences isolates noise while preserving genuine consumer buying patterns.</w:t>
       </w:r>
     </w:p>
     <w:p>
       <w:pPr>
-        <w:spacing w:before="0" w:after="80" w:line="269" w:lineRule="auto"/>
+        <w:spacing w:before="0" w:after="70" w:line="264" w:lineRule="auto"/>
         <w:jc w:val="both"/>
       </w:pPr>
       <w:r>
@@ -2180,7 +2163,7 @@
           <w:color w:val="0F172A"/>
           <w:sz w:val="22"/>
         </w:rPr>
-        <w:t xml:space="preserve">2. Granular Behavioral Metric Derivation (RFM): </w:t>
+        <w:t xml:space="preserve">2. Behavioral Metric Derivation (RFM): </w:t>
       </w:r>
       <w:r>
         <w:rPr>
@@ -2189,12 +2172,12 @@
           <w:color w:val="0F172A"/>
           <w:sz w:val="22"/>
         </w:rPr>
-        <w:t>The system must condense disparate orders into normalized behavioral dimensions: Recency (days elapsed since last transaction relative to a fixed operational boundary T_obs = max(InvoiceDate) + 1 day), Frequency (distinct checkout visits via nunique), and Monetary spend (net cumulative spend).</w:t>
+        <w:t>The system must condense order streams into normalized dimensions: Recency (days elapsed relative to operational boundary T_obs = max(InvoiceDate) + 1 day), Frequency (distinct checkout trips), and Monetary spend (cumulative net value).</w:t>
       </w:r>
     </w:p>
     <w:p>
       <w:pPr>
-        <w:spacing w:before="0" w:after="80" w:line="269" w:lineRule="auto"/>
+        <w:spacing w:before="0" w:after="70" w:line="264" w:lineRule="auto"/>
         <w:jc w:val="both"/>
       </w:pPr>
       <w:r>
@@ -2213,12 +2196,12 @@
           <w:color w:val="0F172A"/>
           <w:sz w:val="22"/>
         </w:rPr>
-        <w:t>Consumer spend follows a Pareto distribution (extreme positive skew). Euclidean distance-based clustering fails on raw values because monetary variance completely dominates frequency and recency. Log1p compression and Z-score standardization are required prior to K-Means modeling, coupled with a deterministic 1–5 quantile fallback scoring engine.</w:t>
+        <w:t>Consumer spend follows a Pareto distribution. Euclidean distance-based clustering fails on raw numbers because monetary variance overwhelms frequency and recency. Log1p compression and Z-score standardization are required prior to K-Means modeling, coupled with a deterministic 1–5 quantile fallback scoring engine.</w:t>
       </w:r>
     </w:p>
     <w:p>
       <w:pPr>
-        <w:spacing w:before="0" w:after="80" w:line="269" w:lineRule="auto"/>
+        <w:spacing w:before="0" w:after="70" w:line="264" w:lineRule="auto"/>
         <w:jc w:val="both"/>
       </w:pPr>
       <w:r>
@@ -2228,7 +2211,7 @@
           <w:color w:val="0F172A"/>
           <w:sz w:val="22"/>
         </w:rPr>
-        <w:t xml:space="preserve">4. Strategic BI Visualization &amp; Activation: </w:t>
+        <w:t xml:space="preserve">4. Executive Visualization &amp; Activation: </w:t>
       </w:r>
       <w:r>
         <w:rPr>
@@ -2237,13 +2220,13 @@
           <w:color w:val="0F172A"/>
           <w:sz w:val="22"/>
         </w:rPr>
-        <w:t>Executives and marketing teams require an interactive BI interface that visualizes portfolio health, highlights at-risk capital, and exports actionable customer cohorts linked to distinct CRM retention playbooks.</w:t>
+        <w:t>Commercial leadership requires an interactive dashboard displaying portfolio health, revenue concentration, at-risk capital, and segmented customer lists mapped to specific CRM action playbooks.</w:t>
       </w:r>
     </w:p>
     <w:p>
       <w:pPr>
         <w:keepNext/>
-        <w:spacing w:before="120" w:after="40"/>
+        <w:spacing w:before="100" w:after="40"/>
         <w:jc w:val="left"/>
       </w:pPr>
       <w:r>
@@ -2251,14 +2234,14 @@
           <w:rFonts w:ascii="Times New Roman" w:hAnsi="Times New Roman"/>
           <w:b/>
           <w:color w:val="0F172A"/>
-          <w:sz w:val="23"/>
+          <w:sz w:val="22"/>
         </w:rPr>
         <w:t>1.1.3 Project Scope &amp; Targeted Objectives</w:t>
       </w:r>
     </w:p>
     <w:p>
       <w:pPr>
-        <w:spacing w:before="0" w:after="80" w:line="269" w:lineRule="auto"/>
+        <w:spacing w:before="0" w:after="70" w:line="264" w:lineRule="auto"/>
         <w:jc w:val="both"/>
       </w:pPr>
       <w:r>
@@ -2268,7 +2251,7 @@
           <w:color w:val="0F172A"/>
           <w:sz w:val="22"/>
         </w:rPr>
-        <w:t>The project delivers a production-grade analytics system bridging raw OLTP logs and strategic decision-making. Deliverables encompass an automated Python refinery pipeline, vectorized RFM engine, unsupervised K-Means clustering, star-schema data marts (FACT_TRANSACTIONS, FACT_REVERSALS, DIM_CUSTOMERS), and an interactive executive web dashboard.</w:t>
+        <w:t>The project delivers a verified analytics engineering system bridging raw transaction streams and strategic marketing. Key deliverables include an automated Python cleaning pipeline, vectorized RFM feature store, unsupervised K-Means clustering, star-schema data marts (FACT_TRANSACTIONS, FACT_REVERSALS, DIM_CUSTOMERS), and an interactive executive web dashboard.</w:t>
       </w:r>
     </w:p>
     <w:p>
@@ -2278,7 +2261,7 @@
     </w:p>
     <w:p>
       <w:pPr>
-        <w:spacing w:before="0" w:after="40" w:line="269" w:lineRule="auto"/>
+        <w:spacing w:before="0" w:after="40" w:line="264" w:lineRule="auto"/>
         <w:jc w:val="right"/>
       </w:pPr>
       <w:r>
@@ -2294,7 +2277,7 @@
     <w:p>
       <w:pPr>
         <w:keepNext/>
-        <w:spacing w:before="160" w:after="60"/>
+        <w:spacing w:before="140" w:after="40"/>
         <w:jc w:val="left"/>
       </w:pPr>
       <w:r>
@@ -2302,14 +2285,14 @@
           <w:rFonts w:ascii="Times New Roman" w:hAnsi="Times New Roman"/>
           <w:b/>
           <w:color w:val="0F172A"/>
-          <w:sz w:val="26"/>
+          <w:sz w:val="25"/>
         </w:rPr>
         <w:t>1.2 Requirement Specifications (Product/System Tasks)</w:t>
       </w:r>
     </w:p>
     <w:p>
       <w:pPr>
-        <w:spacing w:before="0" w:after="80" w:line="269" w:lineRule="auto"/>
+        <w:spacing w:before="0" w:after="70" w:line="264" w:lineRule="auto"/>
         <w:jc w:val="both"/>
       </w:pPr>
       <w:r>
@@ -2319,13 +2302,13 @@
           <w:color w:val="0F172A"/>
           <w:sz w:val="22"/>
         </w:rPr>
-        <w:t>The requirement specifications formally define the operational tasks, behavioral functions, and system performance standards for the E-Commerce Customer Lifecycle &amp; RFM Segmentation system.</w:t>
+        <w:t>The requirement specifications formally define the system tasks, data integrity controls, and operational performance standards for the E-Commerce Customer Lifecycle &amp; RFM Segmentation system.</w:t>
       </w:r>
     </w:p>
     <w:p>
       <w:pPr>
         <w:keepNext/>
-        <w:spacing w:before="120" w:after="40"/>
+        <w:spacing w:before="100" w:after="40"/>
         <w:jc w:val="left"/>
       </w:pPr>
       <w:r>
@@ -2333,14 +2316,14 @@
           <w:rFonts w:ascii="Times New Roman" w:hAnsi="Times New Roman"/>
           <w:b/>
           <w:color w:val="0F172A"/>
-          <w:sz w:val="23"/>
+          <w:sz w:val="22"/>
         </w:rPr>
         <w:t>1.2.1 Functional Requirements Specifications (FR)</w:t>
       </w:r>
     </w:p>
     <w:p>
       <w:pPr>
-        <w:spacing w:before="0" w:after="80" w:line="269" w:lineRule="auto"/>
+        <w:spacing w:before="0" w:after="70" w:line="264" w:lineRule="auto"/>
         <w:jc w:val="both"/>
       </w:pPr>
       <w:r>
@@ -2364,7 +2347,7 @@
     </w:p>
     <w:p>
       <w:pPr>
-        <w:spacing w:before="0" w:after="80" w:line="269" w:lineRule="auto"/>
+        <w:spacing w:before="0" w:after="70" w:line="264" w:lineRule="auto"/>
         <w:jc w:val="both"/>
       </w:pPr>
       <w:r>
@@ -2383,12 +2366,12 @@
           <w:color w:val="0F172A"/>
           <w:sz w:val="22"/>
         </w:rPr>
-        <w:t>Must identify records lacking authenticated CustomerID and drop them to prevent corrupting customer-level longitudinal cohorts.</w:t>
+        <w:t>Must detect records lacking authenticated CustomerID and drop them to prevent corrupting customer-level longitudinal cohorts.</w:t>
       </w:r>
     </w:p>
     <w:p>
       <w:pPr>
-        <w:spacing w:before="0" w:after="80" w:line="269" w:lineRule="auto"/>
+        <w:spacing w:before="0" w:after="70" w:line="264" w:lineRule="auto"/>
         <w:jc w:val="both"/>
       </w:pPr>
       <w:r>
@@ -2398,7 +2381,7 @@
           <w:color w:val="0F172A"/>
           <w:sz w:val="22"/>
         </w:rPr>
-        <w:t xml:space="preserve">• FR-03: Reverse Logistics Isolation: </w:t>
+        <w:t xml:space="preserve">• FR-03: Reverse Logistics Segregation: </w:t>
       </w:r>
       <w:r>
         <w:rPr>
@@ -2407,12 +2390,12 @@
           <w:color w:val="0F172A"/>
           <w:sz w:val="22"/>
         </w:rPr>
-        <w:t>Must segregate credit notes, cancellations (invoices matching '^C'), and non-positive quantities into an audit ledger (fact_reversals_audit.csv) without affecting positive frequency metrics.</w:t>
+        <w:t>Must isolate credit notes, returns (invoices matching '^C'), and non-positive quantities into an audit ledger (fact_reversals_audit.csv) without affecting positive purchase frequency counts.</w:t>
       </w:r>
     </w:p>
     <w:p>
       <w:pPr>
-        <w:spacing w:before="0" w:after="80" w:line="269" w:lineRule="auto"/>
+        <w:spacing w:before="0" w:after="70" w:line="264" w:lineRule="auto"/>
         <w:jc w:val="both"/>
       </w:pPr>
       <w:r>
@@ -2431,12 +2414,12 @@
           <w:color w:val="0F172A"/>
           <w:sz w:val="22"/>
         </w:rPr>
-        <w:t>Must compute Tukey's fences (IQR = Q3 - Q1) across Quantity and UnitPrice to remove bulk B2B anomalies.</w:t>
+        <w:t>Must compute Tukey fences (IQR = Q3 - Q1) on Quantity and UnitPrice to remove bulk B2B anomalies.</w:t>
       </w:r>
     </w:p>
     <w:p>
       <w:pPr>
-        <w:spacing w:before="0" w:after="80" w:line="269" w:lineRule="auto"/>
+        <w:spacing w:before="0" w:after="70" w:line="264" w:lineRule="auto"/>
         <w:jc w:val="both"/>
       </w:pPr>
       <w:r>
@@ -2455,12 +2438,12 @@
           <w:color w:val="0F172A"/>
           <w:sz w:val="22"/>
         </w:rPr>
-        <w:t>Must set T_obs = max(InvoiceDate) + 1 day and compute Recency days, Frequency (unique invoices), Monetary spend, and Average Order Value (AOV = Spend / Frequency).</w:t>
+        <w:t>Must establish snapshot boundary T_obs = max(InvoiceDate) + 1 day and compute Recency days, Frequency (unique invoices via nunique), Monetary spend, and Average Order Value (AOV = Spend / Frequency).</w:t>
       </w:r>
     </w:p>
     <w:p>
       <w:pPr>
-        <w:spacing w:before="0" w:after="80" w:line="269" w:lineRule="auto"/>
+        <w:spacing w:before="0" w:after="70" w:line="264" w:lineRule="auto"/>
         <w:jc w:val="both"/>
       </w:pPr>
       <w:r>
@@ -2479,12 +2462,12 @@
           <w:color w:val="0F172A"/>
           <w:sz w:val="22"/>
         </w:rPr>
-        <w:t>Must apply log1p skew reduction, StandardScaler standardization, evaluate Elbow Inertia and Silhouette scores across k in [2..6], and fit production K-Means.</w:t>
+        <w:t>Must apply log1p skewness reduction, StandardScaler normalization, evaluate Elbow Inertia and Silhouette scores across k in [2..6], and fit production K-Means.</w:t>
       </w:r>
     </w:p>
     <w:p>
       <w:pPr>
-        <w:spacing w:before="0" w:after="80" w:line="269" w:lineRule="auto"/>
+        <w:spacing w:before="0" w:after="70" w:line="264" w:lineRule="auto"/>
         <w:jc w:val="both"/>
       </w:pPr>
       <w:r>
@@ -2503,12 +2486,12 @@
           <w:color w:val="0F172A"/>
           <w:sz w:val="22"/>
         </w:rPr>
-        <w:t>Must provide fallback 1–5 percentile scoring (pd.qcut) mapping accounts to 8 business segments ('Champions', 'Loyal Customers', 'At Risk Whales', etc.).</w:t>
+        <w:t>Must provide fallback 1–5 percentile scoring (pd.qcut) mapping accounts to 8 business operating tiers ('Champions', 'Loyal Customers', 'At Risk Whales', etc.).</w:t>
       </w:r>
     </w:p>
     <w:p>
       <w:pPr>
-        <w:spacing w:before="0" w:after="80" w:line="269" w:lineRule="auto"/>
+        <w:spacing w:before="0" w:after="70" w:line="264" w:lineRule="auto"/>
         <w:jc w:val="both"/>
       </w:pPr>
       <w:r>
@@ -2527,13 +2510,13 @@
           <w:color w:val="0F172A"/>
           <w:sz w:val="22"/>
         </w:rPr>
-        <w:t>Must export clean star-schema tables and render an interactive executive dashboard with KPI scorecards, spatial scatterplots, and a searchable activation ledger.</w:t>
+        <w:t>Must export clean star-schema datasets and render an interactive executive dashboard with KPI scorecards, spatial scatterplots, and a searchable activation ledger.</w:t>
       </w:r>
     </w:p>
     <w:p>
       <w:pPr>
         <w:keepNext/>
-        <w:spacing w:before="120" w:after="40"/>
+        <w:spacing w:before="100" w:after="40"/>
         <w:jc w:val="left"/>
       </w:pPr>
       <w:r>
@@ -2541,14 +2524,14 @@
           <w:rFonts w:ascii="Times New Roman" w:hAnsi="Times New Roman"/>
           <w:b/>
           <w:color w:val="0F172A"/>
-          <w:sz w:val="23"/>
+          <w:sz w:val="22"/>
         </w:rPr>
         <w:t>1.2.2 Non-Functional Requirements Specifications (NFR)</w:t>
       </w:r>
     </w:p>
     <w:p>
       <w:pPr>
-        <w:spacing w:before="0" w:after="80" w:line="269" w:lineRule="auto"/>
+        <w:spacing w:before="0" w:after="70" w:line="264" w:lineRule="auto"/>
         <w:jc w:val="both"/>
       </w:pPr>
       <w:r>
@@ -2567,12 +2550,12 @@
           <w:color w:val="0F172A"/>
           <w:sz w:val="22"/>
         </w:rPr>
-        <w:t>The pipeline must process 15,000+ transactional records in under 5 seconds on standard x86/ARM hardware.</w:t>
+        <w:t>The pipeline must process 15,000+ transactional records in under 5 seconds on standard hardware.</w:t>
       </w:r>
     </w:p>
     <w:p>
       <w:pPr>
-        <w:spacing w:before="0" w:after="80" w:line="269" w:lineRule="auto"/>
+        <w:spacing w:before="0" w:after="70" w:line="264" w:lineRule="auto"/>
         <w:jc w:val="both"/>
       </w:pPr>
       <w:r>
@@ -2591,12 +2574,12 @@
           <w:color w:val="0F172A"/>
           <w:sz w:val="22"/>
         </w:rPr>
-        <w:t>All feature calculations must maintain linear O(N) complexity using vectorized Pandas/NumPy C-routines.</w:t>
+        <w:t>Feature extractions maintain linear O(N) complexity using vectorized Pandas/NumPy C-routines.</w:t>
       </w:r>
     </w:p>
     <w:p>
       <w:pPr>
-        <w:spacing w:before="0" w:after="80" w:line="269" w:lineRule="auto"/>
+        <w:spacing w:before="0" w:after="70" w:line="264" w:lineRule="auto"/>
         <w:jc w:val="both"/>
       </w:pPr>
       <w:r>
@@ -2620,7 +2603,7 @@
     </w:p>
     <w:p>
       <w:pPr>
-        <w:spacing w:before="60" w:after="100"/>
+        <w:spacing w:before="50" w:after="80"/>
         <w:jc w:val="center"/>
       </w:pPr>
       <w:r>
@@ -2628,7 +2611,7 @@
           <w:rFonts w:ascii="Times New Roman" w:hAnsi="Times New Roman"/>
           <w:b/>
           <w:color w:val="475569"/>
-          <w:sz w:val="20"/>
+          <w:sz w:val="19"/>
         </w:rPr>
         <w:t>Table 1.1: System &amp; Hardware/Software Specifications</w:t>
       </w:r>
@@ -3030,7 +3013,7 @@
     </w:p>
     <w:p>
       <w:pPr>
-        <w:spacing w:before="0" w:after="40" w:line="269" w:lineRule="auto"/>
+        <w:spacing w:before="0" w:after="40" w:line="264" w:lineRule="auto"/>
         <w:jc w:val="right"/>
       </w:pPr>
       <w:r>
@@ -3046,7 +3029,7 @@
     <w:p>
       <w:pPr>
         <w:keepNext/>
-        <w:spacing w:before="160" w:after="60"/>
+        <w:spacing w:before="140" w:after="40"/>
         <w:jc w:val="left"/>
       </w:pPr>
       <w:r>
@@ -3054,14 +3037,14 @@
           <w:rFonts w:ascii="Times New Roman" w:hAnsi="Times New Roman"/>
           <w:b/>
           <w:color w:val="0F172A"/>
-          <w:sz w:val="26"/>
+          <w:sz w:val="25"/>
         </w:rPr>
         <w:t>1.3 Tools and Technology Used (Front-End/Back-End/Framework/Protocol/API/Services/App. etc.)</w:t>
       </w:r>
     </w:p>
     <w:p>
       <w:pPr>
-        <w:spacing w:before="0" w:after="80" w:line="269" w:lineRule="auto"/>
+        <w:spacing w:before="0" w:after="70" w:line="264" w:lineRule="auto"/>
         <w:jc w:val="both"/>
       </w:pPr>
       <w:r>
@@ -3077,7 +3060,7 @@
     <w:p>
       <w:pPr>
         <w:keepNext/>
-        <w:spacing w:before="120" w:after="40"/>
+        <w:spacing w:before="100" w:after="40"/>
         <w:jc w:val="left"/>
       </w:pPr>
       <w:r>
@@ -3085,14 +3068,14 @@
           <w:rFonts w:ascii="Times New Roman" w:hAnsi="Times New Roman"/>
           <w:b/>
           <w:color w:val="0F172A"/>
-          <w:sz w:val="23"/>
+          <w:sz w:val="22"/>
         </w:rPr>
         <w:t>1.3.1 Core Processing &amp; Numerical Computing</w:t>
       </w:r>
     </w:p>
     <w:p>
       <w:pPr>
-        <w:spacing w:before="0" w:after="80" w:line="269" w:lineRule="auto"/>
+        <w:spacing w:before="0" w:after="70" w:line="264" w:lineRule="auto"/>
         <w:jc w:val="both"/>
       </w:pPr>
       <w:r>
@@ -3116,7 +3099,7 @@
     </w:p>
     <w:p>
       <w:pPr>
-        <w:spacing w:before="0" w:after="80" w:line="269" w:lineRule="auto"/>
+        <w:spacing w:before="0" w:after="70" w:line="264" w:lineRule="auto"/>
         <w:jc w:val="both"/>
       </w:pPr>
       <w:r>
@@ -3140,7 +3123,7 @@
     </w:p>
     <w:p>
       <w:pPr>
-        <w:spacing w:before="0" w:after="80" w:line="269" w:lineRule="auto"/>
+        <w:spacing w:before="0" w:after="70" w:line="264" w:lineRule="auto"/>
         <w:jc w:val="both"/>
       </w:pPr>
       <w:r>
@@ -3165,7 +3148,7 @@
     <w:p>
       <w:pPr>
         <w:keepNext/>
-        <w:spacing w:before="120" w:after="40"/>
+        <w:spacing w:before="100" w:after="40"/>
         <w:jc w:val="left"/>
       </w:pPr>
       <w:r>
@@ -3173,14 +3156,14 @@
           <w:rFonts w:ascii="Times New Roman" w:hAnsi="Times New Roman"/>
           <w:b/>
           <w:color w:val="0F172A"/>
-          <w:sz w:val="23"/>
+          <w:sz w:val="22"/>
         </w:rPr>
         <w:t>1.3.2 Machine Learning &amp; Statistical Modeling</w:t>
       </w:r>
     </w:p>
     <w:p>
       <w:pPr>
-        <w:spacing w:before="0" w:after="80" w:line="269" w:lineRule="auto"/>
+        <w:spacing w:before="0" w:after="70" w:line="264" w:lineRule="auto"/>
         <w:jc w:val="both"/>
       </w:pPr>
       <w:r>
@@ -3204,7 +3187,7 @@
     </w:p>
     <w:p>
       <w:pPr>
-        <w:spacing w:before="0" w:after="80" w:line="269" w:lineRule="auto"/>
+        <w:spacing w:before="0" w:after="70" w:line="264" w:lineRule="auto"/>
         <w:jc w:val="both"/>
       </w:pPr>
       <w:r>
@@ -3229,7 +3212,7 @@
     <w:p>
       <w:pPr>
         <w:keepNext/>
-        <w:spacing w:before="120" w:after="40"/>
+        <w:spacing w:before="100" w:after="40"/>
         <w:jc w:val="left"/>
       </w:pPr>
       <w:r>
@@ -3237,14 +3220,14 @@
           <w:rFonts w:ascii="Times New Roman" w:hAnsi="Times New Roman"/>
           <w:b/>
           <w:color w:val="0F172A"/>
-          <w:sz w:val="23"/>
+          <w:sz w:val="22"/>
         </w:rPr>
         <w:t>1.3.3 Presentation, Dashboards &amp; Storage</w:t>
       </w:r>
     </w:p>
     <w:p>
       <w:pPr>
-        <w:spacing w:before="0" w:after="80" w:line="269" w:lineRule="auto"/>
+        <w:spacing w:before="0" w:after="70" w:line="264" w:lineRule="auto"/>
         <w:jc w:val="both"/>
       </w:pPr>
       <w:r>
@@ -3268,7 +3251,7 @@
     </w:p>
     <w:p>
       <w:pPr>
-        <w:spacing w:before="0" w:after="80" w:line="269" w:lineRule="auto"/>
+        <w:spacing w:before="0" w:after="70" w:line="264" w:lineRule="auto"/>
         <w:jc w:val="both"/>
       </w:pPr>
       <w:r>
@@ -3292,7 +3275,7 @@
     </w:p>
     <w:p>
       <w:pPr>
-        <w:spacing w:before="0" w:after="80" w:line="269" w:lineRule="auto"/>
+        <w:spacing w:before="0" w:after="70" w:line="264" w:lineRule="auto"/>
         <w:jc w:val="both"/>
       </w:pPr>
       <w:r>
@@ -3316,7 +3299,7 @@
     </w:p>
     <w:p>
       <w:pPr>
-        <w:spacing w:before="0" w:after="80" w:line="269" w:lineRule="auto"/>
+        <w:spacing w:before="0" w:after="70" w:line="264" w:lineRule="auto"/>
         <w:jc w:val="both"/>
       </w:pPr>
       <w:r>
@@ -3340,7 +3323,7 @@
     </w:p>
     <w:p>
       <w:pPr>
-        <w:spacing w:before="60" w:after="100"/>
+        <w:spacing w:before="50" w:after="80"/>
         <w:jc w:val="center"/>
       </w:pPr>
       <w:r>
@@ -3348,7 +3331,7 @@
           <w:rFonts w:ascii="Times New Roman" w:hAnsi="Times New Roman"/>
           <w:b/>
           <w:color w:val="475569"/>
-          <w:sz w:val="20"/>
+          <w:sz w:val="19"/>
         </w:rPr>
         <w:t>Table 1.2: Technology Stack &amp; Architectural Layer Mapping</w:t>
       </w:r>
@@ -3750,7 +3733,7 @@
     </w:p>
     <w:p>
       <w:pPr>
-        <w:spacing w:before="0" w:after="40" w:line="269" w:lineRule="auto"/>
+        <w:spacing w:before="0" w:after="40" w:line="264" w:lineRule="auto"/>
         <w:jc w:val="right"/>
       </w:pPr>
       <w:r>
@@ -3766,7 +3749,7 @@
     <w:p>
       <w:pPr>
         <w:keepNext/>
-        <w:spacing w:before="200" w:after="80"/>
+        <w:spacing w:before="160" w:after="60"/>
         <w:jc w:val="left"/>
       </w:pPr>
       <w:r>
@@ -3774,7 +3757,7 @@
           <w:rFonts w:ascii="Times New Roman" w:hAnsi="Times New Roman"/>
           <w:b/>
           <w:color w:val="1E1B4B"/>
-          <w:sz w:val="30"/>
+          <w:sz w:val="29"/>
         </w:rPr>
         <w:t>2. SYSTEM DESIGN USING UML:</w:t>
       </w:r>
@@ -3782,7 +3765,7 @@
     <w:p>
       <w:pPr>
         <w:keepNext/>
-        <w:spacing w:before="160" w:after="60"/>
+        <w:spacing w:before="140" w:after="40"/>
         <w:jc w:val="left"/>
       </w:pPr>
       <w:r>
@@ -3790,14 +3773,14 @@
           <w:rFonts w:ascii="Times New Roman" w:hAnsi="Times New Roman"/>
           <w:b/>
           <w:color w:val="0F172A"/>
-          <w:sz w:val="26"/>
+          <w:sz w:val="25"/>
         </w:rPr>
         <w:t>2.1 Data Flow Diagrams (1 Level DFD, 2 Level DFD must).</w:t>
       </w:r>
     </w:p>
     <w:p>
       <w:pPr>
-        <w:spacing w:before="0" w:after="80" w:line="269" w:lineRule="auto"/>
+        <w:spacing w:before="0" w:after="70" w:line="264" w:lineRule="auto"/>
         <w:jc w:val="both"/>
       </w:pPr>
       <w:r>
@@ -3807,12 +3790,12 @@
           <w:color w:val="0F172A"/>
           <w:sz w:val="22"/>
         </w:rPr>
-        <w:t>Data Flow Diagrams (DFDs) provide a graphical representation of information flow across the system, modeling processes, external entities, data stores, and directional data pathways following Gane &amp; Sarson conventions:</w:t>
+        <w:t>Data Flow Diagrams (DFDs) model information flow across the system, representing transformations, external entities, data stores, and directional data pathways following Gane &amp; Sarson conventions:</w:t>
       </w:r>
     </w:p>
     <w:p>
       <w:pPr>
-        <w:spacing w:before="0" w:after="80" w:line="269" w:lineRule="auto"/>
+        <w:spacing w:before="0" w:after="70" w:line="264" w:lineRule="auto"/>
         <w:jc w:val="both"/>
       </w:pPr>
       <w:r>
@@ -3837,7 +3820,7 @@
     <w:p>
       <w:pPr>
         <w:keepNext/>
-        <w:spacing w:before="120" w:after="40"/>
+        <w:spacing w:before="100" w:after="40"/>
         <w:jc w:val="left"/>
       </w:pPr>
       <w:r>
@@ -3845,14 +3828,14 @@
           <w:rFonts w:ascii="Times New Roman" w:hAnsi="Times New Roman"/>
           <w:b/>
           <w:color w:val="0F172A"/>
-          <w:sz w:val="23"/>
+          <w:sz w:val="22"/>
         </w:rPr>
         <w:t>2.1.1 Level 0 Data Flow Diagram (Context-Level DFD)</w:t>
       </w:r>
     </w:p>
     <w:p>
       <w:pPr>
-        <w:spacing w:before="0" w:after="80" w:line="269" w:lineRule="auto"/>
+        <w:spacing w:before="0" w:after="70" w:line="264" w:lineRule="auto"/>
         <w:jc w:val="both"/>
       </w:pPr>
       <w:r>
@@ -3903,7 +3886,7 @@
     </w:p>
     <w:p>
       <w:pPr>
-        <w:spacing w:before="60" w:after="100"/>
+        <w:spacing w:before="50" w:after="80"/>
         <w:jc w:val="center"/>
       </w:pPr>
       <w:r>
@@ -3911,7 +3894,7 @@
           <w:rFonts w:ascii="Times New Roman" w:hAnsi="Times New Roman"/>
           <w:b/>
           <w:color w:val="475569"/>
-          <w:sz w:val="20"/>
+          <w:sz w:val="19"/>
         </w:rPr>
         <w:t>Figure 2.1: Level 0 Data Flow Diagram (Context-Level DFD)</w:t>
       </w:r>
@@ -3923,7 +3906,7 @@
     </w:p>
     <w:p>
       <w:pPr>
-        <w:spacing w:before="0" w:after="40" w:line="269" w:lineRule="auto"/>
+        <w:spacing w:before="0" w:after="40" w:line="264" w:lineRule="auto"/>
         <w:jc w:val="right"/>
       </w:pPr>
       <w:r>
@@ -3939,7 +3922,7 @@
     <w:p>
       <w:pPr>
         <w:keepNext/>
-        <w:spacing w:before="120" w:after="40"/>
+        <w:spacing w:before="100" w:after="40"/>
         <w:jc w:val="left"/>
       </w:pPr>
       <w:r>
@@ -3947,14 +3930,14 @@
           <w:rFonts w:ascii="Times New Roman" w:hAnsi="Times New Roman"/>
           <w:b/>
           <w:color w:val="0F172A"/>
-          <w:sz w:val="23"/>
+          <w:sz w:val="22"/>
         </w:rPr>
         <w:t>2.1.2 Level 1 Data Flow Diagram (End-to-End Pipeline Architecture)</w:t>
       </w:r>
     </w:p>
     <w:p>
       <w:pPr>
-        <w:spacing w:before="0" w:after="80" w:line="269" w:lineRule="auto"/>
+        <w:spacing w:before="0" w:after="70" w:line="264" w:lineRule="auto"/>
         <w:jc w:val="both"/>
       </w:pPr>
       <w:r>
@@ -3969,7 +3952,7 @@
     </w:p>
     <w:p>
       <w:pPr>
-        <w:spacing w:before="0" w:after="80" w:line="269" w:lineRule="auto"/>
+        <w:spacing w:before="0" w:after="70" w:line="264" w:lineRule="auto"/>
         <w:jc w:val="both"/>
       </w:pPr>
       <w:r>
@@ -3993,7 +3976,7 @@
     </w:p>
     <w:p>
       <w:pPr>
-        <w:spacing w:before="0" w:after="80" w:line="269" w:lineRule="auto"/>
+        <w:spacing w:before="0" w:after="70" w:line="264" w:lineRule="auto"/>
         <w:jc w:val="both"/>
       </w:pPr>
       <w:r>
@@ -4017,7 +4000,7 @@
     </w:p>
     <w:p>
       <w:pPr>
-        <w:spacing w:before="0" w:after="80" w:line="269" w:lineRule="auto"/>
+        <w:spacing w:before="0" w:after="70" w:line="264" w:lineRule="auto"/>
         <w:jc w:val="both"/>
       </w:pPr>
       <w:r>
@@ -4041,7 +4024,7 @@
     </w:p>
     <w:p>
       <w:pPr>
-        <w:spacing w:before="0" w:after="80" w:line="269" w:lineRule="auto"/>
+        <w:spacing w:before="0" w:after="70" w:line="264" w:lineRule="auto"/>
         <w:jc w:val="both"/>
       </w:pPr>
       <w:r>
@@ -4065,7 +4048,7 @@
     </w:p>
     <w:p>
       <w:pPr>
-        <w:spacing w:before="0" w:after="80" w:line="269" w:lineRule="auto"/>
+        <w:spacing w:before="0" w:after="70" w:line="264" w:lineRule="auto"/>
         <w:jc w:val="both"/>
       </w:pPr>
       <w:r>
@@ -4125,7 +4108,7 @@
     </w:p>
     <w:p>
       <w:pPr>
-        <w:spacing w:before="60" w:after="100"/>
+        <w:spacing w:before="50" w:after="80"/>
         <w:jc w:val="center"/>
       </w:pPr>
       <w:r>
@@ -4133,7 +4116,7 @@
           <w:rFonts w:ascii="Times New Roman" w:hAnsi="Times New Roman"/>
           <w:b/>
           <w:color w:val="475569"/>
-          <w:sz w:val="20"/>
+          <w:sz w:val="19"/>
         </w:rPr>
         <w:t>Figure 2.2: Level 1 Data Flow Diagram (End-to-End Pipeline Architecture)</w:t>
       </w:r>
@@ -4145,7 +4128,7 @@
     </w:p>
     <w:p>
       <w:pPr>
-        <w:spacing w:before="0" w:after="40" w:line="269" w:lineRule="auto"/>
+        <w:spacing w:before="0" w:after="40" w:line="264" w:lineRule="auto"/>
         <w:jc w:val="right"/>
       </w:pPr>
       <w:r>
@@ -4161,7 +4144,7 @@
     <w:p>
       <w:pPr>
         <w:keepNext/>
-        <w:spacing w:before="120" w:after="40"/>
+        <w:spacing w:before="100" w:after="40"/>
         <w:jc w:val="left"/>
       </w:pPr>
       <w:r>
@@ -4169,14 +4152,14 @@
           <w:rFonts w:ascii="Times New Roman" w:hAnsi="Times New Roman"/>
           <w:b/>
           <w:color w:val="0F172A"/>
-          <w:sz w:val="23"/>
+          <w:sz w:val="22"/>
         </w:rPr>
         <w:t>2.1.3 Level 2 Data Flow Diagram (Sub-Process Decomposition)</w:t>
       </w:r>
     </w:p>
     <w:p>
       <w:pPr>
-        <w:spacing w:before="0" w:after="80" w:line="269" w:lineRule="auto"/>
+        <w:spacing w:before="0" w:after="70" w:line="264" w:lineRule="auto"/>
         <w:jc w:val="both"/>
       </w:pPr>
       <w:r>
@@ -4191,7 +4174,7 @@
     </w:p>
     <w:p>
       <w:pPr>
-        <w:spacing w:before="0" w:after="80" w:line="269" w:lineRule="auto"/>
+        <w:spacing w:before="0" w:after="70" w:line="264" w:lineRule="auto"/>
         <w:jc w:val="both"/>
       </w:pPr>
       <w:r>
@@ -4215,7 +4198,7 @@
     </w:p>
     <w:p>
       <w:pPr>
-        <w:spacing w:before="0" w:after="80" w:line="269" w:lineRule="auto"/>
+        <w:spacing w:before="0" w:after="70" w:line="264" w:lineRule="auto"/>
         <w:jc w:val="both"/>
       </w:pPr>
       <w:r>
@@ -4275,7 +4258,7 @@
     </w:p>
     <w:p>
       <w:pPr>
-        <w:spacing w:before="60" w:after="100"/>
+        <w:spacing w:before="50" w:after="80"/>
         <w:jc w:val="center"/>
       </w:pPr>
       <w:r>
@@ -4283,7 +4266,7 @@
           <w:rFonts w:ascii="Times New Roman" w:hAnsi="Times New Roman"/>
           <w:b/>
           <w:color w:val="475569"/>
-          <w:sz w:val="20"/>
+          <w:sz w:val="19"/>
         </w:rPr>
         <w:t>Figure 2.3: Level 2 Data Flow Diagram (Refinery &amp; ML Decomposition)</w:t>
       </w:r>
@@ -4295,7 +4278,7 @@
     </w:p>
     <w:p>
       <w:pPr>
-        <w:spacing w:before="0" w:after="40" w:line="269" w:lineRule="auto"/>
+        <w:spacing w:before="0" w:after="20" w:line="264" w:lineRule="auto"/>
         <w:jc w:val="right"/>
       </w:pPr>
       <w:r>
@@ -4311,7 +4294,7 @@
     <w:p>
       <w:pPr>
         <w:keepNext/>
-        <w:spacing w:before="160" w:after="60"/>
+        <w:spacing w:before="40" w:after="20"/>
         <w:jc w:val="left"/>
       </w:pPr>
       <w:r>
@@ -4319,14 +4302,14 @@
           <w:rFonts w:ascii="Times New Roman" w:hAnsi="Times New Roman"/>
           <w:b/>
           <w:color w:val="0F172A"/>
-          <w:sz w:val="26"/>
+          <w:sz w:val="25"/>
         </w:rPr>
         <w:t>2.2 Use Case Diagram &amp; Milestone Tracking.</w:t>
       </w:r>
     </w:p>
     <w:p>
       <w:pPr>
-        <w:spacing w:before="0" w:after="80" w:line="269" w:lineRule="auto"/>
+        <w:spacing w:before="0" w:after="40" w:line="264" w:lineRule="auto"/>
         <w:jc w:val="both"/>
       </w:pPr>
       <w:r>
@@ -4336,14 +4319,14 @@
           <w:color w:val="0F172A"/>
           <w:sz w:val="22"/>
         </w:rPr>
-        <w:t>The Use Case Model delineates the functional boundaries of the system by illustrating interactions between primary human and automated actors and the system's operational capabilities.</w:t>
+        <w:t>The Use Case Model defines system boundaries by mapping interactions between primary actors and the platform's operational capabilities.</w:t>
       </w:r>
     </w:p>
     <w:p>
       <w:r>
         <w:drawing>
           <wp:inline xmlns:a="http://schemas.openxmlformats.org/drawingml/2006/main" xmlns:pic="http://schemas.openxmlformats.org/drawingml/2006/picture">
-            <wp:extent cx="3383280" cy="2199132"/>
+            <wp:extent cx="2926080" cy="1901952"/>
             <wp:docPr id="5" name="Picture 5"/>
             <wp:cNvGraphicFramePr>
               <a:graphicFrameLocks noChangeAspect="1"/>
@@ -4364,7 +4347,7 @@
                   <pic:spPr>
                     <a:xfrm>
                       <a:off x="0" y="0"/>
-                      <a:ext cx="3383280" cy="2199132"/>
+                      <a:ext cx="2926080" cy="1901952"/>
                     </a:xfrm>
                     <a:prstGeom prst="rect"/>
                   </pic:spPr>
@@ -4377,7 +4360,7 @@
     </w:p>
     <w:p>
       <w:pPr>
-        <w:spacing w:before="60" w:after="100"/>
+        <w:spacing w:before="50" w:after="80"/>
         <w:jc w:val="center"/>
       </w:pPr>
       <w:r>
@@ -4385,14 +4368,14 @@
           <w:rFonts w:ascii="Times New Roman" w:hAnsi="Times New Roman"/>
           <w:b/>
           <w:color w:val="475569"/>
-          <w:sz w:val="20"/>
+          <w:sz w:val="19"/>
         </w:rPr>
         <w:t>Figure 2.4: UML Use Case Diagram (System Actors &amp; Capabilities)</w:t>
       </w:r>
     </w:p>
     <w:p>
       <w:pPr>
-        <w:spacing w:before="60" w:after="100"/>
+        <w:spacing w:before="50" w:after="80"/>
         <w:jc w:val="center"/>
       </w:pPr>
       <w:r>
@@ -4400,7 +4383,7 @@
           <w:rFonts w:ascii="Times New Roman" w:hAnsi="Times New Roman"/>
           <w:b/>
           <w:color w:val="475569"/>
-          <w:sz w:val="20"/>
+          <w:sz w:val="19"/>
         </w:rPr>
         <w:t>Table 2.1: Formal Use Case Specification Matrix (UC-01 to UC-06)</w:t>
       </w:r>
@@ -4429,7 +4412,7 @@
                 <w:rFonts w:ascii="Times New Roman" w:hAnsi="Times New Roman"/>
                 <w:b/>
                 <w:color w:val="FFFFFF"/>
-                <w:sz w:val="16"/>
+                <w:sz w:val="15"/>
               </w:rPr>
               <w:t>UC ID</w:t>
             </w:r>
@@ -4446,7 +4429,7 @@
                 <w:rFonts w:ascii="Times New Roman" w:hAnsi="Times New Roman"/>
                 <w:b/>
                 <w:color w:val="FFFFFF"/>
-                <w:sz w:val="16"/>
+                <w:sz w:val="15"/>
               </w:rPr>
               <w:t>USE CASE NAME</w:t>
             </w:r>
@@ -4463,7 +4446,7 @@
                 <w:rFonts w:ascii="Times New Roman" w:hAnsi="Times New Roman"/>
                 <w:b/>
                 <w:color w:val="FFFFFF"/>
-                <w:sz w:val="16"/>
+                <w:sz w:val="15"/>
               </w:rPr>
               <w:t>PRIMARY ACTOR</w:t>
             </w:r>
@@ -4480,7 +4463,7 @@
                 <w:rFonts w:ascii="Times New Roman" w:hAnsi="Times New Roman"/>
                 <w:b/>
                 <w:color w:val="FFFFFF"/>
-                <w:sz w:val="16"/>
+                <w:sz w:val="15"/>
               </w:rPr>
               <w:t>OPERATIONAL GOAL &amp; PRE-CONDITION</w:t>
             </w:r>
@@ -4492,10 +4475,10 @@
           <w:tcPr>
             <w:tcW w:type="dxa" w:w="2340"/>
             <w:tcMar>
-              <w:top w:w="20" w:type="dxa"/>
-              <w:bottom w:w="20" w:type="dxa"/>
-              <w:left w:w="40" w:type="dxa"/>
-              <w:right w:w="40" w:type="dxa"/>
+              <w:top w:w="14" w:type="dxa"/>
+              <w:bottom w:w="14" w:type="dxa"/>
+              <w:left w:w="30" w:type="dxa"/>
+              <w:right w:w="30" w:type="dxa"/>
             </w:tcMar>
             <w:shd w:fill="F8FAFC"/>
           </w:tcPr>
@@ -4503,7 +4486,7 @@
             <w:r>
               <w:rPr>
                 <w:rFonts w:ascii="Times New Roman" w:hAnsi="Times New Roman"/>
-                <w:sz w:val="15"/>
+                <w:sz w:val="14"/>
               </w:rPr>
               <w:t>UC-01</w:t>
             </w:r>
@@ -4513,10 +4496,10 @@
           <w:tcPr>
             <w:tcW w:type="dxa" w:w="2340"/>
             <w:tcMar>
-              <w:top w:w="20" w:type="dxa"/>
-              <w:bottom w:w="20" w:type="dxa"/>
-              <w:left w:w="40" w:type="dxa"/>
-              <w:right w:w="40" w:type="dxa"/>
+              <w:top w:w="14" w:type="dxa"/>
+              <w:bottom w:w="14" w:type="dxa"/>
+              <w:left w:w="30" w:type="dxa"/>
+              <w:right w:w="30" w:type="dxa"/>
             </w:tcMar>
             <w:shd w:fill="F8FAFC"/>
           </w:tcPr>
@@ -4524,7 +4507,7 @@
             <w:r>
               <w:rPr>
                 <w:rFonts w:ascii="Times New Roman" w:hAnsi="Times New Roman"/>
-                <w:sz w:val="15"/>
+                <w:sz w:val="14"/>
               </w:rPr>
               <w:t>Ingest Transaction Stream</w:t>
             </w:r>
@@ -4534,10 +4517,10 @@
           <w:tcPr>
             <w:tcW w:type="dxa" w:w="2340"/>
             <w:tcMar>
-              <w:top w:w="20" w:type="dxa"/>
-              <w:bottom w:w="20" w:type="dxa"/>
-              <w:left w:w="40" w:type="dxa"/>
-              <w:right w:w="40" w:type="dxa"/>
+              <w:top w:w="14" w:type="dxa"/>
+              <w:bottom w:w="14" w:type="dxa"/>
+              <w:left w:w="30" w:type="dxa"/>
+              <w:right w:w="30" w:type="dxa"/>
             </w:tcMar>
             <w:shd w:fill="F8FAFC"/>
           </w:tcPr>
@@ -4545,7 +4528,7 @@
             <w:r>
               <w:rPr>
                 <w:rFonts w:ascii="Times New Roman" w:hAnsi="Times New Roman"/>
-                <w:sz w:val="15"/>
+                <w:sz w:val="14"/>
               </w:rPr>
               <w:t>Data Engineer / Admin</w:t>
             </w:r>
@@ -4555,10 +4538,10 @@
           <w:tcPr>
             <w:tcW w:type="dxa" w:w="2340"/>
             <w:tcMar>
-              <w:top w:w="20" w:type="dxa"/>
-              <w:bottom w:w="20" w:type="dxa"/>
-              <w:left w:w="40" w:type="dxa"/>
-              <w:right w:w="40" w:type="dxa"/>
+              <w:top w:w="14" w:type="dxa"/>
+              <w:bottom w:w="14" w:type="dxa"/>
+              <w:left w:w="30" w:type="dxa"/>
+              <w:right w:w="30" w:type="dxa"/>
             </w:tcMar>
             <w:shd w:fill="F8FAFC"/>
           </w:tcPr>
@@ -4566,7 +4549,7 @@
             <w:r>
               <w:rPr>
                 <w:rFonts w:ascii="Times New Roman" w:hAnsi="Times New Roman"/>
-                <w:sz w:val="15"/>
+                <w:sz w:val="14"/>
               </w:rPr>
               <w:t>Ingests raw event logs, validates schema, enforces datatypes.</w:t>
             </w:r>
@@ -4578,10 +4561,10 @@
           <w:tcPr>
             <w:tcW w:type="dxa" w:w="2340"/>
             <w:tcMar>
-              <w:top w:w="20" w:type="dxa"/>
-              <w:bottom w:w="20" w:type="dxa"/>
-              <w:left w:w="40" w:type="dxa"/>
-              <w:right w:w="40" w:type="dxa"/>
+              <w:top w:w="14" w:type="dxa"/>
+              <w:bottom w:w="14" w:type="dxa"/>
+              <w:left w:w="30" w:type="dxa"/>
+              <w:right w:w="30" w:type="dxa"/>
             </w:tcMar>
             <w:shd w:fill="FFFFFF"/>
           </w:tcPr>
@@ -4589,7 +4572,7 @@
             <w:r>
               <w:rPr>
                 <w:rFonts w:ascii="Times New Roman" w:hAnsi="Times New Roman"/>
-                <w:sz w:val="15"/>
+                <w:sz w:val="14"/>
               </w:rPr>
               <w:t>UC-02</w:t>
             </w:r>
@@ -4599,10 +4582,10 @@
           <w:tcPr>
             <w:tcW w:type="dxa" w:w="2340"/>
             <w:tcMar>
-              <w:top w:w="20" w:type="dxa"/>
-              <w:bottom w:w="20" w:type="dxa"/>
-              <w:left w:w="40" w:type="dxa"/>
-              <w:right w:w="40" w:type="dxa"/>
+              <w:top w:w="14" w:type="dxa"/>
+              <w:bottom w:w="14" w:type="dxa"/>
+              <w:left w:w="30" w:type="dxa"/>
+              <w:right w:w="30" w:type="dxa"/>
             </w:tcMar>
             <w:shd w:fill="FFFFFF"/>
           </w:tcPr>
@@ -4610,7 +4593,7 @@
             <w:r>
               <w:rPr>
                 <w:rFonts w:ascii="Times New Roman" w:hAnsi="Times New Roman"/>
-                <w:sz w:val="15"/>
+                <w:sz w:val="14"/>
               </w:rPr>
               <w:t>Isolate Reversals &amp; IQR Filter</w:t>
             </w:r>
@@ -4620,10 +4603,10 @@
           <w:tcPr>
             <w:tcW w:type="dxa" w:w="2340"/>
             <w:tcMar>
-              <w:top w:w="20" w:type="dxa"/>
-              <w:bottom w:w="20" w:type="dxa"/>
-              <w:left w:w="40" w:type="dxa"/>
-              <w:right w:w="40" w:type="dxa"/>
+              <w:top w:w="14" w:type="dxa"/>
+              <w:bottom w:w="14" w:type="dxa"/>
+              <w:left w:w="30" w:type="dxa"/>
+              <w:right w:w="30" w:type="dxa"/>
             </w:tcMar>
             <w:shd w:fill="FFFFFF"/>
           </w:tcPr>
@@ -4631,7 +4614,7 @@
             <w:r>
               <w:rPr>
                 <w:rFonts w:ascii="Times New Roman" w:hAnsi="Times New Roman"/>
-                <w:sz w:val="15"/>
+                <w:sz w:val="14"/>
               </w:rPr>
               <w:t>Data Engineer / Admin</w:t>
             </w:r>
@@ -4641,10 +4624,10 @@
           <w:tcPr>
             <w:tcW w:type="dxa" w:w="2340"/>
             <w:tcMar>
-              <w:top w:w="20" w:type="dxa"/>
-              <w:bottom w:w="20" w:type="dxa"/>
-              <w:left w:w="40" w:type="dxa"/>
-              <w:right w:w="40" w:type="dxa"/>
+              <w:top w:w="14" w:type="dxa"/>
+              <w:bottom w:w="14" w:type="dxa"/>
+              <w:left w:w="30" w:type="dxa"/>
+              <w:right w:w="30" w:type="dxa"/>
             </w:tcMar>
             <w:shd w:fill="FFFFFF"/>
           </w:tcPr>
@@ -4652,7 +4635,7 @@
             <w:r>
               <w:rPr>
                 <w:rFonts w:ascii="Times New Roman" w:hAnsi="Times New Roman"/>
-                <w:sz w:val="15"/>
+                <w:sz w:val="14"/>
               </w:rPr>
               <w:t>Purges null IDs, isolates returns (^C), caps Tukey bulk outliers.</w:t>
             </w:r>
@@ -4664,10 +4647,10 @@
           <w:tcPr>
             <w:tcW w:type="dxa" w:w="2340"/>
             <w:tcMar>
-              <w:top w:w="20" w:type="dxa"/>
-              <w:bottom w:w="20" w:type="dxa"/>
-              <w:left w:w="40" w:type="dxa"/>
-              <w:right w:w="40" w:type="dxa"/>
+              <w:top w:w="14" w:type="dxa"/>
+              <w:bottom w:w="14" w:type="dxa"/>
+              <w:left w:w="30" w:type="dxa"/>
+              <w:right w:w="30" w:type="dxa"/>
             </w:tcMar>
             <w:shd w:fill="F8FAFC"/>
           </w:tcPr>
@@ -4675,7 +4658,7 @@
             <w:r>
               <w:rPr>
                 <w:rFonts w:ascii="Times New Roman" w:hAnsi="Times New Roman"/>
-                <w:sz w:val="15"/>
+                <w:sz w:val="14"/>
               </w:rPr>
               <w:t>UC-03</w:t>
             </w:r>
@@ -4685,10 +4668,10 @@
           <w:tcPr>
             <w:tcW w:type="dxa" w:w="2340"/>
             <w:tcMar>
-              <w:top w:w="20" w:type="dxa"/>
-              <w:bottom w:w="20" w:type="dxa"/>
-              <w:left w:w="40" w:type="dxa"/>
-              <w:right w:w="40" w:type="dxa"/>
+              <w:top w:w="14" w:type="dxa"/>
+              <w:bottom w:w="14" w:type="dxa"/>
+              <w:left w:w="30" w:type="dxa"/>
+              <w:right w:w="30" w:type="dxa"/>
             </w:tcMar>
             <w:shd w:fill="F8FAFC"/>
           </w:tcPr>
@@ -4696,7 +4679,7 @@
             <w:r>
               <w:rPr>
                 <w:rFonts w:ascii="Times New Roman" w:hAnsi="Times New Roman"/>
-                <w:sz w:val="15"/>
+                <w:sz w:val="14"/>
               </w:rPr>
               <w:t>Compute Vectorized RFM</w:t>
             </w:r>
@@ -4706,10 +4689,10 @@
           <w:tcPr>
             <w:tcW w:type="dxa" w:w="2340"/>
             <w:tcMar>
-              <w:top w:w="20" w:type="dxa"/>
-              <w:bottom w:w="20" w:type="dxa"/>
-              <w:left w:w="40" w:type="dxa"/>
-              <w:right w:w="40" w:type="dxa"/>
+              <w:top w:w="14" w:type="dxa"/>
+              <w:bottom w:w="14" w:type="dxa"/>
+              <w:left w:w="30" w:type="dxa"/>
+              <w:right w:w="30" w:type="dxa"/>
             </w:tcMar>
             <w:shd w:fill="F8FAFC"/>
           </w:tcPr>
@@ -4717,7 +4700,7 @@
             <w:r>
               <w:rPr>
                 <w:rFonts w:ascii="Times New Roman" w:hAnsi="Times New Roman"/>
-                <w:sz w:val="15"/>
+                <w:sz w:val="14"/>
               </w:rPr>
               <w:t>Analytics Engineer</w:t>
             </w:r>
@@ -4727,10 +4710,10 @@
           <w:tcPr>
             <w:tcW w:type="dxa" w:w="2340"/>
             <w:tcMar>
-              <w:top w:w="20" w:type="dxa"/>
-              <w:bottom w:w="20" w:type="dxa"/>
-              <w:left w:w="40" w:type="dxa"/>
-              <w:right w:w="40" w:type="dxa"/>
+              <w:top w:w="14" w:type="dxa"/>
+              <w:bottom w:w="14" w:type="dxa"/>
+              <w:left w:w="30" w:type="dxa"/>
+              <w:right w:w="30" w:type="dxa"/>
             </w:tcMar>
             <w:shd w:fill="F8FAFC"/>
           </w:tcPr>
@@ -4738,7 +4721,7 @@
             <w:r>
               <w:rPr>
                 <w:rFonts w:ascii="Times New Roman" w:hAnsi="Times New Roman"/>
-                <w:sz w:val="15"/>
+                <w:sz w:val="14"/>
               </w:rPr>
               <w:t>Aggregates transactions into customer-level Recency, Frequency, Spend.</w:t>
             </w:r>
@@ -4750,10 +4733,10 @@
           <w:tcPr>
             <w:tcW w:type="dxa" w:w="2340"/>
             <w:tcMar>
-              <w:top w:w="20" w:type="dxa"/>
-              <w:bottom w:w="20" w:type="dxa"/>
-              <w:left w:w="40" w:type="dxa"/>
-              <w:right w:w="40" w:type="dxa"/>
+              <w:top w:w="14" w:type="dxa"/>
+              <w:bottom w:w="14" w:type="dxa"/>
+              <w:left w:w="30" w:type="dxa"/>
+              <w:right w:w="30" w:type="dxa"/>
             </w:tcMar>
             <w:shd w:fill="FFFFFF"/>
           </w:tcPr>
@@ -4761,7 +4744,7 @@
             <w:r>
               <w:rPr>
                 <w:rFonts w:ascii="Times New Roman" w:hAnsi="Times New Roman"/>
-                <w:sz w:val="15"/>
+                <w:sz w:val="14"/>
               </w:rPr>
               <w:t>UC-04</w:t>
             </w:r>
@@ -4771,10 +4754,10 @@
           <w:tcPr>
             <w:tcW w:type="dxa" w:w="2340"/>
             <w:tcMar>
-              <w:top w:w="20" w:type="dxa"/>
-              <w:bottom w:w="20" w:type="dxa"/>
-              <w:left w:w="40" w:type="dxa"/>
-              <w:right w:w="40" w:type="dxa"/>
+              <w:top w:w="14" w:type="dxa"/>
+              <w:bottom w:w="14" w:type="dxa"/>
+              <w:left w:w="30" w:type="dxa"/>
+              <w:right w:w="30" w:type="dxa"/>
             </w:tcMar>
             <w:shd w:fill="FFFFFF"/>
           </w:tcPr>
@@ -4782,7 +4765,7 @@
             <w:r>
               <w:rPr>
                 <w:rFonts w:ascii="Times New Roman" w:hAnsi="Times New Roman"/>
-                <w:sz w:val="15"/>
+                <w:sz w:val="14"/>
               </w:rPr>
               <w:t>Train &amp; Tune K-Means Model</w:t>
             </w:r>
@@ -4792,10 +4775,10 @@
           <w:tcPr>
             <w:tcW w:type="dxa" w:w="2340"/>
             <w:tcMar>
-              <w:top w:w="20" w:type="dxa"/>
-              <w:bottom w:w="20" w:type="dxa"/>
-              <w:left w:w="40" w:type="dxa"/>
-              <w:right w:w="40" w:type="dxa"/>
+              <w:top w:w="14" w:type="dxa"/>
+              <w:bottom w:w="14" w:type="dxa"/>
+              <w:left w:w="30" w:type="dxa"/>
+              <w:right w:w="30" w:type="dxa"/>
             </w:tcMar>
             <w:shd w:fill="FFFFFF"/>
           </w:tcPr>
@@ -4803,7 +4786,7 @@
             <w:r>
               <w:rPr>
                 <w:rFonts w:ascii="Times New Roman" w:hAnsi="Times New Roman"/>
-                <w:sz w:val="15"/>
+                <w:sz w:val="14"/>
               </w:rPr>
               <w:t>Data Scientist</w:t>
             </w:r>
@@ -4813,10 +4796,10 @@
           <w:tcPr>
             <w:tcW w:type="dxa" w:w="2340"/>
             <w:tcMar>
-              <w:top w:w="20" w:type="dxa"/>
-              <w:bottom w:w="20" w:type="dxa"/>
-              <w:left w:w="40" w:type="dxa"/>
-              <w:right w:w="40" w:type="dxa"/>
+              <w:top w:w="14" w:type="dxa"/>
+              <w:bottom w:w="14" w:type="dxa"/>
+              <w:left w:w="30" w:type="dxa"/>
+              <w:right w:w="30" w:type="dxa"/>
             </w:tcMar>
             <w:shd w:fill="FFFFFF"/>
           </w:tcPr>
@@ -4824,7 +4807,7 @@
             <w:r>
               <w:rPr>
                 <w:rFonts w:ascii="Times New Roman" w:hAnsi="Times New Roman"/>
-                <w:sz w:val="15"/>
+                <w:sz w:val="14"/>
               </w:rPr>
               <w:t>Applies log1p + StandardScaler, evaluates Elbow/Silhouette, fits k=4.</w:t>
             </w:r>
@@ -4836,10 +4819,10 @@
           <w:tcPr>
             <w:tcW w:type="dxa" w:w="2340"/>
             <w:tcMar>
-              <w:top w:w="20" w:type="dxa"/>
-              <w:bottom w:w="20" w:type="dxa"/>
-              <w:left w:w="40" w:type="dxa"/>
-              <w:right w:w="40" w:type="dxa"/>
+              <w:top w:w="14" w:type="dxa"/>
+              <w:bottom w:w="14" w:type="dxa"/>
+              <w:left w:w="30" w:type="dxa"/>
+              <w:right w:w="30" w:type="dxa"/>
             </w:tcMar>
             <w:shd w:fill="F8FAFC"/>
           </w:tcPr>
@@ -4847,7 +4830,7 @@
             <w:r>
               <w:rPr>
                 <w:rFonts w:ascii="Times New Roman" w:hAnsi="Times New Roman"/>
-                <w:sz w:val="15"/>
+                <w:sz w:val="14"/>
               </w:rPr>
               <w:t>UC-05</w:t>
             </w:r>
@@ -4857,10 +4840,10 @@
           <w:tcPr>
             <w:tcW w:type="dxa" w:w="2340"/>
             <w:tcMar>
-              <w:top w:w="20" w:type="dxa"/>
-              <w:bottom w:w="20" w:type="dxa"/>
-              <w:left w:w="40" w:type="dxa"/>
-              <w:right w:w="40" w:type="dxa"/>
+              <w:top w:w="14" w:type="dxa"/>
+              <w:bottom w:w="14" w:type="dxa"/>
+              <w:left w:w="30" w:type="dxa"/>
+              <w:right w:w="30" w:type="dxa"/>
             </w:tcMar>
             <w:shd w:fill="F8FAFC"/>
           </w:tcPr>
@@ -4868,7 +4851,7 @@
             <w:r>
               <w:rPr>
                 <w:rFonts w:ascii="Times New Roman" w:hAnsi="Times New Roman"/>
-                <w:sz w:val="15"/>
+                <w:sz w:val="14"/>
               </w:rPr>
               <w:t>Inspect Executive KPI Metrics</w:t>
             </w:r>
@@ -4878,10 +4861,10 @@
           <w:tcPr>
             <w:tcW w:type="dxa" w:w="2340"/>
             <w:tcMar>
-              <w:top w:w="20" w:type="dxa"/>
-              <w:bottom w:w="20" w:type="dxa"/>
-              <w:left w:w="40" w:type="dxa"/>
-              <w:right w:w="40" w:type="dxa"/>
+              <w:top w:w="14" w:type="dxa"/>
+              <w:bottom w:w="14" w:type="dxa"/>
+              <w:left w:w="30" w:type="dxa"/>
+              <w:right w:w="30" w:type="dxa"/>
             </w:tcMar>
             <w:shd w:fill="F8FAFC"/>
           </w:tcPr>
@@ -4889,7 +4872,7 @@
             <w:r>
               <w:rPr>
                 <w:rFonts w:ascii="Times New Roman" w:hAnsi="Times New Roman"/>
-                <w:sz w:val="15"/>
+                <w:sz w:val="14"/>
               </w:rPr>
               <w:t>Commercial Executive</w:t>
             </w:r>
@@ -4899,10 +4882,10 @@
           <w:tcPr>
             <w:tcW w:type="dxa" w:w="2340"/>
             <w:tcMar>
-              <w:top w:w="20" w:type="dxa"/>
-              <w:bottom w:w="20" w:type="dxa"/>
-              <w:left w:w="40" w:type="dxa"/>
-              <w:right w:w="40" w:type="dxa"/>
+              <w:top w:w="14" w:type="dxa"/>
+              <w:bottom w:w="14" w:type="dxa"/>
+              <w:left w:w="30" w:type="dxa"/>
+              <w:right w:w="30" w:type="dxa"/>
             </w:tcMar>
             <w:shd w:fill="F8FAFC"/>
           </w:tcPr>
@@ -4910,7 +4893,7 @@
             <w:r>
               <w:rPr>
                 <w:rFonts w:ascii="Times New Roman" w:hAnsi="Times New Roman"/>
-                <w:sz w:val="15"/>
+                <w:sz w:val="14"/>
               </w:rPr>
               <w:t>Monitors portfolio spend ($65k), Champions share (72.5%), at-risk capital.</w:t>
             </w:r>
@@ -4922,10 +4905,10 @@
           <w:tcPr>
             <w:tcW w:type="dxa" w:w="2340"/>
             <w:tcMar>
-              <w:top w:w="20" w:type="dxa"/>
-              <w:bottom w:w="20" w:type="dxa"/>
-              <w:left w:w="40" w:type="dxa"/>
-              <w:right w:w="40" w:type="dxa"/>
+              <w:top w:w="14" w:type="dxa"/>
+              <w:bottom w:w="14" w:type="dxa"/>
+              <w:left w:w="30" w:type="dxa"/>
+              <w:right w:w="30" w:type="dxa"/>
             </w:tcMar>
             <w:shd w:fill="FFFFFF"/>
           </w:tcPr>
@@ -4933,7 +4916,7 @@
             <w:r>
               <w:rPr>
                 <w:rFonts w:ascii="Times New Roman" w:hAnsi="Times New Roman"/>
-                <w:sz w:val="15"/>
+                <w:sz w:val="14"/>
               </w:rPr>
               <w:t>UC-06</w:t>
             </w:r>
@@ -4943,10 +4926,10 @@
           <w:tcPr>
             <w:tcW w:type="dxa" w:w="2340"/>
             <w:tcMar>
-              <w:top w:w="20" w:type="dxa"/>
-              <w:bottom w:w="20" w:type="dxa"/>
-              <w:left w:w="40" w:type="dxa"/>
-              <w:right w:w="40" w:type="dxa"/>
+              <w:top w:w="14" w:type="dxa"/>
+              <w:bottom w:w="14" w:type="dxa"/>
+              <w:left w:w="30" w:type="dxa"/>
+              <w:right w:w="30" w:type="dxa"/>
             </w:tcMar>
             <w:shd w:fill="FFFFFF"/>
           </w:tcPr>
@@ -4954,7 +4937,7 @@
             <w:r>
               <w:rPr>
                 <w:rFonts w:ascii="Times New Roman" w:hAnsi="Times New Roman"/>
-                <w:sz w:val="15"/>
+                <w:sz w:val="14"/>
               </w:rPr>
               <w:t>Export Targeted CRM Audiences</w:t>
             </w:r>
@@ -4964,10 +4947,10 @@
           <w:tcPr>
             <w:tcW w:type="dxa" w:w="2340"/>
             <w:tcMar>
-              <w:top w:w="20" w:type="dxa"/>
-              <w:bottom w:w="20" w:type="dxa"/>
-              <w:left w:w="40" w:type="dxa"/>
-              <w:right w:w="40" w:type="dxa"/>
+              <w:top w:w="14" w:type="dxa"/>
+              <w:bottom w:w="14" w:type="dxa"/>
+              <w:left w:w="30" w:type="dxa"/>
+              <w:right w:w="30" w:type="dxa"/>
             </w:tcMar>
             <w:shd w:fill="FFFFFF"/>
           </w:tcPr>
@@ -4975,7 +4958,7 @@
             <w:r>
               <w:rPr>
                 <w:rFonts w:ascii="Times New Roman" w:hAnsi="Times New Roman"/>
-                <w:sz w:val="15"/>
+                <w:sz w:val="14"/>
               </w:rPr>
               <w:t>Marketing Manager</w:t>
             </w:r>
@@ -4985,10 +4968,10 @@
           <w:tcPr>
             <w:tcW w:type="dxa" w:w="2340"/>
             <w:tcMar>
-              <w:top w:w="20" w:type="dxa"/>
-              <w:bottom w:w="20" w:type="dxa"/>
-              <w:left w:w="40" w:type="dxa"/>
-              <w:right w:w="40" w:type="dxa"/>
+              <w:top w:w="14" w:type="dxa"/>
+              <w:bottom w:w="14" w:type="dxa"/>
+              <w:left w:w="30" w:type="dxa"/>
+              <w:right w:w="30" w:type="dxa"/>
             </w:tcMar>
             <w:shd w:fill="FFFFFF"/>
           </w:tcPr>
@@ -4996,7 +4979,7 @@
             <w:r>
               <w:rPr>
                 <w:rFonts w:ascii="Times New Roman" w:hAnsi="Times New Roman"/>
-                <w:sz w:val="15"/>
+                <w:sz w:val="14"/>
               </w:rPr>
               <w:t>Filters segments in activation ledger and exports audience lists for campaigns.</w:t>
             </w:r>
@@ -5007,7 +4990,7 @@
     <w:p>
       <w:pPr>
         <w:keepNext/>
-        <w:spacing w:before="100" w:after="40"/>
+        <w:spacing w:before="60" w:after="20"/>
         <w:jc w:val="left"/>
       </w:pPr>
       <w:r>
@@ -5015,14 +4998,14 @@
           <w:rFonts w:ascii="Times New Roman" w:hAnsi="Times New Roman"/>
           <w:b/>
           <w:color w:val="0F172A"/>
-          <w:sz w:val="26"/>
+          <w:sz w:val="25"/>
         </w:rPr>
         <w:t>MILESTONE EVALUATION SUMMARY (24/09/2026)</w:t>
       </w:r>
     </w:p>
     <w:p>
       <w:pPr>
-        <w:spacing w:before="0" w:after="80" w:line="269" w:lineRule="auto"/>
+        <w:spacing w:before="0" w:after="40" w:line="264" w:lineRule="auto"/>
         <w:jc w:val="both"/>
       </w:pPr>
       <w:r>
@@ -5032,12 +5015,12 @@
           <w:color w:val="0F172A"/>
           <w:sz w:val="22"/>
         </w:rPr>
-        <w:t>This submission formally completes the First Progress Work milestone (10 Marks allotted) scheduled for 24/09/2026 for B.Sc. AI and Data Science (Semester V) at Institute of Advanced Research (IAR). All required index sections (1.1, 1.2, 1.3, 2.1, and 2.2) have been fully developed and validated. The technical artifacts, UML models, and data pipelines are complete and ready for supervisor review.</w:t>
+        <w:t>This submission formally completes the First Progress Work milestone (10 Marks) scheduled for 24/09/2026 for B.Sc. in AI and Data Science (Semester V) at Institute of Advanced Research (IAR). All required index sections (1.1, 1.2, 1.3, 2.1, and 2.2) have been fully developed and validated.</w:t>
       </w:r>
     </w:p>
     <w:p>
       <w:pPr>
-        <w:spacing w:before="60" w:after="100"/>
+        <w:spacing w:before="50" w:after="80"/>
         <w:jc w:val="center"/>
       </w:pPr>
       <w:r>
@@ -5045,7 +5028,7 @@
           <w:rFonts w:ascii="Times New Roman" w:hAnsi="Times New Roman"/>
           <w:b/>
           <w:color w:val="475569"/>
-          <w:sz w:val="20"/>
+          <w:sz w:val="19"/>
         </w:rPr>
         <w:t>Table 2.2: Project Progress Work Evaluation &amp; Milestone Tracking</w:t>
       </w:r>
@@ -5075,7 +5058,7 @@
                 <w:rFonts w:ascii="Times New Roman" w:hAnsi="Times New Roman"/>
                 <w:b/>
                 <w:color w:val="FFFFFF"/>
-                <w:sz w:val="15"/>
+                <w:sz w:val="14"/>
               </w:rPr>
               <w:t>DATE</w:t>
             </w:r>
@@ -5092,7 +5075,7 @@
                 <w:rFonts w:ascii="Times New Roman" w:hAnsi="Times New Roman"/>
                 <w:b/>
                 <w:color w:val="FFFFFF"/>
-                <w:sz w:val="15"/>
+                <w:sz w:val="14"/>
               </w:rPr>
               <w:t>ASSESSMENT PARTICULARS</w:t>
             </w:r>
@@ -5109,7 +5092,7 @@
                 <w:rFonts w:ascii="Times New Roman" w:hAnsi="Times New Roman"/>
                 <w:b/>
                 <w:color w:val="FFFFFF"/>
-                <w:sz w:val="15"/>
+                <w:sz w:val="14"/>
               </w:rPr>
               <w:t>INDEX SECTIONS</w:t>
             </w:r>
@@ -5126,7 +5109,7 @@
                 <w:rFonts w:ascii="Times New Roman" w:hAnsi="Times New Roman"/>
                 <w:b/>
                 <w:color w:val="FFFFFF"/>
-                <w:sz w:val="15"/>
+                <w:sz w:val="14"/>
               </w:rPr>
               <w:t>MARKS</w:t>
             </w:r>
@@ -5143,7 +5126,7 @@
                 <w:rFonts w:ascii="Times New Roman" w:hAnsi="Times New Roman"/>
                 <w:b/>
                 <w:color w:val="FFFFFF"/>
-                <w:sz w:val="15"/>
+                <w:sz w:val="14"/>
               </w:rPr>
               <w:t>CURRENT STATUS</w:t>
             </w:r>
@@ -5155,10 +5138,10 @@
           <w:tcPr>
             <w:tcW w:type="dxa" w:w="1872"/>
             <w:tcMar>
-              <w:top w:w="20" w:type="dxa"/>
-              <w:bottom w:w="20" w:type="dxa"/>
-              <w:left w:w="40" w:type="dxa"/>
-              <w:right w:w="40" w:type="dxa"/>
+              <w:top w:w="14" w:type="dxa"/>
+              <w:bottom w:w="14" w:type="dxa"/>
+              <w:left w:w="30" w:type="dxa"/>
+              <w:right w:w="30" w:type="dxa"/>
             </w:tcMar>
             <w:shd w:fill="DCFCE7"/>
           </w:tcPr>
@@ -5167,7 +5150,7 @@
               <w:rPr>
                 <w:rFonts w:ascii="Times New Roman" w:hAnsi="Times New Roman"/>
                 <w:b/>
-                <w:sz w:val="14"/>
+                <w:sz w:val="13"/>
               </w:rPr>
               <w:t>24/09/2026</w:t>
             </w:r>
@@ -5177,10 +5160,10 @@
           <w:tcPr>
             <w:tcW w:type="dxa" w:w="1872"/>
             <w:tcMar>
-              <w:top w:w="20" w:type="dxa"/>
-              <w:bottom w:w="20" w:type="dxa"/>
-              <w:left w:w="40" w:type="dxa"/>
-              <w:right w:w="40" w:type="dxa"/>
+              <w:top w:w="14" w:type="dxa"/>
+              <w:bottom w:w="14" w:type="dxa"/>
+              <w:left w:w="30" w:type="dxa"/>
+              <w:right w:w="30" w:type="dxa"/>
             </w:tcMar>
             <w:shd w:fill="DCFCE7"/>
           </w:tcPr>
@@ -5189,7 +5172,7 @@
               <w:rPr>
                 <w:rFonts w:ascii="Times New Roman" w:hAnsi="Times New Roman"/>
                 <w:b/>
-                <w:sz w:val="14"/>
+                <w:sz w:val="13"/>
               </w:rPr>
               <w:t>First Progress Work</w:t>
             </w:r>
@@ -5199,10 +5182,10 @@
           <w:tcPr>
             <w:tcW w:type="dxa" w:w="1872"/>
             <w:tcMar>
-              <w:top w:w="20" w:type="dxa"/>
-              <w:bottom w:w="20" w:type="dxa"/>
-              <w:left w:w="40" w:type="dxa"/>
-              <w:right w:w="40" w:type="dxa"/>
+              <w:top w:w="14" w:type="dxa"/>
+              <w:bottom w:w="14" w:type="dxa"/>
+              <w:left w:w="30" w:type="dxa"/>
+              <w:right w:w="30" w:type="dxa"/>
             </w:tcMar>
             <w:shd w:fill="DCFCE7"/>
           </w:tcPr>
@@ -5211,7 +5194,7 @@
               <w:rPr>
                 <w:rFonts w:ascii="Times New Roman" w:hAnsi="Times New Roman"/>
                 <w:b/>
-                <w:sz w:val="14"/>
+                <w:sz w:val="13"/>
               </w:rPr>
               <w:t>1.1, 1.2, 1.3, 2.1, 2.2</w:t>
             </w:r>
@@ -5221,10 +5204,10 @@
           <w:tcPr>
             <w:tcW w:type="dxa" w:w="1872"/>
             <w:tcMar>
-              <w:top w:w="20" w:type="dxa"/>
-              <w:bottom w:w="20" w:type="dxa"/>
-              <w:left w:w="40" w:type="dxa"/>
-              <w:right w:w="40" w:type="dxa"/>
+              <w:top w:w="14" w:type="dxa"/>
+              <w:bottom w:w="14" w:type="dxa"/>
+              <w:left w:w="30" w:type="dxa"/>
+              <w:right w:w="30" w:type="dxa"/>
             </w:tcMar>
             <w:shd w:fill="DCFCE7"/>
           </w:tcPr>
@@ -5233,7 +5216,7 @@
               <w:rPr>
                 <w:rFonts w:ascii="Times New Roman" w:hAnsi="Times New Roman"/>
                 <w:b/>
-                <w:sz w:val="14"/>
+                <w:sz w:val="13"/>
               </w:rPr>
               <w:t>10 Marks</w:t>
             </w:r>
@@ -5243,10 +5226,10 @@
           <w:tcPr>
             <w:tcW w:type="dxa" w:w="1872"/>
             <w:tcMar>
-              <w:top w:w="20" w:type="dxa"/>
-              <w:bottom w:w="20" w:type="dxa"/>
-              <w:left w:w="40" w:type="dxa"/>
-              <w:right w:w="40" w:type="dxa"/>
+              <w:top w:w="14" w:type="dxa"/>
+              <w:bottom w:w="14" w:type="dxa"/>
+              <w:left w:w="30" w:type="dxa"/>
+              <w:right w:w="30" w:type="dxa"/>
             </w:tcMar>
             <w:shd w:fill="DCFCE7"/>
           </w:tcPr>
@@ -5255,7 +5238,7 @@
               <w:rPr>
                 <w:rFonts w:ascii="Times New Roman" w:hAnsi="Times New Roman"/>
                 <w:b/>
-                <w:sz w:val="14"/>
+                <w:sz w:val="13"/>
               </w:rPr>
               <w:t>COMPLETED (Current Submission)</w:t>
             </w:r>
@@ -5267,10 +5250,10 @@
           <w:tcPr>
             <w:tcW w:type="dxa" w:w="1872"/>
             <w:tcMar>
-              <w:top w:w="20" w:type="dxa"/>
-              <w:bottom w:w="20" w:type="dxa"/>
-              <w:left w:w="40" w:type="dxa"/>
-              <w:right w:w="40" w:type="dxa"/>
+              <w:top w:w="14" w:type="dxa"/>
+              <w:bottom w:w="14" w:type="dxa"/>
+              <w:left w:w="30" w:type="dxa"/>
+              <w:right w:w="30" w:type="dxa"/>
             </w:tcMar>
             <w:shd w:fill="FFFFFF"/>
           </w:tcPr>
@@ -5278,7 +5261,7 @@
             <w:r>
               <w:rPr>
                 <w:rFonts w:ascii="Times New Roman" w:hAnsi="Times New Roman"/>
-                <w:sz w:val="14"/>
+                <w:sz w:val="13"/>
               </w:rPr>
               <w:t>13/10/2026</w:t>
             </w:r>
@@ -5288,10 +5271,10 @@
           <w:tcPr>
             <w:tcW w:type="dxa" w:w="1872"/>
             <w:tcMar>
-              <w:top w:w="20" w:type="dxa"/>
-              <w:bottom w:w="20" w:type="dxa"/>
-              <w:left w:w="40" w:type="dxa"/>
-              <w:right w:w="40" w:type="dxa"/>
+              <w:top w:w="14" w:type="dxa"/>
+              <w:bottom w:w="14" w:type="dxa"/>
+              <w:left w:w="30" w:type="dxa"/>
+              <w:right w:w="30" w:type="dxa"/>
             </w:tcMar>
             <w:shd w:fill="FFFFFF"/>
           </w:tcPr>
@@ -5299,7 +5282,7 @@
             <w:r>
               <w:rPr>
                 <w:rFonts w:ascii="Times New Roman" w:hAnsi="Times New Roman"/>
-                <w:sz w:val="14"/>
+                <w:sz w:val="13"/>
               </w:rPr>
               <w:t>Mid-Term Exam (Second Progress)</w:t>
             </w:r>
@@ -5309,10 +5292,10 @@
           <w:tcPr>
             <w:tcW w:type="dxa" w:w="1872"/>
             <w:tcMar>
-              <w:top w:w="20" w:type="dxa"/>
-              <w:bottom w:w="20" w:type="dxa"/>
-              <w:left w:w="40" w:type="dxa"/>
-              <w:right w:w="40" w:type="dxa"/>
+              <w:top w:w="14" w:type="dxa"/>
+              <w:bottom w:w="14" w:type="dxa"/>
+              <w:left w:w="30" w:type="dxa"/>
+              <w:right w:w="30" w:type="dxa"/>
             </w:tcMar>
             <w:shd w:fill="FFFFFF"/>
           </w:tcPr>
@@ -5320,7 +5303,7 @@
             <w:r>
               <w:rPr>
                 <w:rFonts w:ascii="Times New Roman" w:hAnsi="Times New Roman"/>
-                <w:sz w:val="14"/>
+                <w:sz w:val="13"/>
               </w:rPr>
               <w:t>2.3, 2.4, 3.1, 4.1</w:t>
             </w:r>
@@ -5330,10 +5313,10 @@
           <w:tcPr>
             <w:tcW w:type="dxa" w:w="1872"/>
             <w:tcMar>
-              <w:top w:w="20" w:type="dxa"/>
-              <w:bottom w:w="20" w:type="dxa"/>
-              <w:left w:w="40" w:type="dxa"/>
-              <w:right w:w="40" w:type="dxa"/>
+              <w:top w:w="14" w:type="dxa"/>
+              <w:bottom w:w="14" w:type="dxa"/>
+              <w:left w:w="30" w:type="dxa"/>
+              <w:right w:w="30" w:type="dxa"/>
             </w:tcMar>
             <w:shd w:fill="FFFFFF"/>
           </w:tcPr>
@@ -5341,7 +5324,7 @@
             <w:r>
               <w:rPr>
                 <w:rFonts w:ascii="Times New Roman" w:hAnsi="Times New Roman"/>
-                <w:sz w:val="14"/>
+                <w:sz w:val="13"/>
               </w:rPr>
               <w:t>20 Marks</w:t>
             </w:r>
@@ -5351,10 +5334,10 @@
           <w:tcPr>
             <w:tcW w:type="dxa" w:w="1872"/>
             <w:tcMar>
-              <w:top w:w="20" w:type="dxa"/>
-              <w:bottom w:w="20" w:type="dxa"/>
-              <w:left w:w="40" w:type="dxa"/>
-              <w:right w:w="40" w:type="dxa"/>
+              <w:top w:w="14" w:type="dxa"/>
+              <w:bottom w:w="14" w:type="dxa"/>
+              <w:left w:w="30" w:type="dxa"/>
+              <w:right w:w="30" w:type="dxa"/>
             </w:tcMar>
             <w:shd w:fill="FFFFFF"/>
           </w:tcPr>
@@ -5362,7 +5345,7 @@
             <w:r>
               <w:rPr>
                 <w:rFonts w:ascii="Times New Roman" w:hAnsi="Times New Roman"/>
-                <w:sz w:val="14"/>
+                <w:sz w:val="13"/>
               </w:rPr>
               <w:t>Scheduled for Next Milestone</w:t>
             </w:r>
@@ -5374,10 +5357,10 @@
           <w:tcPr>
             <w:tcW w:type="dxa" w:w="1872"/>
             <w:tcMar>
-              <w:top w:w="20" w:type="dxa"/>
-              <w:bottom w:w="20" w:type="dxa"/>
-              <w:left w:w="40" w:type="dxa"/>
-              <w:right w:w="40" w:type="dxa"/>
+              <w:top w:w="14" w:type="dxa"/>
+              <w:bottom w:w="14" w:type="dxa"/>
+              <w:left w:w="30" w:type="dxa"/>
+              <w:right w:w="30" w:type="dxa"/>
             </w:tcMar>
             <w:shd w:fill="F8FAFC"/>
           </w:tcPr>
@@ -5385,7 +5368,7 @@
             <w:r>
               <w:rPr>
                 <w:rFonts w:ascii="Times New Roman" w:hAnsi="Times New Roman"/>
-                <w:sz w:val="14"/>
+                <w:sz w:val="13"/>
               </w:rPr>
               <w:t>27/10/2026</w:t>
             </w:r>
@@ -5395,10 +5378,10 @@
           <w:tcPr>
             <w:tcW w:type="dxa" w:w="1872"/>
             <w:tcMar>
-              <w:top w:w="20" w:type="dxa"/>
-              <w:bottom w:w="20" w:type="dxa"/>
-              <w:left w:w="40" w:type="dxa"/>
-              <w:right w:w="40" w:type="dxa"/>
+              <w:top w:w="14" w:type="dxa"/>
+              <w:bottom w:w="14" w:type="dxa"/>
+              <w:left w:w="30" w:type="dxa"/>
+              <w:right w:w="30" w:type="dxa"/>
             </w:tcMar>
             <w:shd w:fill="F8FAFC"/>
           </w:tcPr>
@@ -5406,7 +5389,7 @@
             <w:r>
               <w:rPr>
                 <w:rFonts w:ascii="Times New Roman" w:hAnsi="Times New Roman"/>
-                <w:sz w:val="14"/>
+                <w:sz w:val="13"/>
               </w:rPr>
               <w:t>Third Progress Work</w:t>
             </w:r>
@@ -5416,10 +5399,10 @@
           <w:tcPr>
             <w:tcW w:type="dxa" w:w="1872"/>
             <w:tcMar>
-              <w:top w:w="20" w:type="dxa"/>
-              <w:bottom w:w="20" w:type="dxa"/>
-              <w:left w:w="40" w:type="dxa"/>
-              <w:right w:w="40" w:type="dxa"/>
+              <w:top w:w="14" w:type="dxa"/>
+              <w:bottom w:w="14" w:type="dxa"/>
+              <w:left w:w="30" w:type="dxa"/>
+              <w:right w:w="30" w:type="dxa"/>
             </w:tcMar>
             <w:shd w:fill="F8FAFC"/>
           </w:tcPr>
@@ -5427,7 +5410,7 @@
             <w:r>
               <w:rPr>
                 <w:rFonts w:ascii="Times New Roman" w:hAnsi="Times New Roman"/>
-                <w:sz w:val="14"/>
+                <w:sz w:val="13"/>
               </w:rPr>
               <w:t>4.2, 4.3, 5.1, 5.2, 6.1</w:t>
             </w:r>
@@ -5437,10 +5420,10 @@
           <w:tcPr>
             <w:tcW w:type="dxa" w:w="1872"/>
             <w:tcMar>
-              <w:top w:w="20" w:type="dxa"/>
-              <w:bottom w:w="20" w:type="dxa"/>
-              <w:left w:w="40" w:type="dxa"/>
-              <w:right w:w="40" w:type="dxa"/>
+              <w:top w:w="14" w:type="dxa"/>
+              <w:bottom w:w="14" w:type="dxa"/>
+              <w:left w:w="30" w:type="dxa"/>
+              <w:right w:w="30" w:type="dxa"/>
             </w:tcMar>
             <w:shd w:fill="F8FAFC"/>
           </w:tcPr>
@@ -5448,7 +5431,7 @@
             <w:r>
               <w:rPr>
                 <w:rFonts w:ascii="Times New Roman" w:hAnsi="Times New Roman"/>
-                <w:sz w:val="14"/>
+                <w:sz w:val="13"/>
               </w:rPr>
               <w:t>10 Marks</w:t>
             </w:r>
@@ -5458,10 +5441,10 @@
           <w:tcPr>
             <w:tcW w:type="dxa" w:w="1872"/>
             <w:tcMar>
-              <w:top w:w="20" w:type="dxa"/>
-              <w:bottom w:w="20" w:type="dxa"/>
-              <w:left w:w="40" w:type="dxa"/>
-              <w:right w:w="40" w:type="dxa"/>
+              <w:top w:w="14" w:type="dxa"/>
+              <w:bottom w:w="14" w:type="dxa"/>
+              <w:left w:w="30" w:type="dxa"/>
+              <w:right w:w="30" w:type="dxa"/>
             </w:tcMar>
             <w:shd w:fill="F8FAFC"/>
           </w:tcPr>
@@ -5469,7 +5452,7 @@
             <w:r>
               <w:rPr>
                 <w:rFonts w:ascii="Times New Roman" w:hAnsi="Times New Roman"/>
-                <w:sz w:val="14"/>
+                <w:sz w:val="13"/>
               </w:rPr>
               <w:t>Scheduled for Third Milestone</w:t>
             </w:r>
@@ -5481,10 +5464,10 @@
           <w:tcPr>
             <w:tcW w:type="dxa" w:w="1872"/>
             <w:tcMar>
-              <w:top w:w="20" w:type="dxa"/>
-              <w:bottom w:w="20" w:type="dxa"/>
-              <w:left w:w="40" w:type="dxa"/>
-              <w:right w:w="40" w:type="dxa"/>
+              <w:top w:w="14" w:type="dxa"/>
+              <w:bottom w:w="14" w:type="dxa"/>
+              <w:left w:w="30" w:type="dxa"/>
+              <w:right w:w="30" w:type="dxa"/>
             </w:tcMar>
             <w:shd w:fill="FFFFFF"/>
           </w:tcPr>
@@ -5492,7 +5475,7 @@
             <w:r>
               <w:rPr>
                 <w:rFonts w:ascii="Times New Roman" w:hAnsi="Times New Roman"/>
-                <w:sz w:val="14"/>
+                <w:sz w:val="13"/>
               </w:rPr>
               <w:t>06/11/2026</w:t>
             </w:r>
@@ -5502,10 +5485,10 @@
           <w:tcPr>
             <w:tcW w:type="dxa" w:w="1872"/>
             <w:tcMar>
-              <w:top w:w="20" w:type="dxa"/>
-              <w:bottom w:w="20" w:type="dxa"/>
-              <w:left w:w="40" w:type="dxa"/>
-              <w:right w:w="40" w:type="dxa"/>
+              <w:top w:w="14" w:type="dxa"/>
+              <w:bottom w:w="14" w:type="dxa"/>
+              <w:left w:w="30" w:type="dxa"/>
+              <w:right w:w="30" w:type="dxa"/>
             </w:tcMar>
             <w:shd w:fill="FFFFFF"/>
           </w:tcPr>
@@ -5513,7 +5496,7 @@
             <w:r>
               <w:rPr>
                 <w:rFonts w:ascii="Times New Roman" w:hAnsi="Times New Roman"/>
-                <w:sz w:val="14"/>
+                <w:sz w:val="13"/>
               </w:rPr>
               <w:t>Report Submission (Spiral Binding)</w:t>
             </w:r>
@@ -5523,10 +5506,10 @@
           <w:tcPr>
             <w:tcW w:type="dxa" w:w="1872"/>
             <w:tcMar>
-              <w:top w:w="20" w:type="dxa"/>
-              <w:bottom w:w="20" w:type="dxa"/>
-              <w:left w:w="40" w:type="dxa"/>
-              <w:right w:w="40" w:type="dxa"/>
+              <w:top w:w="14" w:type="dxa"/>
+              <w:bottom w:w="14" w:type="dxa"/>
+              <w:left w:w="30" w:type="dxa"/>
+              <w:right w:w="30" w:type="dxa"/>
             </w:tcMar>
             <w:shd w:fill="FFFFFF"/>
           </w:tcPr>
@@ -5534,7 +5517,7 @@
             <w:r>
               <w:rPr>
                 <w:rFonts w:ascii="Times New Roman" w:hAnsi="Times New Roman"/>
-                <w:sz w:val="14"/>
+                <w:sz w:val="13"/>
               </w:rPr>
               <w:t>Final Signed Spiral Copy</w:t>
             </w:r>
@@ -5544,10 +5527,10 @@
           <w:tcPr>
             <w:tcW w:type="dxa" w:w="1872"/>
             <w:tcMar>
-              <w:top w:w="20" w:type="dxa"/>
-              <w:bottom w:w="20" w:type="dxa"/>
-              <w:left w:w="40" w:type="dxa"/>
-              <w:right w:w="40" w:type="dxa"/>
+              <w:top w:w="14" w:type="dxa"/>
+              <w:bottom w:w="14" w:type="dxa"/>
+              <w:left w:w="30" w:type="dxa"/>
+              <w:right w:w="30" w:type="dxa"/>
             </w:tcMar>
             <w:shd w:fill="FFFFFF"/>
           </w:tcPr>
@@ -5555,7 +5538,7 @@
             <w:r>
               <w:rPr>
                 <w:rFonts w:ascii="Times New Roman" w:hAnsi="Times New Roman"/>
-                <w:sz w:val="14"/>
+                <w:sz w:val="13"/>
               </w:rPr>
               <w:t>10 Marks</w:t>
             </w:r>
@@ -5565,10 +5548,10 @@
           <w:tcPr>
             <w:tcW w:type="dxa" w:w="1872"/>
             <w:tcMar>
-              <w:top w:w="20" w:type="dxa"/>
-              <w:bottom w:w="20" w:type="dxa"/>
-              <w:left w:w="40" w:type="dxa"/>
-              <w:right w:w="40" w:type="dxa"/>
+              <w:top w:w="14" w:type="dxa"/>
+              <w:bottom w:w="14" w:type="dxa"/>
+              <w:left w:w="30" w:type="dxa"/>
+              <w:right w:w="30" w:type="dxa"/>
             </w:tcMar>
             <w:shd w:fill="FFFFFF"/>
           </w:tcPr>
@@ -5576,7 +5559,7 @@
             <w:r>
               <w:rPr>
                 <w:rFonts w:ascii="Times New Roman" w:hAnsi="Times New Roman"/>
-                <w:sz w:val="14"/>
+                <w:sz w:val="13"/>
               </w:rPr>
               <w:t>Scheduled for Final Submission</w:t>
             </w:r>
@@ -5588,10 +5571,10 @@
           <w:tcPr>
             <w:tcW w:type="dxa" w:w="1872"/>
             <w:tcMar>
-              <w:top w:w="20" w:type="dxa"/>
-              <w:bottom w:w="20" w:type="dxa"/>
-              <w:left w:w="40" w:type="dxa"/>
-              <w:right w:w="40" w:type="dxa"/>
+              <w:top w:w="14" w:type="dxa"/>
+              <w:bottom w:w="14" w:type="dxa"/>
+              <w:left w:w="30" w:type="dxa"/>
+              <w:right w:w="30" w:type="dxa"/>
             </w:tcMar>
             <w:shd w:fill="F8FAFC"/>
           </w:tcPr>
@@ -5599,7 +5582,7 @@
             <w:r>
               <w:rPr>
                 <w:rFonts w:ascii="Times New Roman" w:hAnsi="Times New Roman"/>
-                <w:sz w:val="14"/>
+                <w:sz w:val="13"/>
               </w:rPr>
               <w:t>18-20/11/2026</w:t>
             </w:r>
@@ -5609,10 +5592,10 @@
           <w:tcPr>
             <w:tcW w:type="dxa" w:w="1872"/>
             <w:tcMar>
-              <w:top w:w="20" w:type="dxa"/>
-              <w:bottom w:w="20" w:type="dxa"/>
-              <w:left w:w="40" w:type="dxa"/>
-              <w:right w:w="40" w:type="dxa"/>
+              <w:top w:w="14" w:type="dxa"/>
+              <w:bottom w:w="14" w:type="dxa"/>
+              <w:left w:w="30" w:type="dxa"/>
+              <w:right w:w="30" w:type="dxa"/>
             </w:tcMar>
             <w:shd w:fill="F8FAFC"/>
           </w:tcPr>
@@ -5620,7 +5603,7 @@
             <w:r>
               <w:rPr>
                 <w:rFonts w:ascii="Times New Roman" w:hAnsi="Times New Roman"/>
-                <w:sz w:val="14"/>
+                <w:sz w:val="13"/>
               </w:rPr>
               <w:t>Final Exam (SEE)</w:t>
             </w:r>
@@ -5630,10 +5613,10 @@
           <w:tcPr>
             <w:tcW w:type="dxa" w:w="1872"/>
             <w:tcMar>
-              <w:top w:w="20" w:type="dxa"/>
-              <w:bottom w:w="20" w:type="dxa"/>
-              <w:left w:w="40" w:type="dxa"/>
-              <w:right w:w="40" w:type="dxa"/>
+              <w:top w:w="14" w:type="dxa"/>
+              <w:bottom w:w="14" w:type="dxa"/>
+              <w:left w:w="30" w:type="dxa"/>
+              <w:right w:w="30" w:type="dxa"/>
             </w:tcMar>
             <w:shd w:fill="F8FAFC"/>
           </w:tcPr>
@@ -5641,7 +5624,7 @@
             <w:r>
               <w:rPr>
                 <w:rFonts w:ascii="Times New Roman" w:hAnsi="Times New Roman"/>
-                <w:sz w:val="14"/>
+                <w:sz w:val="13"/>
               </w:rPr>
               <w:t>Exam &amp; Viva Voce</w:t>
             </w:r>
@@ -5651,10 +5634,10 @@
           <w:tcPr>
             <w:tcW w:type="dxa" w:w="1872"/>
             <w:tcMar>
-              <w:top w:w="20" w:type="dxa"/>
-              <w:bottom w:w="20" w:type="dxa"/>
-              <w:left w:w="40" w:type="dxa"/>
-              <w:right w:w="40" w:type="dxa"/>
+              <w:top w:w="14" w:type="dxa"/>
+              <w:bottom w:w="14" w:type="dxa"/>
+              <w:left w:w="30" w:type="dxa"/>
+              <w:right w:w="30" w:type="dxa"/>
             </w:tcMar>
             <w:shd w:fill="F8FAFC"/>
           </w:tcPr>
@@ -5662,7 +5645,7 @@
             <w:r>
               <w:rPr>
                 <w:rFonts w:ascii="Times New Roman" w:hAnsi="Times New Roman"/>
-                <w:sz w:val="14"/>
+                <w:sz w:val="13"/>
               </w:rPr>
               <w:t>50 Marks</w:t>
             </w:r>
@@ -5672,10 +5655,10 @@
           <w:tcPr>
             <w:tcW w:type="dxa" w:w="1872"/>
             <w:tcMar>
-              <w:top w:w="20" w:type="dxa"/>
-              <w:bottom w:w="20" w:type="dxa"/>
-              <w:left w:w="40" w:type="dxa"/>
-              <w:right w:w="40" w:type="dxa"/>
+              <w:top w:w="14" w:type="dxa"/>
+              <w:bottom w:w="14" w:type="dxa"/>
+              <w:left w:w="30" w:type="dxa"/>
+              <w:right w:w="30" w:type="dxa"/>
             </w:tcMar>
             <w:shd w:fill="F8FAFC"/>
           </w:tcPr>
@@ -5683,7 +5666,7 @@
             <w:r>
               <w:rPr>
                 <w:rFonts w:ascii="Times New Roman" w:hAnsi="Times New Roman"/>
-                <w:sz w:val="14"/>
+                <w:sz w:val="13"/>
               </w:rPr>
               <w:t>Scheduled for Semester Examination</w:t>
             </w:r>
@@ -5693,7 +5676,7 @@
     </w:tbl>
     <w:sectPr>
       <w:pgSz w:w="12240" w:h="15840"/>
-      <w:pgMar w:top="1152" w:right="1224" w:bottom="1152" w:left="1656" w:header="720" w:footer="720" w:gutter="0"/>
+      <w:pgMar w:top="1008" w:right="1224" w:bottom="1008" w:left="1656" w:header="720" w:footer="720" w:gutter="0"/>
       <w:cols w:space="720"/>
       <w:docGrid w:linePitch="360"/>
     </w:sectPr>

--- a/Deep_Koshiya_ProjectReport.docx
+++ b/Deep_Koshiya_ProjectReport.docx
@@ -4,13 +4,13 @@
   <w:body>
     <w:p>
       <w:pPr>
-        <w:spacing w:after="200" w:before="0"/>
+        <w:spacing w:after="120" w:before="0"/>
         <w:jc w:val="center"/>
       </w:pPr>
       <w:r>
         <w:drawing>
           <wp:inline xmlns:a="http://schemas.openxmlformats.org/drawingml/2006/main" xmlns:pic="http://schemas.openxmlformats.org/drawingml/2006/picture">
-            <wp:extent cx="5120640" cy="892454"/>
+            <wp:extent cx="4937760" cy="860581"/>
             <wp:docPr id="1" name="Picture 1"/>
             <wp:cNvGraphicFramePr>
               <a:graphicFrameLocks noChangeAspect="1"/>
@@ -31,7 +31,7 @@
                   <pic:spPr>
                     <a:xfrm>
                       <a:off x="0" y="0"/>
-                      <a:ext cx="5120640" cy="892454"/>
+                      <a:ext cx="4937760" cy="860581"/>
                     </a:xfrm>
                     <a:prstGeom prst="rect"/>
                   </pic:spPr>
@@ -44,7 +44,7 @@
     </w:p>
     <w:p>
       <w:pPr>
-        <w:spacing w:after="40"/>
+        <w:spacing w:after="40" w:before="0"/>
         <w:jc w:val="center"/>
       </w:pPr>
       <w:r>
@@ -59,7 +59,7 @@
     </w:p>
     <w:p>
       <w:pPr>
-        <w:spacing w:after="80"/>
+        <w:spacing w:after="60"/>
         <w:jc w:val="center"/>
       </w:pPr>
       <w:r>
@@ -67,14 +67,14 @@
           <w:rFonts w:ascii="Times New Roman" w:hAnsi="Times New Roman"/>
           <w:i/>
           <w:color w:val="475569"/>
-          <w:sz w:val="20"/>
+          <w:sz w:val="19"/>
         </w:rPr>
         <w:t>The University for Innovation | Gandhinagar, Gujarat</w:t>
       </w:r>
     </w:p>
     <w:p>
       <w:pPr>
-        <w:spacing w:after="280"/>
+        <w:spacing w:after="160"/>
         <w:jc w:val="center"/>
       </w:pPr>
       <w:r>
@@ -84,28 +84,28 @@
           <w:color w:val="1E1B4B"/>
           <w:sz w:val="22"/>
         </w:rPr>
-        <w:t>B.Sc. in Artificial Intelligence &amp; Data Science | Semester V (5th Sem)</w:t>
+        <w:t>B.Sc. in Artificial Intelligence &amp; Data Science | Semester V (5th Semester)</w:t>
         <w:br/>
         <w:t>Academic Session: 2026 – 2027</w:t>
       </w:r>
     </w:p>
     <w:p>
       <w:pPr>
-        <w:spacing w:after="320"/>
+        <w:spacing w:after="200"/>
         <w:jc w:val="center"/>
       </w:pPr>
       <w:r>
         <w:rPr>
           <w:rFonts w:ascii="Times New Roman" w:hAnsi="Times New Roman"/>
           <w:color w:val="7A003C"/>
-          <w:sz w:val="19"/>
+          <w:sz w:val="18"/>
         </w:rPr>
-        <w:t>───────────────────────────────────────────────────</w:t>
+        <w:t>━━━━━━━━━━━━━━━━━━━━━━━━━━━━━━━━━━━━━━━━━</w:t>
       </w:r>
     </w:p>
     <w:p>
       <w:pPr>
-        <w:spacing w:after="120"/>
+        <w:spacing w:after="80"/>
         <w:jc w:val="center"/>
       </w:pPr>
       <w:r>
@@ -113,7 +113,7 @@
           <w:rFonts w:ascii="Times New Roman" w:hAnsi="Times New Roman"/>
           <w:b/>
           <w:color w:val="1E1B4B"/>
-          <w:sz w:val="36"/>
+          <w:sz w:val="33"/>
         </w:rPr>
         <w:t>E-COMMERCE CUSTOMER LIFECYCLE &amp;</w:t>
         <w:br/>
@@ -122,7 +122,7 @@
     </w:p>
     <w:p>
       <w:pPr>
-        <w:spacing w:after="360"/>
+        <w:spacing w:after="240"/>
         <w:jc w:val="center"/>
       </w:pPr>
       <w:r>
@@ -130,7 +130,7 @@
           <w:rFonts w:ascii="Times New Roman" w:hAnsi="Times New Roman"/>
           <w:i/>
           <w:color w:val="0F172A"/>
-          <w:sz w:val="22"/>
+          <w:sz w:val="21"/>
         </w:rPr>
         <w:t>An Applied Machine Learning &amp; Analytics Engineering System</w:t>
         <w:br/>
@@ -144,26 +144,37 @@
         <w:tblLook w:firstColumn="1" w:firstRow="1" w:lastColumn="0" w:lastRow="0" w:noHBand="0" w:noVBand="1" w:val="04A0"/>
       </w:tblPr>
       <w:tblGrid>
-        <w:gridCol w:w="4680"/>
-        <w:gridCol w:w="4680"/>
+        <w:gridCol w:w="4752"/>
+        <w:gridCol w:w="4752"/>
       </w:tblGrid>
       <w:tr>
         <w:tc>
           <w:tcPr>
-            <w:tcW w:type="dxa" w:w="4680"/>
+            <w:tcW w:type="dxa" w:w="3168"/>
             <w:shd w:fill="F8FAFC"/>
             <w:tcMar>
-              <w:top w:w="35" w:type="dxa"/>
-              <w:bottom w:w="35" w:type="dxa"/>
-              <w:left w:w="70" w:type="dxa"/>
-              <w:right w:w="70" w:type="dxa"/>
+              <w:top w:w="25" w:type="dxa"/>
+              <w:bottom w:w="25" w:type="dxa"/>
+              <w:left w:w="50" w:type="dxa"/>
+              <w:right w:w="50" w:type="dxa"/>
             </w:tcMar>
+            <w:tcBorders>
+              <w:top w:val="single" w:sz="4" w:space="0" w:color="CBD5E1"/>
+              <w:left w:val="single" w:sz="4" w:space="0" w:color="CBD5E1"/>
+              <w:bottom w:val="single" w:sz="4" w:space="0" w:color="CBD5E1"/>
+              <w:right w:val="single" w:sz="4" w:space="0" w:color="CBD5E1"/>
+            </w:tcBorders>
           </w:tcPr>
           <w:p>
+            <w:pPr>
+              <w:spacing w:before="0" w:after="0" w:line="252" w:lineRule="auto"/>
+              <w:jc w:val="left"/>
+            </w:pPr>
             <w:r>
               <w:rPr>
                 <w:rFonts w:ascii="Times New Roman" w:hAnsi="Times New Roman"/>
                 <w:b/>
+                <w:color w:val="0F172A"/>
                 <w:sz w:val="18"/>
               </w:rPr>
               <w:t>Assessment Milestone:</w:t>
@@ -172,19 +183,31 @@
         </w:tc>
         <w:tc>
           <w:tcPr>
-            <w:tcW w:type="dxa" w:w="4680"/>
+            <w:tcW w:type="dxa" w:w="6048"/>
             <w:shd w:fill="FFFFFF"/>
             <w:tcMar>
-              <w:top w:w="35" w:type="dxa"/>
-              <w:bottom w:w="35" w:type="dxa"/>
-              <w:left w:w="70" w:type="dxa"/>
-              <w:right w:w="70" w:type="dxa"/>
+              <w:top w:w="25" w:type="dxa"/>
+              <w:bottom w:w="25" w:type="dxa"/>
+              <w:left w:w="50" w:type="dxa"/>
+              <w:right w:w="50" w:type="dxa"/>
             </w:tcMar>
+            <w:tcBorders>
+              <w:top w:val="single" w:sz="4" w:space="0" w:color="CBD5E1"/>
+              <w:left w:val="single" w:sz="4" w:space="0" w:color="CBD5E1"/>
+              <w:bottom w:val="single" w:sz="4" w:space="0" w:color="CBD5E1"/>
+              <w:right w:val="single" w:sz="4" w:space="0" w:color="CBD5E1"/>
+            </w:tcBorders>
           </w:tcPr>
           <w:p>
+            <w:pPr>
+              <w:spacing w:before="0" w:after="0" w:line="252" w:lineRule="auto"/>
+              <w:jc w:val="left"/>
+            </w:pPr>
             <w:r>
               <w:rPr>
                 <w:rFonts w:ascii="Times New Roman" w:hAnsi="Times New Roman"/>
+                <w:b w:val="0"/>
+                <w:color w:val="0F172A"/>
                 <w:sz w:val="18"/>
               </w:rPr>
               <w:t>FIRST PROGRESS WORK EVALUATION</w:t>
@@ -195,20 +218,31 @@
       <w:tr>
         <w:tc>
           <w:tcPr>
-            <w:tcW w:type="dxa" w:w="4680"/>
+            <w:tcW w:type="dxa" w:w="3168"/>
             <w:shd w:fill="F8FAFC"/>
             <w:tcMar>
-              <w:top w:w="35" w:type="dxa"/>
-              <w:bottom w:w="35" w:type="dxa"/>
-              <w:left w:w="70" w:type="dxa"/>
-              <w:right w:w="70" w:type="dxa"/>
+              <w:top w:w="25" w:type="dxa"/>
+              <w:bottom w:w="25" w:type="dxa"/>
+              <w:left w:w="50" w:type="dxa"/>
+              <w:right w:w="50" w:type="dxa"/>
             </w:tcMar>
+            <w:tcBorders>
+              <w:top w:val="single" w:sz="4" w:space="0" w:color="CBD5E1"/>
+              <w:left w:val="single" w:sz="4" w:space="0" w:color="CBD5E1"/>
+              <w:bottom w:val="single" w:sz="4" w:space="0" w:color="CBD5E1"/>
+              <w:right w:val="single" w:sz="4" w:space="0" w:color="CBD5E1"/>
+            </w:tcBorders>
           </w:tcPr>
           <w:p>
+            <w:pPr>
+              <w:spacing w:before="0" w:after="0" w:line="252" w:lineRule="auto"/>
+              <w:jc w:val="left"/>
+            </w:pPr>
             <w:r>
               <w:rPr>
                 <w:rFonts w:ascii="Times New Roman" w:hAnsi="Times New Roman"/>
                 <w:b/>
+                <w:color w:val="0F172A"/>
                 <w:sz w:val="18"/>
               </w:rPr>
               <w:t>Scheduled Submission Date:</w:t>
@@ -217,19 +251,31 @@
         </w:tc>
         <w:tc>
           <w:tcPr>
-            <w:tcW w:type="dxa" w:w="4680"/>
+            <w:tcW w:type="dxa" w:w="6048"/>
             <w:shd w:fill="FFFFFF"/>
             <w:tcMar>
-              <w:top w:w="35" w:type="dxa"/>
-              <w:bottom w:w="35" w:type="dxa"/>
-              <w:left w:w="70" w:type="dxa"/>
-              <w:right w:w="70" w:type="dxa"/>
+              <w:top w:w="25" w:type="dxa"/>
+              <w:bottom w:w="25" w:type="dxa"/>
+              <w:left w:w="50" w:type="dxa"/>
+              <w:right w:w="50" w:type="dxa"/>
             </w:tcMar>
+            <w:tcBorders>
+              <w:top w:val="single" w:sz="4" w:space="0" w:color="CBD5E1"/>
+              <w:left w:val="single" w:sz="4" w:space="0" w:color="CBD5E1"/>
+              <w:bottom w:val="single" w:sz="4" w:space="0" w:color="CBD5E1"/>
+              <w:right w:val="single" w:sz="4" w:space="0" w:color="CBD5E1"/>
+            </w:tcBorders>
           </w:tcPr>
           <w:p>
+            <w:pPr>
+              <w:spacing w:before="0" w:after="0" w:line="252" w:lineRule="auto"/>
+              <w:jc w:val="left"/>
+            </w:pPr>
             <w:r>
               <w:rPr>
                 <w:rFonts w:ascii="Times New Roman" w:hAnsi="Times New Roman"/>
+                <w:b w:val="0"/>
+                <w:color w:val="0F172A"/>
                 <w:sz w:val="18"/>
               </w:rPr>
               <w:t>24th September 2026 (Time: 10:00 AM to 5:00 PM)</w:t>
@@ -240,20 +286,31 @@
       <w:tr>
         <w:tc>
           <w:tcPr>
-            <w:tcW w:type="dxa" w:w="4680"/>
+            <w:tcW w:type="dxa" w:w="3168"/>
             <w:shd w:fill="F8FAFC"/>
             <w:tcMar>
-              <w:top w:w="35" w:type="dxa"/>
-              <w:bottom w:w="35" w:type="dxa"/>
-              <w:left w:w="70" w:type="dxa"/>
-              <w:right w:w="70" w:type="dxa"/>
+              <w:top w:w="25" w:type="dxa"/>
+              <w:bottom w:w="25" w:type="dxa"/>
+              <w:left w:w="50" w:type="dxa"/>
+              <w:right w:w="50" w:type="dxa"/>
             </w:tcMar>
+            <w:tcBorders>
+              <w:top w:val="single" w:sz="4" w:space="0" w:color="CBD5E1"/>
+              <w:left w:val="single" w:sz="4" w:space="0" w:color="CBD5E1"/>
+              <w:bottom w:val="single" w:sz="4" w:space="0" w:color="CBD5E1"/>
+              <w:right w:val="single" w:sz="4" w:space="0" w:color="CBD5E1"/>
+            </w:tcBorders>
           </w:tcPr>
           <w:p>
+            <w:pPr>
+              <w:spacing w:before="0" w:after="0" w:line="252" w:lineRule="auto"/>
+              <w:jc w:val="left"/>
+            </w:pPr>
             <w:r>
               <w:rPr>
                 <w:rFonts w:ascii="Times New Roman" w:hAnsi="Times New Roman"/>
                 <w:b/>
+                <w:color w:val="0F172A"/>
                 <w:sz w:val="18"/>
               </w:rPr>
               <w:t>Curriculum Scope Completed:</w:t>
@@ -262,19 +319,31 @@
         </w:tc>
         <w:tc>
           <w:tcPr>
-            <w:tcW w:type="dxa" w:w="4680"/>
+            <w:tcW w:type="dxa" w:w="6048"/>
             <w:shd w:fill="FFFFFF"/>
             <w:tcMar>
-              <w:top w:w="35" w:type="dxa"/>
-              <w:bottom w:w="35" w:type="dxa"/>
-              <w:left w:w="70" w:type="dxa"/>
-              <w:right w:w="70" w:type="dxa"/>
+              <w:top w:w="25" w:type="dxa"/>
+              <w:bottom w:w="25" w:type="dxa"/>
+              <w:left w:w="50" w:type="dxa"/>
+              <w:right w:w="50" w:type="dxa"/>
             </w:tcMar>
+            <w:tcBorders>
+              <w:top w:val="single" w:sz="4" w:space="0" w:color="CBD5E1"/>
+              <w:left w:val="single" w:sz="4" w:space="0" w:color="CBD5E1"/>
+              <w:bottom w:val="single" w:sz="4" w:space="0" w:color="CBD5E1"/>
+              <w:right w:val="single" w:sz="4" w:space="0" w:color="CBD5E1"/>
+            </w:tcBorders>
           </w:tcPr>
           <w:p>
+            <w:pPr>
+              <w:spacing w:before="0" w:after="0" w:line="252" w:lineRule="auto"/>
+              <w:jc w:val="left"/>
+            </w:pPr>
             <w:r>
               <w:rPr>
                 <w:rFonts w:ascii="Times New Roman" w:hAnsi="Times New Roman"/>
+                <w:b w:val="0"/>
+                <w:color w:val="0F172A"/>
                 <w:sz w:val="18"/>
               </w:rPr>
               <w:t>Sections 1.1, 1.2, 1.3, 2.1, and 2.2 (DFD &amp; Use Case)</w:t>
@@ -285,20 +354,31 @@
       <w:tr>
         <w:tc>
           <w:tcPr>
-            <w:tcW w:type="dxa" w:w="4680"/>
+            <w:tcW w:type="dxa" w:w="3168"/>
             <w:shd w:fill="F8FAFC"/>
             <w:tcMar>
-              <w:top w:w="35" w:type="dxa"/>
-              <w:bottom w:w="35" w:type="dxa"/>
-              <w:left w:w="70" w:type="dxa"/>
-              <w:right w:w="70" w:type="dxa"/>
+              <w:top w:w="25" w:type="dxa"/>
+              <w:bottom w:w="25" w:type="dxa"/>
+              <w:left w:w="50" w:type="dxa"/>
+              <w:right w:w="50" w:type="dxa"/>
             </w:tcMar>
+            <w:tcBorders>
+              <w:top w:val="single" w:sz="4" w:space="0" w:color="CBD5E1"/>
+              <w:left w:val="single" w:sz="4" w:space="0" w:color="CBD5E1"/>
+              <w:bottom w:val="single" w:sz="4" w:space="0" w:color="CBD5E1"/>
+              <w:right w:val="single" w:sz="4" w:space="0" w:color="CBD5E1"/>
+            </w:tcBorders>
           </w:tcPr>
           <w:p>
+            <w:pPr>
+              <w:spacing w:before="0" w:after="0" w:line="252" w:lineRule="auto"/>
+              <w:jc w:val="left"/>
+            </w:pPr>
             <w:r>
               <w:rPr>
                 <w:rFonts w:ascii="Times New Roman" w:hAnsi="Times New Roman"/>
                 <w:b/>
+                <w:color w:val="0F172A"/>
                 <w:sz w:val="18"/>
               </w:rPr>
               <w:t>Course &amp; Project Code:</w:t>
@@ -307,19 +387,31 @@
         </w:tc>
         <w:tc>
           <w:tcPr>
-            <w:tcW w:type="dxa" w:w="4680"/>
+            <w:tcW w:type="dxa" w:w="6048"/>
             <w:shd w:fill="FFFFFF"/>
             <w:tcMar>
-              <w:top w:w="35" w:type="dxa"/>
-              <w:bottom w:w="35" w:type="dxa"/>
-              <w:left w:w="70" w:type="dxa"/>
-              <w:right w:w="70" w:type="dxa"/>
+              <w:top w:w="25" w:type="dxa"/>
+              <w:bottom w:w="25" w:type="dxa"/>
+              <w:left w:w="50" w:type="dxa"/>
+              <w:right w:w="50" w:type="dxa"/>
             </w:tcMar>
+            <w:tcBorders>
+              <w:top w:val="single" w:sz="4" w:space="0" w:color="CBD5E1"/>
+              <w:left w:val="single" w:sz="4" w:space="0" w:color="CBD5E1"/>
+              <w:bottom w:val="single" w:sz="4" w:space="0" w:color="CBD5E1"/>
+              <w:right w:val="single" w:sz="4" w:space="0" w:color="CBD5E1"/>
+            </w:tcBorders>
           </w:tcPr>
           <w:p>
+            <w:pPr>
+              <w:spacing w:before="0" w:after="0" w:line="252" w:lineRule="auto"/>
+              <w:jc w:val="left"/>
+            </w:pPr>
             <w:r>
               <w:rPr>
                 <w:rFonts w:ascii="Times New Roman" w:hAnsi="Times New Roman"/>
+                <w:b w:val="0"/>
+                <w:color w:val="0F172A"/>
                 <w:sz w:val="18"/>
               </w:rPr>
               <w:t>Project - 1 (CE-502 / PRJ-701)</w:t>
@@ -330,20 +422,31 @@
       <w:tr>
         <w:tc>
           <w:tcPr>
-            <w:tcW w:type="dxa" w:w="4680"/>
+            <w:tcW w:type="dxa" w:w="3168"/>
             <w:shd w:fill="F8FAFC"/>
             <w:tcMar>
-              <w:top w:w="35" w:type="dxa"/>
-              <w:bottom w:w="35" w:type="dxa"/>
-              <w:left w:w="70" w:type="dxa"/>
-              <w:right w:w="70" w:type="dxa"/>
+              <w:top w:w="25" w:type="dxa"/>
+              <w:bottom w:w="25" w:type="dxa"/>
+              <w:left w:w="50" w:type="dxa"/>
+              <w:right w:w="50" w:type="dxa"/>
             </w:tcMar>
+            <w:tcBorders>
+              <w:top w:val="single" w:sz="4" w:space="0" w:color="CBD5E1"/>
+              <w:left w:val="single" w:sz="4" w:space="0" w:color="CBD5E1"/>
+              <w:bottom w:val="single" w:sz="4" w:space="0" w:color="CBD5E1"/>
+              <w:right w:val="single" w:sz="4" w:space="0" w:color="CBD5E1"/>
+            </w:tcBorders>
           </w:tcPr>
           <w:p>
+            <w:pPr>
+              <w:spacing w:before="0" w:after="0" w:line="252" w:lineRule="auto"/>
+              <w:jc w:val="left"/>
+            </w:pPr>
             <w:r>
               <w:rPr>
                 <w:rFonts w:ascii="Times New Roman" w:hAnsi="Times New Roman"/>
                 <w:b/>
+                <w:color w:val="0F172A"/>
                 <w:sz w:val="18"/>
               </w:rPr>
               <w:t>Evaluation Marks Allotted:</w:t>
@@ -352,19 +455,31 @@
         </w:tc>
         <w:tc>
           <w:tcPr>
-            <w:tcW w:type="dxa" w:w="4680"/>
+            <w:tcW w:type="dxa" w:w="6048"/>
             <w:shd w:fill="FFFFFF"/>
             <w:tcMar>
-              <w:top w:w="35" w:type="dxa"/>
-              <w:bottom w:w="35" w:type="dxa"/>
-              <w:left w:w="70" w:type="dxa"/>
-              <w:right w:w="70" w:type="dxa"/>
+              <w:top w:w="25" w:type="dxa"/>
+              <w:bottom w:w="25" w:type="dxa"/>
+              <w:left w:w="50" w:type="dxa"/>
+              <w:right w:w="50" w:type="dxa"/>
             </w:tcMar>
+            <w:tcBorders>
+              <w:top w:val="single" w:sz="4" w:space="0" w:color="CBD5E1"/>
+              <w:left w:val="single" w:sz="4" w:space="0" w:color="CBD5E1"/>
+              <w:bottom w:val="single" w:sz="4" w:space="0" w:color="CBD5E1"/>
+              <w:right w:val="single" w:sz="4" w:space="0" w:color="CBD5E1"/>
+            </w:tcBorders>
           </w:tcPr>
           <w:p>
+            <w:pPr>
+              <w:spacing w:before="0" w:after="0" w:line="252" w:lineRule="auto"/>
+              <w:jc w:val="left"/>
+            </w:pPr>
             <w:r>
               <w:rPr>
                 <w:rFonts w:ascii="Times New Roman" w:hAnsi="Times New Roman"/>
+                <w:b w:val="0"/>
+                <w:color w:val="0F172A"/>
                 <w:sz w:val="18"/>
               </w:rPr>
               <w:t>10 Marks (First Progress Work Assessment)</w:t>
@@ -375,7 +490,7 @@
     </w:tbl>
     <w:p>
       <w:pPr>
-        <w:spacing w:after="400"/>
+        <w:spacing w:after="200"/>
       </w:pPr>
     </w:p>
     <w:tbl>
@@ -385,29 +500,36 @@
         <w:tblLook w:firstColumn="1" w:firstRow="1" w:lastColumn="0" w:lastRow="0" w:noHBand="0" w:noVBand="1" w:val="04A0"/>
       </w:tblPr>
       <w:tblGrid>
-        <w:gridCol w:w="4680"/>
-        <w:gridCol w:w="4680"/>
+        <w:gridCol w:w="4752"/>
+        <w:gridCol w:w="4752"/>
       </w:tblGrid>
       <w:tr>
         <w:tc>
           <w:tcPr>
-            <w:tcW w:type="dxa" w:w="4680"/>
+            <w:tcW w:type="dxa" w:w="4608"/>
             <w:shd w:fill="F1F5F9"/>
             <w:tcMar>
-              <w:top w:w="45" w:type="dxa"/>
-              <w:bottom w:w="45" w:type="dxa"/>
-              <w:left w:w="60" w:type="dxa"/>
-              <w:right w:w="60" w:type="dxa"/>
+              <w:top w:w="30" w:type="dxa"/>
+              <w:bottom w:w="30" w:type="dxa"/>
+              <w:left w:w="40" w:type="dxa"/>
+              <w:right w:w="40" w:type="dxa"/>
             </w:tcMar>
+            <w:tcBorders>
+              <w:top w:val="single" w:sz="4" w:space="0" w:color="CBD5E1"/>
+              <w:left w:val="single" w:sz="4" w:space="0" w:color="CBD5E1"/>
+              <w:bottom w:val="single" w:sz="4" w:space="0" w:color="CBD5E1"/>
+              <w:right w:val="single" w:sz="4" w:space="0" w:color="CBD5E1"/>
+            </w:tcBorders>
           </w:tcPr>
           <w:p>
             <w:pPr>
+              <w:spacing w:before="0" w:after="20" w:line="252" w:lineRule="auto"/>
               <w:jc w:val="center"/>
             </w:pPr>
             <w:r>
               <w:rPr>
                 <w:rFonts w:ascii="Times New Roman" w:hAnsi="Times New Roman"/>
-                <w:sz w:val="18"/>
+                <w:sz w:val="17"/>
               </w:rPr>
               <w:t>PROJECT SCHOLAR:</w:t>
               <w:br/>
@@ -421,23 +543,30 @@
         </w:tc>
         <w:tc>
           <w:tcPr>
-            <w:tcW w:type="dxa" w:w="4680"/>
+            <w:tcW w:type="dxa" w:w="4608"/>
             <w:shd w:fill="F1F5F9"/>
             <w:tcMar>
-              <w:top w:w="45" w:type="dxa"/>
-              <w:bottom w:w="45" w:type="dxa"/>
-              <w:left w:w="60" w:type="dxa"/>
-              <w:right w:w="60" w:type="dxa"/>
+              <w:top w:w="30" w:type="dxa"/>
+              <w:bottom w:w="30" w:type="dxa"/>
+              <w:left w:w="40" w:type="dxa"/>
+              <w:right w:w="40" w:type="dxa"/>
             </w:tcMar>
+            <w:tcBorders>
+              <w:top w:val="single" w:sz="4" w:space="0" w:color="CBD5E1"/>
+              <w:left w:val="single" w:sz="4" w:space="0" w:color="CBD5E1"/>
+              <w:bottom w:val="single" w:sz="4" w:space="0" w:color="CBD5E1"/>
+              <w:right w:val="single" w:sz="4" w:space="0" w:color="CBD5E1"/>
+            </w:tcBorders>
           </w:tcPr>
           <w:p>
             <w:pPr>
+              <w:spacing w:before="0" w:after="20" w:line="252" w:lineRule="auto"/>
               <w:jc w:val="center"/>
             </w:pPr>
             <w:r>
               <w:rPr>
                 <w:rFonts w:ascii="Times New Roman" w:hAnsi="Times New Roman"/>
-                <w:sz w:val="18"/>
+                <w:sz w:val="17"/>
               </w:rPr>
               <w:t>PROJECT SUPERVISION:</w:t>
               <w:br/>
@@ -453,23 +582,30 @@
       <w:tr>
         <w:tc>
           <w:tcPr>
-            <w:tcW w:type="dxa" w:w="4680"/>
+            <w:tcW w:type="dxa" w:w="4608"/>
             <w:shd w:fill="FFFFFF"/>
             <w:tcMar>
-              <w:top w:w="40" w:type="dxa"/>
-              <w:bottom w:w="40" w:type="dxa"/>
-              <w:left w:w="60" w:type="dxa"/>
-              <w:right w:w="60" w:type="dxa"/>
+              <w:top w:w="25" w:type="dxa"/>
+              <w:bottom w:w="25" w:type="dxa"/>
+              <w:left w:w="40" w:type="dxa"/>
+              <w:right w:w="40" w:type="dxa"/>
             </w:tcMar>
+            <w:tcBorders>
+              <w:top w:val="single" w:sz="4" w:space="0" w:color="CBD5E1"/>
+              <w:left w:val="single" w:sz="4" w:space="0" w:color="CBD5E1"/>
+              <w:bottom w:val="single" w:sz="4" w:space="0" w:color="CBD5E1"/>
+              <w:right w:val="single" w:sz="4" w:space="0" w:color="CBD5E1"/>
+            </w:tcBorders>
           </w:tcPr>
           <w:p>
             <w:pPr>
+              <w:spacing w:before="0" w:after="0"/>
               <w:jc w:val="center"/>
             </w:pPr>
             <w:r>
               <w:rPr>
                 <w:rFonts w:ascii="Times New Roman" w:hAnsi="Times New Roman"/>
-                <w:sz w:val="17"/>
+                <w:sz w:val="16"/>
               </w:rPr>
               <w:t>_________________________</w:t>
               <w:br/>
@@ -479,23 +615,30 @@
         </w:tc>
         <w:tc>
           <w:tcPr>
-            <w:tcW w:type="dxa" w:w="4680"/>
+            <w:tcW w:type="dxa" w:w="4608"/>
             <w:shd w:fill="FFFFFF"/>
             <w:tcMar>
-              <w:top w:w="40" w:type="dxa"/>
-              <w:bottom w:w="40" w:type="dxa"/>
-              <w:left w:w="60" w:type="dxa"/>
-              <w:right w:w="60" w:type="dxa"/>
+              <w:top w:w="25" w:type="dxa"/>
+              <w:bottom w:w="25" w:type="dxa"/>
+              <w:left w:w="40" w:type="dxa"/>
+              <w:right w:w="40" w:type="dxa"/>
             </w:tcMar>
+            <w:tcBorders>
+              <w:top w:val="single" w:sz="4" w:space="0" w:color="CBD5E1"/>
+              <w:left w:val="single" w:sz="4" w:space="0" w:color="CBD5E1"/>
+              <w:bottom w:val="single" w:sz="4" w:space="0" w:color="CBD5E1"/>
+              <w:right w:val="single" w:sz="4" w:space="0" w:color="CBD5E1"/>
+            </w:tcBorders>
           </w:tcPr>
           <w:p>
             <w:pPr>
+              <w:spacing w:before="0" w:after="0"/>
               <w:jc w:val="center"/>
             </w:pPr>
             <w:r>
               <w:rPr>
                 <w:rFonts w:ascii="Times New Roman" w:hAnsi="Times New Roman"/>
-                <w:sz w:val="17"/>
+                <w:sz w:val="16"/>
               </w:rPr>
               <w:t>_________________________</w:t>
               <w:br/>
@@ -512,7 +655,7 @@
     </w:p>
     <w:p>
       <w:pPr>
-        <w:spacing w:before="0" w:after="40" w:line="264" w:lineRule="auto"/>
+        <w:spacing w:before="0" w:after="20" w:line="276" w:lineRule="auto"/>
         <w:jc w:val="right"/>
       </w:pPr>
       <w:r>
@@ -520,9 +663,9 @@
           <w:rFonts w:ascii="Times New Roman" w:hAnsi="Times New Roman"/>
           <w:i/>
           <w:color w:val="0F172A"/>
-          <w:sz w:val="22"/>
+          <w:sz w:val="24"/>
         </w:rPr>
-        <w:t>Page I - II</w:t>
+        <w:t>Page I</w:t>
       </w:r>
     </w:p>
     <w:p>
@@ -536,14 +679,14 @@
           <w:rFonts w:ascii="Times New Roman" w:hAnsi="Times New Roman"/>
           <w:b/>
           <w:color w:val="1E1B4B"/>
-          <w:sz w:val="29"/>
+          <w:sz w:val="32"/>
         </w:rPr>
-        <w:t>ACKNOWLEDGMENT</w:t>
+        <w:t>PROGRESS WORK EVALUATION CERTIFICATE</w:t>
       </w:r>
     </w:p>
     <w:p>
       <w:pPr>
-        <w:spacing w:before="0" w:after="70" w:line="264" w:lineRule="auto"/>
+        <w:spacing w:before="0" w:after="70" w:line="276" w:lineRule="auto"/>
         <w:jc w:val="both"/>
       </w:pPr>
       <w:r>
@@ -551,14 +694,14 @@
           <w:rFonts w:ascii="Times New Roman" w:hAnsi="Times New Roman"/>
           <w:i w:val="0"/>
           <w:color w:val="0F172A"/>
-          <w:sz w:val="22"/>
+          <w:sz w:val="24"/>
         </w:rPr>
-        <w:t>I express my sincere appreciation to my project supervisor and faculty mentors at the Institute of Advanced Research (IAR) for their technical guidance, critical evaluation, and encouragement throughout the system conception, requirement analysis, and architectural design phases of this project.</w:t>
+        <w:t>This is to formally certify that the project work entitled "E-Commerce Customer Lifecycle &amp; RFM Segmentation Dashboard" is a bonafide record of authentic work carried out by Deep Koshiya, student of B.Sc. in Artificial Intelligence &amp; Data Science, Semester V (5th Semester), at Institute of Advanced Research (IAR), Gandhinagar, Gujarat.</w:t>
       </w:r>
     </w:p>
     <w:p>
       <w:pPr>
-        <w:spacing w:before="0" w:after="70" w:line="264" w:lineRule="auto"/>
+        <w:spacing w:before="0" w:after="70" w:line="276" w:lineRule="auto"/>
         <w:jc w:val="both"/>
       </w:pPr>
       <w:r>
@@ -566,14 +709,327 @@
           <w:rFonts w:ascii="Times New Roman" w:hAnsi="Times New Roman"/>
           <w:i w:val="0"/>
           <w:color w:val="0F172A"/>
-          <w:sz w:val="22"/>
+          <w:sz w:val="24"/>
         </w:rPr>
-        <w:t>I also thank the university leadership and the Head of the School for facilitating the computational resources and laboratory environments required to execute Project-1 (CE-502 / PRJ-701) in accordance with our academic timeline.</w:t>
+        <w:t>The candidate has successfully completed and demonstrated the First Progress Work requirements covering Sections 1.1 (Problem Definition), 1.2 (Requirement Specifications), 1.3 (Tools and Technology Used), 2.1 (Data Flow Diagrams - Context, Level 1, Level 2), and 2.2 (Use Case Diagram) for Project-1 (CE-502 / PRJ-701) scheduled on 24th September 2026.</w:t>
+      </w:r>
+    </w:p>
+    <w:tbl>
+      <w:tblPr>
+        <w:tblW w:type="auto" w:w="0"/>
+        <w:jc w:val="center"/>
+        <w:tblLook w:firstColumn="1" w:firstRow="1" w:lastColumn="0" w:lastRow="0" w:noHBand="0" w:noVBand="1" w:val="04A0"/>
+      </w:tblPr>
+      <w:tblGrid>
+        <w:gridCol w:w="3168"/>
+        <w:gridCol w:w="3168"/>
+        <w:gridCol w:w="3168"/>
+      </w:tblGrid>
+      <w:tr>
+        <w:tc>
+          <w:tcPr>
+            <w:tcW w:type="dxa" w:w="4320"/>
+            <w:shd w:fill="7A003C"/>
+            <w:tcBorders>
+              <w:top w:val="single" w:sz="4" w:space="0" w:color="CBD5E1"/>
+              <w:left w:val="single" w:sz="4" w:space="0" w:color="CBD5E1"/>
+              <w:bottom w:val="single" w:sz="4" w:space="0" w:color="CBD5E1"/>
+              <w:right w:val="single" w:sz="4" w:space="0" w:color="CBD5E1"/>
+            </w:tcBorders>
+          </w:tcPr>
+          <w:p>
+            <w:pPr>
+              <w:spacing w:before="0" w:after="0" w:line="252" w:lineRule="auto"/>
+              <w:jc w:val="center"/>
+            </w:pPr>
+            <w:r>
+              <w:rPr>
+                <w:rFonts w:ascii="Times New Roman" w:hAnsi="Times New Roman"/>
+                <w:b/>
+                <w:color w:val="FFFFFF"/>
+                <w:sz w:val="16"/>
+              </w:rPr>
+              <w:t>EVALUATION PARAMETER</w:t>
+            </w:r>
+          </w:p>
+        </w:tc>
+        <w:tc>
+          <w:tcPr>
+            <w:tcW w:type="dxa" w:w="2304"/>
+            <w:shd w:fill="7A003C"/>
+            <w:tcBorders>
+              <w:top w:val="single" w:sz="4" w:space="0" w:color="CBD5E1"/>
+              <w:left w:val="single" w:sz="4" w:space="0" w:color="CBD5E1"/>
+              <w:bottom w:val="single" w:sz="4" w:space="0" w:color="CBD5E1"/>
+              <w:right w:val="single" w:sz="4" w:space="0" w:color="CBD5E1"/>
+            </w:tcBorders>
+          </w:tcPr>
+          <w:p>
+            <w:pPr>
+              <w:spacing w:before="0" w:after="0" w:line="252" w:lineRule="auto"/>
+              <w:jc w:val="center"/>
+            </w:pPr>
+            <w:r>
+              <w:rPr>
+                <w:rFonts w:ascii="Times New Roman" w:hAnsi="Times New Roman"/>
+                <w:b/>
+                <w:color w:val="FFFFFF"/>
+                <w:sz w:val="16"/>
+              </w:rPr>
+              <w:t>ALLOCATED MARKS</w:t>
+            </w:r>
+          </w:p>
+        </w:tc>
+        <w:tc>
+          <w:tcPr>
+            <w:tcW w:type="dxa" w:w="2592"/>
+            <w:shd w:fill="7A003C"/>
+            <w:tcBorders>
+              <w:top w:val="single" w:sz="4" w:space="0" w:color="CBD5E1"/>
+              <w:left w:val="single" w:sz="4" w:space="0" w:color="CBD5E1"/>
+              <w:bottom w:val="single" w:sz="4" w:space="0" w:color="CBD5E1"/>
+              <w:right w:val="single" w:sz="4" w:space="0" w:color="CBD5E1"/>
+            </w:tcBorders>
+          </w:tcPr>
+          <w:p>
+            <w:pPr>
+              <w:spacing w:before="0" w:after="0" w:line="252" w:lineRule="auto"/>
+              <w:jc w:val="center"/>
+            </w:pPr>
+            <w:r>
+              <w:rPr>
+                <w:rFonts w:ascii="Times New Roman" w:hAnsi="Times New Roman"/>
+                <w:b/>
+                <w:color w:val="FFFFFF"/>
+                <w:sz w:val="16"/>
+              </w:rPr>
+              <w:t>AWARDED / VERIFIED</w:t>
+            </w:r>
+          </w:p>
+        </w:tc>
+      </w:tr>
+      <w:tr>
+        <w:tc>
+          <w:tcPr>
+            <w:tcW w:type="dxa" w:w="4320"/>
+            <w:shd w:fill="F8FAFC"/>
+            <w:tcMar>
+              <w:top w:w="25" w:type="dxa"/>
+              <w:bottom w:w="25" w:type="dxa"/>
+              <w:left w:w="40" w:type="dxa"/>
+              <w:right w:w="40" w:type="dxa"/>
+            </w:tcMar>
+            <w:tcBorders>
+              <w:top w:val="single" w:sz="4" w:space="0" w:color="CBD5E1"/>
+              <w:left w:val="single" w:sz="4" w:space="0" w:color="CBD5E1"/>
+              <w:bottom w:val="single" w:sz="4" w:space="0" w:color="CBD5E1"/>
+              <w:right w:val="single" w:sz="4" w:space="0" w:color="CBD5E1"/>
+            </w:tcBorders>
+          </w:tcPr>
+          <w:p>
+            <w:pPr>
+              <w:spacing w:before="0" w:after="0" w:line="252" w:lineRule="auto"/>
+              <w:jc w:val="left"/>
+            </w:pPr>
+            <w:r>
+              <w:rPr>
+                <w:rFonts w:ascii="Times New Roman" w:hAnsi="Times New Roman"/>
+                <w:b/>
+                <w:color w:val="0F172A"/>
+                <w:sz w:val="16"/>
+              </w:rPr>
+              <w:t>First Progress Assessment (24/09/2026)</w:t>
+            </w:r>
+          </w:p>
+        </w:tc>
+        <w:tc>
+          <w:tcPr>
+            <w:tcW w:type="dxa" w:w="2304"/>
+            <w:shd w:fill="F8FAFC"/>
+            <w:tcMar>
+              <w:top w:w="25" w:type="dxa"/>
+              <w:bottom w:w="25" w:type="dxa"/>
+              <w:left w:w="40" w:type="dxa"/>
+              <w:right w:w="40" w:type="dxa"/>
+            </w:tcMar>
+            <w:tcBorders>
+              <w:top w:val="single" w:sz="4" w:space="0" w:color="CBD5E1"/>
+              <w:left w:val="single" w:sz="4" w:space="0" w:color="CBD5E1"/>
+              <w:bottom w:val="single" w:sz="4" w:space="0" w:color="CBD5E1"/>
+              <w:right w:val="single" w:sz="4" w:space="0" w:color="CBD5E1"/>
+            </w:tcBorders>
+          </w:tcPr>
+          <w:p>
+            <w:pPr>
+              <w:spacing w:before="0" w:after="0" w:line="252" w:lineRule="auto"/>
+              <w:jc w:val="center"/>
+            </w:pPr>
+            <w:r>
+              <w:rPr>
+                <w:rFonts w:ascii="Times New Roman" w:hAnsi="Times New Roman"/>
+                <w:b w:val="0"/>
+                <w:color w:val="0F172A"/>
+                <w:sz w:val="16"/>
+              </w:rPr>
+              <w:t>10 Marks</w:t>
+            </w:r>
+          </w:p>
+        </w:tc>
+        <w:tc>
+          <w:tcPr>
+            <w:tcW w:type="dxa" w:w="2592"/>
+            <w:shd w:fill="F8FAFC"/>
+            <w:tcMar>
+              <w:top w:w="25" w:type="dxa"/>
+              <w:bottom w:w="25" w:type="dxa"/>
+              <w:left w:w="40" w:type="dxa"/>
+              <w:right w:w="40" w:type="dxa"/>
+            </w:tcMar>
+            <w:tcBorders>
+              <w:top w:val="single" w:sz="4" w:space="0" w:color="CBD5E1"/>
+              <w:left w:val="single" w:sz="4" w:space="0" w:color="CBD5E1"/>
+              <w:bottom w:val="single" w:sz="4" w:space="0" w:color="CBD5E1"/>
+              <w:right w:val="single" w:sz="4" w:space="0" w:color="CBD5E1"/>
+            </w:tcBorders>
+          </w:tcPr>
+          <w:p>
+            <w:pPr>
+              <w:spacing w:before="0" w:after="0" w:line="252" w:lineRule="auto"/>
+              <w:jc w:val="center"/>
+            </w:pPr>
+            <w:r>
+              <w:rPr>
+                <w:rFonts w:ascii="Times New Roman" w:hAnsi="Times New Roman"/>
+                <w:b w:val="0"/>
+                <w:color w:val="0F172A"/>
+                <w:sz w:val="16"/>
+              </w:rPr>
+              <w:t>Demonstrated &amp; Verified</w:t>
+            </w:r>
+          </w:p>
+        </w:tc>
+      </w:tr>
+      <w:tr>
+        <w:tc>
+          <w:tcPr>
+            <w:tcW w:type="dxa" w:w="4320"/>
+            <w:shd w:fill="FFFFFF"/>
+            <w:tcMar>
+              <w:top w:w="25" w:type="dxa"/>
+              <w:bottom w:w="25" w:type="dxa"/>
+              <w:left w:w="40" w:type="dxa"/>
+              <w:right w:w="40" w:type="dxa"/>
+            </w:tcMar>
+            <w:tcBorders>
+              <w:top w:val="single" w:sz="4" w:space="0" w:color="CBD5E1"/>
+              <w:left w:val="single" w:sz="4" w:space="0" w:color="CBD5E1"/>
+              <w:bottom w:val="single" w:sz="4" w:space="0" w:color="CBD5E1"/>
+              <w:right w:val="single" w:sz="4" w:space="0" w:color="CBD5E1"/>
+            </w:tcBorders>
+          </w:tcPr>
+          <w:p>
+            <w:pPr>
+              <w:spacing w:before="0" w:after="0" w:line="252" w:lineRule="auto"/>
+              <w:jc w:val="left"/>
+            </w:pPr>
+            <w:r>
+              <w:rPr>
+                <w:rFonts w:ascii="Times New Roman" w:hAnsi="Times New Roman"/>
+                <w:b w:val="0"/>
+                <w:color w:val="0F172A"/>
+                <w:sz w:val="16"/>
+              </w:rPr>
+              <w:t>Project Guide &amp; Faculty Mentor Signature</w:t>
+            </w:r>
+          </w:p>
+        </w:tc>
+        <w:tc>
+          <w:tcPr>
+            <w:tcW w:type="dxa" w:w="2304"/>
+            <w:shd w:fill="FFFFFF"/>
+            <w:tcMar>
+              <w:top w:w="25" w:type="dxa"/>
+              <w:bottom w:w="25" w:type="dxa"/>
+              <w:left w:w="40" w:type="dxa"/>
+              <w:right w:w="40" w:type="dxa"/>
+            </w:tcMar>
+            <w:tcBorders>
+              <w:top w:val="single" w:sz="4" w:space="0" w:color="CBD5E1"/>
+              <w:left w:val="single" w:sz="4" w:space="0" w:color="CBD5E1"/>
+              <w:bottom w:val="single" w:sz="4" w:space="0" w:color="CBD5E1"/>
+              <w:right w:val="single" w:sz="4" w:space="0" w:color="CBD5E1"/>
+            </w:tcBorders>
+          </w:tcPr>
+          <w:p>
+            <w:pPr>
+              <w:spacing w:before="0" w:after="0" w:line="252" w:lineRule="auto"/>
+              <w:jc w:val="center"/>
+            </w:pPr>
+            <w:r>
+              <w:rPr>
+                <w:rFonts w:ascii="Times New Roman" w:hAnsi="Times New Roman"/>
+                <w:b w:val="0"/>
+                <w:color w:val="0F172A"/>
+                <w:sz w:val="16"/>
+              </w:rPr>
+              <w:t>Verification Seal</w:t>
+            </w:r>
+          </w:p>
+        </w:tc>
+        <w:tc>
+          <w:tcPr>
+            <w:tcW w:type="dxa" w:w="2592"/>
+            <w:shd w:fill="FFFFFF"/>
+            <w:tcMar>
+              <w:top w:w="25" w:type="dxa"/>
+              <w:bottom w:w="25" w:type="dxa"/>
+              <w:left w:w="40" w:type="dxa"/>
+              <w:right w:w="40" w:type="dxa"/>
+            </w:tcMar>
+            <w:tcBorders>
+              <w:top w:val="single" w:sz="4" w:space="0" w:color="CBD5E1"/>
+              <w:left w:val="single" w:sz="4" w:space="0" w:color="CBD5E1"/>
+              <w:bottom w:val="single" w:sz="4" w:space="0" w:color="CBD5E1"/>
+              <w:right w:val="single" w:sz="4" w:space="0" w:color="CBD5E1"/>
+            </w:tcBorders>
+          </w:tcPr>
+          <w:p>
+            <w:pPr>
+              <w:spacing w:before="0" w:after="0" w:line="252" w:lineRule="auto"/>
+              <w:jc w:val="center"/>
+            </w:pPr>
+            <w:r>
+              <w:rPr>
+                <w:rFonts w:ascii="Times New Roman" w:hAnsi="Times New Roman"/>
+                <w:b w:val="0"/>
+                <w:color w:val="0F172A"/>
+                <w:sz w:val="16"/>
+              </w:rPr>
+              <w:t>______________________</w:t>
+            </w:r>
+          </w:p>
+        </w:tc>
+      </w:tr>
+    </w:tbl>
+    <w:p>
+      <w:pPr>
+        <w:keepNext/>
+        <w:spacing w:before="200" w:after="60"/>
+        <w:jc w:val="left"/>
+      </w:pPr>
+      <w:r>
+        <w:rPr>
+          <w:rFonts w:ascii="Times New Roman" w:hAnsi="Times New Roman"/>
+          <w:b/>
+          <w:color w:val="0F172A"/>
+          <w:sz w:val="28"/>
+        </w:rPr>
+        <w:t>ACKNOWLEDGMENT</w:t>
       </w:r>
     </w:p>
     <w:p>
       <w:pPr>
-        <w:spacing w:before="0" w:after="70" w:line="264" w:lineRule="auto"/>
+        <w:spacing w:before="0" w:after="70" w:line="276" w:lineRule="auto"/>
         <w:jc w:val="both"/>
       </w:pPr>
       <w:r>
@@ -581,14 +1037,44 @@
           <w:rFonts w:ascii="Times New Roman" w:hAnsi="Times New Roman"/>
           <w:i w:val="0"/>
           <w:color w:val="0F172A"/>
-          <w:sz w:val="22"/>
+          <w:sz w:val="24"/>
         </w:rPr>
-        <w:t>This First Progress Work report, presented for formal evaluation on 24th September 2026, documents the requirements engineering, data refinery architecture, and software design using UML (Sections 1.1, 1.2, 1.3, 2.1, and 2.2). I remain committed to refining these models as the system progresses toward database physical schemas and algorithmic deployment for the upcoming Mid-Term evaluation.</w:t>
+        <w:t>I express my deep sense of gratitude to my respected project supervisor and faculty members at Institute of Advanced Research (IAR) for their continued technical guidance, invaluable critiques, and active support during the system modeling and exploratory phases of this project.</w:t>
       </w:r>
     </w:p>
     <w:p>
       <w:pPr>
-        <w:spacing w:before="40" w:after="200" w:line="264" w:lineRule="auto"/>
+        <w:spacing w:before="0" w:after="70" w:line="276" w:lineRule="auto"/>
+        <w:jc w:val="both"/>
+      </w:pPr>
+      <w:r>
+        <w:rPr>
+          <w:rFonts w:ascii="Times New Roman" w:hAnsi="Times New Roman"/>
+          <w:i w:val="0"/>
+          <w:color w:val="0F172A"/>
+          <w:sz w:val="24"/>
+        </w:rPr>
+        <w:t>I am equally grateful to the Head of the School and the institution's laboratory administration for providing access to high-performance computing facilities and essential data science resources necessary to execute this project in accordance with university academic standards.</w:t>
+      </w:r>
+    </w:p>
+    <w:p>
+      <w:pPr>
+        <w:spacing w:before="0" w:after="70" w:line="276" w:lineRule="auto"/>
+        <w:jc w:val="both"/>
+      </w:pPr>
+      <w:r>
+        <w:rPr>
+          <w:rFonts w:ascii="Times New Roman" w:hAnsi="Times New Roman"/>
+          <w:i w:val="0"/>
+          <w:color w:val="0F172A"/>
+          <w:sz w:val="24"/>
+        </w:rPr>
+        <w:t>Finally, I thank my peers and family for their steady encouragement throughout the formulation of this First Progress Work submission.</w:t>
+      </w:r>
+    </w:p>
+    <w:p>
+      <w:pPr>
+        <w:spacing w:before="80" w:after="80" w:line="276" w:lineRule="auto"/>
         <w:jc w:val="right"/>
       </w:pPr>
       <w:r>
@@ -596,70 +1082,9 @@
           <w:rFonts w:ascii="Times New Roman" w:hAnsi="Times New Roman"/>
           <w:i/>
           <w:color w:val="0F172A"/>
-          <w:sz w:val="22"/>
+          <w:sz w:val="24"/>
         </w:rPr>
         <w:t>Deep Koshiya | B.Sc. in AI &amp; Data Science (Semester V) | Date: 24/09/2026</w:t>
-      </w:r>
-    </w:p>
-    <w:p>
-      <w:pPr>
-        <w:keepNext/>
-        <w:spacing w:before="120" w:after="80"/>
-        <w:jc w:val="left"/>
-      </w:pPr>
-      <w:r>
-        <w:rPr>
-          <w:rFonts w:ascii="Times New Roman" w:hAnsi="Times New Roman"/>
-          <w:b/>
-          <w:color w:val="1E1B4B"/>
-          <w:sz w:val="29"/>
-        </w:rPr>
-        <w:t>ABSTRACT</w:t>
-      </w:r>
-    </w:p>
-    <w:p>
-      <w:pPr>
-        <w:spacing w:before="0" w:after="70" w:line="264" w:lineRule="auto"/>
-        <w:jc w:val="both"/>
-      </w:pPr>
-      <w:r>
-        <w:rPr>
-          <w:rFonts w:ascii="Times New Roman" w:hAnsi="Times New Roman"/>
-          <w:i w:val="0"/>
-          <w:color w:val="0F172A"/>
-          <w:sz w:val="22"/>
-        </w:rPr>
-        <w:t>In modern multi-channel commerce, treating an entire consumer portfolio as a homogenous base leads to severe financial waste, misallocated Customer Acquisition Costs (CAC), and customer attrition blindspots. The 'E-Commerce Customer Lifecycle &amp; RFM Segmentation Dashboard' resolves these challenges through an end-to-end data analytics and unsupervised machine learning framework.</w:t>
-      </w:r>
-    </w:p>
-    <w:p>
-      <w:pPr>
-        <w:spacing w:before="0" w:after="70" w:line="264" w:lineRule="auto"/>
-        <w:jc w:val="both"/>
-      </w:pPr>
-      <w:r>
-        <w:rPr>
-          <w:rFonts w:ascii="Times New Roman" w:hAnsi="Times New Roman"/>
-          <w:i w:val="0"/>
-          <w:color w:val="0F172A"/>
-          <w:sz w:val="22"/>
-        </w:rPr>
-        <w:t>The automated system ingests raw transaction event logs, enforces strict schema validation, isolates unauthenticated sessions, segregates reverse logistics (credit notes and cancellations) into an audit ledger, and neutralizes bulk distribution anomalies using Tukey's Interquartile Range (IQR) fences. A vectorized feature engineering engine computes customer-level Recency, Frequency, and Monetary (RFM) metrics alongside Average Order Value (AOV). Features undergo log1p compression and Z-score standardization to mitigate Pareto spend skewness, enabling robust K-Means clustering validated via Elbow and Silhouette metrics. Concurrently, a rule-based quantile engine (pd.qcut) assigns deterministic 1–5 scores, mapping accounts to 8 operational business cohorts ('Champions', 'Loyal Customers', 'At Risk Whales', etc.).</w:t>
-      </w:r>
-    </w:p>
-    <w:p>
-      <w:pPr>
-        <w:spacing w:before="0" w:after="70" w:line="264" w:lineRule="auto"/>
-        <w:jc w:val="both"/>
-      </w:pPr>
-      <w:r>
-        <w:rPr>
-          <w:rFonts w:ascii="Times New Roman" w:hAnsi="Times New Roman"/>
-          <w:i w:val="0"/>
-          <w:color w:val="0F172A"/>
-          <w:sz w:val="22"/>
-        </w:rPr>
-        <w:t>This report documents the system foundation and software design for the 24/09/2026 assessment milestone at Institute of Advanced Research (IAR). It presents complete Level-0, Level-1, and Level-2 Data Flow Diagrams (DFDs) alongside a comprehensive Use Case Model and specification matrix, fulfilling all requirements for the first 10-mark evaluation.</w:t>
       </w:r>
     </w:p>
     <w:p>
@@ -669,7 +1094,7 @@
     </w:p>
     <w:p>
       <w:pPr>
-        <w:spacing w:before="0" w:after="40" w:line="264" w:lineRule="auto"/>
+        <w:spacing w:before="0" w:after="20" w:line="276" w:lineRule="auto"/>
         <w:jc w:val="right"/>
       </w:pPr>
       <w:r>
@@ -677,15 +1102,15 @@
           <w:rFonts w:ascii="Times New Roman" w:hAnsi="Times New Roman"/>
           <w:i/>
           <w:color w:val="0F172A"/>
-          <w:sz w:val="22"/>
+          <w:sz w:val="24"/>
         </w:rPr>
-        <w:t>Page VI - VIII</w:t>
+        <w:t>Page II</w:t>
       </w:r>
     </w:p>
     <w:p>
       <w:pPr>
         <w:keepNext/>
-        <w:spacing w:before="40" w:after="60"/>
+        <w:spacing w:before="20" w:after="40"/>
         <w:jc w:val="left"/>
       </w:pPr>
       <w:r>
@@ -693,14 +1118,60 @@
           <w:rFonts w:ascii="Times New Roman" w:hAnsi="Times New Roman"/>
           <w:b/>
           <w:color w:val="1E1B4B"/>
-          <w:sz w:val="29"/>
+          <w:sz w:val="32"/>
+        </w:rPr>
+        <w:t>ABSTRACT</w:t>
+      </w:r>
+    </w:p>
+    <w:p>
+      <w:pPr>
+        <w:spacing w:before="0" w:after="70" w:line="276" w:lineRule="auto"/>
+        <w:jc w:val="both"/>
+      </w:pPr>
+      <w:r>
+        <w:rPr>
+          <w:rFonts w:ascii="Times New Roman" w:hAnsi="Times New Roman"/>
+          <w:i w:val="0"/>
+          <w:color w:val="0F172A"/>
+          <w:sz w:val="24"/>
+        </w:rPr>
+        <w:t>Customer retention is the foremost growth lever in digital commerce. Treating transactional customers as a single homogenous audience causes high customer acquisition costs (CAC) and unmonitored attrition. The 'E-Commerce Customer Lifecycle &amp; RFM Segmentation Dashboard' provides an automated data engineering and unsupervised machine learning pipeline designed to transform raw transactional logs into high-resolution, actionable behavioral customer segments.</w:t>
+      </w:r>
+    </w:p>
+    <w:p>
+      <w:pPr>
+        <w:spacing w:before="0" w:after="70" w:line="276" w:lineRule="auto"/>
+        <w:jc w:val="both"/>
+      </w:pPr>
+      <w:r>
+        <w:rPr>
+          <w:rFonts w:ascii="Times New Roman" w:hAnsi="Times New Roman"/>
+          <w:i w:val="0"/>
+          <w:color w:val="0F172A"/>
+          <w:sz w:val="24"/>
+        </w:rPr>
+        <w:t>The system incorporates an automated ingestion refinery that purges unauthenticated sessions, routes returns and credit notes to an isolated audit store, and caps wholesale distributor volume spikes using Tukey's Interquartile Range (IQR) fences. A vectorized feature extraction engine computes Recency, Frequency, and Monetary (RFM) dimensions alongside Average Order Value (AOV). A log1p transformation and Z-score standardization normalize skewed spending data, allowing robust K-Means clustering evaluated via Silhouette analysis, paired with an 8-cohort rule-based quantile scoring fallback. This report documents the architecture, requirement specifications, and complete UML/DFD models submitted for the 24/09/2026 First Progress Work milestone (10 Marks).</w:t>
+      </w:r>
+    </w:p>
+    <w:p>
+      <w:pPr>
+        <w:keepNext/>
+        <w:spacing w:before="120" w:after="20"/>
+        <w:jc w:val="left"/>
+      </w:pPr>
+      <w:r>
+        <w:rPr>
+          <w:rFonts w:ascii="Times New Roman" w:hAnsi="Times New Roman"/>
+          <w:b/>
+          <w:color w:val="0F172A"/>
+          <w:sz w:val="28"/>
         </w:rPr>
         <w:t>INDEX OF THE PROJECT REPORT</w:t>
       </w:r>
     </w:p>
     <w:p>
       <w:pPr>
-        <w:spacing w:before="0" w:after="80" w:line="264" w:lineRule="auto"/>
+        <w:spacing w:before="0" w:after="60" w:line="276" w:lineRule="auto"/>
         <w:jc w:val="both"/>
       </w:pPr>
       <w:r>
@@ -708,9 +1179,9 @@
           <w:rFonts w:ascii="Times New Roman" w:hAnsi="Times New Roman"/>
           <w:i/>
           <w:color w:val="0F172A"/>
-          <w:sz w:val="22"/>
+          <w:sz w:val="24"/>
         </w:rPr>
-        <w:t>(Structured strictly according to Syllabus Guidelines for B.Sc. AI and Data Science SEM V)</w:t>
+        <w:t>(Prepared in strict accordance with Project Index Syllabus for B.Sc. AI &amp; Data Science SEM V)</w:t>
       </w:r>
     </w:p>
     <w:tbl>
@@ -720,59 +1191,117 @@
         <w:tblLook w:firstColumn="1" w:firstRow="1" w:lastColumn="0" w:lastRow="0" w:noHBand="0" w:noVBand="1" w:val="04A0"/>
       </w:tblPr>
       <w:tblGrid>
-        <w:gridCol w:w="3120"/>
-        <w:gridCol w:w="3120"/>
-        <w:gridCol w:w="3120"/>
+        <w:gridCol w:w="2376"/>
+        <w:gridCol w:w="2376"/>
+        <w:gridCol w:w="2376"/>
+        <w:gridCol w:w="2376"/>
       </w:tblGrid>
       <w:tr>
         <w:tc>
           <w:tcPr>
-            <w:tcW w:type="dxa" w:w="3120"/>
+            <w:tcW w:type="dxa" w:w="864"/>
             <w:shd w:fill="7A003C"/>
+            <w:tcBorders>
+              <w:top w:val="single" w:sz="4" w:space="0" w:color="CBD5E1"/>
+              <w:left w:val="single" w:sz="4" w:space="0" w:color="CBD5E1"/>
+              <w:bottom w:val="single" w:sz="4" w:space="0" w:color="CBD5E1"/>
+              <w:right w:val="single" w:sz="4" w:space="0" w:color="CBD5E1"/>
+            </w:tcBorders>
           </w:tcPr>
           <w:p>
+            <w:pPr>
+              <w:spacing w:before="0" w:after="0" w:line="252" w:lineRule="auto"/>
+              <w:jc w:val="center"/>
+            </w:pPr>
             <w:r>
               <w:rPr>
                 <w:rFonts w:ascii="Times New Roman" w:hAnsi="Times New Roman"/>
                 <w:b/>
                 <w:color w:val="FFFFFF"/>
-                <w:sz w:val="17"/>
+                <w:sz w:val="16"/>
               </w:rPr>
-              <w:t>SR. NO.</w:t>
+              <w:t>SR.</w:t>
             </w:r>
           </w:p>
         </w:tc>
         <w:tc>
           <w:tcPr>
-            <w:tcW w:type="dxa" w:w="3120"/>
+            <w:tcW w:type="dxa" w:w="4608"/>
             <w:shd w:fill="7A003C"/>
+            <w:tcBorders>
+              <w:top w:val="single" w:sz="4" w:space="0" w:color="CBD5E1"/>
+              <w:left w:val="single" w:sz="4" w:space="0" w:color="CBD5E1"/>
+              <w:bottom w:val="single" w:sz="4" w:space="0" w:color="CBD5E1"/>
+              <w:right w:val="single" w:sz="4" w:space="0" w:color="CBD5E1"/>
+            </w:tcBorders>
           </w:tcPr>
           <w:p>
+            <w:pPr>
+              <w:spacing w:before="0" w:after="0" w:line="252" w:lineRule="auto"/>
+              <w:jc w:val="center"/>
+            </w:pPr>
             <w:r>
               <w:rPr>
                 <w:rFonts w:ascii="Times New Roman" w:hAnsi="Times New Roman"/>
                 <w:b/>
                 <w:color w:val="FFFFFF"/>
-                <w:sz w:val="17"/>
+                <w:sz w:val="16"/>
               </w:rPr>
-              <w:t>CONTENTS / TOPIC</w:t>
+              <w:t>CURRICULUM SECTION / TOPIC</w:t>
             </w:r>
           </w:p>
         </w:tc>
         <w:tc>
           <w:tcPr>
-            <w:tcW w:type="dxa" w:w="3120"/>
+            <w:tcW w:type="dxa" w:w="1584"/>
             <w:shd w:fill="7A003C"/>
+            <w:tcBorders>
+              <w:top w:val="single" w:sz="4" w:space="0" w:color="CBD5E1"/>
+              <w:left w:val="single" w:sz="4" w:space="0" w:color="CBD5E1"/>
+              <w:bottom w:val="single" w:sz="4" w:space="0" w:color="CBD5E1"/>
+              <w:right w:val="single" w:sz="4" w:space="0" w:color="CBD5E1"/>
+            </w:tcBorders>
           </w:tcPr>
           <w:p>
+            <w:pPr>
+              <w:spacing w:before="0" w:after="0" w:line="252" w:lineRule="auto"/>
+              <w:jc w:val="center"/>
+            </w:pPr>
             <w:r>
               <w:rPr>
                 <w:rFonts w:ascii="Times New Roman" w:hAnsi="Times New Roman"/>
                 <w:b/>
                 <w:color w:val="FFFFFF"/>
-                <w:sz w:val="17"/>
+                <w:sz w:val="16"/>
               </w:rPr>
-              <w:t>STATUS &amp; PAGE</w:t>
+              <w:t>SCHEDULE</w:t>
+            </w:r>
+          </w:p>
+        </w:tc>
+        <w:tc>
+          <w:tcPr>
+            <w:tcW w:type="dxa" w:w="2160"/>
+            <w:shd w:fill="7A003C"/>
+            <w:tcBorders>
+              <w:top w:val="single" w:sz="4" w:space="0" w:color="CBD5E1"/>
+              <w:left w:val="single" w:sz="4" w:space="0" w:color="CBD5E1"/>
+              <w:bottom w:val="single" w:sz="4" w:space="0" w:color="CBD5E1"/>
+              <w:right w:val="single" w:sz="4" w:space="0" w:color="CBD5E1"/>
+            </w:tcBorders>
+          </w:tcPr>
+          <w:p>
+            <w:pPr>
+              <w:spacing w:before="0" w:after="0" w:line="252" w:lineRule="auto"/>
+              <w:jc w:val="center"/>
+            </w:pPr>
+            <w:r>
+              <w:rPr>
+                <w:rFonts w:ascii="Times New Roman" w:hAnsi="Times New Roman"/>
+                <w:b/>
+                <w:color w:val="FFFFFF"/>
+                <w:sz w:val="16"/>
+              </w:rPr>
+              <w:t>PAGE &amp; STATUS</w:t>
             </w:r>
           </w:p>
         </w:tc>
@@ -780,20 +1309,32 @@
       <w:tr>
         <w:tc>
           <w:tcPr>
-            <w:tcW w:type="dxa" w:w="3120"/>
+            <w:tcW w:type="dxa" w:w="864"/>
             <w:tcMar>
-              <w:top w:w="25" w:type="dxa"/>
-              <w:bottom w:w="25" w:type="dxa"/>
-              <w:left w:w="50" w:type="dxa"/>
-              <w:right w:w="50" w:type="dxa"/>
+              <w:top w:w="16" w:type="dxa"/>
+              <w:bottom w:w="16" w:type="dxa"/>
+              <w:left w:w="30" w:type="dxa"/>
+              <w:right w:w="30" w:type="dxa"/>
             </w:tcMar>
-            <w:shd w:fill="FFFFFF"/>
+            <w:shd w:fill="EFF6FF"/>
+            <w:tcBorders>
+              <w:top w:val="single" w:sz="4" w:space="0" w:color="CBD5E1"/>
+              <w:left w:val="single" w:sz="4" w:space="0" w:color="CBD5E1"/>
+              <w:bottom w:val="single" w:sz="4" w:space="0" w:color="CBD5E1"/>
+              <w:right w:val="single" w:sz="4" w:space="0" w:color="CBD5E1"/>
+            </w:tcBorders>
           </w:tcPr>
           <w:p>
+            <w:pPr>
+              <w:spacing w:before="0" w:after="0" w:line="252" w:lineRule="auto"/>
+              <w:jc w:val="center"/>
+            </w:pPr>
             <w:r>
               <w:rPr>
                 <w:rFonts w:ascii="Times New Roman" w:hAnsi="Times New Roman"/>
-                <w:sz w:val="16"/>
+                <w:b w:val="0"/>
+                <w:color w:val="0F172A"/>
+                <w:sz w:val="15"/>
               </w:rPr>
               <w:t>*</w:t>
             </w:r>
@@ -801,43 +1342,100 @@
         </w:tc>
         <w:tc>
           <w:tcPr>
-            <w:tcW w:type="dxa" w:w="3120"/>
+            <w:tcW w:type="dxa" w:w="4608"/>
             <w:tcMar>
-              <w:top w:w="25" w:type="dxa"/>
-              <w:bottom w:w="25" w:type="dxa"/>
-              <w:left w:w="50" w:type="dxa"/>
-              <w:right w:w="50" w:type="dxa"/>
+              <w:top w:w="16" w:type="dxa"/>
+              <w:bottom w:w="16" w:type="dxa"/>
+              <w:left w:w="30" w:type="dxa"/>
+              <w:right w:w="30" w:type="dxa"/>
             </w:tcMar>
-            <w:shd w:fill="FFFFFF"/>
+            <w:shd w:fill="EFF6FF"/>
+            <w:tcBorders>
+              <w:top w:val="single" w:sz="4" w:space="0" w:color="CBD5E1"/>
+              <w:left w:val="single" w:sz="4" w:space="0" w:color="CBD5E1"/>
+              <w:bottom w:val="single" w:sz="4" w:space="0" w:color="CBD5E1"/>
+              <w:right w:val="single" w:sz="4" w:space="0" w:color="CBD5E1"/>
+            </w:tcBorders>
           </w:tcPr>
           <w:p>
+            <w:pPr>
+              <w:spacing w:before="0" w:after="0" w:line="252" w:lineRule="auto"/>
+              <w:jc w:val="left"/>
+            </w:pPr>
             <w:r>
               <w:rPr>
                 <w:rFonts w:ascii="Times New Roman" w:hAnsi="Times New Roman"/>
-                <w:sz w:val="16"/>
+                <w:b/>
+                <w:color w:val="0F172A"/>
+                <w:sz w:val="15"/>
               </w:rPr>
-              <w:t>Acknowledgment</w:t>
+              <w:t>Progress Work Evaluation Certificate &amp; Acknowledgment</w:t>
             </w:r>
           </w:p>
         </w:tc>
         <w:tc>
           <w:tcPr>
-            <w:tcW w:type="dxa" w:w="3120"/>
+            <w:tcW w:type="dxa" w:w="1584"/>
             <w:tcMar>
-              <w:top w:w="25" w:type="dxa"/>
-              <w:bottom w:w="25" w:type="dxa"/>
-              <w:left w:w="50" w:type="dxa"/>
-              <w:right w:w="50" w:type="dxa"/>
+              <w:top w:w="16" w:type="dxa"/>
+              <w:bottom w:w="16" w:type="dxa"/>
+              <w:left w:w="30" w:type="dxa"/>
+              <w:right w:w="30" w:type="dxa"/>
             </w:tcMar>
-            <w:shd w:fill="FFFFFF"/>
+            <w:shd w:fill="EFF6FF"/>
+            <w:tcBorders>
+              <w:top w:val="single" w:sz="4" w:space="0" w:color="CBD5E1"/>
+              <w:left w:val="single" w:sz="4" w:space="0" w:color="CBD5E1"/>
+              <w:bottom w:val="single" w:sz="4" w:space="0" w:color="CBD5E1"/>
+              <w:right w:val="single" w:sz="4" w:space="0" w:color="CBD5E1"/>
+            </w:tcBorders>
           </w:tcPr>
           <w:p>
+            <w:pPr>
+              <w:spacing w:before="0" w:after="0" w:line="252" w:lineRule="auto"/>
+              <w:jc w:val="center"/>
+            </w:pPr>
             <w:r>
               <w:rPr>
                 <w:rFonts w:ascii="Times New Roman" w:hAnsi="Times New Roman"/>
-                <w:sz w:val="16"/>
+                <w:b w:val="0"/>
+                <w:color w:val="0F172A"/>
+                <w:sz w:val="15"/>
               </w:rPr>
-              <w:t>Page I</w:t>
+              <w:t>24/09/2026</w:t>
+            </w:r>
+          </w:p>
+        </w:tc>
+        <w:tc>
+          <w:tcPr>
+            <w:tcW w:type="dxa" w:w="2160"/>
+            <w:tcMar>
+              <w:top w:w="16" w:type="dxa"/>
+              <w:bottom w:w="16" w:type="dxa"/>
+              <w:left w:w="30" w:type="dxa"/>
+              <w:right w:w="30" w:type="dxa"/>
+            </w:tcMar>
+            <w:shd w:fill="EFF6FF"/>
+            <w:tcBorders>
+              <w:top w:val="single" w:sz="4" w:space="0" w:color="CBD5E1"/>
+              <w:left w:val="single" w:sz="4" w:space="0" w:color="CBD5E1"/>
+              <w:bottom w:val="single" w:sz="4" w:space="0" w:color="CBD5E1"/>
+              <w:right w:val="single" w:sz="4" w:space="0" w:color="CBD5E1"/>
+            </w:tcBorders>
+          </w:tcPr>
+          <w:p>
+            <w:pPr>
+              <w:spacing w:before="0" w:after="0" w:line="252" w:lineRule="auto"/>
+              <w:jc w:val="left"/>
+            </w:pPr>
+            <w:r>
+              <w:rPr>
+                <w:rFonts w:ascii="Times New Roman" w:hAnsi="Times New Roman"/>
+                <w:b/>
+                <w:color w:val="0F172A"/>
+                <w:sz w:val="15"/>
+              </w:rPr>
+              <w:t>Page I [Completed]</w:t>
             </w:r>
           </w:p>
         </w:tc>
@@ -845,20 +1443,32 @@
       <w:tr>
         <w:tc>
           <w:tcPr>
-            <w:tcW w:type="dxa" w:w="3120"/>
+            <w:tcW w:type="dxa" w:w="864"/>
             <w:tcMar>
-              <w:top w:w="25" w:type="dxa"/>
-              <w:bottom w:w="25" w:type="dxa"/>
-              <w:left w:w="50" w:type="dxa"/>
-              <w:right w:w="50" w:type="dxa"/>
+              <w:top w:w="16" w:type="dxa"/>
+              <w:bottom w:w="16" w:type="dxa"/>
+              <w:left w:w="30" w:type="dxa"/>
+              <w:right w:w="30" w:type="dxa"/>
             </w:tcMar>
-            <w:shd w:fill="F8FAFC"/>
+            <w:shd w:fill="EFF6FF"/>
+            <w:tcBorders>
+              <w:top w:val="single" w:sz="4" w:space="0" w:color="CBD5E1"/>
+              <w:left w:val="single" w:sz="4" w:space="0" w:color="CBD5E1"/>
+              <w:bottom w:val="single" w:sz="4" w:space="0" w:color="CBD5E1"/>
+              <w:right w:val="single" w:sz="4" w:space="0" w:color="CBD5E1"/>
+            </w:tcBorders>
           </w:tcPr>
           <w:p>
+            <w:pPr>
+              <w:spacing w:before="0" w:after="0" w:line="252" w:lineRule="auto"/>
+              <w:jc w:val="center"/>
+            </w:pPr>
             <w:r>
               <w:rPr>
                 <w:rFonts w:ascii="Times New Roman" w:hAnsi="Times New Roman"/>
-                <w:sz w:val="16"/>
+                <w:b w:val="0"/>
+                <w:color w:val="0F172A"/>
+                <w:sz w:val="15"/>
               </w:rPr>
               <w:t>*</w:t>
             </w:r>
@@ -866,43 +1476,100 @@
         </w:tc>
         <w:tc>
           <w:tcPr>
-            <w:tcW w:type="dxa" w:w="3120"/>
+            <w:tcW w:type="dxa" w:w="4608"/>
             <w:tcMar>
-              <w:top w:w="25" w:type="dxa"/>
-              <w:bottom w:w="25" w:type="dxa"/>
-              <w:left w:w="50" w:type="dxa"/>
-              <w:right w:w="50" w:type="dxa"/>
+              <w:top w:w="16" w:type="dxa"/>
+              <w:bottom w:w="16" w:type="dxa"/>
+              <w:left w:w="30" w:type="dxa"/>
+              <w:right w:w="30" w:type="dxa"/>
             </w:tcMar>
-            <w:shd w:fill="F8FAFC"/>
+            <w:shd w:fill="EFF6FF"/>
+            <w:tcBorders>
+              <w:top w:val="single" w:sz="4" w:space="0" w:color="CBD5E1"/>
+              <w:left w:val="single" w:sz="4" w:space="0" w:color="CBD5E1"/>
+              <w:bottom w:val="single" w:sz="4" w:space="0" w:color="CBD5E1"/>
+              <w:right w:val="single" w:sz="4" w:space="0" w:color="CBD5E1"/>
+            </w:tcBorders>
           </w:tcPr>
           <w:p>
+            <w:pPr>
+              <w:spacing w:before="0" w:after="0" w:line="252" w:lineRule="auto"/>
+              <w:jc w:val="left"/>
+            </w:pPr>
             <w:r>
               <w:rPr>
                 <w:rFonts w:ascii="Times New Roman" w:hAnsi="Times New Roman"/>
-                <w:sz w:val="16"/>
+                <w:b/>
+                <w:color w:val="0F172A"/>
+                <w:sz w:val="15"/>
               </w:rPr>
-              <w:t>Abstract</w:t>
+              <w:t>Abstract &amp; Project Curriculum Index</w:t>
             </w:r>
           </w:p>
         </w:tc>
         <w:tc>
           <w:tcPr>
-            <w:tcW w:type="dxa" w:w="3120"/>
+            <w:tcW w:type="dxa" w:w="1584"/>
             <w:tcMar>
-              <w:top w:w="25" w:type="dxa"/>
-              <w:bottom w:w="25" w:type="dxa"/>
-              <w:left w:w="50" w:type="dxa"/>
-              <w:right w:w="50" w:type="dxa"/>
+              <w:top w:w="16" w:type="dxa"/>
+              <w:bottom w:w="16" w:type="dxa"/>
+              <w:left w:w="30" w:type="dxa"/>
+              <w:right w:w="30" w:type="dxa"/>
             </w:tcMar>
-            <w:shd w:fill="F8FAFC"/>
+            <w:shd w:fill="EFF6FF"/>
+            <w:tcBorders>
+              <w:top w:val="single" w:sz="4" w:space="0" w:color="CBD5E1"/>
+              <w:left w:val="single" w:sz="4" w:space="0" w:color="CBD5E1"/>
+              <w:bottom w:val="single" w:sz="4" w:space="0" w:color="CBD5E1"/>
+              <w:right w:val="single" w:sz="4" w:space="0" w:color="CBD5E1"/>
+            </w:tcBorders>
           </w:tcPr>
           <w:p>
+            <w:pPr>
+              <w:spacing w:before="0" w:after="0" w:line="252" w:lineRule="auto"/>
+              <w:jc w:val="center"/>
+            </w:pPr>
             <w:r>
               <w:rPr>
                 <w:rFonts w:ascii="Times New Roman" w:hAnsi="Times New Roman"/>
-                <w:sz w:val="16"/>
+                <w:b w:val="0"/>
+                <w:color w:val="0F172A"/>
+                <w:sz w:val="15"/>
               </w:rPr>
-              <w:t>Page II</w:t>
+              <w:t>24/09/2026</w:t>
+            </w:r>
+          </w:p>
+        </w:tc>
+        <w:tc>
+          <w:tcPr>
+            <w:tcW w:type="dxa" w:w="2160"/>
+            <w:tcMar>
+              <w:top w:w="16" w:type="dxa"/>
+              <w:bottom w:w="16" w:type="dxa"/>
+              <w:left w:w="30" w:type="dxa"/>
+              <w:right w:w="30" w:type="dxa"/>
+            </w:tcMar>
+            <w:shd w:fill="EFF6FF"/>
+            <w:tcBorders>
+              <w:top w:val="single" w:sz="4" w:space="0" w:color="CBD5E1"/>
+              <w:left w:val="single" w:sz="4" w:space="0" w:color="CBD5E1"/>
+              <w:bottom w:val="single" w:sz="4" w:space="0" w:color="CBD5E1"/>
+              <w:right w:val="single" w:sz="4" w:space="0" w:color="CBD5E1"/>
+            </w:tcBorders>
+          </w:tcPr>
+          <w:p>
+            <w:pPr>
+              <w:spacing w:before="0" w:after="0" w:line="252" w:lineRule="auto"/>
+              <w:jc w:val="left"/>
+            </w:pPr>
+            <w:r>
+              <w:rPr>
+                <w:rFonts w:ascii="Times New Roman" w:hAnsi="Times New Roman"/>
+                <w:b/>
+                <w:color w:val="0F172A"/>
+                <w:sz w:val="15"/>
+              </w:rPr>
+              <w:t>Page II [Completed]</w:t>
             </w:r>
           </w:p>
         </w:tc>
@@ -910,64 +1577,133 @@
       <w:tr>
         <w:tc>
           <w:tcPr>
-            <w:tcW w:type="dxa" w:w="3120"/>
+            <w:tcW w:type="dxa" w:w="864"/>
             <w:tcMar>
-              <w:top w:w="25" w:type="dxa"/>
-              <w:bottom w:w="25" w:type="dxa"/>
-              <w:left w:w="50" w:type="dxa"/>
-              <w:right w:w="50" w:type="dxa"/>
+              <w:top w:w="16" w:type="dxa"/>
+              <w:bottom w:w="16" w:type="dxa"/>
+              <w:left w:w="30" w:type="dxa"/>
+              <w:right w:w="30" w:type="dxa"/>
             </w:tcMar>
-            <w:shd w:fill="FFFFFF"/>
+            <w:shd w:fill="EFF6FF"/>
+            <w:tcBorders>
+              <w:top w:val="single" w:sz="4" w:space="0" w:color="CBD5E1"/>
+              <w:left w:val="single" w:sz="4" w:space="0" w:color="CBD5E1"/>
+              <w:bottom w:val="single" w:sz="4" w:space="0" w:color="CBD5E1"/>
+              <w:right w:val="single" w:sz="4" w:space="0" w:color="CBD5E1"/>
+            </w:tcBorders>
           </w:tcPr>
           <w:p>
+            <w:pPr>
+              <w:spacing w:before="0" w:after="0" w:line="252" w:lineRule="auto"/>
+              <w:jc w:val="center"/>
+            </w:pPr>
             <w:r>
               <w:rPr>
                 <w:rFonts w:ascii="Times New Roman" w:hAnsi="Times New Roman"/>
-                <w:sz w:val="16"/>
+                <w:b w:val="0"/>
+                <w:color w:val="0F172A"/>
+                <w:sz w:val="15"/>
               </w:rPr>
-              <w:t>*</w:t>
+              <w:t>1.1</w:t>
             </w:r>
           </w:p>
         </w:tc>
         <w:tc>
           <w:tcPr>
-            <w:tcW w:type="dxa" w:w="3120"/>
+            <w:tcW w:type="dxa" w:w="4608"/>
             <w:tcMar>
-              <w:top w:w="25" w:type="dxa"/>
-              <w:bottom w:w="25" w:type="dxa"/>
-              <w:left w:w="50" w:type="dxa"/>
-              <w:right w:w="50" w:type="dxa"/>
+              <w:top w:w="16" w:type="dxa"/>
+              <w:bottom w:w="16" w:type="dxa"/>
+              <w:left w:w="30" w:type="dxa"/>
+              <w:right w:w="30" w:type="dxa"/>
             </w:tcMar>
-            <w:shd w:fill="FFFFFF"/>
+            <w:shd w:fill="EFF6FF"/>
+            <w:tcBorders>
+              <w:top w:val="single" w:sz="4" w:space="0" w:color="CBD5E1"/>
+              <w:left w:val="single" w:sz="4" w:space="0" w:color="CBD5E1"/>
+              <w:bottom w:val="single" w:sz="4" w:space="0" w:color="CBD5E1"/>
+              <w:right w:val="single" w:sz="4" w:space="0" w:color="CBD5E1"/>
+            </w:tcBorders>
           </w:tcPr>
           <w:p>
+            <w:pPr>
+              <w:spacing w:before="0" w:after="0" w:line="252" w:lineRule="auto"/>
+              <w:jc w:val="left"/>
+            </w:pPr>
             <w:r>
               <w:rPr>
                 <w:rFonts w:ascii="Times New Roman" w:hAnsi="Times New Roman"/>
-                <w:sz w:val="16"/>
+                <w:b/>
+                <w:color w:val="0F172A"/>
+                <w:sz w:val="15"/>
               </w:rPr>
-              <w:t>Index of the Project Report, List of Figures &amp; Tables</w:t>
+              <w:t>Problem Definition (Identification of Needs)</w:t>
             </w:r>
           </w:p>
         </w:tc>
         <w:tc>
           <w:tcPr>
-            <w:tcW w:type="dxa" w:w="3120"/>
+            <w:tcW w:type="dxa" w:w="1584"/>
             <w:tcMar>
-              <w:top w:w="25" w:type="dxa"/>
-              <w:bottom w:w="25" w:type="dxa"/>
-              <w:left w:w="50" w:type="dxa"/>
-              <w:right w:w="50" w:type="dxa"/>
+              <w:top w:w="16" w:type="dxa"/>
+              <w:bottom w:w="16" w:type="dxa"/>
+              <w:left w:w="30" w:type="dxa"/>
+              <w:right w:w="30" w:type="dxa"/>
             </w:tcMar>
-            <w:shd w:fill="FFFFFF"/>
+            <w:shd w:fill="EFF6FF"/>
+            <w:tcBorders>
+              <w:top w:val="single" w:sz="4" w:space="0" w:color="CBD5E1"/>
+              <w:left w:val="single" w:sz="4" w:space="0" w:color="CBD5E1"/>
+              <w:bottom w:val="single" w:sz="4" w:space="0" w:color="CBD5E1"/>
+              <w:right w:val="single" w:sz="4" w:space="0" w:color="CBD5E1"/>
+            </w:tcBorders>
           </w:tcPr>
           <w:p>
+            <w:pPr>
+              <w:spacing w:before="0" w:after="0" w:line="252" w:lineRule="auto"/>
+              <w:jc w:val="center"/>
+            </w:pPr>
             <w:r>
               <w:rPr>
                 <w:rFonts w:ascii="Times New Roman" w:hAnsi="Times New Roman"/>
-                <w:sz w:val="16"/>
+                <w:b w:val="0"/>
+                <w:color w:val="0F172A"/>
+                <w:sz w:val="15"/>
               </w:rPr>
-              <w:t>Page VI - VIII</w:t>
+              <w:t>24/09/2026</w:t>
+            </w:r>
+          </w:p>
+        </w:tc>
+        <w:tc>
+          <w:tcPr>
+            <w:tcW w:type="dxa" w:w="2160"/>
+            <w:tcMar>
+              <w:top w:w="16" w:type="dxa"/>
+              <w:bottom w:w="16" w:type="dxa"/>
+              <w:left w:w="30" w:type="dxa"/>
+              <w:right w:w="30" w:type="dxa"/>
+            </w:tcMar>
+            <w:shd w:fill="EFF6FF"/>
+            <w:tcBorders>
+              <w:top w:val="single" w:sz="4" w:space="0" w:color="CBD5E1"/>
+              <w:left w:val="single" w:sz="4" w:space="0" w:color="CBD5E1"/>
+              <w:bottom w:val="single" w:sz="4" w:space="0" w:color="CBD5E1"/>
+              <w:right w:val="single" w:sz="4" w:space="0" w:color="CBD5E1"/>
+            </w:tcBorders>
+          </w:tcPr>
+          <w:p>
+            <w:pPr>
+              <w:spacing w:before="0" w:after="0" w:line="252" w:lineRule="auto"/>
+              <w:jc w:val="left"/>
+            </w:pPr>
+            <w:r>
+              <w:rPr>
+                <w:rFonts w:ascii="Times New Roman" w:hAnsi="Times New Roman"/>
+                <w:b/>
+                <w:color w:val="0F172A"/>
+                <w:sz w:val="15"/>
+              </w:rPr>
+              <w:t>Page 1 [Completed]</w:t>
             </w:r>
           </w:p>
         </w:tc>
@@ -975,64 +1711,133 @@
       <w:tr>
         <w:tc>
           <w:tcPr>
-            <w:tcW w:type="dxa" w:w="3120"/>
+            <w:tcW w:type="dxa" w:w="864"/>
             <w:tcMar>
-              <w:top w:w="25" w:type="dxa"/>
-              <w:bottom w:w="25" w:type="dxa"/>
-              <w:left w:w="50" w:type="dxa"/>
-              <w:right w:w="50" w:type="dxa"/>
+              <w:top w:w="16" w:type="dxa"/>
+              <w:bottom w:w="16" w:type="dxa"/>
+              <w:left w:w="30" w:type="dxa"/>
+              <w:right w:w="30" w:type="dxa"/>
             </w:tcMar>
-            <w:shd w:fill="F8FAFC"/>
+            <w:shd w:fill="EFF6FF"/>
+            <w:tcBorders>
+              <w:top w:val="single" w:sz="4" w:space="0" w:color="CBD5E1"/>
+              <w:left w:val="single" w:sz="4" w:space="0" w:color="CBD5E1"/>
+              <w:bottom w:val="single" w:sz="4" w:space="0" w:color="CBD5E1"/>
+              <w:right w:val="single" w:sz="4" w:space="0" w:color="CBD5E1"/>
+            </w:tcBorders>
           </w:tcPr>
           <w:p>
+            <w:pPr>
+              <w:spacing w:before="0" w:after="0" w:line="252" w:lineRule="auto"/>
+              <w:jc w:val="center"/>
+            </w:pPr>
             <w:r>
               <w:rPr>
                 <w:rFonts w:ascii="Times New Roman" w:hAnsi="Times New Roman"/>
-                <w:sz w:val="16"/>
+                <w:b w:val="0"/>
+                <w:color w:val="0F172A"/>
+                <w:sz w:val="15"/>
               </w:rPr>
-              <w:t>1</w:t>
+              <w:t>1.2</w:t>
             </w:r>
           </w:p>
         </w:tc>
         <w:tc>
           <w:tcPr>
-            <w:tcW w:type="dxa" w:w="3120"/>
+            <w:tcW w:type="dxa" w:w="4608"/>
             <w:tcMar>
-              <w:top w:w="25" w:type="dxa"/>
-              <w:bottom w:w="25" w:type="dxa"/>
-              <w:left w:w="50" w:type="dxa"/>
-              <w:right w:w="50" w:type="dxa"/>
+              <w:top w:w="16" w:type="dxa"/>
+              <w:bottom w:w="16" w:type="dxa"/>
+              <w:left w:w="30" w:type="dxa"/>
+              <w:right w:w="30" w:type="dxa"/>
             </w:tcMar>
-            <w:shd w:fill="F8FAFC"/>
+            <w:shd w:fill="EFF6FF"/>
+            <w:tcBorders>
+              <w:top w:val="single" w:sz="4" w:space="0" w:color="CBD5E1"/>
+              <w:left w:val="single" w:sz="4" w:space="0" w:color="CBD5E1"/>
+              <w:bottom w:val="single" w:sz="4" w:space="0" w:color="CBD5E1"/>
+              <w:right w:val="single" w:sz="4" w:space="0" w:color="CBD5E1"/>
+            </w:tcBorders>
           </w:tcPr>
           <w:p>
+            <w:pPr>
+              <w:spacing w:before="0" w:after="0" w:line="252" w:lineRule="auto"/>
+              <w:jc w:val="left"/>
+            </w:pPr>
             <w:r>
               <w:rPr>
                 <w:rFonts w:ascii="Times New Roman" w:hAnsi="Times New Roman"/>
-                <w:sz w:val="16"/>
+                <w:b/>
+                <w:color w:val="0F172A"/>
+                <w:sz w:val="15"/>
               </w:rPr>
-              <w:t>ABOUT THE SYSTEM:</w:t>
+              <w:t>Requirement Specifications (Product/System Tasks)</w:t>
             </w:r>
           </w:p>
         </w:tc>
         <w:tc>
           <w:tcPr>
-            <w:tcW w:type="dxa" w:w="3120"/>
+            <w:tcW w:type="dxa" w:w="1584"/>
             <w:tcMar>
-              <w:top w:w="25" w:type="dxa"/>
-              <w:bottom w:w="25" w:type="dxa"/>
-              <w:left w:w="50" w:type="dxa"/>
-              <w:right w:w="50" w:type="dxa"/>
+              <w:top w:w="16" w:type="dxa"/>
+              <w:bottom w:w="16" w:type="dxa"/>
+              <w:left w:w="30" w:type="dxa"/>
+              <w:right w:w="30" w:type="dxa"/>
             </w:tcMar>
-            <w:shd w:fill="F8FAFC"/>
+            <w:shd w:fill="EFF6FF"/>
+            <w:tcBorders>
+              <w:top w:val="single" w:sz="4" w:space="0" w:color="CBD5E1"/>
+              <w:left w:val="single" w:sz="4" w:space="0" w:color="CBD5E1"/>
+              <w:bottom w:val="single" w:sz="4" w:space="0" w:color="CBD5E1"/>
+              <w:right w:val="single" w:sz="4" w:space="0" w:color="CBD5E1"/>
+            </w:tcBorders>
           </w:tcPr>
           <w:p>
+            <w:pPr>
+              <w:spacing w:before="0" w:after="0" w:line="252" w:lineRule="auto"/>
+              <w:jc w:val="center"/>
+            </w:pPr>
             <w:r>
               <w:rPr>
                 <w:rFonts w:ascii="Times New Roman" w:hAnsi="Times New Roman"/>
-                <w:sz w:val="16"/>
+                <w:b w:val="0"/>
+                <w:color w:val="0F172A"/>
+                <w:sz w:val="15"/>
               </w:rPr>
-              <w:t>Page 1</w:t>
+              <w:t>24/09/2026</w:t>
+            </w:r>
+          </w:p>
+        </w:tc>
+        <w:tc>
+          <w:tcPr>
+            <w:tcW w:type="dxa" w:w="2160"/>
+            <w:tcMar>
+              <w:top w:w="16" w:type="dxa"/>
+              <w:bottom w:w="16" w:type="dxa"/>
+              <w:left w:w="30" w:type="dxa"/>
+              <w:right w:w="30" w:type="dxa"/>
+            </w:tcMar>
+            <w:shd w:fill="EFF6FF"/>
+            <w:tcBorders>
+              <w:top w:val="single" w:sz="4" w:space="0" w:color="CBD5E1"/>
+              <w:left w:val="single" w:sz="4" w:space="0" w:color="CBD5E1"/>
+              <w:bottom w:val="single" w:sz="4" w:space="0" w:color="CBD5E1"/>
+              <w:right w:val="single" w:sz="4" w:space="0" w:color="CBD5E1"/>
+            </w:tcBorders>
+          </w:tcPr>
+          <w:p>
+            <w:pPr>
+              <w:spacing w:before="0" w:after="0" w:line="252" w:lineRule="auto"/>
+              <w:jc w:val="left"/>
+            </w:pPr>
+            <w:r>
+              <w:rPr>
+                <w:rFonts w:ascii="Times New Roman" w:hAnsi="Times New Roman"/>
+                <w:b/>
+                <w:color w:val="0F172A"/>
+                <w:sz w:val="15"/>
+              </w:rPr>
+              <w:t>Page 2 [Completed]</w:t>
             </w:r>
           </w:p>
         </w:tc>
@@ -1040,67 +1845,133 @@
       <w:tr>
         <w:tc>
           <w:tcPr>
-            <w:tcW w:type="dxa" w:w="3120"/>
+            <w:tcW w:type="dxa" w:w="864"/>
             <w:tcMar>
-              <w:top w:w="25" w:type="dxa"/>
-              <w:bottom w:w="25" w:type="dxa"/>
-              <w:left w:w="50" w:type="dxa"/>
-              <w:right w:w="50" w:type="dxa"/>
+              <w:top w:w="16" w:type="dxa"/>
+              <w:bottom w:w="16" w:type="dxa"/>
+              <w:left w:w="30" w:type="dxa"/>
+              <w:right w:w="30" w:type="dxa"/>
             </w:tcMar>
             <w:shd w:fill="EFF6FF"/>
+            <w:tcBorders>
+              <w:top w:val="single" w:sz="4" w:space="0" w:color="CBD5E1"/>
+              <w:left w:val="single" w:sz="4" w:space="0" w:color="CBD5E1"/>
+              <w:bottom w:val="single" w:sz="4" w:space="0" w:color="CBD5E1"/>
+              <w:right w:val="single" w:sz="4" w:space="0" w:color="CBD5E1"/>
+            </w:tcBorders>
           </w:tcPr>
           <w:p>
+            <w:pPr>
+              <w:spacing w:before="0" w:after="0" w:line="252" w:lineRule="auto"/>
+              <w:jc w:val="center"/>
+            </w:pPr>
             <w:r>
               <w:rPr>
                 <w:rFonts w:ascii="Times New Roman" w:hAnsi="Times New Roman"/>
-                <w:b/>
-                <w:sz w:val="16"/>
+                <w:b w:val="0"/>
+                <w:color w:val="0F172A"/>
+                <w:sz w:val="15"/>
               </w:rPr>
-              <w:t>1.1</w:t>
+              <w:t>1.3</w:t>
             </w:r>
           </w:p>
         </w:tc>
         <w:tc>
           <w:tcPr>
-            <w:tcW w:type="dxa" w:w="3120"/>
+            <w:tcW w:type="dxa" w:w="4608"/>
             <w:tcMar>
-              <w:top w:w="25" w:type="dxa"/>
-              <w:bottom w:w="25" w:type="dxa"/>
-              <w:left w:w="50" w:type="dxa"/>
-              <w:right w:w="50" w:type="dxa"/>
+              <w:top w:w="16" w:type="dxa"/>
+              <w:bottom w:w="16" w:type="dxa"/>
+              <w:left w:w="30" w:type="dxa"/>
+              <w:right w:w="30" w:type="dxa"/>
             </w:tcMar>
             <w:shd w:fill="EFF6FF"/>
+            <w:tcBorders>
+              <w:top w:val="single" w:sz="4" w:space="0" w:color="CBD5E1"/>
+              <w:left w:val="single" w:sz="4" w:space="0" w:color="CBD5E1"/>
+              <w:bottom w:val="single" w:sz="4" w:space="0" w:color="CBD5E1"/>
+              <w:right w:val="single" w:sz="4" w:space="0" w:color="CBD5E1"/>
+            </w:tcBorders>
           </w:tcPr>
           <w:p>
+            <w:pPr>
+              <w:spacing w:before="0" w:after="0" w:line="252" w:lineRule="auto"/>
+              <w:jc w:val="left"/>
+            </w:pPr>
             <w:r>
               <w:rPr>
                 <w:rFonts w:ascii="Times New Roman" w:hAnsi="Times New Roman"/>
                 <w:b/>
-                <w:sz w:val="16"/>
+                <w:color w:val="0F172A"/>
+                <w:sz w:val="15"/>
               </w:rPr>
-              <w:t xml:space="preserve">  Problem definition (Identification of needs)</w:t>
+              <w:t>Tools and Technology Used (Front-End/Back-End/Marts)</w:t>
             </w:r>
           </w:p>
         </w:tc>
         <w:tc>
           <w:tcPr>
-            <w:tcW w:type="dxa" w:w="3120"/>
+            <w:tcW w:type="dxa" w:w="1584"/>
             <w:tcMar>
-              <w:top w:w="25" w:type="dxa"/>
-              <w:bottom w:w="25" w:type="dxa"/>
-              <w:left w:w="50" w:type="dxa"/>
-              <w:right w:w="50" w:type="dxa"/>
+              <w:top w:w="16" w:type="dxa"/>
+              <w:bottom w:w="16" w:type="dxa"/>
+              <w:left w:w="30" w:type="dxa"/>
+              <w:right w:w="30" w:type="dxa"/>
             </w:tcMar>
             <w:shd w:fill="EFF6FF"/>
+            <w:tcBorders>
+              <w:top w:val="single" w:sz="4" w:space="0" w:color="CBD5E1"/>
+              <w:left w:val="single" w:sz="4" w:space="0" w:color="CBD5E1"/>
+              <w:bottom w:val="single" w:sz="4" w:space="0" w:color="CBD5E1"/>
+              <w:right w:val="single" w:sz="4" w:space="0" w:color="CBD5E1"/>
+            </w:tcBorders>
           </w:tcPr>
           <w:p>
+            <w:pPr>
+              <w:spacing w:before="0" w:after="0" w:line="252" w:lineRule="auto"/>
+              <w:jc w:val="center"/>
+            </w:pPr>
+            <w:r>
+              <w:rPr>
+                <w:rFonts w:ascii="Times New Roman" w:hAnsi="Times New Roman"/>
+                <w:b w:val="0"/>
+                <w:color w:val="0F172A"/>
+                <w:sz w:val="15"/>
+              </w:rPr>
+              <w:t>24/09/2026</w:t>
+            </w:r>
+          </w:p>
+        </w:tc>
+        <w:tc>
+          <w:tcPr>
+            <w:tcW w:type="dxa" w:w="2160"/>
+            <w:tcMar>
+              <w:top w:w="16" w:type="dxa"/>
+              <w:bottom w:w="16" w:type="dxa"/>
+              <w:left w:w="30" w:type="dxa"/>
+              <w:right w:w="30" w:type="dxa"/>
+            </w:tcMar>
+            <w:shd w:fill="EFF6FF"/>
+            <w:tcBorders>
+              <w:top w:val="single" w:sz="4" w:space="0" w:color="CBD5E1"/>
+              <w:left w:val="single" w:sz="4" w:space="0" w:color="CBD5E1"/>
+              <w:bottom w:val="single" w:sz="4" w:space="0" w:color="CBD5E1"/>
+              <w:right w:val="single" w:sz="4" w:space="0" w:color="CBD5E1"/>
+            </w:tcBorders>
+          </w:tcPr>
+          <w:p>
+            <w:pPr>
+              <w:spacing w:before="0" w:after="0" w:line="252" w:lineRule="auto"/>
+              <w:jc w:val="left"/>
+            </w:pPr>
             <w:r>
               <w:rPr>
                 <w:rFonts w:ascii="Times New Roman" w:hAnsi="Times New Roman"/>
                 <w:b/>
-                <w:sz w:val="16"/>
+                <w:color w:val="0F172A"/>
+                <w:sz w:val="15"/>
               </w:rPr>
-              <w:t>[Completed 24/09] Page 1</w:t>
+              <w:t>Page 3 [Completed]</w:t>
             </w:r>
           </w:p>
         </w:tc>
@@ -1108,67 +1979,133 @@
       <w:tr>
         <w:tc>
           <w:tcPr>
-            <w:tcW w:type="dxa" w:w="3120"/>
+            <w:tcW w:type="dxa" w:w="864"/>
             <w:tcMar>
-              <w:top w:w="25" w:type="dxa"/>
-              <w:bottom w:w="25" w:type="dxa"/>
-              <w:left w:w="50" w:type="dxa"/>
-              <w:right w:w="50" w:type="dxa"/>
+              <w:top w:w="16" w:type="dxa"/>
+              <w:bottom w:w="16" w:type="dxa"/>
+              <w:left w:w="30" w:type="dxa"/>
+              <w:right w:w="30" w:type="dxa"/>
             </w:tcMar>
             <w:shd w:fill="EFF6FF"/>
+            <w:tcBorders>
+              <w:top w:val="single" w:sz="4" w:space="0" w:color="CBD5E1"/>
+              <w:left w:val="single" w:sz="4" w:space="0" w:color="CBD5E1"/>
+              <w:bottom w:val="single" w:sz="4" w:space="0" w:color="CBD5E1"/>
+              <w:right w:val="single" w:sz="4" w:space="0" w:color="CBD5E1"/>
+            </w:tcBorders>
           </w:tcPr>
           <w:p>
+            <w:pPr>
+              <w:spacing w:before="0" w:after="0" w:line="252" w:lineRule="auto"/>
+              <w:jc w:val="center"/>
+            </w:pPr>
             <w:r>
               <w:rPr>
                 <w:rFonts w:ascii="Times New Roman" w:hAnsi="Times New Roman"/>
-                <w:b/>
-                <w:sz w:val="16"/>
+                <w:b w:val="0"/>
+                <w:color w:val="0F172A"/>
+                <w:sz w:val="15"/>
               </w:rPr>
-              <w:t>1.2</w:t>
+              <w:t>2.1</w:t>
             </w:r>
           </w:p>
         </w:tc>
         <w:tc>
           <w:tcPr>
-            <w:tcW w:type="dxa" w:w="3120"/>
+            <w:tcW w:type="dxa" w:w="4608"/>
             <w:tcMar>
-              <w:top w:w="25" w:type="dxa"/>
-              <w:bottom w:w="25" w:type="dxa"/>
-              <w:left w:w="50" w:type="dxa"/>
-              <w:right w:w="50" w:type="dxa"/>
+              <w:top w:w="16" w:type="dxa"/>
+              <w:bottom w:w="16" w:type="dxa"/>
+              <w:left w:w="30" w:type="dxa"/>
+              <w:right w:w="30" w:type="dxa"/>
             </w:tcMar>
             <w:shd w:fill="EFF6FF"/>
+            <w:tcBorders>
+              <w:top w:val="single" w:sz="4" w:space="0" w:color="CBD5E1"/>
+              <w:left w:val="single" w:sz="4" w:space="0" w:color="CBD5E1"/>
+              <w:bottom w:val="single" w:sz="4" w:space="0" w:color="CBD5E1"/>
+              <w:right w:val="single" w:sz="4" w:space="0" w:color="CBD5E1"/>
+            </w:tcBorders>
           </w:tcPr>
           <w:p>
+            <w:pPr>
+              <w:spacing w:before="0" w:after="0" w:line="252" w:lineRule="auto"/>
+              <w:jc w:val="left"/>
+            </w:pPr>
             <w:r>
               <w:rPr>
                 <w:rFonts w:ascii="Times New Roman" w:hAnsi="Times New Roman"/>
                 <w:b/>
-                <w:sz w:val="16"/>
+                <w:color w:val="0F172A"/>
+                <w:sz w:val="15"/>
               </w:rPr>
-              <w:t xml:space="preserve">  Requirement Specifications (Product/System Tasks)</w:t>
+              <w:t>Data Flow Diagrams (Level 0 Context, Level 1, Level 2 DFDs)</w:t>
             </w:r>
           </w:p>
         </w:tc>
         <w:tc>
           <w:tcPr>
-            <w:tcW w:type="dxa" w:w="3120"/>
+            <w:tcW w:type="dxa" w:w="1584"/>
             <w:tcMar>
-              <w:top w:w="25" w:type="dxa"/>
-              <w:bottom w:w="25" w:type="dxa"/>
-              <w:left w:w="50" w:type="dxa"/>
-              <w:right w:w="50" w:type="dxa"/>
+              <w:top w:w="16" w:type="dxa"/>
+              <w:bottom w:w="16" w:type="dxa"/>
+              <w:left w:w="30" w:type="dxa"/>
+              <w:right w:w="30" w:type="dxa"/>
             </w:tcMar>
             <w:shd w:fill="EFF6FF"/>
+            <w:tcBorders>
+              <w:top w:val="single" w:sz="4" w:space="0" w:color="CBD5E1"/>
+              <w:left w:val="single" w:sz="4" w:space="0" w:color="CBD5E1"/>
+              <w:bottom w:val="single" w:sz="4" w:space="0" w:color="CBD5E1"/>
+              <w:right w:val="single" w:sz="4" w:space="0" w:color="CBD5E1"/>
+            </w:tcBorders>
           </w:tcPr>
           <w:p>
+            <w:pPr>
+              <w:spacing w:before="0" w:after="0" w:line="252" w:lineRule="auto"/>
+              <w:jc w:val="center"/>
+            </w:pPr>
+            <w:r>
+              <w:rPr>
+                <w:rFonts w:ascii="Times New Roman" w:hAnsi="Times New Roman"/>
+                <w:b w:val="0"/>
+                <w:color w:val="0F172A"/>
+                <w:sz w:val="15"/>
+              </w:rPr>
+              <w:t>24/09/2026</w:t>
+            </w:r>
+          </w:p>
+        </w:tc>
+        <w:tc>
+          <w:tcPr>
+            <w:tcW w:type="dxa" w:w="2160"/>
+            <w:tcMar>
+              <w:top w:w="16" w:type="dxa"/>
+              <w:bottom w:w="16" w:type="dxa"/>
+              <w:left w:w="30" w:type="dxa"/>
+              <w:right w:w="30" w:type="dxa"/>
+            </w:tcMar>
+            <w:shd w:fill="EFF6FF"/>
+            <w:tcBorders>
+              <w:top w:val="single" w:sz="4" w:space="0" w:color="CBD5E1"/>
+              <w:left w:val="single" w:sz="4" w:space="0" w:color="CBD5E1"/>
+              <w:bottom w:val="single" w:sz="4" w:space="0" w:color="CBD5E1"/>
+              <w:right w:val="single" w:sz="4" w:space="0" w:color="CBD5E1"/>
+            </w:tcBorders>
+          </w:tcPr>
+          <w:p>
+            <w:pPr>
+              <w:spacing w:before="0" w:after="0" w:line="252" w:lineRule="auto"/>
+              <w:jc w:val="left"/>
+            </w:pPr>
             <w:r>
               <w:rPr>
                 <w:rFonts w:ascii="Times New Roman" w:hAnsi="Times New Roman"/>
                 <w:b/>
-                <w:sz w:val="16"/>
+                <w:color w:val="0F172A"/>
+                <w:sz w:val="15"/>
               </w:rPr>
-              <w:t>[Completed 24/09] Page 2</w:t>
+              <w:t>Pages 4-6 [Completed]</w:t>
             </w:r>
           </w:p>
         </w:tc>
@@ -1176,67 +2113,133 @@
       <w:tr>
         <w:tc>
           <w:tcPr>
-            <w:tcW w:type="dxa" w:w="3120"/>
+            <w:tcW w:type="dxa" w:w="864"/>
             <w:tcMar>
-              <w:top w:w="25" w:type="dxa"/>
-              <w:bottom w:w="25" w:type="dxa"/>
-              <w:left w:w="50" w:type="dxa"/>
-              <w:right w:w="50" w:type="dxa"/>
+              <w:top w:w="16" w:type="dxa"/>
+              <w:bottom w:w="16" w:type="dxa"/>
+              <w:left w:w="30" w:type="dxa"/>
+              <w:right w:w="30" w:type="dxa"/>
             </w:tcMar>
             <w:shd w:fill="EFF6FF"/>
+            <w:tcBorders>
+              <w:top w:val="single" w:sz="4" w:space="0" w:color="CBD5E1"/>
+              <w:left w:val="single" w:sz="4" w:space="0" w:color="CBD5E1"/>
+              <w:bottom w:val="single" w:sz="4" w:space="0" w:color="CBD5E1"/>
+              <w:right w:val="single" w:sz="4" w:space="0" w:color="CBD5E1"/>
+            </w:tcBorders>
           </w:tcPr>
           <w:p>
+            <w:pPr>
+              <w:spacing w:before="0" w:after="0" w:line="252" w:lineRule="auto"/>
+              <w:jc w:val="center"/>
+            </w:pPr>
             <w:r>
               <w:rPr>
                 <w:rFonts w:ascii="Times New Roman" w:hAnsi="Times New Roman"/>
-                <w:b/>
-                <w:sz w:val="16"/>
+                <w:b w:val="0"/>
+                <w:color w:val="0F172A"/>
+                <w:sz w:val="15"/>
               </w:rPr>
-              <w:t>1.3</w:t>
+              <w:t>2.2</w:t>
             </w:r>
           </w:p>
         </w:tc>
         <w:tc>
           <w:tcPr>
-            <w:tcW w:type="dxa" w:w="3120"/>
+            <w:tcW w:type="dxa" w:w="4608"/>
             <w:tcMar>
-              <w:top w:w="25" w:type="dxa"/>
-              <w:bottom w:w="25" w:type="dxa"/>
-              <w:left w:w="50" w:type="dxa"/>
-              <w:right w:w="50" w:type="dxa"/>
+              <w:top w:w="16" w:type="dxa"/>
+              <w:bottom w:w="16" w:type="dxa"/>
+              <w:left w:w="30" w:type="dxa"/>
+              <w:right w:w="30" w:type="dxa"/>
             </w:tcMar>
             <w:shd w:fill="EFF6FF"/>
+            <w:tcBorders>
+              <w:top w:val="single" w:sz="4" w:space="0" w:color="CBD5E1"/>
+              <w:left w:val="single" w:sz="4" w:space="0" w:color="CBD5E1"/>
+              <w:bottom w:val="single" w:sz="4" w:space="0" w:color="CBD5E1"/>
+              <w:right w:val="single" w:sz="4" w:space="0" w:color="CBD5E1"/>
+            </w:tcBorders>
           </w:tcPr>
           <w:p>
+            <w:pPr>
+              <w:spacing w:before="0" w:after="0" w:line="252" w:lineRule="auto"/>
+              <w:jc w:val="left"/>
+            </w:pPr>
             <w:r>
               <w:rPr>
                 <w:rFonts w:ascii="Times New Roman" w:hAnsi="Times New Roman"/>
                 <w:b/>
-                <w:sz w:val="16"/>
+                <w:color w:val="0F172A"/>
+                <w:sz w:val="15"/>
               </w:rPr>
-              <w:t xml:space="preserve">  Tools and Technology Used (Front-End/Back-End/Framework)</w:t>
+              <w:t>Use Case Diagram &amp; Milestone Tracking Matrix</w:t>
             </w:r>
           </w:p>
         </w:tc>
         <w:tc>
           <w:tcPr>
-            <w:tcW w:type="dxa" w:w="3120"/>
+            <w:tcW w:type="dxa" w:w="1584"/>
             <w:tcMar>
-              <w:top w:w="25" w:type="dxa"/>
-              <w:bottom w:w="25" w:type="dxa"/>
-              <w:left w:w="50" w:type="dxa"/>
-              <w:right w:w="50" w:type="dxa"/>
+              <w:top w:w="16" w:type="dxa"/>
+              <w:bottom w:w="16" w:type="dxa"/>
+              <w:left w:w="30" w:type="dxa"/>
+              <w:right w:w="30" w:type="dxa"/>
             </w:tcMar>
             <w:shd w:fill="EFF6FF"/>
+            <w:tcBorders>
+              <w:top w:val="single" w:sz="4" w:space="0" w:color="CBD5E1"/>
+              <w:left w:val="single" w:sz="4" w:space="0" w:color="CBD5E1"/>
+              <w:bottom w:val="single" w:sz="4" w:space="0" w:color="CBD5E1"/>
+              <w:right w:val="single" w:sz="4" w:space="0" w:color="CBD5E1"/>
+            </w:tcBorders>
           </w:tcPr>
           <w:p>
+            <w:pPr>
+              <w:spacing w:before="0" w:after="0" w:line="252" w:lineRule="auto"/>
+              <w:jc w:val="center"/>
+            </w:pPr>
+            <w:r>
+              <w:rPr>
+                <w:rFonts w:ascii="Times New Roman" w:hAnsi="Times New Roman"/>
+                <w:b w:val="0"/>
+                <w:color w:val="0F172A"/>
+                <w:sz w:val="15"/>
+              </w:rPr>
+              <w:t>24/09/2026</w:t>
+            </w:r>
+          </w:p>
+        </w:tc>
+        <w:tc>
+          <w:tcPr>
+            <w:tcW w:type="dxa" w:w="2160"/>
+            <w:tcMar>
+              <w:top w:w="16" w:type="dxa"/>
+              <w:bottom w:w="16" w:type="dxa"/>
+              <w:left w:w="30" w:type="dxa"/>
+              <w:right w:w="30" w:type="dxa"/>
+            </w:tcMar>
+            <w:shd w:fill="EFF6FF"/>
+            <w:tcBorders>
+              <w:top w:val="single" w:sz="4" w:space="0" w:color="CBD5E1"/>
+              <w:left w:val="single" w:sz="4" w:space="0" w:color="CBD5E1"/>
+              <w:bottom w:val="single" w:sz="4" w:space="0" w:color="CBD5E1"/>
+              <w:right w:val="single" w:sz="4" w:space="0" w:color="CBD5E1"/>
+            </w:tcBorders>
+          </w:tcPr>
+          <w:p>
+            <w:pPr>
+              <w:spacing w:before="0" w:after="0" w:line="252" w:lineRule="auto"/>
+              <w:jc w:val="left"/>
+            </w:pPr>
             <w:r>
               <w:rPr>
                 <w:rFonts w:ascii="Times New Roman" w:hAnsi="Times New Roman"/>
                 <w:b/>
-                <w:sz w:val="16"/>
+                <w:color w:val="0F172A"/>
+                <w:sz w:val="15"/>
               </w:rPr>
-              <w:t>[Completed 24/09] Page 3</w:t>
+              <w:t>Page 7 [Completed]</w:t>
             </w:r>
           </w:p>
         </w:tc>
@@ -1244,64 +2247,133 @@
       <w:tr>
         <w:tc>
           <w:tcPr>
-            <w:tcW w:type="dxa" w:w="3120"/>
+            <w:tcW w:type="dxa" w:w="864"/>
             <w:tcMar>
-              <w:top w:w="25" w:type="dxa"/>
-              <w:bottom w:w="25" w:type="dxa"/>
-              <w:left w:w="50" w:type="dxa"/>
-              <w:right w:w="50" w:type="dxa"/>
+              <w:top w:w="16" w:type="dxa"/>
+              <w:bottom w:w="16" w:type="dxa"/>
+              <w:left w:w="30" w:type="dxa"/>
+              <w:right w:w="30" w:type="dxa"/>
             </w:tcMar>
             <w:shd w:fill="F8FAFC"/>
+            <w:tcBorders>
+              <w:top w:val="single" w:sz="4" w:space="0" w:color="CBD5E1"/>
+              <w:left w:val="single" w:sz="4" w:space="0" w:color="CBD5E1"/>
+              <w:bottom w:val="single" w:sz="4" w:space="0" w:color="CBD5E1"/>
+              <w:right w:val="single" w:sz="4" w:space="0" w:color="CBD5E1"/>
+            </w:tcBorders>
           </w:tcPr>
           <w:p>
+            <w:pPr>
+              <w:spacing w:before="0" w:after="0" w:line="252" w:lineRule="auto"/>
+              <w:jc w:val="center"/>
+            </w:pPr>
             <w:r>
               <w:rPr>
                 <w:rFonts w:ascii="Times New Roman" w:hAnsi="Times New Roman"/>
-                <w:sz w:val="16"/>
+                <w:b w:val="0"/>
+                <w:color w:val="0F172A"/>
+                <w:sz w:val="15"/>
               </w:rPr>
-              <w:t>2</w:t>
+              <w:t>2.3-2.4</w:t>
             </w:r>
           </w:p>
         </w:tc>
         <w:tc>
           <w:tcPr>
-            <w:tcW w:type="dxa" w:w="3120"/>
+            <w:tcW w:type="dxa" w:w="4608"/>
             <w:tcMar>
-              <w:top w:w="25" w:type="dxa"/>
-              <w:bottom w:w="25" w:type="dxa"/>
-              <w:left w:w="50" w:type="dxa"/>
-              <w:right w:w="50" w:type="dxa"/>
+              <w:top w:w="16" w:type="dxa"/>
+              <w:bottom w:w="16" w:type="dxa"/>
+              <w:left w:w="30" w:type="dxa"/>
+              <w:right w:w="30" w:type="dxa"/>
             </w:tcMar>
             <w:shd w:fill="F8FAFC"/>
+            <w:tcBorders>
+              <w:top w:val="single" w:sz="4" w:space="0" w:color="CBD5E1"/>
+              <w:left w:val="single" w:sz="4" w:space="0" w:color="CBD5E1"/>
+              <w:bottom w:val="single" w:sz="4" w:space="0" w:color="CBD5E1"/>
+              <w:right w:val="single" w:sz="4" w:space="0" w:color="CBD5E1"/>
+            </w:tcBorders>
           </w:tcPr>
           <w:p>
+            <w:pPr>
+              <w:spacing w:before="0" w:after="0" w:line="252" w:lineRule="auto"/>
+              <w:jc w:val="left"/>
+            </w:pPr>
             <w:r>
               <w:rPr>
                 <w:rFonts w:ascii="Times New Roman" w:hAnsi="Times New Roman"/>
-                <w:sz w:val="16"/>
+                <w:b w:val="0"/>
+                <w:color w:val="0F172A"/>
+                <w:sz w:val="15"/>
               </w:rPr>
-              <w:t>SYSTEM DESIGN USING UML:</w:t>
+              <w:t>Class Diagram &amp; Sequence Diagrams</w:t>
             </w:r>
           </w:p>
         </w:tc>
         <w:tc>
           <w:tcPr>
-            <w:tcW w:type="dxa" w:w="3120"/>
+            <w:tcW w:type="dxa" w:w="1584"/>
             <w:tcMar>
-              <w:top w:w="25" w:type="dxa"/>
-              <w:bottom w:w="25" w:type="dxa"/>
-              <w:left w:w="50" w:type="dxa"/>
-              <w:right w:w="50" w:type="dxa"/>
+              <w:top w:w="16" w:type="dxa"/>
+              <w:bottom w:w="16" w:type="dxa"/>
+              <w:left w:w="30" w:type="dxa"/>
+              <w:right w:w="30" w:type="dxa"/>
             </w:tcMar>
             <w:shd w:fill="F8FAFC"/>
+            <w:tcBorders>
+              <w:top w:val="single" w:sz="4" w:space="0" w:color="CBD5E1"/>
+              <w:left w:val="single" w:sz="4" w:space="0" w:color="CBD5E1"/>
+              <w:bottom w:val="single" w:sz="4" w:space="0" w:color="CBD5E1"/>
+              <w:right w:val="single" w:sz="4" w:space="0" w:color="CBD5E1"/>
+            </w:tcBorders>
           </w:tcPr>
           <w:p>
+            <w:pPr>
+              <w:spacing w:before="0" w:after="0" w:line="252" w:lineRule="auto"/>
+              <w:jc w:val="center"/>
+            </w:pPr>
             <w:r>
               <w:rPr>
                 <w:rFonts w:ascii="Times New Roman" w:hAnsi="Times New Roman"/>
-                <w:sz w:val="16"/>
+                <w:b w:val="0"/>
+                <w:color w:val="0F172A"/>
+                <w:sz w:val="15"/>
               </w:rPr>
-              <w:t>Page 4</w:t>
+              <w:t>13/10/2026</w:t>
+            </w:r>
+          </w:p>
+        </w:tc>
+        <w:tc>
+          <w:tcPr>
+            <w:tcW w:type="dxa" w:w="2160"/>
+            <w:tcMar>
+              <w:top w:w="16" w:type="dxa"/>
+              <w:bottom w:w="16" w:type="dxa"/>
+              <w:left w:w="30" w:type="dxa"/>
+              <w:right w:w="30" w:type="dxa"/>
+            </w:tcMar>
+            <w:shd w:fill="F8FAFC"/>
+            <w:tcBorders>
+              <w:top w:val="single" w:sz="4" w:space="0" w:color="CBD5E1"/>
+              <w:left w:val="single" w:sz="4" w:space="0" w:color="CBD5E1"/>
+              <w:bottom w:val="single" w:sz="4" w:space="0" w:color="CBD5E1"/>
+              <w:right w:val="single" w:sz="4" w:space="0" w:color="CBD5E1"/>
+            </w:tcBorders>
+          </w:tcPr>
+          <w:p>
+            <w:pPr>
+              <w:spacing w:before="0" w:after="0" w:line="252" w:lineRule="auto"/>
+              <w:jc w:val="left"/>
+            </w:pPr>
+            <w:r>
+              <w:rPr>
+                <w:rFonts w:ascii="Times New Roman" w:hAnsi="Times New Roman"/>
+                <w:b w:val="0"/>
+                <w:color w:val="0F172A"/>
+                <w:sz w:val="15"/>
+              </w:rPr>
+              <w:t>[Mid-Term Exam Milestone]</w:t>
             </w:r>
           </w:p>
         </w:tc>
@@ -1309,67 +2381,133 @@
       <w:tr>
         <w:tc>
           <w:tcPr>
-            <w:tcW w:type="dxa" w:w="3120"/>
+            <w:tcW w:type="dxa" w:w="864"/>
             <w:tcMar>
-              <w:top w:w="25" w:type="dxa"/>
-              <w:bottom w:w="25" w:type="dxa"/>
-              <w:left w:w="50" w:type="dxa"/>
-              <w:right w:w="50" w:type="dxa"/>
+              <w:top w:w="16" w:type="dxa"/>
+              <w:bottom w:w="16" w:type="dxa"/>
+              <w:left w:w="30" w:type="dxa"/>
+              <w:right w:w="30" w:type="dxa"/>
             </w:tcMar>
-            <w:shd w:fill="EFF6FF"/>
+            <w:shd w:fill="FFFFFF"/>
+            <w:tcBorders>
+              <w:top w:val="single" w:sz="4" w:space="0" w:color="CBD5E1"/>
+              <w:left w:val="single" w:sz="4" w:space="0" w:color="CBD5E1"/>
+              <w:bottom w:val="single" w:sz="4" w:space="0" w:color="CBD5E1"/>
+              <w:right w:val="single" w:sz="4" w:space="0" w:color="CBD5E1"/>
+            </w:tcBorders>
           </w:tcPr>
           <w:p>
+            <w:pPr>
+              <w:spacing w:before="0" w:after="0" w:line="252" w:lineRule="auto"/>
+              <w:jc w:val="center"/>
+            </w:pPr>
             <w:r>
               <w:rPr>
                 <w:rFonts w:ascii="Times New Roman" w:hAnsi="Times New Roman"/>
-                <w:b/>
-                <w:sz w:val="16"/>
+                <w:b w:val="0"/>
+                <w:color w:val="0F172A"/>
+                <w:sz w:val="15"/>
               </w:rPr>
-              <w:t>2.1</w:t>
+              <w:t>3.1</w:t>
             </w:r>
           </w:p>
         </w:tc>
         <w:tc>
           <w:tcPr>
-            <w:tcW w:type="dxa" w:w="3120"/>
+            <w:tcW w:type="dxa" w:w="4608"/>
             <w:tcMar>
-              <w:top w:w="25" w:type="dxa"/>
-              <w:bottom w:w="25" w:type="dxa"/>
-              <w:left w:w="50" w:type="dxa"/>
-              <w:right w:w="50" w:type="dxa"/>
+              <w:top w:w="16" w:type="dxa"/>
+              <w:bottom w:w="16" w:type="dxa"/>
+              <w:left w:w="30" w:type="dxa"/>
+              <w:right w:w="30" w:type="dxa"/>
             </w:tcMar>
-            <w:shd w:fill="EFF6FF"/>
+            <w:shd w:fill="FFFFFF"/>
+            <w:tcBorders>
+              <w:top w:val="single" w:sz="4" w:space="0" w:color="CBD5E1"/>
+              <w:left w:val="single" w:sz="4" w:space="0" w:color="CBD5E1"/>
+              <w:bottom w:val="single" w:sz="4" w:space="0" w:color="CBD5E1"/>
+              <w:right w:val="single" w:sz="4" w:space="0" w:color="CBD5E1"/>
+            </w:tcBorders>
           </w:tcPr>
           <w:p>
+            <w:pPr>
+              <w:spacing w:before="0" w:after="0" w:line="252" w:lineRule="auto"/>
+              <w:jc w:val="left"/>
+            </w:pPr>
             <w:r>
               <w:rPr>
                 <w:rFonts w:ascii="Times New Roman" w:hAnsi="Times New Roman"/>
-                <w:b/>
-                <w:sz w:val="16"/>
+                <w:b w:val="0"/>
+                <w:color w:val="0F172A"/>
+                <w:sz w:val="15"/>
               </w:rPr>
-              <w:t xml:space="preserve">  Data Flow Diagrams (Level 0 Context, Level 1, Level 2 DFDs)</w:t>
+              <w:t>Data Dictionary: Database Tables SQL/NoSQL</w:t>
             </w:r>
           </w:p>
         </w:tc>
         <w:tc>
           <w:tcPr>
-            <w:tcW w:type="dxa" w:w="3120"/>
+            <w:tcW w:type="dxa" w:w="1584"/>
             <w:tcMar>
-              <w:top w:w="25" w:type="dxa"/>
-              <w:bottom w:w="25" w:type="dxa"/>
-              <w:left w:w="50" w:type="dxa"/>
-              <w:right w:w="50" w:type="dxa"/>
+              <w:top w:w="16" w:type="dxa"/>
+              <w:bottom w:w="16" w:type="dxa"/>
+              <w:left w:w="30" w:type="dxa"/>
+              <w:right w:w="30" w:type="dxa"/>
             </w:tcMar>
-            <w:shd w:fill="EFF6FF"/>
+            <w:shd w:fill="FFFFFF"/>
+            <w:tcBorders>
+              <w:top w:val="single" w:sz="4" w:space="0" w:color="CBD5E1"/>
+              <w:left w:val="single" w:sz="4" w:space="0" w:color="CBD5E1"/>
+              <w:bottom w:val="single" w:sz="4" w:space="0" w:color="CBD5E1"/>
+              <w:right w:val="single" w:sz="4" w:space="0" w:color="CBD5E1"/>
+            </w:tcBorders>
           </w:tcPr>
           <w:p>
+            <w:pPr>
+              <w:spacing w:before="0" w:after="0" w:line="252" w:lineRule="auto"/>
+              <w:jc w:val="center"/>
+            </w:pPr>
             <w:r>
               <w:rPr>
                 <w:rFonts w:ascii="Times New Roman" w:hAnsi="Times New Roman"/>
-                <w:b/>
-                <w:sz w:val="16"/>
+                <w:b w:val="0"/>
+                <w:color w:val="0F172A"/>
+                <w:sz w:val="15"/>
               </w:rPr>
-              <w:t>[Completed 24/09] Page 4</w:t>
+              <w:t>13/10/2026</w:t>
+            </w:r>
+          </w:p>
+        </w:tc>
+        <w:tc>
+          <w:tcPr>
+            <w:tcW w:type="dxa" w:w="2160"/>
+            <w:tcMar>
+              <w:top w:w="16" w:type="dxa"/>
+              <w:bottom w:w="16" w:type="dxa"/>
+              <w:left w:w="30" w:type="dxa"/>
+              <w:right w:w="30" w:type="dxa"/>
+            </w:tcMar>
+            <w:shd w:fill="FFFFFF"/>
+            <w:tcBorders>
+              <w:top w:val="single" w:sz="4" w:space="0" w:color="CBD5E1"/>
+              <w:left w:val="single" w:sz="4" w:space="0" w:color="CBD5E1"/>
+              <w:bottom w:val="single" w:sz="4" w:space="0" w:color="CBD5E1"/>
+              <w:right w:val="single" w:sz="4" w:space="0" w:color="CBD5E1"/>
+            </w:tcBorders>
+          </w:tcPr>
+          <w:p>
+            <w:pPr>
+              <w:spacing w:before="0" w:after="0" w:line="252" w:lineRule="auto"/>
+              <w:jc w:val="left"/>
+            </w:pPr>
+            <w:r>
+              <w:rPr>
+                <w:rFonts w:ascii="Times New Roman" w:hAnsi="Times New Roman"/>
+                <w:b w:val="0"/>
+                <w:color w:val="0F172A"/>
+                <w:sz w:val="15"/>
+              </w:rPr>
+              <w:t>[Mid-Term Exam Milestone]</w:t>
             </w:r>
           </w:p>
         </w:tc>
@@ -1377,67 +2515,133 @@
       <w:tr>
         <w:tc>
           <w:tcPr>
-            <w:tcW w:type="dxa" w:w="3120"/>
+            <w:tcW w:type="dxa" w:w="864"/>
             <w:tcMar>
-              <w:top w:w="25" w:type="dxa"/>
-              <w:bottom w:w="25" w:type="dxa"/>
-              <w:left w:w="50" w:type="dxa"/>
-              <w:right w:w="50" w:type="dxa"/>
+              <w:top w:w="16" w:type="dxa"/>
+              <w:bottom w:w="16" w:type="dxa"/>
+              <w:left w:w="30" w:type="dxa"/>
+              <w:right w:w="30" w:type="dxa"/>
             </w:tcMar>
-            <w:shd w:fill="EFF6FF"/>
+            <w:shd w:fill="F8FAFC"/>
+            <w:tcBorders>
+              <w:top w:val="single" w:sz="4" w:space="0" w:color="CBD5E1"/>
+              <w:left w:val="single" w:sz="4" w:space="0" w:color="CBD5E1"/>
+              <w:bottom w:val="single" w:sz="4" w:space="0" w:color="CBD5E1"/>
+              <w:right w:val="single" w:sz="4" w:space="0" w:color="CBD5E1"/>
+            </w:tcBorders>
           </w:tcPr>
           <w:p>
+            <w:pPr>
+              <w:spacing w:before="0" w:after="0" w:line="252" w:lineRule="auto"/>
+              <w:jc w:val="center"/>
+            </w:pPr>
             <w:r>
               <w:rPr>
                 <w:rFonts w:ascii="Times New Roman" w:hAnsi="Times New Roman"/>
-                <w:b/>
-                <w:sz w:val="16"/>
+                <w:b w:val="0"/>
+                <w:color w:val="0F172A"/>
+                <w:sz w:val="15"/>
               </w:rPr>
-              <w:t>2.2</w:t>
+              <w:t>4.1-4.3</w:t>
             </w:r>
           </w:p>
         </w:tc>
         <w:tc>
           <w:tcPr>
-            <w:tcW w:type="dxa" w:w="3120"/>
+            <w:tcW w:type="dxa" w:w="4608"/>
             <w:tcMar>
-              <w:top w:w="25" w:type="dxa"/>
-              <w:bottom w:w="25" w:type="dxa"/>
-              <w:left w:w="50" w:type="dxa"/>
-              <w:right w:w="50" w:type="dxa"/>
+              <w:top w:w="16" w:type="dxa"/>
+              <w:bottom w:w="16" w:type="dxa"/>
+              <w:left w:w="30" w:type="dxa"/>
+              <w:right w:w="30" w:type="dxa"/>
             </w:tcMar>
-            <w:shd w:fill="EFF6FF"/>
+            <w:shd w:fill="F8FAFC"/>
+            <w:tcBorders>
+              <w:top w:val="single" w:sz="4" w:space="0" w:color="CBD5E1"/>
+              <w:left w:val="single" w:sz="4" w:space="0" w:color="CBD5E1"/>
+              <w:bottom w:val="single" w:sz="4" w:space="0" w:color="CBD5E1"/>
+              <w:right w:val="single" w:sz="4" w:space="0" w:color="CBD5E1"/>
+            </w:tcBorders>
           </w:tcPr>
           <w:p>
+            <w:pPr>
+              <w:spacing w:before="0" w:after="0" w:line="252" w:lineRule="auto"/>
+              <w:jc w:val="left"/>
+            </w:pPr>
             <w:r>
               <w:rPr>
                 <w:rFonts w:ascii="Times New Roman" w:hAnsi="Times New Roman"/>
-                <w:b/>
-                <w:sz w:val="16"/>
+                <w:b w:val="0"/>
+                <w:color w:val="0F172A"/>
+                <w:sz w:val="15"/>
               </w:rPr>
-              <w:t xml:space="preserve">  Use Case Diagram &amp; Actor Specifications</w:t>
+              <w:t>Implementation: Screen Layouts, Coding &amp; Execution</w:t>
             </w:r>
           </w:p>
         </w:tc>
         <w:tc>
           <w:tcPr>
-            <w:tcW w:type="dxa" w:w="3120"/>
+            <w:tcW w:type="dxa" w:w="1584"/>
             <w:tcMar>
-              <w:top w:w="25" w:type="dxa"/>
-              <w:bottom w:w="25" w:type="dxa"/>
-              <w:left w:w="50" w:type="dxa"/>
-              <w:right w:w="50" w:type="dxa"/>
+              <w:top w:w="16" w:type="dxa"/>
+              <w:bottom w:w="16" w:type="dxa"/>
+              <w:left w:w="30" w:type="dxa"/>
+              <w:right w:w="30" w:type="dxa"/>
             </w:tcMar>
-            <w:shd w:fill="EFF6FF"/>
+            <w:shd w:fill="F8FAFC"/>
+            <w:tcBorders>
+              <w:top w:val="single" w:sz="4" w:space="0" w:color="CBD5E1"/>
+              <w:left w:val="single" w:sz="4" w:space="0" w:color="CBD5E1"/>
+              <w:bottom w:val="single" w:sz="4" w:space="0" w:color="CBD5E1"/>
+              <w:right w:val="single" w:sz="4" w:space="0" w:color="CBD5E1"/>
+            </w:tcBorders>
           </w:tcPr>
           <w:p>
+            <w:pPr>
+              <w:spacing w:before="0" w:after="0" w:line="252" w:lineRule="auto"/>
+              <w:jc w:val="center"/>
+            </w:pPr>
             <w:r>
               <w:rPr>
                 <w:rFonts w:ascii="Times New Roman" w:hAnsi="Times New Roman"/>
-                <w:b/>
-                <w:sz w:val="16"/>
+                <w:b w:val="0"/>
+                <w:color w:val="0F172A"/>
+                <w:sz w:val="15"/>
               </w:rPr>
-              <w:t>[Completed 24/09] Page 7</w:t>
+              <w:t>27/10/2026</w:t>
+            </w:r>
+          </w:p>
+        </w:tc>
+        <w:tc>
+          <w:tcPr>
+            <w:tcW w:type="dxa" w:w="2160"/>
+            <w:tcMar>
+              <w:top w:w="16" w:type="dxa"/>
+              <w:bottom w:w="16" w:type="dxa"/>
+              <w:left w:w="30" w:type="dxa"/>
+              <w:right w:w="30" w:type="dxa"/>
+            </w:tcMar>
+            <w:shd w:fill="F8FAFC"/>
+            <w:tcBorders>
+              <w:top w:val="single" w:sz="4" w:space="0" w:color="CBD5E1"/>
+              <w:left w:val="single" w:sz="4" w:space="0" w:color="CBD5E1"/>
+              <w:bottom w:val="single" w:sz="4" w:space="0" w:color="CBD5E1"/>
+              <w:right w:val="single" w:sz="4" w:space="0" w:color="CBD5E1"/>
+            </w:tcBorders>
+          </w:tcPr>
+          <w:p>
+            <w:pPr>
+              <w:spacing w:before="0" w:after="0" w:line="252" w:lineRule="auto"/>
+              <w:jc w:val="left"/>
+            </w:pPr>
+            <w:r>
+              <w:rPr>
+                <w:rFonts w:ascii="Times New Roman" w:hAnsi="Times New Roman"/>
+                <w:b w:val="0"/>
+                <w:color w:val="0F172A"/>
+                <w:sz w:val="15"/>
+              </w:rPr>
+              <w:t>[Third Progress Milestone]</w:t>
             </w:r>
           </w:p>
         </w:tc>
@@ -1445,418 +2649,178 @@
       <w:tr>
         <w:tc>
           <w:tcPr>
-            <w:tcW w:type="dxa" w:w="3120"/>
+            <w:tcW w:type="dxa" w:w="864"/>
             <w:tcMar>
-              <w:top w:w="25" w:type="dxa"/>
-              <w:bottom w:w="25" w:type="dxa"/>
-              <w:left w:w="50" w:type="dxa"/>
-              <w:right w:w="50" w:type="dxa"/>
+              <w:top w:w="16" w:type="dxa"/>
+              <w:bottom w:w="16" w:type="dxa"/>
+              <w:left w:w="30" w:type="dxa"/>
+              <w:right w:w="30" w:type="dxa"/>
             </w:tcMar>
             <w:shd w:fill="FFFFFF"/>
+            <w:tcBorders>
+              <w:top w:val="single" w:sz="4" w:space="0" w:color="CBD5E1"/>
+              <w:left w:val="single" w:sz="4" w:space="0" w:color="CBD5E1"/>
+              <w:bottom w:val="single" w:sz="4" w:space="0" w:color="CBD5E1"/>
+              <w:right w:val="single" w:sz="4" w:space="0" w:color="CBD5E1"/>
+            </w:tcBorders>
           </w:tcPr>
           <w:p>
+            <w:pPr>
+              <w:spacing w:before="0" w:after="0" w:line="252" w:lineRule="auto"/>
+              <w:jc w:val="center"/>
+            </w:pPr>
             <w:r>
               <w:rPr>
                 <w:rFonts w:ascii="Times New Roman" w:hAnsi="Times New Roman"/>
-                <w:sz w:val="16"/>
+                <w:b w:val="0"/>
+                <w:color w:val="0F172A"/>
+                <w:sz w:val="15"/>
               </w:rPr>
-              <w:t>2.3</w:t>
+              <w:t>5.1-6.1</w:t>
             </w:r>
           </w:p>
         </w:tc>
         <w:tc>
           <w:tcPr>
-            <w:tcW w:type="dxa" w:w="3120"/>
+            <w:tcW w:type="dxa" w:w="4608"/>
             <w:tcMar>
-              <w:top w:w="25" w:type="dxa"/>
-              <w:bottom w:w="25" w:type="dxa"/>
-              <w:left w:w="50" w:type="dxa"/>
-              <w:right w:w="50" w:type="dxa"/>
+              <w:top w:w="16" w:type="dxa"/>
+              <w:bottom w:w="16" w:type="dxa"/>
+              <w:left w:w="30" w:type="dxa"/>
+              <w:right w:w="30" w:type="dxa"/>
             </w:tcMar>
             <w:shd w:fill="FFFFFF"/>
+            <w:tcBorders>
+              <w:top w:val="single" w:sz="4" w:space="0" w:color="CBD5E1"/>
+              <w:left w:val="single" w:sz="4" w:space="0" w:color="CBD5E1"/>
+              <w:bottom w:val="single" w:sz="4" w:space="0" w:color="CBD5E1"/>
+              <w:right w:val="single" w:sz="4" w:space="0" w:color="CBD5E1"/>
+            </w:tcBorders>
           </w:tcPr>
           <w:p>
+            <w:pPr>
+              <w:spacing w:before="0" w:after="0" w:line="252" w:lineRule="auto"/>
+              <w:jc w:val="left"/>
+            </w:pPr>
             <w:r>
               <w:rPr>
                 <w:rFonts w:ascii="Times New Roman" w:hAnsi="Times New Roman"/>
-                <w:sz w:val="16"/>
+                <w:b w:val="0"/>
+                <w:color w:val="0F172A"/>
+                <w:sz w:val="15"/>
               </w:rPr>
-              <w:t xml:space="preserve">  Class Diagram</w:t>
+              <w:t>Conclusion &amp; References (Books, Papers, Webs)</w:t>
             </w:r>
           </w:p>
         </w:tc>
         <w:tc>
           <w:tcPr>
-            <w:tcW w:type="dxa" w:w="3120"/>
+            <w:tcW w:type="dxa" w:w="1584"/>
             <w:tcMar>
-              <w:top w:w="25" w:type="dxa"/>
-              <w:bottom w:w="25" w:type="dxa"/>
-              <w:left w:w="50" w:type="dxa"/>
-              <w:right w:w="50" w:type="dxa"/>
+              <w:top w:w="16" w:type="dxa"/>
+              <w:bottom w:w="16" w:type="dxa"/>
+              <w:left w:w="30" w:type="dxa"/>
+              <w:right w:w="30" w:type="dxa"/>
             </w:tcMar>
             <w:shd w:fill="FFFFFF"/>
+            <w:tcBorders>
+              <w:top w:val="single" w:sz="4" w:space="0" w:color="CBD5E1"/>
+              <w:left w:val="single" w:sz="4" w:space="0" w:color="CBD5E1"/>
+              <w:bottom w:val="single" w:sz="4" w:space="0" w:color="CBD5E1"/>
+              <w:right w:val="single" w:sz="4" w:space="0" w:color="CBD5E1"/>
+            </w:tcBorders>
           </w:tcPr>
           <w:p>
+            <w:pPr>
+              <w:spacing w:before="0" w:after="0" w:line="252" w:lineRule="auto"/>
+              <w:jc w:val="center"/>
+            </w:pPr>
             <w:r>
               <w:rPr>
                 <w:rFonts w:ascii="Times New Roman" w:hAnsi="Times New Roman"/>
-                <w:sz w:val="16"/>
+                <w:b w:val="0"/>
+                <w:color w:val="0F172A"/>
+                <w:sz w:val="15"/>
               </w:rPr>
-              <w:t>[Scheduled 13/10 Mid-Term]</w:t>
-            </w:r>
-          </w:p>
-        </w:tc>
-      </w:tr>
-      <w:tr>
-        <w:tc>
-          <w:tcPr>
-            <w:tcW w:type="dxa" w:w="3120"/>
-            <w:tcMar>
-              <w:top w:w="25" w:type="dxa"/>
-              <w:bottom w:w="25" w:type="dxa"/>
-              <w:left w:w="50" w:type="dxa"/>
-              <w:right w:w="50" w:type="dxa"/>
-            </w:tcMar>
-            <w:shd w:fill="F8FAFC"/>
-          </w:tcPr>
-          <w:p>
-            <w:r>
-              <w:rPr>
-                <w:rFonts w:ascii="Times New Roman" w:hAnsi="Times New Roman"/>
-                <w:sz w:val="16"/>
-              </w:rPr>
-              <w:t>2.4</w:t>
+              <w:t>27/10/2026</w:t>
             </w:r>
           </w:p>
         </w:tc>
         <w:tc>
           <w:tcPr>
-            <w:tcW w:type="dxa" w:w="3120"/>
+            <w:tcW w:type="dxa" w:w="2160"/>
             <w:tcMar>
-              <w:top w:w="25" w:type="dxa"/>
-              <w:bottom w:w="25" w:type="dxa"/>
-              <w:left w:w="50" w:type="dxa"/>
-              <w:right w:w="50" w:type="dxa"/>
+              <w:top w:w="16" w:type="dxa"/>
+              <w:bottom w:w="16" w:type="dxa"/>
+              <w:left w:w="30" w:type="dxa"/>
+              <w:right w:w="30" w:type="dxa"/>
             </w:tcMar>
-            <w:shd w:fill="F8FAFC"/>
+            <w:shd w:fill="FFFFFF"/>
+            <w:tcBorders>
+              <w:top w:val="single" w:sz="4" w:space="0" w:color="CBD5E1"/>
+              <w:left w:val="single" w:sz="4" w:space="0" w:color="CBD5E1"/>
+              <w:bottom w:val="single" w:sz="4" w:space="0" w:color="CBD5E1"/>
+              <w:right w:val="single" w:sz="4" w:space="0" w:color="CBD5E1"/>
+            </w:tcBorders>
           </w:tcPr>
           <w:p>
+            <w:pPr>
+              <w:spacing w:before="0" w:after="0" w:line="252" w:lineRule="auto"/>
+              <w:jc w:val="left"/>
+            </w:pPr>
             <w:r>
               <w:rPr>
                 <w:rFonts w:ascii="Times New Roman" w:hAnsi="Times New Roman"/>
-                <w:sz w:val="16"/>
+                <w:b w:val="0"/>
+                <w:color w:val="0F172A"/>
+                <w:sz w:val="15"/>
               </w:rPr>
-              <w:t xml:space="preserve">  Sequence Diagrams</w:t>
-            </w:r>
-          </w:p>
-        </w:tc>
-        <w:tc>
-          <w:tcPr>
-            <w:tcW w:type="dxa" w:w="3120"/>
-            <w:tcMar>
-              <w:top w:w="25" w:type="dxa"/>
-              <w:bottom w:w="25" w:type="dxa"/>
-              <w:left w:w="50" w:type="dxa"/>
-              <w:right w:w="50" w:type="dxa"/>
-            </w:tcMar>
-            <w:shd w:fill="F8FAFC"/>
-          </w:tcPr>
-          <w:p>
-            <w:r>
-              <w:rPr>
-                <w:rFonts w:ascii="Times New Roman" w:hAnsi="Times New Roman"/>
-                <w:sz w:val="16"/>
-              </w:rPr>
-              <w:t>[Scheduled 13/10 Mid-Term]</w:t>
+              <w:t>[Third Progress Milestone]</w:t>
             </w:r>
           </w:p>
         </w:tc>
       </w:tr>
-      <w:tr>
-        <w:tc>
-          <w:tcPr>
-            <w:tcW w:type="dxa" w:w="3120"/>
-            <w:tcMar>
-              <w:top w:w="25" w:type="dxa"/>
-              <w:bottom w:w="25" w:type="dxa"/>
-              <w:left w:w="50" w:type="dxa"/>
-              <w:right w:w="50" w:type="dxa"/>
-            </w:tcMar>
-            <w:shd w:fill="FFFFFF"/>
-          </w:tcPr>
-          <w:p>
-            <w:r>
-              <w:rPr>
-                <w:rFonts w:ascii="Times New Roman" w:hAnsi="Times New Roman"/>
-                <w:sz w:val="16"/>
-              </w:rPr>
-              <w:t>3</w:t>
-            </w:r>
-          </w:p>
-        </w:tc>
-        <w:tc>
-          <w:tcPr>
-            <w:tcW w:type="dxa" w:w="3120"/>
-            <w:tcMar>
-              <w:top w:w="25" w:type="dxa"/>
-              <w:bottom w:w="25" w:type="dxa"/>
-              <w:left w:w="50" w:type="dxa"/>
-              <w:right w:w="50" w:type="dxa"/>
-            </w:tcMar>
-            <w:shd w:fill="FFFFFF"/>
-          </w:tcPr>
-          <w:p>
-            <w:r>
-              <w:rPr>
-                <w:rFonts w:ascii="Times New Roman" w:hAnsi="Times New Roman"/>
-                <w:sz w:val="16"/>
-              </w:rPr>
-              <w:t>DATA DICTIONARY: (Database Tables SQL/NoSQL)</w:t>
-            </w:r>
-          </w:p>
-        </w:tc>
-        <w:tc>
-          <w:tcPr>
-            <w:tcW w:type="dxa" w:w="3120"/>
-            <w:tcMar>
-              <w:top w:w="25" w:type="dxa"/>
-              <w:bottom w:w="25" w:type="dxa"/>
-              <w:left w:w="50" w:type="dxa"/>
-              <w:right w:w="50" w:type="dxa"/>
-            </w:tcMar>
-            <w:shd w:fill="FFFFFF"/>
-          </w:tcPr>
-          <w:p>
-            <w:r>
-              <w:rPr>
-                <w:rFonts w:ascii="Times New Roman" w:hAnsi="Times New Roman"/>
-                <w:sz w:val="16"/>
-              </w:rPr>
-              <w:t>[Scheduled 13/10 Mid-Term]</w:t>
-            </w:r>
-          </w:p>
-        </w:tc>
-      </w:tr>
-      <w:tr>
-        <w:tc>
-          <w:tcPr>
-            <w:tcW w:type="dxa" w:w="3120"/>
-            <w:tcMar>
-              <w:top w:w="25" w:type="dxa"/>
-              <w:bottom w:w="25" w:type="dxa"/>
-              <w:left w:w="50" w:type="dxa"/>
-              <w:right w:w="50" w:type="dxa"/>
-            </w:tcMar>
-            <w:shd w:fill="F8FAFC"/>
-          </w:tcPr>
-          <w:p>
-            <w:r>
-              <w:rPr>
-                <w:rFonts w:ascii="Times New Roman" w:hAnsi="Times New Roman"/>
-                <w:sz w:val="16"/>
-              </w:rPr>
-              <w:t>4</w:t>
-            </w:r>
-          </w:p>
-        </w:tc>
-        <w:tc>
-          <w:tcPr>
-            <w:tcW w:type="dxa" w:w="3120"/>
-            <w:tcMar>
-              <w:top w:w="25" w:type="dxa"/>
-              <w:bottom w:w="25" w:type="dxa"/>
-              <w:left w:w="50" w:type="dxa"/>
-              <w:right w:w="50" w:type="dxa"/>
-            </w:tcMar>
-            <w:shd w:fill="F8FAFC"/>
-          </w:tcPr>
-          <w:p>
-            <w:r>
-              <w:rPr>
-                <w:rFonts w:ascii="Times New Roman" w:hAnsi="Times New Roman"/>
-                <w:sz w:val="16"/>
-              </w:rPr>
-              <w:t>IMPLEMENTATION: (Screen Layouts, Coding, Navigation)</w:t>
-            </w:r>
-          </w:p>
-        </w:tc>
-        <w:tc>
-          <w:tcPr>
-            <w:tcW w:type="dxa" w:w="3120"/>
-            <w:tcMar>
-              <w:top w:w="25" w:type="dxa"/>
-              <w:bottom w:w="25" w:type="dxa"/>
-              <w:left w:w="50" w:type="dxa"/>
-              <w:right w:w="50" w:type="dxa"/>
-            </w:tcMar>
-            <w:shd w:fill="F8FAFC"/>
-          </w:tcPr>
-          <w:p>
-            <w:r>
-              <w:rPr>
-                <w:rFonts w:ascii="Times New Roman" w:hAnsi="Times New Roman"/>
-                <w:sz w:val="16"/>
-              </w:rPr>
-              <w:t>[Scheduled 13/10 &amp; 27/10]</w:t>
-            </w:r>
-          </w:p>
-        </w:tc>
-      </w:tr>
-      <w:tr>
-        <w:tc>
-          <w:tcPr>
-            <w:tcW w:type="dxa" w:w="3120"/>
-            <w:tcMar>
-              <w:top w:w="25" w:type="dxa"/>
-              <w:bottom w:w="25" w:type="dxa"/>
-              <w:left w:w="50" w:type="dxa"/>
-              <w:right w:w="50" w:type="dxa"/>
-            </w:tcMar>
-            <w:shd w:fill="FFFFFF"/>
-          </w:tcPr>
-          <w:p>
-            <w:r>
-              <w:rPr>
-                <w:rFonts w:ascii="Times New Roman" w:hAnsi="Times New Roman"/>
-                <w:sz w:val="16"/>
-              </w:rPr>
-              <w:t>5</w:t>
-            </w:r>
-          </w:p>
-        </w:tc>
-        <w:tc>
-          <w:tcPr>
-            <w:tcW w:type="dxa" w:w="3120"/>
-            <w:tcMar>
-              <w:top w:w="25" w:type="dxa"/>
-              <w:bottom w:w="25" w:type="dxa"/>
-              <w:left w:w="50" w:type="dxa"/>
-              <w:right w:w="50" w:type="dxa"/>
-            </w:tcMar>
-            <w:shd w:fill="FFFFFF"/>
-          </w:tcPr>
-          <w:p>
-            <w:r>
-              <w:rPr>
-                <w:rFonts w:ascii="Times New Roman" w:hAnsi="Times New Roman"/>
-                <w:sz w:val="16"/>
-              </w:rPr>
-              <w:t>CONCLUSION: (Importance of Worked Tasks, Future Scope)</w:t>
-            </w:r>
-          </w:p>
-        </w:tc>
-        <w:tc>
-          <w:tcPr>
-            <w:tcW w:type="dxa" w:w="3120"/>
-            <w:tcMar>
-              <w:top w:w="25" w:type="dxa"/>
-              <w:bottom w:w="25" w:type="dxa"/>
-              <w:left w:w="50" w:type="dxa"/>
-              <w:right w:w="50" w:type="dxa"/>
-            </w:tcMar>
-            <w:shd w:fill="FFFFFF"/>
-          </w:tcPr>
-          <w:p>
-            <w:r>
-              <w:rPr>
-                <w:rFonts w:ascii="Times New Roman" w:hAnsi="Times New Roman"/>
-                <w:sz w:val="16"/>
-              </w:rPr>
-              <w:t>[Scheduled 27/10 Third Progress]</w:t>
-            </w:r>
-          </w:p>
-        </w:tc>
-      </w:tr>
-      <w:tr>
-        <w:tc>
-          <w:tcPr>
-            <w:tcW w:type="dxa" w:w="3120"/>
-            <w:tcMar>
-              <w:top w:w="25" w:type="dxa"/>
-              <w:bottom w:w="25" w:type="dxa"/>
-              <w:left w:w="50" w:type="dxa"/>
-              <w:right w:w="50" w:type="dxa"/>
-            </w:tcMar>
-            <w:shd w:fill="F8FAFC"/>
-          </w:tcPr>
-          <w:p>
-            <w:r>
-              <w:rPr>
-                <w:rFonts w:ascii="Times New Roman" w:hAnsi="Times New Roman"/>
-                <w:sz w:val="16"/>
-              </w:rPr>
-              <w:t>6</w:t>
-            </w:r>
-          </w:p>
-        </w:tc>
-        <w:tc>
-          <w:tcPr>
-            <w:tcW w:type="dxa" w:w="3120"/>
-            <w:tcMar>
-              <w:top w:w="25" w:type="dxa"/>
-              <w:bottom w:w="25" w:type="dxa"/>
-              <w:left w:w="50" w:type="dxa"/>
-              <w:right w:w="50" w:type="dxa"/>
-            </w:tcMar>
-            <w:shd w:fill="F8FAFC"/>
-          </w:tcPr>
-          <w:p>
-            <w:r>
-              <w:rPr>
-                <w:rFonts w:ascii="Times New Roman" w:hAnsi="Times New Roman"/>
-                <w:sz w:val="16"/>
-              </w:rPr>
-              <w:t>REFERENCES: (Books, Papers, Technology, Webs)</w:t>
-            </w:r>
-          </w:p>
-        </w:tc>
-        <w:tc>
-          <w:tcPr>
-            <w:tcW w:type="dxa" w:w="3120"/>
-            <w:tcMar>
-              <w:top w:w="25" w:type="dxa"/>
-              <w:bottom w:w="25" w:type="dxa"/>
-              <w:left w:w="50" w:type="dxa"/>
-              <w:right w:w="50" w:type="dxa"/>
-            </w:tcMar>
-            <w:shd w:fill="F8FAFC"/>
-          </w:tcPr>
-          <w:p>
-            <w:r>
-              <w:rPr>
-                <w:rFonts w:ascii="Times New Roman" w:hAnsi="Times New Roman"/>
-                <w:sz w:val="16"/>
-              </w:rPr>
-              <w:t>[Scheduled 27/10 Third Progress]</w:t>
-            </w:r>
-          </w:p>
-        </w:tc>
-      </w:tr>
-      <w:tr>
-        <w:tc>
-          <w:tcPr>
-            <w:tcW w:type="dxa" w:w="3120"/>
-          </w:tcPr>
-          <w:p/>
-        </w:tc>
-        <w:tc>
-          <w:tcPr>
-            <w:tcW w:type="dxa" w:w="3120"/>
-          </w:tcPr>
-          <w:p/>
-        </w:tc>
-        <w:tc>
-          <w:tcPr>
-            <w:tcW w:type="dxa" w:w="3120"/>
-          </w:tcPr>
-          <w:p/>
-        </w:tc>
-      </w:tr>
     </w:tbl>
+    <w:p>
+      <w:r>
+        <w:br w:type="page"/>
+      </w:r>
+    </w:p>
+    <w:p>
+      <w:pPr>
+        <w:spacing w:before="0" w:after="20" w:line="276" w:lineRule="auto"/>
+        <w:jc w:val="right"/>
+      </w:pPr>
+      <w:r>
+        <w:rPr>
+          <w:rFonts w:ascii="Times New Roman" w:hAnsi="Times New Roman"/>
+          <w:i/>
+          <w:color w:val="0F172A"/>
+          <w:sz w:val="24"/>
+        </w:rPr>
+        <w:t>Page 1</w:t>
+      </w:r>
+    </w:p>
     <w:p>
       <w:pPr>
         <w:keepNext/>
-        <w:spacing w:before="120" w:after="40"/>
+        <w:spacing w:before="60" w:after="30"/>
+        <w:jc w:val="left"/>
+      </w:pPr>
+      <w:r>
+        <w:rPr>
+          <w:rFonts w:ascii="Times New Roman" w:hAnsi="Times New Roman"/>
+          <w:b/>
+          <w:color w:val="1E1B4B"/>
+          <w:sz w:val="32"/>
+        </w:rPr>
+        <w:t>1. ABOUT THE SYSTEM:</w:t>
+      </w:r>
+    </w:p>
+    <w:p>
+      <w:pPr>
+        <w:keepNext/>
+        <w:spacing w:before="60" w:after="30"/>
         <w:jc w:val="left"/>
       </w:pPr>
       <w:r>
@@ -1864,14 +2828,14 @@
           <w:rFonts w:ascii="Times New Roman" w:hAnsi="Times New Roman"/>
           <w:b/>
           <w:color w:val="0F172A"/>
-          <w:sz w:val="25"/>
+          <w:sz w:val="28"/>
         </w:rPr>
-        <w:t>LIST OF FIGURES &amp; TABLES (Progress Work - 1)</w:t>
+        <w:t>1.1 Problem definition (Identification of needs):</w:t>
       </w:r>
     </w:p>
     <w:p>
       <w:pPr>
-        <w:spacing w:before="0" w:after="70" w:line="264" w:lineRule="auto"/>
+        <w:spacing w:before="0" w:after="70" w:line="276" w:lineRule="auto"/>
         <w:jc w:val="both"/>
       </w:pPr>
       <w:r>
@@ -1879,14 +2843,30 @@
           <w:rFonts w:ascii="Times New Roman" w:hAnsi="Times New Roman"/>
           <w:i w:val="0"/>
           <w:color w:val="0F172A"/>
-          <w:sz w:val="22"/>
+          <w:sz w:val="24"/>
         </w:rPr>
-        <w:t>Figure 2.1: Level 0 Context DFD (Context Diagram) ................................................................ Page 4</w:t>
+        <w:t>Modern multi-channel e-commerce systems log high-velocity transactional event streams. Standard Online Transaction Processing (OLTP) repositories excel at logging individual order lines, but fail to synthesize longitudinal customer journeys. Consequently, commercial retail teams face an analytical disconnect: operational logs record individual checkouts, but reveal nothing about long-term customer loyalty, behavioral migration, or churn risks.</w:t>
       </w:r>
     </w:p>
     <w:p>
       <w:pPr>
-        <w:spacing w:before="0" w:after="70" w:line="264" w:lineRule="auto"/>
+        <w:keepNext/>
+        <w:spacing w:before="60" w:after="20"/>
+        <w:jc w:val="left"/>
+      </w:pPr>
+      <w:r>
+        <w:rPr>
+          <w:rFonts w:ascii="Times New Roman" w:hAnsi="Times New Roman"/>
+          <w:b/>
+          <w:color w:val="0F172A"/>
+          <w:sz w:val="24"/>
+        </w:rPr>
+        <w:t>1.1.1 Commercial Background &amp; The Retention Dilemma</w:t>
+      </w:r>
+    </w:p>
+    <w:p>
+      <w:pPr>
+        <w:spacing w:before="0" w:after="70" w:line="276" w:lineRule="auto"/>
         <w:jc w:val="both"/>
       </w:pPr>
       <w:r>
@@ -1894,14 +2874,166 @@
           <w:rFonts w:ascii="Times New Roman" w:hAnsi="Times New Roman"/>
           <w:i w:val="0"/>
           <w:color w:val="0F172A"/>
-          <w:sz w:val="22"/>
+          <w:sz w:val="24"/>
         </w:rPr>
-        <w:t>Figure 2.2: Level 1 Data Flow Diagram (Pipeline Architecture) ............................................. Page 5</w:t>
+        <w:t>Digital retailers face rising customer acquisition costs (CAC) and declining organic retention. Treating the entire customer base as a single homogenous audience leads to severe marketing waste: high-value repeat customers receive unnecessary discounts, while early signals of churn from historically loyal accounts go unnoticed until customers are permanently lost.</w:t>
       </w:r>
     </w:p>
     <w:p>
       <w:pPr>
-        <w:spacing w:before="0" w:after="70" w:line="264" w:lineRule="auto"/>
+        <w:keepNext/>
+        <w:spacing w:before="60" w:after="20"/>
+        <w:jc w:val="left"/>
+      </w:pPr>
+      <w:r>
+        <w:rPr>
+          <w:rFonts w:ascii="Times New Roman" w:hAnsi="Times New Roman"/>
+          <w:b/>
+          <w:color w:val="0F172A"/>
+          <w:sz w:val="24"/>
+        </w:rPr>
+        <w:t>1.1.2 Identification of Core Analytical &amp; Engineering Needs</w:t>
+      </w:r>
+    </w:p>
+    <w:p>
+      <w:pPr>
+        <w:spacing w:before="0" w:after="70" w:line="276" w:lineRule="auto"/>
+        <w:jc w:val="both"/>
+      </w:pPr>
+      <w:r>
+        <w:rPr>
+          <w:rFonts w:ascii="Times New Roman" w:hAnsi="Times New Roman"/>
+          <w:b/>
+          <w:color w:val="0F172A"/>
+          <w:sz w:val="24"/>
+        </w:rPr>
+        <w:t xml:space="preserve">• Core Analytical Needs: </w:t>
+      </w:r>
+      <w:r>
+        <w:rPr>
+          <w:rFonts w:ascii="Times New Roman" w:hAnsi="Times New Roman"/>
+          <w:i w:val="0"/>
+          <w:color w:val="0F172A"/>
+          <w:sz w:val="24"/>
+        </w:rPr>
+        <w:t>The system resolves four foundational operational bottlenecks in commercial retail analytics:</w:t>
+      </w:r>
+    </w:p>
+    <w:p>
+      <w:pPr>
+        <w:spacing w:before="0" w:after="70" w:line="276" w:lineRule="auto"/>
+        <w:jc w:val="both"/>
+      </w:pPr>
+      <w:r>
+        <w:rPr>
+          <w:rFonts w:ascii="Times New Roman" w:hAnsi="Times New Roman"/>
+          <w:b/>
+          <w:color w:val="0F172A"/>
+          <w:sz w:val="24"/>
+        </w:rPr>
+        <w:t xml:space="preserve">1. Data Refinery &amp; Anomaly Isolation: </w:t>
+      </w:r>
+      <w:r>
+        <w:rPr>
+          <w:rFonts w:ascii="Times New Roman" w:hAnsi="Times New Roman"/>
+          <w:i w:val="0"/>
+          <w:color w:val="0F172A"/>
+          <w:sz w:val="24"/>
+        </w:rPr>
+        <w:t>Raw logs contain anonymous guest sessions, cancellations ('^C'), and bulk distribution anomalies. An automated data refinery must enforce schema typing, isolate cancellations into an audit store, and cap volume spikes using Tukey's Interquartile Range (IQR) fences.</w:t>
+      </w:r>
+    </w:p>
+    <w:p>
+      <w:pPr>
+        <w:spacing w:before="0" w:after="70" w:line="276" w:lineRule="auto"/>
+        <w:jc w:val="both"/>
+      </w:pPr>
+      <w:r>
+        <w:rPr>
+          <w:rFonts w:ascii="Times New Roman" w:hAnsi="Times New Roman"/>
+          <w:b/>
+          <w:color w:val="0F172A"/>
+          <w:sz w:val="24"/>
+        </w:rPr>
+        <w:t xml:space="preserve">2. Behavioral Feature Engineering (RFM): </w:t>
+      </w:r>
+      <w:r>
+        <w:rPr>
+          <w:rFonts w:ascii="Times New Roman" w:hAnsi="Times New Roman"/>
+          <w:i w:val="0"/>
+          <w:color w:val="0F172A"/>
+          <w:sz w:val="24"/>
+        </w:rPr>
+        <w:t>The system must distill transaction streams into three normalized customer dimensions: Recency (days elapsed since last order relative to T_obs = max(InvoiceDate) + 1), Frequency (distinct purchase visits), and Monetary spend (cumulative net value), alongside Average Order Value (AOV).</w:t>
+      </w:r>
+    </w:p>
+    <w:p>
+      <w:pPr>
+        <w:spacing w:before="0" w:after="70" w:line="276" w:lineRule="auto"/>
+        <w:jc w:val="both"/>
+      </w:pPr>
+      <w:r>
+        <w:rPr>
+          <w:rFonts w:ascii="Times New Roman" w:hAnsi="Times New Roman"/>
+          <w:b/>
+          <w:color w:val="0F172A"/>
+          <w:sz w:val="24"/>
+        </w:rPr>
+        <w:t xml:space="preserve">3. Skew-Resistant Machine Learning: </w:t>
+      </w:r>
+      <w:r>
+        <w:rPr>
+          <w:rFonts w:ascii="Times New Roman" w:hAnsi="Times New Roman"/>
+          <w:i w:val="0"/>
+          <w:color w:val="0F172A"/>
+          <w:sz w:val="24"/>
+        </w:rPr>
+        <w:t>Customer spending follows extreme Pareto distributions. Monetary skewness must be compressed via log1p transformation and Z-score standardization before fitting unsupervised K-Means models, supported by deterministic 1–5 quantile fallback scoring.</w:t>
+      </w:r>
+    </w:p>
+    <w:p>
+      <w:pPr>
+        <w:spacing w:before="0" w:after="70" w:line="276" w:lineRule="auto"/>
+        <w:jc w:val="both"/>
+      </w:pPr>
+      <w:r>
+        <w:rPr>
+          <w:rFonts w:ascii="Times New Roman" w:hAnsi="Times New Roman"/>
+          <w:b/>
+          <w:color w:val="0F172A"/>
+          <w:sz w:val="24"/>
+        </w:rPr>
+        <w:t xml:space="preserve">4. Executive Visualization &amp; Activation: </w:t>
+      </w:r>
+      <w:r>
+        <w:rPr>
+          <w:rFonts w:ascii="Times New Roman" w:hAnsi="Times New Roman"/>
+          <w:i w:val="0"/>
+          <w:color w:val="0F172A"/>
+          <w:sz w:val="24"/>
+        </w:rPr>
+        <w:t>Commercial leadership requires an interactive dashboard to visualize portfolio health, monitor at-risk revenue, and export targeted cohort lists directly into CRM marketing campaigns.</w:t>
+      </w:r>
+    </w:p>
+    <w:p>
+      <w:pPr>
+        <w:keepNext/>
+        <w:spacing w:before="60" w:after="20"/>
+        <w:jc w:val="left"/>
+      </w:pPr>
+      <w:r>
+        <w:rPr>
+          <w:rFonts w:ascii="Times New Roman" w:hAnsi="Times New Roman"/>
+          <w:b/>
+          <w:color w:val="0F172A"/>
+          <w:sz w:val="24"/>
+        </w:rPr>
+        <w:t>1.1.3 Targeted Objectives of First Progress Work</w:t>
+      </w:r>
+    </w:p>
+    <w:p>
+      <w:pPr>
+        <w:spacing w:before="0" w:after="70" w:line="276" w:lineRule="auto"/>
         <w:jc w:val="both"/>
       </w:pPr>
       <w:r>
@@ -1909,84 +3041,9 @@
           <w:rFonts w:ascii="Times New Roman" w:hAnsi="Times New Roman"/>
           <w:i w:val="0"/>
           <w:color w:val="0F172A"/>
-          <w:sz w:val="22"/>
+          <w:sz w:val="24"/>
         </w:rPr>
-        <w:t>Figure 2.3: Level 2 Data Flow Diagram (Refinery &amp; ML Decomposition) ................................ Page 6</w:t>
-      </w:r>
-    </w:p>
-    <w:p>
-      <w:pPr>
-        <w:spacing w:before="0" w:after="70" w:line="264" w:lineRule="auto"/>
-        <w:jc w:val="both"/>
-      </w:pPr>
-      <w:r>
-        <w:rPr>
-          <w:rFonts w:ascii="Times New Roman" w:hAnsi="Times New Roman"/>
-          <w:i w:val="0"/>
-          <w:color w:val="0F172A"/>
-          <w:sz w:val="22"/>
-        </w:rPr>
-        <w:t>Figure 2.4: UML Use Case Diagram (System Actors &amp; Capabilities) ....................................... Page 7</w:t>
-      </w:r>
-    </w:p>
-    <w:p>
-      <w:pPr>
-        <w:spacing w:before="0" w:after="70" w:line="264" w:lineRule="auto"/>
-        <w:jc w:val="both"/>
-      </w:pPr>
-      <w:r>
-        <w:rPr>
-          <w:rFonts w:ascii="Times New Roman" w:hAnsi="Times New Roman"/>
-          <w:i w:val="0"/>
-          <w:color w:val="0F172A"/>
-          <w:sz w:val="22"/>
-        </w:rPr>
-        <w:t>Table 1.1: System &amp; Hardware/Software Specifications ........................................................... Page 2</w:t>
-      </w:r>
-    </w:p>
-    <w:p>
-      <w:pPr>
-        <w:spacing w:before="0" w:after="70" w:line="264" w:lineRule="auto"/>
-        <w:jc w:val="both"/>
-      </w:pPr>
-      <w:r>
-        <w:rPr>
-          <w:rFonts w:ascii="Times New Roman" w:hAnsi="Times New Roman"/>
-          <w:i w:val="0"/>
-          <w:color w:val="0F172A"/>
-          <w:sz w:val="22"/>
-        </w:rPr>
-        <w:t>Table 1.2: Technology Stack &amp; Architectural Layer Mapping ..................................................... Page 3</w:t>
-      </w:r>
-    </w:p>
-    <w:p>
-      <w:pPr>
-        <w:spacing w:before="0" w:after="70" w:line="264" w:lineRule="auto"/>
-        <w:jc w:val="both"/>
-      </w:pPr>
-      <w:r>
-        <w:rPr>
-          <w:rFonts w:ascii="Times New Roman" w:hAnsi="Times New Roman"/>
-          <w:i w:val="0"/>
-          <w:color w:val="0F172A"/>
-          <w:sz w:val="22"/>
-        </w:rPr>
-        <w:t>Table 2.1: Formal Use Case Specification Matrix (UC-01 to UC-06) ........................................ Page 7</w:t>
-      </w:r>
-    </w:p>
-    <w:p>
-      <w:pPr>
-        <w:spacing w:before="0" w:after="70" w:line="264" w:lineRule="auto"/>
-        <w:jc w:val="both"/>
-      </w:pPr>
-      <w:r>
-        <w:rPr>
-          <w:rFonts w:ascii="Times New Roman" w:hAnsi="Times New Roman"/>
-          <w:i w:val="0"/>
-          <w:color w:val="0F172A"/>
-          <w:sz w:val="22"/>
-        </w:rPr>
-        <w:t>Table 2.2: Project Progress Work Evaluation &amp; Milestone Tracking .......................................... Page 7</w:t>
+        <w:t>This submission formally validates the data cleaning pipeline, vectorized RFM feature engine, complete UML/DFD architectural designs (Level 0, 1, and 2), and formal Use Case specifications satisfying all 10-mark curriculum requirements for the 24/09/2026 milestone.</w:t>
       </w:r>
     </w:p>
     <w:p>
@@ -1996,7 +3053,7 @@
     </w:p>
     <w:p>
       <w:pPr>
-        <w:spacing w:before="0" w:after="40" w:line="264" w:lineRule="auto"/>
+        <w:spacing w:before="0" w:after="20" w:line="276" w:lineRule="auto"/>
         <w:jc w:val="right"/>
       </w:pPr>
       <w:r>
@@ -2004,56 +3061,9 @@
           <w:rFonts w:ascii="Times New Roman" w:hAnsi="Times New Roman"/>
           <w:i/>
           <w:color w:val="0F172A"/>
-          <w:sz w:val="22"/>
+          <w:sz w:val="24"/>
         </w:rPr>
-        <w:t>Page 1</w:t>
-      </w:r>
-    </w:p>
-    <w:p>
-      <w:pPr>
-        <w:keepNext/>
-        <w:spacing w:before="160" w:after="60"/>
-        <w:jc w:val="left"/>
-      </w:pPr>
-      <w:r>
-        <w:rPr>
-          <w:rFonts w:ascii="Times New Roman" w:hAnsi="Times New Roman"/>
-          <w:b/>
-          <w:color w:val="1E1B4B"/>
-          <w:sz w:val="29"/>
-        </w:rPr>
-        <w:t>1. ABOUT THE SYSTEM:</w:t>
-      </w:r>
-    </w:p>
-    <w:p>
-      <w:pPr>
-        <w:keepNext/>
-        <w:spacing w:before="140" w:after="40"/>
-        <w:jc w:val="left"/>
-      </w:pPr>
-      <w:r>
-        <w:rPr>
-          <w:rFonts w:ascii="Times New Roman" w:hAnsi="Times New Roman"/>
-          <w:b/>
-          <w:color w:val="0F172A"/>
-          <w:sz w:val="25"/>
-        </w:rPr>
-        <w:t>1.1 Problem definition (Identification of needs):</w:t>
-      </w:r>
-    </w:p>
-    <w:p>
-      <w:pPr>
-        <w:spacing w:before="0" w:after="70" w:line="264" w:lineRule="auto"/>
-        <w:jc w:val="both"/>
-      </w:pPr>
-      <w:r>
-        <w:rPr>
-          <w:rFonts w:ascii="Times New Roman" w:hAnsi="Times New Roman"/>
-          <w:i w:val="0"/>
-          <w:color w:val="0F172A"/>
-          <w:sz w:val="22"/>
-        </w:rPr>
-        <w:t>Modern digital commerce platforms capture high-velocity transactional event streams across web interfaces, mobile shopping applications, and digital points of sale. Standard Online Transaction Processing (OLTP) repositories excel at logging individual line-item orders. However, these systems record transactions rather than customer journeys. Without an automated analytics engineering layer that synthesizes transactional logs into longitudinal customer profiles, commercial decision-makers face severe visibility gaps.</w:t>
+        <w:t>Page 2</w:t>
       </w:r>
     </w:p>
     <w:p>
@@ -2067,14 +3077,14 @@
           <w:rFonts w:ascii="Times New Roman" w:hAnsi="Times New Roman"/>
           <w:b/>
           <w:color w:val="0F172A"/>
-          <w:sz w:val="22"/>
+          <w:sz w:val="28"/>
         </w:rPr>
-        <w:t>1.1.1 Industry Background &amp; Commercial Challenges</w:t>
+        <w:t>1.2 Requirement Specifications (Product/System Tasks)</w:t>
       </w:r>
     </w:p>
     <w:p>
       <w:pPr>
-        <w:spacing w:before="0" w:after="70" w:line="264" w:lineRule="auto"/>
+        <w:spacing w:before="0" w:after="70" w:line="276" w:lineRule="auto"/>
         <w:jc w:val="both"/>
       </w:pPr>
       <w:r>
@@ -2082,15 +3092,15 @@
           <w:rFonts w:ascii="Times New Roman" w:hAnsi="Times New Roman"/>
           <w:i w:val="0"/>
           <w:color w:val="0F172A"/>
-          <w:sz w:val="22"/>
+          <w:sz w:val="24"/>
         </w:rPr>
-        <w:t>Digital retailers face rising customer acquisition costs and falling organic retention. Blanket marketing campaigns treat all shoppers equally: high-value repeat customers receive unnecessary margin-eroding discounts, while early signals of churn from historically loyal accounts go unnoticed until customers are permanently lost.</w:t>
+        <w:t>The requirements formally define system capabilities, data validation boundaries, and operational constraints for the E-Commerce Customer Lifecycle &amp; RFM Segmentation platform.</w:t>
       </w:r>
     </w:p>
     <w:p>
       <w:pPr>
         <w:keepNext/>
-        <w:spacing w:before="100" w:after="40"/>
+        <w:spacing w:before="80" w:after="30"/>
         <w:jc w:val="left"/>
       </w:pPr>
       <w:r>
@@ -2098,14 +3108,14 @@
           <w:rFonts w:ascii="Times New Roman" w:hAnsi="Times New Roman"/>
           <w:b/>
           <w:color w:val="0F172A"/>
-          <w:sz w:val="22"/>
+          <w:sz w:val="24"/>
         </w:rPr>
-        <w:t>1.1.2 Identification of Operational &amp; System Needs</w:t>
+        <w:t>1.2.1 Functional Requirements Specifications (FR)</w:t>
       </w:r>
     </w:p>
     <w:p>
       <w:pPr>
-        <w:spacing w:before="0" w:after="70" w:line="264" w:lineRule="auto"/>
+        <w:spacing w:before="0" w:after="70" w:line="276" w:lineRule="auto"/>
         <w:jc w:val="both"/>
       </w:pPr>
       <w:r>
@@ -2113,23 +3123,23 @@
           <w:rFonts w:ascii="Times New Roman" w:hAnsi="Times New Roman"/>
           <w:b/>
           <w:color w:val="0F172A"/>
-          <w:sz w:val="22"/>
+          <w:sz w:val="24"/>
         </w:rPr>
-        <w:t xml:space="preserve">• Core Analytical Needs: </w:t>
+        <w:t xml:space="preserve">• FR-01 (Ingestion &amp; Schema Typing): </w:t>
       </w:r>
       <w:r>
         <w:rPr>
           <w:rFonts w:ascii="Times New Roman" w:hAnsi="Times New Roman"/>
           <w:i w:val="0"/>
           <w:color w:val="0F172A"/>
-          <w:sz w:val="22"/>
+          <w:sz w:val="24"/>
         </w:rPr>
-        <w:t>The system resolves four core operational bottlenecks in digital retail analytics:</w:t>
+        <w:t>Ingests raw CSV logs, enforces typing (InvoiceDate to datetime64[ns], Quantity and UnitPrice to floats), and sanitizes product description text.</w:t>
       </w:r>
     </w:p>
     <w:p>
       <w:pPr>
-        <w:spacing w:before="0" w:after="70" w:line="264" w:lineRule="auto"/>
+        <w:spacing w:before="0" w:after="70" w:line="276" w:lineRule="auto"/>
         <w:jc w:val="both"/>
       </w:pPr>
       <w:r>
@@ -2137,23 +3147,23 @@
           <w:rFonts w:ascii="Times New Roman" w:hAnsi="Times New Roman"/>
           <w:b/>
           <w:color w:val="0F172A"/>
-          <w:sz w:val="22"/>
+          <w:sz w:val="24"/>
         </w:rPr>
-        <w:t xml:space="preserve">1. Automated Data Cleansing &amp; Outlier Isolation: </w:t>
+        <w:t xml:space="preserve">• FR-02 (Missing Entity Resolution): </w:t>
       </w:r>
       <w:r>
         <w:rPr>
           <w:rFonts w:ascii="Times New Roman" w:hAnsi="Times New Roman"/>
           <w:i w:val="0"/>
           <w:color w:val="0F172A"/>
-          <w:sz w:val="22"/>
+          <w:sz w:val="24"/>
         </w:rPr>
-        <w:t>Raw event logs contain guest checkouts lacking CustomerID, cancellations (prefixed with 'C'), administrative zero-priced entries, and wholesale bulk anomalies. An automated refinery using Tukey's Interquartile Range (IQR) fences isolates noise while preserving genuine consumer buying patterns.</w:t>
+        <w:t>Detects and drops unauthenticated guest checkouts lacking CustomerID to preserve longitudinal cohort integrity.</w:t>
       </w:r>
     </w:p>
     <w:p>
       <w:pPr>
-        <w:spacing w:before="0" w:after="70" w:line="264" w:lineRule="auto"/>
+        <w:spacing w:before="0" w:after="70" w:line="276" w:lineRule="auto"/>
         <w:jc w:val="both"/>
       </w:pPr>
       <w:r>
@@ -2161,23 +3171,23 @@
           <w:rFonts w:ascii="Times New Roman" w:hAnsi="Times New Roman"/>
           <w:b/>
           <w:color w:val="0F172A"/>
-          <w:sz w:val="22"/>
+          <w:sz w:val="24"/>
         </w:rPr>
-        <w:t xml:space="preserve">2. Behavioral Metric Derivation (RFM): </w:t>
+        <w:t xml:space="preserve">• FR-03 (Reverse Logistics Segregation): </w:t>
       </w:r>
       <w:r>
         <w:rPr>
           <w:rFonts w:ascii="Times New Roman" w:hAnsi="Times New Roman"/>
           <w:i w:val="0"/>
           <w:color w:val="0F172A"/>
-          <w:sz w:val="22"/>
+          <w:sz w:val="24"/>
         </w:rPr>
-        <w:t>The system must condense order streams into normalized dimensions: Recency (days elapsed relative to operational boundary T_obs = max(InvoiceDate) + 1 day), Frequency (distinct checkout trips), and Monetary spend (cumulative net value).</w:t>
+        <w:t>Isolates credit notes, cancellations ('^C'), and non-positive quantities into an audit store (fact_reversals_audit.csv).</w:t>
       </w:r>
     </w:p>
     <w:p>
       <w:pPr>
-        <w:spacing w:before="0" w:after="70" w:line="264" w:lineRule="auto"/>
+        <w:spacing w:before="0" w:after="70" w:line="276" w:lineRule="auto"/>
         <w:jc w:val="both"/>
       </w:pPr>
       <w:r>
@@ -2185,23 +3195,23 @@
           <w:rFonts w:ascii="Times New Roman" w:hAnsi="Times New Roman"/>
           <w:b/>
           <w:color w:val="0F172A"/>
-          <w:sz w:val="22"/>
+          <w:sz w:val="24"/>
         </w:rPr>
-        <w:t xml:space="preserve">3. Skew-Resistant Algorithmic Clustering: </w:t>
+        <w:t xml:space="preserve">• FR-04 (Tukey IQR Outlier Capping): </w:t>
       </w:r>
       <w:r>
         <w:rPr>
           <w:rFonts w:ascii="Times New Roman" w:hAnsi="Times New Roman"/>
           <w:i w:val="0"/>
           <w:color w:val="0F172A"/>
-          <w:sz w:val="22"/>
+          <w:sz w:val="24"/>
         </w:rPr>
-        <w:t>Consumer spend follows a Pareto distribution. Euclidean distance-based clustering fails on raw numbers because monetary variance overwhelms frequency and recency. Log1p compression and Z-score standardization are required prior to K-Means modeling, coupled with a deterministic 1–5 quantile fallback scoring engine.</w:t>
+        <w:t>Applies Tukey fences [Q1 - 1.5*IQR, Q3 + 1.5*IQR] to eliminate wholesale bulk distributor anomalies.</w:t>
       </w:r>
     </w:p>
     <w:p>
       <w:pPr>
-        <w:spacing w:before="0" w:after="70" w:line="264" w:lineRule="auto"/>
+        <w:spacing w:before="0" w:after="70" w:line="276" w:lineRule="auto"/>
         <w:jc w:val="both"/>
       </w:pPr>
       <w:r>
@@ -2209,24 +3219,48 @@
           <w:rFonts w:ascii="Times New Roman" w:hAnsi="Times New Roman"/>
           <w:b/>
           <w:color w:val="0F172A"/>
-          <w:sz w:val="22"/>
+          <w:sz w:val="24"/>
         </w:rPr>
-        <w:t xml:space="preserve">4. Executive Visualization &amp; Activation: </w:t>
+        <w:t xml:space="preserve">• FR-05 (Vectorized RFM Derivation): </w:t>
       </w:r>
       <w:r>
         <w:rPr>
           <w:rFonts w:ascii="Times New Roman" w:hAnsi="Times New Roman"/>
           <w:i w:val="0"/>
           <w:color w:val="0F172A"/>
-          <w:sz w:val="22"/>
+          <w:sz w:val="24"/>
         </w:rPr>
-        <w:t>Commercial leadership requires an interactive dashboard displaying portfolio health, revenue concentration, at-risk capital, and segmented customer lists mapped to specific CRM action playbooks.</w:t>
+        <w:t>Computes snapshot boundary T_obs = max(InvoiceDate) + 1 day and derives customer Recency, Frequency, Spend, and AOV.</w:t>
+      </w:r>
+    </w:p>
+    <w:p>
+      <w:pPr>
+        <w:spacing w:before="0" w:after="70" w:line="276" w:lineRule="auto"/>
+        <w:jc w:val="both"/>
+      </w:pPr>
+      <w:r>
+        <w:rPr>
+          <w:rFonts w:ascii="Times New Roman" w:hAnsi="Times New Roman"/>
+          <w:b/>
+          <w:color w:val="0F172A"/>
+          <w:sz w:val="24"/>
+        </w:rPr>
+        <w:t xml:space="preserve">• FR-06 (ML Clustering &amp; Quantile Scoring): </w:t>
+      </w:r>
+      <w:r>
+        <w:rPr>
+          <w:rFonts w:ascii="Times New Roman" w:hAnsi="Times New Roman"/>
+          <w:i w:val="0"/>
+          <w:color w:val="0F172A"/>
+          <w:sz w:val="24"/>
+        </w:rPr>
+        <w:t>Applies log1p transformation and StandardScaler, fits K-Means clustering, and assigns 1–5 quantile scores mapping to 8 business cohorts.</w:t>
       </w:r>
     </w:p>
     <w:p>
       <w:pPr>
         <w:keepNext/>
-        <w:spacing w:before="100" w:after="40"/>
+        <w:spacing w:before="80" w:after="30"/>
         <w:jc w:val="left"/>
       </w:pPr>
       <w:r>
@@ -2234,96 +3268,14 @@
           <w:rFonts w:ascii="Times New Roman" w:hAnsi="Times New Roman"/>
           <w:b/>
           <w:color w:val="0F172A"/>
-          <w:sz w:val="22"/>
+          <w:sz w:val="24"/>
         </w:rPr>
-        <w:t>1.1.3 Project Scope &amp; Targeted Objectives</w:t>
+        <w:t>1.2.2 Non-Functional Requirements Specifications (NFR)</w:t>
       </w:r>
     </w:p>
     <w:p>
       <w:pPr>
-        <w:spacing w:before="0" w:after="70" w:line="264" w:lineRule="auto"/>
-        <w:jc w:val="both"/>
-      </w:pPr>
-      <w:r>
-        <w:rPr>
-          <w:rFonts w:ascii="Times New Roman" w:hAnsi="Times New Roman"/>
-          <w:i w:val="0"/>
-          <w:color w:val="0F172A"/>
-          <w:sz w:val="22"/>
-        </w:rPr>
-        <w:t>The project delivers a verified analytics engineering system bridging raw transaction streams and strategic marketing. Key deliverables include an automated Python cleaning pipeline, vectorized RFM feature store, unsupervised K-Means clustering, star-schema data marts (FACT_TRANSACTIONS, FACT_REVERSALS, DIM_CUSTOMERS), and an interactive executive web dashboard.</w:t>
-      </w:r>
-    </w:p>
-    <w:p>
-      <w:r>
-        <w:br w:type="page"/>
-      </w:r>
-    </w:p>
-    <w:p>
-      <w:pPr>
-        <w:spacing w:before="0" w:after="40" w:line="264" w:lineRule="auto"/>
-        <w:jc w:val="right"/>
-      </w:pPr>
-      <w:r>
-        <w:rPr>
-          <w:rFonts w:ascii="Times New Roman" w:hAnsi="Times New Roman"/>
-          <w:i/>
-          <w:color w:val="0F172A"/>
-          <w:sz w:val="22"/>
-        </w:rPr>
-        <w:t>Page 2</w:t>
-      </w:r>
-    </w:p>
-    <w:p>
-      <w:pPr>
-        <w:keepNext/>
-        <w:spacing w:before="140" w:after="40"/>
-        <w:jc w:val="left"/>
-      </w:pPr>
-      <w:r>
-        <w:rPr>
-          <w:rFonts w:ascii="Times New Roman" w:hAnsi="Times New Roman"/>
-          <w:b/>
-          <w:color w:val="0F172A"/>
-          <w:sz w:val="25"/>
-        </w:rPr>
-        <w:t>1.2 Requirement Specifications (Product/System Tasks)</w:t>
-      </w:r>
-    </w:p>
-    <w:p>
-      <w:pPr>
-        <w:spacing w:before="0" w:after="70" w:line="264" w:lineRule="auto"/>
-        <w:jc w:val="both"/>
-      </w:pPr>
-      <w:r>
-        <w:rPr>
-          <w:rFonts w:ascii="Times New Roman" w:hAnsi="Times New Roman"/>
-          <w:i w:val="0"/>
-          <w:color w:val="0F172A"/>
-          <w:sz w:val="22"/>
-        </w:rPr>
-        <w:t>The requirement specifications formally define the system tasks, data integrity controls, and operational performance standards for the E-Commerce Customer Lifecycle &amp; RFM Segmentation system.</w:t>
-      </w:r>
-    </w:p>
-    <w:p>
-      <w:pPr>
-        <w:keepNext/>
-        <w:spacing w:before="100" w:after="40"/>
-        <w:jc w:val="left"/>
-      </w:pPr>
-      <w:r>
-        <w:rPr>
-          <w:rFonts w:ascii="Times New Roman" w:hAnsi="Times New Roman"/>
-          <w:b/>
-          <w:color w:val="0F172A"/>
-          <w:sz w:val="22"/>
-        </w:rPr>
-        <w:t>1.2.1 Functional Requirements Specifications (FR)</w:t>
-      </w:r>
-    </w:p>
-    <w:p>
-      <w:pPr>
-        <w:spacing w:before="0" w:after="70" w:line="264" w:lineRule="auto"/>
+        <w:spacing w:before="0" w:after="70" w:line="276" w:lineRule="auto"/>
         <w:jc w:val="both"/>
       </w:pPr>
       <w:r>
@@ -2331,23 +3283,23 @@
           <w:rFonts w:ascii="Times New Roman" w:hAnsi="Times New Roman"/>
           <w:b/>
           <w:color w:val="0F172A"/>
-          <w:sz w:val="22"/>
+          <w:sz w:val="24"/>
         </w:rPr>
-        <w:t xml:space="preserve">• FR-01: Ingestion &amp; Schema Enforcement: </w:t>
+        <w:t xml:space="preserve">• NFR-01 (Performance &amp; Latency): </w:t>
       </w:r>
       <w:r>
         <w:rPr>
           <w:rFonts w:ascii="Times New Roman" w:hAnsi="Times New Roman"/>
           <w:i w:val="0"/>
           <w:color w:val="0F172A"/>
-          <w:sz w:val="22"/>
+          <w:sz w:val="24"/>
         </w:rPr>
-        <w:t>Must ingest raw CSV transactional records, enforce typing (InvoiceNo string, InvoiceDate datetime64[ns], UnitPrice and Quantity float64), and standardize SKU text strings.</w:t>
+        <w:t>Processes 15,000+ transaction rows in under 5.0 seconds using vectorized Pandas C-routines.</w:t>
       </w:r>
     </w:p>
     <w:p>
       <w:pPr>
-        <w:spacing w:before="0" w:after="70" w:line="264" w:lineRule="auto"/>
+        <w:spacing w:before="0" w:after="70" w:line="276" w:lineRule="auto"/>
         <w:jc w:val="both"/>
       </w:pPr>
       <w:r>
@@ -2355,23 +3307,23 @@
           <w:rFonts w:ascii="Times New Roman" w:hAnsi="Times New Roman"/>
           <w:b/>
           <w:color w:val="0F172A"/>
-          <w:sz w:val="22"/>
+          <w:sz w:val="24"/>
         </w:rPr>
-        <w:t xml:space="preserve">• FR-02: Missing Entity Resolution: </w:t>
+        <w:t xml:space="preserve">• NFR-02 (Algorithmic Reproducibility): </w:t>
       </w:r>
       <w:r>
         <w:rPr>
           <w:rFonts w:ascii="Times New Roman" w:hAnsi="Times New Roman"/>
           <w:i w:val="0"/>
           <w:color w:val="0F172A"/>
-          <w:sz w:val="22"/>
+          <w:sz w:val="24"/>
         </w:rPr>
-        <w:t>Must detect records lacking authenticated CustomerID and drop them to prevent corrupting customer-level longitudinal cohorts.</w:t>
+        <w:t>Fixed random seeds (seed=42) guarantee 100% deterministic, reproducible clustering across environments.</w:t>
       </w:r>
     </w:p>
     <w:p>
       <w:pPr>
-        <w:spacing w:before="0" w:after="70" w:line="264" w:lineRule="auto"/>
+        <w:spacing w:before="0" w:after="70" w:line="276" w:lineRule="auto"/>
         <w:jc w:val="both"/>
       </w:pPr>
       <w:r>
@@ -2379,231 +3331,23 @@
           <w:rFonts w:ascii="Times New Roman" w:hAnsi="Times New Roman"/>
           <w:b/>
           <w:color w:val="0F172A"/>
-          <w:sz w:val="22"/>
+          <w:sz w:val="24"/>
         </w:rPr>
-        <w:t xml:space="preserve">• FR-03: Reverse Logistics Segregation: </w:t>
+        <w:t xml:space="preserve">• NFR-03 (Modularity &amp; Architecture): </w:t>
       </w:r>
       <w:r>
         <w:rPr>
           <w:rFonts w:ascii="Times New Roman" w:hAnsi="Times New Roman"/>
           <w:i w:val="0"/>
           <w:color w:val="0F172A"/>
-          <w:sz w:val="22"/>
+          <w:sz w:val="24"/>
         </w:rPr>
-        <w:t>Must isolate credit notes, returns (invoices matching '^C'), and non-positive quantities into an audit ledger (fact_reversals_audit.csv) without affecting positive purchase frequency counts.</w:t>
+        <w:t>Modular Python architecture with clean star-schema marts (FACT_TRANSACTIONS, DIM_CUSTOMERS).</w:t>
       </w:r>
     </w:p>
     <w:p>
       <w:pPr>
-        <w:spacing w:before="0" w:after="70" w:line="264" w:lineRule="auto"/>
-        <w:jc w:val="both"/>
-      </w:pPr>
-      <w:r>
-        <w:rPr>
-          <w:rFonts w:ascii="Times New Roman" w:hAnsi="Times New Roman"/>
-          <w:b/>
-          <w:color w:val="0F172A"/>
-          <w:sz w:val="22"/>
-        </w:rPr>
-        <w:t xml:space="preserve">• FR-04: Tukey IQR Outlier Capping: </w:t>
-      </w:r>
-      <w:r>
-        <w:rPr>
-          <w:rFonts w:ascii="Times New Roman" w:hAnsi="Times New Roman"/>
-          <w:i w:val="0"/>
-          <w:color w:val="0F172A"/>
-          <w:sz w:val="22"/>
-        </w:rPr>
-        <w:t>Must compute Tukey fences (IQR = Q3 - Q1) on Quantity and UnitPrice to remove bulk B2B anomalies.</w:t>
-      </w:r>
-    </w:p>
-    <w:p>
-      <w:pPr>
-        <w:spacing w:before="0" w:after="70" w:line="264" w:lineRule="auto"/>
-        <w:jc w:val="both"/>
-      </w:pPr>
-      <w:r>
-        <w:rPr>
-          <w:rFonts w:ascii="Times New Roman" w:hAnsi="Times New Roman"/>
-          <w:b/>
-          <w:color w:val="0F172A"/>
-          <w:sz w:val="22"/>
-        </w:rPr>
-        <w:t xml:space="preserve">• FR-05: Vectorized RFM Derivation: </w:t>
-      </w:r>
-      <w:r>
-        <w:rPr>
-          <w:rFonts w:ascii="Times New Roman" w:hAnsi="Times New Roman"/>
-          <w:i w:val="0"/>
-          <w:color w:val="0F172A"/>
-          <w:sz w:val="22"/>
-        </w:rPr>
-        <w:t>Must establish snapshot boundary T_obs = max(InvoiceDate) + 1 day and compute Recency days, Frequency (unique invoices via nunique), Monetary spend, and Average Order Value (AOV = Spend / Frequency).</w:t>
-      </w:r>
-    </w:p>
-    <w:p>
-      <w:pPr>
-        <w:spacing w:before="0" w:after="70" w:line="264" w:lineRule="auto"/>
-        <w:jc w:val="both"/>
-      </w:pPr>
-      <w:r>
-        <w:rPr>
-          <w:rFonts w:ascii="Times New Roman" w:hAnsi="Times New Roman"/>
-          <w:b/>
-          <w:color w:val="0F172A"/>
-          <w:sz w:val="22"/>
-        </w:rPr>
-        <w:t xml:space="preserve">• FR-06: ML Clustering &amp; Diagnostics: </w:t>
-      </w:r>
-      <w:r>
-        <w:rPr>
-          <w:rFonts w:ascii="Times New Roman" w:hAnsi="Times New Roman"/>
-          <w:i w:val="0"/>
-          <w:color w:val="0F172A"/>
-          <w:sz w:val="22"/>
-        </w:rPr>
-        <w:t>Must apply log1p skewness reduction, StandardScaler normalization, evaluate Elbow Inertia and Silhouette scores across k in [2..6], and fit production K-Means.</w:t>
-      </w:r>
-    </w:p>
-    <w:p>
-      <w:pPr>
-        <w:spacing w:before="0" w:after="70" w:line="264" w:lineRule="auto"/>
-        <w:jc w:val="both"/>
-      </w:pPr>
-      <w:r>
-        <w:rPr>
-          <w:rFonts w:ascii="Times New Roman" w:hAnsi="Times New Roman"/>
-          <w:b/>
-          <w:color w:val="0F172A"/>
-          <w:sz w:val="22"/>
-        </w:rPr>
-        <w:t xml:space="preserve">• FR-07: Quantile RFM Scoring: </w:t>
-      </w:r>
-      <w:r>
-        <w:rPr>
-          <w:rFonts w:ascii="Times New Roman" w:hAnsi="Times New Roman"/>
-          <w:i w:val="0"/>
-          <w:color w:val="0F172A"/>
-          <w:sz w:val="22"/>
-        </w:rPr>
-        <w:t>Must provide fallback 1–5 percentile scoring (pd.qcut) mapping accounts to 8 business operating tiers ('Champions', 'Loyal Customers', 'At Risk Whales', etc.).</w:t>
-      </w:r>
-    </w:p>
-    <w:p>
-      <w:pPr>
-        <w:spacing w:before="0" w:after="70" w:line="264" w:lineRule="auto"/>
-        <w:jc w:val="both"/>
-      </w:pPr>
-      <w:r>
-        <w:rPr>
-          <w:rFonts w:ascii="Times New Roman" w:hAnsi="Times New Roman"/>
-          <w:b/>
-          <w:color w:val="0F172A"/>
-          <w:sz w:val="22"/>
-        </w:rPr>
-        <w:t xml:space="preserve">• FR-08: Star Schema &amp; Dashboard: </w:t>
-      </w:r>
-      <w:r>
-        <w:rPr>
-          <w:rFonts w:ascii="Times New Roman" w:hAnsi="Times New Roman"/>
-          <w:i w:val="0"/>
-          <w:color w:val="0F172A"/>
-          <w:sz w:val="22"/>
-        </w:rPr>
-        <w:t>Must export clean star-schema datasets and render an interactive executive dashboard with KPI scorecards, spatial scatterplots, and a searchable activation ledger.</w:t>
-      </w:r>
-    </w:p>
-    <w:p>
-      <w:pPr>
-        <w:keepNext/>
-        <w:spacing w:before="100" w:after="40"/>
-        <w:jc w:val="left"/>
-      </w:pPr>
-      <w:r>
-        <w:rPr>
-          <w:rFonts w:ascii="Times New Roman" w:hAnsi="Times New Roman"/>
-          <w:b/>
-          <w:color w:val="0F172A"/>
-          <w:sz w:val="22"/>
-        </w:rPr>
-        <w:t>1.2.2 Non-Functional Requirements Specifications (NFR)</w:t>
-      </w:r>
-    </w:p>
-    <w:p>
-      <w:pPr>
-        <w:spacing w:before="0" w:after="70" w:line="264" w:lineRule="auto"/>
-        <w:jc w:val="both"/>
-      </w:pPr>
-      <w:r>
-        <w:rPr>
-          <w:rFonts w:ascii="Times New Roman" w:hAnsi="Times New Roman"/>
-          <w:b/>
-          <w:color w:val="0F172A"/>
-          <w:sz w:val="22"/>
-        </w:rPr>
-        <w:t xml:space="preserve">• NFR-01: Performance &amp; Latency: </w:t>
-      </w:r>
-      <w:r>
-        <w:rPr>
-          <w:rFonts w:ascii="Times New Roman" w:hAnsi="Times New Roman"/>
-          <w:i w:val="0"/>
-          <w:color w:val="0F172A"/>
-          <w:sz w:val="22"/>
-        </w:rPr>
-        <w:t>The pipeline must process 15,000+ transactional records in under 5 seconds on standard hardware.</w:t>
-      </w:r>
-    </w:p>
-    <w:p>
-      <w:pPr>
-        <w:spacing w:before="0" w:after="70" w:line="264" w:lineRule="auto"/>
-        <w:jc w:val="both"/>
-      </w:pPr>
-      <w:r>
-        <w:rPr>
-          <w:rFonts w:ascii="Times New Roman" w:hAnsi="Times New Roman"/>
-          <w:b/>
-          <w:color w:val="0F172A"/>
-          <w:sz w:val="22"/>
-        </w:rPr>
-        <w:t xml:space="preserve">• NFR-02: Scalability: </w:t>
-      </w:r>
-      <w:r>
-        <w:rPr>
-          <w:rFonts w:ascii="Times New Roman" w:hAnsi="Times New Roman"/>
-          <w:i w:val="0"/>
-          <w:color w:val="0F172A"/>
-          <w:sz w:val="22"/>
-        </w:rPr>
-        <w:t>Feature extractions maintain linear O(N) complexity using vectorized Pandas/NumPy C-routines.</w:t>
-      </w:r>
-    </w:p>
-    <w:p>
-      <w:pPr>
-        <w:spacing w:before="0" w:after="70" w:line="264" w:lineRule="auto"/>
-        <w:jc w:val="both"/>
-      </w:pPr>
-      <w:r>
-        <w:rPr>
-          <w:rFonts w:ascii="Times New Roman" w:hAnsi="Times New Roman"/>
-          <w:b/>
-          <w:color w:val="0F172A"/>
-          <w:sz w:val="22"/>
-        </w:rPr>
-        <w:t xml:space="preserve">• NFR-03: Reproducibility: </w:t>
-      </w:r>
-      <w:r>
-        <w:rPr>
-          <w:rFonts w:ascii="Times New Roman" w:hAnsi="Times New Roman"/>
-          <w:i w:val="0"/>
-          <w:color w:val="0F172A"/>
-          <w:sz w:val="22"/>
-        </w:rPr>
-        <w:t>Fixed random seeds (random_state=42) ensure deterministic clustering across distributed environments.</w:t>
-      </w:r>
-    </w:p>
-    <w:p>
-      <w:pPr>
-        <w:spacing w:before="50" w:after="80"/>
+        <w:spacing w:before="40" w:after="60"/>
         <w:jc w:val="center"/>
       </w:pPr>
       <w:r>
@@ -2613,7 +3357,7 @@
           <w:color w:val="475569"/>
           <w:sz w:val="19"/>
         </w:rPr>
-        <w:t>Table 1.1: System &amp; Hardware/Software Specifications</w:t>
+        <w:t>Table 1.1: System Hardware &amp; Software Requirements Specification</w:t>
       </w:r>
     </w:p>
     <w:tbl>
@@ -2623,40 +3367,60 @@
         <w:tblLook w:firstColumn="1" w:firstRow="1" w:lastColumn="0" w:lastRow="0" w:noHBand="0" w:noVBand="1" w:val="04A0"/>
       </w:tblPr>
       <w:tblGrid>
-        <w:gridCol w:w="3120"/>
-        <w:gridCol w:w="3120"/>
-        <w:gridCol w:w="3120"/>
+        <w:gridCol w:w="3168"/>
+        <w:gridCol w:w="3168"/>
+        <w:gridCol w:w="3168"/>
       </w:tblGrid>
       <w:tr>
         <w:tc>
           <w:tcPr>
-            <w:tcW w:type="dxa" w:w="3120"/>
+            <w:tcW w:type="dxa" w:w="2592"/>
             <w:shd w:fill="7A003C"/>
+            <w:tcBorders>
+              <w:top w:val="single" w:sz="4" w:space="0" w:color="CBD5E1"/>
+              <w:left w:val="single" w:sz="4" w:space="0" w:color="CBD5E1"/>
+              <w:bottom w:val="single" w:sz="4" w:space="0" w:color="CBD5E1"/>
+              <w:right w:val="single" w:sz="4" w:space="0" w:color="CBD5E1"/>
+            </w:tcBorders>
           </w:tcPr>
           <w:p>
+            <w:pPr>
+              <w:spacing w:before="0" w:after="0" w:line="252" w:lineRule="auto"/>
+              <w:jc w:val="center"/>
+            </w:pPr>
             <w:r>
               <w:rPr>
                 <w:rFonts w:ascii="Times New Roman" w:hAnsi="Times New Roman"/>
                 <w:b/>
                 <w:color w:val="FFFFFF"/>
-                <w:sz w:val="17"/>
+                <w:sz w:val="16"/>
               </w:rPr>
-              <w:t>SYSTEM CATEGORY</w:t>
+              <w:t>SYSTEM SPECIFICATION</w:t>
             </w:r>
           </w:p>
         </w:tc>
         <w:tc>
           <w:tcPr>
-            <w:tcW w:type="dxa" w:w="3120"/>
+            <w:tcW w:type="dxa" w:w="3168"/>
             <w:shd w:fill="7A003C"/>
+            <w:tcBorders>
+              <w:top w:val="single" w:sz="4" w:space="0" w:color="CBD5E1"/>
+              <w:left w:val="single" w:sz="4" w:space="0" w:color="CBD5E1"/>
+              <w:bottom w:val="single" w:sz="4" w:space="0" w:color="CBD5E1"/>
+              <w:right w:val="single" w:sz="4" w:space="0" w:color="CBD5E1"/>
+            </w:tcBorders>
           </w:tcPr>
           <w:p>
+            <w:pPr>
+              <w:spacing w:before="0" w:after="0" w:line="252" w:lineRule="auto"/>
+              <w:jc w:val="center"/>
+            </w:pPr>
             <w:r>
               <w:rPr>
                 <w:rFonts w:ascii="Times New Roman" w:hAnsi="Times New Roman"/>
                 <w:b/>
                 <w:color w:val="FFFFFF"/>
-                <w:sz w:val="17"/>
+                <w:sz w:val="16"/>
               </w:rPr>
               <w:t>MINIMUM REQUIREMENT</w:t>
             </w:r>
@@ -2664,18 +3428,28 @@
         </w:tc>
         <w:tc>
           <w:tcPr>
-            <w:tcW w:type="dxa" w:w="3120"/>
+            <w:tcW w:type="dxa" w:w="3456"/>
             <w:shd w:fill="7A003C"/>
+            <w:tcBorders>
+              <w:top w:val="single" w:sz="4" w:space="0" w:color="CBD5E1"/>
+              <w:left w:val="single" w:sz="4" w:space="0" w:color="CBD5E1"/>
+              <w:bottom w:val="single" w:sz="4" w:space="0" w:color="CBD5E1"/>
+              <w:right w:val="single" w:sz="4" w:space="0" w:color="CBD5E1"/>
+            </w:tcBorders>
           </w:tcPr>
           <w:p>
+            <w:pPr>
+              <w:spacing w:before="0" w:after="0" w:line="252" w:lineRule="auto"/>
+              <w:jc w:val="center"/>
+            </w:pPr>
             <w:r>
               <w:rPr>
                 <w:rFonts w:ascii="Times New Roman" w:hAnsi="Times New Roman"/>
                 <w:b/>
                 <w:color w:val="FFFFFF"/>
-                <w:sz w:val="17"/>
+                <w:sz w:val="16"/>
               </w:rPr>
-              <w:t>DEPLOYED SPECIFICATION</w:t>
+              <w:t>DEPLOYED PROJECT ENVIRONMENT</w:t>
             </w:r>
           </w:p>
         </w:tc>
@@ -2683,20 +3457,32 @@
       <w:tr>
         <w:tc>
           <w:tcPr>
-            <w:tcW w:type="dxa" w:w="3120"/>
+            <w:tcW w:type="dxa" w:w="2592"/>
             <w:tcMar>
-              <w:top w:w="35" w:type="dxa"/>
-              <w:bottom w:w="35" w:type="dxa"/>
-              <w:left w:w="70" w:type="dxa"/>
-              <w:right w:w="70" w:type="dxa"/>
+              <w:top w:w="16" w:type="dxa"/>
+              <w:bottom w:w="16" w:type="dxa"/>
+              <w:left w:w="35" w:type="dxa"/>
+              <w:right w:w="35" w:type="dxa"/>
             </w:tcMar>
             <w:shd w:fill="F8FAFC"/>
+            <w:tcBorders>
+              <w:top w:val="single" w:sz="4" w:space="0" w:color="CBD5E1"/>
+              <w:left w:val="single" w:sz="4" w:space="0" w:color="CBD5E1"/>
+              <w:bottom w:val="single" w:sz="4" w:space="0" w:color="CBD5E1"/>
+              <w:right w:val="single" w:sz="4" w:space="0" w:color="CBD5E1"/>
+            </w:tcBorders>
           </w:tcPr>
           <w:p>
+            <w:pPr>
+              <w:spacing w:before="0" w:after="0" w:line="252" w:lineRule="auto"/>
+              <w:jc w:val="left"/>
+            </w:pPr>
             <w:r>
               <w:rPr>
                 <w:rFonts w:ascii="Times New Roman" w:hAnsi="Times New Roman"/>
-                <w:sz w:val="16"/>
+                <w:b/>
+                <w:color w:val="0F172A"/>
+                <w:sz w:val="15"/>
               </w:rPr>
               <w:t>Processor / CPU</w:t>
             </w:r>
@@ -2704,41 +3490,65 @@
         </w:tc>
         <w:tc>
           <w:tcPr>
-            <w:tcW w:type="dxa" w:w="3120"/>
+            <w:tcW w:type="dxa" w:w="3168"/>
             <w:tcMar>
-              <w:top w:w="35" w:type="dxa"/>
-              <w:bottom w:w="35" w:type="dxa"/>
-              <w:left w:w="70" w:type="dxa"/>
-              <w:right w:w="70" w:type="dxa"/>
+              <w:top w:w="16" w:type="dxa"/>
+              <w:bottom w:w="16" w:type="dxa"/>
+              <w:left w:w="35" w:type="dxa"/>
+              <w:right w:w="35" w:type="dxa"/>
             </w:tcMar>
             <w:shd w:fill="F8FAFC"/>
+            <w:tcBorders>
+              <w:top w:val="single" w:sz="4" w:space="0" w:color="CBD5E1"/>
+              <w:left w:val="single" w:sz="4" w:space="0" w:color="CBD5E1"/>
+              <w:bottom w:val="single" w:sz="4" w:space="0" w:color="CBD5E1"/>
+              <w:right w:val="single" w:sz="4" w:space="0" w:color="CBD5E1"/>
+            </w:tcBorders>
           </w:tcPr>
           <w:p>
+            <w:pPr>
+              <w:spacing w:before="0" w:after="0" w:line="252" w:lineRule="auto"/>
+              <w:jc w:val="left"/>
+            </w:pPr>
             <w:r>
               <w:rPr>
                 <w:rFonts w:ascii="Times New Roman" w:hAnsi="Times New Roman"/>
-                <w:sz w:val="16"/>
+                <w:b w:val="0"/>
+                <w:color w:val="0F172A"/>
+                <w:sz w:val="15"/>
               </w:rPr>
-              <w:t>Dual-Core x86_64 or ARM64</w:t>
+              <w:t>Dual-Core x86_64 or ARM64 (2.0 GHz)</w:t>
             </w:r>
           </w:p>
         </w:tc>
         <w:tc>
           <w:tcPr>
-            <w:tcW w:type="dxa" w:w="3120"/>
+            <w:tcW w:type="dxa" w:w="3456"/>
             <w:tcMar>
-              <w:top w:w="35" w:type="dxa"/>
-              <w:bottom w:w="35" w:type="dxa"/>
-              <w:left w:w="70" w:type="dxa"/>
-              <w:right w:w="70" w:type="dxa"/>
+              <w:top w:w="16" w:type="dxa"/>
+              <w:bottom w:w="16" w:type="dxa"/>
+              <w:left w:w="35" w:type="dxa"/>
+              <w:right w:w="35" w:type="dxa"/>
             </w:tcMar>
             <w:shd w:fill="F8FAFC"/>
+            <w:tcBorders>
+              <w:top w:val="single" w:sz="4" w:space="0" w:color="CBD5E1"/>
+              <w:left w:val="single" w:sz="4" w:space="0" w:color="CBD5E1"/>
+              <w:bottom w:val="single" w:sz="4" w:space="0" w:color="CBD5E1"/>
+              <w:right w:val="single" w:sz="4" w:space="0" w:color="CBD5E1"/>
+            </w:tcBorders>
           </w:tcPr>
           <w:p>
+            <w:pPr>
+              <w:spacing w:before="0" w:after="0" w:line="252" w:lineRule="auto"/>
+              <w:jc w:val="left"/>
+            </w:pPr>
             <w:r>
               <w:rPr>
                 <w:rFonts w:ascii="Times New Roman" w:hAnsi="Times New Roman"/>
-                <w:sz w:val="16"/>
+                <w:b w:val="0"/>
+                <w:color w:val="0F172A"/>
+                <w:sz w:val="15"/>
               </w:rPr>
               <w:t>Apple Silicon M-Series / Intel Core i5/i7 (8-Core+)</w:t>
             </w:r>
@@ -2748,20 +3558,32 @@
       <w:tr>
         <w:tc>
           <w:tcPr>
-            <w:tcW w:type="dxa" w:w="3120"/>
+            <w:tcW w:type="dxa" w:w="2592"/>
             <w:tcMar>
-              <w:top w:w="35" w:type="dxa"/>
-              <w:bottom w:w="35" w:type="dxa"/>
-              <w:left w:w="70" w:type="dxa"/>
-              <w:right w:w="70" w:type="dxa"/>
+              <w:top w:w="16" w:type="dxa"/>
+              <w:bottom w:w="16" w:type="dxa"/>
+              <w:left w:w="35" w:type="dxa"/>
+              <w:right w:w="35" w:type="dxa"/>
             </w:tcMar>
             <w:shd w:fill="FFFFFF"/>
+            <w:tcBorders>
+              <w:top w:val="single" w:sz="4" w:space="0" w:color="CBD5E1"/>
+              <w:left w:val="single" w:sz="4" w:space="0" w:color="CBD5E1"/>
+              <w:bottom w:val="single" w:sz="4" w:space="0" w:color="CBD5E1"/>
+              <w:right w:val="single" w:sz="4" w:space="0" w:color="CBD5E1"/>
+            </w:tcBorders>
           </w:tcPr>
           <w:p>
+            <w:pPr>
+              <w:spacing w:before="0" w:after="0" w:line="252" w:lineRule="auto"/>
+              <w:jc w:val="left"/>
+            </w:pPr>
             <w:r>
               <w:rPr>
                 <w:rFonts w:ascii="Times New Roman" w:hAnsi="Times New Roman"/>
-                <w:sz w:val="16"/>
+                <w:b/>
+                <w:color w:val="0F172A"/>
+                <w:sz w:val="15"/>
               </w:rPr>
               <w:t>System Memory (RAM)</w:t>
             </w:r>
@@ -2769,20 +3591,32 @@
         </w:tc>
         <w:tc>
           <w:tcPr>
-            <w:tcW w:type="dxa" w:w="3120"/>
+            <w:tcW w:type="dxa" w:w="3168"/>
             <w:tcMar>
-              <w:top w:w="35" w:type="dxa"/>
-              <w:bottom w:w="35" w:type="dxa"/>
-              <w:left w:w="70" w:type="dxa"/>
-              <w:right w:w="70" w:type="dxa"/>
+              <w:top w:w="16" w:type="dxa"/>
+              <w:bottom w:w="16" w:type="dxa"/>
+              <w:left w:w="35" w:type="dxa"/>
+              <w:right w:w="35" w:type="dxa"/>
             </w:tcMar>
             <w:shd w:fill="FFFFFF"/>
+            <w:tcBorders>
+              <w:top w:val="single" w:sz="4" w:space="0" w:color="CBD5E1"/>
+              <w:left w:val="single" w:sz="4" w:space="0" w:color="CBD5E1"/>
+              <w:bottom w:val="single" w:sz="4" w:space="0" w:color="CBD5E1"/>
+              <w:right w:val="single" w:sz="4" w:space="0" w:color="CBD5E1"/>
+            </w:tcBorders>
           </w:tcPr>
           <w:p>
+            <w:pPr>
+              <w:spacing w:before="0" w:after="0" w:line="252" w:lineRule="auto"/>
+              <w:jc w:val="left"/>
+            </w:pPr>
             <w:r>
               <w:rPr>
                 <w:rFonts w:ascii="Times New Roman" w:hAnsi="Times New Roman"/>
-                <w:sz w:val="16"/>
+                <w:b w:val="0"/>
+                <w:color w:val="0F172A"/>
+                <w:sz w:val="15"/>
               </w:rPr>
               <w:t>4 GB DDR3/DDR4</w:t>
             </w:r>
@@ -2790,22 +3624,34 @@
         </w:tc>
         <w:tc>
           <w:tcPr>
-            <w:tcW w:type="dxa" w:w="3120"/>
+            <w:tcW w:type="dxa" w:w="3456"/>
             <w:tcMar>
-              <w:top w:w="35" w:type="dxa"/>
-              <w:bottom w:w="35" w:type="dxa"/>
-              <w:left w:w="70" w:type="dxa"/>
-              <w:right w:w="70" w:type="dxa"/>
+              <w:top w:w="16" w:type="dxa"/>
+              <w:bottom w:w="16" w:type="dxa"/>
+              <w:left w:w="35" w:type="dxa"/>
+              <w:right w:w="35" w:type="dxa"/>
             </w:tcMar>
             <w:shd w:fill="FFFFFF"/>
+            <w:tcBorders>
+              <w:top w:val="single" w:sz="4" w:space="0" w:color="CBD5E1"/>
+              <w:left w:val="single" w:sz="4" w:space="0" w:color="CBD5E1"/>
+              <w:bottom w:val="single" w:sz="4" w:space="0" w:color="CBD5E1"/>
+              <w:right w:val="single" w:sz="4" w:space="0" w:color="CBD5E1"/>
+            </w:tcBorders>
           </w:tcPr>
           <w:p>
+            <w:pPr>
+              <w:spacing w:before="0" w:after="0" w:line="252" w:lineRule="auto"/>
+              <w:jc w:val="left"/>
+            </w:pPr>
             <w:r>
               <w:rPr>
                 <w:rFonts w:ascii="Times New Roman" w:hAnsi="Times New Roman"/>
-                <w:sz w:val="16"/>
+                <w:b w:val="0"/>
+                <w:color w:val="0F172A"/>
+                <w:sz w:val="15"/>
               </w:rPr>
-              <w:t>8 GB to 16 GB Unified Memory</w:t>
+              <w:t>8 GB to 16 GB Unified Memory Architecture</w:t>
             </w:r>
           </w:p>
         </w:tc>
@@ -2813,20 +3659,32 @@
       <w:tr>
         <w:tc>
           <w:tcPr>
-            <w:tcW w:type="dxa" w:w="3120"/>
+            <w:tcW w:type="dxa" w:w="2592"/>
             <w:tcMar>
-              <w:top w:w="35" w:type="dxa"/>
-              <w:bottom w:w="35" w:type="dxa"/>
-              <w:left w:w="70" w:type="dxa"/>
-              <w:right w:w="70" w:type="dxa"/>
+              <w:top w:w="16" w:type="dxa"/>
+              <w:bottom w:w="16" w:type="dxa"/>
+              <w:left w:w="35" w:type="dxa"/>
+              <w:right w:w="35" w:type="dxa"/>
             </w:tcMar>
             <w:shd w:fill="F8FAFC"/>
+            <w:tcBorders>
+              <w:top w:val="single" w:sz="4" w:space="0" w:color="CBD5E1"/>
+              <w:left w:val="single" w:sz="4" w:space="0" w:color="CBD5E1"/>
+              <w:bottom w:val="single" w:sz="4" w:space="0" w:color="CBD5E1"/>
+              <w:right w:val="single" w:sz="4" w:space="0" w:color="CBD5E1"/>
+            </w:tcBorders>
           </w:tcPr>
           <w:p>
+            <w:pPr>
+              <w:spacing w:before="0" w:after="0" w:line="252" w:lineRule="auto"/>
+              <w:jc w:val="left"/>
+            </w:pPr>
             <w:r>
               <w:rPr>
                 <w:rFonts w:ascii="Times New Roman" w:hAnsi="Times New Roman"/>
-                <w:sz w:val="16"/>
+                <w:b/>
+                <w:color w:val="0F172A"/>
+                <w:sz w:val="15"/>
               </w:rPr>
               <w:t>Storage Subsystem</w:t>
             </w:r>
@@ -2834,20 +3692,32 @@
         </w:tc>
         <w:tc>
           <w:tcPr>
-            <w:tcW w:type="dxa" w:w="3120"/>
+            <w:tcW w:type="dxa" w:w="3168"/>
             <w:tcMar>
-              <w:top w:w="35" w:type="dxa"/>
-              <w:bottom w:w="35" w:type="dxa"/>
-              <w:left w:w="70" w:type="dxa"/>
-              <w:right w:w="70" w:type="dxa"/>
+              <w:top w:w="16" w:type="dxa"/>
+              <w:bottom w:w="16" w:type="dxa"/>
+              <w:left w:w="35" w:type="dxa"/>
+              <w:right w:w="35" w:type="dxa"/>
             </w:tcMar>
             <w:shd w:fill="F8FAFC"/>
+            <w:tcBorders>
+              <w:top w:val="single" w:sz="4" w:space="0" w:color="CBD5E1"/>
+              <w:left w:val="single" w:sz="4" w:space="0" w:color="CBD5E1"/>
+              <w:bottom w:val="single" w:sz="4" w:space="0" w:color="CBD5E1"/>
+              <w:right w:val="single" w:sz="4" w:space="0" w:color="CBD5E1"/>
+            </w:tcBorders>
           </w:tcPr>
           <w:p>
+            <w:pPr>
+              <w:spacing w:before="0" w:after="0" w:line="252" w:lineRule="auto"/>
+              <w:jc w:val="left"/>
+            </w:pPr>
             <w:r>
               <w:rPr>
                 <w:rFonts w:ascii="Times New Roman" w:hAnsi="Times New Roman"/>
-                <w:sz w:val="16"/>
+                <w:b w:val="0"/>
+                <w:color w:val="0F172A"/>
+                <w:sz w:val="15"/>
               </w:rPr>
               <w:t>500 MB Free Disk Space</w:t>
             </w:r>
@@ -2855,22 +3725,34 @@
         </w:tc>
         <w:tc>
           <w:tcPr>
-            <w:tcW w:type="dxa" w:w="3120"/>
+            <w:tcW w:type="dxa" w:w="3456"/>
             <w:tcMar>
-              <w:top w:w="35" w:type="dxa"/>
-              <w:bottom w:w="35" w:type="dxa"/>
-              <w:left w:w="70" w:type="dxa"/>
-              <w:right w:w="70" w:type="dxa"/>
+              <w:top w:w="16" w:type="dxa"/>
+              <w:bottom w:w="16" w:type="dxa"/>
+              <w:left w:w="35" w:type="dxa"/>
+              <w:right w:w="35" w:type="dxa"/>
             </w:tcMar>
             <w:shd w:fill="F8FAFC"/>
+            <w:tcBorders>
+              <w:top w:val="single" w:sz="4" w:space="0" w:color="CBD5E1"/>
+              <w:left w:val="single" w:sz="4" w:space="0" w:color="CBD5E1"/>
+              <w:bottom w:val="single" w:sz="4" w:space="0" w:color="CBD5E1"/>
+              <w:right w:val="single" w:sz="4" w:space="0" w:color="CBD5E1"/>
+            </w:tcBorders>
           </w:tcPr>
           <w:p>
+            <w:pPr>
+              <w:spacing w:before="0" w:after="0" w:line="252" w:lineRule="auto"/>
+              <w:jc w:val="left"/>
+            </w:pPr>
             <w:r>
               <w:rPr>
                 <w:rFonts w:ascii="Times New Roman" w:hAnsi="Times New Roman"/>
-                <w:sz w:val="16"/>
+                <w:b w:val="0"/>
+                <w:color w:val="0F172A"/>
+                <w:sz w:val="15"/>
               </w:rPr>
-              <w:t>NVMe Solid State Drive (SSD)</w:t>
+              <w:t>Solid State Drive (NVMe SSD)</w:t>
             </w:r>
           </w:p>
         </w:tc>
@@ -2878,20 +3760,32 @@
       <w:tr>
         <w:tc>
           <w:tcPr>
-            <w:tcW w:type="dxa" w:w="3120"/>
+            <w:tcW w:type="dxa" w:w="2592"/>
             <w:tcMar>
-              <w:top w:w="35" w:type="dxa"/>
-              <w:bottom w:w="35" w:type="dxa"/>
-              <w:left w:w="70" w:type="dxa"/>
-              <w:right w:w="70" w:type="dxa"/>
+              <w:top w:w="16" w:type="dxa"/>
+              <w:bottom w:w="16" w:type="dxa"/>
+              <w:left w:w="35" w:type="dxa"/>
+              <w:right w:w="35" w:type="dxa"/>
             </w:tcMar>
             <w:shd w:fill="FFFFFF"/>
+            <w:tcBorders>
+              <w:top w:val="single" w:sz="4" w:space="0" w:color="CBD5E1"/>
+              <w:left w:val="single" w:sz="4" w:space="0" w:color="CBD5E1"/>
+              <w:bottom w:val="single" w:sz="4" w:space="0" w:color="CBD5E1"/>
+              <w:right w:val="single" w:sz="4" w:space="0" w:color="CBD5E1"/>
+            </w:tcBorders>
           </w:tcPr>
           <w:p>
+            <w:pPr>
+              <w:spacing w:before="0" w:after="0" w:line="252" w:lineRule="auto"/>
+              <w:jc w:val="left"/>
+            </w:pPr>
             <w:r>
               <w:rPr>
                 <w:rFonts w:ascii="Times New Roman" w:hAnsi="Times New Roman"/>
-                <w:sz w:val="16"/>
+                <w:b/>
+                <w:color w:val="0F172A"/>
+                <w:sz w:val="15"/>
               </w:rPr>
               <w:t>Operating System</w:t>
             </w:r>
@@ -2899,20 +3793,32 @@
         </w:tc>
         <w:tc>
           <w:tcPr>
-            <w:tcW w:type="dxa" w:w="3120"/>
+            <w:tcW w:type="dxa" w:w="3168"/>
             <w:tcMar>
-              <w:top w:w="35" w:type="dxa"/>
-              <w:bottom w:w="35" w:type="dxa"/>
-              <w:left w:w="70" w:type="dxa"/>
-              <w:right w:w="70" w:type="dxa"/>
+              <w:top w:w="16" w:type="dxa"/>
+              <w:bottom w:w="16" w:type="dxa"/>
+              <w:left w:w="35" w:type="dxa"/>
+              <w:right w:w="35" w:type="dxa"/>
             </w:tcMar>
             <w:shd w:fill="FFFFFF"/>
+            <w:tcBorders>
+              <w:top w:val="single" w:sz="4" w:space="0" w:color="CBD5E1"/>
+              <w:left w:val="single" w:sz="4" w:space="0" w:color="CBD5E1"/>
+              <w:bottom w:val="single" w:sz="4" w:space="0" w:color="CBD5E1"/>
+              <w:right w:val="single" w:sz="4" w:space="0" w:color="CBD5E1"/>
+            </w:tcBorders>
           </w:tcPr>
           <w:p>
+            <w:pPr>
+              <w:spacing w:before="0" w:after="0" w:line="252" w:lineRule="auto"/>
+              <w:jc w:val="left"/>
+            </w:pPr>
             <w:r>
               <w:rPr>
                 <w:rFonts w:ascii="Times New Roman" w:hAnsi="Times New Roman"/>
-                <w:sz w:val="16"/>
+                <w:b w:val="0"/>
+                <w:color w:val="0F172A"/>
+                <w:sz w:val="15"/>
               </w:rPr>
               <w:t>macOS 12+, Ubuntu 20.04+, Windows 10+</w:t>
             </w:r>
@@ -2920,22 +3826,34 @@
         </w:tc>
         <w:tc>
           <w:tcPr>
-            <w:tcW w:type="dxa" w:w="3120"/>
+            <w:tcW w:type="dxa" w:w="3456"/>
             <w:tcMar>
-              <w:top w:w="35" w:type="dxa"/>
-              <w:bottom w:w="35" w:type="dxa"/>
-              <w:left w:w="70" w:type="dxa"/>
-              <w:right w:w="70" w:type="dxa"/>
+              <w:top w:w="16" w:type="dxa"/>
+              <w:bottom w:w="16" w:type="dxa"/>
+              <w:left w:w="35" w:type="dxa"/>
+              <w:right w:w="35" w:type="dxa"/>
             </w:tcMar>
             <w:shd w:fill="FFFFFF"/>
+            <w:tcBorders>
+              <w:top w:val="single" w:sz="4" w:space="0" w:color="CBD5E1"/>
+              <w:left w:val="single" w:sz="4" w:space="0" w:color="CBD5E1"/>
+              <w:bottom w:val="single" w:sz="4" w:space="0" w:color="CBD5E1"/>
+              <w:right w:val="single" w:sz="4" w:space="0" w:color="CBD5E1"/>
+            </w:tcBorders>
           </w:tcPr>
           <w:p>
+            <w:pPr>
+              <w:spacing w:before="0" w:after="0" w:line="252" w:lineRule="auto"/>
+              <w:jc w:val="left"/>
+            </w:pPr>
             <w:r>
               <w:rPr>
                 <w:rFonts w:ascii="Times New Roman" w:hAnsi="Times New Roman"/>
-                <w:sz w:val="16"/>
+                <w:b w:val="0"/>
+                <w:color w:val="0F172A"/>
+                <w:sz w:val="15"/>
               </w:rPr>
-              <w:t>macOS Darwin (Unix Environment)</w:t>
+              <w:t>macOS Darwin (Unix POSIX Environment)</w:t>
             </w:r>
           </w:p>
         </w:tc>
@@ -2943,41 +3861,65 @@
       <w:tr>
         <w:tc>
           <w:tcPr>
-            <w:tcW w:type="dxa" w:w="3120"/>
+            <w:tcW w:type="dxa" w:w="2592"/>
             <w:tcMar>
-              <w:top w:w="35" w:type="dxa"/>
-              <w:bottom w:w="35" w:type="dxa"/>
-              <w:left w:w="70" w:type="dxa"/>
-              <w:right w:w="70" w:type="dxa"/>
+              <w:top w:w="16" w:type="dxa"/>
+              <w:bottom w:w="16" w:type="dxa"/>
+              <w:left w:w="35" w:type="dxa"/>
+              <w:right w:w="35" w:type="dxa"/>
             </w:tcMar>
             <w:shd w:fill="F8FAFC"/>
+            <w:tcBorders>
+              <w:top w:val="single" w:sz="4" w:space="0" w:color="CBD5E1"/>
+              <w:left w:val="single" w:sz="4" w:space="0" w:color="CBD5E1"/>
+              <w:bottom w:val="single" w:sz="4" w:space="0" w:color="CBD5E1"/>
+              <w:right w:val="single" w:sz="4" w:space="0" w:color="CBD5E1"/>
+            </w:tcBorders>
           </w:tcPr>
           <w:p>
+            <w:pPr>
+              <w:spacing w:before="0" w:after="0" w:line="252" w:lineRule="auto"/>
+              <w:jc w:val="left"/>
+            </w:pPr>
             <w:r>
               <w:rPr>
                 <w:rFonts w:ascii="Times New Roman" w:hAnsi="Times New Roman"/>
-                <w:sz w:val="16"/>
+                <w:b/>
+                <w:color w:val="0F172A"/>
+                <w:sz w:val="15"/>
               </w:rPr>
-              <w:t>Runtime Environment</w:t>
+              <w:t>Execution Runtimes</w:t>
             </w:r>
           </w:p>
         </w:tc>
         <w:tc>
           <w:tcPr>
-            <w:tcW w:type="dxa" w:w="3120"/>
+            <w:tcW w:type="dxa" w:w="3168"/>
             <w:tcMar>
-              <w:top w:w="35" w:type="dxa"/>
-              <w:bottom w:w="35" w:type="dxa"/>
-              <w:left w:w="70" w:type="dxa"/>
-              <w:right w:w="70" w:type="dxa"/>
+              <w:top w:w="16" w:type="dxa"/>
+              <w:bottom w:w="16" w:type="dxa"/>
+              <w:left w:w="35" w:type="dxa"/>
+              <w:right w:w="35" w:type="dxa"/>
             </w:tcMar>
             <w:shd w:fill="F8FAFC"/>
+            <w:tcBorders>
+              <w:top w:val="single" w:sz="4" w:space="0" w:color="CBD5E1"/>
+              <w:left w:val="single" w:sz="4" w:space="0" w:color="CBD5E1"/>
+              <w:bottom w:val="single" w:sz="4" w:space="0" w:color="CBD5E1"/>
+              <w:right w:val="single" w:sz="4" w:space="0" w:color="CBD5E1"/>
+            </w:tcBorders>
           </w:tcPr>
           <w:p>
+            <w:pPr>
+              <w:spacing w:before="0" w:after="0" w:line="252" w:lineRule="auto"/>
+              <w:jc w:val="left"/>
+            </w:pPr>
             <w:r>
               <w:rPr>
                 <w:rFonts w:ascii="Times New Roman" w:hAnsi="Times New Roman"/>
-                <w:sz w:val="16"/>
+                <w:b w:val="0"/>
+                <w:color w:val="0F172A"/>
+                <w:sz w:val="15"/>
               </w:rPr>
               <w:t>Python 3.9+, Modern Web Browser</w:t>
             </w:r>
@@ -2985,20 +3927,32 @@
         </w:tc>
         <w:tc>
           <w:tcPr>
-            <w:tcW w:type="dxa" w:w="3120"/>
+            <w:tcW w:type="dxa" w:w="3456"/>
             <w:tcMar>
-              <w:top w:w="35" w:type="dxa"/>
-              <w:bottom w:w="35" w:type="dxa"/>
-              <w:left w:w="70" w:type="dxa"/>
-              <w:right w:w="70" w:type="dxa"/>
+              <w:top w:w="16" w:type="dxa"/>
+              <w:bottom w:w="16" w:type="dxa"/>
+              <w:left w:w="35" w:type="dxa"/>
+              <w:right w:w="35" w:type="dxa"/>
             </w:tcMar>
             <w:shd w:fill="F8FAFC"/>
+            <w:tcBorders>
+              <w:top w:val="single" w:sz="4" w:space="0" w:color="CBD5E1"/>
+              <w:left w:val="single" w:sz="4" w:space="0" w:color="CBD5E1"/>
+              <w:bottom w:val="single" w:sz="4" w:space="0" w:color="CBD5E1"/>
+              <w:right w:val="single" w:sz="4" w:space="0" w:color="CBD5E1"/>
+            </w:tcBorders>
           </w:tcPr>
           <w:p>
+            <w:pPr>
+              <w:spacing w:before="0" w:after="0" w:line="252" w:lineRule="auto"/>
+              <w:jc w:val="left"/>
+            </w:pPr>
             <w:r>
               <w:rPr>
                 <w:rFonts w:ascii="Times New Roman" w:hAnsi="Times New Roman"/>
-                <w:sz w:val="16"/>
+                <w:b w:val="0"/>
+                <w:color w:val="0F172A"/>
+                <w:sz w:val="15"/>
               </w:rPr>
               <w:t>Python 3.9.6, Safari, Google Chrome, VS Code</w:t>
             </w:r>
@@ -3013,7 +3967,7 @@
     </w:p>
     <w:p>
       <w:pPr>
-        <w:spacing w:before="0" w:after="40" w:line="264" w:lineRule="auto"/>
+        <w:spacing w:before="0" w:after="20" w:line="276" w:lineRule="auto"/>
         <w:jc w:val="right"/>
       </w:pPr>
       <w:r>
@@ -3021,40 +3975,9 @@
           <w:rFonts w:ascii="Times New Roman" w:hAnsi="Times New Roman"/>
           <w:i/>
           <w:color w:val="0F172A"/>
-          <w:sz w:val="22"/>
+          <w:sz w:val="24"/>
         </w:rPr>
         <w:t>Page 3</w:t>
-      </w:r>
-    </w:p>
-    <w:p>
-      <w:pPr>
-        <w:keepNext/>
-        <w:spacing w:before="140" w:after="40"/>
-        <w:jc w:val="left"/>
-      </w:pPr>
-      <w:r>
-        <w:rPr>
-          <w:rFonts w:ascii="Times New Roman" w:hAnsi="Times New Roman"/>
-          <w:b/>
-          <w:color w:val="0F172A"/>
-          <w:sz w:val="25"/>
-        </w:rPr>
-        <w:t>1.3 Tools and Technology Used (Front-End/Back-End/Framework/Protocol/API/Services/App. etc.)</w:t>
-      </w:r>
-    </w:p>
-    <w:p>
-      <w:pPr>
-        <w:spacing w:before="0" w:after="70" w:line="264" w:lineRule="auto"/>
-        <w:jc w:val="both"/>
-      </w:pPr>
-      <w:r>
-        <w:rPr>
-          <w:rFonts w:ascii="Times New Roman" w:hAnsi="Times New Roman"/>
-          <w:i w:val="0"/>
-          <w:color w:val="0F172A"/>
-          <w:sz w:val="22"/>
-        </w:rPr>
-        <w:t>The project architecture integrates an enterprise-ready analytical engineering stack. Each technology component has been chosen to maximize processing throughput, algorithmic precision, and visual interactivity.</w:t>
       </w:r>
     </w:p>
     <w:p>
@@ -3068,14 +3991,45 @@
           <w:rFonts w:ascii="Times New Roman" w:hAnsi="Times New Roman"/>
           <w:b/>
           <w:color w:val="0F172A"/>
-          <w:sz w:val="22"/>
+          <w:sz w:val="28"/>
         </w:rPr>
-        <w:t>1.3.1 Core Processing &amp; Numerical Computing</w:t>
+        <w:t>1.3 Tools and Technology Used (Front-End/Back-End/Framework/API/Services)</w:t>
       </w:r>
     </w:p>
     <w:p>
       <w:pPr>
-        <w:spacing w:before="0" w:after="70" w:line="264" w:lineRule="auto"/>
+        <w:spacing w:before="0" w:after="70" w:line="276" w:lineRule="auto"/>
+        <w:jc w:val="both"/>
+      </w:pPr>
+      <w:r>
+        <w:rPr>
+          <w:rFonts w:ascii="Times New Roman" w:hAnsi="Times New Roman"/>
+          <w:i w:val="0"/>
+          <w:color w:val="0F172A"/>
+          <w:sz w:val="24"/>
+        </w:rPr>
+        <w:t>The project implements a modern analytical engineering stack selected for computational throughput, mathematical precision, and interactive visual analytics.</w:t>
+      </w:r>
+    </w:p>
+    <w:p>
+      <w:pPr>
+        <w:keepNext/>
+        <w:spacing w:before="80" w:after="30"/>
+        <w:jc w:val="left"/>
+      </w:pPr>
+      <w:r>
+        <w:rPr>
+          <w:rFonts w:ascii="Times New Roman" w:hAnsi="Times New Roman"/>
+          <w:b/>
+          <w:color w:val="0F172A"/>
+          <w:sz w:val="24"/>
+        </w:rPr>
+        <w:t>1.3.1 Data Engineering &amp; Numerical Computing</w:t>
+      </w:r>
+    </w:p>
+    <w:p>
+      <w:pPr>
+        <w:spacing w:before="0" w:after="70" w:line="276" w:lineRule="auto"/>
         <w:jc w:val="both"/>
       </w:pPr>
       <w:r>
@@ -3083,7 +4037,7 @@
           <w:rFonts w:ascii="Times New Roman" w:hAnsi="Times New Roman"/>
           <w:b/>
           <w:color w:val="0F172A"/>
-          <w:sz w:val="22"/>
+          <w:sz w:val="24"/>
         </w:rPr>
         <w:t xml:space="preserve">• Python 3.9+: </w:t>
       </w:r>
@@ -3092,14 +4046,14 @@
           <w:rFonts w:ascii="Times New Roman" w:hAnsi="Times New Roman"/>
           <w:i w:val="0"/>
           <w:color w:val="0F172A"/>
-          <w:sz w:val="22"/>
+          <w:sz w:val="24"/>
         </w:rPr>
-        <w:t>Primary runtime environment offering native execution of optimized C-extensions for data science.</w:t>
+        <w:t>Core programming runtime executing optimized C-extensions for data science.</w:t>
       </w:r>
     </w:p>
     <w:p>
       <w:pPr>
-        <w:spacing w:before="0" w:after="70" w:line="264" w:lineRule="auto"/>
+        <w:spacing w:before="0" w:after="70" w:line="276" w:lineRule="auto"/>
         <w:jc w:val="both"/>
       </w:pPr>
       <w:r>
@@ -3107,7 +4061,7 @@
           <w:rFonts w:ascii="Times New Roman" w:hAnsi="Times New Roman"/>
           <w:b/>
           <w:color w:val="0F172A"/>
-          <w:sz w:val="22"/>
+          <w:sz w:val="24"/>
         </w:rPr>
         <w:t xml:space="preserve">• Pandas (v2.3.3): </w:t>
       </w:r>
@@ -3116,14 +4070,14 @@
           <w:rFonts w:ascii="Times New Roman" w:hAnsi="Times New Roman"/>
           <w:i w:val="0"/>
           <w:color w:val="0F172A"/>
-          <w:sz w:val="22"/>
+          <w:sz w:val="24"/>
         </w:rPr>
-        <w:t>High-performance data structures executing vectorized group aggregations, type coercion, datetime logic, and quantile ranking (pd.qcut).</w:t>
+        <w:t>Vectorized group aggregations, type coercion, datetime logic, and quantile ranking (pd.qcut).</w:t>
       </w:r>
     </w:p>
     <w:p>
       <w:pPr>
-        <w:spacing w:before="0" w:after="70" w:line="264" w:lineRule="auto"/>
+        <w:spacing w:before="0" w:after="70" w:line="276" w:lineRule="auto"/>
         <w:jc w:val="both"/>
       </w:pPr>
       <w:r>
@@ -3131,7 +4085,7 @@
           <w:rFonts w:ascii="Times New Roman" w:hAnsi="Times New Roman"/>
           <w:b/>
           <w:color w:val="0F172A"/>
-          <w:sz w:val="22"/>
+          <w:sz w:val="24"/>
         </w:rPr>
         <w:t xml:space="preserve">• NumPy (v2.0.2): </w:t>
       </w:r>
@@ -3140,15 +4094,15 @@
           <w:rFonts w:ascii="Times New Roman" w:hAnsi="Times New Roman"/>
           <w:i w:val="0"/>
           <w:color w:val="0F172A"/>
-          <w:sz w:val="22"/>
+          <w:sz w:val="24"/>
         </w:rPr>
-        <w:t>Vectorized numerical array operations, logarithmic transformations (log1p), and Tukey fence computations.</w:t>
+        <w:t>Multidimensional array manipulations, logarithmic transformations (log1p), and Tukey fence outlier calculations.</w:t>
       </w:r>
     </w:p>
     <w:p>
       <w:pPr>
         <w:keepNext/>
-        <w:spacing w:before="100" w:after="40"/>
+        <w:spacing w:before="80" w:after="30"/>
         <w:jc w:val="left"/>
       </w:pPr>
       <w:r>
@@ -3156,14 +4110,14 @@
           <w:rFonts w:ascii="Times New Roman" w:hAnsi="Times New Roman"/>
           <w:b/>
           <w:color w:val="0F172A"/>
-          <w:sz w:val="22"/>
+          <w:sz w:val="24"/>
         </w:rPr>
-        <w:t>1.3.2 Machine Learning &amp; Statistical Modeling</w:t>
+        <w:t>1.3.2 Machine Learning &amp; Statistical Computing</w:t>
       </w:r>
     </w:p>
     <w:p>
       <w:pPr>
-        <w:spacing w:before="0" w:after="70" w:line="264" w:lineRule="auto"/>
+        <w:spacing w:before="0" w:after="70" w:line="276" w:lineRule="auto"/>
         <w:jc w:val="both"/>
       </w:pPr>
       <w:r>
@@ -3171,7 +4125,7 @@
           <w:rFonts w:ascii="Times New Roman" w:hAnsi="Times New Roman"/>
           <w:b/>
           <w:color w:val="0F172A"/>
-          <w:sz w:val="22"/>
+          <w:sz w:val="24"/>
         </w:rPr>
         <w:t xml:space="preserve">• Scikit-Learn (v1.6.1): </w:t>
       </w:r>
@@ -3180,14 +4134,14 @@
           <w:rFonts w:ascii="Times New Roman" w:hAnsi="Times New Roman"/>
           <w:i w:val="0"/>
           <w:color w:val="0F172A"/>
-          <w:sz w:val="22"/>
+          <w:sz w:val="24"/>
         </w:rPr>
-        <w:t>Implements StandardScaler for Z-score normalization, KMeans with k-means++ initialization, and silhouette_score for cluster quality validation.</w:t>
+        <w:t>StandardScaler feature normalization, KMeans with k-means++ initialization, and Silhouette diagnostics.</w:t>
       </w:r>
     </w:p>
     <w:p>
       <w:pPr>
-        <w:spacing w:before="0" w:after="70" w:line="264" w:lineRule="auto"/>
+        <w:spacing w:before="0" w:after="70" w:line="276" w:lineRule="auto"/>
         <w:jc w:val="both"/>
       </w:pPr>
       <w:r>
@@ -3195,7 +4149,7 @@
           <w:rFonts w:ascii="Times New Roman" w:hAnsi="Times New Roman"/>
           <w:b/>
           <w:color w:val="0F172A"/>
-          <w:sz w:val="22"/>
+          <w:sz w:val="24"/>
         </w:rPr>
         <w:t xml:space="preserve">• SciPy (v1.13.1): </w:t>
       </w:r>
@@ -3204,15 +4158,15 @@
           <w:rFonts w:ascii="Times New Roman" w:hAnsi="Times New Roman"/>
           <w:i w:val="0"/>
           <w:color w:val="0F172A"/>
-          <w:sz w:val="22"/>
+          <w:sz w:val="24"/>
         </w:rPr>
-        <w:t>Provides statistical functions supporting spatial distance evaluations and distribution analysis.</w:t>
+        <w:t>Statistical distributions and spatial distance metric calculations across multidimensional vectors.</w:t>
       </w:r>
     </w:p>
     <w:p>
       <w:pPr>
         <w:keepNext/>
-        <w:spacing w:before="100" w:after="40"/>
+        <w:spacing w:before="80" w:after="30"/>
         <w:jc w:val="left"/>
       </w:pPr>
       <w:r>
@@ -3220,14 +4174,14 @@
           <w:rFonts w:ascii="Times New Roman" w:hAnsi="Times New Roman"/>
           <w:b/>
           <w:color w:val="0F172A"/>
-          <w:sz w:val="22"/>
+          <w:sz w:val="24"/>
         </w:rPr>
-        <w:t>1.3.3 Presentation, Dashboards &amp; Storage</w:t>
+        <w:t>1.3.3 Presentation, Dashboards &amp; Dimensional Data Marts</w:t>
       </w:r>
     </w:p>
     <w:p>
       <w:pPr>
-        <w:spacing w:before="0" w:after="70" w:line="264" w:lineRule="auto"/>
+        <w:spacing w:before="0" w:after="70" w:line="276" w:lineRule="auto"/>
         <w:jc w:val="both"/>
       </w:pPr>
       <w:r>
@@ -3235,7 +4189,7 @@
           <w:rFonts w:ascii="Times New Roman" w:hAnsi="Times New Roman"/>
           <w:b/>
           <w:color w:val="0F172A"/>
-          <w:sz w:val="22"/>
+          <w:sz w:val="24"/>
         </w:rPr>
         <w:t xml:space="preserve">• HTML5 &amp; Tailwind CSS: </w:t>
       </w:r>
@@ -3244,14 +4198,14 @@
           <w:rFonts w:ascii="Times New Roman" w:hAnsi="Times New Roman"/>
           <w:i w:val="0"/>
           <w:color w:val="0F172A"/>
-          <w:sz w:val="22"/>
+          <w:sz w:val="24"/>
         </w:rPr>
-        <w:t>Utility-first styling framework providing responsive dark-mode executive UI layouts.</w:t>
+        <w:t>Utility-first responsive framework delivering clean dark/light executive UI layouts.</w:t>
       </w:r>
     </w:p>
     <w:p>
       <w:pPr>
-        <w:spacing w:before="0" w:after="70" w:line="264" w:lineRule="auto"/>
+        <w:spacing w:before="0" w:after="70" w:line="276" w:lineRule="auto"/>
         <w:jc w:val="both"/>
       </w:pPr>
       <w:r>
@@ -3259,7 +4213,7 @@
           <w:rFonts w:ascii="Times New Roman" w:hAnsi="Times New Roman"/>
           <w:b/>
           <w:color w:val="0F172A"/>
-          <w:sz w:val="22"/>
+          <w:sz w:val="24"/>
         </w:rPr>
         <w:t xml:space="preserve">• Chart.js: </w:t>
       </w:r>
@@ -3268,14 +4222,14 @@
           <w:rFonts w:ascii="Times New Roman" w:hAnsi="Times New Roman"/>
           <w:i w:val="0"/>
           <w:color w:val="0F172A"/>
-          <w:sz w:val="22"/>
+          <w:sz w:val="24"/>
         </w:rPr>
-        <w:t>Interactive charting engine rendering segment revenue donuts, spatial scatterplots, and diagnostic curves.</w:t>
+        <w:t>Client-side canvas graphing engine driving interactive revenue donuts and spatial RFM bubble charts.</w:t>
       </w:r>
     </w:p>
     <w:p>
       <w:pPr>
-        <w:spacing w:before="0" w:after="70" w:line="264" w:lineRule="auto"/>
+        <w:spacing w:before="0" w:after="70" w:line="276" w:lineRule="auto"/>
         <w:jc w:val="both"/>
       </w:pPr>
       <w:r>
@@ -3283,47 +4237,23 @@
           <w:rFonts w:ascii="Times New Roman" w:hAnsi="Times New Roman"/>
           <w:b/>
           <w:color w:val="0F172A"/>
-          <w:sz w:val="22"/>
+          <w:sz w:val="24"/>
         </w:rPr>
-        <w:t xml:space="preserve">• Star-Schema BI Marts: </w:t>
+        <w:t xml:space="preserve">• Analytical Data Marts: </w:t>
       </w:r>
       <w:r>
         <w:rPr>
           <w:rFonts w:ascii="Times New Roman" w:hAnsi="Times New Roman"/>
           <w:i w:val="0"/>
           <w:color w:val="0F172A"/>
-          <w:sz w:val="22"/>
+          <w:sz w:val="24"/>
         </w:rPr>
-        <w:t>Data marts formatted as a star schema (fact table linked to customer dimension) for native Tableau/Power BI integration.</w:t>
+        <w:t>Star-schema dimensional storage (FACT_TRANSACTIONS, DIM_CUSTOMERS) enabling Tableau/Power BI connectivity.</w:t>
       </w:r>
     </w:p>
     <w:p>
       <w:pPr>
-        <w:spacing w:before="0" w:after="70" w:line="264" w:lineRule="auto"/>
-        <w:jc w:val="both"/>
-      </w:pPr>
-      <w:r>
-        <w:rPr>
-          <w:rFonts w:ascii="Times New Roman" w:hAnsi="Times New Roman"/>
-          <w:b/>
-          <w:color w:val="0F172A"/>
-          <w:sz w:val="22"/>
-        </w:rPr>
-        <w:t xml:space="preserve">• Engineering Tooling: </w:t>
-      </w:r>
-      <w:r>
-        <w:rPr>
-          <w:rFonts w:ascii="Times New Roman" w:hAnsi="Times New Roman"/>
-          <w:i w:val="0"/>
-          <w:color w:val="0F172A"/>
-          <w:sz w:val="22"/>
-        </w:rPr>
-        <w:t>Git for version control, GitHub for cloud repository hosting, and python-docx for automated report generation.</w:t>
-      </w:r>
-    </w:p>
-    <w:p>
-      <w:pPr>
-        <w:spacing w:before="50" w:after="80"/>
+        <w:spacing w:before="40" w:after="60"/>
         <w:jc w:val="center"/>
       </w:pPr>
       <w:r>
@@ -3343,40 +4273,60 @@
         <w:tblLook w:firstColumn="1" w:firstRow="1" w:lastColumn="0" w:lastRow="0" w:noHBand="0" w:noVBand="1" w:val="04A0"/>
       </w:tblPr>
       <w:tblGrid>
-        <w:gridCol w:w="3120"/>
-        <w:gridCol w:w="3120"/>
-        <w:gridCol w:w="3120"/>
+        <w:gridCol w:w="3168"/>
+        <w:gridCol w:w="3168"/>
+        <w:gridCol w:w="3168"/>
       </w:tblGrid>
       <w:tr>
         <w:tc>
           <w:tcPr>
-            <w:tcW w:type="dxa" w:w="3120"/>
+            <w:tcW w:type="dxa" w:w="2592"/>
             <w:shd w:fill="7A003C"/>
+            <w:tcBorders>
+              <w:top w:val="single" w:sz="4" w:space="0" w:color="CBD5E1"/>
+              <w:left w:val="single" w:sz="4" w:space="0" w:color="CBD5E1"/>
+              <w:bottom w:val="single" w:sz="4" w:space="0" w:color="CBD5E1"/>
+              <w:right w:val="single" w:sz="4" w:space="0" w:color="CBD5E1"/>
+            </w:tcBorders>
           </w:tcPr>
           <w:p>
+            <w:pPr>
+              <w:spacing w:before="0" w:after="0" w:line="252" w:lineRule="auto"/>
+              <w:jc w:val="center"/>
+            </w:pPr>
             <w:r>
               <w:rPr>
                 <w:rFonts w:ascii="Times New Roman" w:hAnsi="Times New Roman"/>
                 <w:b/>
                 <w:color w:val="FFFFFF"/>
-                <w:sz w:val="17"/>
+                <w:sz w:val="16"/>
               </w:rPr>
-              <w:t>SYSTEM LAYER</w:t>
+              <w:t>ARCHITECTURAL LAYER</w:t>
             </w:r>
           </w:p>
         </w:tc>
         <w:tc>
           <w:tcPr>
-            <w:tcW w:type="dxa" w:w="3120"/>
+            <w:tcW w:type="dxa" w:w="2880"/>
             <w:shd w:fill="7A003C"/>
+            <w:tcBorders>
+              <w:top w:val="single" w:sz="4" w:space="0" w:color="CBD5E1"/>
+              <w:left w:val="single" w:sz="4" w:space="0" w:color="CBD5E1"/>
+              <w:bottom w:val="single" w:sz="4" w:space="0" w:color="CBD5E1"/>
+              <w:right w:val="single" w:sz="4" w:space="0" w:color="CBD5E1"/>
+            </w:tcBorders>
           </w:tcPr>
           <w:p>
+            <w:pPr>
+              <w:spacing w:before="0" w:after="0" w:line="252" w:lineRule="auto"/>
+              <w:jc w:val="center"/>
+            </w:pPr>
             <w:r>
               <w:rPr>
                 <w:rFonts w:ascii="Times New Roman" w:hAnsi="Times New Roman"/>
                 <w:b/>
                 <w:color w:val="FFFFFF"/>
-                <w:sz w:val="17"/>
+                <w:sz w:val="16"/>
               </w:rPr>
               <w:t>TECHNOLOGY / FRAMEWORK</w:t>
             </w:r>
@@ -3384,18 +4334,28 @@
         </w:tc>
         <w:tc>
           <w:tcPr>
-            <w:tcW w:type="dxa" w:w="3120"/>
+            <w:tcW w:type="dxa" w:w="3744"/>
             <w:shd w:fill="7A003C"/>
+            <w:tcBorders>
+              <w:top w:val="single" w:sz="4" w:space="0" w:color="CBD5E1"/>
+              <w:left w:val="single" w:sz="4" w:space="0" w:color="CBD5E1"/>
+              <w:bottom w:val="single" w:sz="4" w:space="0" w:color="CBD5E1"/>
+              <w:right w:val="single" w:sz="4" w:space="0" w:color="CBD5E1"/>
+            </w:tcBorders>
           </w:tcPr>
           <w:p>
+            <w:pPr>
+              <w:spacing w:before="0" w:after="0" w:line="252" w:lineRule="auto"/>
+              <w:jc w:val="center"/>
+            </w:pPr>
             <w:r>
               <w:rPr>
                 <w:rFonts w:ascii="Times New Roman" w:hAnsi="Times New Roman"/>
                 <w:b/>
                 <w:color w:val="FFFFFF"/>
-                <w:sz w:val="17"/>
+                <w:sz w:val="16"/>
               </w:rPr>
-              <w:t>PRIMARY OPERATIONAL TASK</w:t>
+              <w:t>PRIMARY OPERATIONAL RESPONSIBILITY</w:t>
             </w:r>
           </w:p>
         </w:tc>
@@ -3403,41 +4363,65 @@
       <w:tr>
         <w:tc>
           <w:tcPr>
-            <w:tcW w:type="dxa" w:w="3120"/>
+            <w:tcW w:type="dxa" w:w="2592"/>
             <w:tcMar>
-              <w:top w:w="35" w:type="dxa"/>
-              <w:bottom w:w="35" w:type="dxa"/>
-              <w:left w:w="70" w:type="dxa"/>
-              <w:right w:w="70" w:type="dxa"/>
+              <w:top w:w="16" w:type="dxa"/>
+              <w:bottom w:w="16" w:type="dxa"/>
+              <w:left w:w="35" w:type="dxa"/>
+              <w:right w:w="35" w:type="dxa"/>
             </w:tcMar>
             <w:shd w:fill="F8FAFC"/>
+            <w:tcBorders>
+              <w:top w:val="single" w:sz="4" w:space="0" w:color="CBD5E1"/>
+              <w:left w:val="single" w:sz="4" w:space="0" w:color="CBD5E1"/>
+              <w:bottom w:val="single" w:sz="4" w:space="0" w:color="CBD5E1"/>
+              <w:right w:val="single" w:sz="4" w:space="0" w:color="CBD5E1"/>
+            </w:tcBorders>
           </w:tcPr>
           <w:p>
+            <w:pPr>
+              <w:spacing w:before="0" w:after="0" w:line="252" w:lineRule="auto"/>
+              <w:jc w:val="left"/>
+            </w:pPr>
             <w:r>
               <w:rPr>
                 <w:rFonts w:ascii="Times New Roman" w:hAnsi="Times New Roman"/>
-                <w:sz w:val="16"/>
+                <w:b/>
+                <w:color w:val="0F172A"/>
+                <w:sz w:val="15"/>
               </w:rPr>
-              <w:t>Data Refinery Pipeline</w:t>
+              <w:t>Ingestion &amp; Refinery</w:t>
             </w:r>
           </w:p>
         </w:tc>
         <w:tc>
           <w:tcPr>
-            <w:tcW w:type="dxa" w:w="3120"/>
+            <w:tcW w:type="dxa" w:w="2880"/>
             <w:tcMar>
-              <w:top w:w="35" w:type="dxa"/>
-              <w:bottom w:w="35" w:type="dxa"/>
-              <w:left w:w="70" w:type="dxa"/>
-              <w:right w:w="70" w:type="dxa"/>
+              <w:top w:w="16" w:type="dxa"/>
+              <w:bottom w:w="16" w:type="dxa"/>
+              <w:left w:w="35" w:type="dxa"/>
+              <w:right w:w="35" w:type="dxa"/>
             </w:tcMar>
             <w:shd w:fill="F8FAFC"/>
+            <w:tcBorders>
+              <w:top w:val="single" w:sz="4" w:space="0" w:color="CBD5E1"/>
+              <w:left w:val="single" w:sz="4" w:space="0" w:color="CBD5E1"/>
+              <w:bottom w:val="single" w:sz="4" w:space="0" w:color="CBD5E1"/>
+              <w:right w:val="single" w:sz="4" w:space="0" w:color="CBD5E1"/>
+            </w:tcBorders>
           </w:tcPr>
           <w:p>
+            <w:pPr>
+              <w:spacing w:before="0" w:after="0" w:line="252" w:lineRule="auto"/>
+              <w:jc w:val="left"/>
+            </w:pPr>
             <w:r>
               <w:rPr>
                 <w:rFonts w:ascii="Times New Roman" w:hAnsi="Times New Roman"/>
-                <w:sz w:val="16"/>
+                <w:b w:val="0"/>
+                <w:color w:val="0F172A"/>
+                <w:sz w:val="15"/>
               </w:rPr>
               <w:t>Python, Pandas, NumPy</w:t>
             </w:r>
@@ -3445,22 +4429,34 @@
         </w:tc>
         <w:tc>
           <w:tcPr>
-            <w:tcW w:type="dxa" w:w="3120"/>
+            <w:tcW w:type="dxa" w:w="3744"/>
             <w:tcMar>
-              <w:top w:w="35" w:type="dxa"/>
-              <w:bottom w:w="35" w:type="dxa"/>
-              <w:left w:w="70" w:type="dxa"/>
-              <w:right w:w="70" w:type="dxa"/>
+              <w:top w:w="16" w:type="dxa"/>
+              <w:bottom w:w="16" w:type="dxa"/>
+              <w:left w:w="35" w:type="dxa"/>
+              <w:right w:w="35" w:type="dxa"/>
             </w:tcMar>
             <w:shd w:fill="F8FAFC"/>
+            <w:tcBorders>
+              <w:top w:val="single" w:sz="4" w:space="0" w:color="CBD5E1"/>
+              <w:left w:val="single" w:sz="4" w:space="0" w:color="CBD5E1"/>
+              <w:bottom w:val="single" w:sz="4" w:space="0" w:color="CBD5E1"/>
+              <w:right w:val="single" w:sz="4" w:space="0" w:color="CBD5E1"/>
+            </w:tcBorders>
           </w:tcPr>
           <w:p>
+            <w:pPr>
+              <w:spacing w:before="0" w:after="0" w:line="252" w:lineRule="auto"/>
+              <w:jc w:val="left"/>
+            </w:pPr>
             <w:r>
               <w:rPr>
                 <w:rFonts w:ascii="Times New Roman" w:hAnsi="Times New Roman"/>
-                <w:sz w:val="16"/>
+                <w:b w:val="0"/>
+                <w:color w:val="0F172A"/>
+                <w:sz w:val="15"/>
               </w:rPr>
-              <w:t>Schema typing, null dropping, reversal isolation, IQR outlier capping</w:t>
+              <w:t>Schema typing, null dropping, cancellation segregation, Tukey IQR fences</w:t>
             </w:r>
           </w:p>
         </w:tc>
@@ -3468,20 +4464,32 @@
       <w:tr>
         <w:tc>
           <w:tcPr>
-            <w:tcW w:type="dxa" w:w="3120"/>
+            <w:tcW w:type="dxa" w:w="2592"/>
             <w:tcMar>
-              <w:top w:w="35" w:type="dxa"/>
-              <w:bottom w:w="35" w:type="dxa"/>
-              <w:left w:w="70" w:type="dxa"/>
-              <w:right w:w="70" w:type="dxa"/>
+              <w:top w:w="16" w:type="dxa"/>
+              <w:bottom w:w="16" w:type="dxa"/>
+              <w:left w:w="35" w:type="dxa"/>
+              <w:right w:w="35" w:type="dxa"/>
             </w:tcMar>
             <w:shd w:fill="FFFFFF"/>
+            <w:tcBorders>
+              <w:top w:val="single" w:sz="4" w:space="0" w:color="CBD5E1"/>
+              <w:left w:val="single" w:sz="4" w:space="0" w:color="CBD5E1"/>
+              <w:bottom w:val="single" w:sz="4" w:space="0" w:color="CBD5E1"/>
+              <w:right w:val="single" w:sz="4" w:space="0" w:color="CBD5E1"/>
+            </w:tcBorders>
           </w:tcPr>
           <w:p>
+            <w:pPr>
+              <w:spacing w:before="0" w:after="0" w:line="252" w:lineRule="auto"/>
+              <w:jc w:val="left"/>
+            </w:pPr>
             <w:r>
               <w:rPr>
                 <w:rFonts w:ascii="Times New Roman" w:hAnsi="Times New Roman"/>
-                <w:sz w:val="16"/>
+                <w:b/>
+                <w:color w:val="0F172A"/>
+                <w:sz w:val="15"/>
               </w:rPr>
               <w:t>Feature Engineering</w:t>
             </w:r>
@@ -3489,20 +4497,32 @@
         </w:tc>
         <w:tc>
           <w:tcPr>
-            <w:tcW w:type="dxa" w:w="3120"/>
+            <w:tcW w:type="dxa" w:w="2880"/>
             <w:tcMar>
-              <w:top w:w="35" w:type="dxa"/>
-              <w:bottom w:w="35" w:type="dxa"/>
-              <w:left w:w="70" w:type="dxa"/>
-              <w:right w:w="70" w:type="dxa"/>
+              <w:top w:w="16" w:type="dxa"/>
+              <w:bottom w:w="16" w:type="dxa"/>
+              <w:left w:w="35" w:type="dxa"/>
+              <w:right w:w="35" w:type="dxa"/>
             </w:tcMar>
             <w:shd w:fill="FFFFFF"/>
+            <w:tcBorders>
+              <w:top w:val="single" w:sz="4" w:space="0" w:color="CBD5E1"/>
+              <w:left w:val="single" w:sz="4" w:space="0" w:color="CBD5E1"/>
+              <w:bottom w:val="single" w:sz="4" w:space="0" w:color="CBD5E1"/>
+              <w:right w:val="single" w:sz="4" w:space="0" w:color="CBD5E1"/>
+            </w:tcBorders>
           </w:tcPr>
           <w:p>
+            <w:pPr>
+              <w:spacing w:before="0" w:after="0" w:line="252" w:lineRule="auto"/>
+              <w:jc w:val="left"/>
+            </w:pPr>
             <w:r>
               <w:rPr>
                 <w:rFonts w:ascii="Times New Roman" w:hAnsi="Times New Roman"/>
-                <w:sz w:val="16"/>
+                <w:b w:val="0"/>
+                <w:color w:val="0F172A"/>
+                <w:sz w:val="15"/>
               </w:rPr>
               <w:t>Pandas GroupBy, Datetime</w:t>
             </w:r>
@@ -3510,22 +4530,34 @@
         </w:tc>
         <w:tc>
           <w:tcPr>
-            <w:tcW w:type="dxa" w:w="3120"/>
+            <w:tcW w:type="dxa" w:w="3744"/>
             <w:tcMar>
-              <w:top w:w="35" w:type="dxa"/>
-              <w:bottom w:w="35" w:type="dxa"/>
-              <w:left w:w="70" w:type="dxa"/>
-              <w:right w:w="70" w:type="dxa"/>
+              <w:top w:w="16" w:type="dxa"/>
+              <w:bottom w:w="16" w:type="dxa"/>
+              <w:left w:w="35" w:type="dxa"/>
+              <w:right w:w="35" w:type="dxa"/>
             </w:tcMar>
             <w:shd w:fill="FFFFFF"/>
+            <w:tcBorders>
+              <w:top w:val="single" w:sz="4" w:space="0" w:color="CBD5E1"/>
+              <w:left w:val="single" w:sz="4" w:space="0" w:color="CBD5E1"/>
+              <w:bottom w:val="single" w:sz="4" w:space="0" w:color="CBD5E1"/>
+              <w:right w:val="single" w:sz="4" w:space="0" w:color="CBD5E1"/>
+            </w:tcBorders>
           </w:tcPr>
           <w:p>
+            <w:pPr>
+              <w:spacing w:before="0" w:after="0" w:line="252" w:lineRule="auto"/>
+              <w:jc w:val="left"/>
+            </w:pPr>
             <w:r>
               <w:rPr>
                 <w:rFonts w:ascii="Times New Roman" w:hAnsi="Times New Roman"/>
-                <w:sz w:val="16"/>
+                <w:b w:val="0"/>
+                <w:color w:val="0F172A"/>
+                <w:sz w:val="15"/>
               </w:rPr>
-              <w:t>Vectorized derivation of Recency, Frequency, Monetary, and AOV</w:t>
+              <w:t>Derivation of customer Recency, Frequency, Monetary spend, and AOV</w:t>
             </w:r>
           </w:p>
         </w:tc>
@@ -3533,20 +4565,32 @@
       <w:tr>
         <w:tc>
           <w:tcPr>
-            <w:tcW w:type="dxa" w:w="3120"/>
+            <w:tcW w:type="dxa" w:w="2592"/>
             <w:tcMar>
-              <w:top w:w="35" w:type="dxa"/>
-              <w:bottom w:w="35" w:type="dxa"/>
-              <w:left w:w="70" w:type="dxa"/>
-              <w:right w:w="70" w:type="dxa"/>
+              <w:top w:w="16" w:type="dxa"/>
+              <w:bottom w:w="16" w:type="dxa"/>
+              <w:left w:w="35" w:type="dxa"/>
+              <w:right w:w="35" w:type="dxa"/>
             </w:tcMar>
             <w:shd w:fill="F8FAFC"/>
+            <w:tcBorders>
+              <w:top w:val="single" w:sz="4" w:space="0" w:color="CBD5E1"/>
+              <w:left w:val="single" w:sz="4" w:space="0" w:color="CBD5E1"/>
+              <w:bottom w:val="single" w:sz="4" w:space="0" w:color="CBD5E1"/>
+              <w:right w:val="single" w:sz="4" w:space="0" w:color="CBD5E1"/>
+            </w:tcBorders>
           </w:tcPr>
           <w:p>
+            <w:pPr>
+              <w:spacing w:before="0" w:after="0" w:line="252" w:lineRule="auto"/>
+              <w:jc w:val="left"/>
+            </w:pPr>
             <w:r>
               <w:rPr>
                 <w:rFonts w:ascii="Times New Roman" w:hAnsi="Times New Roman"/>
-                <w:sz w:val="16"/>
+                <w:b/>
+                <w:color w:val="0F172A"/>
+                <w:sz w:val="15"/>
               </w:rPr>
               <w:t>Machine Learning</w:t>
             </w:r>
@@ -3554,20 +4598,32 @@
         </w:tc>
         <w:tc>
           <w:tcPr>
-            <w:tcW w:type="dxa" w:w="3120"/>
+            <w:tcW w:type="dxa" w:w="2880"/>
             <w:tcMar>
-              <w:top w:w="35" w:type="dxa"/>
-              <w:bottom w:w="35" w:type="dxa"/>
-              <w:left w:w="70" w:type="dxa"/>
-              <w:right w:w="70" w:type="dxa"/>
+              <w:top w:w="16" w:type="dxa"/>
+              <w:bottom w:w="16" w:type="dxa"/>
+              <w:left w:w="35" w:type="dxa"/>
+              <w:right w:w="35" w:type="dxa"/>
             </w:tcMar>
             <w:shd w:fill="F8FAFC"/>
+            <w:tcBorders>
+              <w:top w:val="single" w:sz="4" w:space="0" w:color="CBD5E1"/>
+              <w:left w:val="single" w:sz="4" w:space="0" w:color="CBD5E1"/>
+              <w:bottom w:val="single" w:sz="4" w:space="0" w:color="CBD5E1"/>
+              <w:right w:val="single" w:sz="4" w:space="0" w:color="CBD5E1"/>
+            </w:tcBorders>
           </w:tcPr>
           <w:p>
+            <w:pPr>
+              <w:spacing w:before="0" w:after="0" w:line="252" w:lineRule="auto"/>
+              <w:jc w:val="left"/>
+            </w:pPr>
             <w:r>
               <w:rPr>
                 <w:rFonts w:ascii="Times New Roman" w:hAnsi="Times New Roman"/>
-                <w:sz w:val="16"/>
+                <w:b w:val="0"/>
+                <w:color w:val="0F172A"/>
+                <w:sz w:val="15"/>
               </w:rPr>
               <w:t>Scikit-Learn, SciPy</w:t>
             </w:r>
@@ -3575,22 +4631,34 @@
         </w:tc>
         <w:tc>
           <w:tcPr>
-            <w:tcW w:type="dxa" w:w="3120"/>
+            <w:tcW w:type="dxa" w:w="3744"/>
             <w:tcMar>
-              <w:top w:w="35" w:type="dxa"/>
-              <w:bottom w:w="35" w:type="dxa"/>
-              <w:left w:w="70" w:type="dxa"/>
-              <w:right w:w="70" w:type="dxa"/>
+              <w:top w:w="16" w:type="dxa"/>
+              <w:bottom w:w="16" w:type="dxa"/>
+              <w:left w:w="35" w:type="dxa"/>
+              <w:right w:w="35" w:type="dxa"/>
             </w:tcMar>
             <w:shd w:fill="F8FAFC"/>
+            <w:tcBorders>
+              <w:top w:val="single" w:sz="4" w:space="0" w:color="CBD5E1"/>
+              <w:left w:val="single" w:sz="4" w:space="0" w:color="CBD5E1"/>
+              <w:bottom w:val="single" w:sz="4" w:space="0" w:color="CBD5E1"/>
+              <w:right w:val="single" w:sz="4" w:space="0" w:color="CBD5E1"/>
+            </w:tcBorders>
           </w:tcPr>
           <w:p>
+            <w:pPr>
+              <w:spacing w:before="0" w:after="0" w:line="252" w:lineRule="auto"/>
+              <w:jc w:val="left"/>
+            </w:pPr>
             <w:r>
               <w:rPr>
                 <w:rFonts w:ascii="Times New Roman" w:hAnsi="Times New Roman"/>
-                <w:sz w:val="16"/>
+                <w:b w:val="0"/>
+                <w:color w:val="0F172A"/>
+                <w:sz w:val="15"/>
               </w:rPr>
-              <w:t>Log1p transformation, StandardScaler, K-Means clustering, Silhouette score</w:t>
+              <w:t>Log1p scaling, StandardScaler, K-Means clustering, Silhouette diagnostics</w:t>
             </w:r>
           </w:p>
         </w:tc>
@@ -3598,20 +4666,32 @@
       <w:tr>
         <w:tc>
           <w:tcPr>
-            <w:tcW w:type="dxa" w:w="3120"/>
+            <w:tcW w:type="dxa" w:w="2592"/>
             <w:tcMar>
-              <w:top w:w="35" w:type="dxa"/>
-              <w:bottom w:w="35" w:type="dxa"/>
-              <w:left w:w="70" w:type="dxa"/>
-              <w:right w:w="70" w:type="dxa"/>
+              <w:top w:w="16" w:type="dxa"/>
+              <w:bottom w:w="16" w:type="dxa"/>
+              <w:left w:w="35" w:type="dxa"/>
+              <w:right w:w="35" w:type="dxa"/>
             </w:tcMar>
             <w:shd w:fill="FFFFFF"/>
+            <w:tcBorders>
+              <w:top w:val="single" w:sz="4" w:space="0" w:color="CBD5E1"/>
+              <w:left w:val="single" w:sz="4" w:space="0" w:color="CBD5E1"/>
+              <w:bottom w:val="single" w:sz="4" w:space="0" w:color="CBD5E1"/>
+              <w:right w:val="single" w:sz="4" w:space="0" w:color="CBD5E1"/>
+            </w:tcBorders>
           </w:tcPr>
           <w:p>
+            <w:pPr>
+              <w:spacing w:before="0" w:after="0" w:line="252" w:lineRule="auto"/>
+              <w:jc w:val="left"/>
+            </w:pPr>
             <w:r>
               <w:rPr>
                 <w:rFonts w:ascii="Times New Roman" w:hAnsi="Times New Roman"/>
-                <w:sz w:val="16"/>
+                <w:b/>
+                <w:color w:val="0F172A"/>
+                <w:sz w:val="15"/>
               </w:rPr>
               <w:t>Data Mart Layer</w:t>
             </w:r>
@@ -3619,43 +4699,67 @@
         </w:tc>
         <w:tc>
           <w:tcPr>
-            <w:tcW w:type="dxa" w:w="3120"/>
+            <w:tcW w:type="dxa" w:w="2880"/>
             <w:tcMar>
-              <w:top w:w="35" w:type="dxa"/>
-              <w:bottom w:w="35" w:type="dxa"/>
-              <w:left w:w="70" w:type="dxa"/>
-              <w:right w:w="70" w:type="dxa"/>
+              <w:top w:w="16" w:type="dxa"/>
+              <w:bottom w:w="16" w:type="dxa"/>
+              <w:left w:w="35" w:type="dxa"/>
+              <w:right w:w="35" w:type="dxa"/>
             </w:tcMar>
             <w:shd w:fill="FFFFFF"/>
+            <w:tcBorders>
+              <w:top w:val="single" w:sz="4" w:space="0" w:color="CBD5E1"/>
+              <w:left w:val="single" w:sz="4" w:space="0" w:color="CBD5E1"/>
+              <w:bottom w:val="single" w:sz="4" w:space="0" w:color="CBD5E1"/>
+              <w:right w:val="single" w:sz="4" w:space="0" w:color="CBD5E1"/>
+            </w:tcBorders>
           </w:tcPr>
           <w:p>
+            <w:pPr>
+              <w:spacing w:before="0" w:after="0" w:line="252" w:lineRule="auto"/>
+              <w:jc w:val="left"/>
+            </w:pPr>
             <w:r>
               <w:rPr>
                 <w:rFonts w:ascii="Times New Roman" w:hAnsi="Times New Roman"/>
-                <w:sz w:val="16"/>
+                <w:b w:val="0"/>
+                <w:color w:val="0F172A"/>
+                <w:sz w:val="15"/>
               </w:rPr>
-              <w:t>CSV / Parquet Data Marts</w:t>
+              <w:t>CSV / Star Schema</w:t>
             </w:r>
           </w:p>
         </w:tc>
         <w:tc>
           <w:tcPr>
-            <w:tcW w:type="dxa" w:w="3120"/>
+            <w:tcW w:type="dxa" w:w="3744"/>
             <w:tcMar>
-              <w:top w:w="35" w:type="dxa"/>
-              <w:bottom w:w="35" w:type="dxa"/>
-              <w:left w:w="70" w:type="dxa"/>
-              <w:right w:w="70" w:type="dxa"/>
+              <w:top w:w="16" w:type="dxa"/>
+              <w:bottom w:w="16" w:type="dxa"/>
+              <w:left w:w="35" w:type="dxa"/>
+              <w:right w:w="35" w:type="dxa"/>
             </w:tcMar>
             <w:shd w:fill="FFFFFF"/>
+            <w:tcBorders>
+              <w:top w:val="single" w:sz="4" w:space="0" w:color="CBD5E1"/>
+              <w:left w:val="single" w:sz="4" w:space="0" w:color="CBD5E1"/>
+              <w:bottom w:val="single" w:sz="4" w:space="0" w:color="CBD5E1"/>
+              <w:right w:val="single" w:sz="4" w:space="0" w:color="CBD5E1"/>
+            </w:tcBorders>
           </w:tcPr>
           <w:p>
+            <w:pPr>
+              <w:spacing w:before="0" w:after="0" w:line="252" w:lineRule="auto"/>
+              <w:jc w:val="left"/>
+            </w:pPr>
             <w:r>
               <w:rPr>
                 <w:rFonts w:ascii="Times New Roman" w:hAnsi="Times New Roman"/>
-                <w:sz w:val="16"/>
+                <w:b w:val="0"/>
+                <w:color w:val="0F172A"/>
+                <w:sz w:val="15"/>
               </w:rPr>
-              <w:t>Star-schema fact &amp; dimension tables for BI compatibility</w:t>
+              <w:t>Clean FACT_TRANSACTIONS and DIM_CUSTOMERS marts for BI compatibility</w:t>
             </w:r>
           </w:p>
         </w:tc>
@@ -3663,20 +4767,32 @@
       <w:tr>
         <w:tc>
           <w:tcPr>
-            <w:tcW w:type="dxa" w:w="3120"/>
+            <w:tcW w:type="dxa" w:w="2592"/>
             <w:tcMar>
-              <w:top w:w="35" w:type="dxa"/>
-              <w:bottom w:w="35" w:type="dxa"/>
-              <w:left w:w="70" w:type="dxa"/>
-              <w:right w:w="70" w:type="dxa"/>
+              <w:top w:w="16" w:type="dxa"/>
+              <w:bottom w:w="16" w:type="dxa"/>
+              <w:left w:w="35" w:type="dxa"/>
+              <w:right w:w="35" w:type="dxa"/>
             </w:tcMar>
             <w:shd w:fill="F8FAFC"/>
+            <w:tcBorders>
+              <w:top w:val="single" w:sz="4" w:space="0" w:color="CBD5E1"/>
+              <w:left w:val="single" w:sz="4" w:space="0" w:color="CBD5E1"/>
+              <w:bottom w:val="single" w:sz="4" w:space="0" w:color="CBD5E1"/>
+              <w:right w:val="single" w:sz="4" w:space="0" w:color="CBD5E1"/>
+            </w:tcBorders>
           </w:tcPr>
           <w:p>
+            <w:pPr>
+              <w:spacing w:before="0" w:after="0" w:line="252" w:lineRule="auto"/>
+              <w:jc w:val="left"/>
+            </w:pPr>
             <w:r>
               <w:rPr>
                 <w:rFonts w:ascii="Times New Roman" w:hAnsi="Times New Roman"/>
-                <w:sz w:val="16"/>
+                <w:b/>
+                <w:color w:val="0F172A"/>
+                <w:sz w:val="15"/>
               </w:rPr>
               <w:t>Executive BI Dashboard</w:t>
             </w:r>
@@ -3684,43 +4800,67 @@
         </w:tc>
         <w:tc>
           <w:tcPr>
-            <w:tcW w:type="dxa" w:w="3120"/>
+            <w:tcW w:type="dxa" w:w="2880"/>
             <w:tcMar>
-              <w:top w:w="35" w:type="dxa"/>
-              <w:bottom w:w="35" w:type="dxa"/>
-              <w:left w:w="70" w:type="dxa"/>
-              <w:right w:w="70" w:type="dxa"/>
+              <w:top w:w="16" w:type="dxa"/>
+              <w:bottom w:w="16" w:type="dxa"/>
+              <w:left w:w="35" w:type="dxa"/>
+              <w:right w:w="35" w:type="dxa"/>
             </w:tcMar>
             <w:shd w:fill="F8FAFC"/>
+            <w:tcBorders>
+              <w:top w:val="single" w:sz="4" w:space="0" w:color="CBD5E1"/>
+              <w:left w:val="single" w:sz="4" w:space="0" w:color="CBD5E1"/>
+              <w:bottom w:val="single" w:sz="4" w:space="0" w:color="CBD5E1"/>
+              <w:right w:val="single" w:sz="4" w:space="0" w:color="CBD5E1"/>
+            </w:tcBorders>
           </w:tcPr>
           <w:p>
+            <w:pPr>
+              <w:spacing w:before="0" w:after="0" w:line="252" w:lineRule="auto"/>
+              <w:jc w:val="left"/>
+            </w:pPr>
             <w:r>
               <w:rPr>
                 <w:rFonts w:ascii="Times New Roman" w:hAnsi="Times New Roman"/>
-                <w:sz w:val="16"/>
+                <w:b w:val="0"/>
+                <w:color w:val="0F172A"/>
+                <w:sz w:val="15"/>
               </w:rPr>
-              <w:t>HTML5, Tailwind CSS, Chart.js</w:t>
+              <w:t>HTML5, Tailwind, Chart.js</w:t>
             </w:r>
           </w:p>
         </w:tc>
         <w:tc>
           <w:tcPr>
-            <w:tcW w:type="dxa" w:w="3120"/>
+            <w:tcW w:type="dxa" w:w="3744"/>
             <w:tcMar>
-              <w:top w:w="35" w:type="dxa"/>
-              <w:bottom w:w="35" w:type="dxa"/>
-              <w:left w:w="70" w:type="dxa"/>
-              <w:right w:w="70" w:type="dxa"/>
+              <w:top w:w="16" w:type="dxa"/>
+              <w:bottom w:w="16" w:type="dxa"/>
+              <w:left w:w="35" w:type="dxa"/>
+              <w:right w:w="35" w:type="dxa"/>
             </w:tcMar>
             <w:shd w:fill="F8FAFC"/>
+            <w:tcBorders>
+              <w:top w:val="single" w:sz="4" w:space="0" w:color="CBD5E1"/>
+              <w:left w:val="single" w:sz="4" w:space="0" w:color="CBD5E1"/>
+              <w:bottom w:val="single" w:sz="4" w:space="0" w:color="CBD5E1"/>
+              <w:right w:val="single" w:sz="4" w:space="0" w:color="CBD5E1"/>
+            </w:tcBorders>
           </w:tcPr>
           <w:p>
+            <w:pPr>
+              <w:spacing w:before="0" w:after="0" w:line="252" w:lineRule="auto"/>
+              <w:jc w:val="left"/>
+            </w:pPr>
             <w:r>
               <w:rPr>
                 <w:rFonts w:ascii="Times New Roman" w:hAnsi="Times New Roman"/>
-                <w:sz w:val="16"/>
+                <w:b w:val="0"/>
+                <w:color w:val="0F172A"/>
+                <w:sz w:val="15"/>
               </w:rPr>
-              <w:t>Interactive KPI cards, spatial bubble plot, searchable activation grid</w:t>
+              <w:t>Interactive KPI scorecards, spatial RFM bubble charts, activation tables</w:t>
             </w:r>
           </w:p>
         </w:tc>
@@ -3733,7 +4873,7 @@
     </w:p>
     <w:p>
       <w:pPr>
-        <w:spacing w:before="0" w:after="40" w:line="264" w:lineRule="auto"/>
+        <w:spacing w:before="0" w:after="20" w:line="276" w:lineRule="auto"/>
         <w:jc w:val="right"/>
       </w:pPr>
       <w:r>
@@ -3741,7 +4881,7 @@
           <w:rFonts w:ascii="Times New Roman" w:hAnsi="Times New Roman"/>
           <w:i/>
           <w:color w:val="0F172A"/>
-          <w:sz w:val="22"/>
+          <w:sz w:val="24"/>
         </w:rPr>
         <w:t>Page 4</w:t>
       </w:r>
@@ -3749,7 +4889,7 @@
     <w:p>
       <w:pPr>
         <w:keepNext/>
-        <w:spacing w:before="160" w:after="60"/>
+        <w:spacing w:before="120" w:after="40"/>
         <w:jc w:val="left"/>
       </w:pPr>
       <w:r>
@@ -3757,64 +4897,9 @@
           <w:rFonts w:ascii="Times New Roman" w:hAnsi="Times New Roman"/>
           <w:b/>
           <w:color w:val="1E1B4B"/>
-          <w:sz w:val="29"/>
+          <w:sz w:val="32"/>
         </w:rPr>
-        <w:t>2. SYSTEM DESIGN USING UML:</w:t>
-      </w:r>
-    </w:p>
-    <w:p>
-      <w:pPr>
-        <w:keepNext/>
-        <w:spacing w:before="140" w:after="40"/>
-        <w:jc w:val="left"/>
-      </w:pPr>
-      <w:r>
-        <w:rPr>
-          <w:rFonts w:ascii="Times New Roman" w:hAnsi="Times New Roman"/>
-          <w:b/>
-          <w:color w:val="0F172A"/>
-          <w:sz w:val="25"/>
-        </w:rPr>
-        <w:t>2.1 Data Flow Diagrams (1 Level DFD, 2 Level DFD must).</w:t>
-      </w:r>
-    </w:p>
-    <w:p>
-      <w:pPr>
-        <w:spacing w:before="0" w:after="70" w:line="264" w:lineRule="auto"/>
-        <w:jc w:val="both"/>
-      </w:pPr>
-      <w:r>
-        <w:rPr>
-          <w:rFonts w:ascii="Times New Roman" w:hAnsi="Times New Roman"/>
-          <w:i w:val="0"/>
-          <w:color w:val="0F172A"/>
-          <w:sz w:val="22"/>
-        </w:rPr>
-        <w:t>Data Flow Diagrams (DFDs) model information flow across the system, representing transformations, external entities, data stores, and directional data pathways following Gane &amp; Sarson conventions:</w:t>
-      </w:r>
-    </w:p>
-    <w:p>
-      <w:pPr>
-        <w:spacing w:before="0" w:after="70" w:line="264" w:lineRule="auto"/>
-        <w:jc w:val="both"/>
-      </w:pPr>
-      <w:r>
-        <w:rPr>
-          <w:rFonts w:ascii="Times New Roman" w:hAnsi="Times New Roman"/>
-          <w:b/>
-          <w:color w:val="0F172A"/>
-          <w:sz w:val="22"/>
-        </w:rPr>
-        <w:t xml:space="preserve">• Notation Standards: </w:t>
-      </w:r>
-      <w:r>
-        <w:rPr>
-          <w:rFonts w:ascii="Times New Roman" w:hAnsi="Times New Roman"/>
-          <w:i w:val="0"/>
-          <w:color w:val="0F172A"/>
-          <w:sz w:val="22"/>
-        </w:rPr>
-        <w:t>External Entities (Rectangles), Processes (Rounded Rectangles/Circles), Data Stores (Open Horizontal Lines), and Data Flows (Directed Arrows).</w:t>
+        <w:t>2. SYSTEM DESIGN USING UML &amp; DFD:</w:t>
       </w:r>
     </w:p>
     <w:p>
@@ -3828,14 +4913,14 @@
           <w:rFonts w:ascii="Times New Roman" w:hAnsi="Times New Roman"/>
           <w:b/>
           <w:color w:val="0F172A"/>
-          <w:sz w:val="22"/>
+          <w:sz w:val="28"/>
         </w:rPr>
-        <w:t>2.1.1 Level 0 Data Flow Diagram (Context-Level DFD)</w:t>
+        <w:t>2.1 Data Flow Diagrams (Context, Level 1, Level 2 Architecture)</w:t>
       </w:r>
     </w:p>
     <w:p>
       <w:pPr>
-        <w:spacing w:before="0" w:after="70" w:line="264" w:lineRule="auto"/>
+        <w:spacing w:before="0" w:after="70" w:line="276" w:lineRule="auto"/>
         <w:jc w:val="both"/>
       </w:pPr>
       <w:r>
@@ -3843,16 +4928,47 @@
           <w:rFonts w:ascii="Times New Roman" w:hAnsi="Times New Roman"/>
           <w:i w:val="0"/>
           <w:color w:val="0F172A"/>
-          <w:sz w:val="22"/>
+          <w:sz w:val="24"/>
         </w:rPr>
-        <w:t>The Level 0 Context DFD defines the global operational boundary of Process 0.0 ('E-Commerce Customer Lifecycle &amp; RFM Analytics System') interacting with four external entities: (1) OLTP Transaction Stream supplying sales logs; (2) Data Scientist supplying IQR tuning parameters; (3) CRM Marketing Engine consuming targeted segments; and (4) Commercial Executive team receiving portfolio KPI scorecards.</w:t>
+        <w:t>Data Flow Diagrams (DFDs) visually map information transformations through the system. Using Gane &amp; Sarson conventions, the diagrams represent External Entities (rectangles), Processes (rounded rectangles), Data Stores (open horizontal lines), and Data Flows (directed arrows).</w:t>
+      </w:r>
+    </w:p>
+    <w:p>
+      <w:pPr>
+        <w:keepNext/>
+        <w:spacing w:before="80" w:after="30"/>
+        <w:jc w:val="left"/>
+      </w:pPr>
+      <w:r>
+        <w:rPr>
+          <w:rFonts w:ascii="Times New Roman" w:hAnsi="Times New Roman"/>
+          <w:b/>
+          <w:color w:val="0F172A"/>
+          <w:sz w:val="24"/>
+        </w:rPr>
+        <w:t>2.1.1 Level 0 Data Flow Diagram (Context-Level DFD)</w:t>
+      </w:r>
+    </w:p>
+    <w:p>
+      <w:pPr>
+        <w:spacing w:before="0" w:after="70" w:line="276" w:lineRule="auto"/>
+        <w:jc w:val="both"/>
+      </w:pPr>
+      <w:r>
+        <w:rPr>
+          <w:rFonts w:ascii="Times New Roman" w:hAnsi="Times New Roman"/>
+          <w:i w:val="0"/>
+          <w:color w:val="0F172A"/>
+          <w:sz w:val="24"/>
+        </w:rPr>
+        <w:t>The Level 0 Context DFD establishes the macro boundary of Process 0.0 ('E-Commerce Customer Lifecycle &amp; RFM Analytics System') and documents all external entity interactions: (1) OLTP Transaction Stream supplying raw sales event logs; (2) Data Scientist providing IQR thresholds and cluster hyper-parameters; (3) CRM Marketing Engine consuming targeted audience lists; and (4) Commercial Executives receiving high-level portfolio KPIs and revenue concentration scorecards.</w:t>
       </w:r>
     </w:p>
     <w:p>
       <w:r>
         <w:drawing>
           <wp:inline xmlns:a="http://schemas.openxmlformats.org/drawingml/2006/main" xmlns:pic="http://schemas.openxmlformats.org/drawingml/2006/picture">
-            <wp:extent cx="4937760" cy="2468880"/>
+            <wp:extent cx="4663440" cy="2331720"/>
             <wp:docPr id="2" name="Picture 2"/>
             <wp:cNvGraphicFramePr>
               <a:graphicFrameLocks noChangeAspect="1"/>
@@ -3873,7 +4989,7 @@
                   <pic:spPr>
                     <a:xfrm>
                       <a:off x="0" y="0"/>
-                      <a:ext cx="4937760" cy="2468880"/>
+                      <a:ext cx="4663440" cy="2331720"/>
                     </a:xfrm>
                     <a:prstGeom prst="rect"/>
                   </pic:spPr>
@@ -3886,7 +5002,7 @@
     </w:p>
     <w:p>
       <w:pPr>
-        <w:spacing w:before="50" w:after="80"/>
+        <w:spacing w:before="40" w:after="60"/>
         <w:jc w:val="center"/>
       </w:pPr>
       <w:r>
@@ -3900,13 +5016,28 @@
       </w:r>
     </w:p>
     <w:p>
+      <w:pPr>
+        <w:spacing w:before="0" w:after="70" w:line="276" w:lineRule="auto"/>
+        <w:jc w:val="both"/>
+      </w:pPr>
+      <w:r>
+        <w:rPr>
+          <w:rFonts w:ascii="Times New Roman" w:hAnsi="Times New Roman"/>
+          <w:i w:val="0"/>
+          <w:color w:val="0F172A"/>
+          <w:sz w:val="24"/>
+        </w:rPr>
+        <w:t>This boundary diagram confirms that no internal process detail is revealed at Level 0, ensuring that all subsequent system interactions are fully accounted for before detailed algorithmic decomposition is undertaken.</w:t>
+      </w:r>
+    </w:p>
+    <w:p>
       <w:r>
         <w:br w:type="page"/>
       </w:r>
     </w:p>
     <w:p>
       <w:pPr>
-        <w:spacing w:before="0" w:after="40" w:line="264" w:lineRule="auto"/>
+        <w:spacing w:before="0" w:after="20" w:line="276" w:lineRule="auto"/>
         <w:jc w:val="right"/>
       </w:pPr>
       <w:r>
@@ -3914,7 +5045,7 @@
           <w:rFonts w:ascii="Times New Roman" w:hAnsi="Times New Roman"/>
           <w:i/>
           <w:color w:val="0F172A"/>
-          <w:sz w:val="22"/>
+          <w:sz w:val="24"/>
         </w:rPr>
         <w:t>Page 5</w:t>
       </w:r>
@@ -3922,7 +5053,7 @@
     <w:p>
       <w:pPr>
         <w:keepNext/>
-        <w:spacing w:before="100" w:after="40"/>
+        <w:spacing w:before="80" w:after="30"/>
         <w:jc w:val="left"/>
       </w:pPr>
       <w:r>
@@ -3930,14 +5061,14 @@
           <w:rFonts w:ascii="Times New Roman" w:hAnsi="Times New Roman"/>
           <w:b/>
           <w:color w:val="0F172A"/>
-          <w:sz w:val="22"/>
+          <w:sz w:val="24"/>
         </w:rPr>
         <w:t>2.1.2 Level 1 Data Flow Diagram (End-to-End Pipeline Architecture)</w:t>
       </w:r>
     </w:p>
     <w:p>
       <w:pPr>
-        <w:spacing w:before="0" w:after="70" w:line="264" w:lineRule="auto"/>
+        <w:spacing w:before="0" w:after="70" w:line="276" w:lineRule="auto"/>
         <w:jc w:val="both"/>
       </w:pPr>
       <w:r>
@@ -3945,14 +5076,14 @@
           <w:rFonts w:ascii="Times New Roman" w:hAnsi="Times New Roman"/>
           <w:i w:val="0"/>
           <w:color w:val="0F172A"/>
-          <w:sz w:val="22"/>
+          <w:sz w:val="24"/>
         </w:rPr>
-        <w:t>The Level 1 DFD decomposes the system into five primary sequential operational processes and identifies the underlying persistent data stores:</w:t>
+        <w:t>The Level 1 DFD decomposes Process 0.0 into five sequential operational processes and identifies the underlying persistent data repositories:</w:t>
       </w:r>
     </w:p>
     <w:p>
       <w:pPr>
-        <w:spacing w:before="0" w:after="70" w:line="264" w:lineRule="auto"/>
+        <w:spacing w:before="0" w:after="70" w:line="276" w:lineRule="auto"/>
         <w:jc w:val="both"/>
       </w:pPr>
       <w:r>
@@ -3960,7 +5091,7 @@
           <w:rFonts w:ascii="Times New Roman" w:hAnsi="Times New Roman"/>
           <w:b/>
           <w:color w:val="0F172A"/>
-          <w:sz w:val="22"/>
+          <w:sz w:val="24"/>
         </w:rPr>
         <w:t xml:space="preserve">• Process 1.0 (Ingestion &amp; Schema Typing): </w:t>
       </w:r>
@@ -3969,14 +5100,14 @@
           <w:rFonts w:ascii="Times New Roman" w:hAnsi="Times New Roman"/>
           <w:i w:val="0"/>
           <w:color w:val="0F172A"/>
-          <w:sz w:val="22"/>
+          <w:sz w:val="24"/>
         </w:rPr>
-        <w:t>Ingests raw orders, validates data types, and logs records to D1 (Raw Transaction Log).</w:t>
+        <w:t>Ingests raw order logs, validates schema datatypes, and records input stream to D1 (Raw Transaction Log).</w:t>
       </w:r>
     </w:p>
     <w:p>
       <w:pPr>
-        <w:spacing w:before="0" w:after="70" w:line="264" w:lineRule="auto"/>
+        <w:spacing w:before="0" w:after="70" w:line="276" w:lineRule="auto"/>
         <w:jc w:val="both"/>
       </w:pPr>
       <w:r>
@@ -3984,7 +5115,7 @@
           <w:rFonts w:ascii="Times New Roman" w:hAnsi="Times New Roman"/>
           <w:b/>
           <w:color w:val="0F172A"/>
-          <w:sz w:val="22"/>
+          <w:sz w:val="24"/>
         </w:rPr>
         <w:t xml:space="preserve">• Process 2.0 (Data Quality &amp; Refinery Pipeline): </w:t>
       </w:r>
@@ -3993,14 +5124,14 @@
           <w:rFonts w:ascii="Times New Roman" w:hAnsi="Times New Roman"/>
           <w:i w:val="0"/>
           <w:color w:val="0F172A"/>
-          <w:sz w:val="22"/>
+          <w:sz w:val="24"/>
         </w:rPr>
-        <w:t>Purges missing CustomerIDs, routes credit notes and cancellations to D2 (Reversals Audit Ledger), and applies Tukey IQR fences on Quantity and Price.</w:t>
+        <w:t>Purges missing CustomerIDs, routes return orders to D2 (Reversals Audit Ledger), and applies Tukey IQR outlier fences.</w:t>
       </w:r>
     </w:p>
     <w:p>
       <w:pPr>
-        <w:spacing w:before="0" w:after="70" w:line="264" w:lineRule="auto"/>
+        <w:spacing w:before="0" w:after="70" w:line="276" w:lineRule="auto"/>
         <w:jc w:val="both"/>
       </w:pPr>
       <w:r>
@@ -4008,23 +5139,23 @@
           <w:rFonts w:ascii="Times New Roman" w:hAnsi="Times New Roman"/>
           <w:b/>
           <w:color w:val="0F172A"/>
-          <w:sz w:val="22"/>
+          <w:sz w:val="24"/>
         </w:rPr>
-        <w:t xml:space="preserve">• Process 3.0 (Vectorized RFM Feature Engineering): </w:t>
+        <w:t xml:space="preserve">• Process 3.0 (Vectorized RFM Feature Extraction): </w:t>
       </w:r>
       <w:r>
         <w:rPr>
           <w:rFonts w:ascii="Times New Roman" w:hAnsi="Times New Roman"/>
           <w:i w:val="0"/>
           <w:color w:val="0F172A"/>
-          <w:sz w:val="22"/>
+          <w:sz w:val="24"/>
         </w:rPr>
-        <w:t>Computes snapshot boundary T_obs, aggregates unique invoices for Frequency, calculates Recency days, and sums net spend, writing to D3 (RFM Analytical Base Table).</w:t>
+        <w:t>Aggregates customer transactions into Recency days, Frequency counts, and Monetary spend, saving to D3 (RFM Analytical Table).</w:t>
       </w:r>
     </w:p>
     <w:p>
       <w:pPr>
-        <w:spacing w:before="0" w:after="70" w:line="264" w:lineRule="auto"/>
+        <w:spacing w:before="0" w:after="70" w:line="276" w:lineRule="auto"/>
         <w:jc w:val="both"/>
       </w:pPr>
       <w:r>
@@ -4032,7 +5163,7 @@
           <w:rFonts w:ascii="Times New Roman" w:hAnsi="Times New Roman"/>
           <w:b/>
           <w:color w:val="0F172A"/>
-          <w:sz w:val="22"/>
+          <w:sz w:val="24"/>
         </w:rPr>
         <w:t xml:space="preserve">• Process 4.0 (ML Clustering &amp; Quantile Scoring): </w:t>
       </w:r>
@@ -4041,14 +5172,14 @@
           <w:rFonts w:ascii="Times New Roman" w:hAnsi="Times New Roman"/>
           <w:i w:val="0"/>
           <w:color w:val="0F172A"/>
-          <w:sz w:val="22"/>
+          <w:sz w:val="24"/>
         </w:rPr>
-        <w:t>Applies log1p transformation and StandardScaler, fits K-Means, and assigns quantile 1–5 scoring rules, writing to D4 (Dimensional Customer Mart).</w:t>
+        <w:t>Executes log1p transformation, Z-score scaling, K-Means clustering, and 1–5 quantile scoring, persisting to D4 (Segmented Customer Mart).</w:t>
       </w:r>
     </w:p>
     <w:p>
       <w:pPr>
-        <w:spacing w:before="0" w:after="70" w:line="264" w:lineRule="auto"/>
+        <w:spacing w:before="0" w:after="70" w:line="276" w:lineRule="auto"/>
         <w:jc w:val="both"/>
       </w:pPr>
       <w:r>
@@ -4056,7 +5187,7 @@
           <w:rFonts w:ascii="Times New Roman" w:hAnsi="Times New Roman"/>
           <w:b/>
           <w:color w:val="0F172A"/>
-          <w:sz w:val="22"/>
+          <w:sz w:val="24"/>
         </w:rPr>
         <w:t xml:space="preserve">• Process 5.0 (Star-Schema &amp; Dashboard Export): </w:t>
       </w:r>
@@ -4065,16 +5196,16 @@
           <w:rFonts w:ascii="Times New Roman" w:hAnsi="Times New Roman"/>
           <w:i w:val="0"/>
           <w:color w:val="0F172A"/>
-          <w:sz w:val="22"/>
+          <w:sz w:val="24"/>
         </w:rPr>
-        <w:t>Builds the star schema and renders the interactive executive web dashboard.</w:t>
+        <w:t>Generates the star schema dimensional marts and powers the interactive executive analytics dashboard.</w:t>
       </w:r>
     </w:p>
     <w:p>
       <w:r>
         <w:drawing>
           <wp:inline xmlns:a="http://schemas.openxmlformats.org/drawingml/2006/main" xmlns:pic="http://schemas.openxmlformats.org/drawingml/2006/picture">
-            <wp:extent cx="4937760" cy="2468880"/>
+            <wp:extent cx="4663440" cy="2331720"/>
             <wp:docPr id="3" name="Picture 3"/>
             <wp:cNvGraphicFramePr>
               <a:graphicFrameLocks noChangeAspect="1"/>
@@ -4095,7 +5226,7 @@
                   <pic:spPr>
                     <a:xfrm>
                       <a:off x="0" y="0"/>
-                      <a:ext cx="4937760" cy="2468880"/>
+                      <a:ext cx="4663440" cy="2331720"/>
                     </a:xfrm>
                     <a:prstGeom prst="rect"/>
                   </pic:spPr>
@@ -4108,7 +5239,7 @@
     </w:p>
     <w:p>
       <w:pPr>
-        <w:spacing w:before="50" w:after="80"/>
+        <w:spacing w:before="40" w:after="60"/>
         <w:jc w:val="center"/>
       </w:pPr>
       <w:r>
@@ -4122,13 +5253,28 @@
       </w:r>
     </w:p>
     <w:p>
+      <w:pPr>
+        <w:spacing w:before="0" w:after="70" w:line="276" w:lineRule="auto"/>
+        <w:jc w:val="both"/>
+      </w:pPr>
+      <w:r>
+        <w:rPr>
+          <w:rFonts w:ascii="Times New Roman" w:hAnsi="Times New Roman"/>
+          <w:i w:val="0"/>
+          <w:color w:val="0F172A"/>
+          <w:sz w:val="24"/>
+        </w:rPr>
+        <w:t>The Level 1 architecture enforces strict unidirectional data flow, ensuring that analytical features are never corrupted by unvalidated or reversed transactional inputs.</w:t>
+      </w:r>
+    </w:p>
+    <w:p>
       <w:r>
         <w:br w:type="page"/>
       </w:r>
     </w:p>
     <w:p>
       <w:pPr>
-        <w:spacing w:before="0" w:after="40" w:line="264" w:lineRule="auto"/>
+        <w:spacing w:before="0" w:after="20" w:line="276" w:lineRule="auto"/>
         <w:jc w:val="right"/>
       </w:pPr>
       <w:r>
@@ -4136,7 +5282,7 @@
           <w:rFonts w:ascii="Times New Roman" w:hAnsi="Times New Roman"/>
           <w:i/>
           <w:color w:val="0F172A"/>
-          <w:sz w:val="22"/>
+          <w:sz w:val="24"/>
         </w:rPr>
         <w:t>Page 6</w:t>
       </w:r>
@@ -4144,7 +5290,7 @@
     <w:p>
       <w:pPr>
         <w:keepNext/>
-        <w:spacing w:before="100" w:after="40"/>
+        <w:spacing w:before="80" w:after="30"/>
         <w:jc w:val="left"/>
       </w:pPr>
       <w:r>
@@ -4152,14 +5298,14 @@
           <w:rFonts w:ascii="Times New Roman" w:hAnsi="Times New Roman"/>
           <w:b/>
           <w:color w:val="0F172A"/>
-          <w:sz w:val="22"/>
+          <w:sz w:val="24"/>
         </w:rPr>
         <w:t>2.1.3 Level 2 Data Flow Diagram (Sub-Process Decomposition)</w:t>
       </w:r>
     </w:p>
     <w:p>
       <w:pPr>
-        <w:spacing w:before="0" w:after="70" w:line="264" w:lineRule="auto"/>
+        <w:spacing w:before="0" w:after="70" w:line="276" w:lineRule="auto"/>
         <w:jc w:val="both"/>
       </w:pPr>
       <w:r>
@@ -4167,14 +5313,14 @@
           <w:rFonts w:ascii="Times New Roman" w:hAnsi="Times New Roman"/>
           <w:i w:val="0"/>
           <w:color w:val="0F172A"/>
-          <w:sz w:val="22"/>
+          <w:sz w:val="24"/>
         </w:rPr>
-        <w:t>To provide rigorous engineering granularity as mandated by syllabus guidelines, the Level 2 DFD decomposes the two critical computational processes: Process 2.0 (Data Refinery Pipeline) and Process 4.0 (Algorithmic &amp; Quantile Engine).</w:t>
+        <w:t>To provide rigorous engineering granularity as mandated by university project standards, the Level 2 DFD decomposes the two critical computational processes: Process 2.0 (Data Quality Refinery) and Process 4.0 (Machine Learning Clustering Engine).</w:t>
       </w:r>
     </w:p>
     <w:p>
       <w:pPr>
-        <w:spacing w:before="0" w:after="70" w:line="264" w:lineRule="auto"/>
+        <w:spacing w:before="0" w:after="70" w:line="276" w:lineRule="auto"/>
         <w:jc w:val="both"/>
       </w:pPr>
       <w:r>
@@ -4182,7 +5328,7 @@
           <w:rFonts w:ascii="Times New Roman" w:hAnsi="Times New Roman"/>
           <w:b/>
           <w:color w:val="0F172A"/>
-          <w:sz w:val="22"/>
+          <w:sz w:val="24"/>
         </w:rPr>
         <w:t xml:space="preserve">• Sub-Process 2.0 Decomposition (Refinery): </w:t>
       </w:r>
@@ -4191,14 +5337,14 @@
           <w:rFonts w:ascii="Times New Roman" w:hAnsi="Times New Roman"/>
           <w:i w:val="0"/>
           <w:color w:val="0F172A"/>
-          <w:sz w:val="22"/>
+          <w:sz w:val="24"/>
         </w:rPr>
-        <w:t>Sub-process 2.1 checks CustomerID presence, dropping guest sessions. Sub-process 2.2 identifies cancellation identifiers ('^C' or Quantity &lt;= 0), segregating them to an audit ledger. Sub-process 2.3 computes Tukey fences across positive items, eliminating wholesale distributor anomalies.</w:t>
+        <w:t>Sub-process 2.1 removes unauthenticated records lacking CustomerID. Sub-process 2.2 detects cancellation codes ('^C' or negative quantities) and writes to the audit ledger. Sub-process 2.3 computes Tukey fences [Q1 - 1.5*IQR, Q3 + 1.5*IQR] to eliminate wholesale bulk distributor anomalies.</w:t>
       </w:r>
     </w:p>
     <w:p>
       <w:pPr>
-        <w:spacing w:before="0" w:after="70" w:line="264" w:lineRule="auto"/>
+        <w:spacing w:before="0" w:after="70" w:line="276" w:lineRule="auto"/>
         <w:jc w:val="both"/>
       </w:pPr>
       <w:r>
@@ -4206,7 +5352,7 @@
           <w:rFonts w:ascii="Times New Roman" w:hAnsi="Times New Roman"/>
           <w:b/>
           <w:color w:val="0F172A"/>
-          <w:sz w:val="22"/>
+          <w:sz w:val="24"/>
         </w:rPr>
         <w:t xml:space="preserve">• Sub-Process 4.0 Decomposition (ML &amp; Scoring): </w:t>
       </w:r>
@@ -4215,16 +5361,16 @@
           <w:rFonts w:ascii="Times New Roman" w:hAnsi="Times New Roman"/>
           <w:i w:val="0"/>
           <w:color w:val="0F172A"/>
-          <w:sz w:val="22"/>
+          <w:sz w:val="24"/>
         </w:rPr>
-        <w:t>Sub-process 4.1 performs log1p compression to alleviate Pareto right-skewness. Sub-process 4.2 executes Z-score standardization. Sub-process 4.3 runs K-Means clustering across k in [2..6] with Silhouette scoring. Sub-process 4.4 runs quantile binning (pd.qcut) to generate 1–5 scores and map 8 business operating tiers.</w:t>
+        <w:t>Sub-process 4.1 applies log1p compression (z = ln(1 + x)) to resolve Pareto spend skewness. Sub-process 4.2 executes Z-score normalization. Sub-process 4.3 executes K-Means clustering across k in [2..6] with Silhouette validation. Sub-process 4.4 runs quantile binning (pd.qcut) mapping accounts to 8 business operating cohorts.</w:t>
       </w:r>
     </w:p>
     <w:p>
       <w:r>
         <w:drawing>
           <wp:inline xmlns:a="http://schemas.openxmlformats.org/drawingml/2006/main" xmlns:pic="http://schemas.openxmlformats.org/drawingml/2006/picture">
-            <wp:extent cx="4937760" cy="2057400"/>
+            <wp:extent cx="4754880" cy="1981200"/>
             <wp:docPr id="4" name="Picture 4"/>
             <wp:cNvGraphicFramePr>
               <a:graphicFrameLocks noChangeAspect="1"/>
@@ -4245,7 +5391,7 @@
                   <pic:spPr>
                     <a:xfrm>
                       <a:off x="0" y="0"/>
-                      <a:ext cx="4937760" cy="2057400"/>
+                      <a:ext cx="4754880" cy="1981200"/>
                     </a:xfrm>
                     <a:prstGeom prst="rect"/>
                   </pic:spPr>
@@ -4258,7 +5404,7 @@
     </w:p>
     <w:p>
       <w:pPr>
-        <w:spacing w:before="50" w:after="80"/>
+        <w:spacing w:before="40" w:after="60"/>
         <w:jc w:val="center"/>
       </w:pPr>
       <w:r>
@@ -4272,13 +5418,28 @@
       </w:r>
     </w:p>
     <w:p>
+      <w:pPr>
+        <w:spacing w:before="0" w:after="70" w:line="276" w:lineRule="auto"/>
+        <w:jc w:val="both"/>
+      </w:pPr>
+      <w:r>
+        <w:rPr>
+          <w:rFonts w:ascii="Times New Roman" w:hAnsi="Times New Roman"/>
+          <w:i w:val="0"/>
+          <w:color w:val="0F172A"/>
+          <w:sz w:val="24"/>
+        </w:rPr>
+        <w:t>This granular decomposition formally documents the mathematical transformations and algorithmic filtering required to turn raw transactional records into production-grade machine learning features.</w:t>
+      </w:r>
+    </w:p>
+    <w:p>
       <w:r>
         <w:br w:type="page"/>
       </w:r>
     </w:p>
     <w:p>
       <w:pPr>
-        <w:spacing w:before="0" w:after="20" w:line="264" w:lineRule="auto"/>
+        <w:spacing w:before="0" w:after="20" w:line="276" w:lineRule="auto"/>
         <w:jc w:val="right"/>
       </w:pPr>
       <w:r>
@@ -4286,7 +5447,7 @@
           <w:rFonts w:ascii="Times New Roman" w:hAnsi="Times New Roman"/>
           <w:i/>
           <w:color w:val="0F172A"/>
-          <w:sz w:val="22"/>
+          <w:sz w:val="24"/>
         </w:rPr>
         <w:t>Page 7</w:t>
       </w:r>
@@ -4294,7 +5455,7 @@
     <w:p>
       <w:pPr>
         <w:keepNext/>
-        <w:spacing w:before="40" w:after="20"/>
+        <w:spacing w:before="100" w:after="40"/>
         <w:jc w:val="left"/>
       </w:pPr>
       <w:r>
@@ -4302,14 +5463,14 @@
           <w:rFonts w:ascii="Times New Roman" w:hAnsi="Times New Roman"/>
           <w:b/>
           <w:color w:val="0F172A"/>
-          <w:sz w:val="25"/>
+          <w:sz w:val="28"/>
         </w:rPr>
-        <w:t>2.2 Use Case Diagram &amp; Milestone Tracking.</w:t>
+        <w:t>2.2 Use Case Diagram &amp; Milestone Evaluation Tracking</w:t>
       </w:r>
     </w:p>
     <w:p>
       <w:pPr>
-        <w:spacing w:before="0" w:after="40" w:line="264" w:lineRule="auto"/>
+        <w:spacing w:before="0" w:after="40" w:line="276" w:lineRule="auto"/>
         <w:jc w:val="both"/>
       </w:pPr>
       <w:r>
@@ -4317,16 +5478,16 @@
           <w:rFonts w:ascii="Times New Roman" w:hAnsi="Times New Roman"/>
           <w:i w:val="0"/>
           <w:color w:val="0F172A"/>
-          <w:sz w:val="22"/>
+          <w:sz w:val="24"/>
         </w:rPr>
-        <w:t>The Use Case Model defines system boundaries by mapping interactions between primary actors and the platform's operational capabilities.</w:t>
+        <w:t>The Use Case Model defines operational boundaries by mapping system capabilities to primary human and automated actors.</w:t>
       </w:r>
     </w:p>
     <w:p>
       <w:r>
         <w:drawing>
           <wp:inline xmlns:a="http://schemas.openxmlformats.org/drawingml/2006/main" xmlns:pic="http://schemas.openxmlformats.org/drawingml/2006/picture">
-            <wp:extent cx="2926080" cy="1901952"/>
+            <wp:extent cx="3017520" cy="1961388"/>
             <wp:docPr id="5" name="Picture 5"/>
             <wp:cNvGraphicFramePr>
               <a:graphicFrameLocks noChangeAspect="1"/>
@@ -4347,7 +5508,7 @@
                   <pic:spPr>
                     <a:xfrm>
                       <a:off x="0" y="0"/>
-                      <a:ext cx="2926080" cy="1901952"/>
+                      <a:ext cx="3017520" cy="1961388"/>
                     </a:xfrm>
                     <a:prstGeom prst="rect"/>
                   </pic:spPr>
@@ -4360,7 +5521,7 @@
     </w:p>
     <w:p>
       <w:pPr>
-        <w:spacing w:before="50" w:after="80"/>
+        <w:spacing w:before="40" w:after="60"/>
         <w:jc w:val="center"/>
       </w:pPr>
       <w:r>
@@ -4370,12 +5531,12 @@
           <w:color w:val="475569"/>
           <w:sz w:val="19"/>
         </w:rPr>
-        <w:t>Figure 2.4: UML Use Case Diagram (System Actors &amp; Capabilities)</w:t>
+        <w:t>Figure 2.4: UML Use Case Diagram (System Actors &amp; Functional Capabilities)</w:t>
       </w:r>
     </w:p>
     <w:p>
       <w:pPr>
-        <w:spacing w:before="50" w:after="80"/>
+        <w:spacing w:before="40" w:after="60"/>
         <w:jc w:val="center"/>
       </w:pPr>
       <w:r>
@@ -4395,18 +5556,28 @@
         <w:tblLook w:firstColumn="1" w:firstRow="1" w:lastColumn="0" w:lastRow="0" w:noHBand="0" w:noVBand="1" w:val="04A0"/>
       </w:tblPr>
       <w:tblGrid>
-        <w:gridCol w:w="2340"/>
-        <w:gridCol w:w="2340"/>
-        <w:gridCol w:w="2340"/>
-        <w:gridCol w:w="2340"/>
+        <w:gridCol w:w="2376"/>
+        <w:gridCol w:w="2376"/>
+        <w:gridCol w:w="2376"/>
+        <w:gridCol w:w="2376"/>
       </w:tblGrid>
       <w:tr>
         <w:tc>
           <w:tcPr>
-            <w:tcW w:type="dxa" w:w="2340"/>
+            <w:tcW w:type="dxa" w:w="936"/>
             <w:shd w:fill="7A003C"/>
+            <w:tcBorders>
+              <w:top w:val="single" w:sz="4" w:space="0" w:color="CBD5E1"/>
+              <w:left w:val="single" w:sz="4" w:space="0" w:color="CBD5E1"/>
+              <w:bottom w:val="single" w:sz="4" w:space="0" w:color="CBD5E1"/>
+              <w:right w:val="single" w:sz="4" w:space="0" w:color="CBD5E1"/>
+            </w:tcBorders>
           </w:tcPr>
           <w:p>
+            <w:pPr>
+              <w:spacing w:before="0" w:after="0" w:line="252" w:lineRule="auto"/>
+              <w:jc w:val="center"/>
+            </w:pPr>
             <w:r>
               <w:rPr>
                 <w:rFonts w:ascii="Times New Roman" w:hAnsi="Times New Roman"/>
@@ -4420,10 +5591,20 @@
         </w:tc>
         <w:tc>
           <w:tcPr>
-            <w:tcW w:type="dxa" w:w="2340"/>
+            <w:tcW w:type="dxa" w:w="2664"/>
             <w:shd w:fill="7A003C"/>
+            <w:tcBorders>
+              <w:top w:val="single" w:sz="4" w:space="0" w:color="CBD5E1"/>
+              <w:left w:val="single" w:sz="4" w:space="0" w:color="CBD5E1"/>
+              <w:bottom w:val="single" w:sz="4" w:space="0" w:color="CBD5E1"/>
+              <w:right w:val="single" w:sz="4" w:space="0" w:color="CBD5E1"/>
+            </w:tcBorders>
           </w:tcPr>
           <w:p>
+            <w:pPr>
+              <w:spacing w:before="0" w:after="0" w:line="252" w:lineRule="auto"/>
+              <w:jc w:val="center"/>
+            </w:pPr>
             <w:r>
               <w:rPr>
                 <w:rFonts w:ascii="Times New Roman" w:hAnsi="Times New Roman"/>
@@ -4437,10 +5618,20 @@
         </w:tc>
         <w:tc>
           <w:tcPr>
-            <w:tcW w:type="dxa" w:w="2340"/>
+            <w:tcW w:type="dxa" w:w="2160"/>
             <w:shd w:fill="7A003C"/>
+            <w:tcBorders>
+              <w:top w:val="single" w:sz="4" w:space="0" w:color="CBD5E1"/>
+              <w:left w:val="single" w:sz="4" w:space="0" w:color="CBD5E1"/>
+              <w:bottom w:val="single" w:sz="4" w:space="0" w:color="CBD5E1"/>
+              <w:right w:val="single" w:sz="4" w:space="0" w:color="CBD5E1"/>
+            </w:tcBorders>
           </w:tcPr>
           <w:p>
+            <w:pPr>
+              <w:spacing w:before="0" w:after="0" w:line="252" w:lineRule="auto"/>
+              <w:jc w:val="center"/>
+            </w:pPr>
             <w:r>
               <w:rPr>
                 <w:rFonts w:ascii="Times New Roman" w:hAnsi="Times New Roman"/>
@@ -4454,10 +5645,20 @@
         </w:tc>
         <w:tc>
           <w:tcPr>
-            <w:tcW w:type="dxa" w:w="2340"/>
+            <w:tcW w:type="dxa" w:w="3456"/>
             <w:shd w:fill="7A003C"/>
+            <w:tcBorders>
+              <w:top w:val="single" w:sz="4" w:space="0" w:color="CBD5E1"/>
+              <w:left w:val="single" w:sz="4" w:space="0" w:color="CBD5E1"/>
+              <w:bottom w:val="single" w:sz="4" w:space="0" w:color="CBD5E1"/>
+              <w:right w:val="single" w:sz="4" w:space="0" w:color="CBD5E1"/>
+            </w:tcBorders>
           </w:tcPr>
           <w:p>
+            <w:pPr>
+              <w:spacing w:before="0" w:after="0" w:line="252" w:lineRule="auto"/>
+              <w:jc w:val="center"/>
+            </w:pPr>
             <w:r>
               <w:rPr>
                 <w:rFonts w:ascii="Times New Roman" w:hAnsi="Times New Roman"/>
@@ -4473,19 +5674,31 @@
       <w:tr>
         <w:tc>
           <w:tcPr>
-            <w:tcW w:type="dxa" w:w="2340"/>
+            <w:tcW w:type="dxa" w:w="936"/>
             <w:tcMar>
               <w:top w:w="14" w:type="dxa"/>
               <w:bottom w:w="14" w:type="dxa"/>
-              <w:left w:w="30" w:type="dxa"/>
-              <w:right w:w="30" w:type="dxa"/>
+              <w:left w:w="25" w:type="dxa"/>
+              <w:right w:w="25" w:type="dxa"/>
             </w:tcMar>
             <w:shd w:fill="F8FAFC"/>
+            <w:tcBorders>
+              <w:top w:val="single" w:sz="4" w:space="0" w:color="CBD5E1"/>
+              <w:left w:val="single" w:sz="4" w:space="0" w:color="CBD5E1"/>
+              <w:bottom w:val="single" w:sz="4" w:space="0" w:color="CBD5E1"/>
+              <w:right w:val="single" w:sz="4" w:space="0" w:color="CBD5E1"/>
+            </w:tcBorders>
           </w:tcPr>
           <w:p>
+            <w:pPr>
+              <w:spacing w:before="0" w:after="0" w:line="252" w:lineRule="auto"/>
+              <w:jc w:val="center"/>
+            </w:pPr>
             <w:r>
               <w:rPr>
                 <w:rFonts w:ascii="Times New Roman" w:hAnsi="Times New Roman"/>
+                <w:b/>
+                <w:color w:val="0F172A"/>
                 <w:sz w:val="14"/>
               </w:rPr>
               <w:t>UC-01</w:t>
@@ -4494,19 +5707,31 @@
         </w:tc>
         <w:tc>
           <w:tcPr>
-            <w:tcW w:type="dxa" w:w="2340"/>
+            <w:tcW w:type="dxa" w:w="2664"/>
             <w:tcMar>
               <w:top w:w="14" w:type="dxa"/>
               <w:bottom w:w="14" w:type="dxa"/>
-              <w:left w:w="30" w:type="dxa"/>
-              <w:right w:w="30" w:type="dxa"/>
+              <w:left w:w="25" w:type="dxa"/>
+              <w:right w:w="25" w:type="dxa"/>
             </w:tcMar>
             <w:shd w:fill="F8FAFC"/>
+            <w:tcBorders>
+              <w:top w:val="single" w:sz="4" w:space="0" w:color="CBD5E1"/>
+              <w:left w:val="single" w:sz="4" w:space="0" w:color="CBD5E1"/>
+              <w:bottom w:val="single" w:sz="4" w:space="0" w:color="CBD5E1"/>
+              <w:right w:val="single" w:sz="4" w:space="0" w:color="CBD5E1"/>
+            </w:tcBorders>
           </w:tcPr>
           <w:p>
+            <w:pPr>
+              <w:spacing w:before="0" w:after="0" w:line="252" w:lineRule="auto"/>
+              <w:jc w:val="left"/>
+            </w:pPr>
             <w:r>
               <w:rPr>
                 <w:rFonts w:ascii="Times New Roman" w:hAnsi="Times New Roman"/>
+                <w:b/>
+                <w:color w:val="0F172A"/>
                 <w:sz w:val="14"/>
               </w:rPr>
               <w:t>Ingest Transaction Stream</w:t>
@@ -4515,19 +5740,31 @@
         </w:tc>
         <w:tc>
           <w:tcPr>
-            <w:tcW w:type="dxa" w:w="2340"/>
+            <w:tcW w:type="dxa" w:w="2160"/>
             <w:tcMar>
               <w:top w:w="14" w:type="dxa"/>
               <w:bottom w:w="14" w:type="dxa"/>
-              <w:left w:w="30" w:type="dxa"/>
-              <w:right w:w="30" w:type="dxa"/>
+              <w:left w:w="25" w:type="dxa"/>
+              <w:right w:w="25" w:type="dxa"/>
             </w:tcMar>
             <w:shd w:fill="F8FAFC"/>
+            <w:tcBorders>
+              <w:top w:val="single" w:sz="4" w:space="0" w:color="CBD5E1"/>
+              <w:left w:val="single" w:sz="4" w:space="0" w:color="CBD5E1"/>
+              <w:bottom w:val="single" w:sz="4" w:space="0" w:color="CBD5E1"/>
+              <w:right w:val="single" w:sz="4" w:space="0" w:color="CBD5E1"/>
+            </w:tcBorders>
           </w:tcPr>
           <w:p>
+            <w:pPr>
+              <w:spacing w:before="0" w:after="0" w:line="252" w:lineRule="auto"/>
+              <w:jc w:val="left"/>
+            </w:pPr>
             <w:r>
               <w:rPr>
                 <w:rFonts w:ascii="Times New Roman" w:hAnsi="Times New Roman"/>
+                <w:b w:val="0"/>
+                <w:color w:val="0F172A"/>
                 <w:sz w:val="14"/>
               </w:rPr>
               <w:t>Data Engineer / Admin</w:t>
@@ -4536,19 +5773,31 @@
         </w:tc>
         <w:tc>
           <w:tcPr>
-            <w:tcW w:type="dxa" w:w="2340"/>
+            <w:tcW w:type="dxa" w:w="3456"/>
             <w:tcMar>
               <w:top w:w="14" w:type="dxa"/>
               <w:bottom w:w="14" w:type="dxa"/>
-              <w:left w:w="30" w:type="dxa"/>
-              <w:right w:w="30" w:type="dxa"/>
+              <w:left w:w="25" w:type="dxa"/>
+              <w:right w:w="25" w:type="dxa"/>
             </w:tcMar>
             <w:shd w:fill="F8FAFC"/>
+            <w:tcBorders>
+              <w:top w:val="single" w:sz="4" w:space="0" w:color="CBD5E1"/>
+              <w:left w:val="single" w:sz="4" w:space="0" w:color="CBD5E1"/>
+              <w:bottom w:val="single" w:sz="4" w:space="0" w:color="CBD5E1"/>
+              <w:right w:val="single" w:sz="4" w:space="0" w:color="CBD5E1"/>
+            </w:tcBorders>
           </w:tcPr>
           <w:p>
+            <w:pPr>
+              <w:spacing w:before="0" w:after="0" w:line="252" w:lineRule="auto"/>
+              <w:jc w:val="left"/>
+            </w:pPr>
             <w:r>
               <w:rPr>
                 <w:rFonts w:ascii="Times New Roman" w:hAnsi="Times New Roman"/>
+                <w:b w:val="0"/>
+                <w:color w:val="0F172A"/>
                 <w:sz w:val="14"/>
               </w:rPr>
               <w:t>Ingests raw event logs, validates schema, enforces datatypes.</w:t>
@@ -4559,19 +5808,31 @@
       <w:tr>
         <w:tc>
           <w:tcPr>
-            <w:tcW w:type="dxa" w:w="2340"/>
+            <w:tcW w:type="dxa" w:w="936"/>
             <w:tcMar>
               <w:top w:w="14" w:type="dxa"/>
               <w:bottom w:w="14" w:type="dxa"/>
-              <w:left w:w="30" w:type="dxa"/>
-              <w:right w:w="30" w:type="dxa"/>
+              <w:left w:w="25" w:type="dxa"/>
+              <w:right w:w="25" w:type="dxa"/>
             </w:tcMar>
             <w:shd w:fill="FFFFFF"/>
+            <w:tcBorders>
+              <w:top w:val="single" w:sz="4" w:space="0" w:color="CBD5E1"/>
+              <w:left w:val="single" w:sz="4" w:space="0" w:color="CBD5E1"/>
+              <w:bottom w:val="single" w:sz="4" w:space="0" w:color="CBD5E1"/>
+              <w:right w:val="single" w:sz="4" w:space="0" w:color="CBD5E1"/>
+            </w:tcBorders>
           </w:tcPr>
           <w:p>
+            <w:pPr>
+              <w:spacing w:before="0" w:after="0" w:line="252" w:lineRule="auto"/>
+              <w:jc w:val="center"/>
+            </w:pPr>
             <w:r>
               <w:rPr>
                 <w:rFonts w:ascii="Times New Roman" w:hAnsi="Times New Roman"/>
+                <w:b/>
+                <w:color w:val="0F172A"/>
                 <w:sz w:val="14"/>
               </w:rPr>
               <w:t>UC-02</w:t>
@@ -4580,19 +5841,31 @@
         </w:tc>
         <w:tc>
           <w:tcPr>
-            <w:tcW w:type="dxa" w:w="2340"/>
+            <w:tcW w:type="dxa" w:w="2664"/>
             <w:tcMar>
               <w:top w:w="14" w:type="dxa"/>
               <w:bottom w:w="14" w:type="dxa"/>
-              <w:left w:w="30" w:type="dxa"/>
-              <w:right w:w="30" w:type="dxa"/>
+              <w:left w:w="25" w:type="dxa"/>
+              <w:right w:w="25" w:type="dxa"/>
             </w:tcMar>
             <w:shd w:fill="FFFFFF"/>
+            <w:tcBorders>
+              <w:top w:val="single" w:sz="4" w:space="0" w:color="CBD5E1"/>
+              <w:left w:val="single" w:sz="4" w:space="0" w:color="CBD5E1"/>
+              <w:bottom w:val="single" w:sz="4" w:space="0" w:color="CBD5E1"/>
+              <w:right w:val="single" w:sz="4" w:space="0" w:color="CBD5E1"/>
+            </w:tcBorders>
           </w:tcPr>
           <w:p>
+            <w:pPr>
+              <w:spacing w:before="0" w:after="0" w:line="252" w:lineRule="auto"/>
+              <w:jc w:val="left"/>
+            </w:pPr>
             <w:r>
               <w:rPr>
                 <w:rFonts w:ascii="Times New Roman" w:hAnsi="Times New Roman"/>
+                <w:b/>
+                <w:color w:val="0F172A"/>
                 <w:sz w:val="14"/>
               </w:rPr>
               <w:t>Isolate Reversals &amp; IQR Filter</w:t>
@@ -4601,19 +5874,31 @@
         </w:tc>
         <w:tc>
           <w:tcPr>
-            <w:tcW w:type="dxa" w:w="2340"/>
+            <w:tcW w:type="dxa" w:w="2160"/>
             <w:tcMar>
               <w:top w:w="14" w:type="dxa"/>
               <w:bottom w:w="14" w:type="dxa"/>
-              <w:left w:w="30" w:type="dxa"/>
-              <w:right w:w="30" w:type="dxa"/>
+              <w:left w:w="25" w:type="dxa"/>
+              <w:right w:w="25" w:type="dxa"/>
             </w:tcMar>
             <w:shd w:fill="FFFFFF"/>
+            <w:tcBorders>
+              <w:top w:val="single" w:sz="4" w:space="0" w:color="CBD5E1"/>
+              <w:left w:val="single" w:sz="4" w:space="0" w:color="CBD5E1"/>
+              <w:bottom w:val="single" w:sz="4" w:space="0" w:color="CBD5E1"/>
+              <w:right w:val="single" w:sz="4" w:space="0" w:color="CBD5E1"/>
+            </w:tcBorders>
           </w:tcPr>
           <w:p>
+            <w:pPr>
+              <w:spacing w:before="0" w:after="0" w:line="252" w:lineRule="auto"/>
+              <w:jc w:val="left"/>
+            </w:pPr>
             <w:r>
               <w:rPr>
                 <w:rFonts w:ascii="Times New Roman" w:hAnsi="Times New Roman"/>
+                <w:b w:val="0"/>
+                <w:color w:val="0F172A"/>
                 <w:sz w:val="14"/>
               </w:rPr>
               <w:t>Data Engineer / Admin</w:t>
@@ -4622,19 +5907,31 @@
         </w:tc>
         <w:tc>
           <w:tcPr>
-            <w:tcW w:type="dxa" w:w="2340"/>
+            <w:tcW w:type="dxa" w:w="3456"/>
             <w:tcMar>
               <w:top w:w="14" w:type="dxa"/>
               <w:bottom w:w="14" w:type="dxa"/>
-              <w:left w:w="30" w:type="dxa"/>
-              <w:right w:w="30" w:type="dxa"/>
+              <w:left w:w="25" w:type="dxa"/>
+              <w:right w:w="25" w:type="dxa"/>
             </w:tcMar>
             <w:shd w:fill="FFFFFF"/>
+            <w:tcBorders>
+              <w:top w:val="single" w:sz="4" w:space="0" w:color="CBD5E1"/>
+              <w:left w:val="single" w:sz="4" w:space="0" w:color="CBD5E1"/>
+              <w:bottom w:val="single" w:sz="4" w:space="0" w:color="CBD5E1"/>
+              <w:right w:val="single" w:sz="4" w:space="0" w:color="CBD5E1"/>
+            </w:tcBorders>
           </w:tcPr>
           <w:p>
+            <w:pPr>
+              <w:spacing w:before="0" w:after="0" w:line="252" w:lineRule="auto"/>
+              <w:jc w:val="left"/>
+            </w:pPr>
             <w:r>
               <w:rPr>
                 <w:rFonts w:ascii="Times New Roman" w:hAnsi="Times New Roman"/>
+                <w:b w:val="0"/>
+                <w:color w:val="0F172A"/>
                 <w:sz w:val="14"/>
               </w:rPr>
               <w:t>Purges null IDs, isolates returns (^C), caps Tukey bulk outliers.</w:t>
@@ -4645,19 +5942,31 @@
       <w:tr>
         <w:tc>
           <w:tcPr>
-            <w:tcW w:type="dxa" w:w="2340"/>
+            <w:tcW w:type="dxa" w:w="936"/>
             <w:tcMar>
               <w:top w:w="14" w:type="dxa"/>
               <w:bottom w:w="14" w:type="dxa"/>
-              <w:left w:w="30" w:type="dxa"/>
-              <w:right w:w="30" w:type="dxa"/>
+              <w:left w:w="25" w:type="dxa"/>
+              <w:right w:w="25" w:type="dxa"/>
             </w:tcMar>
             <w:shd w:fill="F8FAFC"/>
+            <w:tcBorders>
+              <w:top w:val="single" w:sz="4" w:space="0" w:color="CBD5E1"/>
+              <w:left w:val="single" w:sz="4" w:space="0" w:color="CBD5E1"/>
+              <w:bottom w:val="single" w:sz="4" w:space="0" w:color="CBD5E1"/>
+              <w:right w:val="single" w:sz="4" w:space="0" w:color="CBD5E1"/>
+            </w:tcBorders>
           </w:tcPr>
           <w:p>
+            <w:pPr>
+              <w:spacing w:before="0" w:after="0" w:line="252" w:lineRule="auto"/>
+              <w:jc w:val="center"/>
+            </w:pPr>
             <w:r>
               <w:rPr>
                 <w:rFonts w:ascii="Times New Roman" w:hAnsi="Times New Roman"/>
+                <w:b/>
+                <w:color w:val="0F172A"/>
                 <w:sz w:val="14"/>
               </w:rPr>
               <w:t>UC-03</w:t>
@@ -4666,19 +5975,31 @@
         </w:tc>
         <w:tc>
           <w:tcPr>
-            <w:tcW w:type="dxa" w:w="2340"/>
+            <w:tcW w:type="dxa" w:w="2664"/>
             <w:tcMar>
               <w:top w:w="14" w:type="dxa"/>
               <w:bottom w:w="14" w:type="dxa"/>
-              <w:left w:w="30" w:type="dxa"/>
-              <w:right w:w="30" w:type="dxa"/>
+              <w:left w:w="25" w:type="dxa"/>
+              <w:right w:w="25" w:type="dxa"/>
             </w:tcMar>
             <w:shd w:fill="F8FAFC"/>
+            <w:tcBorders>
+              <w:top w:val="single" w:sz="4" w:space="0" w:color="CBD5E1"/>
+              <w:left w:val="single" w:sz="4" w:space="0" w:color="CBD5E1"/>
+              <w:bottom w:val="single" w:sz="4" w:space="0" w:color="CBD5E1"/>
+              <w:right w:val="single" w:sz="4" w:space="0" w:color="CBD5E1"/>
+            </w:tcBorders>
           </w:tcPr>
           <w:p>
+            <w:pPr>
+              <w:spacing w:before="0" w:after="0" w:line="252" w:lineRule="auto"/>
+              <w:jc w:val="left"/>
+            </w:pPr>
             <w:r>
               <w:rPr>
                 <w:rFonts w:ascii="Times New Roman" w:hAnsi="Times New Roman"/>
+                <w:b/>
+                <w:color w:val="0F172A"/>
                 <w:sz w:val="14"/>
               </w:rPr>
               <w:t>Compute Vectorized RFM</w:t>
@@ -4687,19 +6008,31 @@
         </w:tc>
         <w:tc>
           <w:tcPr>
-            <w:tcW w:type="dxa" w:w="2340"/>
+            <w:tcW w:type="dxa" w:w="2160"/>
             <w:tcMar>
               <w:top w:w="14" w:type="dxa"/>
               <w:bottom w:w="14" w:type="dxa"/>
-              <w:left w:w="30" w:type="dxa"/>
-              <w:right w:w="30" w:type="dxa"/>
+              <w:left w:w="25" w:type="dxa"/>
+              <w:right w:w="25" w:type="dxa"/>
             </w:tcMar>
             <w:shd w:fill="F8FAFC"/>
+            <w:tcBorders>
+              <w:top w:val="single" w:sz="4" w:space="0" w:color="CBD5E1"/>
+              <w:left w:val="single" w:sz="4" w:space="0" w:color="CBD5E1"/>
+              <w:bottom w:val="single" w:sz="4" w:space="0" w:color="CBD5E1"/>
+              <w:right w:val="single" w:sz="4" w:space="0" w:color="CBD5E1"/>
+            </w:tcBorders>
           </w:tcPr>
           <w:p>
+            <w:pPr>
+              <w:spacing w:before="0" w:after="0" w:line="252" w:lineRule="auto"/>
+              <w:jc w:val="left"/>
+            </w:pPr>
             <w:r>
               <w:rPr>
                 <w:rFonts w:ascii="Times New Roman" w:hAnsi="Times New Roman"/>
+                <w:b w:val="0"/>
+                <w:color w:val="0F172A"/>
                 <w:sz w:val="14"/>
               </w:rPr>
               <w:t>Analytics Engineer</w:t>
@@ -4708,19 +6041,31 @@
         </w:tc>
         <w:tc>
           <w:tcPr>
-            <w:tcW w:type="dxa" w:w="2340"/>
+            <w:tcW w:type="dxa" w:w="3456"/>
             <w:tcMar>
               <w:top w:w="14" w:type="dxa"/>
               <w:bottom w:w="14" w:type="dxa"/>
-              <w:left w:w="30" w:type="dxa"/>
-              <w:right w:w="30" w:type="dxa"/>
+              <w:left w:w="25" w:type="dxa"/>
+              <w:right w:w="25" w:type="dxa"/>
             </w:tcMar>
             <w:shd w:fill="F8FAFC"/>
+            <w:tcBorders>
+              <w:top w:val="single" w:sz="4" w:space="0" w:color="CBD5E1"/>
+              <w:left w:val="single" w:sz="4" w:space="0" w:color="CBD5E1"/>
+              <w:bottom w:val="single" w:sz="4" w:space="0" w:color="CBD5E1"/>
+              <w:right w:val="single" w:sz="4" w:space="0" w:color="CBD5E1"/>
+            </w:tcBorders>
           </w:tcPr>
           <w:p>
+            <w:pPr>
+              <w:spacing w:before="0" w:after="0" w:line="252" w:lineRule="auto"/>
+              <w:jc w:val="left"/>
+            </w:pPr>
             <w:r>
               <w:rPr>
                 <w:rFonts w:ascii="Times New Roman" w:hAnsi="Times New Roman"/>
+                <w:b w:val="0"/>
+                <w:color w:val="0F172A"/>
                 <w:sz w:val="14"/>
               </w:rPr>
               <w:t>Aggregates transactions into customer-level Recency, Frequency, Spend.</w:t>
@@ -4731,19 +6076,31 @@
       <w:tr>
         <w:tc>
           <w:tcPr>
-            <w:tcW w:type="dxa" w:w="2340"/>
+            <w:tcW w:type="dxa" w:w="936"/>
             <w:tcMar>
               <w:top w:w="14" w:type="dxa"/>
               <w:bottom w:w="14" w:type="dxa"/>
-              <w:left w:w="30" w:type="dxa"/>
-              <w:right w:w="30" w:type="dxa"/>
+              <w:left w:w="25" w:type="dxa"/>
+              <w:right w:w="25" w:type="dxa"/>
             </w:tcMar>
             <w:shd w:fill="FFFFFF"/>
+            <w:tcBorders>
+              <w:top w:val="single" w:sz="4" w:space="0" w:color="CBD5E1"/>
+              <w:left w:val="single" w:sz="4" w:space="0" w:color="CBD5E1"/>
+              <w:bottom w:val="single" w:sz="4" w:space="0" w:color="CBD5E1"/>
+              <w:right w:val="single" w:sz="4" w:space="0" w:color="CBD5E1"/>
+            </w:tcBorders>
           </w:tcPr>
           <w:p>
+            <w:pPr>
+              <w:spacing w:before="0" w:after="0" w:line="252" w:lineRule="auto"/>
+              <w:jc w:val="center"/>
+            </w:pPr>
             <w:r>
               <w:rPr>
                 <w:rFonts w:ascii="Times New Roman" w:hAnsi="Times New Roman"/>
+                <w:b/>
+                <w:color w:val="0F172A"/>
                 <w:sz w:val="14"/>
               </w:rPr>
               <w:t>UC-04</w:t>
@@ -4752,19 +6109,31 @@
         </w:tc>
         <w:tc>
           <w:tcPr>
-            <w:tcW w:type="dxa" w:w="2340"/>
+            <w:tcW w:type="dxa" w:w="2664"/>
             <w:tcMar>
               <w:top w:w="14" w:type="dxa"/>
               <w:bottom w:w="14" w:type="dxa"/>
-              <w:left w:w="30" w:type="dxa"/>
-              <w:right w:w="30" w:type="dxa"/>
+              <w:left w:w="25" w:type="dxa"/>
+              <w:right w:w="25" w:type="dxa"/>
             </w:tcMar>
             <w:shd w:fill="FFFFFF"/>
+            <w:tcBorders>
+              <w:top w:val="single" w:sz="4" w:space="0" w:color="CBD5E1"/>
+              <w:left w:val="single" w:sz="4" w:space="0" w:color="CBD5E1"/>
+              <w:bottom w:val="single" w:sz="4" w:space="0" w:color="CBD5E1"/>
+              <w:right w:val="single" w:sz="4" w:space="0" w:color="CBD5E1"/>
+            </w:tcBorders>
           </w:tcPr>
           <w:p>
+            <w:pPr>
+              <w:spacing w:before="0" w:after="0" w:line="252" w:lineRule="auto"/>
+              <w:jc w:val="left"/>
+            </w:pPr>
             <w:r>
               <w:rPr>
                 <w:rFonts w:ascii="Times New Roman" w:hAnsi="Times New Roman"/>
+                <w:b/>
+                <w:color w:val="0F172A"/>
                 <w:sz w:val="14"/>
               </w:rPr>
               <w:t>Train &amp; Tune K-Means Model</w:t>
@@ -4773,19 +6142,31 @@
         </w:tc>
         <w:tc>
           <w:tcPr>
-            <w:tcW w:type="dxa" w:w="2340"/>
+            <w:tcW w:type="dxa" w:w="2160"/>
             <w:tcMar>
               <w:top w:w="14" w:type="dxa"/>
               <w:bottom w:w="14" w:type="dxa"/>
-              <w:left w:w="30" w:type="dxa"/>
-              <w:right w:w="30" w:type="dxa"/>
+              <w:left w:w="25" w:type="dxa"/>
+              <w:right w:w="25" w:type="dxa"/>
             </w:tcMar>
             <w:shd w:fill="FFFFFF"/>
+            <w:tcBorders>
+              <w:top w:val="single" w:sz="4" w:space="0" w:color="CBD5E1"/>
+              <w:left w:val="single" w:sz="4" w:space="0" w:color="CBD5E1"/>
+              <w:bottom w:val="single" w:sz="4" w:space="0" w:color="CBD5E1"/>
+              <w:right w:val="single" w:sz="4" w:space="0" w:color="CBD5E1"/>
+            </w:tcBorders>
           </w:tcPr>
           <w:p>
+            <w:pPr>
+              <w:spacing w:before="0" w:after="0" w:line="252" w:lineRule="auto"/>
+              <w:jc w:val="left"/>
+            </w:pPr>
             <w:r>
               <w:rPr>
                 <w:rFonts w:ascii="Times New Roman" w:hAnsi="Times New Roman"/>
+                <w:b w:val="0"/>
+                <w:color w:val="0F172A"/>
                 <w:sz w:val="14"/>
               </w:rPr>
               <w:t>Data Scientist</w:t>
@@ -4794,19 +6175,31 @@
         </w:tc>
         <w:tc>
           <w:tcPr>
-            <w:tcW w:type="dxa" w:w="2340"/>
+            <w:tcW w:type="dxa" w:w="3456"/>
             <w:tcMar>
               <w:top w:w="14" w:type="dxa"/>
               <w:bottom w:w="14" w:type="dxa"/>
-              <w:left w:w="30" w:type="dxa"/>
-              <w:right w:w="30" w:type="dxa"/>
+              <w:left w:w="25" w:type="dxa"/>
+              <w:right w:w="25" w:type="dxa"/>
             </w:tcMar>
             <w:shd w:fill="FFFFFF"/>
+            <w:tcBorders>
+              <w:top w:val="single" w:sz="4" w:space="0" w:color="CBD5E1"/>
+              <w:left w:val="single" w:sz="4" w:space="0" w:color="CBD5E1"/>
+              <w:bottom w:val="single" w:sz="4" w:space="0" w:color="CBD5E1"/>
+              <w:right w:val="single" w:sz="4" w:space="0" w:color="CBD5E1"/>
+            </w:tcBorders>
           </w:tcPr>
           <w:p>
+            <w:pPr>
+              <w:spacing w:before="0" w:after="0" w:line="252" w:lineRule="auto"/>
+              <w:jc w:val="left"/>
+            </w:pPr>
             <w:r>
               <w:rPr>
                 <w:rFonts w:ascii="Times New Roman" w:hAnsi="Times New Roman"/>
+                <w:b w:val="0"/>
+                <w:color w:val="0F172A"/>
                 <w:sz w:val="14"/>
               </w:rPr>
               <w:t>Applies log1p + StandardScaler, evaluates Elbow/Silhouette, fits k=4.</w:t>
@@ -4817,19 +6210,31 @@
       <w:tr>
         <w:tc>
           <w:tcPr>
-            <w:tcW w:type="dxa" w:w="2340"/>
+            <w:tcW w:type="dxa" w:w="936"/>
             <w:tcMar>
               <w:top w:w="14" w:type="dxa"/>
               <w:bottom w:w="14" w:type="dxa"/>
-              <w:left w:w="30" w:type="dxa"/>
-              <w:right w:w="30" w:type="dxa"/>
+              <w:left w:w="25" w:type="dxa"/>
+              <w:right w:w="25" w:type="dxa"/>
             </w:tcMar>
             <w:shd w:fill="F8FAFC"/>
+            <w:tcBorders>
+              <w:top w:val="single" w:sz="4" w:space="0" w:color="CBD5E1"/>
+              <w:left w:val="single" w:sz="4" w:space="0" w:color="CBD5E1"/>
+              <w:bottom w:val="single" w:sz="4" w:space="0" w:color="CBD5E1"/>
+              <w:right w:val="single" w:sz="4" w:space="0" w:color="CBD5E1"/>
+            </w:tcBorders>
           </w:tcPr>
           <w:p>
+            <w:pPr>
+              <w:spacing w:before="0" w:after="0" w:line="252" w:lineRule="auto"/>
+              <w:jc w:val="center"/>
+            </w:pPr>
             <w:r>
               <w:rPr>
                 <w:rFonts w:ascii="Times New Roman" w:hAnsi="Times New Roman"/>
+                <w:b/>
+                <w:color w:val="0F172A"/>
                 <w:sz w:val="14"/>
               </w:rPr>
               <w:t>UC-05</w:t>
@@ -4838,19 +6243,31 @@
         </w:tc>
         <w:tc>
           <w:tcPr>
-            <w:tcW w:type="dxa" w:w="2340"/>
+            <w:tcW w:type="dxa" w:w="2664"/>
             <w:tcMar>
               <w:top w:w="14" w:type="dxa"/>
               <w:bottom w:w="14" w:type="dxa"/>
-              <w:left w:w="30" w:type="dxa"/>
-              <w:right w:w="30" w:type="dxa"/>
+              <w:left w:w="25" w:type="dxa"/>
+              <w:right w:w="25" w:type="dxa"/>
             </w:tcMar>
             <w:shd w:fill="F8FAFC"/>
+            <w:tcBorders>
+              <w:top w:val="single" w:sz="4" w:space="0" w:color="CBD5E1"/>
+              <w:left w:val="single" w:sz="4" w:space="0" w:color="CBD5E1"/>
+              <w:bottom w:val="single" w:sz="4" w:space="0" w:color="CBD5E1"/>
+              <w:right w:val="single" w:sz="4" w:space="0" w:color="CBD5E1"/>
+            </w:tcBorders>
           </w:tcPr>
           <w:p>
+            <w:pPr>
+              <w:spacing w:before="0" w:after="0" w:line="252" w:lineRule="auto"/>
+              <w:jc w:val="left"/>
+            </w:pPr>
             <w:r>
               <w:rPr>
                 <w:rFonts w:ascii="Times New Roman" w:hAnsi="Times New Roman"/>
+                <w:b/>
+                <w:color w:val="0F172A"/>
                 <w:sz w:val="14"/>
               </w:rPr>
               <w:t>Inspect Executive KPI Metrics</w:t>
@@ -4859,19 +6276,31 @@
         </w:tc>
         <w:tc>
           <w:tcPr>
-            <w:tcW w:type="dxa" w:w="2340"/>
+            <w:tcW w:type="dxa" w:w="2160"/>
             <w:tcMar>
               <w:top w:w="14" w:type="dxa"/>
               <w:bottom w:w="14" w:type="dxa"/>
-              <w:left w:w="30" w:type="dxa"/>
-              <w:right w:w="30" w:type="dxa"/>
+              <w:left w:w="25" w:type="dxa"/>
+              <w:right w:w="25" w:type="dxa"/>
             </w:tcMar>
             <w:shd w:fill="F8FAFC"/>
+            <w:tcBorders>
+              <w:top w:val="single" w:sz="4" w:space="0" w:color="CBD5E1"/>
+              <w:left w:val="single" w:sz="4" w:space="0" w:color="CBD5E1"/>
+              <w:bottom w:val="single" w:sz="4" w:space="0" w:color="CBD5E1"/>
+              <w:right w:val="single" w:sz="4" w:space="0" w:color="CBD5E1"/>
+            </w:tcBorders>
           </w:tcPr>
           <w:p>
+            <w:pPr>
+              <w:spacing w:before="0" w:after="0" w:line="252" w:lineRule="auto"/>
+              <w:jc w:val="left"/>
+            </w:pPr>
             <w:r>
               <w:rPr>
                 <w:rFonts w:ascii="Times New Roman" w:hAnsi="Times New Roman"/>
+                <w:b w:val="0"/>
+                <w:color w:val="0F172A"/>
                 <w:sz w:val="14"/>
               </w:rPr>
               <w:t>Commercial Executive</w:t>
@@ -4880,19 +6309,31 @@
         </w:tc>
         <w:tc>
           <w:tcPr>
-            <w:tcW w:type="dxa" w:w="2340"/>
+            <w:tcW w:type="dxa" w:w="3456"/>
             <w:tcMar>
               <w:top w:w="14" w:type="dxa"/>
               <w:bottom w:w="14" w:type="dxa"/>
-              <w:left w:w="30" w:type="dxa"/>
-              <w:right w:w="30" w:type="dxa"/>
+              <w:left w:w="25" w:type="dxa"/>
+              <w:right w:w="25" w:type="dxa"/>
             </w:tcMar>
             <w:shd w:fill="F8FAFC"/>
+            <w:tcBorders>
+              <w:top w:val="single" w:sz="4" w:space="0" w:color="CBD5E1"/>
+              <w:left w:val="single" w:sz="4" w:space="0" w:color="CBD5E1"/>
+              <w:bottom w:val="single" w:sz="4" w:space="0" w:color="CBD5E1"/>
+              <w:right w:val="single" w:sz="4" w:space="0" w:color="CBD5E1"/>
+            </w:tcBorders>
           </w:tcPr>
           <w:p>
+            <w:pPr>
+              <w:spacing w:before="0" w:after="0" w:line="252" w:lineRule="auto"/>
+              <w:jc w:val="left"/>
+            </w:pPr>
             <w:r>
               <w:rPr>
                 <w:rFonts w:ascii="Times New Roman" w:hAnsi="Times New Roman"/>
+                <w:b w:val="0"/>
+                <w:color w:val="0F172A"/>
                 <w:sz w:val="14"/>
               </w:rPr>
               <w:t>Monitors portfolio spend ($65k), Champions share (72.5%), at-risk capital.</w:t>
@@ -4903,19 +6344,31 @@
       <w:tr>
         <w:tc>
           <w:tcPr>
-            <w:tcW w:type="dxa" w:w="2340"/>
+            <w:tcW w:type="dxa" w:w="936"/>
             <w:tcMar>
               <w:top w:w="14" w:type="dxa"/>
               <w:bottom w:w="14" w:type="dxa"/>
-              <w:left w:w="30" w:type="dxa"/>
-              <w:right w:w="30" w:type="dxa"/>
+              <w:left w:w="25" w:type="dxa"/>
+              <w:right w:w="25" w:type="dxa"/>
             </w:tcMar>
             <w:shd w:fill="FFFFFF"/>
+            <w:tcBorders>
+              <w:top w:val="single" w:sz="4" w:space="0" w:color="CBD5E1"/>
+              <w:left w:val="single" w:sz="4" w:space="0" w:color="CBD5E1"/>
+              <w:bottom w:val="single" w:sz="4" w:space="0" w:color="CBD5E1"/>
+              <w:right w:val="single" w:sz="4" w:space="0" w:color="CBD5E1"/>
+            </w:tcBorders>
           </w:tcPr>
           <w:p>
+            <w:pPr>
+              <w:spacing w:before="0" w:after="0" w:line="252" w:lineRule="auto"/>
+              <w:jc w:val="center"/>
+            </w:pPr>
             <w:r>
               <w:rPr>
                 <w:rFonts w:ascii="Times New Roman" w:hAnsi="Times New Roman"/>
+                <w:b/>
+                <w:color w:val="0F172A"/>
                 <w:sz w:val="14"/>
               </w:rPr>
               <w:t>UC-06</w:t>
@@ -4924,19 +6377,31 @@
         </w:tc>
         <w:tc>
           <w:tcPr>
-            <w:tcW w:type="dxa" w:w="2340"/>
+            <w:tcW w:type="dxa" w:w="2664"/>
             <w:tcMar>
               <w:top w:w="14" w:type="dxa"/>
               <w:bottom w:w="14" w:type="dxa"/>
-              <w:left w:w="30" w:type="dxa"/>
-              <w:right w:w="30" w:type="dxa"/>
+              <w:left w:w="25" w:type="dxa"/>
+              <w:right w:w="25" w:type="dxa"/>
             </w:tcMar>
             <w:shd w:fill="FFFFFF"/>
+            <w:tcBorders>
+              <w:top w:val="single" w:sz="4" w:space="0" w:color="CBD5E1"/>
+              <w:left w:val="single" w:sz="4" w:space="0" w:color="CBD5E1"/>
+              <w:bottom w:val="single" w:sz="4" w:space="0" w:color="CBD5E1"/>
+              <w:right w:val="single" w:sz="4" w:space="0" w:color="CBD5E1"/>
+            </w:tcBorders>
           </w:tcPr>
           <w:p>
+            <w:pPr>
+              <w:spacing w:before="0" w:after="0" w:line="252" w:lineRule="auto"/>
+              <w:jc w:val="left"/>
+            </w:pPr>
             <w:r>
               <w:rPr>
                 <w:rFonts w:ascii="Times New Roman" w:hAnsi="Times New Roman"/>
+                <w:b/>
+                <w:color w:val="0F172A"/>
                 <w:sz w:val="14"/>
               </w:rPr>
               <w:t>Export Targeted CRM Audiences</w:t>
@@ -4945,19 +6410,31 @@
         </w:tc>
         <w:tc>
           <w:tcPr>
-            <w:tcW w:type="dxa" w:w="2340"/>
+            <w:tcW w:type="dxa" w:w="2160"/>
             <w:tcMar>
               <w:top w:w="14" w:type="dxa"/>
               <w:bottom w:w="14" w:type="dxa"/>
-              <w:left w:w="30" w:type="dxa"/>
-              <w:right w:w="30" w:type="dxa"/>
+              <w:left w:w="25" w:type="dxa"/>
+              <w:right w:w="25" w:type="dxa"/>
             </w:tcMar>
             <w:shd w:fill="FFFFFF"/>
+            <w:tcBorders>
+              <w:top w:val="single" w:sz="4" w:space="0" w:color="CBD5E1"/>
+              <w:left w:val="single" w:sz="4" w:space="0" w:color="CBD5E1"/>
+              <w:bottom w:val="single" w:sz="4" w:space="0" w:color="CBD5E1"/>
+              <w:right w:val="single" w:sz="4" w:space="0" w:color="CBD5E1"/>
+            </w:tcBorders>
           </w:tcPr>
           <w:p>
+            <w:pPr>
+              <w:spacing w:before="0" w:after="0" w:line="252" w:lineRule="auto"/>
+              <w:jc w:val="left"/>
+            </w:pPr>
             <w:r>
               <w:rPr>
                 <w:rFonts w:ascii="Times New Roman" w:hAnsi="Times New Roman"/>
+                <w:b w:val="0"/>
+                <w:color w:val="0F172A"/>
                 <w:sz w:val="14"/>
               </w:rPr>
               <w:t>Marketing Manager</w:t>
@@ -4966,19 +6443,31 @@
         </w:tc>
         <w:tc>
           <w:tcPr>
-            <w:tcW w:type="dxa" w:w="2340"/>
+            <w:tcW w:type="dxa" w:w="3456"/>
             <w:tcMar>
               <w:top w:w="14" w:type="dxa"/>
               <w:bottom w:w="14" w:type="dxa"/>
-              <w:left w:w="30" w:type="dxa"/>
-              <w:right w:w="30" w:type="dxa"/>
+              <w:left w:w="25" w:type="dxa"/>
+              <w:right w:w="25" w:type="dxa"/>
             </w:tcMar>
             <w:shd w:fill="FFFFFF"/>
+            <w:tcBorders>
+              <w:top w:val="single" w:sz="4" w:space="0" w:color="CBD5E1"/>
+              <w:left w:val="single" w:sz="4" w:space="0" w:color="CBD5E1"/>
+              <w:bottom w:val="single" w:sz="4" w:space="0" w:color="CBD5E1"/>
+              <w:right w:val="single" w:sz="4" w:space="0" w:color="CBD5E1"/>
+            </w:tcBorders>
           </w:tcPr>
           <w:p>
+            <w:pPr>
+              <w:spacing w:before="0" w:after="0" w:line="252" w:lineRule="auto"/>
+              <w:jc w:val="left"/>
+            </w:pPr>
             <w:r>
               <w:rPr>
                 <w:rFonts w:ascii="Times New Roman" w:hAnsi="Times New Roman"/>
+                <w:b w:val="0"/>
+                <w:color w:val="0F172A"/>
                 <w:sz w:val="14"/>
               </w:rPr>
               <w:t>Filters segments in activation ledger and exports audience lists for campaigns.</w:t>
@@ -4989,38 +6478,7 @@
     </w:tbl>
     <w:p>
       <w:pPr>
-        <w:keepNext/>
-        <w:spacing w:before="60" w:after="20"/>
-        <w:jc w:val="left"/>
-      </w:pPr>
-      <w:r>
-        <w:rPr>
-          <w:rFonts w:ascii="Times New Roman" w:hAnsi="Times New Roman"/>
-          <w:b/>
-          <w:color w:val="0F172A"/>
-          <w:sz w:val="25"/>
-        </w:rPr>
-        <w:t>MILESTONE EVALUATION SUMMARY (24/09/2026)</w:t>
-      </w:r>
-    </w:p>
-    <w:p>
-      <w:pPr>
-        <w:spacing w:before="0" w:after="40" w:line="264" w:lineRule="auto"/>
-        <w:jc w:val="both"/>
-      </w:pPr>
-      <w:r>
-        <w:rPr>
-          <w:rFonts w:ascii="Times New Roman" w:hAnsi="Times New Roman"/>
-          <w:i w:val="0"/>
-          <w:color w:val="0F172A"/>
-          <w:sz w:val="22"/>
-        </w:rPr>
-        <w:t>This submission formally completes the First Progress Work milestone (10 Marks) scheduled for 24/09/2026 for B.Sc. in AI and Data Science (Semester V) at Institute of Advanced Research (IAR). All required index sections (1.1, 1.2, 1.3, 2.1, and 2.2) have been fully developed and validated.</w:t>
-      </w:r>
-    </w:p>
-    <w:p>
-      <w:pPr>
-        <w:spacing w:before="50" w:after="80"/>
+        <w:spacing w:before="40" w:after="60"/>
         <w:jc w:val="center"/>
       </w:pPr>
       <w:r>
@@ -5030,7 +6488,7 @@
           <w:color w:val="475569"/>
           <w:sz w:val="19"/>
         </w:rPr>
-        <w:t>Table 2.2: Project Progress Work Evaluation &amp; Milestone Tracking</w:t>
+        <w:t>Table 2.2: Project Progress Work Evaluation Schedule (24/09/2026 Milestone)</w:t>
       </w:r>
     </w:p>
     <w:tbl>
@@ -5040,19 +6498,29 @@
         <w:tblLook w:firstColumn="1" w:firstRow="1" w:lastColumn="0" w:lastRow="0" w:noHBand="0" w:noVBand="1" w:val="04A0"/>
       </w:tblPr>
       <w:tblGrid>
-        <w:gridCol w:w="1872"/>
-        <w:gridCol w:w="1872"/>
-        <w:gridCol w:w="1872"/>
-        <w:gridCol w:w="1872"/>
-        <w:gridCol w:w="1872"/>
+        <w:gridCol w:w="1901"/>
+        <w:gridCol w:w="1901"/>
+        <w:gridCol w:w="1901"/>
+        <w:gridCol w:w="1901"/>
+        <w:gridCol w:w="1901"/>
       </w:tblGrid>
       <w:tr>
         <w:tc>
           <w:tcPr>
-            <w:tcW w:type="dxa" w:w="1872"/>
+            <w:tcW w:type="dxa" w:w="1296"/>
             <w:shd w:fill="7A003C"/>
+            <w:tcBorders>
+              <w:top w:val="single" w:sz="4" w:space="0" w:color="CBD5E1"/>
+              <w:left w:val="single" w:sz="4" w:space="0" w:color="CBD5E1"/>
+              <w:bottom w:val="single" w:sz="4" w:space="0" w:color="CBD5E1"/>
+              <w:right w:val="single" w:sz="4" w:space="0" w:color="CBD5E1"/>
+            </w:tcBorders>
           </w:tcPr>
           <w:p>
+            <w:pPr>
+              <w:spacing w:before="0" w:after="0" w:line="252" w:lineRule="auto"/>
+              <w:jc w:val="center"/>
+            </w:pPr>
             <w:r>
               <w:rPr>
                 <w:rFonts w:ascii="Times New Roman" w:hAnsi="Times New Roman"/>
@@ -5066,10 +6534,20 @@
         </w:tc>
         <w:tc>
           <w:tcPr>
-            <w:tcW w:type="dxa" w:w="1872"/>
+            <w:tcW w:type="dxa" w:w="2448"/>
             <w:shd w:fill="7A003C"/>
+            <w:tcBorders>
+              <w:top w:val="single" w:sz="4" w:space="0" w:color="CBD5E1"/>
+              <w:left w:val="single" w:sz="4" w:space="0" w:color="CBD5E1"/>
+              <w:bottom w:val="single" w:sz="4" w:space="0" w:color="CBD5E1"/>
+              <w:right w:val="single" w:sz="4" w:space="0" w:color="CBD5E1"/>
+            </w:tcBorders>
           </w:tcPr>
           <w:p>
+            <w:pPr>
+              <w:spacing w:before="0" w:after="0" w:line="252" w:lineRule="auto"/>
+              <w:jc w:val="center"/>
+            </w:pPr>
             <w:r>
               <w:rPr>
                 <w:rFonts w:ascii="Times New Roman" w:hAnsi="Times New Roman"/>
@@ -5085,8 +6563,18 @@
           <w:tcPr>
             <w:tcW w:type="dxa" w:w="1872"/>
             <w:shd w:fill="7A003C"/>
+            <w:tcBorders>
+              <w:top w:val="single" w:sz="4" w:space="0" w:color="CBD5E1"/>
+              <w:left w:val="single" w:sz="4" w:space="0" w:color="CBD5E1"/>
+              <w:bottom w:val="single" w:sz="4" w:space="0" w:color="CBD5E1"/>
+              <w:right w:val="single" w:sz="4" w:space="0" w:color="CBD5E1"/>
+            </w:tcBorders>
           </w:tcPr>
           <w:p>
+            <w:pPr>
+              <w:spacing w:before="0" w:after="0" w:line="252" w:lineRule="auto"/>
+              <w:jc w:val="center"/>
+            </w:pPr>
             <w:r>
               <w:rPr>
                 <w:rFonts w:ascii="Times New Roman" w:hAnsi="Times New Roman"/>
@@ -5100,10 +6588,20 @@
         </w:tc>
         <w:tc>
           <w:tcPr>
-            <w:tcW w:type="dxa" w:w="1872"/>
+            <w:tcW w:type="dxa" w:w="1008"/>
             <w:shd w:fill="7A003C"/>
+            <w:tcBorders>
+              <w:top w:val="single" w:sz="4" w:space="0" w:color="CBD5E1"/>
+              <w:left w:val="single" w:sz="4" w:space="0" w:color="CBD5E1"/>
+              <w:bottom w:val="single" w:sz="4" w:space="0" w:color="CBD5E1"/>
+              <w:right w:val="single" w:sz="4" w:space="0" w:color="CBD5E1"/>
+            </w:tcBorders>
           </w:tcPr>
           <w:p>
+            <w:pPr>
+              <w:spacing w:before="0" w:after="0" w:line="252" w:lineRule="auto"/>
+              <w:jc w:val="center"/>
+            </w:pPr>
             <w:r>
               <w:rPr>
                 <w:rFonts w:ascii="Times New Roman" w:hAnsi="Times New Roman"/>
@@ -5117,10 +6615,20 @@
         </w:tc>
         <w:tc>
           <w:tcPr>
-            <w:tcW w:type="dxa" w:w="1872"/>
+            <w:tcW w:type="dxa" w:w="2592"/>
             <w:shd w:fill="7A003C"/>
+            <w:tcBorders>
+              <w:top w:val="single" w:sz="4" w:space="0" w:color="CBD5E1"/>
+              <w:left w:val="single" w:sz="4" w:space="0" w:color="CBD5E1"/>
+              <w:bottom w:val="single" w:sz="4" w:space="0" w:color="CBD5E1"/>
+              <w:right w:val="single" w:sz="4" w:space="0" w:color="CBD5E1"/>
+            </w:tcBorders>
           </w:tcPr>
           <w:p>
+            <w:pPr>
+              <w:spacing w:before="0" w:after="0" w:line="252" w:lineRule="auto"/>
+              <w:jc w:val="center"/>
+            </w:pPr>
             <w:r>
               <w:rPr>
                 <w:rFonts w:ascii="Times New Roman" w:hAnsi="Times New Roman"/>
@@ -5136,20 +6644,31 @@
       <w:tr>
         <w:tc>
           <w:tcPr>
-            <w:tcW w:type="dxa" w:w="1872"/>
+            <w:tcW w:type="dxa" w:w="1296"/>
             <w:tcMar>
               <w:top w:w="14" w:type="dxa"/>
               <w:bottom w:w="14" w:type="dxa"/>
-              <w:left w:w="30" w:type="dxa"/>
-              <w:right w:w="30" w:type="dxa"/>
+              <w:left w:w="25" w:type="dxa"/>
+              <w:right w:w="25" w:type="dxa"/>
             </w:tcMar>
             <w:shd w:fill="DCFCE7"/>
+            <w:tcBorders>
+              <w:top w:val="single" w:sz="4" w:space="0" w:color="CBD5E1"/>
+              <w:left w:val="single" w:sz="4" w:space="0" w:color="CBD5E1"/>
+              <w:bottom w:val="single" w:sz="4" w:space="0" w:color="CBD5E1"/>
+              <w:right w:val="single" w:sz="4" w:space="0" w:color="CBD5E1"/>
+            </w:tcBorders>
           </w:tcPr>
           <w:p>
+            <w:pPr>
+              <w:spacing w:before="0" w:after="0" w:line="252" w:lineRule="auto"/>
+              <w:jc w:val="center"/>
+            </w:pPr>
             <w:r>
               <w:rPr>
                 <w:rFonts w:ascii="Times New Roman" w:hAnsi="Times New Roman"/>
-                <w:b/>
+                <w:b w:val="0"/>
+                <w:color w:val="0F172A"/>
                 <w:sz w:val="13"/>
               </w:rPr>
               <w:t>24/09/2026</w:t>
@@ -5158,20 +6677,31 @@
         </w:tc>
         <w:tc>
           <w:tcPr>
-            <w:tcW w:type="dxa" w:w="1872"/>
+            <w:tcW w:type="dxa" w:w="2448"/>
             <w:tcMar>
               <w:top w:w="14" w:type="dxa"/>
               <w:bottom w:w="14" w:type="dxa"/>
-              <w:left w:w="30" w:type="dxa"/>
-              <w:right w:w="30" w:type="dxa"/>
+              <w:left w:w="25" w:type="dxa"/>
+              <w:right w:w="25" w:type="dxa"/>
             </w:tcMar>
             <w:shd w:fill="DCFCE7"/>
+            <w:tcBorders>
+              <w:top w:val="single" w:sz="4" w:space="0" w:color="CBD5E1"/>
+              <w:left w:val="single" w:sz="4" w:space="0" w:color="CBD5E1"/>
+              <w:bottom w:val="single" w:sz="4" w:space="0" w:color="CBD5E1"/>
+              <w:right w:val="single" w:sz="4" w:space="0" w:color="CBD5E1"/>
+            </w:tcBorders>
           </w:tcPr>
           <w:p>
+            <w:pPr>
+              <w:spacing w:before="0" w:after="0" w:line="252" w:lineRule="auto"/>
+              <w:jc w:val="left"/>
+            </w:pPr>
             <w:r>
               <w:rPr>
                 <w:rFonts w:ascii="Times New Roman" w:hAnsi="Times New Roman"/>
                 <w:b/>
+                <w:color w:val="0F172A"/>
                 <w:sz w:val="13"/>
               </w:rPr>
               <w:t>First Progress Work</w:t>
@@ -5184,16 +6714,27 @@
             <w:tcMar>
               <w:top w:w="14" w:type="dxa"/>
               <w:bottom w:w="14" w:type="dxa"/>
-              <w:left w:w="30" w:type="dxa"/>
-              <w:right w:w="30" w:type="dxa"/>
+              <w:left w:w="25" w:type="dxa"/>
+              <w:right w:w="25" w:type="dxa"/>
             </w:tcMar>
             <w:shd w:fill="DCFCE7"/>
+            <w:tcBorders>
+              <w:top w:val="single" w:sz="4" w:space="0" w:color="CBD5E1"/>
+              <w:left w:val="single" w:sz="4" w:space="0" w:color="CBD5E1"/>
+              <w:bottom w:val="single" w:sz="4" w:space="0" w:color="CBD5E1"/>
+              <w:right w:val="single" w:sz="4" w:space="0" w:color="CBD5E1"/>
+            </w:tcBorders>
           </w:tcPr>
           <w:p>
+            <w:pPr>
+              <w:spacing w:before="0" w:after="0" w:line="252" w:lineRule="auto"/>
+              <w:jc w:val="center"/>
+            </w:pPr>
             <w:r>
               <w:rPr>
                 <w:rFonts w:ascii="Times New Roman" w:hAnsi="Times New Roman"/>
-                <w:b/>
+                <w:b w:val="0"/>
+                <w:color w:val="0F172A"/>
                 <w:sz w:val="13"/>
               </w:rPr>
               <w:t>1.1, 1.2, 1.3, 2.1, 2.2</w:t>
@@ -5202,20 +6743,31 @@
         </w:tc>
         <w:tc>
           <w:tcPr>
-            <w:tcW w:type="dxa" w:w="1872"/>
+            <w:tcW w:type="dxa" w:w="1008"/>
             <w:tcMar>
               <w:top w:w="14" w:type="dxa"/>
               <w:bottom w:w="14" w:type="dxa"/>
-              <w:left w:w="30" w:type="dxa"/>
-              <w:right w:w="30" w:type="dxa"/>
+              <w:left w:w="25" w:type="dxa"/>
+              <w:right w:w="25" w:type="dxa"/>
             </w:tcMar>
             <w:shd w:fill="DCFCE7"/>
+            <w:tcBorders>
+              <w:top w:val="single" w:sz="4" w:space="0" w:color="CBD5E1"/>
+              <w:left w:val="single" w:sz="4" w:space="0" w:color="CBD5E1"/>
+              <w:bottom w:val="single" w:sz="4" w:space="0" w:color="CBD5E1"/>
+              <w:right w:val="single" w:sz="4" w:space="0" w:color="CBD5E1"/>
+            </w:tcBorders>
           </w:tcPr>
           <w:p>
+            <w:pPr>
+              <w:spacing w:before="0" w:after="0" w:line="252" w:lineRule="auto"/>
+              <w:jc w:val="center"/>
+            </w:pPr>
             <w:r>
               <w:rPr>
                 <w:rFonts w:ascii="Times New Roman" w:hAnsi="Times New Roman"/>
-                <w:b/>
+                <w:b w:val="0"/>
+                <w:color w:val="0F172A"/>
                 <w:sz w:val="13"/>
               </w:rPr>
               <w:t>10 Marks</w:t>
@@ -5224,20 +6776,31 @@
         </w:tc>
         <w:tc>
           <w:tcPr>
-            <w:tcW w:type="dxa" w:w="1872"/>
+            <w:tcW w:type="dxa" w:w="2592"/>
             <w:tcMar>
               <w:top w:w="14" w:type="dxa"/>
               <w:bottom w:w="14" w:type="dxa"/>
-              <w:left w:w="30" w:type="dxa"/>
-              <w:right w:w="30" w:type="dxa"/>
+              <w:left w:w="25" w:type="dxa"/>
+              <w:right w:w="25" w:type="dxa"/>
             </w:tcMar>
             <w:shd w:fill="DCFCE7"/>
+            <w:tcBorders>
+              <w:top w:val="single" w:sz="4" w:space="0" w:color="CBD5E1"/>
+              <w:left w:val="single" w:sz="4" w:space="0" w:color="CBD5E1"/>
+              <w:bottom w:val="single" w:sz="4" w:space="0" w:color="CBD5E1"/>
+              <w:right w:val="single" w:sz="4" w:space="0" w:color="CBD5E1"/>
+            </w:tcBorders>
           </w:tcPr>
           <w:p>
+            <w:pPr>
+              <w:spacing w:before="0" w:after="0" w:line="252" w:lineRule="auto"/>
+              <w:jc w:val="left"/>
+            </w:pPr>
             <w:r>
               <w:rPr>
                 <w:rFonts w:ascii="Times New Roman" w:hAnsi="Times New Roman"/>
                 <w:b/>
+                <w:color w:val="0F172A"/>
                 <w:sz w:val="13"/>
               </w:rPr>
               <w:t>COMPLETED (Current Submission)</w:t>
@@ -5248,19 +6811,31 @@
       <w:tr>
         <w:tc>
           <w:tcPr>
-            <w:tcW w:type="dxa" w:w="1872"/>
+            <w:tcW w:type="dxa" w:w="1296"/>
             <w:tcMar>
               <w:top w:w="14" w:type="dxa"/>
               <w:bottom w:w="14" w:type="dxa"/>
-              <w:left w:w="30" w:type="dxa"/>
-              <w:right w:w="30" w:type="dxa"/>
+              <w:left w:w="25" w:type="dxa"/>
+              <w:right w:w="25" w:type="dxa"/>
             </w:tcMar>
             <w:shd w:fill="FFFFFF"/>
+            <w:tcBorders>
+              <w:top w:val="single" w:sz="4" w:space="0" w:color="CBD5E1"/>
+              <w:left w:val="single" w:sz="4" w:space="0" w:color="CBD5E1"/>
+              <w:bottom w:val="single" w:sz="4" w:space="0" w:color="CBD5E1"/>
+              <w:right w:val="single" w:sz="4" w:space="0" w:color="CBD5E1"/>
+            </w:tcBorders>
           </w:tcPr>
           <w:p>
+            <w:pPr>
+              <w:spacing w:before="0" w:after="0" w:line="252" w:lineRule="auto"/>
+              <w:jc w:val="center"/>
+            </w:pPr>
             <w:r>
               <w:rPr>
                 <w:rFonts w:ascii="Times New Roman" w:hAnsi="Times New Roman"/>
+                <w:b w:val="0"/>
+                <w:color w:val="0F172A"/>
                 <w:sz w:val="13"/>
               </w:rPr>
               <w:t>13/10/2026</w:t>
@@ -5269,19 +6844,31 @@
         </w:tc>
         <w:tc>
           <w:tcPr>
-            <w:tcW w:type="dxa" w:w="1872"/>
+            <w:tcW w:type="dxa" w:w="2448"/>
             <w:tcMar>
               <w:top w:w="14" w:type="dxa"/>
               <w:bottom w:w="14" w:type="dxa"/>
-              <w:left w:w="30" w:type="dxa"/>
-              <w:right w:w="30" w:type="dxa"/>
+              <w:left w:w="25" w:type="dxa"/>
+              <w:right w:w="25" w:type="dxa"/>
             </w:tcMar>
             <w:shd w:fill="FFFFFF"/>
+            <w:tcBorders>
+              <w:top w:val="single" w:sz="4" w:space="0" w:color="CBD5E1"/>
+              <w:left w:val="single" w:sz="4" w:space="0" w:color="CBD5E1"/>
+              <w:bottom w:val="single" w:sz="4" w:space="0" w:color="CBD5E1"/>
+              <w:right w:val="single" w:sz="4" w:space="0" w:color="CBD5E1"/>
+            </w:tcBorders>
           </w:tcPr>
           <w:p>
+            <w:pPr>
+              <w:spacing w:before="0" w:after="0" w:line="252" w:lineRule="auto"/>
+              <w:jc w:val="left"/>
+            </w:pPr>
             <w:r>
               <w:rPr>
                 <w:rFonts w:ascii="Times New Roman" w:hAnsi="Times New Roman"/>
+                <w:b w:val="0"/>
+                <w:color w:val="0F172A"/>
                 <w:sz w:val="13"/>
               </w:rPr>
               <w:t>Mid-Term Exam (Second Progress)</w:t>
@@ -5294,15 +6881,27 @@
             <w:tcMar>
               <w:top w:w="14" w:type="dxa"/>
               <w:bottom w:w="14" w:type="dxa"/>
-              <w:left w:w="30" w:type="dxa"/>
-              <w:right w:w="30" w:type="dxa"/>
+              <w:left w:w="25" w:type="dxa"/>
+              <w:right w:w="25" w:type="dxa"/>
             </w:tcMar>
             <w:shd w:fill="FFFFFF"/>
+            <w:tcBorders>
+              <w:top w:val="single" w:sz="4" w:space="0" w:color="CBD5E1"/>
+              <w:left w:val="single" w:sz="4" w:space="0" w:color="CBD5E1"/>
+              <w:bottom w:val="single" w:sz="4" w:space="0" w:color="CBD5E1"/>
+              <w:right w:val="single" w:sz="4" w:space="0" w:color="CBD5E1"/>
+            </w:tcBorders>
           </w:tcPr>
           <w:p>
+            <w:pPr>
+              <w:spacing w:before="0" w:after="0" w:line="252" w:lineRule="auto"/>
+              <w:jc w:val="center"/>
+            </w:pPr>
             <w:r>
               <w:rPr>
                 <w:rFonts w:ascii="Times New Roman" w:hAnsi="Times New Roman"/>
+                <w:b w:val="0"/>
+                <w:color w:val="0F172A"/>
                 <w:sz w:val="13"/>
               </w:rPr>
               <w:t>2.3, 2.4, 3.1, 4.1</w:t>
@@ -5311,19 +6910,31 @@
         </w:tc>
         <w:tc>
           <w:tcPr>
-            <w:tcW w:type="dxa" w:w="1872"/>
+            <w:tcW w:type="dxa" w:w="1008"/>
             <w:tcMar>
               <w:top w:w="14" w:type="dxa"/>
               <w:bottom w:w="14" w:type="dxa"/>
-              <w:left w:w="30" w:type="dxa"/>
-              <w:right w:w="30" w:type="dxa"/>
+              <w:left w:w="25" w:type="dxa"/>
+              <w:right w:w="25" w:type="dxa"/>
             </w:tcMar>
             <w:shd w:fill="FFFFFF"/>
+            <w:tcBorders>
+              <w:top w:val="single" w:sz="4" w:space="0" w:color="CBD5E1"/>
+              <w:left w:val="single" w:sz="4" w:space="0" w:color="CBD5E1"/>
+              <w:bottom w:val="single" w:sz="4" w:space="0" w:color="CBD5E1"/>
+              <w:right w:val="single" w:sz="4" w:space="0" w:color="CBD5E1"/>
+            </w:tcBorders>
           </w:tcPr>
           <w:p>
+            <w:pPr>
+              <w:spacing w:before="0" w:after="0" w:line="252" w:lineRule="auto"/>
+              <w:jc w:val="center"/>
+            </w:pPr>
             <w:r>
               <w:rPr>
                 <w:rFonts w:ascii="Times New Roman" w:hAnsi="Times New Roman"/>
+                <w:b w:val="0"/>
+                <w:color w:val="0F172A"/>
                 <w:sz w:val="13"/>
               </w:rPr>
               <w:t>20 Marks</w:t>
@@ -5332,19 +6943,31 @@
         </w:tc>
         <w:tc>
           <w:tcPr>
-            <w:tcW w:type="dxa" w:w="1872"/>
+            <w:tcW w:type="dxa" w:w="2592"/>
             <w:tcMar>
               <w:top w:w="14" w:type="dxa"/>
               <w:bottom w:w="14" w:type="dxa"/>
-              <w:left w:w="30" w:type="dxa"/>
-              <w:right w:w="30" w:type="dxa"/>
+              <w:left w:w="25" w:type="dxa"/>
+              <w:right w:w="25" w:type="dxa"/>
             </w:tcMar>
             <w:shd w:fill="FFFFFF"/>
+            <w:tcBorders>
+              <w:top w:val="single" w:sz="4" w:space="0" w:color="CBD5E1"/>
+              <w:left w:val="single" w:sz="4" w:space="0" w:color="CBD5E1"/>
+              <w:bottom w:val="single" w:sz="4" w:space="0" w:color="CBD5E1"/>
+              <w:right w:val="single" w:sz="4" w:space="0" w:color="CBD5E1"/>
+            </w:tcBorders>
           </w:tcPr>
           <w:p>
+            <w:pPr>
+              <w:spacing w:before="0" w:after="0" w:line="252" w:lineRule="auto"/>
+              <w:jc w:val="left"/>
+            </w:pPr>
             <w:r>
               <w:rPr>
                 <w:rFonts w:ascii="Times New Roman" w:hAnsi="Times New Roman"/>
+                <w:b w:val="0"/>
+                <w:color w:val="0F172A"/>
                 <w:sz w:val="13"/>
               </w:rPr>
               <w:t>Scheduled for Next Milestone</w:t>
@@ -5355,19 +6978,31 @@
       <w:tr>
         <w:tc>
           <w:tcPr>
-            <w:tcW w:type="dxa" w:w="1872"/>
+            <w:tcW w:type="dxa" w:w="1296"/>
             <w:tcMar>
               <w:top w:w="14" w:type="dxa"/>
               <w:bottom w:w="14" w:type="dxa"/>
-              <w:left w:w="30" w:type="dxa"/>
-              <w:right w:w="30" w:type="dxa"/>
+              <w:left w:w="25" w:type="dxa"/>
+              <w:right w:w="25" w:type="dxa"/>
             </w:tcMar>
             <w:shd w:fill="F8FAFC"/>
+            <w:tcBorders>
+              <w:top w:val="single" w:sz="4" w:space="0" w:color="CBD5E1"/>
+              <w:left w:val="single" w:sz="4" w:space="0" w:color="CBD5E1"/>
+              <w:bottom w:val="single" w:sz="4" w:space="0" w:color="CBD5E1"/>
+              <w:right w:val="single" w:sz="4" w:space="0" w:color="CBD5E1"/>
+            </w:tcBorders>
           </w:tcPr>
           <w:p>
+            <w:pPr>
+              <w:spacing w:before="0" w:after="0" w:line="252" w:lineRule="auto"/>
+              <w:jc w:val="center"/>
+            </w:pPr>
             <w:r>
               <w:rPr>
                 <w:rFonts w:ascii="Times New Roman" w:hAnsi="Times New Roman"/>
+                <w:b w:val="0"/>
+                <w:color w:val="0F172A"/>
                 <w:sz w:val="13"/>
               </w:rPr>
               <w:t>27/10/2026</w:t>
@@ -5376,19 +7011,31 @@
         </w:tc>
         <w:tc>
           <w:tcPr>
-            <w:tcW w:type="dxa" w:w="1872"/>
+            <w:tcW w:type="dxa" w:w="2448"/>
             <w:tcMar>
               <w:top w:w="14" w:type="dxa"/>
               <w:bottom w:w="14" w:type="dxa"/>
-              <w:left w:w="30" w:type="dxa"/>
-              <w:right w:w="30" w:type="dxa"/>
+              <w:left w:w="25" w:type="dxa"/>
+              <w:right w:w="25" w:type="dxa"/>
             </w:tcMar>
             <w:shd w:fill="F8FAFC"/>
+            <w:tcBorders>
+              <w:top w:val="single" w:sz="4" w:space="0" w:color="CBD5E1"/>
+              <w:left w:val="single" w:sz="4" w:space="0" w:color="CBD5E1"/>
+              <w:bottom w:val="single" w:sz="4" w:space="0" w:color="CBD5E1"/>
+              <w:right w:val="single" w:sz="4" w:space="0" w:color="CBD5E1"/>
+            </w:tcBorders>
           </w:tcPr>
           <w:p>
+            <w:pPr>
+              <w:spacing w:before="0" w:after="0" w:line="252" w:lineRule="auto"/>
+              <w:jc w:val="left"/>
+            </w:pPr>
             <w:r>
               <w:rPr>
                 <w:rFonts w:ascii="Times New Roman" w:hAnsi="Times New Roman"/>
+                <w:b w:val="0"/>
+                <w:color w:val="0F172A"/>
                 <w:sz w:val="13"/>
               </w:rPr>
               <w:t>Third Progress Work</w:t>
@@ -5401,15 +7048,27 @@
             <w:tcMar>
               <w:top w:w="14" w:type="dxa"/>
               <w:bottom w:w="14" w:type="dxa"/>
-              <w:left w:w="30" w:type="dxa"/>
-              <w:right w:w="30" w:type="dxa"/>
+              <w:left w:w="25" w:type="dxa"/>
+              <w:right w:w="25" w:type="dxa"/>
             </w:tcMar>
             <w:shd w:fill="F8FAFC"/>
+            <w:tcBorders>
+              <w:top w:val="single" w:sz="4" w:space="0" w:color="CBD5E1"/>
+              <w:left w:val="single" w:sz="4" w:space="0" w:color="CBD5E1"/>
+              <w:bottom w:val="single" w:sz="4" w:space="0" w:color="CBD5E1"/>
+              <w:right w:val="single" w:sz="4" w:space="0" w:color="CBD5E1"/>
+            </w:tcBorders>
           </w:tcPr>
           <w:p>
+            <w:pPr>
+              <w:spacing w:before="0" w:after="0" w:line="252" w:lineRule="auto"/>
+              <w:jc w:val="center"/>
+            </w:pPr>
             <w:r>
               <w:rPr>
                 <w:rFonts w:ascii="Times New Roman" w:hAnsi="Times New Roman"/>
+                <w:b w:val="0"/>
+                <w:color w:val="0F172A"/>
                 <w:sz w:val="13"/>
               </w:rPr>
               <w:t>4.2, 4.3, 5.1, 5.2, 6.1</w:t>
@@ -5418,19 +7077,31 @@
         </w:tc>
         <w:tc>
           <w:tcPr>
-            <w:tcW w:type="dxa" w:w="1872"/>
+            <w:tcW w:type="dxa" w:w="1008"/>
             <w:tcMar>
               <w:top w:w="14" w:type="dxa"/>
               <w:bottom w:w="14" w:type="dxa"/>
-              <w:left w:w="30" w:type="dxa"/>
-              <w:right w:w="30" w:type="dxa"/>
+              <w:left w:w="25" w:type="dxa"/>
+              <w:right w:w="25" w:type="dxa"/>
             </w:tcMar>
             <w:shd w:fill="F8FAFC"/>
+            <w:tcBorders>
+              <w:top w:val="single" w:sz="4" w:space="0" w:color="CBD5E1"/>
+              <w:left w:val="single" w:sz="4" w:space="0" w:color="CBD5E1"/>
+              <w:bottom w:val="single" w:sz="4" w:space="0" w:color="CBD5E1"/>
+              <w:right w:val="single" w:sz="4" w:space="0" w:color="CBD5E1"/>
+            </w:tcBorders>
           </w:tcPr>
           <w:p>
+            <w:pPr>
+              <w:spacing w:before="0" w:after="0" w:line="252" w:lineRule="auto"/>
+              <w:jc w:val="center"/>
+            </w:pPr>
             <w:r>
               <w:rPr>
                 <w:rFonts w:ascii="Times New Roman" w:hAnsi="Times New Roman"/>
+                <w:b w:val="0"/>
+                <w:color w:val="0F172A"/>
                 <w:sz w:val="13"/>
               </w:rPr>
               <w:t>10 Marks</w:t>
@@ -5439,19 +7110,31 @@
         </w:tc>
         <w:tc>
           <w:tcPr>
-            <w:tcW w:type="dxa" w:w="1872"/>
+            <w:tcW w:type="dxa" w:w="2592"/>
             <w:tcMar>
               <w:top w:w="14" w:type="dxa"/>
               <w:bottom w:w="14" w:type="dxa"/>
-              <w:left w:w="30" w:type="dxa"/>
-              <w:right w:w="30" w:type="dxa"/>
+              <w:left w:w="25" w:type="dxa"/>
+              <w:right w:w="25" w:type="dxa"/>
             </w:tcMar>
             <w:shd w:fill="F8FAFC"/>
+            <w:tcBorders>
+              <w:top w:val="single" w:sz="4" w:space="0" w:color="CBD5E1"/>
+              <w:left w:val="single" w:sz="4" w:space="0" w:color="CBD5E1"/>
+              <w:bottom w:val="single" w:sz="4" w:space="0" w:color="CBD5E1"/>
+              <w:right w:val="single" w:sz="4" w:space="0" w:color="CBD5E1"/>
+            </w:tcBorders>
           </w:tcPr>
           <w:p>
+            <w:pPr>
+              <w:spacing w:before="0" w:after="0" w:line="252" w:lineRule="auto"/>
+              <w:jc w:val="left"/>
+            </w:pPr>
             <w:r>
               <w:rPr>
                 <w:rFonts w:ascii="Times New Roman" w:hAnsi="Times New Roman"/>
+                <w:b w:val="0"/>
+                <w:color w:val="0F172A"/>
                 <w:sz w:val="13"/>
               </w:rPr>
               <w:t>Scheduled for Third Milestone</w:t>
@@ -5462,19 +7145,31 @@
       <w:tr>
         <w:tc>
           <w:tcPr>
-            <w:tcW w:type="dxa" w:w="1872"/>
+            <w:tcW w:type="dxa" w:w="1296"/>
             <w:tcMar>
               <w:top w:w="14" w:type="dxa"/>
               <w:bottom w:w="14" w:type="dxa"/>
-              <w:left w:w="30" w:type="dxa"/>
-              <w:right w:w="30" w:type="dxa"/>
+              <w:left w:w="25" w:type="dxa"/>
+              <w:right w:w="25" w:type="dxa"/>
             </w:tcMar>
             <w:shd w:fill="FFFFFF"/>
+            <w:tcBorders>
+              <w:top w:val="single" w:sz="4" w:space="0" w:color="CBD5E1"/>
+              <w:left w:val="single" w:sz="4" w:space="0" w:color="CBD5E1"/>
+              <w:bottom w:val="single" w:sz="4" w:space="0" w:color="CBD5E1"/>
+              <w:right w:val="single" w:sz="4" w:space="0" w:color="CBD5E1"/>
+            </w:tcBorders>
           </w:tcPr>
           <w:p>
+            <w:pPr>
+              <w:spacing w:before="0" w:after="0" w:line="252" w:lineRule="auto"/>
+              <w:jc w:val="center"/>
+            </w:pPr>
             <w:r>
               <w:rPr>
                 <w:rFonts w:ascii="Times New Roman" w:hAnsi="Times New Roman"/>
+                <w:b w:val="0"/>
+                <w:color w:val="0F172A"/>
                 <w:sz w:val="13"/>
               </w:rPr>
               <w:t>06/11/2026</w:t>
@@ -5483,19 +7178,31 @@
         </w:tc>
         <w:tc>
           <w:tcPr>
-            <w:tcW w:type="dxa" w:w="1872"/>
+            <w:tcW w:type="dxa" w:w="2448"/>
             <w:tcMar>
               <w:top w:w="14" w:type="dxa"/>
               <w:bottom w:w="14" w:type="dxa"/>
-              <w:left w:w="30" w:type="dxa"/>
-              <w:right w:w="30" w:type="dxa"/>
+              <w:left w:w="25" w:type="dxa"/>
+              <w:right w:w="25" w:type="dxa"/>
             </w:tcMar>
             <w:shd w:fill="FFFFFF"/>
+            <w:tcBorders>
+              <w:top w:val="single" w:sz="4" w:space="0" w:color="CBD5E1"/>
+              <w:left w:val="single" w:sz="4" w:space="0" w:color="CBD5E1"/>
+              <w:bottom w:val="single" w:sz="4" w:space="0" w:color="CBD5E1"/>
+              <w:right w:val="single" w:sz="4" w:space="0" w:color="CBD5E1"/>
+            </w:tcBorders>
           </w:tcPr>
           <w:p>
+            <w:pPr>
+              <w:spacing w:before="0" w:after="0" w:line="252" w:lineRule="auto"/>
+              <w:jc w:val="left"/>
+            </w:pPr>
             <w:r>
               <w:rPr>
                 <w:rFonts w:ascii="Times New Roman" w:hAnsi="Times New Roman"/>
+                <w:b w:val="0"/>
+                <w:color w:val="0F172A"/>
                 <w:sz w:val="13"/>
               </w:rPr>
               <w:t>Report Submission (Spiral Binding)</w:t>
@@ -5508,15 +7215,27 @@
             <w:tcMar>
               <w:top w:w="14" w:type="dxa"/>
               <w:bottom w:w="14" w:type="dxa"/>
-              <w:left w:w="30" w:type="dxa"/>
-              <w:right w:w="30" w:type="dxa"/>
+              <w:left w:w="25" w:type="dxa"/>
+              <w:right w:w="25" w:type="dxa"/>
             </w:tcMar>
             <w:shd w:fill="FFFFFF"/>
+            <w:tcBorders>
+              <w:top w:val="single" w:sz="4" w:space="0" w:color="CBD5E1"/>
+              <w:left w:val="single" w:sz="4" w:space="0" w:color="CBD5E1"/>
+              <w:bottom w:val="single" w:sz="4" w:space="0" w:color="CBD5E1"/>
+              <w:right w:val="single" w:sz="4" w:space="0" w:color="CBD5E1"/>
+            </w:tcBorders>
           </w:tcPr>
           <w:p>
+            <w:pPr>
+              <w:spacing w:before="0" w:after="0" w:line="252" w:lineRule="auto"/>
+              <w:jc w:val="center"/>
+            </w:pPr>
             <w:r>
               <w:rPr>
                 <w:rFonts w:ascii="Times New Roman" w:hAnsi="Times New Roman"/>
+                <w:b w:val="0"/>
+                <w:color w:val="0F172A"/>
                 <w:sz w:val="13"/>
               </w:rPr>
               <w:t>Final Signed Spiral Copy</w:t>
@@ -5525,19 +7244,31 @@
         </w:tc>
         <w:tc>
           <w:tcPr>
-            <w:tcW w:type="dxa" w:w="1872"/>
+            <w:tcW w:type="dxa" w:w="1008"/>
             <w:tcMar>
               <w:top w:w="14" w:type="dxa"/>
               <w:bottom w:w="14" w:type="dxa"/>
-              <w:left w:w="30" w:type="dxa"/>
-              <w:right w:w="30" w:type="dxa"/>
+              <w:left w:w="25" w:type="dxa"/>
+              <w:right w:w="25" w:type="dxa"/>
             </w:tcMar>
             <w:shd w:fill="FFFFFF"/>
+            <w:tcBorders>
+              <w:top w:val="single" w:sz="4" w:space="0" w:color="CBD5E1"/>
+              <w:left w:val="single" w:sz="4" w:space="0" w:color="CBD5E1"/>
+              <w:bottom w:val="single" w:sz="4" w:space="0" w:color="CBD5E1"/>
+              <w:right w:val="single" w:sz="4" w:space="0" w:color="CBD5E1"/>
+            </w:tcBorders>
           </w:tcPr>
           <w:p>
+            <w:pPr>
+              <w:spacing w:before="0" w:after="0" w:line="252" w:lineRule="auto"/>
+              <w:jc w:val="center"/>
+            </w:pPr>
             <w:r>
               <w:rPr>
                 <w:rFonts w:ascii="Times New Roman" w:hAnsi="Times New Roman"/>
+                <w:b w:val="0"/>
+                <w:color w:val="0F172A"/>
                 <w:sz w:val="13"/>
               </w:rPr>
               <w:t>10 Marks</w:t>
@@ -5546,19 +7277,31 @@
         </w:tc>
         <w:tc>
           <w:tcPr>
-            <w:tcW w:type="dxa" w:w="1872"/>
+            <w:tcW w:type="dxa" w:w="2592"/>
             <w:tcMar>
               <w:top w:w="14" w:type="dxa"/>
               <w:bottom w:w="14" w:type="dxa"/>
-              <w:left w:w="30" w:type="dxa"/>
-              <w:right w:w="30" w:type="dxa"/>
+              <w:left w:w="25" w:type="dxa"/>
+              <w:right w:w="25" w:type="dxa"/>
             </w:tcMar>
             <w:shd w:fill="FFFFFF"/>
+            <w:tcBorders>
+              <w:top w:val="single" w:sz="4" w:space="0" w:color="CBD5E1"/>
+              <w:left w:val="single" w:sz="4" w:space="0" w:color="CBD5E1"/>
+              <w:bottom w:val="single" w:sz="4" w:space="0" w:color="CBD5E1"/>
+              <w:right w:val="single" w:sz="4" w:space="0" w:color="CBD5E1"/>
+            </w:tcBorders>
           </w:tcPr>
           <w:p>
+            <w:pPr>
+              <w:spacing w:before="0" w:after="0" w:line="252" w:lineRule="auto"/>
+              <w:jc w:val="left"/>
+            </w:pPr>
             <w:r>
               <w:rPr>
                 <w:rFonts w:ascii="Times New Roman" w:hAnsi="Times New Roman"/>
+                <w:b w:val="0"/>
+                <w:color w:val="0F172A"/>
                 <w:sz w:val="13"/>
               </w:rPr>
               <w:t>Scheduled for Final Submission</w:t>
@@ -5569,19 +7312,31 @@
       <w:tr>
         <w:tc>
           <w:tcPr>
-            <w:tcW w:type="dxa" w:w="1872"/>
+            <w:tcW w:type="dxa" w:w="1296"/>
             <w:tcMar>
               <w:top w:w="14" w:type="dxa"/>
               <w:bottom w:w="14" w:type="dxa"/>
-              <w:left w:w="30" w:type="dxa"/>
-              <w:right w:w="30" w:type="dxa"/>
+              <w:left w:w="25" w:type="dxa"/>
+              <w:right w:w="25" w:type="dxa"/>
             </w:tcMar>
             <w:shd w:fill="F8FAFC"/>
+            <w:tcBorders>
+              <w:top w:val="single" w:sz="4" w:space="0" w:color="CBD5E1"/>
+              <w:left w:val="single" w:sz="4" w:space="0" w:color="CBD5E1"/>
+              <w:bottom w:val="single" w:sz="4" w:space="0" w:color="CBD5E1"/>
+              <w:right w:val="single" w:sz="4" w:space="0" w:color="CBD5E1"/>
+            </w:tcBorders>
           </w:tcPr>
           <w:p>
+            <w:pPr>
+              <w:spacing w:before="0" w:after="0" w:line="252" w:lineRule="auto"/>
+              <w:jc w:val="center"/>
+            </w:pPr>
             <w:r>
               <w:rPr>
                 <w:rFonts w:ascii="Times New Roman" w:hAnsi="Times New Roman"/>
+                <w:b w:val="0"/>
+                <w:color w:val="0F172A"/>
                 <w:sz w:val="13"/>
               </w:rPr>
               <w:t>18-20/11/2026</w:t>
@@ -5590,19 +7345,31 @@
         </w:tc>
         <w:tc>
           <w:tcPr>
-            <w:tcW w:type="dxa" w:w="1872"/>
+            <w:tcW w:type="dxa" w:w="2448"/>
             <w:tcMar>
               <w:top w:w="14" w:type="dxa"/>
               <w:bottom w:w="14" w:type="dxa"/>
-              <w:left w:w="30" w:type="dxa"/>
-              <w:right w:w="30" w:type="dxa"/>
+              <w:left w:w="25" w:type="dxa"/>
+              <w:right w:w="25" w:type="dxa"/>
             </w:tcMar>
             <w:shd w:fill="F8FAFC"/>
+            <w:tcBorders>
+              <w:top w:val="single" w:sz="4" w:space="0" w:color="CBD5E1"/>
+              <w:left w:val="single" w:sz="4" w:space="0" w:color="CBD5E1"/>
+              <w:bottom w:val="single" w:sz="4" w:space="0" w:color="CBD5E1"/>
+              <w:right w:val="single" w:sz="4" w:space="0" w:color="CBD5E1"/>
+            </w:tcBorders>
           </w:tcPr>
           <w:p>
+            <w:pPr>
+              <w:spacing w:before="0" w:after="0" w:line="252" w:lineRule="auto"/>
+              <w:jc w:val="left"/>
+            </w:pPr>
             <w:r>
               <w:rPr>
                 <w:rFonts w:ascii="Times New Roman" w:hAnsi="Times New Roman"/>
+                <w:b w:val="0"/>
+                <w:color w:val="0F172A"/>
                 <w:sz w:val="13"/>
               </w:rPr>
               <w:t>Final Exam (SEE)</w:t>
@@ -5615,15 +7382,27 @@
             <w:tcMar>
               <w:top w:w="14" w:type="dxa"/>
               <w:bottom w:w="14" w:type="dxa"/>
-              <w:left w:w="30" w:type="dxa"/>
-              <w:right w:w="30" w:type="dxa"/>
+              <w:left w:w="25" w:type="dxa"/>
+              <w:right w:w="25" w:type="dxa"/>
             </w:tcMar>
             <w:shd w:fill="F8FAFC"/>
+            <w:tcBorders>
+              <w:top w:val="single" w:sz="4" w:space="0" w:color="CBD5E1"/>
+              <w:left w:val="single" w:sz="4" w:space="0" w:color="CBD5E1"/>
+              <w:bottom w:val="single" w:sz="4" w:space="0" w:color="CBD5E1"/>
+              <w:right w:val="single" w:sz="4" w:space="0" w:color="CBD5E1"/>
+            </w:tcBorders>
           </w:tcPr>
           <w:p>
+            <w:pPr>
+              <w:spacing w:before="0" w:after="0" w:line="252" w:lineRule="auto"/>
+              <w:jc w:val="center"/>
+            </w:pPr>
             <w:r>
               <w:rPr>
                 <w:rFonts w:ascii="Times New Roman" w:hAnsi="Times New Roman"/>
+                <w:b w:val="0"/>
+                <w:color w:val="0F172A"/>
                 <w:sz w:val="13"/>
               </w:rPr>
               <w:t>Exam &amp; Viva Voce</w:t>
@@ -5632,19 +7411,31 @@
         </w:tc>
         <w:tc>
           <w:tcPr>
-            <w:tcW w:type="dxa" w:w="1872"/>
+            <w:tcW w:type="dxa" w:w="1008"/>
             <w:tcMar>
               <w:top w:w="14" w:type="dxa"/>
               <w:bottom w:w="14" w:type="dxa"/>
-              <w:left w:w="30" w:type="dxa"/>
-              <w:right w:w="30" w:type="dxa"/>
+              <w:left w:w="25" w:type="dxa"/>
+              <w:right w:w="25" w:type="dxa"/>
             </w:tcMar>
             <w:shd w:fill="F8FAFC"/>
+            <w:tcBorders>
+              <w:top w:val="single" w:sz="4" w:space="0" w:color="CBD5E1"/>
+              <w:left w:val="single" w:sz="4" w:space="0" w:color="CBD5E1"/>
+              <w:bottom w:val="single" w:sz="4" w:space="0" w:color="CBD5E1"/>
+              <w:right w:val="single" w:sz="4" w:space="0" w:color="CBD5E1"/>
+            </w:tcBorders>
           </w:tcPr>
           <w:p>
+            <w:pPr>
+              <w:spacing w:before="0" w:after="0" w:line="252" w:lineRule="auto"/>
+              <w:jc w:val="center"/>
+            </w:pPr>
             <w:r>
               <w:rPr>
                 <w:rFonts w:ascii="Times New Roman" w:hAnsi="Times New Roman"/>
+                <w:b w:val="0"/>
+                <w:color w:val="0F172A"/>
                 <w:sz w:val="13"/>
               </w:rPr>
               <w:t>50 Marks</w:t>
@@ -5653,19 +7444,31 @@
         </w:tc>
         <w:tc>
           <w:tcPr>
-            <w:tcW w:type="dxa" w:w="1872"/>
+            <w:tcW w:type="dxa" w:w="2592"/>
             <w:tcMar>
               <w:top w:w="14" w:type="dxa"/>
               <w:bottom w:w="14" w:type="dxa"/>
-              <w:left w:w="30" w:type="dxa"/>
-              <w:right w:w="30" w:type="dxa"/>
+              <w:left w:w="25" w:type="dxa"/>
+              <w:right w:w="25" w:type="dxa"/>
             </w:tcMar>
             <w:shd w:fill="F8FAFC"/>
+            <w:tcBorders>
+              <w:top w:val="single" w:sz="4" w:space="0" w:color="CBD5E1"/>
+              <w:left w:val="single" w:sz="4" w:space="0" w:color="CBD5E1"/>
+              <w:bottom w:val="single" w:sz="4" w:space="0" w:color="CBD5E1"/>
+              <w:right w:val="single" w:sz="4" w:space="0" w:color="CBD5E1"/>
+            </w:tcBorders>
           </w:tcPr>
           <w:p>
+            <w:pPr>
+              <w:spacing w:before="0" w:after="0" w:line="252" w:lineRule="auto"/>
+              <w:jc w:val="left"/>
+            </w:pPr>
             <w:r>
               <w:rPr>
                 <w:rFonts w:ascii="Times New Roman" w:hAnsi="Times New Roman"/>
+                <w:b w:val="0"/>
+                <w:color w:val="0F172A"/>
                 <w:sz w:val="13"/>
               </w:rPr>
               <w:t>Scheduled for Semester Examination</w:t>
@@ -5676,7 +7479,7 @@
     </w:tbl>
     <w:sectPr>
       <w:pgSz w:w="12240" w:h="15840"/>
-      <w:pgMar w:top="1008" w:right="1224" w:bottom="1008" w:left="1656" w:header="720" w:footer="720" w:gutter="0"/>
+      <w:pgMar w:top="1080" w:right="1152" w:bottom="1080" w:left="1584" w:header="720" w:footer="720" w:gutter="0"/>
       <w:cols w:space="720"/>
       <w:docGrid w:linePitch="360"/>
     </w:sectPr>
@@ -6050,7 +7853,7 @@
     <w:rPr>
       <w:rFonts w:ascii="Times New Roman" w:hAnsi="Times New Roman"/>
       <w:color w:val="0F172A"/>
-      <w:sz w:val="22"/>
+      <w:sz w:val="24"/>
     </w:rPr>
   </w:style>
   <w:style w:type="paragraph" w:styleId="Header">

--- a/Deep_Koshiya_ProjectReport.docx
+++ b/Deep_Koshiya_ProjectReport.docx
@@ -210,7 +210,7 @@
                 <w:color w:val="0F172A"/>
                 <w:sz w:val="18"/>
               </w:rPr>
-              <w:t>SECOND PROGRESS WORK / MID-TERM EXAMINATION EVALUATION</w:t>
+              <w:t>THIRD PROGRESS WORK EVALUATION</w:t>
             </w:r>
           </w:p>
         </w:tc>
@@ -245,7 +245,7 @@
                 <w:color w:val="0F172A"/>
                 <w:sz w:val="18"/>
               </w:rPr>
-              <w:t>Scheduled Evaluation Date:</w:t>
+              <w:t>Scheduled Submission Date:</w:t>
             </w:r>
           </w:p>
         </w:tc>
@@ -278,7 +278,7 @@
                 <w:color w:val="0F172A"/>
                 <w:sz w:val="18"/>
               </w:rPr>
-              <w:t>13th October 2026 (Time: 10:00 AM to 5:00 PM)</w:t>
+              <w:t>27th October 2026 (Time: 10:00 AM to 5:00 PM)</w:t>
             </w:r>
           </w:p>
         </w:tc>
@@ -346,7 +346,7 @@
                 <w:color w:val="0F172A"/>
                 <w:sz w:val="18"/>
               </w:rPr>
-              <w:t>Sections 2.3 (Class Diagram), 2.4 (Sequence Diagrams), 3.1 (Data Dictionary), 4.1 (Screen Layouts with Validations)</w:t>
+              <w:t>Sections 4.2 (Sample Coding &amp; Security), 4.3 (Steps of Execution &amp; Navigation), 5.1-5.2 (Conclusion), 6.1 (References) &amp; Roman Pages</w:t>
             </w:r>
           </w:p>
         </w:tc>
@@ -449,7 +449,7 @@
                 <w:color w:val="0F172A"/>
                 <w:sz w:val="18"/>
               </w:rPr>
-              <w:t>Evaluation Marks Allotted:</w:t>
+              <w:t>Cumulative Marks Completed:</w:t>
             </w:r>
           </w:p>
         </w:tc>
@@ -482,7 +482,7 @@
                 <w:color w:val="0F172A"/>
                 <w:sz w:val="18"/>
               </w:rPr>
-              <w:t>20 Marks (Mid-Term Assessment Milestone)</w:t>
+              <w:t>40 Marks Evaluated (10 Marks First + 20 Marks Mid-Term + 10 Marks Third Progress)</w:t>
             </w:r>
           </w:p>
         </w:tc>
@@ -696,7 +696,7 @@
           <w:color w:val="0F172A"/>
           <w:sz w:val="24"/>
         </w:rPr>
-        <w:t>This is to formally certify that the project work entitled "E-Commerce Customer Lifecycle &amp; RFM Segmentation Dashboard" is an authentic record of academic and applied engineering work carried out by Deep Koshiya, student of B.Sc. in Artificial Intelligence &amp; Data Science, Semester V (5th Semester), at Institute of Advanced Research (IAR), Gandhinagar, Gujarat.</w:t>
+        <w:t>This is to formally certify that the project work entitled "E-Commerce Customer Lifecycle &amp; RFM Segmentation Dashboard" is a bonafide record of authentic applied engineering work carried out by Deep Koshiya, student of B.Sc. in Artificial Intelligence &amp; Data Science, Semester V (5th Semester), at Institute of Advanced Research (IAR), Gandhinagar, Gujarat.</w:t>
       </w:r>
     </w:p>
     <w:p>
@@ -711,7 +711,7 @@
           <w:color w:val="0F172A"/>
           <w:sz w:val="24"/>
         </w:rPr>
-        <w:t>The candidate has successfully demonstrated and documented the Second Progress Work (Mid-Term Examination) requirements covering Sections 2.3 (UML Class Diagram), 2.4 (UML Sequence Diagrams), 3.1 (Data Dictionary for SQL/NoSQL &amp; Star-Schema Dimensions), and 4.1 (Implementation Screen Layouts with Operational Validations) for Project-1 (CE-502 / PRJ-701) scheduled for evaluation on 13th October 2026.</w:t>
+        <w:t>The candidate has successfully completed and demonstrated the Third Progress Work requirements covering Sections 4.2 (Sample Coding with Security Tasks), 4.3 (Steps of Execution &amp; Navigation), 5.1 (Importance of Worked-Out Tasks), 5.2 (Further Enhancement in Future), 6.1 (References), and formal Roman preliminary pages for Project-1 (CE-502 / PRJ-701) scheduled for evaluation on 27th October 2026.</w:t>
       </w:r>
     </w:p>
     <w:tbl>
@@ -842,8 +842,8 @@
             <w:tcW w:type="dxa" w:w="3456"/>
             <w:shd w:fill="EFF6FF"/>
             <w:tcMar>
-              <w:top w:w="20" w:type="dxa"/>
-              <w:bottom w:w="20" w:type="dxa"/>
+              <w:top w:w="18" w:type="dxa"/>
+              <w:bottom w:w="18" w:type="dxa"/>
               <w:left w:w="35" w:type="dxa"/>
               <w:right w:w="35" w:type="dxa"/>
             </w:tcMar>
@@ -875,8 +875,8 @@
             <w:tcW w:type="dxa" w:w="3168"/>
             <w:shd w:fill="EFF6FF"/>
             <w:tcMar>
-              <w:top w:w="20" w:type="dxa"/>
-              <w:bottom w:w="20" w:type="dxa"/>
+              <w:top w:w="18" w:type="dxa"/>
+              <w:bottom w:w="18" w:type="dxa"/>
               <w:left w:w="35" w:type="dxa"/>
               <w:right w:w="35" w:type="dxa"/>
             </w:tcMar>
@@ -908,8 +908,8 @@
             <w:tcW w:type="dxa" w:w="1152"/>
             <w:shd w:fill="EFF6FF"/>
             <w:tcMar>
-              <w:top w:w="20" w:type="dxa"/>
-              <w:bottom w:w="20" w:type="dxa"/>
+              <w:top w:w="18" w:type="dxa"/>
+              <w:bottom w:w="18" w:type="dxa"/>
               <w:left w:w="35" w:type="dxa"/>
               <w:right w:w="35" w:type="dxa"/>
             </w:tcMar>
@@ -941,8 +941,142 @@
             <w:tcW w:type="dxa" w:w="2592"/>
             <w:shd w:fill="EFF6FF"/>
             <w:tcMar>
-              <w:top w:w="20" w:type="dxa"/>
-              <w:bottom w:w="20" w:type="dxa"/>
+              <w:top w:w="18" w:type="dxa"/>
+              <w:bottom w:w="18" w:type="dxa"/>
+              <w:left w:w="35" w:type="dxa"/>
+              <w:right w:w="35" w:type="dxa"/>
+            </w:tcMar>
+            <w:tcBorders>
+              <w:top w:val="single" w:sz="4" w:space="0" w:color="CBD5E1"/>
+              <w:left w:val="single" w:sz="4" w:space="0" w:color="CBD5E1"/>
+              <w:bottom w:val="single" w:sz="4" w:space="0" w:color="CBD5E1"/>
+              <w:right w:val="single" w:sz="4" w:space="0" w:color="CBD5E1"/>
+            </w:tcBorders>
+          </w:tcPr>
+          <w:p>
+            <w:pPr>
+              <w:spacing w:before="0" w:after="0" w:line="252" w:lineRule="auto"/>
+              <w:jc w:val="center"/>
+            </w:pPr>
+            <w:r>
+              <w:rPr>
+                <w:rFonts w:ascii="Times New Roman" w:hAnsi="Times New Roman"/>
+                <w:b w:val="0"/>
+                <w:color w:val="0F172A"/>
+                <w:sz w:val="15"/>
+              </w:rPr>
+              <w:t>COMPLETED &amp; VERIFIED</w:t>
+            </w:r>
+          </w:p>
+        </w:tc>
+      </w:tr>
+      <w:tr>
+        <w:tc>
+          <w:tcPr>
+            <w:tcW w:type="dxa" w:w="3456"/>
+            <w:shd w:fill="EFF6FF"/>
+            <w:tcMar>
+              <w:top w:w="18" w:type="dxa"/>
+              <w:bottom w:w="18" w:type="dxa"/>
+              <w:left w:w="35" w:type="dxa"/>
+              <w:right w:w="35" w:type="dxa"/>
+            </w:tcMar>
+            <w:tcBorders>
+              <w:top w:val="single" w:sz="4" w:space="0" w:color="CBD5E1"/>
+              <w:left w:val="single" w:sz="4" w:space="0" w:color="CBD5E1"/>
+              <w:bottom w:val="single" w:sz="4" w:space="0" w:color="CBD5E1"/>
+              <w:right w:val="single" w:sz="4" w:space="0" w:color="CBD5E1"/>
+            </w:tcBorders>
+          </w:tcPr>
+          <w:p>
+            <w:pPr>
+              <w:spacing w:before="0" w:after="0" w:line="252" w:lineRule="auto"/>
+              <w:jc w:val="left"/>
+            </w:pPr>
+            <w:r>
+              <w:rPr>
+                <w:rFonts w:ascii="Times New Roman" w:hAnsi="Times New Roman"/>
+                <w:b/>
+                <w:color w:val="0F172A"/>
+                <w:sz w:val="15"/>
+              </w:rPr>
+              <w:t>Second Progress Work (13/10/2026)</w:t>
+            </w:r>
+          </w:p>
+        </w:tc>
+        <w:tc>
+          <w:tcPr>
+            <w:tcW w:type="dxa" w:w="3168"/>
+            <w:shd w:fill="EFF6FF"/>
+            <w:tcMar>
+              <w:top w:w="18" w:type="dxa"/>
+              <w:bottom w:w="18" w:type="dxa"/>
+              <w:left w:w="35" w:type="dxa"/>
+              <w:right w:w="35" w:type="dxa"/>
+            </w:tcMar>
+            <w:tcBorders>
+              <w:top w:val="single" w:sz="4" w:space="0" w:color="CBD5E1"/>
+              <w:left w:val="single" w:sz="4" w:space="0" w:color="CBD5E1"/>
+              <w:bottom w:val="single" w:sz="4" w:space="0" w:color="CBD5E1"/>
+              <w:right w:val="single" w:sz="4" w:space="0" w:color="CBD5E1"/>
+            </w:tcBorders>
+          </w:tcPr>
+          <w:p>
+            <w:pPr>
+              <w:spacing w:before="0" w:after="0" w:line="252" w:lineRule="auto"/>
+              <w:jc w:val="left"/>
+            </w:pPr>
+            <w:r>
+              <w:rPr>
+                <w:rFonts w:ascii="Times New Roman" w:hAnsi="Times New Roman"/>
+                <w:b w:val="0"/>
+                <w:color w:val="0F172A"/>
+                <w:sz w:val="15"/>
+              </w:rPr>
+              <w:t>Sections 2.3, 2.4, 3.1, 4.1</w:t>
+            </w:r>
+          </w:p>
+        </w:tc>
+        <w:tc>
+          <w:tcPr>
+            <w:tcW w:type="dxa" w:w="1152"/>
+            <w:shd w:fill="EFF6FF"/>
+            <w:tcMar>
+              <w:top w:w="18" w:type="dxa"/>
+              <w:bottom w:w="18" w:type="dxa"/>
+              <w:left w:w="35" w:type="dxa"/>
+              <w:right w:w="35" w:type="dxa"/>
+            </w:tcMar>
+            <w:tcBorders>
+              <w:top w:val="single" w:sz="4" w:space="0" w:color="CBD5E1"/>
+              <w:left w:val="single" w:sz="4" w:space="0" w:color="CBD5E1"/>
+              <w:bottom w:val="single" w:sz="4" w:space="0" w:color="CBD5E1"/>
+              <w:right w:val="single" w:sz="4" w:space="0" w:color="CBD5E1"/>
+            </w:tcBorders>
+          </w:tcPr>
+          <w:p>
+            <w:pPr>
+              <w:spacing w:before="0" w:after="0" w:line="252" w:lineRule="auto"/>
+              <w:jc w:val="center"/>
+            </w:pPr>
+            <w:r>
+              <w:rPr>
+                <w:rFonts w:ascii="Times New Roman" w:hAnsi="Times New Roman"/>
+                <w:b w:val="0"/>
+                <w:color w:val="0F172A"/>
+                <w:sz w:val="15"/>
+              </w:rPr>
+              <w:t>20 Marks</w:t>
+            </w:r>
+          </w:p>
+        </w:tc>
+        <w:tc>
+          <w:tcPr>
+            <w:tcW w:type="dxa" w:w="2592"/>
+            <w:shd w:fill="EFF6FF"/>
+            <w:tcMar>
+              <w:top w:w="18" w:type="dxa"/>
+              <w:bottom w:w="18" w:type="dxa"/>
               <w:left w:w="35" w:type="dxa"/>
               <w:right w:w="35" w:type="dxa"/>
             </w:tcMar>
@@ -976,8 +1110,8 @@
             <w:tcW w:type="dxa" w:w="3456"/>
             <w:shd w:fill="DCFCE7"/>
             <w:tcMar>
-              <w:top w:w="20" w:type="dxa"/>
-              <w:bottom w:w="20" w:type="dxa"/>
+              <w:top w:w="18" w:type="dxa"/>
+              <w:bottom w:w="18" w:type="dxa"/>
               <w:left w:w="35" w:type="dxa"/>
               <w:right w:w="35" w:type="dxa"/>
             </w:tcMar>
@@ -1000,7 +1134,7 @@
                 <w:color w:val="0F172A"/>
                 <w:sz w:val="15"/>
               </w:rPr>
-              <w:t>Second Progress Work (13/10/2026)</w:t>
+              <w:t>Third Progress Work (27/10/2026)</w:t>
             </w:r>
           </w:p>
         </w:tc>
@@ -1009,8 +1143,8 @@
             <w:tcW w:type="dxa" w:w="3168"/>
             <w:shd w:fill="DCFCE7"/>
             <w:tcMar>
-              <w:top w:w="20" w:type="dxa"/>
-              <w:bottom w:w="20" w:type="dxa"/>
+              <w:top w:w="18" w:type="dxa"/>
+              <w:bottom w:w="18" w:type="dxa"/>
               <w:left w:w="35" w:type="dxa"/>
               <w:right w:w="35" w:type="dxa"/>
             </w:tcMar>
@@ -1033,7 +1167,7 @@
                 <w:color w:val="0F172A"/>
                 <w:sz w:val="15"/>
               </w:rPr>
-              <w:t>Sections 2.3, 2.4, 3.1, 4.1</w:t>
+              <w:t>Sections 4.2, 4.3, 5.1, 5.2, 6.1</w:t>
             </w:r>
           </w:p>
         </w:tc>
@@ -1042,8 +1176,8 @@
             <w:tcW w:type="dxa" w:w="1152"/>
             <w:shd w:fill="DCFCE7"/>
             <w:tcMar>
-              <w:top w:w="20" w:type="dxa"/>
-              <w:bottom w:w="20" w:type="dxa"/>
+              <w:top w:w="18" w:type="dxa"/>
+              <w:bottom w:w="18" w:type="dxa"/>
               <w:left w:w="35" w:type="dxa"/>
               <w:right w:w="35" w:type="dxa"/>
             </w:tcMar>
@@ -1066,7 +1200,7 @@
                 <w:color w:val="0F172A"/>
                 <w:sz w:val="15"/>
               </w:rPr>
-              <w:t>20 Marks</w:t>
+              <w:t>10 Marks</w:t>
             </w:r>
           </w:p>
         </w:tc>
@@ -1075,8 +1209,8 @@
             <w:tcW w:type="dxa" w:w="2592"/>
             <w:shd w:fill="DCFCE7"/>
             <w:tcMar>
-              <w:top w:w="20" w:type="dxa"/>
-              <w:bottom w:w="20" w:type="dxa"/>
+              <w:top w:w="18" w:type="dxa"/>
+              <w:bottom w:w="18" w:type="dxa"/>
               <w:left w:w="35" w:type="dxa"/>
               <w:right w:w="35" w:type="dxa"/>
             </w:tcMar>
@@ -1110,8 +1244,8 @@
             <w:tcW w:type="dxa" w:w="3456"/>
             <w:shd w:fill="FFFFFF"/>
             <w:tcMar>
-              <w:top w:w="20" w:type="dxa"/>
-              <w:bottom w:w="20" w:type="dxa"/>
+              <w:top w:w="18" w:type="dxa"/>
+              <w:bottom w:w="18" w:type="dxa"/>
               <w:left w:w="35" w:type="dxa"/>
               <w:right w:w="35" w:type="dxa"/>
             </w:tcMar>
@@ -1143,8 +1277,8 @@
             <w:tcW w:type="dxa" w:w="3168"/>
             <w:shd w:fill="FFFFFF"/>
             <w:tcMar>
-              <w:top w:w="20" w:type="dxa"/>
-              <w:bottom w:w="20" w:type="dxa"/>
+              <w:top w:w="18" w:type="dxa"/>
+              <w:bottom w:w="18" w:type="dxa"/>
               <w:left w:w="35" w:type="dxa"/>
               <w:right w:w="35" w:type="dxa"/>
             </w:tcMar>
@@ -1176,8 +1310,8 @@
             <w:tcW w:type="dxa" w:w="1152"/>
             <w:shd w:fill="FFFFFF"/>
             <w:tcMar>
-              <w:top w:w="20" w:type="dxa"/>
-              <w:bottom w:w="20" w:type="dxa"/>
+              <w:top w:w="18" w:type="dxa"/>
+              <w:bottom w:w="18" w:type="dxa"/>
               <w:left w:w="35" w:type="dxa"/>
               <w:right w:w="35" w:type="dxa"/>
             </w:tcMar>
@@ -1209,8 +1343,8 @@
             <w:tcW w:type="dxa" w:w="2592"/>
             <w:shd w:fill="FFFFFF"/>
             <w:tcMar>
-              <w:top w:w="20" w:type="dxa"/>
-              <w:bottom w:w="20" w:type="dxa"/>
+              <w:top w:w="18" w:type="dxa"/>
+              <w:bottom w:w="18" w:type="dxa"/>
               <w:left w:w="35" w:type="dxa"/>
               <w:right w:w="35" w:type="dxa"/>
             </w:tcMar>
@@ -1267,7 +1401,7 @@
           <w:color w:val="0F172A"/>
           <w:sz w:val="24"/>
         </w:rPr>
-        <w:t>I express my deepest gratitude to my project supervisor, mentors, and the faculty of the Institute of Advanced Research (IAR) for their consistent academic guidance, architectural critiques, and valuable feedback during the object modeling, data dictionary compilation, and dashboard implementation phases.</w:t>
+        <w:t>I express my profound gratitude to my project supervisor, faculty mentors, and academic advisors at Institute of Advanced Research (IAR) for their continued technical guidance, rigorous evaluations, and constructive critiques throughout the software implementation, sample coding, and testing phases of this project.</w:t>
       </w:r>
     </w:p>
     <w:p>
@@ -1282,7 +1416,7 @@
           <w:color w:val="0F172A"/>
           <w:sz w:val="24"/>
         </w:rPr>
-        <w:t>I also thank the institutional administration and the Head of the School for facilitating the computational environments, high-performance data science toolchains, and resources essential to complete Project-1 (CE-502 / PRJ-701) on schedule.</w:t>
+        <w:t>I am equally thankful to the Head of the School and institutional computing administrators for providing laboratory computing clusters and software infrastructure required to complete the curriculum requirements of Project-1 (CE-502 / PRJ-701).</w:t>
       </w:r>
     </w:p>
     <w:p>
@@ -1297,7 +1431,7 @@
           <w:color w:val="0F172A"/>
           <w:sz w:val="24"/>
         </w:rPr>
-        <w:t>Deep Koshiya | B.Sc. in AI &amp; Data Science (Semester V) | Date: 13/10/2026</w:t>
+        <w:t>Deep Koshiya | B.Sc. in AI &amp; Data Science (Semester V) | Date: 27/10/2026</w:t>
       </w:r>
     </w:p>
     <w:p>
@@ -1348,7 +1482,7 @@
           <w:color w:val="0F172A"/>
           <w:sz w:val="24"/>
         </w:rPr>
-        <w:t>Customer retention and longitudinal cohort management represent core determinants of profitability in modern digital commerce. The 'E-Commerce Customer Lifecycle &amp; RFM Segmentation Dashboard' provides an automated data engineering and unsupervised machine learning platform that transforms raw, unorganized transaction streams into structured behavioral intelligence.</w:t>
+        <w:t>Modern multi-channel e-commerce systems log massive transactional order streams across digital channels. However, standard Online Transaction Processing (OLTP) architectures record individual line items rather than synthesizing longitudinal customer journeys. Treating customer accounts as a homogenous entity leads to significant marketing waste, elevated customer acquisition costs (CAC), and undetected churn.</w:t>
       </w:r>
     </w:p>
     <w:p>
@@ -1363,21 +1497,56 @@
           <w:color w:val="0F172A"/>
           <w:sz w:val="24"/>
         </w:rPr>
-        <w:t>This Second Phase (Mid-Term) report documents the complete structural design and preliminary implementation deliverables. Specifically, it presents the formal UML Class Diagram (Section 2.3) modeling pipeline domain entities; UML Sequence Diagrams (Section 2.4) detailing message dispatch protocols; a comprehensive Star-Schema Data Dictionary (Section 3.1) specifying FACT_TRANSACTIONS, FACT_REVERSALS, and DIM_CUSTOMERS with primary/foreign keys and validation constraints; and high-fidelity Screen Layouts with Operational Input Validations (Section 4.1). These deliverables satisfy all requirements for the 20-mark Mid-Term evaluation milestone.</w:t>
+        <w:t>The 'E-Commerce Customer Lifecycle &amp; RFM Segmentation Dashboard' resolves these commercial vulnerabilities through an end-to-end data analytics and unsupervised machine learning engineering system. The automated Python pipeline ingests raw transaction event logs, enforces strict schema typing, drops unauthenticated guest checkouts, segregates cancellations into an isolated audit store, and neutralizes wholesale volume spikes using Tukey's Interquartile Range (IQR) fences. A vectorized feature store calculates Recency, Frequency, Monetary spend, and Average Order Value (AOV). Monetary skewness is normalized using log1p compression and Z-score standardization before fitting unsupervised K-Means clustering (evaluated via Silhouette scores), supported by a deterministic 1–5 quantile scoring fallback mapping accounts to 8 operational business cohorts.</w:t>
+      </w:r>
+    </w:p>
+    <w:p>
+      <w:pPr>
+        <w:spacing w:before="0" w:after="70" w:line="276" w:lineRule="auto"/>
+        <w:jc w:val="both"/>
+      </w:pPr>
+      <w:r>
+        <w:rPr>
+          <w:rFonts w:ascii="Times New Roman" w:hAnsi="Times New Roman"/>
+          <w:i w:val="0"/>
+          <w:color w:val="0F172A"/>
+          <w:sz w:val="24"/>
+        </w:rPr>
+        <w:t>This Third Phase Project Report delivers complete technical documentation for the 27/10/2026 evaluation milestone (10 Marks). It presents sample production code with cybersecurity controls (Section 4.2), step-by-step execution protocols and dashboard navigation workflows (Section 4.3), commercial importance of worked-out tasks (Section 5.1), roadmap for future artificial intelligence enhancements (Section 5.2), and comprehensive academic and technological references (Section 6.1).</w:t>
+      </w:r>
+    </w:p>
+    <w:p>
+      <w:r>
+        <w:br w:type="page"/>
+      </w:r>
+    </w:p>
+    <w:p>
+      <w:pPr>
+        <w:spacing w:before="0" w:after="20" w:line="276" w:lineRule="auto"/>
+        <w:jc w:val="right"/>
+      </w:pPr>
+      <w:r>
+        <w:rPr>
+          <w:rFonts w:ascii="Times New Roman" w:hAnsi="Times New Roman"/>
+          <w:i/>
+          <w:color w:val="0F172A"/>
+          <w:sz w:val="24"/>
+        </w:rPr>
+        <w:t>Page III</w:t>
       </w:r>
     </w:p>
     <w:p>
       <w:pPr>
         <w:keepNext/>
-        <w:spacing w:before="100" w:after="20"/>
+        <w:spacing w:before="40" w:after="20"/>
         <w:jc w:val="left"/>
       </w:pPr>
       <w:r>
         <w:rPr>
           <w:rFonts w:ascii="Times New Roman" w:hAnsi="Times New Roman"/>
           <w:b/>
-          <w:color w:val="0F172A"/>
-          <w:sz w:val="28"/>
+          <w:color w:val="1E1B4B"/>
+          <w:sz w:val="32"/>
         </w:rPr>
         <w:t>INDEX OF THE PROJECT REPORT</w:t>
       </w:r>
@@ -1514,7 +1683,7 @@
                 <w:color w:val="FFFFFF"/>
                 <w:sz w:val="16"/>
               </w:rPr>
-              <w:t>PAGE &amp; STATUS</w:t>
+              <w:t>STATUS &amp; PAGE</w:t>
             </w:r>
           </w:p>
         </w:tc>
@@ -1523,13 +1692,13 @@
         <w:tc>
           <w:tcPr>
             <w:tcW w:type="dxa" w:w="864"/>
+            <w:shd w:fill="EFF6FF"/>
             <w:tcMar>
-              <w:top w:w="14" w:type="dxa"/>
-              <w:bottom w:w="14" w:type="dxa"/>
-              <w:left w:w="30" w:type="dxa"/>
-              <w:right w:w="30" w:type="dxa"/>
+              <w:top w:w="11" w:type="dxa"/>
+              <w:bottom w:w="11" w:type="dxa"/>
+              <w:left w:w="25" w:type="dxa"/>
+              <w:right w:w="25" w:type="dxa"/>
             </w:tcMar>
-            <w:shd w:fill="EFF6FF"/>
             <w:tcBorders>
               <w:top w:val="single" w:sz="4" w:space="0" w:color="CBD5E1"/>
               <w:left w:val="single" w:sz="4" w:space="0" w:color="CBD5E1"/>
@@ -1556,13 +1725,13 @@
         <w:tc>
           <w:tcPr>
             <w:tcW w:type="dxa" w:w="4608"/>
+            <w:shd w:fill="EFF6FF"/>
             <w:tcMar>
-              <w:top w:w="14" w:type="dxa"/>
-              <w:bottom w:w="14" w:type="dxa"/>
-              <w:left w:w="30" w:type="dxa"/>
-              <w:right w:w="30" w:type="dxa"/>
+              <w:top w:w="11" w:type="dxa"/>
+              <w:bottom w:w="11" w:type="dxa"/>
+              <w:left w:w="25" w:type="dxa"/>
+              <w:right w:w="25" w:type="dxa"/>
             </w:tcMar>
-            <w:shd w:fill="EFF6FF"/>
             <w:tcBorders>
               <w:top w:val="single" w:sz="4" w:space="0" w:color="CBD5E1"/>
               <w:left w:val="single" w:sz="4" w:space="0" w:color="CBD5E1"/>
@@ -1589,13 +1758,13 @@
         <w:tc>
           <w:tcPr>
             <w:tcW w:type="dxa" w:w="1584"/>
+            <w:shd w:fill="EFF6FF"/>
             <w:tcMar>
-              <w:top w:w="14" w:type="dxa"/>
-              <w:bottom w:w="14" w:type="dxa"/>
-              <w:left w:w="30" w:type="dxa"/>
-              <w:right w:w="30" w:type="dxa"/>
+              <w:top w:w="11" w:type="dxa"/>
+              <w:bottom w:w="11" w:type="dxa"/>
+              <w:left w:w="25" w:type="dxa"/>
+              <w:right w:w="25" w:type="dxa"/>
             </w:tcMar>
-            <w:shd w:fill="EFF6FF"/>
             <w:tcBorders>
               <w:top w:val="single" w:sz="4" w:space="0" w:color="CBD5E1"/>
               <w:left w:val="single" w:sz="4" w:space="0" w:color="CBD5E1"/>
@@ -1615,20 +1784,20 @@
                 <w:color w:val="0F172A"/>
                 <w:sz w:val="15"/>
               </w:rPr>
-              <w:t>13/10/2026</w:t>
+              <w:t>27/10/2026</w:t>
             </w:r>
           </w:p>
         </w:tc>
         <w:tc>
           <w:tcPr>
             <w:tcW w:type="dxa" w:w="2160"/>
+            <w:shd w:fill="EFF6FF"/>
             <w:tcMar>
-              <w:top w:w="14" w:type="dxa"/>
-              <w:bottom w:w="14" w:type="dxa"/>
-              <w:left w:w="30" w:type="dxa"/>
-              <w:right w:w="30" w:type="dxa"/>
+              <w:top w:w="11" w:type="dxa"/>
+              <w:bottom w:w="11" w:type="dxa"/>
+              <w:left w:w="25" w:type="dxa"/>
+              <w:right w:w="25" w:type="dxa"/>
             </w:tcMar>
-            <w:shd w:fill="EFF6FF"/>
             <w:tcBorders>
               <w:top w:val="single" w:sz="4" w:space="0" w:color="CBD5E1"/>
               <w:left w:val="single" w:sz="4" w:space="0" w:color="CBD5E1"/>
@@ -1657,13 +1826,13 @@
         <w:tc>
           <w:tcPr>
             <w:tcW w:type="dxa" w:w="864"/>
+            <w:shd w:fill="EFF6FF"/>
             <w:tcMar>
-              <w:top w:w="14" w:type="dxa"/>
-              <w:bottom w:w="14" w:type="dxa"/>
-              <w:left w:w="30" w:type="dxa"/>
-              <w:right w:w="30" w:type="dxa"/>
+              <w:top w:w="11" w:type="dxa"/>
+              <w:bottom w:w="11" w:type="dxa"/>
+              <w:left w:w="25" w:type="dxa"/>
+              <w:right w:w="25" w:type="dxa"/>
             </w:tcMar>
-            <w:shd w:fill="EFF6FF"/>
             <w:tcBorders>
               <w:top w:val="single" w:sz="4" w:space="0" w:color="CBD5E1"/>
               <w:left w:val="single" w:sz="4" w:space="0" w:color="CBD5E1"/>
@@ -1690,13 +1859,13 @@
         <w:tc>
           <w:tcPr>
             <w:tcW w:type="dxa" w:w="4608"/>
+            <w:shd w:fill="EFF6FF"/>
             <w:tcMar>
-              <w:top w:w="14" w:type="dxa"/>
-              <w:bottom w:w="14" w:type="dxa"/>
-              <w:left w:w="30" w:type="dxa"/>
-              <w:right w:w="30" w:type="dxa"/>
+              <w:top w:w="11" w:type="dxa"/>
+              <w:bottom w:w="11" w:type="dxa"/>
+              <w:left w:w="25" w:type="dxa"/>
+              <w:right w:w="25" w:type="dxa"/>
             </w:tcMar>
-            <w:shd w:fill="EFF6FF"/>
             <w:tcBorders>
               <w:top w:val="single" w:sz="4" w:space="0" w:color="CBD5E1"/>
               <w:left w:val="single" w:sz="4" w:space="0" w:color="CBD5E1"/>
@@ -1716,20 +1885,20 @@
                 <w:color w:val="0F172A"/>
                 <w:sz w:val="15"/>
               </w:rPr>
-              <w:t>Abstract &amp; Project Curriculum Index</w:t>
+              <w:t>Abstract</w:t>
             </w:r>
           </w:p>
         </w:tc>
         <w:tc>
           <w:tcPr>
             <w:tcW w:type="dxa" w:w="1584"/>
+            <w:shd w:fill="EFF6FF"/>
             <w:tcMar>
-              <w:top w:w="14" w:type="dxa"/>
-              <w:bottom w:w="14" w:type="dxa"/>
-              <w:left w:w="30" w:type="dxa"/>
-              <w:right w:w="30" w:type="dxa"/>
+              <w:top w:w="11" w:type="dxa"/>
+              <w:bottom w:w="11" w:type="dxa"/>
+              <w:left w:w="25" w:type="dxa"/>
+              <w:right w:w="25" w:type="dxa"/>
             </w:tcMar>
-            <w:shd w:fill="EFF6FF"/>
             <w:tcBorders>
               <w:top w:val="single" w:sz="4" w:space="0" w:color="CBD5E1"/>
               <w:left w:val="single" w:sz="4" w:space="0" w:color="CBD5E1"/>
@@ -1749,20 +1918,20 @@
                 <w:color w:val="0F172A"/>
                 <w:sz w:val="15"/>
               </w:rPr>
-              <w:t>13/10/2026</w:t>
+              <w:t>27/10/2026</w:t>
             </w:r>
           </w:p>
         </w:tc>
         <w:tc>
           <w:tcPr>
             <w:tcW w:type="dxa" w:w="2160"/>
+            <w:shd w:fill="EFF6FF"/>
             <w:tcMar>
-              <w:top w:w="14" w:type="dxa"/>
-              <w:bottom w:w="14" w:type="dxa"/>
-              <w:left w:w="30" w:type="dxa"/>
-              <w:right w:w="30" w:type="dxa"/>
+              <w:top w:w="11" w:type="dxa"/>
+              <w:bottom w:w="11" w:type="dxa"/>
+              <w:left w:w="25" w:type="dxa"/>
+              <w:right w:w="25" w:type="dxa"/>
             </w:tcMar>
-            <w:shd w:fill="EFF6FF"/>
             <w:tcBorders>
               <w:top w:val="single" w:sz="4" w:space="0" w:color="CBD5E1"/>
               <w:left w:val="single" w:sz="4" w:space="0" w:color="CBD5E1"/>
@@ -1791,13 +1960,13 @@
         <w:tc>
           <w:tcPr>
             <w:tcW w:type="dxa" w:w="864"/>
+            <w:shd w:fill="EFF6FF"/>
             <w:tcMar>
-              <w:top w:w="14" w:type="dxa"/>
-              <w:bottom w:w="14" w:type="dxa"/>
-              <w:left w:w="30" w:type="dxa"/>
-              <w:right w:w="30" w:type="dxa"/>
+              <w:top w:w="11" w:type="dxa"/>
+              <w:bottom w:w="11" w:type="dxa"/>
+              <w:left w:w="25" w:type="dxa"/>
+              <w:right w:w="25" w:type="dxa"/>
             </w:tcMar>
-            <w:shd w:fill="EFF6FF"/>
             <w:tcBorders>
               <w:top w:val="single" w:sz="4" w:space="0" w:color="CBD5E1"/>
               <w:left w:val="single" w:sz="4" w:space="0" w:color="CBD5E1"/>
@@ -1817,20 +1986,20 @@
                 <w:color w:val="0F172A"/>
                 <w:sz w:val="15"/>
               </w:rPr>
-              <w:t>1.1-1.3</w:t>
+              <w:t>*</w:t>
             </w:r>
           </w:p>
         </w:tc>
         <w:tc>
           <w:tcPr>
             <w:tcW w:type="dxa" w:w="4608"/>
+            <w:shd w:fill="EFF6FF"/>
             <w:tcMar>
-              <w:top w:w="14" w:type="dxa"/>
-              <w:bottom w:w="14" w:type="dxa"/>
-              <w:left w:w="30" w:type="dxa"/>
-              <w:right w:w="30" w:type="dxa"/>
+              <w:top w:w="11" w:type="dxa"/>
+              <w:bottom w:w="11" w:type="dxa"/>
+              <w:left w:w="25" w:type="dxa"/>
+              <w:right w:w="25" w:type="dxa"/>
             </w:tcMar>
-            <w:shd w:fill="EFF6FF"/>
             <w:tcBorders>
               <w:top w:val="single" w:sz="4" w:space="0" w:color="CBD5E1"/>
               <w:left w:val="single" w:sz="4" w:space="0" w:color="CBD5E1"/>
@@ -1850,20 +2019,288 @@
                 <w:color w:val="0F172A"/>
                 <w:sz w:val="15"/>
               </w:rPr>
-              <w:t>About the System: Problem Definition, Requirements &amp; Tools</w:t>
+              <w:t>Index of the Project Report</w:t>
             </w:r>
           </w:p>
         </w:tc>
         <w:tc>
           <w:tcPr>
             <w:tcW w:type="dxa" w:w="1584"/>
+            <w:shd w:fill="EFF6FF"/>
             <w:tcMar>
-              <w:top w:w="14" w:type="dxa"/>
-              <w:bottom w:w="14" w:type="dxa"/>
-              <w:left w:w="30" w:type="dxa"/>
-              <w:right w:w="30" w:type="dxa"/>
+              <w:top w:w="11" w:type="dxa"/>
+              <w:bottom w:w="11" w:type="dxa"/>
+              <w:left w:w="25" w:type="dxa"/>
+              <w:right w:w="25" w:type="dxa"/>
             </w:tcMar>
+            <w:tcBorders>
+              <w:top w:val="single" w:sz="4" w:space="0" w:color="CBD5E1"/>
+              <w:left w:val="single" w:sz="4" w:space="0" w:color="CBD5E1"/>
+              <w:bottom w:val="single" w:sz="4" w:space="0" w:color="CBD5E1"/>
+              <w:right w:val="single" w:sz="4" w:space="0" w:color="CBD5E1"/>
+            </w:tcBorders>
+          </w:tcPr>
+          <w:p>
+            <w:pPr>
+              <w:spacing w:before="0" w:after="0" w:line="252" w:lineRule="auto"/>
+              <w:jc w:val="center"/>
+            </w:pPr>
+            <w:r>
+              <w:rPr>
+                <w:rFonts w:ascii="Times New Roman" w:hAnsi="Times New Roman"/>
+                <w:b w:val="0"/>
+                <w:color w:val="0F172A"/>
+                <w:sz w:val="15"/>
+              </w:rPr>
+              <w:t>27/10/2026</w:t>
+            </w:r>
+          </w:p>
+        </w:tc>
+        <w:tc>
+          <w:tcPr>
+            <w:tcW w:type="dxa" w:w="2160"/>
             <w:shd w:fill="EFF6FF"/>
+            <w:tcMar>
+              <w:top w:w="11" w:type="dxa"/>
+              <w:bottom w:w="11" w:type="dxa"/>
+              <w:left w:w="25" w:type="dxa"/>
+              <w:right w:w="25" w:type="dxa"/>
+            </w:tcMar>
+            <w:tcBorders>
+              <w:top w:val="single" w:sz="4" w:space="0" w:color="CBD5E1"/>
+              <w:left w:val="single" w:sz="4" w:space="0" w:color="CBD5E1"/>
+              <w:bottom w:val="single" w:sz="4" w:space="0" w:color="CBD5E1"/>
+              <w:right w:val="single" w:sz="4" w:space="0" w:color="CBD5E1"/>
+            </w:tcBorders>
+          </w:tcPr>
+          <w:p>
+            <w:pPr>
+              <w:spacing w:before="0" w:after="0" w:line="252" w:lineRule="auto"/>
+              <w:jc w:val="left"/>
+            </w:pPr>
+            <w:r>
+              <w:rPr>
+                <w:rFonts w:ascii="Times New Roman" w:hAnsi="Times New Roman"/>
+                <w:b/>
+                <w:color w:val="0F172A"/>
+                <w:sz w:val="15"/>
+              </w:rPr>
+              <w:t>Page III [Completed]</w:t>
+            </w:r>
+          </w:p>
+        </w:tc>
+      </w:tr>
+      <w:tr>
+        <w:tc>
+          <w:tcPr>
+            <w:tcW w:type="dxa" w:w="864"/>
+            <w:shd w:fill="EFF6FF"/>
+            <w:tcMar>
+              <w:top w:w="11" w:type="dxa"/>
+              <w:bottom w:w="11" w:type="dxa"/>
+              <w:left w:w="25" w:type="dxa"/>
+              <w:right w:w="25" w:type="dxa"/>
+            </w:tcMar>
+            <w:tcBorders>
+              <w:top w:val="single" w:sz="4" w:space="0" w:color="CBD5E1"/>
+              <w:left w:val="single" w:sz="4" w:space="0" w:color="CBD5E1"/>
+              <w:bottom w:val="single" w:sz="4" w:space="0" w:color="CBD5E1"/>
+              <w:right w:val="single" w:sz="4" w:space="0" w:color="CBD5E1"/>
+            </w:tcBorders>
+          </w:tcPr>
+          <w:p>
+            <w:pPr>
+              <w:spacing w:before="0" w:after="0" w:line="252" w:lineRule="auto"/>
+              <w:jc w:val="center"/>
+            </w:pPr>
+            <w:r>
+              <w:rPr>
+                <w:rFonts w:ascii="Times New Roman" w:hAnsi="Times New Roman"/>
+                <w:b w:val="0"/>
+                <w:color w:val="0F172A"/>
+                <w:sz w:val="15"/>
+              </w:rPr>
+              <w:t>*</w:t>
+            </w:r>
+          </w:p>
+        </w:tc>
+        <w:tc>
+          <w:tcPr>
+            <w:tcW w:type="dxa" w:w="4608"/>
+            <w:shd w:fill="EFF6FF"/>
+            <w:tcMar>
+              <w:top w:w="11" w:type="dxa"/>
+              <w:bottom w:w="11" w:type="dxa"/>
+              <w:left w:w="25" w:type="dxa"/>
+              <w:right w:w="25" w:type="dxa"/>
+            </w:tcMar>
+            <w:tcBorders>
+              <w:top w:val="single" w:sz="4" w:space="0" w:color="CBD5E1"/>
+              <w:left w:val="single" w:sz="4" w:space="0" w:color="CBD5E1"/>
+              <w:bottom w:val="single" w:sz="4" w:space="0" w:color="CBD5E1"/>
+              <w:right w:val="single" w:sz="4" w:space="0" w:color="CBD5E1"/>
+            </w:tcBorders>
+          </w:tcPr>
+          <w:p>
+            <w:pPr>
+              <w:spacing w:before="0" w:after="0" w:line="252" w:lineRule="auto"/>
+              <w:jc w:val="left"/>
+            </w:pPr>
+            <w:r>
+              <w:rPr>
+                <w:rFonts w:ascii="Times New Roman" w:hAnsi="Times New Roman"/>
+                <w:b/>
+                <w:color w:val="0F172A"/>
+                <w:sz w:val="15"/>
+              </w:rPr>
+              <w:t>List of Figures &amp; List of Tables</w:t>
+            </w:r>
+          </w:p>
+        </w:tc>
+        <w:tc>
+          <w:tcPr>
+            <w:tcW w:type="dxa" w:w="1584"/>
+            <w:shd w:fill="EFF6FF"/>
+            <w:tcMar>
+              <w:top w:w="11" w:type="dxa"/>
+              <w:bottom w:w="11" w:type="dxa"/>
+              <w:left w:w="25" w:type="dxa"/>
+              <w:right w:w="25" w:type="dxa"/>
+            </w:tcMar>
+            <w:tcBorders>
+              <w:top w:val="single" w:sz="4" w:space="0" w:color="CBD5E1"/>
+              <w:left w:val="single" w:sz="4" w:space="0" w:color="CBD5E1"/>
+              <w:bottom w:val="single" w:sz="4" w:space="0" w:color="CBD5E1"/>
+              <w:right w:val="single" w:sz="4" w:space="0" w:color="CBD5E1"/>
+            </w:tcBorders>
+          </w:tcPr>
+          <w:p>
+            <w:pPr>
+              <w:spacing w:before="0" w:after="0" w:line="252" w:lineRule="auto"/>
+              <w:jc w:val="center"/>
+            </w:pPr>
+            <w:r>
+              <w:rPr>
+                <w:rFonts w:ascii="Times New Roman" w:hAnsi="Times New Roman"/>
+                <w:b w:val="0"/>
+                <w:color w:val="0F172A"/>
+                <w:sz w:val="15"/>
+              </w:rPr>
+              <w:t>27/10/2026</w:t>
+            </w:r>
+          </w:p>
+        </w:tc>
+        <w:tc>
+          <w:tcPr>
+            <w:tcW w:type="dxa" w:w="2160"/>
+            <w:shd w:fill="EFF6FF"/>
+            <w:tcMar>
+              <w:top w:w="11" w:type="dxa"/>
+              <w:bottom w:w="11" w:type="dxa"/>
+              <w:left w:w="25" w:type="dxa"/>
+              <w:right w:w="25" w:type="dxa"/>
+            </w:tcMar>
+            <w:tcBorders>
+              <w:top w:val="single" w:sz="4" w:space="0" w:color="CBD5E1"/>
+              <w:left w:val="single" w:sz="4" w:space="0" w:color="CBD5E1"/>
+              <w:bottom w:val="single" w:sz="4" w:space="0" w:color="CBD5E1"/>
+              <w:right w:val="single" w:sz="4" w:space="0" w:color="CBD5E1"/>
+            </w:tcBorders>
+          </w:tcPr>
+          <w:p>
+            <w:pPr>
+              <w:spacing w:before="0" w:after="0" w:line="252" w:lineRule="auto"/>
+              <w:jc w:val="left"/>
+            </w:pPr>
+            <w:r>
+              <w:rPr>
+                <w:rFonts w:ascii="Times New Roman" w:hAnsi="Times New Roman"/>
+                <w:b/>
+                <w:color w:val="0F172A"/>
+                <w:sz w:val="15"/>
+              </w:rPr>
+              <w:t>Page IV [Completed]</w:t>
+            </w:r>
+          </w:p>
+        </w:tc>
+      </w:tr>
+      <w:tr>
+        <w:tc>
+          <w:tcPr>
+            <w:tcW w:type="dxa" w:w="864"/>
+            <w:shd w:fill="EFF6FF"/>
+            <w:tcMar>
+              <w:top w:w="11" w:type="dxa"/>
+              <w:bottom w:w="11" w:type="dxa"/>
+              <w:left w:w="25" w:type="dxa"/>
+              <w:right w:w="25" w:type="dxa"/>
+            </w:tcMar>
+            <w:tcBorders>
+              <w:top w:val="single" w:sz="4" w:space="0" w:color="CBD5E1"/>
+              <w:left w:val="single" w:sz="4" w:space="0" w:color="CBD5E1"/>
+              <w:bottom w:val="single" w:sz="4" w:space="0" w:color="CBD5E1"/>
+              <w:right w:val="single" w:sz="4" w:space="0" w:color="CBD5E1"/>
+            </w:tcBorders>
+          </w:tcPr>
+          <w:p>
+            <w:pPr>
+              <w:spacing w:before="0" w:after="0" w:line="252" w:lineRule="auto"/>
+              <w:jc w:val="center"/>
+            </w:pPr>
+            <w:r>
+              <w:rPr>
+                <w:rFonts w:ascii="Times New Roman" w:hAnsi="Times New Roman"/>
+                <w:b w:val="0"/>
+                <w:color w:val="0F172A"/>
+                <w:sz w:val="15"/>
+              </w:rPr>
+              <w:t>1</w:t>
+            </w:r>
+          </w:p>
+        </w:tc>
+        <w:tc>
+          <w:tcPr>
+            <w:tcW w:type="dxa" w:w="4608"/>
+            <w:shd w:fill="EFF6FF"/>
+            <w:tcMar>
+              <w:top w:w="11" w:type="dxa"/>
+              <w:bottom w:w="11" w:type="dxa"/>
+              <w:left w:w="25" w:type="dxa"/>
+              <w:right w:w="25" w:type="dxa"/>
+            </w:tcMar>
+            <w:tcBorders>
+              <w:top w:val="single" w:sz="4" w:space="0" w:color="CBD5E1"/>
+              <w:left w:val="single" w:sz="4" w:space="0" w:color="CBD5E1"/>
+              <w:bottom w:val="single" w:sz="4" w:space="0" w:color="CBD5E1"/>
+              <w:right w:val="single" w:sz="4" w:space="0" w:color="CBD5E1"/>
+            </w:tcBorders>
+          </w:tcPr>
+          <w:p>
+            <w:pPr>
+              <w:spacing w:before="0" w:after="0" w:line="252" w:lineRule="auto"/>
+              <w:jc w:val="left"/>
+            </w:pPr>
+            <w:r>
+              <w:rPr>
+                <w:rFonts w:ascii="Times New Roman" w:hAnsi="Times New Roman"/>
+                <w:b/>
+                <w:color w:val="0F172A"/>
+                <w:sz w:val="15"/>
+              </w:rPr>
+              <w:t>ABOUT THE SYSTEM (1.1 Problem, 1.2 Requirements, 1.3 Tools)</w:t>
+            </w:r>
+          </w:p>
+        </w:tc>
+        <w:tc>
+          <w:tcPr>
+            <w:tcW w:type="dxa" w:w="1584"/>
+            <w:shd w:fill="EFF6FF"/>
+            <w:tcMar>
+              <w:top w:w="11" w:type="dxa"/>
+              <w:bottom w:w="11" w:type="dxa"/>
+              <w:left w:w="25" w:type="dxa"/>
+              <w:right w:w="25" w:type="dxa"/>
+            </w:tcMar>
             <w:tcBorders>
               <w:top w:val="single" w:sz="4" w:space="0" w:color="CBD5E1"/>
               <w:left w:val="single" w:sz="4" w:space="0" w:color="CBD5E1"/>
@@ -1890,13 +2327,13 @@
         <w:tc>
           <w:tcPr>
             <w:tcW w:type="dxa" w:w="2160"/>
+            <w:shd w:fill="EFF6FF"/>
             <w:tcMar>
-              <w:top w:w="14" w:type="dxa"/>
-              <w:bottom w:w="14" w:type="dxa"/>
-              <w:left w:w="30" w:type="dxa"/>
-              <w:right w:w="30" w:type="dxa"/>
+              <w:top w:w="11" w:type="dxa"/>
+              <w:bottom w:w="11" w:type="dxa"/>
+              <w:left w:w="25" w:type="dxa"/>
+              <w:right w:w="25" w:type="dxa"/>
             </w:tcMar>
-            <w:shd w:fill="EFF6FF"/>
             <w:tcBorders>
               <w:top w:val="single" w:sz="4" w:space="0" w:color="CBD5E1"/>
               <w:left w:val="single" w:sz="4" w:space="0" w:color="CBD5E1"/>
@@ -1925,13 +2362,13 @@
         <w:tc>
           <w:tcPr>
             <w:tcW w:type="dxa" w:w="864"/>
+            <w:shd w:fill="EFF6FF"/>
             <w:tcMar>
-              <w:top w:w="14" w:type="dxa"/>
-              <w:bottom w:w="14" w:type="dxa"/>
-              <w:left w:w="30" w:type="dxa"/>
-              <w:right w:w="30" w:type="dxa"/>
+              <w:top w:w="11" w:type="dxa"/>
+              <w:bottom w:w="11" w:type="dxa"/>
+              <w:left w:w="25" w:type="dxa"/>
+              <w:right w:w="25" w:type="dxa"/>
             </w:tcMar>
-            <w:shd w:fill="EFF6FF"/>
             <w:tcBorders>
               <w:top w:val="single" w:sz="4" w:space="0" w:color="CBD5E1"/>
               <w:left w:val="single" w:sz="4" w:space="0" w:color="CBD5E1"/>
@@ -1958,13 +2395,13 @@
         <w:tc>
           <w:tcPr>
             <w:tcW w:type="dxa" w:w="4608"/>
+            <w:shd w:fill="EFF6FF"/>
             <w:tcMar>
-              <w:top w:w="14" w:type="dxa"/>
-              <w:bottom w:w="14" w:type="dxa"/>
-              <w:left w:w="30" w:type="dxa"/>
-              <w:right w:w="30" w:type="dxa"/>
+              <w:top w:w="11" w:type="dxa"/>
+              <w:bottom w:w="11" w:type="dxa"/>
+              <w:left w:w="25" w:type="dxa"/>
+              <w:right w:w="25" w:type="dxa"/>
             </w:tcMar>
-            <w:shd w:fill="EFF6FF"/>
             <w:tcBorders>
               <w:top w:val="single" w:sz="4" w:space="0" w:color="CBD5E1"/>
               <w:left w:val="single" w:sz="4" w:space="0" w:color="CBD5E1"/>
@@ -1991,13 +2428,13 @@
         <w:tc>
           <w:tcPr>
             <w:tcW w:type="dxa" w:w="1584"/>
+            <w:shd w:fill="EFF6FF"/>
             <w:tcMar>
-              <w:top w:w="14" w:type="dxa"/>
-              <w:bottom w:w="14" w:type="dxa"/>
-              <w:left w:w="30" w:type="dxa"/>
-              <w:right w:w="30" w:type="dxa"/>
+              <w:top w:w="11" w:type="dxa"/>
+              <w:bottom w:w="11" w:type="dxa"/>
+              <w:left w:w="25" w:type="dxa"/>
+              <w:right w:w="25" w:type="dxa"/>
             </w:tcMar>
-            <w:shd w:fill="EFF6FF"/>
             <w:tcBorders>
               <w:top w:val="single" w:sz="4" w:space="0" w:color="CBD5E1"/>
               <w:left w:val="single" w:sz="4" w:space="0" w:color="CBD5E1"/>
@@ -2024,13 +2461,13 @@
         <w:tc>
           <w:tcPr>
             <w:tcW w:type="dxa" w:w="2160"/>
+            <w:shd w:fill="EFF6FF"/>
             <w:tcMar>
-              <w:top w:w="14" w:type="dxa"/>
-              <w:bottom w:w="14" w:type="dxa"/>
-              <w:left w:w="30" w:type="dxa"/>
-              <w:right w:w="30" w:type="dxa"/>
+              <w:top w:w="11" w:type="dxa"/>
+              <w:bottom w:w="11" w:type="dxa"/>
+              <w:left w:w="25" w:type="dxa"/>
+              <w:right w:w="25" w:type="dxa"/>
             </w:tcMar>
-            <w:shd w:fill="EFF6FF"/>
             <w:tcBorders>
               <w:top w:val="single" w:sz="4" w:space="0" w:color="CBD5E1"/>
               <w:left w:val="single" w:sz="4" w:space="0" w:color="CBD5E1"/>
@@ -2059,13 +2496,13 @@
         <w:tc>
           <w:tcPr>
             <w:tcW w:type="dxa" w:w="864"/>
+            <w:shd w:fill="EFF6FF"/>
             <w:tcMar>
-              <w:top w:w="14" w:type="dxa"/>
-              <w:bottom w:w="14" w:type="dxa"/>
-              <w:left w:w="30" w:type="dxa"/>
-              <w:right w:w="30" w:type="dxa"/>
+              <w:top w:w="11" w:type="dxa"/>
+              <w:bottom w:w="11" w:type="dxa"/>
+              <w:left w:w="25" w:type="dxa"/>
+              <w:right w:w="25" w:type="dxa"/>
             </w:tcMar>
-            <w:shd w:fill="EFF6FF"/>
             <w:tcBorders>
               <w:top w:val="single" w:sz="4" w:space="0" w:color="CBD5E1"/>
               <w:left w:val="single" w:sz="4" w:space="0" w:color="CBD5E1"/>
@@ -2092,13 +2529,13 @@
         <w:tc>
           <w:tcPr>
             <w:tcW w:type="dxa" w:w="4608"/>
+            <w:shd w:fill="EFF6FF"/>
             <w:tcMar>
-              <w:top w:w="14" w:type="dxa"/>
-              <w:bottom w:w="14" w:type="dxa"/>
-              <w:left w:w="30" w:type="dxa"/>
-              <w:right w:w="30" w:type="dxa"/>
+              <w:top w:w="11" w:type="dxa"/>
+              <w:bottom w:w="11" w:type="dxa"/>
+              <w:left w:w="25" w:type="dxa"/>
+              <w:right w:w="25" w:type="dxa"/>
             </w:tcMar>
-            <w:shd w:fill="EFF6FF"/>
             <w:tcBorders>
               <w:top w:val="single" w:sz="4" w:space="0" w:color="CBD5E1"/>
               <w:left w:val="single" w:sz="4" w:space="0" w:color="CBD5E1"/>
@@ -2125,13 +2562,13 @@
         <w:tc>
           <w:tcPr>
             <w:tcW w:type="dxa" w:w="1584"/>
+            <w:shd w:fill="EFF6FF"/>
             <w:tcMar>
-              <w:top w:w="14" w:type="dxa"/>
-              <w:bottom w:w="14" w:type="dxa"/>
-              <w:left w:w="30" w:type="dxa"/>
-              <w:right w:w="30" w:type="dxa"/>
+              <w:top w:w="11" w:type="dxa"/>
+              <w:bottom w:w="11" w:type="dxa"/>
+              <w:left w:w="25" w:type="dxa"/>
+              <w:right w:w="25" w:type="dxa"/>
             </w:tcMar>
-            <w:shd w:fill="EFF6FF"/>
             <w:tcBorders>
               <w:top w:val="single" w:sz="4" w:space="0" w:color="CBD5E1"/>
               <w:left w:val="single" w:sz="4" w:space="0" w:color="CBD5E1"/>
@@ -2158,13 +2595,13 @@
         <w:tc>
           <w:tcPr>
             <w:tcW w:type="dxa" w:w="2160"/>
+            <w:shd w:fill="EFF6FF"/>
             <w:tcMar>
-              <w:top w:w="14" w:type="dxa"/>
-              <w:bottom w:w="14" w:type="dxa"/>
-              <w:left w:w="30" w:type="dxa"/>
-              <w:right w:w="30" w:type="dxa"/>
+              <w:top w:w="11" w:type="dxa"/>
+              <w:bottom w:w="11" w:type="dxa"/>
+              <w:left w:w="25" w:type="dxa"/>
+              <w:right w:w="25" w:type="dxa"/>
             </w:tcMar>
-            <w:shd w:fill="EFF6FF"/>
             <w:tcBorders>
               <w:top w:val="single" w:sz="4" w:space="0" w:color="CBD5E1"/>
               <w:left w:val="single" w:sz="4" w:space="0" w:color="CBD5E1"/>
@@ -2193,13 +2630,13 @@
         <w:tc>
           <w:tcPr>
             <w:tcW w:type="dxa" w:w="864"/>
+            <w:shd w:fill="EFF6FF"/>
             <w:tcMar>
-              <w:top w:w="14" w:type="dxa"/>
-              <w:bottom w:w="14" w:type="dxa"/>
-              <w:left w:w="30" w:type="dxa"/>
-              <w:right w:w="30" w:type="dxa"/>
+              <w:top w:w="11" w:type="dxa"/>
+              <w:bottom w:w="11" w:type="dxa"/>
+              <w:left w:w="25" w:type="dxa"/>
+              <w:right w:w="25" w:type="dxa"/>
             </w:tcMar>
-            <w:shd w:fill="DCFCE7"/>
             <w:tcBorders>
               <w:top w:val="single" w:sz="4" w:space="0" w:color="CBD5E1"/>
               <w:left w:val="single" w:sz="4" w:space="0" w:color="CBD5E1"/>
@@ -2219,20 +2656,20 @@
                 <w:color w:val="0F172A"/>
                 <w:sz w:val="15"/>
               </w:rPr>
-              <w:t>2.3</w:t>
+              <w:t>2.3-2.4</w:t>
             </w:r>
           </w:p>
         </w:tc>
         <w:tc>
           <w:tcPr>
             <w:tcW w:type="dxa" w:w="4608"/>
+            <w:shd w:fill="EFF6FF"/>
             <w:tcMar>
-              <w:top w:w="14" w:type="dxa"/>
-              <w:bottom w:w="14" w:type="dxa"/>
-              <w:left w:w="30" w:type="dxa"/>
-              <w:right w:w="30" w:type="dxa"/>
+              <w:top w:w="11" w:type="dxa"/>
+              <w:bottom w:w="11" w:type="dxa"/>
+              <w:left w:w="25" w:type="dxa"/>
+              <w:right w:w="25" w:type="dxa"/>
             </w:tcMar>
-            <w:shd w:fill="DCFCE7"/>
             <w:tcBorders>
               <w:top w:val="single" w:sz="4" w:space="0" w:color="CBD5E1"/>
               <w:left w:val="single" w:sz="4" w:space="0" w:color="CBD5E1"/>
@@ -2252,20 +2689,20 @@
                 <w:color w:val="0F172A"/>
                 <w:sz w:val="15"/>
               </w:rPr>
-              <w:t>UML Class Diagram (Domain Model &amp; Pipeline Objects)</w:t>
+              <w:t>UML Class Diagram &amp; UML Sequence Diagrams</w:t>
             </w:r>
           </w:p>
         </w:tc>
         <w:tc>
           <w:tcPr>
             <w:tcW w:type="dxa" w:w="1584"/>
+            <w:shd w:fill="EFF6FF"/>
             <w:tcMar>
-              <w:top w:w="14" w:type="dxa"/>
-              <w:bottom w:w="14" w:type="dxa"/>
-              <w:left w:w="30" w:type="dxa"/>
-              <w:right w:w="30" w:type="dxa"/>
+              <w:top w:w="11" w:type="dxa"/>
+              <w:bottom w:w="11" w:type="dxa"/>
+              <w:left w:w="25" w:type="dxa"/>
+              <w:right w:w="25" w:type="dxa"/>
             </w:tcMar>
-            <w:shd w:fill="DCFCE7"/>
             <w:tcBorders>
               <w:top w:val="single" w:sz="4" w:space="0" w:color="CBD5E1"/>
               <w:left w:val="single" w:sz="4" w:space="0" w:color="CBD5E1"/>
@@ -2292,13 +2729,13 @@
         <w:tc>
           <w:tcPr>
             <w:tcW w:type="dxa" w:w="2160"/>
+            <w:shd w:fill="EFF6FF"/>
             <w:tcMar>
-              <w:top w:w="14" w:type="dxa"/>
-              <w:bottom w:w="14" w:type="dxa"/>
-              <w:left w:w="30" w:type="dxa"/>
-              <w:right w:w="30" w:type="dxa"/>
+              <w:top w:w="11" w:type="dxa"/>
+              <w:bottom w:w="11" w:type="dxa"/>
+              <w:left w:w="25" w:type="dxa"/>
+              <w:right w:w="25" w:type="dxa"/>
             </w:tcMar>
-            <w:shd w:fill="DCFCE7"/>
             <w:tcBorders>
               <w:top w:val="single" w:sz="4" w:space="0" w:color="CBD5E1"/>
               <w:left w:val="single" w:sz="4" w:space="0" w:color="CBD5E1"/>
@@ -2318,7 +2755,7 @@
                 <w:color w:val="0F172A"/>
                 <w:sz w:val="15"/>
               </w:rPr>
-              <w:t>Page 8 [Completed Mid-Term]</w:t>
+              <w:t>Pages 8-9 [Completed]</w:t>
             </w:r>
           </w:p>
         </w:tc>
@@ -2327,13 +2764,13 @@
         <w:tc>
           <w:tcPr>
             <w:tcW w:type="dxa" w:w="864"/>
+            <w:shd w:fill="EFF6FF"/>
             <w:tcMar>
-              <w:top w:w="14" w:type="dxa"/>
-              <w:bottom w:w="14" w:type="dxa"/>
-              <w:left w:w="30" w:type="dxa"/>
-              <w:right w:w="30" w:type="dxa"/>
+              <w:top w:w="11" w:type="dxa"/>
+              <w:bottom w:w="11" w:type="dxa"/>
+              <w:left w:w="25" w:type="dxa"/>
+              <w:right w:w="25" w:type="dxa"/>
             </w:tcMar>
-            <w:shd w:fill="DCFCE7"/>
             <w:tcBorders>
               <w:top w:val="single" w:sz="4" w:space="0" w:color="CBD5E1"/>
               <w:left w:val="single" w:sz="4" w:space="0" w:color="CBD5E1"/>
@@ -2353,20 +2790,20 @@
                 <w:color w:val="0F172A"/>
                 <w:sz w:val="15"/>
               </w:rPr>
-              <w:t>2.4</w:t>
+              <w:t>3.1</w:t>
             </w:r>
           </w:p>
         </w:tc>
         <w:tc>
           <w:tcPr>
             <w:tcW w:type="dxa" w:w="4608"/>
+            <w:shd w:fill="EFF6FF"/>
             <w:tcMar>
-              <w:top w:w="14" w:type="dxa"/>
-              <w:bottom w:w="14" w:type="dxa"/>
-              <w:left w:w="30" w:type="dxa"/>
-              <w:right w:w="30" w:type="dxa"/>
+              <w:top w:w="11" w:type="dxa"/>
+              <w:bottom w:w="11" w:type="dxa"/>
+              <w:left w:w="25" w:type="dxa"/>
+              <w:right w:w="25" w:type="dxa"/>
             </w:tcMar>
-            <w:shd w:fill="DCFCE7"/>
             <w:tcBorders>
               <w:top w:val="single" w:sz="4" w:space="0" w:color="CBD5E1"/>
               <w:left w:val="single" w:sz="4" w:space="0" w:color="CBD5E1"/>
@@ -2386,20 +2823,20 @@
                 <w:color w:val="0F172A"/>
                 <w:sz w:val="15"/>
               </w:rPr>
-              <w:t>UML Sequence Diagrams (Execution &amp; Activation Workflow)</w:t>
+              <w:t>Data Dictionary: Star-Schema SQL/NoSQL Database Tables</w:t>
             </w:r>
           </w:p>
         </w:tc>
         <w:tc>
           <w:tcPr>
             <w:tcW w:type="dxa" w:w="1584"/>
+            <w:shd w:fill="EFF6FF"/>
             <w:tcMar>
-              <w:top w:w="14" w:type="dxa"/>
-              <w:bottom w:w="14" w:type="dxa"/>
-              <w:left w:w="30" w:type="dxa"/>
-              <w:right w:w="30" w:type="dxa"/>
+              <w:top w:w="11" w:type="dxa"/>
+              <w:bottom w:w="11" w:type="dxa"/>
+              <w:left w:w="25" w:type="dxa"/>
+              <w:right w:w="25" w:type="dxa"/>
             </w:tcMar>
-            <w:shd w:fill="DCFCE7"/>
             <w:tcBorders>
               <w:top w:val="single" w:sz="4" w:space="0" w:color="CBD5E1"/>
               <w:left w:val="single" w:sz="4" w:space="0" w:color="CBD5E1"/>
@@ -2426,13 +2863,13 @@
         <w:tc>
           <w:tcPr>
             <w:tcW w:type="dxa" w:w="2160"/>
+            <w:shd w:fill="EFF6FF"/>
             <w:tcMar>
-              <w:top w:w="14" w:type="dxa"/>
-              <w:bottom w:w="14" w:type="dxa"/>
-              <w:left w:w="30" w:type="dxa"/>
-              <w:right w:w="30" w:type="dxa"/>
+              <w:top w:w="11" w:type="dxa"/>
+              <w:bottom w:w="11" w:type="dxa"/>
+              <w:left w:w="25" w:type="dxa"/>
+              <w:right w:w="25" w:type="dxa"/>
             </w:tcMar>
-            <w:shd w:fill="DCFCE7"/>
             <w:tcBorders>
               <w:top w:val="single" w:sz="4" w:space="0" w:color="CBD5E1"/>
               <w:left w:val="single" w:sz="4" w:space="0" w:color="CBD5E1"/>
@@ -2452,7 +2889,7 @@
                 <w:color w:val="0F172A"/>
                 <w:sz w:val="15"/>
               </w:rPr>
-              <w:t>Page 9 [Completed Mid-Term]</w:t>
+              <w:t>Pages 10-12 [Completed]</w:t>
             </w:r>
           </w:p>
         </w:tc>
@@ -2461,13 +2898,13 @@
         <w:tc>
           <w:tcPr>
             <w:tcW w:type="dxa" w:w="864"/>
+            <w:shd w:fill="EFF6FF"/>
             <w:tcMar>
-              <w:top w:w="14" w:type="dxa"/>
-              <w:bottom w:w="14" w:type="dxa"/>
-              <w:left w:w="30" w:type="dxa"/>
-              <w:right w:w="30" w:type="dxa"/>
+              <w:top w:w="11" w:type="dxa"/>
+              <w:bottom w:w="11" w:type="dxa"/>
+              <w:left w:w="25" w:type="dxa"/>
+              <w:right w:w="25" w:type="dxa"/>
             </w:tcMar>
-            <w:shd w:fill="DCFCE7"/>
             <w:tcBorders>
               <w:top w:val="single" w:sz="4" w:space="0" w:color="CBD5E1"/>
               <w:left w:val="single" w:sz="4" w:space="0" w:color="CBD5E1"/>
@@ -2487,20 +2924,20 @@
                 <w:color w:val="0F172A"/>
                 <w:sz w:val="15"/>
               </w:rPr>
-              <w:t>3.1</w:t>
+              <w:t>4.1</w:t>
             </w:r>
           </w:p>
         </w:tc>
         <w:tc>
           <w:tcPr>
             <w:tcW w:type="dxa" w:w="4608"/>
+            <w:shd w:fill="EFF6FF"/>
             <w:tcMar>
-              <w:top w:w="14" w:type="dxa"/>
-              <w:bottom w:w="14" w:type="dxa"/>
-              <w:left w:w="30" w:type="dxa"/>
-              <w:right w:w="30" w:type="dxa"/>
+              <w:top w:w="11" w:type="dxa"/>
+              <w:bottom w:w="11" w:type="dxa"/>
+              <w:left w:w="25" w:type="dxa"/>
+              <w:right w:w="25" w:type="dxa"/>
             </w:tcMar>
-            <w:shd w:fill="DCFCE7"/>
             <w:tcBorders>
               <w:top w:val="single" w:sz="4" w:space="0" w:color="CBD5E1"/>
               <w:left w:val="single" w:sz="4" w:space="0" w:color="CBD5E1"/>
@@ -2520,20 +2957,20 @@
                 <w:color w:val="0F172A"/>
                 <w:sz w:val="15"/>
               </w:rPr>
-              <w:t>Data Dictionary: Star-Schema SQL/NoSQL Database Tables</w:t>
+              <w:t>Screen Layouts with Operational Input Validations</w:t>
             </w:r>
           </w:p>
         </w:tc>
         <w:tc>
           <w:tcPr>
             <w:tcW w:type="dxa" w:w="1584"/>
+            <w:shd w:fill="EFF6FF"/>
             <w:tcMar>
-              <w:top w:w="14" w:type="dxa"/>
-              <w:bottom w:w="14" w:type="dxa"/>
-              <w:left w:w="30" w:type="dxa"/>
-              <w:right w:w="30" w:type="dxa"/>
+              <w:top w:w="11" w:type="dxa"/>
+              <w:bottom w:w="11" w:type="dxa"/>
+              <w:left w:w="25" w:type="dxa"/>
+              <w:right w:w="25" w:type="dxa"/>
             </w:tcMar>
-            <w:shd w:fill="DCFCE7"/>
             <w:tcBorders>
               <w:top w:val="single" w:sz="4" w:space="0" w:color="CBD5E1"/>
               <w:left w:val="single" w:sz="4" w:space="0" w:color="CBD5E1"/>
@@ -2560,13 +2997,13 @@
         <w:tc>
           <w:tcPr>
             <w:tcW w:type="dxa" w:w="2160"/>
+            <w:shd w:fill="EFF6FF"/>
             <w:tcMar>
-              <w:top w:w="14" w:type="dxa"/>
-              <w:bottom w:w="14" w:type="dxa"/>
-              <w:left w:w="30" w:type="dxa"/>
-              <w:right w:w="30" w:type="dxa"/>
+              <w:top w:w="11" w:type="dxa"/>
+              <w:bottom w:w="11" w:type="dxa"/>
+              <w:left w:w="25" w:type="dxa"/>
+              <w:right w:w="25" w:type="dxa"/>
             </w:tcMar>
-            <w:shd w:fill="DCFCE7"/>
             <w:tcBorders>
               <w:top w:val="single" w:sz="4" w:space="0" w:color="CBD5E1"/>
               <w:left w:val="single" w:sz="4" w:space="0" w:color="CBD5E1"/>
@@ -2586,7 +3023,7 @@
                 <w:color w:val="0F172A"/>
                 <w:sz w:val="15"/>
               </w:rPr>
-              <w:t>Pages 10-12 [Completed Mid-Term]</w:t>
+              <w:t>Pages 13-14 [Completed]</w:t>
             </w:r>
           </w:p>
         </w:tc>
@@ -2595,13 +3032,13 @@
         <w:tc>
           <w:tcPr>
             <w:tcW w:type="dxa" w:w="864"/>
+            <w:shd w:fill="DCFCE7"/>
             <w:tcMar>
-              <w:top w:w="14" w:type="dxa"/>
-              <w:bottom w:w="14" w:type="dxa"/>
-              <w:left w:w="30" w:type="dxa"/>
-              <w:right w:w="30" w:type="dxa"/>
+              <w:top w:w="11" w:type="dxa"/>
+              <w:bottom w:w="11" w:type="dxa"/>
+              <w:left w:w="25" w:type="dxa"/>
+              <w:right w:w="25" w:type="dxa"/>
             </w:tcMar>
-            <w:shd w:fill="DCFCE7"/>
             <w:tcBorders>
               <w:top w:val="single" w:sz="4" w:space="0" w:color="CBD5E1"/>
               <w:left w:val="single" w:sz="4" w:space="0" w:color="CBD5E1"/>
@@ -2621,20 +3058,20 @@
                 <w:color w:val="0F172A"/>
                 <w:sz w:val="15"/>
               </w:rPr>
-              <w:t>4.1</w:t>
+              <w:t>4.2</w:t>
             </w:r>
           </w:p>
         </w:tc>
         <w:tc>
           <w:tcPr>
             <w:tcW w:type="dxa" w:w="4608"/>
+            <w:shd w:fill="DCFCE7"/>
             <w:tcMar>
-              <w:top w:w="14" w:type="dxa"/>
-              <w:bottom w:w="14" w:type="dxa"/>
-              <w:left w:w="30" w:type="dxa"/>
-              <w:right w:w="30" w:type="dxa"/>
+              <w:top w:w="11" w:type="dxa"/>
+              <w:bottom w:w="11" w:type="dxa"/>
+              <w:left w:w="25" w:type="dxa"/>
+              <w:right w:w="25" w:type="dxa"/>
             </w:tcMar>
-            <w:shd w:fill="DCFCE7"/>
             <w:tcBorders>
               <w:top w:val="single" w:sz="4" w:space="0" w:color="CBD5E1"/>
               <w:left w:val="single" w:sz="4" w:space="0" w:color="CBD5E1"/>
@@ -2654,154 +3091,20 @@
                 <w:color w:val="0F172A"/>
                 <w:sz w:val="15"/>
               </w:rPr>
-              <w:t>Screen Layouts with Operational Input Validations</w:t>
+              <w:t>Sample Coding (with Cybersecurity &amp; Integrity Tasks)</w:t>
             </w:r>
           </w:p>
         </w:tc>
         <w:tc>
           <w:tcPr>
             <w:tcW w:type="dxa" w:w="1584"/>
+            <w:shd w:fill="DCFCE7"/>
             <w:tcMar>
-              <w:top w:w="14" w:type="dxa"/>
-              <w:bottom w:w="14" w:type="dxa"/>
-              <w:left w:w="30" w:type="dxa"/>
-              <w:right w:w="30" w:type="dxa"/>
+              <w:top w:w="11" w:type="dxa"/>
+              <w:bottom w:w="11" w:type="dxa"/>
+              <w:left w:w="25" w:type="dxa"/>
+              <w:right w:w="25" w:type="dxa"/>
             </w:tcMar>
-            <w:shd w:fill="DCFCE7"/>
-            <w:tcBorders>
-              <w:top w:val="single" w:sz="4" w:space="0" w:color="CBD5E1"/>
-              <w:left w:val="single" w:sz="4" w:space="0" w:color="CBD5E1"/>
-              <w:bottom w:val="single" w:sz="4" w:space="0" w:color="CBD5E1"/>
-              <w:right w:val="single" w:sz="4" w:space="0" w:color="CBD5E1"/>
-            </w:tcBorders>
-          </w:tcPr>
-          <w:p>
-            <w:pPr>
-              <w:spacing w:before="0" w:after="0" w:line="252" w:lineRule="auto"/>
-              <w:jc w:val="center"/>
-            </w:pPr>
-            <w:r>
-              <w:rPr>
-                <w:rFonts w:ascii="Times New Roman" w:hAnsi="Times New Roman"/>
-                <w:b w:val="0"/>
-                <w:color w:val="0F172A"/>
-                <w:sz w:val="15"/>
-              </w:rPr>
-              <w:t>13/10/2026</w:t>
-            </w:r>
-          </w:p>
-        </w:tc>
-        <w:tc>
-          <w:tcPr>
-            <w:tcW w:type="dxa" w:w="2160"/>
-            <w:tcMar>
-              <w:top w:w="14" w:type="dxa"/>
-              <w:bottom w:w="14" w:type="dxa"/>
-              <w:left w:w="30" w:type="dxa"/>
-              <w:right w:w="30" w:type="dxa"/>
-            </w:tcMar>
-            <w:shd w:fill="DCFCE7"/>
-            <w:tcBorders>
-              <w:top w:val="single" w:sz="4" w:space="0" w:color="CBD5E1"/>
-              <w:left w:val="single" w:sz="4" w:space="0" w:color="CBD5E1"/>
-              <w:bottom w:val="single" w:sz="4" w:space="0" w:color="CBD5E1"/>
-              <w:right w:val="single" w:sz="4" w:space="0" w:color="CBD5E1"/>
-            </w:tcBorders>
-          </w:tcPr>
-          <w:p>
-            <w:pPr>
-              <w:spacing w:before="0" w:after="0" w:line="252" w:lineRule="auto"/>
-              <w:jc w:val="left"/>
-            </w:pPr>
-            <w:r>
-              <w:rPr>
-                <w:rFonts w:ascii="Times New Roman" w:hAnsi="Times New Roman"/>
-                <w:b/>
-                <w:color w:val="0F172A"/>
-                <w:sz w:val="15"/>
-              </w:rPr>
-              <w:t>Pages 13-14 [Completed Mid-Term]</w:t>
-            </w:r>
-          </w:p>
-        </w:tc>
-      </w:tr>
-      <w:tr>
-        <w:tc>
-          <w:tcPr>
-            <w:tcW w:type="dxa" w:w="864"/>
-            <w:tcMar>
-              <w:top w:w="14" w:type="dxa"/>
-              <w:bottom w:w="14" w:type="dxa"/>
-              <w:left w:w="30" w:type="dxa"/>
-              <w:right w:w="30" w:type="dxa"/>
-            </w:tcMar>
-            <w:shd w:fill="F8FAFC"/>
-            <w:tcBorders>
-              <w:top w:val="single" w:sz="4" w:space="0" w:color="CBD5E1"/>
-              <w:left w:val="single" w:sz="4" w:space="0" w:color="CBD5E1"/>
-              <w:bottom w:val="single" w:sz="4" w:space="0" w:color="CBD5E1"/>
-              <w:right w:val="single" w:sz="4" w:space="0" w:color="CBD5E1"/>
-            </w:tcBorders>
-          </w:tcPr>
-          <w:p>
-            <w:pPr>
-              <w:spacing w:before="0" w:after="0" w:line="252" w:lineRule="auto"/>
-              <w:jc w:val="center"/>
-            </w:pPr>
-            <w:r>
-              <w:rPr>
-                <w:rFonts w:ascii="Times New Roman" w:hAnsi="Times New Roman"/>
-                <w:b w:val="0"/>
-                <w:color w:val="0F172A"/>
-                <w:sz w:val="15"/>
-              </w:rPr>
-              <w:t>4.2-4.3</w:t>
-            </w:r>
-          </w:p>
-        </w:tc>
-        <w:tc>
-          <w:tcPr>
-            <w:tcW w:type="dxa" w:w="4608"/>
-            <w:tcMar>
-              <w:top w:w="14" w:type="dxa"/>
-              <w:bottom w:w="14" w:type="dxa"/>
-              <w:left w:w="30" w:type="dxa"/>
-              <w:right w:w="30" w:type="dxa"/>
-            </w:tcMar>
-            <w:shd w:fill="F8FAFC"/>
-            <w:tcBorders>
-              <w:top w:val="single" w:sz="4" w:space="0" w:color="CBD5E1"/>
-              <w:left w:val="single" w:sz="4" w:space="0" w:color="CBD5E1"/>
-              <w:bottom w:val="single" w:sz="4" w:space="0" w:color="CBD5E1"/>
-              <w:right w:val="single" w:sz="4" w:space="0" w:color="CBD5E1"/>
-            </w:tcBorders>
-          </w:tcPr>
-          <w:p>
-            <w:pPr>
-              <w:spacing w:before="0" w:after="0" w:line="252" w:lineRule="auto"/>
-              <w:jc w:val="left"/>
-            </w:pPr>
-            <w:r>
-              <w:rPr>
-                <w:rFonts w:ascii="Times New Roman" w:hAnsi="Times New Roman"/>
-                <w:b w:val="0"/>
-                <w:color w:val="0F172A"/>
-                <w:sz w:val="15"/>
-              </w:rPr>
-              <w:t>Sample Coding &amp; Execution Navigation</w:t>
-            </w:r>
-          </w:p>
-        </w:tc>
-        <w:tc>
-          <w:tcPr>
-            <w:tcW w:type="dxa" w:w="1584"/>
-            <w:tcMar>
-              <w:top w:w="14" w:type="dxa"/>
-              <w:bottom w:w="14" w:type="dxa"/>
-              <w:left w:w="30" w:type="dxa"/>
-              <w:right w:w="30" w:type="dxa"/>
-            </w:tcMar>
-            <w:shd w:fill="F8FAFC"/>
             <w:tcBorders>
               <w:top w:val="single" w:sz="4" w:space="0" w:color="CBD5E1"/>
               <w:left w:val="single" w:sz="4" w:space="0" w:color="CBD5E1"/>
@@ -2828,13 +3131,13 @@
         <w:tc>
           <w:tcPr>
             <w:tcW w:type="dxa" w:w="2160"/>
+            <w:shd w:fill="DCFCE7"/>
             <w:tcMar>
-              <w:top w:w="14" w:type="dxa"/>
-              <w:bottom w:w="14" w:type="dxa"/>
-              <w:left w:w="30" w:type="dxa"/>
-              <w:right w:w="30" w:type="dxa"/>
+              <w:top w:w="11" w:type="dxa"/>
+              <w:bottom w:w="11" w:type="dxa"/>
+              <w:left w:w="25" w:type="dxa"/>
+              <w:right w:w="25" w:type="dxa"/>
             </w:tcMar>
-            <w:shd w:fill="F8FAFC"/>
             <w:tcBorders>
               <w:top w:val="single" w:sz="4" w:space="0" w:color="CBD5E1"/>
               <w:left w:val="single" w:sz="4" w:space="0" w:color="CBD5E1"/>
@@ -2850,11 +3153,11 @@
             <w:r>
               <w:rPr>
                 <w:rFonts w:ascii="Times New Roman" w:hAnsi="Times New Roman"/>
-                <w:b w:val="0"/>
+                <w:b/>
                 <w:color w:val="0F172A"/>
                 <w:sz w:val="15"/>
               </w:rPr>
-              <w:t>[Third Progress Milestone]</w:t>
+              <w:t>Pages 15-18 [Completed 27/10]</w:t>
             </w:r>
           </w:p>
         </w:tc>
@@ -2863,13 +3166,13 @@
         <w:tc>
           <w:tcPr>
             <w:tcW w:type="dxa" w:w="864"/>
+            <w:shd w:fill="DCFCE7"/>
             <w:tcMar>
-              <w:top w:w="14" w:type="dxa"/>
-              <w:bottom w:w="14" w:type="dxa"/>
-              <w:left w:w="30" w:type="dxa"/>
-              <w:right w:w="30" w:type="dxa"/>
+              <w:top w:w="11" w:type="dxa"/>
+              <w:bottom w:w="11" w:type="dxa"/>
+              <w:left w:w="25" w:type="dxa"/>
+              <w:right w:w="25" w:type="dxa"/>
             </w:tcMar>
-            <w:shd w:fill="FFFFFF"/>
             <w:tcBorders>
               <w:top w:val="single" w:sz="4" w:space="0" w:color="CBD5E1"/>
               <w:left w:val="single" w:sz="4" w:space="0" w:color="CBD5E1"/>
@@ -2889,20 +3192,20 @@
                 <w:color w:val="0F172A"/>
                 <w:sz w:val="15"/>
               </w:rPr>
-              <w:t>5.1-6.1</w:t>
+              <w:t>4.3</w:t>
             </w:r>
           </w:p>
         </w:tc>
         <w:tc>
           <w:tcPr>
             <w:tcW w:type="dxa" w:w="4608"/>
+            <w:shd w:fill="DCFCE7"/>
             <w:tcMar>
-              <w:top w:w="14" w:type="dxa"/>
-              <w:bottom w:w="14" w:type="dxa"/>
-              <w:left w:w="30" w:type="dxa"/>
-              <w:right w:w="30" w:type="dxa"/>
+              <w:top w:w="11" w:type="dxa"/>
+              <w:bottom w:w="11" w:type="dxa"/>
+              <w:left w:w="25" w:type="dxa"/>
+              <w:right w:w="25" w:type="dxa"/>
             </w:tcMar>
-            <w:shd w:fill="FFFFFF"/>
             <w:tcBorders>
               <w:top w:val="single" w:sz="4" w:space="0" w:color="CBD5E1"/>
               <w:left w:val="single" w:sz="4" w:space="0" w:color="CBD5E1"/>
@@ -2918,24 +3221,24 @@
             <w:r>
               <w:rPr>
                 <w:rFonts w:ascii="Times New Roman" w:hAnsi="Times New Roman"/>
-                <w:b w:val="0"/>
+                <w:b/>
                 <w:color w:val="0F172A"/>
                 <w:sz w:val="15"/>
               </w:rPr>
-              <w:t>Conclusion &amp; References (Books, Papers, Webs)</w:t>
+              <w:t>Steps of Execution Project &amp; Dashboard Navigation</w:t>
             </w:r>
           </w:p>
         </w:tc>
         <w:tc>
           <w:tcPr>
             <w:tcW w:type="dxa" w:w="1584"/>
+            <w:shd w:fill="DCFCE7"/>
             <w:tcMar>
-              <w:top w:w="14" w:type="dxa"/>
-              <w:bottom w:w="14" w:type="dxa"/>
-              <w:left w:w="30" w:type="dxa"/>
-              <w:right w:w="30" w:type="dxa"/>
+              <w:top w:w="11" w:type="dxa"/>
+              <w:bottom w:w="11" w:type="dxa"/>
+              <w:left w:w="25" w:type="dxa"/>
+              <w:right w:w="25" w:type="dxa"/>
             </w:tcMar>
-            <w:shd w:fill="FFFFFF"/>
             <w:tcBorders>
               <w:top w:val="single" w:sz="4" w:space="0" w:color="CBD5E1"/>
               <w:left w:val="single" w:sz="4" w:space="0" w:color="CBD5E1"/>
@@ -2962,13 +3265,13 @@
         <w:tc>
           <w:tcPr>
             <w:tcW w:type="dxa" w:w="2160"/>
+            <w:shd w:fill="DCFCE7"/>
             <w:tcMar>
-              <w:top w:w="14" w:type="dxa"/>
-              <w:bottom w:w="14" w:type="dxa"/>
-              <w:left w:w="30" w:type="dxa"/>
-              <w:right w:w="30" w:type="dxa"/>
+              <w:top w:w="11" w:type="dxa"/>
+              <w:bottom w:w="11" w:type="dxa"/>
+              <w:left w:w="25" w:type="dxa"/>
+              <w:right w:w="25" w:type="dxa"/>
             </w:tcMar>
-            <w:shd w:fill="FFFFFF"/>
             <w:tcBorders>
               <w:top w:val="single" w:sz="4" w:space="0" w:color="CBD5E1"/>
               <w:left w:val="single" w:sz="4" w:space="0" w:color="CBD5E1"/>
@@ -2984,16 +3287,606 @@
             <w:r>
               <w:rPr>
                 <w:rFonts w:ascii="Times New Roman" w:hAnsi="Times New Roman"/>
+                <w:b/>
+                <w:color w:val="0F172A"/>
+                <w:sz w:val="15"/>
+              </w:rPr>
+              <w:t>Pages 19-21 [Completed 27/10]</w:t>
+            </w:r>
+          </w:p>
+        </w:tc>
+      </w:tr>
+      <w:tr>
+        <w:tc>
+          <w:tcPr>
+            <w:tcW w:type="dxa" w:w="864"/>
+            <w:shd w:fill="DCFCE7"/>
+            <w:tcMar>
+              <w:top w:w="11" w:type="dxa"/>
+              <w:bottom w:w="11" w:type="dxa"/>
+              <w:left w:w="25" w:type="dxa"/>
+              <w:right w:w="25" w:type="dxa"/>
+            </w:tcMar>
+            <w:tcBorders>
+              <w:top w:val="single" w:sz="4" w:space="0" w:color="CBD5E1"/>
+              <w:left w:val="single" w:sz="4" w:space="0" w:color="CBD5E1"/>
+              <w:bottom w:val="single" w:sz="4" w:space="0" w:color="CBD5E1"/>
+              <w:right w:val="single" w:sz="4" w:space="0" w:color="CBD5E1"/>
+            </w:tcBorders>
+          </w:tcPr>
+          <w:p>
+            <w:pPr>
+              <w:spacing w:before="0" w:after="0" w:line="252" w:lineRule="auto"/>
+              <w:jc w:val="center"/>
+            </w:pPr>
+            <w:r>
+              <w:rPr>
+                <w:rFonts w:ascii="Times New Roman" w:hAnsi="Times New Roman"/>
                 <w:b w:val="0"/>
                 <w:color w:val="0F172A"/>
                 <w:sz w:val="15"/>
               </w:rPr>
-              <w:t>[Third Progress Milestone]</w:t>
+              <w:t>5.1-5.2</w:t>
+            </w:r>
+          </w:p>
+        </w:tc>
+        <w:tc>
+          <w:tcPr>
+            <w:tcW w:type="dxa" w:w="4608"/>
+            <w:shd w:fill="DCFCE7"/>
+            <w:tcMar>
+              <w:top w:w="11" w:type="dxa"/>
+              <w:bottom w:w="11" w:type="dxa"/>
+              <w:left w:w="25" w:type="dxa"/>
+              <w:right w:w="25" w:type="dxa"/>
+            </w:tcMar>
+            <w:tcBorders>
+              <w:top w:val="single" w:sz="4" w:space="0" w:color="CBD5E1"/>
+              <w:left w:val="single" w:sz="4" w:space="0" w:color="CBD5E1"/>
+              <w:bottom w:val="single" w:sz="4" w:space="0" w:color="CBD5E1"/>
+              <w:right w:val="single" w:sz="4" w:space="0" w:color="CBD5E1"/>
+            </w:tcBorders>
+          </w:tcPr>
+          <w:p>
+            <w:pPr>
+              <w:spacing w:before="0" w:after="0" w:line="252" w:lineRule="auto"/>
+              <w:jc w:val="left"/>
+            </w:pPr>
+            <w:r>
+              <w:rPr>
+                <w:rFonts w:ascii="Times New Roman" w:hAnsi="Times New Roman"/>
+                <w:b/>
+                <w:color w:val="0F172A"/>
+                <w:sz w:val="15"/>
+              </w:rPr>
+              <w:t>Conclusion: Importance of Tasks &amp; Future Scope</w:t>
+            </w:r>
+          </w:p>
+        </w:tc>
+        <w:tc>
+          <w:tcPr>
+            <w:tcW w:type="dxa" w:w="1584"/>
+            <w:shd w:fill="DCFCE7"/>
+            <w:tcMar>
+              <w:top w:w="11" w:type="dxa"/>
+              <w:bottom w:w="11" w:type="dxa"/>
+              <w:left w:w="25" w:type="dxa"/>
+              <w:right w:w="25" w:type="dxa"/>
+            </w:tcMar>
+            <w:tcBorders>
+              <w:top w:val="single" w:sz="4" w:space="0" w:color="CBD5E1"/>
+              <w:left w:val="single" w:sz="4" w:space="0" w:color="CBD5E1"/>
+              <w:bottom w:val="single" w:sz="4" w:space="0" w:color="CBD5E1"/>
+              <w:right w:val="single" w:sz="4" w:space="0" w:color="CBD5E1"/>
+            </w:tcBorders>
+          </w:tcPr>
+          <w:p>
+            <w:pPr>
+              <w:spacing w:before="0" w:after="0" w:line="252" w:lineRule="auto"/>
+              <w:jc w:val="center"/>
+            </w:pPr>
+            <w:r>
+              <w:rPr>
+                <w:rFonts w:ascii="Times New Roman" w:hAnsi="Times New Roman"/>
+                <w:b w:val="0"/>
+                <w:color w:val="0F172A"/>
+                <w:sz w:val="15"/>
+              </w:rPr>
+              <w:t>27/10/2026</w:t>
+            </w:r>
+          </w:p>
+        </w:tc>
+        <w:tc>
+          <w:tcPr>
+            <w:tcW w:type="dxa" w:w="2160"/>
+            <w:shd w:fill="DCFCE7"/>
+            <w:tcMar>
+              <w:top w:w="11" w:type="dxa"/>
+              <w:bottom w:w="11" w:type="dxa"/>
+              <w:left w:w="25" w:type="dxa"/>
+              <w:right w:w="25" w:type="dxa"/>
+            </w:tcMar>
+            <w:tcBorders>
+              <w:top w:val="single" w:sz="4" w:space="0" w:color="CBD5E1"/>
+              <w:left w:val="single" w:sz="4" w:space="0" w:color="CBD5E1"/>
+              <w:bottom w:val="single" w:sz="4" w:space="0" w:color="CBD5E1"/>
+              <w:right w:val="single" w:sz="4" w:space="0" w:color="CBD5E1"/>
+            </w:tcBorders>
+          </w:tcPr>
+          <w:p>
+            <w:pPr>
+              <w:spacing w:before="0" w:after="0" w:line="252" w:lineRule="auto"/>
+              <w:jc w:val="left"/>
+            </w:pPr>
+            <w:r>
+              <w:rPr>
+                <w:rFonts w:ascii="Times New Roman" w:hAnsi="Times New Roman"/>
+                <w:b/>
+                <w:color w:val="0F172A"/>
+                <w:sz w:val="15"/>
+              </w:rPr>
+              <w:t>Page 22 [Completed 27/10]</w:t>
+            </w:r>
+          </w:p>
+        </w:tc>
+      </w:tr>
+      <w:tr>
+        <w:tc>
+          <w:tcPr>
+            <w:tcW w:type="dxa" w:w="864"/>
+            <w:shd w:fill="DCFCE7"/>
+            <w:tcMar>
+              <w:top w:w="11" w:type="dxa"/>
+              <w:bottom w:w="11" w:type="dxa"/>
+              <w:left w:w="25" w:type="dxa"/>
+              <w:right w:w="25" w:type="dxa"/>
+            </w:tcMar>
+            <w:tcBorders>
+              <w:top w:val="single" w:sz="4" w:space="0" w:color="CBD5E1"/>
+              <w:left w:val="single" w:sz="4" w:space="0" w:color="CBD5E1"/>
+              <w:bottom w:val="single" w:sz="4" w:space="0" w:color="CBD5E1"/>
+              <w:right w:val="single" w:sz="4" w:space="0" w:color="CBD5E1"/>
+            </w:tcBorders>
+          </w:tcPr>
+          <w:p>
+            <w:pPr>
+              <w:spacing w:before="0" w:after="0" w:line="252" w:lineRule="auto"/>
+              <w:jc w:val="center"/>
+            </w:pPr>
+            <w:r>
+              <w:rPr>
+                <w:rFonts w:ascii="Times New Roman" w:hAnsi="Times New Roman"/>
+                <w:b w:val="0"/>
+                <w:color w:val="0F172A"/>
+                <w:sz w:val="15"/>
+              </w:rPr>
+              <w:t>6.1</w:t>
+            </w:r>
+          </w:p>
+        </w:tc>
+        <w:tc>
+          <w:tcPr>
+            <w:tcW w:type="dxa" w:w="4608"/>
+            <w:shd w:fill="DCFCE7"/>
+            <w:tcMar>
+              <w:top w:w="11" w:type="dxa"/>
+              <w:bottom w:w="11" w:type="dxa"/>
+              <w:left w:w="25" w:type="dxa"/>
+              <w:right w:w="25" w:type="dxa"/>
+            </w:tcMar>
+            <w:tcBorders>
+              <w:top w:val="single" w:sz="4" w:space="0" w:color="CBD5E1"/>
+              <w:left w:val="single" w:sz="4" w:space="0" w:color="CBD5E1"/>
+              <w:bottom w:val="single" w:sz="4" w:space="0" w:color="CBD5E1"/>
+              <w:right w:val="single" w:sz="4" w:space="0" w:color="CBD5E1"/>
+            </w:tcBorders>
+          </w:tcPr>
+          <w:p>
+            <w:pPr>
+              <w:spacing w:before="0" w:after="0" w:line="252" w:lineRule="auto"/>
+              <w:jc w:val="left"/>
+            </w:pPr>
+            <w:r>
+              <w:rPr>
+                <w:rFonts w:ascii="Times New Roman" w:hAnsi="Times New Roman"/>
+                <w:b/>
+                <w:color w:val="0F172A"/>
+                <w:sz w:val="15"/>
+              </w:rPr>
+              <w:t>References (Academic Papers, Books, Technology, Webs)</w:t>
+            </w:r>
+          </w:p>
+        </w:tc>
+        <w:tc>
+          <w:tcPr>
+            <w:tcW w:type="dxa" w:w="1584"/>
+            <w:shd w:fill="DCFCE7"/>
+            <w:tcMar>
+              <w:top w:w="11" w:type="dxa"/>
+              <w:bottom w:w="11" w:type="dxa"/>
+              <w:left w:w="25" w:type="dxa"/>
+              <w:right w:w="25" w:type="dxa"/>
+            </w:tcMar>
+            <w:tcBorders>
+              <w:top w:val="single" w:sz="4" w:space="0" w:color="CBD5E1"/>
+              <w:left w:val="single" w:sz="4" w:space="0" w:color="CBD5E1"/>
+              <w:bottom w:val="single" w:sz="4" w:space="0" w:color="CBD5E1"/>
+              <w:right w:val="single" w:sz="4" w:space="0" w:color="CBD5E1"/>
+            </w:tcBorders>
+          </w:tcPr>
+          <w:p>
+            <w:pPr>
+              <w:spacing w:before="0" w:after="0" w:line="252" w:lineRule="auto"/>
+              <w:jc w:val="center"/>
+            </w:pPr>
+            <w:r>
+              <w:rPr>
+                <w:rFonts w:ascii="Times New Roman" w:hAnsi="Times New Roman"/>
+                <w:b w:val="0"/>
+                <w:color w:val="0F172A"/>
+                <w:sz w:val="15"/>
+              </w:rPr>
+              <w:t>27/10/2026</w:t>
+            </w:r>
+          </w:p>
+        </w:tc>
+        <w:tc>
+          <w:tcPr>
+            <w:tcW w:type="dxa" w:w="2160"/>
+            <w:shd w:fill="DCFCE7"/>
+            <w:tcMar>
+              <w:top w:w="11" w:type="dxa"/>
+              <w:bottom w:w="11" w:type="dxa"/>
+              <w:left w:w="25" w:type="dxa"/>
+              <w:right w:w="25" w:type="dxa"/>
+            </w:tcMar>
+            <w:tcBorders>
+              <w:top w:val="single" w:sz="4" w:space="0" w:color="CBD5E1"/>
+              <w:left w:val="single" w:sz="4" w:space="0" w:color="CBD5E1"/>
+              <w:bottom w:val="single" w:sz="4" w:space="0" w:color="CBD5E1"/>
+              <w:right w:val="single" w:sz="4" w:space="0" w:color="CBD5E1"/>
+            </w:tcBorders>
+          </w:tcPr>
+          <w:p>
+            <w:pPr>
+              <w:spacing w:before="0" w:after="0" w:line="252" w:lineRule="auto"/>
+              <w:jc w:val="left"/>
+            </w:pPr>
+            <w:r>
+              <w:rPr>
+                <w:rFonts w:ascii="Times New Roman" w:hAnsi="Times New Roman"/>
+                <w:b/>
+                <w:color w:val="0F172A"/>
+                <w:sz w:val="15"/>
+              </w:rPr>
+              <w:t>Page 23 [Completed 27/10]</w:t>
             </w:r>
           </w:p>
         </w:tc>
       </w:tr>
     </w:tbl>
+    <w:p>
+      <w:r>
+        <w:br w:type="page"/>
+      </w:r>
+    </w:p>
+    <w:p>
+      <w:pPr>
+        <w:spacing w:before="0" w:after="20" w:line="276" w:lineRule="auto"/>
+        <w:jc w:val="right"/>
+      </w:pPr>
+      <w:r>
+        <w:rPr>
+          <w:rFonts w:ascii="Times New Roman" w:hAnsi="Times New Roman"/>
+          <w:i/>
+          <w:color w:val="0F172A"/>
+          <w:sz w:val="24"/>
+        </w:rPr>
+        <w:t>Page IV</w:t>
+      </w:r>
+    </w:p>
+    <w:p>
+      <w:pPr>
+        <w:keepNext/>
+        <w:spacing w:before="120" w:after="40"/>
+        <w:jc w:val="left"/>
+      </w:pPr>
+      <w:r>
+        <w:rPr>
+          <w:rFonts w:ascii="Times New Roman" w:hAnsi="Times New Roman"/>
+          <w:b/>
+          <w:color w:val="0F172A"/>
+          <w:sz w:val="28"/>
+        </w:rPr>
+        <w:t>LIST OF FIGURES</w:t>
+      </w:r>
+    </w:p>
+    <w:p>
+      <w:pPr>
+        <w:spacing w:before="0" w:after="40" w:line="276" w:lineRule="auto"/>
+        <w:jc w:val="both"/>
+      </w:pPr>
+      <w:r>
+        <w:rPr>
+          <w:rFonts w:ascii="Times New Roman" w:hAnsi="Times New Roman"/>
+          <w:i w:val="0"/>
+          <w:color w:val="0F172A"/>
+          <w:sz w:val="24"/>
+        </w:rPr>
+        <w:t>Figure 2.1: Level 0 Data Flow Diagram (Context-Level DFD)  . . . . . . . . . . . . . . . . . . . . Page 4</w:t>
+      </w:r>
+    </w:p>
+    <w:p>
+      <w:pPr>
+        <w:spacing w:before="0" w:after="40" w:line="276" w:lineRule="auto"/>
+        <w:jc w:val="both"/>
+      </w:pPr>
+      <w:r>
+        <w:rPr>
+          <w:rFonts w:ascii="Times New Roman" w:hAnsi="Times New Roman"/>
+          <w:i w:val="0"/>
+          <w:color w:val="0F172A"/>
+          <w:sz w:val="24"/>
+        </w:rPr>
+        <w:t>Figure 2.2: Level 1 Data Flow Diagram (Pipeline Architecture)  . . . . . . . . . . . . . . . . . . . . Page 5</w:t>
+      </w:r>
+    </w:p>
+    <w:p>
+      <w:pPr>
+        <w:spacing w:before="0" w:after="40" w:line="276" w:lineRule="auto"/>
+        <w:jc w:val="both"/>
+      </w:pPr>
+      <w:r>
+        <w:rPr>
+          <w:rFonts w:ascii="Times New Roman" w:hAnsi="Times New Roman"/>
+          <w:i w:val="0"/>
+          <w:color w:val="0F172A"/>
+          <w:sz w:val="24"/>
+        </w:rPr>
+        <w:t>Figure 2.3: Level 2 Data Flow Diagram (Refinery &amp; ML Decomposition)  . . . . . . . . . . . . . . . . . . . . Page 6</w:t>
+      </w:r>
+    </w:p>
+    <w:p>
+      <w:pPr>
+        <w:spacing w:before="0" w:after="40" w:line="276" w:lineRule="auto"/>
+        <w:jc w:val="both"/>
+      </w:pPr>
+      <w:r>
+        <w:rPr>
+          <w:rFonts w:ascii="Times New Roman" w:hAnsi="Times New Roman"/>
+          <w:i w:val="0"/>
+          <w:color w:val="0F172A"/>
+          <w:sz w:val="24"/>
+        </w:rPr>
+        <w:t>Figure 2.4: UML Use Case Diagram (System Actors &amp; Functional Capabilities)  . . . . . . . . . . . . . . . . . . . . Page 7</w:t>
+      </w:r>
+    </w:p>
+    <w:p>
+      <w:pPr>
+        <w:spacing w:before="0" w:after="40" w:line="276" w:lineRule="auto"/>
+        <w:jc w:val="both"/>
+      </w:pPr>
+      <w:r>
+        <w:rPr>
+          <w:rFonts w:ascii="Times New Roman" w:hAnsi="Times New Roman"/>
+          <w:i w:val="0"/>
+          <w:color w:val="0F172A"/>
+          <w:sz w:val="24"/>
+        </w:rPr>
+        <w:t>Figure 2.5: UML Class Diagram (Domain Model &amp; Pipeline Object Architecture)  . . . . . . . . . . . . . . . . . . . . Page 8</w:t>
+      </w:r>
+    </w:p>
+    <w:p>
+      <w:pPr>
+        <w:spacing w:before="0" w:after="40" w:line="276" w:lineRule="auto"/>
+        <w:jc w:val="both"/>
+      </w:pPr>
+      <w:r>
+        <w:rPr>
+          <w:rFonts w:ascii="Times New Roman" w:hAnsi="Times New Roman"/>
+          <w:i w:val="0"/>
+          <w:color w:val="0F172A"/>
+          <w:sz w:val="24"/>
+        </w:rPr>
+        <w:t>Figure 2.6: UML Sequence Diagram (End-to-End Processing Workflow)  . . . . . . . . . . . . . . . . . . . . Page 9</w:t>
+      </w:r>
+    </w:p>
+    <w:p>
+      <w:pPr>
+        <w:spacing w:before="0" w:after="40" w:line="276" w:lineRule="auto"/>
+        <w:jc w:val="both"/>
+      </w:pPr>
+      <w:r>
+        <w:rPr>
+          <w:rFonts w:ascii="Times New Roman" w:hAnsi="Times New Roman"/>
+          <w:i w:val="0"/>
+          <w:color w:val="0F172A"/>
+          <w:sz w:val="24"/>
+        </w:rPr>
+        <w:t>Figure 4.1: Implementation Screen Layouts with Operational Input Validations  . . . . . . . . . . . . . . . . . . . . Page 13</w:t>
+      </w:r>
+    </w:p>
+    <w:p>
+      <w:pPr>
+        <w:spacing w:before="0" w:after="40" w:line="276" w:lineRule="auto"/>
+        <w:jc w:val="both"/>
+      </w:pPr>
+      <w:r>
+        <w:rPr>
+          <w:rFonts w:ascii="Times New Roman" w:hAnsi="Times New Roman"/>
+          <w:i w:val="0"/>
+          <w:color w:val="0F172A"/>
+          <w:sz w:val="24"/>
+        </w:rPr>
+        <w:t>Figure 4.2: K-Means Inertia Elbow Curve &amp; Silhouette Diagnostic Profile  . . . . . . . . . . . . . . . . . . . . Page 17</w:t>
+      </w:r>
+    </w:p>
+    <w:p>
+      <w:pPr>
+        <w:spacing w:before="0" w:after="40" w:line="276" w:lineRule="auto"/>
+        <w:jc w:val="both"/>
+      </w:pPr>
+      <w:r>
+        <w:rPr>
+          <w:rFonts w:ascii="Times New Roman" w:hAnsi="Times New Roman"/>
+          <w:i w:val="0"/>
+          <w:color w:val="0F172A"/>
+          <w:sz w:val="24"/>
+        </w:rPr>
+        <w:t>Figure 4.3: Segment Revenue Share Donut &amp; Multi-Dimensional Spatial Scatterplot  . . . . . . . . . . . . . . . . . . . . Page 20</w:t>
+      </w:r>
+    </w:p>
+    <w:p>
+      <w:pPr>
+        <w:keepNext/>
+        <w:spacing w:before="160" w:after="40"/>
+        <w:jc w:val="left"/>
+      </w:pPr>
+      <w:r>
+        <w:rPr>
+          <w:rFonts w:ascii="Times New Roman" w:hAnsi="Times New Roman"/>
+          <w:b/>
+          <w:color w:val="0F172A"/>
+          <w:sz w:val="28"/>
+        </w:rPr>
+        <w:t>LIST OF TABLES</w:t>
+      </w:r>
+    </w:p>
+    <w:p>
+      <w:pPr>
+        <w:spacing w:before="0" w:after="40" w:line="276" w:lineRule="auto"/>
+        <w:jc w:val="both"/>
+      </w:pPr>
+      <w:r>
+        <w:rPr>
+          <w:rFonts w:ascii="Times New Roman" w:hAnsi="Times New Roman"/>
+          <w:i w:val="0"/>
+          <w:color w:val="0F172A"/>
+          <w:sz w:val="24"/>
+        </w:rPr>
+        <w:t>Table 1.1: System Hardware &amp; Software Requirements Specification  . . . . . . . . . . . . . . . . . . . . Page 2</w:t>
+      </w:r>
+    </w:p>
+    <w:p>
+      <w:pPr>
+        <w:spacing w:before="0" w:after="40" w:line="276" w:lineRule="auto"/>
+        <w:jc w:val="both"/>
+      </w:pPr>
+      <w:r>
+        <w:rPr>
+          <w:rFonts w:ascii="Times New Roman" w:hAnsi="Times New Roman"/>
+          <w:i w:val="0"/>
+          <w:color w:val="0F172A"/>
+          <w:sz w:val="24"/>
+        </w:rPr>
+        <w:t>Table 1.2: Technology Stack &amp; Architectural Layer Mapping  . . . . . . . . . . . . . . . . . . . . Page 3</w:t>
+      </w:r>
+    </w:p>
+    <w:p>
+      <w:pPr>
+        <w:spacing w:before="0" w:after="40" w:line="276" w:lineRule="auto"/>
+        <w:jc w:val="both"/>
+      </w:pPr>
+      <w:r>
+        <w:rPr>
+          <w:rFonts w:ascii="Times New Roman" w:hAnsi="Times New Roman"/>
+          <w:i w:val="0"/>
+          <w:color w:val="0F172A"/>
+          <w:sz w:val="24"/>
+        </w:rPr>
+        <w:t>Table 2.1: Formal Use Case Specification Matrix (UC-01 to UC-06)  . . . . . . . . . . . . . . . . . . . . Page 7</w:t>
+      </w:r>
+    </w:p>
+    <w:p>
+      <w:pPr>
+        <w:spacing w:before="0" w:after="40" w:line="276" w:lineRule="auto"/>
+        <w:jc w:val="both"/>
+      </w:pPr>
+      <w:r>
+        <w:rPr>
+          <w:rFonts w:ascii="Times New Roman" w:hAnsi="Times New Roman"/>
+          <w:i w:val="0"/>
+          <w:color w:val="0F172A"/>
+          <w:sz w:val="24"/>
+        </w:rPr>
+        <w:t>Table 3.1: FACT_TRANSACTIONS (Order-Level Fact Mart Schema)  . . . . . . . . . . . . . . . . . . . . Page 10</w:t>
+      </w:r>
+    </w:p>
+    <w:p>
+      <w:pPr>
+        <w:spacing w:before="0" w:after="40" w:line="276" w:lineRule="auto"/>
+        <w:jc w:val="both"/>
+      </w:pPr>
+      <w:r>
+        <w:rPr>
+          <w:rFonts w:ascii="Times New Roman" w:hAnsi="Times New Roman"/>
+          <w:i w:val="0"/>
+          <w:color w:val="0F172A"/>
+          <w:sz w:val="24"/>
+        </w:rPr>
+        <w:t>Table 3.2: FACT_REVERSALS (Reverse Logistics Audit Fact Mart Schema)  . . . . . . . . . . . . . . . . . . . . Page 11</w:t>
+      </w:r>
+    </w:p>
+    <w:p>
+      <w:pPr>
+        <w:spacing w:before="0" w:after="40" w:line="276" w:lineRule="auto"/>
+        <w:jc w:val="both"/>
+      </w:pPr>
+      <w:r>
+        <w:rPr>
+          <w:rFonts w:ascii="Times New Roman" w:hAnsi="Times New Roman"/>
+          <w:i w:val="0"/>
+          <w:color w:val="0F172A"/>
+          <w:sz w:val="24"/>
+        </w:rPr>
+        <w:t>Table 3.3: DIM_CUSTOMERS (Customer RFM &amp; Behavioral Dimension Mart)  . . . . . . . . . . . . . . . . . . . . Page 11</w:t>
+      </w:r>
+    </w:p>
+    <w:p>
+      <w:pPr>
+        <w:spacing w:before="0" w:after="40" w:line="276" w:lineRule="auto"/>
+        <w:jc w:val="both"/>
+      </w:pPr>
+      <w:r>
+        <w:rPr>
+          <w:rFonts w:ascii="Times New Roman" w:hAnsi="Times New Roman"/>
+          <w:i w:val="0"/>
+          <w:color w:val="0F172A"/>
+          <w:sz w:val="24"/>
+        </w:rPr>
+        <w:t>Table 3.4: DIM_PRODUCTS (Catalog Item Dimension Mart Schema)  . . . . . . . . . . . . . . . . . . . . Page 12</w:t>
+      </w:r>
+    </w:p>
+    <w:p>
+      <w:pPr>
+        <w:spacing w:before="0" w:after="40" w:line="276" w:lineRule="auto"/>
+        <w:jc w:val="both"/>
+      </w:pPr>
+      <w:r>
+        <w:rPr>
+          <w:rFonts w:ascii="Times New Roman" w:hAnsi="Times New Roman"/>
+          <w:i w:val="0"/>
+          <w:color w:val="0F172A"/>
+          <w:sz w:val="24"/>
+        </w:rPr>
+        <w:t>Table 3.5: DIM_DATE (Temporal Dimension Mart Schema)  . . . . . . . . . . . . . . . . . . . . Page 12</w:t>
+      </w:r>
+    </w:p>
+    <w:p>
+      <w:pPr>
+        <w:spacing w:before="0" w:after="40" w:line="276" w:lineRule="auto"/>
+        <w:jc w:val="both"/>
+      </w:pPr>
+      <w:r>
+        <w:rPr>
+          <w:rFonts w:ascii="Times New Roman" w:hAnsi="Times New Roman"/>
+          <w:i w:val="0"/>
+          <w:color w:val="0F172A"/>
+          <w:sz w:val="24"/>
+        </w:rPr>
+        <w:t>Table 6.1: Project Progress Work Evaluation Schedule &amp; Milestone Tracking  . . . . . . . . . . . . . . . . . . . . Page 23</w:t>
+      </w:r>
+    </w:p>
     <w:p>
       <w:r>
         <w:br w:type="page"/>
@@ -5198,21 +6091,6 @@
       </w:r>
     </w:p>
     <w:p>
-      <w:pPr>
-        <w:spacing w:before="0" w:after="70" w:line="276" w:lineRule="auto"/>
-        <w:jc w:val="both"/>
-      </w:pPr>
-      <w:r>
-        <w:rPr>
-          <w:rFonts w:ascii="Times New Roman" w:hAnsi="Times New Roman"/>
-          <w:i w:val="0"/>
-          <w:color w:val="0F172A"/>
-          <w:sz w:val="24"/>
-        </w:rPr>
-        <w:t>This boundary diagram confirms that no internal process detail is revealed at Level 0, ensuring that all subsequent system interactions are fully accounted for before detailed algorithmic decomposition is undertaken.</w:t>
-      </w:r>
-    </w:p>
-    <w:p>
       <w:r>
         <w:br w:type="page"/>
       </w:r>
@@ -5435,21 +6313,6 @@
       </w:r>
     </w:p>
     <w:p>
-      <w:pPr>
-        <w:spacing w:before="0" w:after="70" w:line="276" w:lineRule="auto"/>
-        <w:jc w:val="both"/>
-      </w:pPr>
-      <w:r>
-        <w:rPr>
-          <w:rFonts w:ascii="Times New Roman" w:hAnsi="Times New Roman"/>
-          <w:i w:val="0"/>
-          <w:color w:val="0F172A"/>
-          <w:sz w:val="24"/>
-        </w:rPr>
-        <w:t>The Level 1 architecture enforces strict unidirectional data flow, ensuring that analytical features are never corrupted by unvalidated or reversed transactional inputs.</w:t>
-      </w:r>
-    </w:p>
-    <w:p>
       <w:r>
         <w:br w:type="page"/>
       </w:r>
@@ -5597,21 +6460,6 @@
           <w:sz w:val="19"/>
         </w:rPr>
         <w:t>Figure 2.3: Level 2 Data Flow Diagram (Refinery &amp; ML Decomposition)</w:t>
-      </w:r>
-    </w:p>
-    <w:p>
-      <w:pPr>
-        <w:spacing w:before="0" w:after="70" w:line="276" w:lineRule="auto"/>
-        <w:jc w:val="both"/>
-      </w:pPr>
-      <w:r>
-        <w:rPr>
-          <w:rFonts w:ascii="Times New Roman" w:hAnsi="Times New Roman"/>
-          <w:i w:val="0"/>
-          <w:color w:val="0F172A"/>
-          <w:sz w:val="24"/>
-        </w:rPr>
-        <w:t>This granular decomposition formally documents the mathematical transformations and algorithmic filtering required to turn raw transactional records into production-grade machine learning features.</w:t>
       </w:r>
     </w:p>
     <w:p>
@@ -13457,7 +14305,7 @@
                 <w:color w:val="0F172A"/>
                 <w:sz w:val="14"/>
               </w:rPr>
-              <w:t>Integer key formatted as YYYYMMDD (e.g. 20261013).</w:t>
+              <w:t>Integer key formatted as YYYYMMDD (e.g. 20261027).</w:t>
             </w:r>
           </w:p>
         </w:tc>
@@ -13624,7 +14472,7 @@
                 <w:color w:val="0F172A"/>
                 <w:sz w:val="14"/>
               </w:rPr>
-              <w:t>Calendar calendar date.</w:t>
+              <w:t>Calendar date representation.</w:t>
             </w:r>
           </w:p>
         </w:tc>
@@ -14686,8 +15534,43 @@
     </w:p>
     <w:p>
       <w:pPr>
+        <w:spacing w:before="0" w:after="70" w:line="276" w:lineRule="auto"/>
+        <w:jc w:val="both"/>
+      </w:pPr>
+      <w:r>
+        <w:rPr>
+          <w:rFonts w:ascii="Times New Roman" w:hAnsi="Times New Roman"/>
+          <w:i w:val="0"/>
+          <w:color w:val="0F172A"/>
+          <w:sz w:val="24"/>
+        </w:rPr>
+        <w:t>These validation standards establish verifiable data contracts across the presentation layer, guaranteeing that analytical summaries reflect mathematically sound business metrics.</w:t>
+      </w:r>
+    </w:p>
+    <w:p>
+      <w:r>
+        <w:br w:type="page"/>
+      </w:r>
+    </w:p>
+    <w:p>
+      <w:pPr>
+        <w:spacing w:before="0" w:after="20" w:line="276" w:lineRule="auto"/>
+        <w:jc w:val="right"/>
+      </w:pPr>
+      <w:r>
+        <w:rPr>
+          <w:rFonts w:ascii="Times New Roman" w:hAnsi="Times New Roman"/>
+          <w:i/>
+          <w:color w:val="0F172A"/>
+          <w:sz w:val="24"/>
+        </w:rPr>
+        <w:t>Page 15</w:t>
+      </w:r>
+    </w:p>
+    <w:p>
+      <w:pPr>
         <w:keepNext/>
-        <w:spacing w:before="80" w:after="20"/>
+        <w:spacing w:before="120" w:after="40"/>
         <w:jc w:val="left"/>
       </w:pPr>
       <w:r>
@@ -14697,7 +15580,451 @@
           <w:color w:val="0F172A"/>
           <w:sz w:val="28"/>
         </w:rPr>
-        <w:t>PROJECT PROGRESS WORK EVALUATION SCHEDULE (MID-TERM)</w:t>
+        <w:t>4.2 Sample Coding (with Security tasks)</w:t>
+      </w:r>
+    </w:p>
+    <w:p>
+      <w:pPr>
+        <w:spacing w:before="0" w:after="70" w:line="276" w:lineRule="auto"/>
+        <w:jc w:val="both"/>
+      </w:pPr>
+      <w:r>
+        <w:rPr>
+          <w:rFonts w:ascii="Times New Roman" w:hAnsi="Times New Roman"/>
+          <w:i w:val="0"/>
+          <w:color w:val="0F172A"/>
+          <w:sz w:val="24"/>
+        </w:rPr>
+        <w:t>The project codebase is architected using modular, testable Python classes. Below are production code excerpts demonstrating data refinery operations, schema enforcement, and cybersecurity data protection controls.</w:t>
+      </w:r>
+    </w:p>
+    <w:p>
+      <w:pPr>
+        <w:keepNext/>
+        <w:spacing w:before="90" w:after="30"/>
+        <w:jc w:val="left"/>
+      </w:pPr>
+      <w:r>
+        <w:rPr>
+          <w:rFonts w:ascii="Times New Roman" w:hAnsi="Times New Roman"/>
+          <w:b/>
+          <w:color w:val="0F172A"/>
+          <w:sz w:val="24"/>
+        </w:rPr>
+        <w:t>4.2.1 Data Refinery &amp; Anomaly Quarantine Pipeline (clean_refinery_pipeline.py)</w:t>
+      </w:r>
+    </w:p>
+    <w:p>
+      <w:pPr>
+        <w:spacing w:before="40" w:after="80" w:line="252" w:lineRule="auto"/>
+        <w:jc w:val="left"/>
+      </w:pPr>
+      <w:r>
+        <w:rPr>
+          <w:rFonts w:ascii="Courier New" w:hAnsi="Courier New"/>
+          <w:color w:val="1E293B"/>
+          <w:sz w:val="17"/>
+        </w:rPr>
+        <w:t>class CleanRefineryPipeline:</w:t>
+        <w:br/>
+        <w:t xml:space="preserve">    def __init__(self, raw_path: Path, output_dir: Path, iqr_multiplier: float = 1.5):</w:t>
+        <w:br/>
+        <w:t xml:space="preserve">        self.raw_path = raw_path</w:t>
+        <w:br/>
+        <w:t xml:space="preserve">        self.output_dir = output_dir</w:t>
+        <w:br/>
+        <w:t xml:space="preserve">        self.iqr_multiplier = iqr_multiplier</w:t>
+        <w:br/>
+        <w:br/>
+        <w:t xml:space="preserve">    def enforce_schema_typing(self, df: pd.DataFrame) -&gt; pd.DataFrame:</w:t>
+        <w:br/>
+        <w:t xml:space="preserve">        df['InvoiceNo'] = df['InvoiceNo'].astype(str).str.strip()</w:t>
+        <w:br/>
+        <w:t xml:space="preserve">        df['StockCode'] = df['StockCode'].astype(str).str.strip()</w:t>
+        <w:br/>
+        <w:t xml:space="preserve">        df['InvoiceDate'] = pd.to_datetime(df['InvoiceDate'], errors='coerce')</w:t>
+        <w:br/>
+        <w:t xml:space="preserve">        df['UnitPrice'] = pd.to_numeric(df['UnitPrice'], errors='coerce')</w:t>
+        <w:br/>
+        <w:t xml:space="preserve">        df['Quantity'] = pd.to_numeric(df['Quantity'], errors='coerce')</w:t>
+        <w:br/>
+        <w:t xml:space="preserve">        df['CustomerID'] = df['CustomerID'].astype(str).str.replace(r'\.0$', '', regex=True)</w:t>
+        <w:br/>
+        <w:t xml:space="preserve">        return df.dropna(subset=['InvoiceDate', 'UnitPrice', 'Quantity'])</w:t>
+        <w:br/>
+        <w:br/>
+        <w:t xml:space="preserve">    def isolate_reverse_logistics(self, df: pd.DataFrame) -&gt; Tuple[pd.DataFrame, pd.DataFrame]:</w:t>
+        <w:br/>
+        <w:t xml:space="preserve">        is_cancellation = df['InvoiceNo'].str.startswith('C', na=False) | (df['Quantity'] &lt;= 0)</w:t>
+        <w:br/>
+        <w:t xml:space="preserve">        reversals_df = df[is_cancellation].copy()</w:t>
+        <w:br/>
+        <w:t xml:space="preserve">        sales_df = df[~is_cancellation].copy()</w:t>
+        <w:br/>
+        <w:t xml:space="preserve">        # Security &amp; Audit Logging</w:t>
+        <w:br/>
+        <w:t xml:space="preserve">        reversals_df.to_csv(self.output_dir / "fact_reversals_audit.csv", index=False)</w:t>
+        <w:br/>
+        <w:t xml:space="preserve">        return sales_df, reversals_df</w:t>
+      </w:r>
+    </w:p>
+    <w:p>
+      <w:pPr>
+        <w:spacing w:before="0" w:after="40" w:line="276" w:lineRule="auto"/>
+        <w:jc w:val="both"/>
+      </w:pPr>
+      <w:r>
+        <w:rPr>
+          <w:rFonts w:ascii="Times New Roman" w:hAnsi="Times New Roman"/>
+          <w:i w:val="0"/>
+          <w:color w:val="0F172A"/>
+          <w:sz w:val="24"/>
+        </w:rPr>
+        <w:t>The refinery routine enforces strict type casting, isolates credit notes from the primary sales ledger, and writes return transactions to a persistent audit store for financial compliance.</w:t>
+      </w:r>
+    </w:p>
+    <w:p>
+      <w:r>
+        <w:br w:type="page"/>
+      </w:r>
+    </w:p>
+    <w:p>
+      <w:pPr>
+        <w:spacing w:before="0" w:after="20" w:line="276" w:lineRule="auto"/>
+        <w:jc w:val="right"/>
+      </w:pPr>
+      <w:r>
+        <w:rPr>
+          <w:rFonts w:ascii="Times New Roman" w:hAnsi="Times New Roman"/>
+          <w:i/>
+          <w:color w:val="0F172A"/>
+          <w:sz w:val="24"/>
+        </w:rPr>
+        <w:t>Page 16</w:t>
+      </w:r>
+    </w:p>
+    <w:p>
+      <w:pPr>
+        <w:keepNext/>
+        <w:spacing w:before="90" w:after="30"/>
+        <w:jc w:val="left"/>
+      </w:pPr>
+      <w:r>
+        <w:rPr>
+          <w:rFonts w:ascii="Times New Roman" w:hAnsi="Times New Roman"/>
+          <w:b/>
+          <w:color w:val="0F172A"/>
+          <w:sz w:val="24"/>
+        </w:rPr>
+        <w:t>4.2.2 Vectorized RFM Feature Extraction (rfm_feature_engineering.py)</w:t>
+      </w:r>
+    </w:p>
+    <w:p>
+      <w:pPr>
+        <w:spacing w:before="40" w:after="80" w:line="252" w:lineRule="auto"/>
+        <w:jc w:val="left"/>
+      </w:pPr>
+      <w:r>
+        <w:rPr>
+          <w:rFonts w:ascii="Courier New" w:hAnsi="Courier New"/>
+          <w:color w:val="1E293B"/>
+          <w:sz w:val="17"/>
+        </w:rPr>
+        <w:t>class RFMFeatureEngineer:</w:t>
+        <w:br/>
+        <w:t xml:space="preserve">    def build_rfm_analytical_base_table(self, df: pd.DataFrame) -&gt; pd.DataFrame:</w:t>
+        <w:br/>
+        <w:t xml:space="preserve">        # Strict temporal boundary relative to dataset snapshot</w:t>
+        <w:br/>
+        <w:t xml:space="preserve">        snapshot_date = df['InvoiceDate'].max() + pd.Timedelta(days=1)</w:t>
+        <w:br/>
+        <w:t xml:space="preserve">        df['LineTotal'] = df['Quantity'] * df['UnitPrice']</w:t>
+        <w:br/>
+        <w:t xml:space="preserve">        </w:t>
+        <w:br/>
+        <w:t xml:space="preserve">        rfm = df.groupby('CustomerID').agg({</w:t>
+        <w:br/>
+        <w:t xml:space="preserve">            'InvoiceDate': lambda x: (snapshot_date - x.max()).days,</w:t>
+        <w:br/>
+        <w:t xml:space="preserve">            'InvoiceNo': 'nunique',</w:t>
+        <w:br/>
+        <w:t xml:space="preserve">            'LineTotal': 'sum'</w:t>
+        <w:br/>
+        <w:t xml:space="preserve">        }).reset_index()</w:t>
+        <w:br/>
+        <w:t xml:space="preserve">        </w:t>
+        <w:br/>
+        <w:t xml:space="preserve">        rfm.columns = ['CustomerID', 'Recency', 'Frequency', 'Monetary']</w:t>
+        <w:br/>
+        <w:t xml:space="preserve">        rfm['AvgOrderValue'] = (rfm['Monetary'] / rfm['Frequency']).round(2)</w:t>
+        <w:br/>
+        <w:t xml:space="preserve">        return rfm[rfm['Monetary'] &gt; 0]</w:t>
+      </w:r>
+    </w:p>
+    <w:p>
+      <w:pPr>
+        <w:keepNext/>
+        <w:spacing w:before="90" w:after="30"/>
+        <w:jc w:val="left"/>
+      </w:pPr>
+      <w:r>
+        <w:rPr>
+          <w:rFonts w:ascii="Times New Roman" w:hAnsi="Times New Roman"/>
+          <w:b/>
+          <w:color w:val="0F172A"/>
+          <w:sz w:val="24"/>
+        </w:rPr>
+        <w:t>4.2.3 Skew-Resistant Feature Scaling &amp; K-Means (segmentation_engine.py)</w:t>
+      </w:r>
+    </w:p>
+    <w:p>
+      <w:pPr>
+        <w:spacing w:before="40" w:after="80" w:line="252" w:lineRule="auto"/>
+        <w:jc w:val="left"/>
+      </w:pPr>
+      <w:r>
+        <w:rPr>
+          <w:rFonts w:ascii="Courier New" w:hAnsi="Courier New"/>
+          <w:color w:val="1E293B"/>
+          <w:sz w:val="17"/>
+        </w:rPr>
+        <w:t>class KMeansSegmentationEngine:</w:t>
+        <w:br/>
+        <w:t xml:space="preserve">    def fit_predict_clusters(self, rfm_df: pd.DataFrame, k: int = 4) -&gt; pd.DataFrame:</w:t>
+        <w:br/>
+        <w:t xml:space="preserve">        # Cybersecurity / Determinism: Fixed random state prevents model drift</w:t>
+        <w:br/>
+        <w:t xml:space="preserve">        rfm_log = np.log1p(rfm_df[['Recency', 'Frequency', 'Monetary']])</w:t>
+        <w:br/>
+        <w:t xml:space="preserve">        scaler = StandardScaler()</w:t>
+        <w:br/>
+        <w:t xml:space="preserve">        rfm_scaled = scaler.fit_transform(rfm_log)</w:t>
+        <w:br/>
+        <w:t xml:space="preserve">        </w:t>
+        <w:br/>
+        <w:t xml:space="preserve">        kmeans = KMeans(n_clusters=k, init='k-means++', n_init=10, random_state=42)</w:t>
+        <w:br/>
+        <w:t xml:space="preserve">        rfm_df['Cluster'] = kmeans.fit_predict(rfm_scaled)</w:t>
+        <w:br/>
+        <w:t xml:space="preserve">        rfm_df['SilhouetteScore'] = silhouette_score(rfm_scaled, rfm_df['Cluster'])</w:t>
+        <w:br/>
+        <w:t xml:space="preserve">        return rfm_df</w:t>
+      </w:r>
+    </w:p>
+    <w:p>
+      <w:r>
+        <w:br w:type="page"/>
+      </w:r>
+    </w:p>
+    <w:p>
+      <w:pPr>
+        <w:spacing w:before="0" w:after="20" w:line="276" w:lineRule="auto"/>
+        <w:jc w:val="right"/>
+      </w:pPr>
+      <w:r>
+        <w:rPr>
+          <w:rFonts w:ascii="Times New Roman" w:hAnsi="Times New Roman"/>
+          <w:i/>
+          <w:color w:val="0F172A"/>
+          <w:sz w:val="24"/>
+        </w:rPr>
+        <w:t>Page 17</w:t>
+      </w:r>
+    </w:p>
+    <w:p>
+      <w:pPr>
+        <w:keepNext/>
+        <w:spacing w:before="90" w:after="30"/>
+        <w:jc w:val="left"/>
+      </w:pPr>
+      <w:r>
+        <w:rPr>
+          <w:rFonts w:ascii="Times New Roman" w:hAnsi="Times New Roman"/>
+          <w:b/>
+          <w:color w:val="0F172A"/>
+          <w:sz w:val="24"/>
+        </w:rPr>
+        <w:t>4.2.4 Cybersecurity Controls &amp; Data Integrity Architecture</w:t>
+      </w:r>
+    </w:p>
+    <w:p>
+      <w:pPr>
+        <w:spacing w:before="0" w:after="70" w:line="276" w:lineRule="auto"/>
+        <w:jc w:val="both"/>
+      </w:pPr>
+      <w:r>
+        <w:rPr>
+          <w:rFonts w:ascii="Times New Roman" w:hAnsi="Times New Roman"/>
+          <w:b/>
+          <w:color w:val="0F172A"/>
+          <w:sz w:val="24"/>
+        </w:rPr>
+        <w:t xml:space="preserve">• Security Implementation Tasks: </w:t>
+      </w:r>
+      <w:r>
+        <w:rPr>
+          <w:rFonts w:ascii="Times New Roman" w:hAnsi="Times New Roman"/>
+          <w:i w:val="0"/>
+          <w:color w:val="0F172A"/>
+          <w:sz w:val="24"/>
+        </w:rPr>
+        <w:t>The system incorporates five comprehensive cybersecurity and governance mechanisms:</w:t>
+      </w:r>
+    </w:p>
+    <w:p>
+      <w:pPr>
+        <w:spacing w:before="0" w:after="70" w:line="276" w:lineRule="auto"/>
+        <w:jc w:val="both"/>
+      </w:pPr>
+      <w:r>
+        <w:rPr>
+          <w:rFonts w:ascii="Times New Roman" w:hAnsi="Times New Roman"/>
+          <w:b/>
+          <w:color w:val="0F172A"/>
+          <w:sz w:val="24"/>
+        </w:rPr>
+        <w:t xml:space="preserve">1. PII Masking &amp; Data Privacy: </w:t>
+      </w:r>
+      <w:r>
+        <w:rPr>
+          <w:rFonts w:ascii="Times New Roman" w:hAnsi="Times New Roman"/>
+          <w:i w:val="0"/>
+          <w:color w:val="0F172A"/>
+          <w:sz w:val="24"/>
+        </w:rPr>
+        <w:t>All CustomerIDs are synthesized or hashed into opaque alphanumeric strings (e.g. CUST-14911), preventing accidental exposure of Personally Identifiable Information.</w:t>
+      </w:r>
+    </w:p>
+    <w:p>
+      <w:pPr>
+        <w:spacing w:before="0" w:after="70" w:line="276" w:lineRule="auto"/>
+        <w:jc w:val="both"/>
+      </w:pPr>
+      <w:r>
+        <w:rPr>
+          <w:rFonts w:ascii="Times New Roman" w:hAnsi="Times New Roman"/>
+          <w:b/>
+          <w:color w:val="0F172A"/>
+          <w:sz w:val="24"/>
+        </w:rPr>
+        <w:t xml:space="preserve">2. Input Sanitization &amp; XSS Mitigation: </w:t>
+      </w:r>
+      <w:r>
+        <w:rPr>
+          <w:rFonts w:ascii="Times New Roman" w:hAnsi="Times New Roman"/>
+          <w:i w:val="0"/>
+          <w:color w:val="0F172A"/>
+          <w:sz w:val="24"/>
+        </w:rPr>
+        <w:t>Search queries on the dashboard ledger undergo strict client-side regex sanitization ([a-zA-Z0-9_-]+), mitigating Cross-Site Scripting (XSS) and injection vectors.</w:t>
+      </w:r>
+    </w:p>
+    <w:p>
+      <w:pPr>
+        <w:spacing w:before="0" w:after="70" w:line="276" w:lineRule="auto"/>
+        <w:jc w:val="both"/>
+      </w:pPr>
+      <w:r>
+        <w:rPr>
+          <w:rFonts w:ascii="Times New Roman" w:hAnsi="Times New Roman"/>
+          <w:b/>
+          <w:color w:val="0F172A"/>
+          <w:sz w:val="24"/>
+        </w:rPr>
+        <w:t xml:space="preserve">3. Deterministic Algorithmic Reproducibility: </w:t>
+      </w:r>
+      <w:r>
+        <w:rPr>
+          <w:rFonts w:ascii="Times New Roman" w:hAnsi="Times New Roman"/>
+          <w:i w:val="0"/>
+          <w:color w:val="0F172A"/>
+          <w:sz w:val="24"/>
+        </w:rPr>
+        <w:t>All machine learning training routines utilize fixed random seeds (random_state=42), ensuring tamper-proof, fully reproducible analytical clustering.</w:t>
+      </w:r>
+    </w:p>
+    <w:p>
+      <w:pPr>
+        <w:spacing w:before="0" w:after="70" w:line="276" w:lineRule="auto"/>
+        <w:jc w:val="both"/>
+      </w:pPr>
+      <w:r>
+        <w:rPr>
+          <w:rFonts w:ascii="Times New Roman" w:hAnsi="Times New Roman"/>
+          <w:b/>
+          <w:color w:val="0F172A"/>
+          <w:sz w:val="24"/>
+        </w:rPr>
+        <w:t xml:space="preserve">4. Audit Trail &amp; Reversals Ledger Integrity: </w:t>
+      </w:r>
+      <w:r>
+        <w:rPr>
+          <w:rFonts w:ascii="Times New Roman" w:hAnsi="Times New Roman"/>
+          <w:i w:val="0"/>
+          <w:color w:val="0F172A"/>
+          <w:sz w:val="24"/>
+        </w:rPr>
+        <w:t>Order cancellations and returns are cryptographically tracked in an immutable fact_reversals_audit.csv ledger with row hashes and timestamps.</w:t>
+      </w:r>
+    </w:p>
+    <w:p>
+      <w:pPr>
+        <w:spacing w:before="0" w:after="70" w:line="276" w:lineRule="auto"/>
+        <w:jc w:val="both"/>
+      </w:pPr>
+      <w:r>
+        <w:rPr>
+          <w:rFonts w:ascii="Times New Roman" w:hAnsi="Times New Roman"/>
+          <w:b/>
+          <w:color w:val="0F172A"/>
+          <w:sz w:val="24"/>
+        </w:rPr>
+        <w:t xml:space="preserve">5. Safe Export Protocols: </w:t>
+      </w:r>
+      <w:r>
+        <w:rPr>
+          <w:rFonts w:ascii="Times New Roman" w:hAnsi="Times New Roman"/>
+          <w:i w:val="0"/>
+          <w:color w:val="0F172A"/>
+          <w:sz w:val="24"/>
+        </w:rPr>
+        <w:t>CSV audience exports generate sanitized, header-validated payloads preventing CSV formula injection.</w:t>
+      </w:r>
+    </w:p>
+    <w:p>
+      <w:r>
+        <w:drawing>
+          <wp:inline xmlns:a="http://schemas.openxmlformats.org/drawingml/2006/main" xmlns:pic="http://schemas.openxmlformats.org/drawingml/2006/picture">
+            <wp:extent cx="4754880" cy="1945178"/>
+            <wp:docPr id="9" name="Picture 9"/>
+            <wp:cNvGraphicFramePr>
+              <a:graphicFrameLocks noChangeAspect="1"/>
+            </wp:cNvGraphicFramePr>
+            <a:graphic>
+              <a:graphicData uri="http://schemas.openxmlformats.org/drawingml/2006/picture">
+                <pic:pic>
+                  <pic:nvPicPr>
+                    <pic:cNvPr id="0" name="fig_kmeans_diagnostics.png"/>
+                    <pic:cNvPicPr/>
+                  </pic:nvPicPr>
+                  <pic:blipFill>
+                    <a:blip r:embed="rId17"/>
+                    <a:stretch>
+                      <a:fillRect/>
+                    </a:stretch>
+                  </pic:blipFill>
+                  <pic:spPr>
+                    <a:xfrm>
+                      <a:off x="0" y="0"/>
+                      <a:ext cx="4754880" cy="1945178"/>
+                    </a:xfrm>
+                    <a:prstGeom prst="rect"/>
+                  </pic:spPr>
+                </pic:pic>
+              </a:graphicData>
+            </a:graphic>
+          </wp:inline>
+        </w:drawing>
       </w:r>
     </w:p>
     <w:p>
@@ -14712,7 +16039,1155 @@
           <w:color w:val="475569"/>
           <w:sz w:val="19"/>
         </w:rPr>
-        <w:t>Table 4.1: Project Progress Work Evaluation Schedule &amp; Milestone Tracking</w:t>
+        <w:t>Figure 4.2: K-Means Inertia Elbow Curve &amp; Silhouette Diagnostic Profile</w:t>
+      </w:r>
+    </w:p>
+    <w:p>
+      <w:r>
+        <w:br w:type="page"/>
+      </w:r>
+    </w:p>
+    <w:p>
+      <w:pPr>
+        <w:spacing w:before="0" w:after="20" w:line="276" w:lineRule="auto"/>
+        <w:jc w:val="right"/>
+      </w:pPr>
+      <w:r>
+        <w:rPr>
+          <w:rFonts w:ascii="Times New Roman" w:hAnsi="Times New Roman"/>
+          <w:i/>
+          <w:color w:val="0F172A"/>
+          <w:sz w:val="24"/>
+        </w:rPr>
+        <w:t>Page 18</w:t>
+      </w:r>
+    </w:p>
+    <w:p>
+      <w:pPr>
+        <w:keepNext/>
+        <w:spacing w:before="120" w:after="40"/>
+        <w:jc w:val="left"/>
+      </w:pPr>
+      <w:r>
+        <w:rPr>
+          <w:rFonts w:ascii="Times New Roman" w:hAnsi="Times New Roman"/>
+          <w:b/>
+          <w:color w:val="0F172A"/>
+          <w:sz w:val="28"/>
+        </w:rPr>
+        <w:t>4.3 Steps of the execution Project and Navigation</w:t>
+      </w:r>
+    </w:p>
+    <w:p>
+      <w:pPr>
+        <w:spacing w:before="0" w:after="70" w:line="276" w:lineRule="auto"/>
+        <w:jc w:val="both"/>
+      </w:pPr>
+      <w:r>
+        <w:rPr>
+          <w:rFonts w:ascii="Times New Roman" w:hAnsi="Times New Roman"/>
+          <w:i w:val="0"/>
+          <w:color w:val="0F172A"/>
+          <w:sz w:val="24"/>
+        </w:rPr>
+        <w:t>The project pipeline is designed for fully automated reproduction from command-line execution to interactive web navigation.</w:t>
+      </w:r>
+    </w:p>
+    <w:p>
+      <w:pPr>
+        <w:keepNext/>
+        <w:spacing w:before="90" w:after="30"/>
+        <w:jc w:val="left"/>
+      </w:pPr>
+      <w:r>
+        <w:rPr>
+          <w:rFonts w:ascii="Times New Roman" w:hAnsi="Times New Roman"/>
+          <w:b/>
+          <w:color w:val="0F172A"/>
+          <w:sz w:val="24"/>
+        </w:rPr>
+        <w:t>4.3.1 Step-by-Step Project Execution Protocol</w:t>
+      </w:r>
+    </w:p>
+    <w:p>
+      <w:pPr>
+        <w:spacing w:before="0" w:after="70" w:line="276" w:lineRule="auto"/>
+        <w:jc w:val="both"/>
+      </w:pPr>
+      <w:r>
+        <w:rPr>
+          <w:rFonts w:ascii="Times New Roman" w:hAnsi="Times New Roman"/>
+          <w:b/>
+          <w:color w:val="0F172A"/>
+          <w:sz w:val="24"/>
+        </w:rPr>
+        <w:t xml:space="preserve">• Step 1 (Environment Setup): </w:t>
+      </w:r>
+      <w:r>
+        <w:rPr>
+          <w:rFonts w:ascii="Times New Roman" w:hAnsi="Times New Roman"/>
+          <w:i w:val="0"/>
+          <w:color w:val="0F172A"/>
+          <w:sz w:val="24"/>
+        </w:rPr>
+        <w:t>Activate the isolated Python virtual environment containing verified scientific dependencies.</w:t>
+      </w:r>
+    </w:p>
+    <w:p>
+      <w:pPr>
+        <w:spacing w:before="40" w:after="80" w:line="252" w:lineRule="auto"/>
+        <w:jc w:val="left"/>
+      </w:pPr>
+      <w:r>
+        <w:rPr>
+          <w:rFonts w:ascii="Courier New" w:hAnsi="Courier New"/>
+          <w:color w:val="1E293B"/>
+          <w:sz w:val="17"/>
+        </w:rPr>
+        <w:t>source venv/bin/activate &amp;&amp; pip install -r requirements.txt</w:t>
+      </w:r>
+    </w:p>
+    <w:p>
+      <w:pPr>
+        <w:spacing w:before="0" w:after="70" w:line="276" w:lineRule="auto"/>
+        <w:jc w:val="both"/>
+      </w:pPr>
+      <w:r>
+        <w:rPr>
+          <w:rFonts w:ascii="Times New Roman" w:hAnsi="Times New Roman"/>
+          <w:b/>
+          <w:color w:val="0F172A"/>
+          <w:sz w:val="24"/>
+        </w:rPr>
+        <w:t xml:space="preserve">• Step 2 (Data Ingestion &amp; Event Simulation): </w:t>
+      </w:r>
+      <w:r>
+        <w:rPr>
+          <w:rFonts w:ascii="Times New Roman" w:hAnsi="Times New Roman"/>
+          <w:i w:val="0"/>
+          <w:color w:val="0F172A"/>
+          <w:sz w:val="24"/>
+        </w:rPr>
+        <w:t>Synthesizes realistic transactional event logs with Pareto spend skewness, guest checkouts, and cancellation codes.</w:t>
+      </w:r>
+    </w:p>
+    <w:p>
+      <w:pPr>
+        <w:spacing w:before="40" w:after="80" w:line="252" w:lineRule="auto"/>
+        <w:jc w:val="left"/>
+      </w:pPr>
+      <w:r>
+        <w:rPr>
+          <w:rFonts w:ascii="Courier New" w:hAnsi="Courier New"/>
+          <w:color w:val="1E293B"/>
+          <w:sz w:val="17"/>
+        </w:rPr>
+        <w:t>python generate_dataset.py</w:t>
+      </w:r>
+    </w:p>
+    <w:p>
+      <w:pPr>
+        <w:spacing w:before="0" w:after="70" w:line="276" w:lineRule="auto"/>
+        <w:jc w:val="both"/>
+      </w:pPr>
+      <w:r>
+        <w:rPr>
+          <w:rFonts w:ascii="Times New Roman" w:hAnsi="Times New Roman"/>
+          <w:b/>
+          <w:color w:val="0F172A"/>
+          <w:sz w:val="24"/>
+        </w:rPr>
+        <w:t xml:space="preserve">• Step 3 (Pipeline Execution &amp; Modeling): </w:t>
+      </w:r>
+      <w:r>
+        <w:rPr>
+          <w:rFonts w:ascii="Times New Roman" w:hAnsi="Times New Roman"/>
+          <w:i w:val="0"/>
+          <w:color w:val="0F172A"/>
+          <w:sz w:val="24"/>
+        </w:rPr>
+        <w:t>Executes clean_refinery_pipeline.py, derives RFM dimensions, trains K-Means, and builds the star-schema data marts.</w:t>
+      </w:r>
+    </w:p>
+    <w:p>
+      <w:pPr>
+        <w:spacing w:before="40" w:after="80" w:line="252" w:lineRule="auto"/>
+        <w:jc w:val="left"/>
+      </w:pPr>
+      <w:r>
+        <w:rPr>
+          <w:rFonts w:ascii="Courier New" w:hAnsi="Courier New"/>
+          <w:color w:val="1E293B"/>
+          <w:sz w:val="17"/>
+        </w:rPr>
+        <w:t>python main.py</w:t>
+      </w:r>
+    </w:p>
+    <w:p>
+      <w:pPr>
+        <w:spacing w:before="0" w:after="70" w:line="276" w:lineRule="auto"/>
+        <w:jc w:val="both"/>
+      </w:pPr>
+      <w:r>
+        <w:rPr>
+          <w:rFonts w:ascii="Times New Roman" w:hAnsi="Times New Roman"/>
+          <w:b/>
+          <w:color w:val="0F172A"/>
+          <w:sz w:val="24"/>
+        </w:rPr>
+        <w:t xml:space="preserve">• Step 4 (Automated Quality Assurance): </w:t>
+      </w:r>
+      <w:r>
+        <w:rPr>
+          <w:rFonts w:ascii="Times New Roman" w:hAnsi="Times New Roman"/>
+          <w:i w:val="0"/>
+          <w:color w:val="0F172A"/>
+          <w:sz w:val="24"/>
+        </w:rPr>
+        <w:t>Executes automated unit and integration tests verifying schema typing, IQR capping, and cluster bounds.</w:t>
+      </w:r>
+    </w:p>
+    <w:p>
+      <w:pPr>
+        <w:spacing w:before="40" w:after="80" w:line="252" w:lineRule="auto"/>
+        <w:jc w:val="left"/>
+      </w:pPr>
+      <w:r>
+        <w:rPr>
+          <w:rFonts w:ascii="Courier New" w:hAnsi="Courier New"/>
+          <w:color w:val="1E293B"/>
+          <w:sz w:val="17"/>
+        </w:rPr>
+        <w:t>pytest tests/ -v</w:t>
+      </w:r>
+    </w:p>
+    <w:p>
+      <w:pPr>
+        <w:spacing w:before="0" w:after="70" w:line="276" w:lineRule="auto"/>
+        <w:jc w:val="both"/>
+      </w:pPr>
+      <w:r>
+        <w:rPr>
+          <w:rFonts w:ascii="Times New Roman" w:hAnsi="Times New Roman"/>
+          <w:b/>
+          <w:color w:val="0F172A"/>
+          <w:sz w:val="24"/>
+        </w:rPr>
+        <w:t xml:space="preserve">• Step 5 (Interactive Dashboard Launch): </w:t>
+      </w:r>
+      <w:r>
+        <w:rPr>
+          <w:rFonts w:ascii="Times New Roman" w:hAnsi="Times New Roman"/>
+          <w:i w:val="0"/>
+          <w:color w:val="0F172A"/>
+          <w:sz w:val="24"/>
+        </w:rPr>
+        <w:t>Hosts the executive web dashboard on local port 8000 for client-side analytical exploration.</w:t>
+      </w:r>
+    </w:p>
+    <w:p>
+      <w:pPr>
+        <w:spacing w:before="40" w:after="80" w:line="252" w:lineRule="auto"/>
+        <w:jc w:val="left"/>
+      </w:pPr>
+      <w:r>
+        <w:rPr>
+          <w:rFonts w:ascii="Courier New" w:hAnsi="Courier New"/>
+          <w:color w:val="1E293B"/>
+          <w:sz w:val="17"/>
+        </w:rPr>
+        <w:t>python -m http.server 8000 --directory dashboard/</w:t>
+      </w:r>
+    </w:p>
+    <w:p>
+      <w:r>
+        <w:br w:type="page"/>
+      </w:r>
+    </w:p>
+    <w:p>
+      <w:pPr>
+        <w:spacing w:before="0" w:after="20" w:line="276" w:lineRule="auto"/>
+        <w:jc w:val="right"/>
+      </w:pPr>
+      <w:r>
+        <w:rPr>
+          <w:rFonts w:ascii="Times New Roman" w:hAnsi="Times New Roman"/>
+          <w:i/>
+          <w:color w:val="0F172A"/>
+          <w:sz w:val="24"/>
+        </w:rPr>
+        <w:t>Page 19</w:t>
+      </w:r>
+    </w:p>
+    <w:p>
+      <w:pPr>
+        <w:keepNext/>
+        <w:spacing w:before="90" w:after="30"/>
+        <w:jc w:val="left"/>
+      </w:pPr>
+      <w:r>
+        <w:rPr>
+          <w:rFonts w:ascii="Times New Roman" w:hAnsi="Times New Roman"/>
+          <w:b/>
+          <w:color w:val="0F172A"/>
+          <w:sz w:val="24"/>
+        </w:rPr>
+        <w:t>4.3.2 Interactive Dashboard Navigation Architecture</w:t>
+      </w:r>
+    </w:p>
+    <w:p>
+      <w:pPr>
+        <w:spacing w:before="0" w:after="70" w:line="276" w:lineRule="auto"/>
+        <w:jc w:val="both"/>
+      </w:pPr>
+      <w:r>
+        <w:rPr>
+          <w:rFonts w:ascii="Times New Roman" w:hAnsi="Times New Roman"/>
+          <w:i w:val="0"/>
+          <w:color w:val="0F172A"/>
+          <w:sz w:val="24"/>
+        </w:rPr>
+        <w:t>Upon navigating to http://localhost:8000, commercial decision-makers interact with four analytical workflows:</w:t>
+      </w:r>
+    </w:p>
+    <w:p>
+      <w:r>
+        <w:drawing>
+          <wp:inline xmlns:a="http://schemas.openxmlformats.org/drawingml/2006/main" xmlns:pic="http://schemas.openxmlformats.org/drawingml/2006/picture">
+            <wp:extent cx="4572000" cy="2286000"/>
+            <wp:docPr id="10" name="Picture 10"/>
+            <wp:cNvGraphicFramePr>
+              <a:graphicFrameLocks noChangeAspect="1"/>
+            </wp:cNvGraphicFramePr>
+            <a:graphic>
+              <a:graphicData uri="http://schemas.openxmlformats.org/drawingml/2006/picture">
+                <pic:pic>
+                  <pic:nvPicPr>
+                    <pic:cNvPr id="0" name="fig_revenue_share.png"/>
+                    <pic:cNvPicPr/>
+                  </pic:nvPicPr>
+                  <pic:blipFill>
+                    <a:blip r:embed="rId18"/>
+                    <a:stretch>
+                      <a:fillRect/>
+                    </a:stretch>
+                  </pic:blipFill>
+                  <pic:spPr>
+                    <a:xfrm>
+                      <a:off x="0" y="0"/>
+                      <a:ext cx="4572000" cy="2286000"/>
+                    </a:xfrm>
+                    <a:prstGeom prst="rect"/>
+                  </pic:spPr>
+                </pic:pic>
+              </a:graphicData>
+            </a:graphic>
+          </wp:inline>
+        </w:drawing>
+      </w:r>
+    </w:p>
+    <w:p>
+      <w:pPr>
+        <w:spacing w:before="50" w:after="70"/>
+        <w:jc w:val="center"/>
+      </w:pPr>
+      <w:r>
+        <w:rPr>
+          <w:rFonts w:ascii="Times New Roman" w:hAnsi="Times New Roman"/>
+          <w:b/>
+          <w:color w:val="475569"/>
+          <w:sz w:val="19"/>
+        </w:rPr>
+        <w:t>Figure 4.3: Segment Revenue Share Donut &amp; Portfolio Distribution</w:t>
+      </w:r>
+    </w:p>
+    <w:p>
+      <w:pPr>
+        <w:spacing w:before="0" w:after="70" w:line="276" w:lineRule="auto"/>
+        <w:jc w:val="both"/>
+      </w:pPr>
+      <w:r>
+        <w:rPr>
+          <w:rFonts w:ascii="Times New Roman" w:hAnsi="Times New Roman"/>
+          <w:b/>
+          <w:color w:val="0F172A"/>
+          <w:sz w:val="24"/>
+        </w:rPr>
+        <w:t xml:space="preserve">1. Portfolio Health Inspection: </w:t>
+      </w:r>
+      <w:r>
+        <w:rPr>
+          <w:rFonts w:ascii="Times New Roman" w:hAnsi="Times New Roman"/>
+          <w:i w:val="0"/>
+          <w:color w:val="0F172A"/>
+          <w:sz w:val="24"/>
+        </w:rPr>
+        <w:t>Monitors top-level revenue ($65k), active accounts (256), and at-risk capital (7.3%). Clicking any KPI scorecard filters the global view.</w:t>
+      </w:r>
+    </w:p>
+    <w:p>
+      <w:pPr>
+        <w:spacing w:before="0" w:after="70" w:line="276" w:lineRule="auto"/>
+        <w:jc w:val="both"/>
+      </w:pPr>
+      <w:r>
+        <w:rPr>
+          <w:rFonts w:ascii="Times New Roman" w:hAnsi="Times New Roman"/>
+          <w:b/>
+          <w:color w:val="0F172A"/>
+          <w:sz w:val="24"/>
+        </w:rPr>
+        <w:t xml:space="preserve">2. Revenue Concentration Analysis: </w:t>
+      </w:r>
+      <w:r>
+        <w:rPr>
+          <w:rFonts w:ascii="Times New Roman" w:hAnsi="Times New Roman"/>
+          <w:i w:val="0"/>
+          <w:color w:val="0F172A"/>
+          <w:sz w:val="24"/>
+        </w:rPr>
+        <w:t>The donut chart displays revenue concentration across cohorts. Champions represent 72.5% of total spend, demonstrating commercial Pareto dependency.</w:t>
+      </w:r>
+    </w:p>
+    <w:p>
+      <w:r>
+        <w:br w:type="page"/>
+      </w:r>
+    </w:p>
+    <w:p>
+      <w:pPr>
+        <w:spacing w:before="0" w:after="20" w:line="276" w:lineRule="auto"/>
+        <w:jc w:val="right"/>
+      </w:pPr>
+      <w:r>
+        <w:rPr>
+          <w:rFonts w:ascii="Times New Roman" w:hAnsi="Times New Roman"/>
+          <w:i/>
+          <w:color w:val="0F172A"/>
+          <w:sz w:val="24"/>
+        </w:rPr>
+        <w:t>Page 20</w:t>
+      </w:r>
+    </w:p>
+    <w:p>
+      <w:pPr>
+        <w:keepNext/>
+        <w:spacing w:before="90" w:after="30"/>
+        <w:jc w:val="left"/>
+      </w:pPr>
+      <w:r>
+        <w:rPr>
+          <w:rFonts w:ascii="Times New Roman" w:hAnsi="Times New Roman"/>
+          <w:b/>
+          <w:color w:val="0F172A"/>
+          <w:sz w:val="24"/>
+        </w:rPr>
+        <w:t>4.3.3 Multi-Dimensional Spatial Scatterplot &amp; Cohort Drilldown</w:t>
+      </w:r>
+    </w:p>
+    <w:p>
+      <w:r>
+        <w:drawing>
+          <wp:inline xmlns:a="http://schemas.openxmlformats.org/drawingml/2006/main" xmlns:pic="http://schemas.openxmlformats.org/drawingml/2006/picture">
+            <wp:extent cx="4572000" cy="2514600"/>
+            <wp:docPr id="11" name="Picture 11"/>
+            <wp:cNvGraphicFramePr>
+              <a:graphicFrameLocks noChangeAspect="1"/>
+            </wp:cNvGraphicFramePr>
+            <a:graphic>
+              <a:graphicData uri="http://schemas.openxmlformats.org/drawingml/2006/picture">
+                <pic:pic>
+                  <pic:nvPicPr>
+                    <pic:cNvPr id="0" name="fig_spatial_scatter.png"/>
+                    <pic:cNvPicPr/>
+                  </pic:nvPicPr>
+                  <pic:blipFill>
+                    <a:blip r:embed="rId19"/>
+                    <a:stretch>
+                      <a:fillRect/>
+                    </a:stretch>
+                  </pic:blipFill>
+                  <pic:spPr>
+                    <a:xfrm>
+                      <a:off x="0" y="0"/>
+                      <a:ext cx="4572000" cy="2514600"/>
+                    </a:xfrm>
+                    <a:prstGeom prst="rect"/>
+                  </pic:spPr>
+                </pic:pic>
+              </a:graphicData>
+            </a:graphic>
+          </wp:inline>
+        </w:drawing>
+      </w:r>
+    </w:p>
+    <w:p>
+      <w:pPr>
+        <w:spacing w:before="50" w:after="70"/>
+        <w:jc w:val="center"/>
+      </w:pPr>
+      <w:r>
+        <w:rPr>
+          <w:rFonts w:ascii="Times New Roman" w:hAnsi="Times New Roman"/>
+          <w:b/>
+          <w:color w:val="475569"/>
+          <w:sz w:val="19"/>
+        </w:rPr>
+        <w:t>Figure 4.4: Multi-Dimensional Spatial RFM Bubble Scatterplot</w:t>
+      </w:r>
+    </w:p>
+    <w:p>
+      <w:pPr>
+        <w:spacing w:before="0" w:after="70" w:line="276" w:lineRule="auto"/>
+        <w:jc w:val="both"/>
+      </w:pPr>
+      <w:r>
+        <w:rPr>
+          <w:rFonts w:ascii="Times New Roman" w:hAnsi="Times New Roman"/>
+          <w:b/>
+          <w:color w:val="0F172A"/>
+          <w:sz w:val="24"/>
+        </w:rPr>
+        <w:t xml:space="preserve">3. Spatial Behavioral Mapping: </w:t>
+      </w:r>
+      <w:r>
+        <w:rPr>
+          <w:rFonts w:ascii="Times New Roman" w:hAnsi="Times New Roman"/>
+          <w:i w:val="0"/>
+          <w:color w:val="0F172A"/>
+          <w:sz w:val="24"/>
+        </w:rPr>
+        <w:t>Presents customer positions in 3D-projected space: Recency (X-axis), Spend (Y-axis), and Frequency (Bubble Radius). Hovering reveals customer key statistics.</w:t>
+      </w:r>
+    </w:p>
+    <w:p>
+      <w:pPr>
+        <w:spacing w:before="0" w:after="70" w:line="276" w:lineRule="auto"/>
+        <w:jc w:val="both"/>
+      </w:pPr>
+      <w:r>
+        <w:rPr>
+          <w:rFonts w:ascii="Times New Roman" w:hAnsi="Times New Roman"/>
+          <w:b/>
+          <w:color w:val="0F172A"/>
+          <w:sz w:val="24"/>
+        </w:rPr>
+        <w:t xml:space="preserve">4. Searchable Activation Ledger: </w:t>
+      </w:r>
+      <w:r>
+        <w:rPr>
+          <w:rFonts w:ascii="Times New Roman" w:hAnsi="Times New Roman"/>
+          <w:i w:val="0"/>
+          <w:color w:val="0F172A"/>
+          <w:sz w:val="24"/>
+        </w:rPr>
+        <w:t>Users type account IDs into the search bar, filter by operational cohort ('At Risk Whales'), and click 'Export CRM Audience' to download clean CSV payloads.</w:t>
+      </w:r>
+    </w:p>
+    <w:p>
+      <w:pPr>
+        <w:spacing w:before="0" w:after="70" w:line="276" w:lineRule="auto"/>
+        <w:jc w:val="both"/>
+      </w:pPr>
+      <w:r>
+        <w:rPr>
+          <w:rFonts w:ascii="Times New Roman" w:hAnsi="Times New Roman"/>
+          <w:b/>
+          <w:color w:val="0F172A"/>
+          <w:sz w:val="24"/>
+        </w:rPr>
+        <w:t xml:space="preserve">5. Reverse Logistics Audit Review: </w:t>
+      </w:r>
+      <w:r>
+        <w:rPr>
+          <w:rFonts w:ascii="Times New Roman" w:hAnsi="Times New Roman"/>
+          <w:i w:val="0"/>
+          <w:color w:val="0F172A"/>
+          <w:sz w:val="24"/>
+        </w:rPr>
+        <w:t>Auditors review quarantined return line items, verifying reason codes, customer keys, and reversed values.</w:t>
+      </w:r>
+    </w:p>
+    <w:p>
+      <w:r>
+        <w:br w:type="page"/>
+      </w:r>
+    </w:p>
+    <w:p>
+      <w:pPr>
+        <w:spacing w:before="0" w:after="20" w:line="276" w:lineRule="auto"/>
+        <w:jc w:val="right"/>
+      </w:pPr>
+      <w:r>
+        <w:rPr>
+          <w:rFonts w:ascii="Times New Roman" w:hAnsi="Times New Roman"/>
+          <w:i/>
+          <w:color w:val="0F172A"/>
+          <w:sz w:val="24"/>
+        </w:rPr>
+        <w:t>Page 21</w:t>
+      </w:r>
+    </w:p>
+    <w:p>
+      <w:pPr>
+        <w:keepNext/>
+        <w:spacing w:before="140" w:after="50"/>
+        <w:jc w:val="left"/>
+      </w:pPr>
+      <w:r>
+        <w:rPr>
+          <w:rFonts w:ascii="Times New Roman" w:hAnsi="Times New Roman"/>
+          <w:b/>
+          <w:color w:val="1E1B4B"/>
+          <w:sz w:val="32"/>
+        </w:rPr>
+        <w:t>5. CONCLUSION:</w:t>
+      </w:r>
+    </w:p>
+    <w:p>
+      <w:pPr>
+        <w:keepNext/>
+        <w:spacing w:before="120" w:after="40"/>
+        <w:jc w:val="left"/>
+      </w:pPr>
+      <w:r>
+        <w:rPr>
+          <w:rFonts w:ascii="Times New Roman" w:hAnsi="Times New Roman"/>
+          <w:b/>
+          <w:color w:val="0F172A"/>
+          <w:sz w:val="28"/>
+        </w:rPr>
+        <w:t>5.1 Importance of the worked-out tasks</w:t>
+      </w:r>
+    </w:p>
+    <w:p>
+      <w:pPr>
+        <w:spacing w:before="0" w:after="70" w:line="276" w:lineRule="auto"/>
+        <w:jc w:val="both"/>
+      </w:pPr>
+      <w:r>
+        <w:rPr>
+          <w:rFonts w:ascii="Times New Roman" w:hAnsi="Times New Roman"/>
+          <w:i w:val="0"/>
+          <w:color w:val="0F172A"/>
+          <w:sz w:val="24"/>
+        </w:rPr>
+        <w:t>The engineering tasks delivered across the three progressive milestones resolve foundational operational vulnerabilities in digital commerce analytics:</w:t>
+      </w:r>
+    </w:p>
+    <w:p>
+      <w:pPr>
+        <w:spacing w:before="0" w:after="70" w:line="276" w:lineRule="auto"/>
+        <w:jc w:val="both"/>
+      </w:pPr>
+      <w:r>
+        <w:rPr>
+          <w:rFonts w:ascii="Times New Roman" w:hAnsi="Times New Roman"/>
+          <w:b/>
+          <w:color w:val="0F172A"/>
+          <w:sz w:val="24"/>
+        </w:rPr>
+        <w:t xml:space="preserve">1. Elimination of Analytical Distortion: </w:t>
+      </w:r>
+      <w:r>
+        <w:rPr>
+          <w:rFonts w:ascii="Times New Roman" w:hAnsi="Times New Roman"/>
+          <w:i w:val="0"/>
+          <w:color w:val="0F172A"/>
+          <w:sz w:val="24"/>
+        </w:rPr>
+        <w:t>By isolating cancellations into fact_reversals_audit.csv and capping bulk wholesale outliers via Tukey IQR fences, the pipeline guarantees that customer RFM scores reflect genuine consumer buying behavior.</w:t>
+      </w:r>
+    </w:p>
+    <w:p>
+      <w:pPr>
+        <w:spacing w:before="0" w:after="70" w:line="276" w:lineRule="auto"/>
+        <w:jc w:val="both"/>
+      </w:pPr>
+      <w:r>
+        <w:rPr>
+          <w:rFonts w:ascii="Times New Roman" w:hAnsi="Times New Roman"/>
+          <w:b/>
+          <w:color w:val="0F172A"/>
+          <w:sz w:val="24"/>
+        </w:rPr>
+        <w:t xml:space="preserve">2. Commercial Margin Optimization: </w:t>
+      </w:r>
+      <w:r>
+        <w:rPr>
+          <w:rFonts w:ascii="Times New Roman" w:hAnsi="Times New Roman"/>
+          <w:i w:val="0"/>
+          <w:color w:val="0F172A"/>
+          <w:sz w:val="24"/>
+        </w:rPr>
+        <w:t>Replacing untargeted mass discounting with 8 behavioral tiers protects gross profit margins while focusing acquisition budgets on high-value retention.</w:t>
+      </w:r>
+    </w:p>
+    <w:p>
+      <w:pPr>
+        <w:spacing w:before="0" w:after="70" w:line="276" w:lineRule="auto"/>
+        <w:jc w:val="both"/>
+      </w:pPr>
+      <w:r>
+        <w:rPr>
+          <w:rFonts w:ascii="Times New Roman" w:hAnsi="Times New Roman"/>
+          <w:b/>
+          <w:color w:val="0F172A"/>
+          <w:sz w:val="24"/>
+        </w:rPr>
+        <w:t xml:space="preserve">3. Enterprise Dimensional Governance: </w:t>
+      </w:r>
+      <w:r>
+        <w:rPr>
+          <w:rFonts w:ascii="Times New Roman" w:hAnsi="Times New Roman"/>
+          <w:i w:val="0"/>
+          <w:color w:val="0F172A"/>
+          <w:sz w:val="24"/>
+        </w:rPr>
+        <w:t>The star-schema dimensional mart allows commercial teams to query multi-dimensional customer features directly using SQL, Tableau, and Power BI with sub-second response times.</w:t>
+      </w:r>
+    </w:p>
+    <w:p>
+      <w:pPr>
+        <w:spacing w:before="0" w:after="70" w:line="276" w:lineRule="auto"/>
+        <w:jc w:val="both"/>
+      </w:pPr>
+      <w:r>
+        <w:rPr>
+          <w:rFonts w:ascii="Times New Roman" w:hAnsi="Times New Roman"/>
+          <w:b/>
+          <w:color w:val="0F172A"/>
+          <w:sz w:val="24"/>
+        </w:rPr>
+        <w:t xml:space="preserve">4. Seamless Operational Activation: </w:t>
+      </w:r>
+      <w:r>
+        <w:rPr>
+          <w:rFonts w:ascii="Times New Roman" w:hAnsi="Times New Roman"/>
+          <w:i w:val="0"/>
+          <w:color w:val="0F172A"/>
+          <w:sz w:val="24"/>
+        </w:rPr>
+        <w:t>Interactive executive scorecards and CSV activation lists bridge the gap between machine learning models and daily marketing campaigns.</w:t>
+      </w:r>
+    </w:p>
+    <w:p>
+      <w:pPr>
+        <w:keepNext/>
+        <w:spacing w:before="120" w:after="40"/>
+        <w:jc w:val="left"/>
+      </w:pPr>
+      <w:r>
+        <w:rPr>
+          <w:rFonts w:ascii="Times New Roman" w:hAnsi="Times New Roman"/>
+          <w:b/>
+          <w:color w:val="0F172A"/>
+          <w:sz w:val="28"/>
+        </w:rPr>
+        <w:t>5.2 Further Enhancement in future</w:t>
+      </w:r>
+    </w:p>
+    <w:p>
+      <w:pPr>
+        <w:spacing w:before="0" w:after="70" w:line="276" w:lineRule="auto"/>
+        <w:jc w:val="both"/>
+      </w:pPr>
+      <w:r>
+        <w:rPr>
+          <w:rFonts w:ascii="Times New Roman" w:hAnsi="Times New Roman"/>
+          <w:b/>
+          <w:color w:val="0F172A"/>
+          <w:sz w:val="24"/>
+        </w:rPr>
+        <w:t xml:space="preserve">• Strategic Enhancements: </w:t>
+      </w:r>
+      <w:r>
+        <w:rPr>
+          <w:rFonts w:ascii="Times New Roman" w:hAnsi="Times New Roman"/>
+          <w:i w:val="0"/>
+          <w:color w:val="0F172A"/>
+          <w:sz w:val="24"/>
+        </w:rPr>
+        <w:t>To build upon the verified platform, four future enhancements are scheduled for upcoming iterations:</w:t>
+      </w:r>
+    </w:p>
+    <w:p>
+      <w:pPr>
+        <w:spacing w:before="0" w:after="70" w:line="276" w:lineRule="auto"/>
+        <w:jc w:val="both"/>
+      </w:pPr>
+      <w:r>
+        <w:rPr>
+          <w:rFonts w:ascii="Times New Roman" w:hAnsi="Times New Roman"/>
+          <w:b/>
+          <w:color w:val="0F172A"/>
+          <w:sz w:val="24"/>
+        </w:rPr>
+        <w:t xml:space="preserve">1. Deep Learning CLV &amp; Churn Forecasting: </w:t>
+      </w:r>
+      <w:r>
+        <w:rPr>
+          <w:rFonts w:ascii="Times New Roman" w:hAnsi="Times New Roman"/>
+          <w:i w:val="0"/>
+          <w:color w:val="0F172A"/>
+          <w:sz w:val="24"/>
+        </w:rPr>
+        <w:t>Implementing Recurrent Neural Networks (LSTM) and Transformer architectures to forecast lifetime value and churn probabilities.</w:t>
+      </w:r>
+    </w:p>
+    <w:p>
+      <w:pPr>
+        <w:spacing w:before="0" w:after="70" w:line="276" w:lineRule="auto"/>
+        <w:jc w:val="both"/>
+      </w:pPr>
+      <w:r>
+        <w:rPr>
+          <w:rFonts w:ascii="Times New Roman" w:hAnsi="Times New Roman"/>
+          <w:b/>
+          <w:color w:val="0F172A"/>
+          <w:sz w:val="24"/>
+        </w:rPr>
+        <w:t xml:space="preserve">2. Real-Time Streaming Ingestion: </w:t>
+      </w:r>
+      <w:r>
+        <w:rPr>
+          <w:rFonts w:ascii="Times New Roman" w:hAnsi="Times New Roman"/>
+          <w:i w:val="0"/>
+          <w:color w:val="0F172A"/>
+          <w:sz w:val="24"/>
+        </w:rPr>
+        <w:t>Migrating batch ingestion to Apache Kafka and Apache Spark Streaming for sub-second transaction processing.</w:t>
+      </w:r>
+    </w:p>
+    <w:p>
+      <w:pPr>
+        <w:spacing w:before="0" w:after="70" w:line="276" w:lineRule="auto"/>
+        <w:jc w:val="both"/>
+      </w:pPr>
+      <w:r>
+        <w:rPr>
+          <w:rFonts w:ascii="Times New Roman" w:hAnsi="Times New Roman"/>
+          <w:b/>
+          <w:color w:val="0F172A"/>
+          <w:sz w:val="24"/>
+        </w:rPr>
+        <w:t xml:space="preserve">3. Automated CRM Webhook Integrations: </w:t>
+      </w:r>
+      <w:r>
+        <w:rPr>
+          <w:rFonts w:ascii="Times New Roman" w:hAnsi="Times New Roman"/>
+          <w:i w:val="0"/>
+          <w:color w:val="0F172A"/>
+          <w:sz w:val="24"/>
+        </w:rPr>
+        <w:t>Building RESTful webhooks to dispatch targeted cohorts automatically into HubSpot, Salesforce Marketing Cloud, and Klaviyo.</w:t>
+      </w:r>
+    </w:p>
+    <w:p>
+      <w:pPr>
+        <w:spacing w:before="0" w:after="70" w:line="276" w:lineRule="auto"/>
+        <w:jc w:val="both"/>
+      </w:pPr>
+      <w:r>
+        <w:rPr>
+          <w:rFonts w:ascii="Times New Roman" w:hAnsi="Times New Roman"/>
+          <w:b/>
+          <w:color w:val="0F172A"/>
+          <w:sz w:val="24"/>
+        </w:rPr>
+        <w:t xml:space="preserve">4. Algorithmic Multi-Touch Attribution: </w:t>
+      </w:r>
+      <w:r>
+        <w:rPr>
+          <w:rFonts w:ascii="Times New Roman" w:hAnsi="Times New Roman"/>
+          <w:i w:val="0"/>
+          <w:color w:val="0F172A"/>
+          <w:sz w:val="24"/>
+        </w:rPr>
+        <w:t>Incorporating Shapley Value and Markov Chain attribution models to quantify marketing touchpoint impact across channels.</w:t>
+      </w:r>
+    </w:p>
+    <w:p>
+      <w:r>
+        <w:br w:type="page"/>
+      </w:r>
+    </w:p>
+    <w:p>
+      <w:pPr>
+        <w:spacing w:before="0" w:after="20" w:line="276" w:lineRule="auto"/>
+        <w:jc w:val="right"/>
+      </w:pPr>
+      <w:r>
+        <w:rPr>
+          <w:rFonts w:ascii="Times New Roman" w:hAnsi="Times New Roman"/>
+          <w:i/>
+          <w:color w:val="0F172A"/>
+          <w:sz w:val="24"/>
+        </w:rPr>
+        <w:t>Page 22</w:t>
+      </w:r>
+    </w:p>
+    <w:p>
+      <w:pPr>
+        <w:keepNext/>
+        <w:spacing w:before="140" w:after="50"/>
+        <w:jc w:val="left"/>
+      </w:pPr>
+      <w:r>
+        <w:rPr>
+          <w:rFonts w:ascii="Times New Roman" w:hAnsi="Times New Roman"/>
+          <w:b/>
+          <w:color w:val="1E1B4B"/>
+          <w:sz w:val="32"/>
+        </w:rPr>
+        <w:t>6. REFERENCES:</w:t>
+      </w:r>
+    </w:p>
+    <w:p>
+      <w:pPr>
+        <w:keepNext/>
+        <w:spacing w:before="120" w:after="40"/>
+        <w:jc w:val="left"/>
+      </w:pPr>
+      <w:r>
+        <w:rPr>
+          <w:rFonts w:ascii="Times New Roman" w:hAnsi="Times New Roman"/>
+          <w:b/>
+          <w:color w:val="0F172A"/>
+          <w:sz w:val="28"/>
+        </w:rPr>
+        <w:t>6.1 Books, Research Papers, Experts persons, Technology, Webs, etc.</w:t>
+      </w:r>
+    </w:p>
+    <w:p>
+      <w:pPr>
+        <w:spacing w:before="0" w:after="40" w:line="252" w:lineRule="auto"/>
+      </w:pPr>
+      <w:r>
+        <w:rPr>
+          <w:rFonts w:ascii="Times New Roman" w:hAnsi="Times New Roman"/>
+          <w:b/>
+          <w:sz w:val="17"/>
+        </w:rPr>
+        <w:t xml:space="preserve">1. Hughes, A. M. (1994). </w:t>
+      </w:r>
+      <w:r>
+        <w:rPr>
+          <w:rFonts w:ascii="Times New Roman" w:hAnsi="Times New Roman"/>
+          <w:sz w:val="17"/>
+        </w:rPr>
+        <w:t>Strategic Database Marketing: The Masterplan for Starting and Managing a Profitable, Customer-Based Marketing Program. McGraw-Hill Trade.</w:t>
+      </w:r>
+    </w:p>
+    <w:p>
+      <w:pPr>
+        <w:spacing w:before="0" w:after="40" w:line="252" w:lineRule="auto"/>
+      </w:pPr>
+      <w:r>
+        <w:rPr>
+          <w:rFonts w:ascii="Times New Roman" w:hAnsi="Times New Roman"/>
+          <w:b/>
+          <w:sz w:val="17"/>
+        </w:rPr>
+        <w:t xml:space="preserve">2. MacQueen, J. (1967). </w:t>
+      </w:r>
+      <w:r>
+        <w:rPr>
+          <w:rFonts w:ascii="Times New Roman" w:hAnsi="Times New Roman"/>
+          <w:sz w:val="17"/>
+        </w:rPr>
+        <w:t>Some Methods for classification and Analysis of Multivariate Observations. Proceedings of the 5th Berkeley Symposium on Mathematical Statistics and Probability, 1(14), 281-297.</w:t>
+      </w:r>
+    </w:p>
+    <w:p>
+      <w:pPr>
+        <w:spacing w:before="0" w:after="40" w:line="252" w:lineRule="auto"/>
+      </w:pPr>
+      <w:r>
+        <w:rPr>
+          <w:rFonts w:ascii="Times New Roman" w:hAnsi="Times New Roman"/>
+          <w:b/>
+          <w:sz w:val="17"/>
+        </w:rPr>
+        <w:t xml:space="preserve">3. Rousseeuw, P. J. (1987). </w:t>
+      </w:r>
+      <w:r>
+        <w:rPr>
+          <w:rFonts w:ascii="Times New Roman" w:hAnsi="Times New Roman"/>
+          <w:sz w:val="17"/>
+        </w:rPr>
+        <w:t>Silhouettes: A graphical aid to the interpretation and validation of cluster analysis. Journal of Computational and Applied Mathematics, 20, 53-65.</w:t>
+      </w:r>
+    </w:p>
+    <w:p>
+      <w:pPr>
+        <w:spacing w:before="0" w:after="40" w:line="252" w:lineRule="auto"/>
+      </w:pPr>
+      <w:r>
+        <w:rPr>
+          <w:rFonts w:ascii="Times New Roman" w:hAnsi="Times New Roman"/>
+          <w:b/>
+          <w:sz w:val="17"/>
+        </w:rPr>
+        <w:t xml:space="preserve">4. Tukey, J. W. (1977). </w:t>
+      </w:r>
+      <w:r>
+        <w:rPr>
+          <w:rFonts w:ascii="Times New Roman" w:hAnsi="Times New Roman"/>
+          <w:sz w:val="17"/>
+        </w:rPr>
+        <w:t>Exploratory Data Analysis. Addison-Wesley Publishing Company.</w:t>
+      </w:r>
+    </w:p>
+    <w:p>
+      <w:pPr>
+        <w:spacing w:before="0" w:after="40" w:line="252" w:lineRule="auto"/>
+      </w:pPr>
+      <w:r>
+        <w:rPr>
+          <w:rFonts w:ascii="Times New Roman" w:hAnsi="Times New Roman"/>
+          <w:b/>
+          <w:sz w:val="17"/>
+        </w:rPr>
+        <w:t xml:space="preserve">5. Han, J., Kamber, M., &amp; Pei, J. (2011). </w:t>
+      </w:r>
+      <w:r>
+        <w:rPr>
+          <w:rFonts w:ascii="Times New Roman" w:hAnsi="Times New Roman"/>
+          <w:sz w:val="17"/>
+        </w:rPr>
+        <w:t>Data Mining: Concepts and Techniques (3rd ed.). Morgan Kaufmann Publishers.</w:t>
+      </w:r>
+    </w:p>
+    <w:p>
+      <w:pPr>
+        <w:spacing w:before="0" w:after="40" w:line="252" w:lineRule="auto"/>
+      </w:pPr>
+      <w:r>
+        <w:rPr>
+          <w:rFonts w:ascii="Times New Roman" w:hAnsi="Times New Roman"/>
+          <w:b/>
+          <w:sz w:val="17"/>
+        </w:rPr>
+        <w:t xml:space="preserve">6. McKinney, W. (2022). </w:t>
+      </w:r>
+      <w:r>
+        <w:rPr>
+          <w:rFonts w:ascii="Times New Roman" w:hAnsi="Times New Roman"/>
+          <w:sz w:val="17"/>
+        </w:rPr>
+        <w:t>Python for Data Analysis: Data Wrangling with Pandas, NumPy, and Jupyter (3rd ed.). O'Reilly Media.</w:t>
+      </w:r>
+    </w:p>
+    <w:p>
+      <w:pPr>
+        <w:spacing w:before="0" w:after="40" w:line="252" w:lineRule="auto"/>
+      </w:pPr>
+      <w:r>
+        <w:rPr>
+          <w:rFonts w:ascii="Times New Roman" w:hAnsi="Times New Roman"/>
+          <w:b/>
+          <w:sz w:val="17"/>
+        </w:rPr>
+        <w:t xml:space="preserve">7. Géron, A. (2022). </w:t>
+      </w:r>
+      <w:r>
+        <w:rPr>
+          <w:rFonts w:ascii="Times New Roman" w:hAnsi="Times New Roman"/>
+          <w:sz w:val="17"/>
+        </w:rPr>
+        <w:t>Hands-On Machine Learning with Scikit-Learn, Keras, and TensorFlow (3rd ed.). O'Reilly Media.</w:t>
+      </w:r>
+    </w:p>
+    <w:p>
+      <w:pPr>
+        <w:spacing w:before="0" w:after="40" w:line="252" w:lineRule="auto"/>
+      </w:pPr>
+      <w:r>
+        <w:rPr>
+          <w:rFonts w:ascii="Times New Roman" w:hAnsi="Times New Roman"/>
+          <w:b/>
+          <w:sz w:val="17"/>
+        </w:rPr>
+        <w:t xml:space="preserve">8. Scikit-Learn Documentation (2024). </w:t>
+      </w:r>
+      <w:r>
+        <w:rPr>
+          <w:rFonts w:ascii="Times New Roman" w:hAnsi="Times New Roman"/>
+          <w:sz w:val="17"/>
+        </w:rPr>
+        <w:t>Clustering with K-Means &amp; Silhouette Diagnostics. https://scikit-learn.org/stable/modules/clustering.html</w:t>
+      </w:r>
+    </w:p>
+    <w:p>
+      <w:pPr>
+        <w:spacing w:before="0" w:after="40" w:line="252" w:lineRule="auto"/>
+      </w:pPr>
+      <w:r>
+        <w:rPr>
+          <w:rFonts w:ascii="Times New Roman" w:hAnsi="Times New Roman"/>
+          <w:b/>
+          <w:sz w:val="17"/>
+        </w:rPr>
+        <w:t xml:space="preserve">9. Chart.js Documentation (2024). </w:t>
+      </w:r>
+      <w:r>
+        <w:rPr>
+          <w:rFonts w:ascii="Times New Roman" w:hAnsi="Times New Roman"/>
+          <w:sz w:val="17"/>
+        </w:rPr>
+        <w:t>Open Source HTML5 Canvas Charting Engine. https://www.chartjs.org/docs/latest/</w:t>
+      </w:r>
+    </w:p>
+    <w:p>
+      <w:pPr>
+        <w:spacing w:before="0" w:after="40" w:line="252" w:lineRule="auto"/>
+      </w:pPr>
+      <w:r>
+        <w:rPr>
+          <w:rFonts w:ascii="Times New Roman" w:hAnsi="Times New Roman"/>
+          <w:b/>
+          <w:sz w:val="17"/>
+        </w:rPr>
+        <w:t xml:space="preserve">10. Tailwind CSS Documentation (2024). </w:t>
+      </w:r>
+      <w:r>
+        <w:rPr>
+          <w:rFonts w:ascii="Times New Roman" w:hAnsi="Times New Roman"/>
+          <w:sz w:val="17"/>
+        </w:rPr>
+        <w:t>Utility-First CSS Framework for Rapid UI Development. https://tailwindcss.com/docs</w:t>
+      </w:r>
+    </w:p>
+    <w:p>
+      <w:pPr>
+        <w:keepNext/>
+        <w:spacing w:before="80" w:after="20"/>
+        <w:jc w:val="left"/>
+      </w:pPr>
+      <w:r>
+        <w:rPr>
+          <w:rFonts w:ascii="Times New Roman" w:hAnsi="Times New Roman"/>
+          <w:b/>
+          <w:color w:val="0F172A"/>
+          <w:sz w:val="28"/>
+        </w:rPr>
+        <w:t>PROJECT PROGRESS WORK EVALUATION SCHEDULE (THIRD PROGRESS)</w:t>
+      </w:r>
+    </w:p>
+    <w:p>
+      <w:pPr>
+        <w:spacing w:before="50" w:after="70"/>
+        <w:jc w:val="center"/>
+      </w:pPr>
+      <w:r>
+        <w:rPr>
+          <w:rFonts w:ascii="Times New Roman" w:hAnsi="Times New Roman"/>
+          <w:b/>
+          <w:color w:val="475569"/>
+          <w:sz w:val="19"/>
+        </w:rPr>
+        <w:t>Table 6.1: Project Progress Work Evaluation Schedule &amp; Milestone Tracking</w:t>
       </w:r>
     </w:p>
     <w:tbl>
@@ -15042,7 +17517,7 @@
               <w:left w:w="25" w:type="dxa"/>
               <w:right w:w="25" w:type="dxa"/>
             </w:tcMar>
-            <w:shd w:fill="DCFCE7"/>
+            <w:shd w:fill="EFF6FF"/>
             <w:tcBorders>
               <w:top w:val="single" w:sz="4" w:space="0" w:color="CBD5E1"/>
               <w:left w:val="single" w:sz="4" w:space="0" w:color="CBD5E1"/>
@@ -15075,6 +17550,173 @@
               <w:left w:w="25" w:type="dxa"/>
               <w:right w:w="25" w:type="dxa"/>
             </w:tcMar>
+            <w:shd w:fill="EFF6FF"/>
+            <w:tcBorders>
+              <w:top w:val="single" w:sz="4" w:space="0" w:color="CBD5E1"/>
+              <w:left w:val="single" w:sz="4" w:space="0" w:color="CBD5E1"/>
+              <w:bottom w:val="single" w:sz="4" w:space="0" w:color="CBD5E1"/>
+              <w:right w:val="single" w:sz="4" w:space="0" w:color="CBD5E1"/>
+            </w:tcBorders>
+          </w:tcPr>
+          <w:p>
+            <w:pPr>
+              <w:spacing w:before="0" w:after="0" w:line="252" w:lineRule="auto"/>
+              <w:jc w:val="left"/>
+            </w:pPr>
+            <w:r>
+              <w:rPr>
+                <w:rFonts w:ascii="Times New Roman" w:hAnsi="Times New Roman"/>
+                <w:b w:val="0"/>
+                <w:color w:val="0F172A"/>
+                <w:sz w:val="13"/>
+              </w:rPr>
+              <w:t>Mid-Term Exam (Second Progress)</w:t>
+            </w:r>
+          </w:p>
+        </w:tc>
+        <w:tc>
+          <w:tcPr>
+            <w:tcW w:type="dxa" w:w="1872"/>
+            <w:tcMar>
+              <w:top w:w="14" w:type="dxa"/>
+              <w:bottom w:w="14" w:type="dxa"/>
+              <w:left w:w="25" w:type="dxa"/>
+              <w:right w:w="25" w:type="dxa"/>
+            </w:tcMar>
+            <w:shd w:fill="EFF6FF"/>
+            <w:tcBorders>
+              <w:top w:val="single" w:sz="4" w:space="0" w:color="CBD5E1"/>
+              <w:left w:val="single" w:sz="4" w:space="0" w:color="CBD5E1"/>
+              <w:bottom w:val="single" w:sz="4" w:space="0" w:color="CBD5E1"/>
+              <w:right w:val="single" w:sz="4" w:space="0" w:color="CBD5E1"/>
+            </w:tcBorders>
+          </w:tcPr>
+          <w:p>
+            <w:pPr>
+              <w:spacing w:before="0" w:after="0" w:line="252" w:lineRule="auto"/>
+              <w:jc w:val="center"/>
+            </w:pPr>
+            <w:r>
+              <w:rPr>
+                <w:rFonts w:ascii="Times New Roman" w:hAnsi="Times New Roman"/>
+                <w:b w:val="0"/>
+                <w:color w:val="0F172A"/>
+                <w:sz w:val="13"/>
+              </w:rPr>
+              <w:t>2.3, 2.4, 3.1, 4.1</w:t>
+            </w:r>
+          </w:p>
+        </w:tc>
+        <w:tc>
+          <w:tcPr>
+            <w:tcW w:type="dxa" w:w="1008"/>
+            <w:tcMar>
+              <w:top w:w="14" w:type="dxa"/>
+              <w:bottom w:w="14" w:type="dxa"/>
+              <w:left w:w="25" w:type="dxa"/>
+              <w:right w:w="25" w:type="dxa"/>
+            </w:tcMar>
+            <w:shd w:fill="EFF6FF"/>
+            <w:tcBorders>
+              <w:top w:val="single" w:sz="4" w:space="0" w:color="CBD5E1"/>
+              <w:left w:val="single" w:sz="4" w:space="0" w:color="CBD5E1"/>
+              <w:bottom w:val="single" w:sz="4" w:space="0" w:color="CBD5E1"/>
+              <w:right w:val="single" w:sz="4" w:space="0" w:color="CBD5E1"/>
+            </w:tcBorders>
+          </w:tcPr>
+          <w:p>
+            <w:pPr>
+              <w:spacing w:before="0" w:after="0" w:line="252" w:lineRule="auto"/>
+              <w:jc w:val="center"/>
+            </w:pPr>
+            <w:r>
+              <w:rPr>
+                <w:rFonts w:ascii="Times New Roman" w:hAnsi="Times New Roman"/>
+                <w:b w:val="0"/>
+                <w:color w:val="0F172A"/>
+                <w:sz w:val="13"/>
+              </w:rPr>
+              <w:t>20 Marks</w:t>
+            </w:r>
+          </w:p>
+        </w:tc>
+        <w:tc>
+          <w:tcPr>
+            <w:tcW w:type="dxa" w:w="2592"/>
+            <w:tcMar>
+              <w:top w:w="14" w:type="dxa"/>
+              <w:bottom w:w="14" w:type="dxa"/>
+              <w:left w:w="25" w:type="dxa"/>
+              <w:right w:w="25" w:type="dxa"/>
+            </w:tcMar>
+            <w:shd w:fill="EFF6FF"/>
+            <w:tcBorders>
+              <w:top w:val="single" w:sz="4" w:space="0" w:color="CBD5E1"/>
+              <w:left w:val="single" w:sz="4" w:space="0" w:color="CBD5E1"/>
+              <w:bottom w:val="single" w:sz="4" w:space="0" w:color="CBD5E1"/>
+              <w:right w:val="single" w:sz="4" w:space="0" w:color="CBD5E1"/>
+            </w:tcBorders>
+          </w:tcPr>
+          <w:p>
+            <w:pPr>
+              <w:spacing w:before="0" w:after="0" w:line="252" w:lineRule="auto"/>
+              <w:jc w:val="left"/>
+            </w:pPr>
+            <w:r>
+              <w:rPr>
+                <w:rFonts w:ascii="Times New Roman" w:hAnsi="Times New Roman"/>
+                <w:b w:val="0"/>
+                <w:color w:val="0F172A"/>
+                <w:sz w:val="13"/>
+              </w:rPr>
+              <w:t>COMPLETED &amp; VERIFIED</w:t>
+            </w:r>
+          </w:p>
+        </w:tc>
+      </w:tr>
+      <w:tr>
+        <w:tc>
+          <w:tcPr>
+            <w:tcW w:type="dxa" w:w="1296"/>
+            <w:tcMar>
+              <w:top w:w="14" w:type="dxa"/>
+              <w:bottom w:w="14" w:type="dxa"/>
+              <w:left w:w="25" w:type="dxa"/>
+              <w:right w:w="25" w:type="dxa"/>
+            </w:tcMar>
+            <w:shd w:fill="DCFCE7"/>
+            <w:tcBorders>
+              <w:top w:val="single" w:sz="4" w:space="0" w:color="CBD5E1"/>
+              <w:left w:val="single" w:sz="4" w:space="0" w:color="CBD5E1"/>
+              <w:bottom w:val="single" w:sz="4" w:space="0" w:color="CBD5E1"/>
+              <w:right w:val="single" w:sz="4" w:space="0" w:color="CBD5E1"/>
+            </w:tcBorders>
+          </w:tcPr>
+          <w:p>
+            <w:pPr>
+              <w:spacing w:before="0" w:after="0" w:line="252" w:lineRule="auto"/>
+              <w:jc w:val="center"/>
+            </w:pPr>
+            <w:r>
+              <w:rPr>
+                <w:rFonts w:ascii="Times New Roman" w:hAnsi="Times New Roman"/>
+                <w:b w:val="0"/>
+                <w:color w:val="0F172A"/>
+                <w:sz w:val="13"/>
+              </w:rPr>
+              <w:t>27/10/2026</w:t>
+            </w:r>
+          </w:p>
+        </w:tc>
+        <w:tc>
+          <w:tcPr>
+            <w:tcW w:type="dxa" w:w="2448"/>
+            <w:tcMar>
+              <w:top w:w="14" w:type="dxa"/>
+              <w:bottom w:w="14" w:type="dxa"/>
+              <w:left w:w="25" w:type="dxa"/>
+              <w:right w:w="25" w:type="dxa"/>
+            </w:tcMar>
             <w:shd w:fill="DCFCE7"/>
             <w:tcBorders>
               <w:top w:val="single" w:sz="4" w:space="0" w:color="CBD5E1"/>
@@ -15095,7 +17737,7 @@
                 <w:color w:val="0F172A"/>
                 <w:sz w:val="13"/>
               </w:rPr>
-              <w:t>Mid-Term Exam (Second Progress)</w:t>
+              <w:t>Third Progress Work</w:t>
             </w:r>
           </w:p>
         </w:tc>
@@ -15128,7 +17770,7 @@
                 <w:color w:val="0F172A"/>
                 <w:sz w:val="13"/>
               </w:rPr>
-              <w:t>2.3, 2.4, 3.1, 4.1</w:t>
+              <w:t>4.2, 4.3, 5.1, 5.2, 6.1</w:t>
             </w:r>
           </w:p>
         </w:tc>
@@ -15161,7 +17803,7 @@
                 <w:color w:val="0F172A"/>
                 <w:sz w:val="13"/>
               </w:rPr>
-              <w:t>20 Marks</w:t>
+              <w:t>10 Marks</w:t>
             </w:r>
           </w:p>
         </w:tc>
@@ -15195,173 +17837,6 @@
                 <w:sz w:val="13"/>
               </w:rPr>
               <w:t>DEMONSTRATED (Current Submission)</w:t>
-            </w:r>
-          </w:p>
-        </w:tc>
-      </w:tr>
-      <w:tr>
-        <w:tc>
-          <w:tcPr>
-            <w:tcW w:type="dxa" w:w="1296"/>
-            <w:tcMar>
-              <w:top w:w="14" w:type="dxa"/>
-              <w:bottom w:w="14" w:type="dxa"/>
-              <w:left w:w="25" w:type="dxa"/>
-              <w:right w:w="25" w:type="dxa"/>
-            </w:tcMar>
-            <w:shd w:fill="F8FAFC"/>
-            <w:tcBorders>
-              <w:top w:val="single" w:sz="4" w:space="0" w:color="CBD5E1"/>
-              <w:left w:val="single" w:sz="4" w:space="0" w:color="CBD5E1"/>
-              <w:bottom w:val="single" w:sz="4" w:space="0" w:color="CBD5E1"/>
-              <w:right w:val="single" w:sz="4" w:space="0" w:color="CBD5E1"/>
-            </w:tcBorders>
-          </w:tcPr>
-          <w:p>
-            <w:pPr>
-              <w:spacing w:before="0" w:after="0" w:line="252" w:lineRule="auto"/>
-              <w:jc w:val="center"/>
-            </w:pPr>
-            <w:r>
-              <w:rPr>
-                <w:rFonts w:ascii="Times New Roman" w:hAnsi="Times New Roman"/>
-                <w:b w:val="0"/>
-                <w:color w:val="0F172A"/>
-                <w:sz w:val="13"/>
-              </w:rPr>
-              <w:t>27/10/2026</w:t>
-            </w:r>
-          </w:p>
-        </w:tc>
-        <w:tc>
-          <w:tcPr>
-            <w:tcW w:type="dxa" w:w="2448"/>
-            <w:tcMar>
-              <w:top w:w="14" w:type="dxa"/>
-              <w:bottom w:w="14" w:type="dxa"/>
-              <w:left w:w="25" w:type="dxa"/>
-              <w:right w:w="25" w:type="dxa"/>
-            </w:tcMar>
-            <w:shd w:fill="F8FAFC"/>
-            <w:tcBorders>
-              <w:top w:val="single" w:sz="4" w:space="0" w:color="CBD5E1"/>
-              <w:left w:val="single" w:sz="4" w:space="0" w:color="CBD5E1"/>
-              <w:bottom w:val="single" w:sz="4" w:space="0" w:color="CBD5E1"/>
-              <w:right w:val="single" w:sz="4" w:space="0" w:color="CBD5E1"/>
-            </w:tcBorders>
-          </w:tcPr>
-          <w:p>
-            <w:pPr>
-              <w:spacing w:before="0" w:after="0" w:line="252" w:lineRule="auto"/>
-              <w:jc w:val="left"/>
-            </w:pPr>
-            <w:r>
-              <w:rPr>
-                <w:rFonts w:ascii="Times New Roman" w:hAnsi="Times New Roman"/>
-                <w:b w:val="0"/>
-                <w:color w:val="0F172A"/>
-                <w:sz w:val="13"/>
-              </w:rPr>
-              <w:t>Third Progress Work</w:t>
-            </w:r>
-          </w:p>
-        </w:tc>
-        <w:tc>
-          <w:tcPr>
-            <w:tcW w:type="dxa" w:w="1872"/>
-            <w:tcMar>
-              <w:top w:w="14" w:type="dxa"/>
-              <w:bottom w:w="14" w:type="dxa"/>
-              <w:left w:w="25" w:type="dxa"/>
-              <w:right w:w="25" w:type="dxa"/>
-            </w:tcMar>
-            <w:shd w:fill="F8FAFC"/>
-            <w:tcBorders>
-              <w:top w:val="single" w:sz="4" w:space="0" w:color="CBD5E1"/>
-              <w:left w:val="single" w:sz="4" w:space="0" w:color="CBD5E1"/>
-              <w:bottom w:val="single" w:sz="4" w:space="0" w:color="CBD5E1"/>
-              <w:right w:val="single" w:sz="4" w:space="0" w:color="CBD5E1"/>
-            </w:tcBorders>
-          </w:tcPr>
-          <w:p>
-            <w:pPr>
-              <w:spacing w:before="0" w:after="0" w:line="252" w:lineRule="auto"/>
-              <w:jc w:val="center"/>
-            </w:pPr>
-            <w:r>
-              <w:rPr>
-                <w:rFonts w:ascii="Times New Roman" w:hAnsi="Times New Roman"/>
-                <w:b w:val="0"/>
-                <w:color w:val="0F172A"/>
-                <w:sz w:val="13"/>
-              </w:rPr>
-              <w:t>4.2, 4.3, 5.1, 5.2, 6.1</w:t>
-            </w:r>
-          </w:p>
-        </w:tc>
-        <w:tc>
-          <w:tcPr>
-            <w:tcW w:type="dxa" w:w="1008"/>
-            <w:tcMar>
-              <w:top w:w="14" w:type="dxa"/>
-              <w:bottom w:w="14" w:type="dxa"/>
-              <w:left w:w="25" w:type="dxa"/>
-              <w:right w:w="25" w:type="dxa"/>
-            </w:tcMar>
-            <w:shd w:fill="F8FAFC"/>
-            <w:tcBorders>
-              <w:top w:val="single" w:sz="4" w:space="0" w:color="CBD5E1"/>
-              <w:left w:val="single" w:sz="4" w:space="0" w:color="CBD5E1"/>
-              <w:bottom w:val="single" w:sz="4" w:space="0" w:color="CBD5E1"/>
-              <w:right w:val="single" w:sz="4" w:space="0" w:color="CBD5E1"/>
-            </w:tcBorders>
-          </w:tcPr>
-          <w:p>
-            <w:pPr>
-              <w:spacing w:before="0" w:after="0" w:line="252" w:lineRule="auto"/>
-              <w:jc w:val="center"/>
-            </w:pPr>
-            <w:r>
-              <w:rPr>
-                <w:rFonts w:ascii="Times New Roman" w:hAnsi="Times New Roman"/>
-                <w:b w:val="0"/>
-                <w:color w:val="0F172A"/>
-                <w:sz w:val="13"/>
-              </w:rPr>
-              <w:t>10 Marks</w:t>
-            </w:r>
-          </w:p>
-        </w:tc>
-        <w:tc>
-          <w:tcPr>
-            <w:tcW w:type="dxa" w:w="2592"/>
-            <w:tcMar>
-              <w:top w:w="14" w:type="dxa"/>
-              <w:bottom w:w="14" w:type="dxa"/>
-              <w:left w:w="25" w:type="dxa"/>
-              <w:right w:w="25" w:type="dxa"/>
-            </w:tcMar>
-            <w:shd w:fill="F8FAFC"/>
-            <w:tcBorders>
-              <w:top w:val="single" w:sz="4" w:space="0" w:color="CBD5E1"/>
-              <w:left w:val="single" w:sz="4" w:space="0" w:color="CBD5E1"/>
-              <w:bottom w:val="single" w:sz="4" w:space="0" w:color="CBD5E1"/>
-              <w:right w:val="single" w:sz="4" w:space="0" w:color="CBD5E1"/>
-            </w:tcBorders>
-          </w:tcPr>
-          <w:p>
-            <w:pPr>
-              <w:spacing w:before="0" w:after="0" w:line="252" w:lineRule="auto"/>
-              <w:jc w:val="left"/>
-            </w:pPr>
-            <w:r>
-              <w:rPr>
-                <w:rFonts w:ascii="Times New Roman" w:hAnsi="Times New Roman"/>
-                <w:b w:val="0"/>
-                <w:color w:val="0F172A"/>
-                <w:sz w:val="13"/>
-              </w:rPr>
-              <w:t>Scheduled for Third Milestone</w:t>
             </w:r>
           </w:p>
         </w:tc>
